--- a/note/Hibernate.docx
+++ b/note/Hibernate.docx
@@ -36,7 +36,40 @@
         <w:t>Hibernate is implementation of JPA.</w:t>
       </w:r>
       <w:r>
-        <w:t xml:space="preserve"> JPA determines what to do and how to do is determined by hibernate.</w:t>
+        <w:t xml:space="preserve"> </w:t>
+      </w:r>
+    </w:p>
+    <w:p>
+      <w:pPr>
+        <w:rPr>
+          <w:b/>
+        </w:rPr>
+      </w:pPr>
+      <w:r>
+        <w:rPr>
+          <w:b/>
+        </w:rPr>
+        <w:t>What is JPA?</w:t>
+      </w:r>
+      <w:r>
+        <w:rPr>
+          <w:b/>
+        </w:rPr>
+        <w:br/>
+      </w:r>
+      <w:r>
+        <w:t xml:space="preserve">JPA is a specification provided by Java that defines how to map Java objects to relational database tables using Object-Relational Mapping (ORM). It provides a standard set of annotations and interfaces to manage database operations like saving, updating, deleting, and fetching data. </w:t>
+      </w:r>
+      <w:r>
+        <w:br/>
+      </w:r>
+      <w:proofErr w:type="gramStart"/>
+      <w:r>
+        <w:t>Hibernate</w:t>
+      </w:r>
+      <w:proofErr w:type="gramEnd"/>
+      <w:r>
+        <w:t xml:space="preserve"> implements JPA.</w:t>
       </w:r>
     </w:p>
     <w:p>
@@ -87,7 +120,13 @@
         <w:tab/>
       </w:r>
       <w:r>
-        <w:t>b. XML Configurations.</w:t>
+        <w:t>b. XML Configurations</w:t>
+      </w:r>
+      <w:r>
+        <w:t xml:space="preserve"> (Old method)</w:t>
+      </w:r>
+      <w:r>
+        <w:t>.</w:t>
       </w:r>
     </w:p>
     <w:p>
@@ -120,640 +159,419 @@
       <w:proofErr w:type="gramEnd"/>
     </w:p>
     <w:p>
+      <w:pPr>
+        <w:pStyle w:val="ListParagraph"/>
+        <w:numPr>
+          <w:ilvl w:val="0"/>
+          <w:numId w:val="9"/>
+        </w:numPr>
+      </w:pPr>
+      <w:proofErr w:type="spellStart"/>
+      <w:r>
+        <w:rPr>
+          <w:b/>
+        </w:rPr>
+        <w:t>Bolier</w:t>
+      </w:r>
+      <w:proofErr w:type="spellEnd"/>
+      <w:r>
+        <w:rPr>
+          <w:b/>
+        </w:rPr>
+        <w:t xml:space="preserve"> Plate Code</w:t>
+      </w:r>
+      <w:r>
+        <w:t xml:space="preserve">: </w:t>
+      </w:r>
+      <w:r>
+        <w:t>Hibernate eliminates all the boiler-plate code that comes with JDBC.</w:t>
+      </w:r>
+    </w:p>
+    <w:p>
+      <w:pPr>
+        <w:pStyle w:val="ListParagraph"/>
+        <w:numPr>
+          <w:ilvl w:val="0"/>
+          <w:numId w:val="9"/>
+        </w:numPr>
+      </w:pPr>
+      <w:r>
+        <w:rPr>
+          <w:b/>
+        </w:rPr>
+        <w:t>Transaction Management</w:t>
+      </w:r>
+      <w:r>
+        <w:t xml:space="preserve">: </w:t>
+      </w:r>
+      <w:r>
+        <w:t xml:space="preserve">In JDBC transactions have to </w:t>
+      </w:r>
       <w:proofErr w:type="gramStart"/>
       <w:r>
-        <w:t>a</w:t>
+        <w:t>managed</w:t>
       </w:r>
       <w:proofErr w:type="gramEnd"/>
       <w:r>
-        <w:t xml:space="preserve">. </w:t>
-      </w:r>
-      <w:proofErr w:type="spellStart"/>
-      <w:r>
-        <w:rPr>
-          <w:b/>
-        </w:rPr>
-        <w:t>Bolier</w:t>
-      </w:r>
-      <w:proofErr w:type="spellEnd"/>
-      <w:r>
-        <w:rPr>
-          <w:b/>
-        </w:rPr>
-        <w:t xml:space="preserve"> Plate Code</w:t>
-      </w:r>
-      <w:r>
-        <w:t xml:space="preserve">: </w:t>
-      </w:r>
-      <w:r>
-        <w:t>Hibernate eliminates all the boiler-plate code that comes with JDBC.</w:t>
-      </w:r>
-    </w:p>
-    <w:p>
-      <w:r>
-        <w:t>b. It supports HQL.</w:t>
-      </w:r>
-    </w:p>
-    <w:p>
-      <w:r>
-        <w:t xml:space="preserve">c. </w:t>
-      </w:r>
-      <w:r>
-        <w:rPr>
-          <w:b/>
-        </w:rPr>
-        <w:t>Transaction Management</w:t>
-      </w:r>
-      <w:r>
-        <w:t xml:space="preserve">: </w:t>
-      </w:r>
-      <w:r>
-        <w:t xml:space="preserve">In JDBC transactions have to </w:t>
-      </w:r>
+        <w:t xml:space="preserve"> by ourselves whereas Hibernate manages transactions implicitly.</w:t>
+      </w:r>
+    </w:p>
+    <w:p>
+      <w:pPr>
+        <w:pStyle w:val="ListParagraph"/>
+        <w:numPr>
+          <w:ilvl w:val="0"/>
+          <w:numId w:val="9"/>
+        </w:numPr>
+      </w:pPr>
       <w:proofErr w:type="gramStart"/>
       <w:r>
-        <w:t>managed</w:t>
+        <w:t>Hibernate</w:t>
       </w:r>
       <w:proofErr w:type="gramEnd"/>
       <w:r>
-        <w:t xml:space="preserve"> by ourselves whereas Hibernate manages transactions implicitly.</w:t>
-      </w:r>
-    </w:p>
-    <w:p>
-      <w:r>
-        <w:t xml:space="preserve">d. </w:t>
-      </w:r>
-      <w:r>
-        <w:rPr>
-          <w:b/>
-        </w:rPr>
-        <w:t xml:space="preserve">Exception </w:t>
-      </w:r>
+        <w:t xml:space="preserve"> Supports </w:t>
+      </w:r>
+      <w:r>
+        <w:rPr>
+          <w:b/>
+        </w:rPr>
+        <w:t>Caching</w:t>
+      </w:r>
+      <w:r>
+        <w:t>.</w:t>
+      </w:r>
+    </w:p>
+    <w:p>
+      <w:pPr>
+        <w:rPr>
+          <w:b/>
+        </w:rPr>
+      </w:pPr>
       <w:proofErr w:type="gramStart"/>
       <w:r>
-        <w:rPr>
-          <w:b/>
-        </w:rPr>
-        <w:t>handling</w:t>
-      </w:r>
-      <w:r>
-        <w:t xml:space="preserve"> :</w:t>
+        <w:t>NOTE :</w:t>
       </w:r>
       <w:proofErr w:type="gramEnd"/>
       <w:r>
         <w:t xml:space="preserve"> </w:t>
       </w:r>
       <w:r>
-        <w:t xml:space="preserve"> JDBC throws a </w:t>
-      </w:r>
-      <w:r>
-        <w:rPr>
+        <w:rPr>
+          <w:b/>
+        </w:rPr>
+        <w:t xml:space="preserve">When an object is "persisted," it means that an instance of a Java class (an entity) is saved or stored in a database. </w:t>
+      </w:r>
+    </w:p>
+    <w:p>
+      <w:pPr>
+        <w:rPr>
+          <w:b/>
+        </w:rPr>
+      </w:pPr>
+      <w:r>
+        <w:rPr>
+          <w:b/>
+        </w:rPr>
+        <w:t>Important Interfaces Of Hibernate.</w:t>
+      </w:r>
+    </w:p>
+    <w:p>
+      <w:pPr>
+        <w:rPr>
+          <w:bCs/>
+        </w:rPr>
+      </w:pPr>
+      <w:r>
+        <w:rPr>
+          <w:bCs/>
+        </w:rPr>
+        <w:t xml:space="preserve">In Hibernate, </w:t>
+      </w:r>
+      <w:proofErr w:type="spellStart"/>
+      <w:r>
+        <w:rPr>
+          <w:bCs/>
           <w:i/>
-        </w:rPr>
-        <w:t>checked exception</w:t>
-      </w:r>
-      <w:r>
-        <w:rPr>
+          <w:iCs/>
+        </w:rPr>
+        <w:t>SessionFactory</w:t>
+      </w:r>
+      <w:proofErr w:type="spellEnd"/>
+      <w:r>
+        <w:rPr>
+          <w:bCs/>
           <w:i/>
-        </w:rPr>
-        <w:t xml:space="preserve"> (</w:t>
-      </w:r>
-      <w:proofErr w:type="spellStart"/>
+          <w:iCs/>
+        </w:rPr>
+        <w:t>, Session, and Transaction</w:t>
+      </w:r>
+      <w:r>
+        <w:rPr>
+          <w:bCs/>
+        </w:rPr>
+        <w:t xml:space="preserve"> are the three core interfaces.</w:t>
+      </w:r>
+    </w:p>
+    <w:p>
+      <w:pPr>
+        <w:pStyle w:val="ListParagraph"/>
+        <w:numPr>
+          <w:ilvl w:val="0"/>
+          <w:numId w:val="12"/>
+        </w:numPr>
+        <w:rPr>
+          <w:bCs/>
+        </w:rPr>
+      </w:pPr>
+      <w:proofErr w:type="spellStart"/>
+      <w:proofErr w:type="gramStart"/>
+      <w:r>
+        <w:rPr>
+          <w:bCs/>
+        </w:rPr>
+        <w:t>SessionFactory</w:t>
+      </w:r>
+      <w:proofErr w:type="spellEnd"/>
+      <w:r>
+        <w:rPr>
+          <w:bCs/>
+        </w:rPr>
+        <w:t xml:space="preserve"> </w:t>
+      </w:r>
+      <w:r>
+        <w:rPr>
+          <w:bCs/>
+        </w:rPr>
+        <w:t>:It</w:t>
+      </w:r>
+      <w:proofErr w:type="gramEnd"/>
+      <w:r>
+        <w:rPr>
+          <w:bCs/>
+        </w:rPr>
+        <w:t xml:space="preserve"> </w:t>
+      </w:r>
+      <w:r>
+        <w:t xml:space="preserve">helps creating instance of Session.  Entire application generally has a single instance of </w:t>
+      </w:r>
+      <w:proofErr w:type="spellStart"/>
+      <w:r>
+        <w:t>SessionFactory</w:t>
+      </w:r>
+      <w:proofErr w:type="spellEnd"/>
+      <w:proofErr w:type="gramStart"/>
+      <w:r>
+        <w:t>.</w:t>
+      </w:r>
+      <w:r>
+        <w:rPr>
+          <w:bCs/>
+        </w:rPr>
+        <w:t>.</w:t>
+      </w:r>
+      <w:proofErr w:type="gramEnd"/>
+    </w:p>
+    <w:p>
+      <w:pPr>
+        <w:pStyle w:val="ListParagraph"/>
+        <w:numPr>
+          <w:ilvl w:val="0"/>
+          <w:numId w:val="12"/>
+        </w:numPr>
+        <w:rPr>
+          <w:bCs/>
+        </w:rPr>
+      </w:pPr>
+      <w:r>
+        <w:rPr>
+          <w:bCs/>
+        </w:rPr>
+        <w:t xml:space="preserve">Session: </w:t>
+      </w:r>
+      <w:r>
+        <w:t xml:space="preserve">Session maintains the physical connection between Java application and DB. Session provides methods like </w:t>
+      </w:r>
       <w:r>
         <w:rPr>
           <w:i/>
         </w:rPr>
-        <w:t>SQLException</w:t>
-      </w:r>
-      <w:proofErr w:type="spellEnd"/>
-      <w:r>
-        <w:rPr>
-          <w:i/>
-        </w:rPr>
-        <w:t>)</w:t>
-      </w:r>
-      <w:r>
-        <w:t xml:space="preserve"> called thereby mandating the developer to write try-catch blocks </w:t>
-      </w:r>
-      <w:r>
-        <w:t>for exception handling</w:t>
-      </w:r>
-    </w:p>
-    <w:p>
+        <w:t>persist(), load(), get(), update(), delete(),</w:t>
+      </w:r>
+      <w:r>
+        <w:t xml:space="preserve"> etc. to perform CRUD operations</w:t>
+      </w:r>
+    </w:p>
+    <w:p>
+      <w:pPr>
+        <w:pStyle w:val="ListParagraph"/>
+        <w:numPr>
+          <w:ilvl w:val="0"/>
+          <w:numId w:val="12"/>
+        </w:numPr>
+        <w:rPr>
+          <w:bCs/>
+        </w:rPr>
+      </w:pPr>
+      <w:r>
+        <w:rPr>
+          <w:bCs/>
+        </w:rPr>
+        <w:t>Transaction ensures atomicity of operations performed in a session.</w:t>
+      </w:r>
+    </w:p>
+    <w:p>
+      <w:pPr>
+        <w:rPr>
+          <w:b/>
+        </w:rPr>
+      </w:pPr>
+      <w:r>
+        <w:rPr>
+          <w:b/>
+        </w:rPr>
+        <w:t>How can write our own custom query in Hibernate?</w:t>
+      </w:r>
+    </w:p>
+    <w:p>
+      <w:pPr>
+        <w:rPr>
+          <w:bCs/>
+        </w:rPr>
+      </w:pPr>
+      <w:r>
+        <w:rPr>
+          <w:bCs/>
+        </w:rPr>
+        <w:t>We can use @Query annotation.</w:t>
+      </w:r>
+      <w:r>
+        <w:rPr>
+          <w:bCs/>
+        </w:rPr>
+        <w:br/>
+        <w:t xml:space="preserve">E.g. </w:t>
+      </w:r>
+      <w:r>
+        <w:rPr>
+          <w:bCs/>
+        </w:rPr>
+        <w:br/>
+      </w:r>
       <w:proofErr w:type="gramStart"/>
       <w:r>
-        <w:t>Hibernate</w:t>
+        <w:rPr>
+          <w:bCs/>
+        </w:rPr>
+        <w:t>@Query(</w:t>
       </w:r>
       <w:proofErr w:type="gramEnd"/>
       <w:r>
-        <w:t xml:space="preserve"> throws </w:t>
-      </w:r>
-      <w:r>
-        <w:rPr>
-          <w:i/>
-        </w:rPr>
-        <w:t>unchecked exceptions</w:t>
-      </w:r>
-      <w:r>
-        <w:t xml:space="preserve"> </w:t>
-      </w:r>
-      <w:r>
-        <w:t>(</w:t>
-      </w:r>
-      <w:proofErr w:type="spellStart"/>
-      <w:r>
-        <w:t>HibernateException</w:t>
-      </w:r>
-      <w:proofErr w:type="spellEnd"/>
-      <w:r>
-        <w:t>)</w:t>
-      </w:r>
-      <w:r>
-        <w:t>. This helps developers to avoid writing multiple try-catch blocks to handle e</w:t>
-      </w:r>
-      <w:r>
-        <w:t xml:space="preserve">xceptions. </w:t>
-      </w:r>
-    </w:p>
-    <w:p>
-      <w:proofErr w:type="gramStart"/>
-      <w:r>
-        <w:t>e. Hibernate</w:t>
-      </w:r>
-      <w:proofErr w:type="gramEnd"/>
-      <w:r>
-        <w:t xml:space="preserve"> Supports </w:t>
-      </w:r>
-      <w:r>
-        <w:rPr>
-          <w:b/>
-        </w:rPr>
-        <w:t>Caching</w:t>
-      </w:r>
-      <w:r>
-        <w:t>.</w:t>
-      </w:r>
-    </w:p>
-    <w:p>
-      <w:pPr>
-        <w:rPr>
-          <w:b/>
-        </w:rPr>
-      </w:pPr>
-      <w:r>
-        <w:rPr>
-          <w:b/>
-        </w:rPr>
-        <w:t>What is JPA?</w:t>
-      </w:r>
-    </w:p>
-    <w:p>
-      <w:r>
-        <w:t xml:space="preserve">It is a programming interface that manages relational data in Java Application. </w:t>
-      </w:r>
-      <w:proofErr w:type="gramStart"/>
-      <w:r>
-        <w:t>Hibernate</w:t>
-      </w:r>
-      <w:proofErr w:type="gramEnd"/>
-      <w:r>
-        <w:t xml:space="preserve"> implements JPA.</w:t>
-      </w:r>
-    </w:p>
-    <w:p>
-      <w:pPr>
-        <w:rPr>
-          <w:b/>
-        </w:rPr>
-      </w:pPr>
-      <w:proofErr w:type="gramStart"/>
-      <w:r>
-        <w:t>NOTE :</w:t>
-      </w:r>
-      <w:proofErr w:type="gramEnd"/>
-      <w:r>
-        <w:t xml:space="preserve"> </w:t>
-      </w:r>
-      <w:r>
-        <w:rPr>
-          <w:b/>
-        </w:rPr>
-        <w:t xml:space="preserve">When an object is "persisted," it means that an instance of a Java class (an entity) is saved or stored in a database. </w:t>
-      </w:r>
-    </w:p>
-    <w:p>
-      <w:pPr>
-        <w:rPr>
-          <w:b/>
-        </w:rPr>
-      </w:pPr>
-      <w:r>
-        <w:rPr>
-          <w:b/>
-        </w:rPr>
-        <w:t>Important Interfaces Of Hibernate.</w:t>
-      </w:r>
-    </w:p>
-    <w:p>
-      <w:r>
-        <w:t>a. Session</w:t>
-      </w:r>
-      <w:r>
-        <w:br/>
-      </w:r>
-      <w:r>
-        <w:t xml:space="preserve">b. </w:t>
-      </w:r>
-      <w:proofErr w:type="spellStart"/>
-      <w:r>
-        <w:t>SessionFactory</w:t>
-      </w:r>
-      <w:proofErr w:type="spellEnd"/>
-      <w:r>
-        <w:br/>
-      </w:r>
-      <w:r>
-        <w:t>c. Transaction</w:t>
-      </w:r>
-    </w:p>
-    <w:p>
-      <w:pPr>
-        <w:rPr>
-          <w:b/>
-        </w:rPr>
-      </w:pPr>
-      <w:r>
-        <w:rPr>
-          <w:b/>
-        </w:rPr>
-        <w:t>What is Session</w:t>
-      </w:r>
-    </w:p>
-    <w:p>
-      <w:r>
-        <w:t xml:space="preserve">A session is an object that maintains the physical connection between Java application and DB. </w:t>
-      </w:r>
-      <w:r>
-        <w:br/>
-        <w:t xml:space="preserve">Session also has methods for performing CRUD operations (from DB) using methods like </w:t>
-      </w:r>
-      <w:proofErr w:type="gramStart"/>
-      <w:r>
-        <w:rPr>
-          <w:i/>
-        </w:rPr>
-        <w:t>persist(</w:t>
-      </w:r>
-      <w:proofErr w:type="gramEnd"/>
-      <w:r>
-        <w:rPr>
-          <w:i/>
-        </w:rPr>
-        <w:t>), load(), get(), update(), delete(),</w:t>
-      </w:r>
-      <w:r>
-        <w:t xml:space="preserve"> etc. </w:t>
-      </w:r>
-      <w:r>
-        <w:br/>
-      </w:r>
-      <w:r>
+        <w:rPr>
+          <w:bCs/>
+        </w:rPr>
+        <w:t xml:space="preserve">value = "SELECT * FROM employees WHERE department = :dept", </w:t>
+      </w:r>
+      <w:proofErr w:type="spellStart"/>
+      <w:r>
+        <w:rPr>
+          <w:bCs/>
+        </w:rPr>
+        <w:t>nativeQuery</w:t>
+      </w:r>
+      <w:proofErr w:type="spellEnd"/>
+      <w:r>
+        <w:rPr>
+          <w:bCs/>
+        </w:rPr>
+        <w:t xml:space="preserve"> = true)</w:t>
+      </w:r>
+      <w:r>
+        <w:rPr>
+          <w:bCs/>
+        </w:rPr>
+        <w:br/>
+      </w:r>
+      <w:r>
+        <w:rPr>
+          <w:bCs/>
+        </w:rPr>
+        <w:t xml:space="preserve">List&lt;Employee&gt; </w:t>
+      </w:r>
+      <w:proofErr w:type="spellStart"/>
+      <w:r>
+        <w:rPr>
+          <w:bCs/>
+        </w:rPr>
+        <w:t>findByDepartmentNative</w:t>
+      </w:r>
+      <w:proofErr w:type="spellEnd"/>
+      <w:r>
+        <w:rPr>
+          <w:bCs/>
+        </w:rPr>
+        <w:t>(@</w:t>
+      </w:r>
+      <w:proofErr w:type="spellStart"/>
+      <w:r>
+        <w:rPr>
+          <w:bCs/>
+        </w:rPr>
+        <w:t>Param</w:t>
+      </w:r>
+      <w:proofErr w:type="spellEnd"/>
+      <w:r>
+        <w:rPr>
+          <w:bCs/>
+        </w:rPr>
+        <w:t>("dept") String department);</w:t>
+      </w:r>
+      <w:r>
+        <w:rPr>
+          <w:bCs/>
+        </w:rPr>
+        <w:br/>
+      </w:r>
+      <w:proofErr w:type="spellStart"/>
+      <w:r>
+        <w:rPr>
+          <w:bCs/>
+        </w:rPr>
+        <w:t>nativeQuery</w:t>
+      </w:r>
+      <w:proofErr w:type="spellEnd"/>
+      <w:r>
+        <w:rPr>
+          <w:bCs/>
+        </w:rPr>
+        <w:t>=true implies that the query we have provided is real SQL Query</w:t>
+      </w:r>
+    </w:p>
+    <w:p>
+      <w:pPr>
+        <w:rPr>
+          <w:b/>
+        </w:rPr>
+      </w:pPr>
+    </w:p>
+    <w:p>
+      <w:pPr>
+        <w:rPr>
+          <w:b/>
+        </w:rPr>
+      </w:pPr>
+    </w:p>
+    <w:p>
+      <w:pPr>
+        <w:rPr>
+          <w:b/>
+        </w:rPr>
+      </w:pPr>
+      <w:r>
+        <w:rPr>
+          <w:b/>
+        </w:rPr>
         <w:lastRenderedPageBreak/>
-        <w:t>Additionally, it has factory methods to return Query, Criteria and Transaction objects.</w:t>
-      </w:r>
-      <w:r>
-        <w:br/>
-        <w:t>Session Object is called as Persistence Object.</w:t>
-      </w:r>
-    </w:p>
-    <w:p>
-      <w:pPr>
-        <w:rPr>
-          <w:b/>
-        </w:rPr>
-      </w:pPr>
-      <w:r>
-        <w:rPr>
-          <w:b/>
-        </w:rPr>
-        <w:t xml:space="preserve">What is </w:t>
-      </w:r>
-      <w:proofErr w:type="spellStart"/>
-      <w:r>
-        <w:rPr>
-          <w:b/>
-        </w:rPr>
-        <w:t>SessionFactory</w:t>
-      </w:r>
-      <w:proofErr w:type="spellEnd"/>
-    </w:p>
-    <w:p>
-      <w:proofErr w:type="spellStart"/>
-      <w:r>
-        <w:t>SessionFactory</w:t>
-      </w:r>
-      <w:proofErr w:type="spellEnd"/>
-      <w:r>
-        <w:t xml:space="preserve"> provides an instance of Session. </w:t>
-      </w:r>
-      <w:r>
-        <w:br/>
-        <w:t>It gives the Session objects based on the configuration parameters in order to establish the connection to the database.</w:t>
-      </w:r>
-      <w:r>
-        <w:br/>
-        <w:t xml:space="preserve">The application generally has a single instance of </w:t>
-      </w:r>
-      <w:proofErr w:type="spellStart"/>
-      <w:r>
-        <w:t>SessionFactory</w:t>
-      </w:r>
-      <w:proofErr w:type="spellEnd"/>
-      <w:r>
-        <w:t xml:space="preserve">. </w:t>
-      </w:r>
-    </w:p>
-    <w:p>
-      <w:r>
-        <w:t xml:space="preserve">The internal state of a </w:t>
-      </w:r>
-      <w:proofErr w:type="spellStart"/>
-      <w:r>
-        <w:t>SessionFactory</w:t>
-      </w:r>
-      <w:proofErr w:type="spellEnd"/>
-      <w:r>
-        <w:t xml:space="preserve"> </w:t>
-      </w:r>
-      <w:r>
-        <w:t>(</w:t>
-      </w:r>
-      <w:r>
-        <w:t>which includes metadata about ORM</w:t>
-      </w:r>
-      <w:r>
-        <w:t>)</w:t>
-      </w:r>
-      <w:r>
-        <w:t xml:space="preserve"> is immutable, </w:t>
-      </w:r>
-      <w:proofErr w:type="spellStart"/>
-      <w:r>
-        <w:t>i.e</w:t>
-      </w:r>
-      <w:proofErr w:type="spellEnd"/>
-      <w:r>
-        <w:t xml:space="preserve"> once the instance is created, it cannot be changed.</w:t>
-      </w:r>
-    </w:p>
-    <w:p>
-      <w:pPr>
-        <w:rPr>
-          <w:i/>
-        </w:rPr>
-      </w:pPr>
-      <w:r>
-        <w:rPr>
-          <w:i/>
-        </w:rPr>
-        <w:t xml:space="preserve">Configuration </w:t>
-      </w:r>
-      <w:proofErr w:type="spellStart"/>
-      <w:r>
-        <w:rPr>
-          <w:i/>
-        </w:rPr>
-        <w:t>configuration</w:t>
-      </w:r>
-      <w:proofErr w:type="spellEnd"/>
-      <w:r>
-        <w:rPr>
-          <w:i/>
-        </w:rPr>
-        <w:t xml:space="preserve"> = new </w:t>
-      </w:r>
-      <w:proofErr w:type="gramStart"/>
-      <w:r>
-        <w:rPr>
-          <w:i/>
-        </w:rPr>
-        <w:t>Configuration(</w:t>
-      </w:r>
-      <w:proofErr w:type="gramEnd"/>
-      <w:r>
-        <w:rPr>
-          <w:i/>
-        </w:rPr>
-        <w:t>);</w:t>
-      </w:r>
-      <w:r>
-        <w:rPr>
-          <w:i/>
-        </w:rPr>
-        <w:br/>
-      </w:r>
-      <w:proofErr w:type="spellStart"/>
-      <w:r>
-        <w:rPr>
-          <w:i/>
-        </w:rPr>
-        <w:t>configuration.configure</w:t>
-      </w:r>
-      <w:proofErr w:type="spellEnd"/>
-      <w:r>
-        <w:rPr>
-          <w:i/>
-        </w:rPr>
-        <w:t>("</w:t>
-      </w:r>
-      <w:proofErr w:type="spellStart"/>
-      <w:r>
-        <w:rPr>
-          <w:i/>
-        </w:rPr>
-        <w:t>hibernate.cfg.xml</w:t>
-      </w:r>
-      <w:proofErr w:type="spellEnd"/>
-      <w:r>
-        <w:rPr>
-          <w:i/>
-        </w:rPr>
-        <w:t>"); // Load Hibernate configuration from XML file</w:t>
-      </w:r>
-      <w:r>
-        <w:rPr>
-          <w:i/>
-        </w:rPr>
-        <w:br/>
-      </w:r>
-      <w:proofErr w:type="spellStart"/>
-      <w:r>
-        <w:rPr>
-          <w:i/>
-        </w:rPr>
-        <w:t>SessionFactory</w:t>
-      </w:r>
-      <w:proofErr w:type="spellEnd"/>
-      <w:r>
-        <w:rPr>
-          <w:i/>
-        </w:rPr>
-        <w:t xml:space="preserve"> </w:t>
-      </w:r>
-      <w:proofErr w:type="spellStart"/>
-      <w:r>
-        <w:rPr>
-          <w:i/>
-        </w:rPr>
-        <w:t>sessionFactory</w:t>
-      </w:r>
-      <w:proofErr w:type="spellEnd"/>
-      <w:r>
-        <w:rPr>
-          <w:i/>
-        </w:rPr>
-        <w:t xml:space="preserve"> = </w:t>
-      </w:r>
-      <w:proofErr w:type="spellStart"/>
-      <w:r>
-        <w:rPr>
-          <w:i/>
-        </w:rPr>
-        <w:t>configuration.buildSessionFactory</w:t>
-      </w:r>
-      <w:proofErr w:type="spellEnd"/>
-      <w:r>
-        <w:rPr>
-          <w:i/>
-        </w:rPr>
-        <w:t>();</w:t>
-      </w:r>
-      <w:r>
-        <w:rPr>
-          <w:i/>
-        </w:rPr>
-        <w:br/>
-        <w:t xml:space="preserve">Session </w:t>
-      </w:r>
-      <w:proofErr w:type="spellStart"/>
-      <w:r>
-        <w:rPr>
-          <w:i/>
-        </w:rPr>
-        <w:t>session</w:t>
-      </w:r>
-      <w:proofErr w:type="spellEnd"/>
-      <w:r>
-        <w:rPr>
-          <w:i/>
-        </w:rPr>
-        <w:t xml:space="preserve"> = </w:t>
-      </w:r>
-      <w:proofErr w:type="spellStart"/>
-      <w:r>
-        <w:rPr>
-          <w:i/>
-        </w:rPr>
-        <w:t>sessionFactory.openSession</w:t>
-      </w:r>
-      <w:proofErr w:type="spellEnd"/>
-      <w:r>
-        <w:rPr>
-          <w:i/>
-        </w:rPr>
-        <w:t>();</w:t>
-      </w:r>
-      <w:r>
-        <w:rPr>
-          <w:i/>
-        </w:rPr>
-        <w:br/>
-        <w:t>// Perform database operations using the session</w:t>
-      </w:r>
-      <w:r>
-        <w:rPr>
-          <w:i/>
-        </w:rPr>
-        <w:br/>
-      </w:r>
-      <w:proofErr w:type="spellStart"/>
-      <w:r>
-        <w:rPr>
-          <w:i/>
-        </w:rPr>
-        <w:t>session.close</w:t>
-      </w:r>
-      <w:proofErr w:type="spellEnd"/>
-      <w:r>
-        <w:rPr>
-          <w:i/>
-        </w:rPr>
-        <w:t>(); // Close the session when done</w:t>
-      </w:r>
-    </w:p>
-    <w:p>
-      <w:r>
-        <w:rPr>
-          <w:noProof/>
-          <w:lang w:bidi="hi-IN"/>
-        </w:rPr>
-        <w:drawing>
-          <wp:inline distT="0" distB="0" distL="0" distR="0">
-            <wp:extent cx="2785110" cy="2443480"/>
-            <wp:effectExtent l="19050" t="0" r="0" b="0"/>
-            <wp:docPr id="29" name="Picture 4"/>
-            <wp:cNvGraphicFramePr>
-              <a:graphicFrameLocks xmlns:a="http://schemas.openxmlformats.org/drawingml/2006/main" noChangeAspect="1"/>
-            </wp:cNvGraphicFramePr>
-            <a:graphic xmlns:a="http://schemas.openxmlformats.org/drawingml/2006/main">
-              <a:graphicData uri="http://schemas.openxmlformats.org/drawingml/2006/picture">
-                <pic:pic xmlns:pic="http://schemas.openxmlformats.org/drawingml/2006/picture">
-                  <pic:nvPicPr>
-                    <pic:cNvPr id="0" name="Picture 4"/>
-                    <pic:cNvPicPr>
-                      <a:picLocks noChangeAspect="1" noChangeArrowheads="1"/>
-                    </pic:cNvPicPr>
-                  </pic:nvPicPr>
-                  <pic:blipFill>
-                    <a:blip r:embed="rId5" cstate="print"/>
-                    <a:srcRect/>
-                    <a:stretch>
-                      <a:fillRect/>
-                    </a:stretch>
-                  </pic:blipFill>
-                  <pic:spPr bwMode="auto">
-                    <a:xfrm>
-                      <a:off x="0" y="0"/>
-                      <a:ext cx="2785110" cy="2443480"/>
-                    </a:xfrm>
-                    <a:prstGeom prst="rect">
-                      <a:avLst/>
-                    </a:prstGeom>
-                    <a:noFill/>
-                    <a:ln w="9525">
-                      <a:noFill/>
-                      <a:miter lim="800000"/>
-                      <a:headEnd/>
-                      <a:tailEnd/>
-                    </a:ln>
-                  </pic:spPr>
-                </pic:pic>
-              </a:graphicData>
-            </a:graphic>
-          </wp:inline>
-        </w:drawing>
-      </w:r>
-    </w:p>
-    <w:p>
-      <w:pPr>
-        <w:rPr>
-          <w:b/>
-        </w:rPr>
-      </w:pPr>
-      <w:r>
-        <w:rPr>
-          <w:b/>
-        </w:rPr>
         <w:t>Important Annotations</w:t>
       </w:r>
     </w:p>
@@ -833,7 +651,6 @@
         </w:numPr>
       </w:pPr>
       <w:r>
-        <w:lastRenderedPageBreak/>
         <w:t xml:space="preserve">@Access: </w:t>
       </w:r>
       <w:r>
@@ -939,33 +756,7 @@
         <w:rPr>
           <w:b/>
         </w:rPr>
-        <w:t>How to create an immutable class in hibernate?</w:t>
-      </w:r>
-    </w:p>
-    <w:p>
-      <w:r>
-        <w:t>Use @</w:t>
-      </w:r>
-      <w:proofErr w:type="spellStart"/>
-      <w:r>
-        <w:t>Immmutable</w:t>
-      </w:r>
-      <w:proofErr w:type="spellEnd"/>
-      <w:r>
-        <w:t xml:space="preserve"> annotation</w:t>
-      </w:r>
-    </w:p>
-    <w:p>
-      <w:pPr>
-        <w:rPr>
-          <w:b/>
-        </w:rPr>
-      </w:pPr>
-      <w:r>
-        <w:rPr>
-          <w:b/>
-        </w:rPr>
-        <w:t xml:space="preserve">What is hibernate configuration file. Is it different from </w:t>
+        <w:t xml:space="preserve">Difference between </w:t>
       </w:r>
       <w:proofErr w:type="spellStart"/>
       <w:proofErr w:type="gramStart"/>
@@ -973,614 +764,114 @@
         <w:rPr>
           <w:b/>
         </w:rPr>
-        <w:t>application.properties</w:t>
-      </w:r>
-      <w:proofErr w:type="spellEnd"/>
+        <w:t>openSession</w:t>
+      </w:r>
+      <w:proofErr w:type="spellEnd"/>
+      <w:r>
+        <w:rPr>
+          <w:b/>
+        </w:rPr>
+        <w:t>(</w:t>
+      </w:r>
       <w:proofErr w:type="gramEnd"/>
-    </w:p>
-    <w:p>
-      <w:r>
-        <w:t>a. It contains</w:t>
-      </w:r>
-      <w:r>
-        <w:t xml:space="preserve"> </w:t>
-      </w:r>
-      <w:r>
-        <w:t xml:space="preserve">DB </w:t>
-      </w:r>
-      <w:r>
-        <w:t>specific configuration</w:t>
+      <w:r>
+        <w:rPr>
+          <w:b/>
+        </w:rPr>
+        <w:t xml:space="preserve">) &amp; </w:t>
+      </w:r>
+      <w:proofErr w:type="spellStart"/>
+      <w:r>
+        <w:rPr>
+          <w:b/>
+        </w:rPr>
+        <w:t>getCurrentSession</w:t>
+      </w:r>
+      <w:proofErr w:type="spellEnd"/>
+      <w:r>
+        <w:rPr>
+          <w:b/>
+        </w:rPr>
+        <w:t>()?</w:t>
+      </w:r>
+    </w:p>
+    <w:p>
+      <w:pPr>
+        <w:pStyle w:val="ListParagraph"/>
+        <w:numPr>
+          <w:ilvl w:val="0"/>
+          <w:numId w:val="13"/>
+        </w:numPr>
+      </w:pPr>
+      <w:proofErr w:type="spellStart"/>
+      <w:proofErr w:type="gramStart"/>
+      <w:r>
+        <w:t>openSession</w:t>
+      </w:r>
+      <w:proofErr w:type="spellEnd"/>
+      <w:r>
+        <w:t>(</w:t>
+      </w:r>
+      <w:proofErr w:type="gramEnd"/>
+      <w:r>
+        <w:t xml:space="preserve">): create </w:t>
+      </w:r>
+      <w:r>
+        <w:t>new session</w:t>
+      </w:r>
+      <w:r>
+        <w:t xml:space="preserve"> every time it is called. </w:t>
+      </w:r>
+      <w:r>
+        <w:t xml:space="preserve">We should </w:t>
+      </w:r>
+      <w:r>
+        <w:t xml:space="preserve">always </w:t>
+      </w:r>
+      <w:r>
+        <w:t xml:space="preserve">close the session object once we are done with DB </w:t>
+      </w:r>
+      <w:proofErr w:type="spellStart"/>
+      <w:r>
+        <w:t>operations.</w:t>
+      </w:r>
+      <w:proofErr w:type="spellEnd"/>
+    </w:p>
+    <w:p>
+      <w:pPr>
+        <w:pStyle w:val="ListParagraph"/>
+        <w:numPr>
+          <w:ilvl w:val="0"/>
+          <w:numId w:val="13"/>
+        </w:numPr>
+      </w:pPr>
+      <w:proofErr w:type="spellStart"/>
+      <w:proofErr w:type="gramStart"/>
+      <w:r>
+        <w:t>getCurrentSession</w:t>
+      </w:r>
+      <w:proofErr w:type="spellEnd"/>
+      <w:r>
+        <w:t>(</w:t>
+      </w:r>
+      <w:proofErr w:type="gramEnd"/>
+      <w:r>
+        <w:t>)</w:t>
+      </w:r>
+      <w:r>
+        <w:t xml:space="preserve">: </w:t>
+      </w:r>
+      <w:r>
+        <w:t>return</w:t>
       </w:r>
       <w:r>
         <w:t>s</w:t>
       </w:r>
       <w:r>
-        <w:t xml:space="preserve">, which is used to </w:t>
-      </w:r>
-      <w:proofErr w:type="spellStart"/>
-      <w:r>
-        <w:t>initilize</w:t>
-      </w:r>
-      <w:proofErr w:type="spellEnd"/>
-      <w:r>
-        <w:t xml:space="preserve"> </w:t>
-      </w:r>
-      <w:proofErr w:type="spellStart"/>
-      <w:r>
-        <w:t>sessionFactory</w:t>
-      </w:r>
-      <w:proofErr w:type="spellEnd"/>
-      <w:r>
-        <w:t>.</w:t>
-      </w:r>
-      <w:r>
-        <w:br/>
-        <w:t xml:space="preserve">b. </w:t>
-      </w:r>
-      <w:r>
-        <w:t>I</w:t>
-      </w:r>
-      <w:r>
-        <w:t xml:space="preserve">t should be named as </w:t>
-      </w:r>
-      <w:proofErr w:type="spellStart"/>
-      <w:r>
-        <w:t>hibernate.cfg.xml</w:t>
-      </w:r>
-      <w:proofErr w:type="spellEnd"/>
-      <w:r>
-        <w:t xml:space="preserve">. It is placed under </w:t>
-      </w:r>
-      <w:proofErr w:type="spellStart"/>
-      <w:r>
-        <w:t>src</w:t>
-      </w:r>
-      <w:proofErr w:type="spellEnd"/>
-      <w:r>
-        <w:t>/main/resource folder.</w:t>
-      </w:r>
-      <w:r>
-        <w:br/>
-        <w:t xml:space="preserve">c. List of Properties used in </w:t>
-      </w:r>
-      <w:proofErr w:type="spellStart"/>
-      <w:r>
-        <w:t>cfg</w:t>
-      </w:r>
-      <w:proofErr w:type="spellEnd"/>
-      <w:r>
-        <w:t xml:space="preserve"> file </w:t>
-      </w:r>
-      <w:r>
-        <w:br/>
-        <w:t xml:space="preserve"> </w:t>
-      </w:r>
-      <w:r>
-        <w:tab/>
-      </w:r>
-      <w:proofErr w:type="spellStart"/>
-      <w:r>
-        <w:t>i</w:t>
-      </w:r>
-      <w:proofErr w:type="spellEnd"/>
-      <w:r>
-        <w:t xml:space="preserve">. </w:t>
-      </w:r>
-      <w:proofErr w:type="spellStart"/>
-      <w:r>
-        <w:t>hibernate.dialect</w:t>
-      </w:r>
-      <w:proofErr w:type="spellEnd"/>
-      <w:r>
-        <w:br/>
-        <w:t xml:space="preserve"> </w:t>
-      </w:r>
-      <w:r>
-        <w:tab/>
-        <w:t xml:space="preserve">ii. </w:t>
-      </w:r>
-      <w:proofErr w:type="spellStart"/>
-      <w:proofErr w:type="gramStart"/>
-      <w:r>
-        <w:t>hibernate.connection.driver_class</w:t>
-      </w:r>
-      <w:proofErr w:type="spellEnd"/>
-      <w:proofErr w:type="gramEnd"/>
-      <w:r>
-        <w:br/>
-        <w:t xml:space="preserve"> </w:t>
-      </w:r>
-      <w:r>
-        <w:tab/>
-        <w:t xml:space="preserve">iii. </w:t>
-      </w:r>
-      <w:proofErr w:type="spellStart"/>
-      <w:proofErr w:type="gramStart"/>
-      <w:r>
-        <w:t>hibernate.connection.url</w:t>
-      </w:r>
-      <w:proofErr w:type="spellEnd"/>
-      <w:proofErr w:type="gramEnd"/>
-      <w:r>
-        <w:br/>
-        <w:t xml:space="preserve"> </w:t>
-      </w:r>
-      <w:r>
-        <w:tab/>
-        <w:t xml:space="preserve">iv. </w:t>
-      </w:r>
-      <w:proofErr w:type="spellStart"/>
-      <w:r>
-        <w:t>hibernate.connection.username</w:t>
-      </w:r>
-      <w:proofErr w:type="spellEnd"/>
-      <w:r>
-        <w:br/>
-        <w:t xml:space="preserve"> </w:t>
-      </w:r>
-      <w:r>
-        <w:tab/>
-        <w:t xml:space="preserve">v. </w:t>
-      </w:r>
-      <w:proofErr w:type="spellStart"/>
-      <w:r>
-        <w:t>hibernate.connection.password</w:t>
-      </w:r>
-      <w:proofErr w:type="spellEnd"/>
-      <w:r>
-        <w:br/>
-        <w:t xml:space="preserve"> </w:t>
-      </w:r>
-      <w:r>
-        <w:tab/>
-      </w:r>
-      <w:proofErr w:type="gramStart"/>
-      <w:r>
-        <w:t>vi</w:t>
-      </w:r>
-      <w:proofErr w:type="gramEnd"/>
-      <w:r>
-        <w:t xml:space="preserve">. </w:t>
-      </w:r>
-      <w:proofErr w:type="spellStart"/>
-      <w:r>
-        <w:t>hibernate.connection.autocommit</w:t>
-      </w:r>
-      <w:proofErr w:type="spellEnd"/>
-    </w:p>
-    <w:p>
-      <w:r>
-        <w:t xml:space="preserve">If there are multiple databases, then </w:t>
-      </w:r>
-      <w:proofErr w:type="spellStart"/>
-      <w:r>
-        <w:t>seperate</w:t>
-      </w:r>
-      <w:proofErr w:type="spellEnd"/>
-      <w:r>
-        <w:t xml:space="preserve"> Session Factory has to be created for each database.</w:t>
-      </w:r>
-    </w:p>
-    <w:p>
-      <w:proofErr w:type="spellStart"/>
-      <w:r>
-        <w:t>Hibernate.cfg.xml</w:t>
-      </w:r>
-      <w:proofErr w:type="spellEnd"/>
-      <w:r>
-        <w:t xml:space="preserve"> is different </w:t>
-      </w:r>
-      <w:proofErr w:type="gramStart"/>
-      <w:r>
-        <w:t xml:space="preserve">from  </w:t>
-      </w:r>
-      <w:proofErr w:type="spellStart"/>
-      <w:r>
-        <w:t>application.properties</w:t>
-      </w:r>
-      <w:proofErr w:type="spellEnd"/>
-      <w:proofErr w:type="gramEnd"/>
-    </w:p>
-    <w:p>
-      <w:pPr>
-        <w:rPr>
-          <w:b/>
-        </w:rPr>
-      </w:pPr>
-      <w:r>
-        <w:rPr>
-          <w:b/>
-        </w:rPr>
-        <w:t>What is hibernate mapping file.</w:t>
-      </w:r>
-    </w:p>
-    <w:p>
-      <w:r>
-        <w:t>This mapping file instructs Hibernate — how to map the defined class or classes to the database tables.</w:t>
-      </w:r>
-      <w:r>
-        <w:br/>
-        <w:t>Instead of using xml file we can use annotations as well.</w:t>
-      </w:r>
-      <w:r>
-        <w:br/>
-        <w:t>Conventionally it is named as &lt;</w:t>
-      </w:r>
-      <w:proofErr w:type="spellStart"/>
-      <w:r>
-        <w:t>className</w:t>
-      </w:r>
-      <w:proofErr w:type="spellEnd"/>
-      <w:r>
-        <w:t>&gt;.</w:t>
-      </w:r>
-      <w:proofErr w:type="spellStart"/>
-      <w:r>
-        <w:t>hbm.xml</w:t>
-      </w:r>
-      <w:proofErr w:type="spellEnd"/>
-      <w:r>
-        <w:t>.</w:t>
-      </w:r>
-      <w:r>
-        <w:br/>
-        <w:t xml:space="preserve"> </w:t>
-      </w:r>
-      <w:r>
-        <w:tab/>
-        <w:t>a. &lt;hibernate-mapping&gt;&lt;/hibernate-mapping&gt; -&gt; it is root element.</w:t>
-      </w:r>
-      <w:r>
-        <w:br/>
-        <w:t xml:space="preserve"> </w:t>
-      </w:r>
-      <w:r>
-        <w:tab/>
-      </w:r>
-      <w:proofErr w:type="gramStart"/>
-      <w:r>
-        <w:t>b</w:t>
-      </w:r>
-      <w:proofErr w:type="gramEnd"/>
-      <w:r>
-        <w:t xml:space="preserve">. class -&gt; specifies the persistent class. </w:t>
-      </w:r>
-      <w:proofErr w:type="gramStart"/>
-      <w:r>
-        <w:t>persistent</w:t>
-      </w:r>
-      <w:proofErr w:type="gramEnd"/>
-      <w:r>
-        <w:t xml:space="preserve"> class is POJO file</w:t>
-      </w:r>
-      <w:r>
-        <w:br/>
-        <w:t xml:space="preserve"> </w:t>
-      </w:r>
-      <w:r>
-        <w:tab/>
-        <w:t>c. id -&gt; specifies the primary key attribute to the class.</w:t>
-      </w:r>
-      <w:r>
-        <w:br/>
-        <w:t xml:space="preserve"> </w:t>
-      </w:r>
-      <w:r>
-        <w:tab/>
-      </w:r>
-      <w:proofErr w:type="gramStart"/>
-      <w:r>
-        <w:t>d</w:t>
-      </w:r>
-      <w:proofErr w:type="gramEnd"/>
-      <w:r>
-        <w:t>. generator -&gt; used to generate primary key.</w:t>
-      </w:r>
-      <w:r>
-        <w:br/>
-        <w:t xml:space="preserve"> </w:t>
-      </w:r>
-      <w:r>
-        <w:tab/>
-      </w:r>
-      <w:proofErr w:type="gramStart"/>
-      <w:r>
-        <w:t>e</w:t>
-      </w:r>
-      <w:proofErr w:type="gramEnd"/>
-      <w:r>
-        <w:t>. property -&gt; specify property name of persistent class.</w:t>
-      </w:r>
-    </w:p>
-    <w:p>
-      <w:proofErr w:type="spellStart"/>
-      <w:proofErr w:type="gramStart"/>
-      <w:r>
-        <w:t>eg</w:t>
-      </w:r>
-      <w:proofErr w:type="spellEnd"/>
-      <w:proofErr w:type="gramEnd"/>
-      <w:r>
-        <w:t>.</w:t>
-      </w:r>
-    </w:p>
-    <w:p>
-      <w:r>
-        <w:t>&lt;hibernate-mapping&gt;</w:t>
-      </w:r>
-      <w:r>
-        <w:br/>
-        <w:t xml:space="preserve"> </w:t>
-      </w:r>
-      <w:r>
-        <w:tab/>
-        <w:t>&lt;class name = "</w:t>
-      </w:r>
-      <w:proofErr w:type="spellStart"/>
-      <w:r>
-        <w:t>com.Employee</w:t>
-      </w:r>
-      <w:proofErr w:type="spellEnd"/>
-      <w:r>
-        <w:t>" table = "</w:t>
-      </w:r>
-      <w:proofErr w:type="spellStart"/>
-      <w:r>
-        <w:t>empTable</w:t>
-      </w:r>
-      <w:proofErr w:type="spellEnd"/>
-      <w:r>
-        <w:t>"&gt;</w:t>
-      </w:r>
-      <w:r>
-        <w:br/>
-        <w:t xml:space="preserve"> </w:t>
-      </w:r>
-      <w:r>
-        <w:tab/>
-      </w:r>
-      <w:r>
-        <w:tab/>
-        <w:t>&lt;id name = "id"&gt; &lt;generator class = "assigned"&gt;&lt;/generator&gt; &lt;/id&gt;</w:t>
-      </w:r>
-      <w:r>
-        <w:br/>
-        <w:t xml:space="preserve"> </w:t>
-      </w:r>
-      <w:r>
-        <w:tab/>
-      </w:r>
-      <w:r>
-        <w:tab/>
-        <w:t>&lt;property name = "</w:t>
-      </w:r>
-      <w:proofErr w:type="spellStart"/>
-      <w:r>
-        <w:t>firstName</w:t>
-      </w:r>
-      <w:proofErr w:type="spellEnd"/>
-      <w:r>
-        <w:t>"&gt;&lt;/property&gt;</w:t>
-      </w:r>
-      <w:r>
-        <w:br/>
-      </w:r>
-      <w:r>
-        <w:lastRenderedPageBreak/>
-        <w:t xml:space="preserve"> </w:t>
-      </w:r>
-      <w:r>
-        <w:tab/>
-      </w:r>
-      <w:r>
-        <w:tab/>
-        <w:t>&lt;property name = "</w:t>
-      </w:r>
-      <w:proofErr w:type="spellStart"/>
-      <w:r>
-        <w:t>lastName</w:t>
-      </w:r>
-      <w:proofErr w:type="spellEnd"/>
-      <w:r>
-        <w:t>"&gt;&lt;/property&gt;</w:t>
-      </w:r>
-      <w:r>
-        <w:br/>
-        <w:t xml:space="preserve"> </w:t>
-      </w:r>
-      <w:r>
-        <w:tab/>
-        <w:t>&lt;/class&gt;</w:t>
-      </w:r>
-      <w:r>
-        <w:br/>
-        <w:t>&lt;/hibernate-mapping&gt;</w:t>
-      </w:r>
-    </w:p>
-    <w:p>
-      <w:pPr>
-        <w:rPr>
-          <w:b/>
-        </w:rPr>
-      </w:pPr>
-      <w:r>
-        <w:rPr>
-          <w:b/>
-        </w:rPr>
-        <w:t>Steps to Create Sample App for Hibernate.</w:t>
-      </w:r>
-    </w:p>
-    <w:p>
-      <w:r>
-        <w:t xml:space="preserve">a. Create Persistent </w:t>
-      </w:r>
-      <w:proofErr w:type="gramStart"/>
-      <w:r>
-        <w:t>Class(</w:t>
-      </w:r>
-      <w:proofErr w:type="gramEnd"/>
-      <w:r>
-        <w:t>POJO)</w:t>
-      </w:r>
-      <w:r>
-        <w:t xml:space="preserve"> </w:t>
-      </w:r>
-      <w:proofErr w:type="spellStart"/>
-      <w:r>
-        <w:t>eg</w:t>
-      </w:r>
-      <w:proofErr w:type="spellEnd"/>
-      <w:r>
-        <w:t>. Employee</w:t>
-      </w:r>
-      <w:r>
-        <w:br/>
-        <w:t>b. Create the mapping.</w:t>
-      </w:r>
-      <w:r>
-        <w:br/>
-        <w:t>c. Create the configuration file.</w:t>
-      </w:r>
-      <w:r>
-        <w:br/>
-        <w:t>d. Create class for creating and storing the persistent POJO</w:t>
-      </w:r>
-      <w:proofErr w:type="gramStart"/>
-      <w:r>
-        <w:t>.</w:t>
-      </w:r>
-      <w:r>
-        <w:t>(</w:t>
-      </w:r>
-      <w:proofErr w:type="gramEnd"/>
-      <w:r>
-        <w:t>The class annotated with @Entity)</w:t>
-      </w:r>
-      <w:r>
-        <w:br/>
-        <w:t>e. Run the application to see results.</w:t>
-      </w:r>
-    </w:p>
-    <w:p>
-      <w:pPr>
-        <w:rPr>
-          <w:b/>
-        </w:rPr>
-      </w:pPr>
-      <w:r>
-        <w:rPr>
-          <w:b/>
-        </w:rPr>
-        <w:t xml:space="preserve">Difference between </w:t>
-      </w:r>
-      <w:proofErr w:type="spellStart"/>
-      <w:proofErr w:type="gramStart"/>
-      <w:r>
-        <w:rPr>
-          <w:b/>
-        </w:rPr>
-        <w:t>openSession</w:t>
-      </w:r>
-      <w:proofErr w:type="spellEnd"/>
-      <w:r>
-        <w:rPr>
-          <w:b/>
-        </w:rPr>
-        <w:t>(</w:t>
-      </w:r>
-      <w:proofErr w:type="gramEnd"/>
-      <w:r>
-        <w:rPr>
-          <w:b/>
-        </w:rPr>
-        <w:t xml:space="preserve">) &amp; </w:t>
-      </w:r>
-      <w:proofErr w:type="spellStart"/>
-      <w:r>
-        <w:rPr>
-          <w:b/>
-        </w:rPr>
-        <w:t>getCurrentSession</w:t>
-      </w:r>
-      <w:proofErr w:type="spellEnd"/>
-      <w:r>
-        <w:rPr>
-          <w:b/>
-        </w:rPr>
-        <w:t>()?</w:t>
-      </w:r>
-    </w:p>
-    <w:p>
-      <w:proofErr w:type="spellStart"/>
-      <w:proofErr w:type="gramStart"/>
-      <w:r>
-        <w:t>openSession</w:t>
-      </w:r>
-      <w:proofErr w:type="spellEnd"/>
-      <w:r>
-        <w:t>(</w:t>
-      </w:r>
-      <w:proofErr w:type="gramEnd"/>
-      <w:r>
-        <w:t xml:space="preserve">) </w:t>
-      </w:r>
-      <w:r>
-        <w:br/>
-        <w:t xml:space="preserve">  </w:t>
-      </w:r>
-      <w:r>
-        <w:tab/>
-        <w:t>helps in opening new session.</w:t>
-      </w:r>
-      <w:r>
-        <w:br/>
-        <w:t xml:space="preserve"> </w:t>
-      </w:r>
-      <w:r>
-        <w:tab/>
-        <w:t>We should close the session object once we are done with DB operations.</w:t>
-      </w:r>
-      <w:r>
-        <w:br/>
-        <w:t xml:space="preserve"> </w:t>
-      </w:r>
-      <w:r>
-        <w:tab/>
-        <w:t>In a multi threaded environment we should open a new session for each request.</w:t>
-      </w:r>
-    </w:p>
-    <w:p>
-      <w:proofErr w:type="spellStart"/>
-      <w:proofErr w:type="gramStart"/>
-      <w:r>
-        <w:t>getCurrentSession</w:t>
-      </w:r>
-      <w:proofErr w:type="spellEnd"/>
-      <w:r>
-        <w:t>()</w:t>
-      </w:r>
-      <w:proofErr w:type="gramEnd"/>
-    </w:p>
-    <w:p>
-      <w:r>
-        <w:tab/>
-      </w:r>
-      <w:proofErr w:type="gramStart"/>
-      <w:r>
-        <w:t>return</w:t>
-      </w:r>
-      <w:r>
-        <w:t>s</w:t>
-      </w:r>
-      <w:proofErr w:type="gramEnd"/>
-      <w:r>
         <w:t xml:space="preserve"> the session bound to the context.</w:t>
       </w:r>
       <w:r>
-        <w:br/>
-      </w:r>
-      <w:r>
-        <w:tab/>
+        <w:t xml:space="preserve"> </w:t>
       </w:r>
       <w:r>
         <w:t>Since this session object belongs to context of hibernate, it is okay if we don't close it.</w:t>
@@ -1733,6 +1024,155 @@
       <w:proofErr w:type="spellEnd"/>
       <w:r>
         <w:t>)</w:t>
+      </w:r>
+    </w:p>
+    <w:p>
+      <w:pPr>
+        <w:rPr>
+          <w:bCs/>
+        </w:rPr>
+      </w:pPr>
+      <w:r>
+        <w:rPr>
+          <w:b/>
+        </w:rPr>
+        <w:t>Best strategy to generate ID in DB tables.</w:t>
+      </w:r>
+      <w:r>
+        <w:rPr>
+          <w:b/>
+        </w:rPr>
+        <w:br/>
+      </w:r>
+      <w:proofErr w:type="gramStart"/>
+      <w:r>
+        <w:rPr>
+          <w:bCs/>
+        </w:rPr>
+        <w:t>we</w:t>
+      </w:r>
+      <w:proofErr w:type="gramEnd"/>
+      <w:r>
+        <w:rPr>
+          <w:bCs/>
+        </w:rPr>
+        <w:t xml:space="preserve"> use UUID’s</w:t>
+      </w:r>
+      <w:r>
+        <w:rPr>
+          <w:bCs/>
+        </w:rPr>
+        <w:t xml:space="preserve">. For example: </w:t>
+      </w:r>
+      <w:r>
+        <w:rPr>
+          <w:bCs/>
+        </w:rPr>
+        <w:t xml:space="preserve"> </w:t>
+      </w:r>
+      <w:r>
+        <w:rPr>
+          <w:bCs/>
+        </w:rPr>
+        <w:br/>
+      </w:r>
+      <w:r>
+        <w:rPr>
+          <w:bCs/>
+        </w:rPr>
+        <w:t>@Id</w:t>
+      </w:r>
+      <w:r>
+        <w:rPr>
+          <w:bCs/>
+        </w:rPr>
+        <w:br/>
+      </w:r>
+      <w:proofErr w:type="gramStart"/>
+      <w:r>
+        <w:rPr>
+          <w:bCs/>
+        </w:rPr>
+        <w:t>@</w:t>
+      </w:r>
+      <w:proofErr w:type="spellStart"/>
+      <w:r>
+        <w:rPr>
+          <w:bCs/>
+        </w:rPr>
+        <w:t>GeneratedValue</w:t>
+      </w:r>
+      <w:proofErr w:type="spellEnd"/>
+      <w:r>
+        <w:rPr>
+          <w:bCs/>
+        </w:rPr>
+        <w:t>(</w:t>
+      </w:r>
+      <w:proofErr w:type="gramEnd"/>
+      <w:r>
+        <w:rPr>
+          <w:bCs/>
+        </w:rPr>
+        <w:t>generator = "uuid2")</w:t>
+      </w:r>
+      <w:r>
+        <w:rPr>
+          <w:bCs/>
+        </w:rPr>
+        <w:br/>
+      </w:r>
+      <w:r>
+        <w:rPr>
+          <w:bCs/>
+        </w:rPr>
+        <w:t>@</w:t>
+      </w:r>
+      <w:proofErr w:type="spellStart"/>
+      <w:r>
+        <w:rPr>
+          <w:bCs/>
+        </w:rPr>
+        <w:t>GenericGenerator</w:t>
+      </w:r>
+      <w:proofErr w:type="spellEnd"/>
+      <w:r>
+        <w:rPr>
+          <w:bCs/>
+        </w:rPr>
+        <w:t>(name = "uuid2", strategy = "</w:t>
+      </w:r>
+      <w:proofErr w:type="spellStart"/>
+      <w:r>
+        <w:rPr>
+          <w:bCs/>
+        </w:rPr>
+        <w:t>org.hibernate.id.UUIDGenerator</w:t>
+      </w:r>
+      <w:proofErr w:type="spellEnd"/>
+      <w:r>
+        <w:rPr>
+          <w:bCs/>
+        </w:rPr>
+        <w:t>")</w:t>
+      </w:r>
+      <w:r>
+        <w:rPr>
+          <w:bCs/>
+        </w:rPr>
+        <w:br/>
+      </w:r>
+      <w:r>
+        <w:rPr>
+          <w:bCs/>
+        </w:rPr>
+        <w:t>private UUID id;</w:t>
+      </w:r>
+      <w:r>
+        <w:rPr>
+          <w:bCs/>
+        </w:rPr>
+        <w:t xml:space="preserve"> </w:t>
       </w:r>
     </w:p>
     <w:p>
@@ -1802,6 +1242,7 @@
           <w:p>
             <w:proofErr w:type="gramStart"/>
             <w:r>
+              <w:lastRenderedPageBreak/>
               <w:t>return</w:t>
             </w:r>
             <w:proofErr w:type="gramEnd"/>
@@ -1892,11 +1333,7 @@
             </w:r>
             <w:proofErr w:type="gramEnd"/>
             <w:r>
-              <w:t xml:space="preserve"> be used when we are not sure that Object </w:t>
-            </w:r>
-            <w:r>
-              <w:lastRenderedPageBreak/>
-              <w:t>exist in DB or not.</w:t>
+              <w:t xml:space="preserve"> be used when we are not sure that Object exist in DB or not.</w:t>
             </w:r>
           </w:p>
         </w:tc>
@@ -1907,16 +1344,11 @@
           <w:p>
             <w:proofErr w:type="gramStart"/>
             <w:r>
-              <w:lastRenderedPageBreak/>
               <w:t>should</w:t>
             </w:r>
             <w:proofErr w:type="gramEnd"/>
             <w:r>
-              <w:t xml:space="preserve"> be used when we are sure that Object exist </w:t>
-            </w:r>
-            <w:r>
-              <w:lastRenderedPageBreak/>
-              <w:t>in DB.</w:t>
+              <w:t xml:space="preserve"> be used when we are sure that Object exist in DB.</w:t>
             </w:r>
           </w:p>
         </w:tc>
@@ -1925,14 +1357,1618 @@
     <w:p/>
     <w:p>
       <w:pPr>
-        <w:rPr>
-          <w:b/>
-        </w:rPr>
-      </w:pPr>
-      <w:r>
-        <w:rPr>
-          <w:b/>
-        </w:rPr>
+        <w:jc w:val="center"/>
+        <w:rPr>
+          <w:b/>
+        </w:rPr>
+      </w:pPr>
+      <w:r>
+        <w:rPr>
+          <w:b/>
+        </w:rPr>
+        <w:t>Mapping</w:t>
+      </w:r>
+    </w:p>
+    <w:p>
+      <w:pPr>
+        <w:rPr>
+          <w:b/>
+        </w:rPr>
+      </w:pPr>
+      <w:r>
+        <w:rPr>
+          <w:b/>
+        </w:rPr>
+        <w:t xml:space="preserve">One-to-One </w:t>
+      </w:r>
+    </w:p>
+    <w:p>
+      <w:r>
+        <w:t xml:space="preserve">It is a situation in which an instance of an entity is associated with exactly one instance of another entity, and vice versa. It can be unidirectional &amp; bidirectional. </w:t>
+      </w:r>
+    </w:p>
+    <w:p>
+      <w:r>
+        <w:t>In unidirectional, t</w:t>
+      </w:r>
+      <w:r>
+        <w:t>here is</w:t>
+      </w:r>
+      <w:r>
+        <w:t xml:space="preserve"> a one-way relationship from source</w:t>
+      </w:r>
+      <w:r>
+        <w:t xml:space="preserve"> entity to </w:t>
+      </w:r>
+      <w:r>
+        <w:t xml:space="preserve">target </w:t>
+      </w:r>
+      <w:r>
+        <w:t>another, and the target entity doesn't reference the source entity</w:t>
+      </w:r>
+      <w:r>
+        <w:t>. In Bi-Directional vice versa also holds.</w:t>
+      </w:r>
+    </w:p>
+    <w:p>
+      <w:r>
+        <w:t xml:space="preserve">Example of Unidirectional one to one mapping: </w:t>
+      </w:r>
+    </w:p>
+    <w:p>
+      <w:r>
+        <w:t>@Entity</w:t>
+      </w:r>
+      <w:r>
+        <w:br/>
+        <w:t>@Table (name = "question"</w:t>
+      </w:r>
+      <w:proofErr w:type="gramStart"/>
+      <w:r>
+        <w:t>)</w:t>
+      </w:r>
+      <w:proofErr w:type="gramEnd"/>
+      <w:r>
+        <w:br/>
+        <w:t>public class Question {</w:t>
+      </w:r>
+      <w:r>
+        <w:br/>
+        <w:t xml:space="preserve"> </w:t>
+      </w:r>
+      <w:r>
+        <w:tab/>
+        <w:t>@Id</w:t>
+      </w:r>
+      <w:r>
+        <w:br/>
+        <w:t xml:space="preserve"> </w:t>
+      </w:r>
+      <w:r>
+        <w:tab/>
+        <w:t>@</w:t>
+      </w:r>
+      <w:proofErr w:type="spellStart"/>
+      <w:r>
+        <w:t>GeneratedValue</w:t>
+      </w:r>
+      <w:proofErr w:type="spellEnd"/>
+      <w:r>
+        <w:t xml:space="preserve">(strategy = </w:t>
+      </w:r>
+      <w:proofErr w:type="spellStart"/>
+      <w:r>
+        <w:t>GenerationType.IDENTITY</w:t>
+      </w:r>
+      <w:proofErr w:type="spellEnd"/>
+      <w:r>
+        <w:t>)</w:t>
+      </w:r>
+      <w:r>
+        <w:br/>
+        <w:t xml:space="preserve"> </w:t>
+      </w:r>
+      <w:r>
+        <w:tab/>
+        <w:t>@Column(name = "</w:t>
+      </w:r>
+      <w:proofErr w:type="spellStart"/>
+      <w:r>
+        <w:t>question_id</w:t>
+      </w:r>
+      <w:proofErr w:type="spellEnd"/>
+      <w:r>
+        <w:t>")</w:t>
+      </w:r>
+      <w:r>
+        <w:br/>
+        <w:t xml:space="preserve"> </w:t>
+      </w:r>
+      <w:r>
+        <w:tab/>
+        <w:t xml:space="preserve">private Long </w:t>
+      </w:r>
+      <w:proofErr w:type="spellStart"/>
+      <w:r>
+        <w:t>questionId</w:t>
+      </w:r>
+      <w:proofErr w:type="spellEnd"/>
+      <w:r>
+        <w:t>;</w:t>
+      </w:r>
+    </w:p>
+    <w:p>
+      <w:r>
+        <w:t xml:space="preserve">    </w:t>
+      </w:r>
+      <w:r>
+        <w:tab/>
+      </w:r>
+      <w:proofErr w:type="gramStart"/>
+      <w:r>
+        <w:t>@Column(</w:t>
+      </w:r>
+      <w:proofErr w:type="gramEnd"/>
+      <w:r>
+        <w:t>name = "</w:t>
+      </w:r>
+      <w:proofErr w:type="spellStart"/>
+      <w:r>
+        <w:t>question_text</w:t>
+      </w:r>
+      <w:proofErr w:type="spellEnd"/>
+      <w:r>
+        <w:t>")</w:t>
+      </w:r>
+      <w:r>
+        <w:br/>
+        <w:t xml:space="preserve"> </w:t>
+      </w:r>
+      <w:r>
+        <w:tab/>
+        <w:t xml:space="preserve">private String </w:t>
+      </w:r>
+      <w:proofErr w:type="spellStart"/>
+      <w:r>
+        <w:t>questionText</w:t>
+      </w:r>
+      <w:proofErr w:type="spellEnd"/>
+      <w:r>
+        <w:t>;</w:t>
+      </w:r>
+    </w:p>
+    <w:p>
+      <w:r>
+        <w:t xml:space="preserve">    </w:t>
+      </w:r>
+      <w:r>
+        <w:tab/>
+        <w:t>@</w:t>
+      </w:r>
+      <w:proofErr w:type="spellStart"/>
+      <w:r>
+        <w:t>OneToOne</w:t>
+      </w:r>
+      <w:proofErr w:type="spellEnd"/>
+      <w:r>
+        <w:br/>
+        <w:t xml:space="preserve"> </w:t>
+      </w:r>
+      <w:r>
+        <w:tab/>
+      </w:r>
+      <w:proofErr w:type="gramStart"/>
+      <w:r>
+        <w:t>@</w:t>
+      </w:r>
+      <w:proofErr w:type="spellStart"/>
+      <w:r>
+        <w:t>JoinColumn</w:t>
+      </w:r>
+      <w:proofErr w:type="spellEnd"/>
+      <w:r>
+        <w:t>(</w:t>
+      </w:r>
+      <w:proofErr w:type="gramEnd"/>
+      <w:r>
+        <w:t>name = "</w:t>
+      </w:r>
+      <w:proofErr w:type="spellStart"/>
+      <w:r>
+        <w:t>answer_id</w:t>
+      </w:r>
+      <w:proofErr w:type="spellEnd"/>
+      <w:r>
+        <w:t>", unique = true)</w:t>
+      </w:r>
+      <w:r>
+        <w:br/>
+        <w:t xml:space="preserve"> </w:t>
+      </w:r>
+      <w:r>
+        <w:tab/>
+        <w:t xml:space="preserve">private Answer </w:t>
+      </w:r>
+      <w:proofErr w:type="spellStart"/>
+      <w:r>
+        <w:t>answer</w:t>
+      </w:r>
+      <w:proofErr w:type="spellEnd"/>
+      <w:r>
+        <w:t>;</w:t>
+      </w:r>
+      <w:r>
+        <w:br/>
+        <w:t>// Constructors, getters, setters, and other properties</w:t>
+      </w:r>
+      <w:r>
+        <w:br/>
+        <w:t>}</w:t>
+      </w:r>
+    </w:p>
+    <w:p>
+      <w:r>
+        <w:t>@Entity</w:t>
+      </w:r>
+      <w:r>
+        <w:br/>
+        <w:t>@Table (name = "answer"</w:t>
+      </w:r>
+      <w:proofErr w:type="gramStart"/>
+      <w:r>
+        <w:t>)</w:t>
+      </w:r>
+      <w:proofErr w:type="gramEnd"/>
+      <w:r>
+        <w:br/>
+        <w:t>public class Answer {</w:t>
+      </w:r>
+      <w:r>
+        <w:br/>
+        <w:t xml:space="preserve"> </w:t>
+      </w:r>
+      <w:r>
+        <w:tab/>
+        <w:t>@Id</w:t>
+      </w:r>
+      <w:r>
+        <w:br/>
+        <w:t xml:space="preserve"> </w:t>
+      </w:r>
+      <w:r>
+        <w:tab/>
+        <w:t>@</w:t>
+      </w:r>
+      <w:proofErr w:type="spellStart"/>
+      <w:r>
+        <w:t>GeneratedValue</w:t>
+      </w:r>
+      <w:proofErr w:type="spellEnd"/>
+      <w:r>
+        <w:t xml:space="preserve">(strategy = </w:t>
+      </w:r>
+      <w:proofErr w:type="spellStart"/>
+      <w:r>
+        <w:t>GenerationType.IDENTITY</w:t>
+      </w:r>
+      <w:proofErr w:type="spellEnd"/>
+      <w:r>
+        <w:t>)</w:t>
+      </w:r>
+      <w:r>
+        <w:br/>
+      </w:r>
+      <w:r>
+        <w:lastRenderedPageBreak/>
+        <w:t xml:space="preserve"> </w:t>
+      </w:r>
+      <w:r>
+        <w:tab/>
+        <w:t>@Column(name = "</w:t>
+      </w:r>
+      <w:proofErr w:type="spellStart"/>
+      <w:r>
+        <w:t>answer_id</w:t>
+      </w:r>
+      <w:proofErr w:type="spellEnd"/>
+      <w:r>
+        <w:t>")</w:t>
+      </w:r>
+      <w:r>
+        <w:br/>
+        <w:t xml:space="preserve"> </w:t>
+      </w:r>
+      <w:r>
+        <w:tab/>
+        <w:t xml:space="preserve">private Long </w:t>
+      </w:r>
+      <w:proofErr w:type="spellStart"/>
+      <w:r>
+        <w:t>answerId</w:t>
+      </w:r>
+      <w:proofErr w:type="spellEnd"/>
+      <w:r>
+        <w:t>;</w:t>
+      </w:r>
+    </w:p>
+    <w:p>
+      <w:pPr>
+        <w:ind w:firstLine="720"/>
+      </w:pPr>
+      <w:proofErr w:type="gramStart"/>
+      <w:r>
+        <w:t>@Column(</w:t>
+      </w:r>
+      <w:proofErr w:type="gramEnd"/>
+      <w:r>
+        <w:t>name = "</w:t>
+      </w:r>
+      <w:proofErr w:type="spellStart"/>
+      <w:r>
+        <w:t>answer_text</w:t>
+      </w:r>
+      <w:proofErr w:type="spellEnd"/>
+      <w:r>
+        <w:t>")</w:t>
+      </w:r>
+      <w:r>
+        <w:br/>
+        <w:t xml:space="preserve"> </w:t>
+      </w:r>
+      <w:r>
+        <w:tab/>
+        <w:t xml:space="preserve">private String </w:t>
+      </w:r>
+      <w:proofErr w:type="spellStart"/>
+      <w:r>
+        <w:t>answerText</w:t>
+      </w:r>
+      <w:proofErr w:type="spellEnd"/>
+      <w:r>
+        <w:t>;</w:t>
+      </w:r>
+      <w:r>
+        <w:br/>
+        <w:t>// Constructors, getters, setters, and other properties</w:t>
+      </w:r>
+    </w:p>
+    <w:p>
+      <w:r>
+        <w:t>}</w:t>
+      </w:r>
+    </w:p>
+    <w:p>
+      <w:r>
+        <w:t xml:space="preserve">Example of Bi-Directional </w:t>
+      </w:r>
+      <w:proofErr w:type="spellStart"/>
+      <w:r>
+        <w:t>OnetoOne</w:t>
+      </w:r>
+      <w:proofErr w:type="spellEnd"/>
+      <w:r>
+        <w:t xml:space="preserve"> Mapping</w:t>
+      </w:r>
+    </w:p>
+    <w:p>
+      <w:r>
+        <w:t>@Entity</w:t>
+      </w:r>
+      <w:r>
+        <w:br/>
+      </w:r>
+      <w:proofErr w:type="gramStart"/>
+      <w:r>
+        <w:t>@Table(</w:t>
+      </w:r>
+      <w:proofErr w:type="gramEnd"/>
+      <w:r>
+        <w:t>name = "question")</w:t>
+      </w:r>
+      <w:r>
+        <w:br/>
+        <w:t>public class Question {</w:t>
+      </w:r>
+      <w:r>
+        <w:br/>
+        <w:t xml:space="preserve"> </w:t>
+      </w:r>
+      <w:r>
+        <w:tab/>
+        <w:t>@Id</w:t>
+      </w:r>
+      <w:r>
+        <w:br/>
+        <w:t xml:space="preserve"> </w:t>
+      </w:r>
+      <w:r>
+        <w:tab/>
+        <w:t>@</w:t>
+      </w:r>
+      <w:proofErr w:type="spellStart"/>
+      <w:r>
+        <w:t>GeneratedValue</w:t>
+      </w:r>
+      <w:proofErr w:type="spellEnd"/>
+      <w:r>
+        <w:t xml:space="preserve">(strategy = </w:t>
+      </w:r>
+      <w:proofErr w:type="spellStart"/>
+      <w:r>
+        <w:t>GenerationType.IDENTITY</w:t>
+      </w:r>
+      <w:proofErr w:type="spellEnd"/>
+      <w:r>
+        <w:t>)</w:t>
+      </w:r>
+      <w:r>
+        <w:br/>
+        <w:t xml:space="preserve"> </w:t>
+      </w:r>
+      <w:r>
+        <w:tab/>
+        <w:t>@Column(name = "</w:t>
+      </w:r>
+      <w:proofErr w:type="spellStart"/>
+      <w:r>
+        <w:t>question_id</w:t>
+      </w:r>
+      <w:proofErr w:type="spellEnd"/>
+      <w:r>
+        <w:t>")</w:t>
+      </w:r>
+      <w:r>
+        <w:br/>
+        <w:t xml:space="preserve"> </w:t>
+      </w:r>
+      <w:r>
+        <w:tab/>
+        <w:t xml:space="preserve">private Long </w:t>
+      </w:r>
+      <w:proofErr w:type="spellStart"/>
+      <w:r>
+        <w:t>questionId</w:t>
+      </w:r>
+      <w:proofErr w:type="spellEnd"/>
+      <w:r>
+        <w:t>;</w:t>
+      </w:r>
+    </w:p>
+    <w:p>
+      <w:r>
+        <w:t xml:space="preserve">    </w:t>
+      </w:r>
+      <w:r>
+        <w:tab/>
+      </w:r>
+      <w:proofErr w:type="gramStart"/>
+      <w:r>
+        <w:t>@Column(</w:t>
+      </w:r>
+      <w:proofErr w:type="gramEnd"/>
+      <w:r>
+        <w:t>name = "</w:t>
+      </w:r>
+      <w:proofErr w:type="spellStart"/>
+      <w:r>
+        <w:t>question_text</w:t>
+      </w:r>
+      <w:proofErr w:type="spellEnd"/>
+      <w:r>
+        <w:t>")</w:t>
+      </w:r>
+      <w:r>
+        <w:br/>
+        <w:t xml:space="preserve"> </w:t>
+      </w:r>
+      <w:r>
+        <w:tab/>
+        <w:t xml:space="preserve">private String </w:t>
+      </w:r>
+      <w:proofErr w:type="spellStart"/>
+      <w:r>
+        <w:t>questionText</w:t>
+      </w:r>
+      <w:proofErr w:type="spellEnd"/>
+      <w:r>
+        <w:t>;</w:t>
+      </w:r>
+    </w:p>
+    <w:p>
+      <w:r>
+        <w:t xml:space="preserve">    </w:t>
+      </w:r>
+      <w:r>
+        <w:tab/>
+        <w:t>@</w:t>
+      </w:r>
+      <w:proofErr w:type="spellStart"/>
+      <w:r>
+        <w:t>OneToOne</w:t>
+      </w:r>
+      <w:proofErr w:type="spellEnd"/>
+      <w:r>
+        <w:br/>
+        <w:t xml:space="preserve"> </w:t>
+      </w:r>
+      <w:r>
+        <w:tab/>
+      </w:r>
+      <w:proofErr w:type="gramStart"/>
+      <w:r>
+        <w:t>@</w:t>
+      </w:r>
+      <w:proofErr w:type="spellStart"/>
+      <w:r>
+        <w:t>JoinColumn</w:t>
+      </w:r>
+      <w:proofErr w:type="spellEnd"/>
+      <w:r>
+        <w:t>(</w:t>
+      </w:r>
+      <w:proofErr w:type="gramEnd"/>
+      <w:r>
+        <w:t>name = "</w:t>
+      </w:r>
+      <w:proofErr w:type="spellStart"/>
+      <w:r>
+        <w:t>answer_id</w:t>
+      </w:r>
+      <w:proofErr w:type="spellEnd"/>
+      <w:r>
+        <w:t>", unique = true)</w:t>
+      </w:r>
+      <w:r>
+        <w:br/>
+        <w:t xml:space="preserve"> </w:t>
+      </w:r>
+      <w:r>
+        <w:tab/>
+        <w:t xml:space="preserve">private Answer </w:t>
+      </w:r>
+      <w:proofErr w:type="spellStart"/>
+      <w:r>
+        <w:t>answer</w:t>
+      </w:r>
+      <w:proofErr w:type="spellEnd"/>
+      <w:r>
+        <w:t>;</w:t>
+      </w:r>
+    </w:p>
+    <w:p>
+      <w:r>
+        <w:t xml:space="preserve">    // Constructors, getters, setters, and other properties</w:t>
+      </w:r>
+    </w:p>
+    <w:p>
+      <w:r>
+        <w:t>}</w:t>
+      </w:r>
+    </w:p>
+    <w:p>
+      <w:r>
+        <w:t>@Entity</w:t>
+      </w:r>
+      <w:r>
+        <w:br/>
+      </w:r>
+      <w:proofErr w:type="gramStart"/>
+      <w:r>
+        <w:t>@Table(</w:t>
+      </w:r>
+      <w:proofErr w:type="gramEnd"/>
+      <w:r>
+        <w:t>name = "answer")</w:t>
+      </w:r>
+      <w:r>
+        <w:br/>
+        <w:t>public class Answer {</w:t>
+      </w:r>
+      <w:r>
+        <w:br/>
+        <w:t xml:space="preserve"> </w:t>
+      </w:r>
+      <w:r>
+        <w:tab/>
+        <w:t>@Id</w:t>
+      </w:r>
+      <w:r>
+        <w:br/>
+        <w:t xml:space="preserve"> </w:t>
+      </w:r>
+      <w:r>
+        <w:tab/>
+        <w:t>@</w:t>
+      </w:r>
+      <w:proofErr w:type="spellStart"/>
+      <w:r>
+        <w:t>GeneratedValue</w:t>
+      </w:r>
+      <w:proofErr w:type="spellEnd"/>
+      <w:r>
+        <w:t xml:space="preserve">(strategy = </w:t>
+      </w:r>
+      <w:proofErr w:type="spellStart"/>
+      <w:r>
+        <w:t>GenerationType.IDENTITY</w:t>
+      </w:r>
+      <w:proofErr w:type="spellEnd"/>
+      <w:r>
+        <w:t>)</w:t>
+      </w:r>
+      <w:r>
+        <w:br/>
+        <w:t xml:space="preserve"> </w:t>
+      </w:r>
+      <w:r>
+        <w:tab/>
+        <w:t>@Column(name = "</w:t>
+      </w:r>
+      <w:proofErr w:type="spellStart"/>
+      <w:r>
+        <w:t>answer_id</w:t>
+      </w:r>
+      <w:proofErr w:type="spellEnd"/>
+      <w:r>
+        <w:t>")</w:t>
+      </w:r>
+      <w:r>
+        <w:br/>
+        <w:t xml:space="preserve"> </w:t>
+      </w:r>
+      <w:r>
+        <w:tab/>
+        <w:t xml:space="preserve">private Long </w:t>
+      </w:r>
+      <w:proofErr w:type="spellStart"/>
+      <w:r>
+        <w:t>answerId</w:t>
+      </w:r>
+      <w:proofErr w:type="spellEnd"/>
+      <w:r>
+        <w:t>;</w:t>
+      </w:r>
+    </w:p>
+    <w:p>
+      <w:pPr>
+        <w:ind w:left="720"/>
+      </w:pPr>
+      <w:proofErr w:type="gramStart"/>
+      <w:r>
+        <w:t>@Column(</w:t>
+      </w:r>
+      <w:proofErr w:type="gramEnd"/>
+      <w:r>
+        <w:t>name = "</w:t>
+      </w:r>
+      <w:proofErr w:type="spellStart"/>
+      <w:r>
+        <w:t>answer_text</w:t>
+      </w:r>
+      <w:proofErr w:type="spellEnd"/>
+      <w:r>
+        <w:t>")</w:t>
+      </w:r>
+      <w:r>
+        <w:br/>
+        <w:t xml:space="preserve">private String </w:t>
+      </w:r>
+      <w:proofErr w:type="spellStart"/>
+      <w:r>
+        <w:t>answerText</w:t>
+      </w:r>
+      <w:proofErr w:type="spellEnd"/>
+      <w:r>
+        <w:t>;</w:t>
+      </w:r>
+    </w:p>
+    <w:p>
+      <w:r>
+        <w:t xml:space="preserve">    </w:t>
+      </w:r>
+      <w:r>
+        <w:tab/>
+      </w:r>
+      <w:proofErr w:type="gramStart"/>
+      <w:r>
+        <w:t>@</w:t>
+      </w:r>
+      <w:proofErr w:type="spellStart"/>
+      <w:r>
+        <w:t>OneToOne</w:t>
+      </w:r>
+      <w:proofErr w:type="spellEnd"/>
+      <w:r>
+        <w:t>(</w:t>
+      </w:r>
+      <w:proofErr w:type="spellStart"/>
+      <w:proofErr w:type="gramEnd"/>
+      <w:r>
+        <w:t>mappedBy</w:t>
+      </w:r>
+      <w:proofErr w:type="spellEnd"/>
+      <w:r>
+        <w:t xml:space="preserve"> = "answer")</w:t>
+      </w:r>
+      <w:r>
+        <w:br/>
+        <w:t xml:space="preserve"> </w:t>
+      </w:r>
+      <w:r>
+        <w:tab/>
+        <w:t xml:space="preserve">private Question </w:t>
+      </w:r>
+      <w:proofErr w:type="spellStart"/>
+      <w:r>
+        <w:t>question</w:t>
+      </w:r>
+      <w:proofErr w:type="spellEnd"/>
+      <w:r>
+        <w:t>;</w:t>
+      </w:r>
+    </w:p>
+    <w:p>
+      <w:r>
+        <w:t xml:space="preserve">    // Constructors, getters, setters, and other properties</w:t>
+      </w:r>
+    </w:p>
+    <w:p>
+      <w:r>
+        <w:lastRenderedPageBreak/>
+        <w:t>}</w:t>
+      </w:r>
+    </w:p>
+    <w:p>
+      <w:r>
+        <w:t xml:space="preserve">Note: </w:t>
+      </w:r>
+    </w:p>
+    <w:p>
+      <w:pPr>
+        <w:pStyle w:val="ListParagraph"/>
+        <w:numPr>
+          <w:ilvl w:val="0"/>
+          <w:numId w:val="5"/>
+        </w:numPr>
+      </w:pPr>
+      <w:r>
+        <w:t>Owning Side: It is the side which owns/controls foreign key column. It is present in the entity that defines the DB schema.</w:t>
+      </w:r>
+    </w:p>
+    <w:p>
+      <w:pPr>
+        <w:pStyle w:val="ListParagraph"/>
+        <w:numPr>
+          <w:ilvl w:val="0"/>
+          <w:numId w:val="5"/>
+        </w:numPr>
+      </w:pPr>
+      <w:r>
+        <w:t>Non Owning Side: It is the side which does not own/controls foreign key column.</w:t>
+      </w:r>
+    </w:p>
+    <w:p>
+      <w:pPr>
+        <w:pStyle w:val="ListParagraph"/>
+        <w:numPr>
+          <w:ilvl w:val="0"/>
+          <w:numId w:val="5"/>
+        </w:numPr>
+      </w:pPr>
+      <w:r>
+        <w:t>Mapped By will always be in non owning side. The value we specify for mapped by should be name of property in the owning side that establish the connection.</w:t>
+      </w:r>
+    </w:p>
+    <w:p>
+      <w:r>
+        <w:t xml:space="preserve">One-to-Many &amp; Many-to-One: In this case an extra table may be created in case of bidirectional mapping. To avoid this we will use </w:t>
+      </w:r>
+      <w:proofErr w:type="spellStart"/>
+      <w:r>
+        <w:t>mappedBy</w:t>
+      </w:r>
+      <w:proofErr w:type="spellEnd"/>
+    </w:p>
+    <w:p>
+      <w:r>
+        <w:t xml:space="preserve">Example </w:t>
+      </w:r>
+    </w:p>
+    <w:p>
+      <w:r>
+        <w:t>@Entity</w:t>
+      </w:r>
+      <w:r>
+        <w:br/>
+        <w:t>@Table (name = "question"</w:t>
+      </w:r>
+      <w:proofErr w:type="gramStart"/>
+      <w:r>
+        <w:t>)</w:t>
+      </w:r>
+      <w:proofErr w:type="gramEnd"/>
+      <w:r>
+        <w:br/>
+        <w:t>public class Question {</w:t>
+      </w:r>
+      <w:r>
+        <w:br/>
+        <w:t xml:space="preserve"> </w:t>
+      </w:r>
+      <w:r>
+        <w:tab/>
+        <w:t>@Id</w:t>
+      </w:r>
+      <w:r>
+        <w:br/>
+        <w:t xml:space="preserve"> </w:t>
+      </w:r>
+      <w:r>
+        <w:tab/>
+        <w:t>@</w:t>
+      </w:r>
+      <w:proofErr w:type="spellStart"/>
+      <w:r>
+        <w:t>GeneratedValue</w:t>
+      </w:r>
+      <w:proofErr w:type="spellEnd"/>
+      <w:r>
+        <w:t xml:space="preserve">(strategy = </w:t>
+      </w:r>
+      <w:proofErr w:type="spellStart"/>
+      <w:r>
+        <w:t>GenerationType.IDENTITY</w:t>
+      </w:r>
+      <w:proofErr w:type="spellEnd"/>
+      <w:r>
+        <w:t>)</w:t>
+      </w:r>
+      <w:r>
+        <w:br/>
+        <w:t xml:space="preserve"> </w:t>
+      </w:r>
+      <w:r>
+        <w:tab/>
+        <w:t>@Column(name = "</w:t>
+      </w:r>
+      <w:proofErr w:type="spellStart"/>
+      <w:r>
+        <w:t>question_id</w:t>
+      </w:r>
+      <w:proofErr w:type="spellEnd"/>
+      <w:r>
+        <w:t>")</w:t>
+      </w:r>
+      <w:r>
+        <w:br/>
+        <w:t xml:space="preserve"> </w:t>
+      </w:r>
+      <w:r>
+        <w:tab/>
+        <w:t xml:space="preserve">private Long </w:t>
+      </w:r>
+      <w:proofErr w:type="spellStart"/>
+      <w:r>
+        <w:t>questionId</w:t>
+      </w:r>
+      <w:proofErr w:type="spellEnd"/>
+      <w:r>
+        <w:t>;</w:t>
+      </w:r>
+    </w:p>
+    <w:p>
+      <w:r>
+        <w:t xml:space="preserve">    </w:t>
+      </w:r>
+      <w:r>
+        <w:tab/>
+      </w:r>
+      <w:proofErr w:type="gramStart"/>
+      <w:r>
+        <w:t>@Column(</w:t>
+      </w:r>
+      <w:proofErr w:type="gramEnd"/>
+      <w:r>
+        <w:t>name = "</w:t>
+      </w:r>
+      <w:proofErr w:type="spellStart"/>
+      <w:r>
+        <w:t>question_text</w:t>
+      </w:r>
+      <w:proofErr w:type="spellEnd"/>
+      <w:r>
+        <w:t>")</w:t>
+      </w:r>
+      <w:r>
+        <w:br/>
+        <w:t xml:space="preserve"> </w:t>
+      </w:r>
+      <w:r>
+        <w:tab/>
+        <w:t xml:space="preserve">private String </w:t>
+      </w:r>
+      <w:proofErr w:type="spellStart"/>
+      <w:r>
+        <w:t>questionText</w:t>
+      </w:r>
+      <w:proofErr w:type="spellEnd"/>
+      <w:r>
+        <w:t>;</w:t>
+      </w:r>
+    </w:p>
+    <w:p>
+      <w:r>
+        <w:t xml:space="preserve">    </w:t>
+      </w:r>
+      <w:r>
+        <w:tab/>
+      </w:r>
+      <w:proofErr w:type="gramStart"/>
+      <w:r>
+        <w:t>@</w:t>
+      </w:r>
+      <w:proofErr w:type="spellStart"/>
+      <w:r>
+        <w:t>OneToMany</w:t>
+      </w:r>
+      <w:proofErr w:type="spellEnd"/>
+      <w:r>
+        <w:t>(</w:t>
+      </w:r>
+      <w:proofErr w:type="spellStart"/>
+      <w:proofErr w:type="gramEnd"/>
+      <w:r>
+        <w:t>mappedBy</w:t>
+      </w:r>
+      <w:proofErr w:type="spellEnd"/>
+      <w:r>
+        <w:t xml:space="preserve">= “question”)  </w:t>
+      </w:r>
+      <w:r>
+        <w:sym w:font="Wingdings" w:char="F0E0"/>
+      </w:r>
+      <w:r>
+        <w:t xml:space="preserve"> this prevent creating extra table “</w:t>
+      </w:r>
+      <w:proofErr w:type="spellStart"/>
+      <w:r>
+        <w:t>question_answer</w:t>
+      </w:r>
+      <w:proofErr w:type="spellEnd"/>
+      <w:r>
+        <w:t>”</w:t>
+      </w:r>
+      <w:r>
+        <w:br/>
+        <w:t xml:space="preserve"> </w:t>
+      </w:r>
+      <w:r>
+        <w:tab/>
+        <w:t>private List&lt;Answer&gt; answers;</w:t>
+      </w:r>
+      <w:r>
+        <w:br/>
+        <w:t>// Constructors, getters, setters, and other properties</w:t>
+      </w:r>
+      <w:r>
+        <w:br/>
+        <w:t>}</w:t>
+      </w:r>
+    </w:p>
+    <w:p>
+      <w:r>
+        <w:t>@Entity</w:t>
+      </w:r>
+      <w:r>
+        <w:br/>
+        <w:t>@Table (name = "answer"</w:t>
+      </w:r>
+      <w:proofErr w:type="gramStart"/>
+      <w:r>
+        <w:t>)</w:t>
+      </w:r>
+      <w:proofErr w:type="gramEnd"/>
+      <w:r>
+        <w:br/>
+        <w:t>public class Answer {</w:t>
+      </w:r>
+      <w:r>
+        <w:br/>
+        <w:t xml:space="preserve"> </w:t>
+      </w:r>
+      <w:r>
+        <w:tab/>
+        <w:t>@Id</w:t>
+      </w:r>
+      <w:r>
+        <w:br/>
+        <w:t xml:space="preserve"> </w:t>
+      </w:r>
+      <w:r>
+        <w:tab/>
+        <w:t>@</w:t>
+      </w:r>
+      <w:proofErr w:type="spellStart"/>
+      <w:r>
+        <w:t>GeneratedValue</w:t>
+      </w:r>
+      <w:proofErr w:type="spellEnd"/>
+      <w:r>
+        <w:t xml:space="preserve">(strategy = </w:t>
+      </w:r>
+      <w:proofErr w:type="spellStart"/>
+      <w:r>
+        <w:t>GenerationType.IDENTITY</w:t>
+      </w:r>
+      <w:proofErr w:type="spellEnd"/>
+      <w:r>
+        <w:t>)</w:t>
+      </w:r>
+      <w:r>
+        <w:br/>
+        <w:t xml:space="preserve"> </w:t>
+      </w:r>
+      <w:r>
+        <w:tab/>
+        <w:t>@Column(name = "</w:t>
+      </w:r>
+      <w:proofErr w:type="spellStart"/>
+      <w:r>
+        <w:t>answer_id</w:t>
+      </w:r>
+      <w:proofErr w:type="spellEnd"/>
+      <w:r>
+        <w:t>")</w:t>
+      </w:r>
+      <w:r>
+        <w:br/>
+        <w:t xml:space="preserve"> </w:t>
+      </w:r>
+      <w:r>
+        <w:tab/>
+        <w:t xml:space="preserve">private Long </w:t>
+      </w:r>
+      <w:proofErr w:type="spellStart"/>
+      <w:r>
+        <w:t>answerId</w:t>
+      </w:r>
+      <w:proofErr w:type="spellEnd"/>
+      <w:r>
+        <w:t>;</w:t>
+      </w:r>
+    </w:p>
+    <w:p>
+      <w:pPr>
+        <w:ind w:firstLine="720"/>
+      </w:pPr>
+      <w:proofErr w:type="gramStart"/>
+      <w:r>
+        <w:t>@Column(</w:t>
+      </w:r>
+      <w:proofErr w:type="gramEnd"/>
+      <w:r>
+        <w:t>name = "</w:t>
+      </w:r>
+      <w:proofErr w:type="spellStart"/>
+      <w:r>
+        <w:t>answer_text</w:t>
+      </w:r>
+      <w:proofErr w:type="spellEnd"/>
+      <w:r>
+        <w:t>")</w:t>
+      </w:r>
+      <w:r>
+        <w:br/>
+        <w:t xml:space="preserve"> </w:t>
+      </w:r>
+      <w:r>
+        <w:tab/>
+        <w:t xml:space="preserve">private String </w:t>
+      </w:r>
+      <w:proofErr w:type="spellStart"/>
+      <w:r>
+        <w:t>answerText</w:t>
+      </w:r>
+      <w:proofErr w:type="spellEnd"/>
+      <w:r>
+        <w:t>;</w:t>
+      </w:r>
+    </w:p>
+    <w:p>
+      <w:pPr>
+        <w:ind w:left="720"/>
+      </w:pPr>
+      <w:r>
+        <w:t>@</w:t>
+      </w:r>
+      <w:proofErr w:type="spellStart"/>
+      <w:r>
+        <w:t>ManyToOne</w:t>
+      </w:r>
+      <w:proofErr w:type="spellEnd"/>
+      <w:r>
+        <w:br/>
+      </w:r>
+      <w:proofErr w:type="gramStart"/>
+      <w:r>
+        <w:t>@</w:t>
+      </w:r>
+      <w:proofErr w:type="spellStart"/>
+      <w:r>
+        <w:t>JoinColumn</w:t>
+      </w:r>
+      <w:proofErr w:type="spellEnd"/>
+      <w:r>
+        <w:t>(</w:t>
+      </w:r>
+      <w:proofErr w:type="gramEnd"/>
+      <w:r>
+        <w:t>“</w:t>
+      </w:r>
+      <w:proofErr w:type="spellStart"/>
+      <w:r>
+        <w:t>Question_id</w:t>
+      </w:r>
+      <w:proofErr w:type="spellEnd"/>
+      <w:r>
+        <w:t xml:space="preserve">”) </w:t>
+      </w:r>
+      <w:r>
+        <w:sym w:font="Wingdings" w:char="F0E0"/>
+      </w:r>
+      <w:r>
+        <w:t xml:space="preserve"> By default it is </w:t>
+      </w:r>
+      <w:proofErr w:type="spellStart"/>
+      <w:r>
+        <w:t>question_question_id</w:t>
+      </w:r>
+      <w:proofErr w:type="spellEnd"/>
+      <w:r>
+        <w:t>. It creates FK.</w:t>
+      </w:r>
+      <w:r>
+        <w:br/>
+      </w:r>
+      <w:r>
+        <w:lastRenderedPageBreak/>
+        <w:t xml:space="preserve"> </w:t>
+      </w:r>
+      <w:proofErr w:type="gramStart"/>
+      <w:r>
+        <w:t>private</w:t>
+      </w:r>
+      <w:proofErr w:type="gramEnd"/>
+      <w:r>
+        <w:t xml:space="preserve"> Question </w:t>
+      </w:r>
+      <w:proofErr w:type="spellStart"/>
+      <w:r>
+        <w:t>question</w:t>
+      </w:r>
+      <w:proofErr w:type="spellEnd"/>
+      <w:r>
+        <w:t>;</w:t>
+      </w:r>
+      <w:r>
+        <w:br/>
+        <w:t>// Constructors, getters, setters, and other properties</w:t>
+      </w:r>
+    </w:p>
+    <w:p>
+      <w:r>
+        <w:t>}</w:t>
+      </w:r>
+    </w:p>
+    <w:p>
+      <w:r>
+        <w:t>Many-to-</w:t>
+      </w:r>
+      <w:proofErr w:type="gramStart"/>
+      <w:r>
+        <w:t>Many :</w:t>
+      </w:r>
+      <w:proofErr w:type="gramEnd"/>
+      <w:r>
+        <w:t xml:space="preserve"> </w:t>
+      </w:r>
+    </w:p>
+    <w:p>
+      <w:r>
+        <w:t>For this new table will be created always.</w:t>
+      </w:r>
+    </w:p>
+    <w:p>
+      <w:r>
+        <w:t>@Entity</w:t>
+      </w:r>
+      <w:r>
+        <w:br/>
+        <w:t>@Table (name = “Employee”</w:t>
+      </w:r>
+      <w:proofErr w:type="gramStart"/>
+      <w:r>
+        <w:t>)</w:t>
+      </w:r>
+      <w:proofErr w:type="gramEnd"/>
+      <w:r>
+        <w:br/>
+        <w:t xml:space="preserve">public class </w:t>
+      </w:r>
+      <w:proofErr w:type="spellStart"/>
+      <w:r>
+        <w:t>Emp</w:t>
+      </w:r>
+      <w:proofErr w:type="spellEnd"/>
+      <w:r>
+        <w:t>{</w:t>
+      </w:r>
+      <w:r>
+        <w:br/>
+        <w:t xml:space="preserve"> </w:t>
+      </w:r>
+      <w:r>
+        <w:tab/>
+        <w:t>@Id</w:t>
+      </w:r>
+      <w:r>
+        <w:br/>
+        <w:t xml:space="preserve"> </w:t>
+      </w:r>
+      <w:r>
+        <w:tab/>
+        <w:t>@</w:t>
+      </w:r>
+      <w:proofErr w:type="spellStart"/>
+      <w:r>
+        <w:t>GeneratedValue</w:t>
+      </w:r>
+      <w:proofErr w:type="spellEnd"/>
+      <w:r>
+        <w:t xml:space="preserve">(strategy = </w:t>
+      </w:r>
+      <w:proofErr w:type="spellStart"/>
+      <w:r>
+        <w:t>GenerationType.IDENTITY</w:t>
+      </w:r>
+      <w:proofErr w:type="spellEnd"/>
+      <w:r>
+        <w:t>)</w:t>
+      </w:r>
+      <w:r>
+        <w:br/>
+        <w:t xml:space="preserve"> </w:t>
+      </w:r>
+      <w:r>
+        <w:tab/>
+        <w:t xml:space="preserve">private String </w:t>
+      </w:r>
+      <w:proofErr w:type="spellStart"/>
+      <w:r>
+        <w:t>emp_id</w:t>
+      </w:r>
+      <w:proofErr w:type="spellEnd"/>
+      <w:r>
+        <w:t>;</w:t>
+      </w:r>
+      <w:r>
+        <w:br/>
+        <w:t xml:space="preserve"> </w:t>
+      </w:r>
+      <w:r>
+        <w:tab/>
+        <w:t xml:space="preserve">private String </w:t>
+      </w:r>
+      <w:proofErr w:type="spellStart"/>
+      <w:r>
+        <w:t>emp_name</w:t>
+      </w:r>
+      <w:proofErr w:type="spellEnd"/>
+      <w:r>
+        <w:t>;</w:t>
+      </w:r>
+      <w:r>
+        <w:br/>
+        <w:t xml:space="preserve"> </w:t>
+      </w:r>
+      <w:r>
+        <w:tab/>
+        <w:t>@</w:t>
+      </w:r>
+      <w:proofErr w:type="spellStart"/>
+      <w:r>
+        <w:t>ManyToMany</w:t>
+      </w:r>
+      <w:proofErr w:type="spellEnd"/>
+      <w:r>
+        <w:br/>
+        <w:t xml:space="preserve"> </w:t>
+      </w:r>
+      <w:r>
+        <w:tab/>
+        <w:t>@</w:t>
+      </w:r>
+      <w:proofErr w:type="spellStart"/>
+      <w:r>
+        <w:t>JoinTable</w:t>
+      </w:r>
+      <w:proofErr w:type="spellEnd"/>
+      <w:r>
+        <w:t>(name = “</w:t>
+      </w:r>
+      <w:proofErr w:type="spellStart"/>
+      <w:r>
+        <w:t>emp_project_table</w:t>
+      </w:r>
+      <w:proofErr w:type="spellEnd"/>
+      <w:r>
+        <w:t xml:space="preserve">”, </w:t>
+      </w:r>
+      <w:r>
+        <w:br/>
+        <w:t xml:space="preserve"> </w:t>
+      </w:r>
+      <w:r>
+        <w:tab/>
+      </w:r>
+      <w:proofErr w:type="spellStart"/>
+      <w:r>
+        <w:t>joinColumns</w:t>
+      </w:r>
+      <w:proofErr w:type="spellEnd"/>
+      <w:r>
+        <w:t xml:space="preserve"> = {@</w:t>
+      </w:r>
+      <w:proofErr w:type="spellStart"/>
+      <w:r>
+        <w:t>JoinColumn</w:t>
+      </w:r>
+      <w:proofErr w:type="spellEnd"/>
+      <w:r>
+        <w:t xml:space="preserve">(name = “Employee Id”)}, </w:t>
+      </w:r>
+      <w:r>
+        <w:br/>
+        <w:t xml:space="preserve"> </w:t>
+      </w:r>
+      <w:r>
+        <w:tab/>
+      </w:r>
+      <w:proofErr w:type="spellStart"/>
+      <w:r>
+        <w:t>inverseJoinColumn</w:t>
+      </w:r>
+      <w:proofErr w:type="spellEnd"/>
+      <w:r>
+        <w:t xml:space="preserve"> =  {@</w:t>
+      </w:r>
+      <w:proofErr w:type="spellStart"/>
+      <w:r>
+        <w:t>JoinColumn</w:t>
+      </w:r>
+      <w:proofErr w:type="spellEnd"/>
+      <w:r>
+        <w:t>(name = “Project Id”)})</w:t>
+      </w:r>
+      <w:r>
+        <w:br/>
+        <w:t xml:space="preserve"> </w:t>
+      </w:r>
+      <w:r>
+        <w:tab/>
+        <w:t xml:space="preserve">private List&lt;Project&gt; </w:t>
+      </w:r>
+      <w:proofErr w:type="spellStart"/>
+      <w:r>
+        <w:t>projectList</w:t>
+      </w:r>
+      <w:proofErr w:type="spellEnd"/>
+      <w:r>
+        <w:t>;</w:t>
+      </w:r>
+      <w:r>
+        <w:br/>
+        <w:t>// constructors, getters and setters</w:t>
+      </w:r>
+      <w:r>
+        <w:br/>
+        <w:t>}</w:t>
+      </w:r>
+    </w:p>
+    <w:p>
+      <w:r>
+        <w:t>@Entity</w:t>
+      </w:r>
+      <w:r>
+        <w:br/>
+        <w:t>@Table (name = “Project”</w:t>
+      </w:r>
+      <w:proofErr w:type="gramStart"/>
+      <w:r>
+        <w:t>)</w:t>
+      </w:r>
+      <w:proofErr w:type="gramEnd"/>
+      <w:r>
+        <w:br/>
+        <w:t>public class Project{</w:t>
+      </w:r>
+      <w:r>
+        <w:br/>
+        <w:t xml:space="preserve"> </w:t>
+      </w:r>
+      <w:r>
+        <w:tab/>
+        <w:t>@Id</w:t>
+      </w:r>
+      <w:r>
+        <w:br/>
+        <w:t xml:space="preserve"> </w:t>
+      </w:r>
+      <w:r>
+        <w:tab/>
+        <w:t>@</w:t>
+      </w:r>
+      <w:proofErr w:type="spellStart"/>
+      <w:r>
+        <w:t>GeneratedValue</w:t>
+      </w:r>
+      <w:proofErr w:type="spellEnd"/>
+      <w:r>
+        <w:t xml:space="preserve">(strategy = </w:t>
+      </w:r>
+      <w:proofErr w:type="spellStart"/>
+      <w:r>
+        <w:t>GenerationType.IDENTITY</w:t>
+      </w:r>
+      <w:proofErr w:type="spellEnd"/>
+      <w:r>
+        <w:t>)</w:t>
+      </w:r>
+      <w:r>
+        <w:br/>
+        <w:t xml:space="preserve"> </w:t>
+      </w:r>
+      <w:r>
+        <w:tab/>
+        <w:t xml:space="preserve">private String </w:t>
+      </w:r>
+      <w:proofErr w:type="spellStart"/>
+      <w:r>
+        <w:t>proj_id</w:t>
+      </w:r>
+      <w:proofErr w:type="spellEnd"/>
+      <w:r>
+        <w:t>;</w:t>
+      </w:r>
+      <w:r>
+        <w:br/>
+        <w:t xml:space="preserve"> </w:t>
+      </w:r>
+      <w:r>
+        <w:tab/>
+        <w:t xml:space="preserve">private String </w:t>
+      </w:r>
+      <w:proofErr w:type="spellStart"/>
+      <w:r>
+        <w:t>proj_name</w:t>
+      </w:r>
+      <w:proofErr w:type="spellEnd"/>
+      <w:r>
+        <w:t>;</w:t>
+      </w:r>
+      <w:r>
+        <w:br/>
+        <w:t xml:space="preserve"> </w:t>
+      </w:r>
+      <w:r>
+        <w:tab/>
+        <w:t>@</w:t>
+      </w:r>
+      <w:proofErr w:type="spellStart"/>
+      <w:r>
+        <w:t>ManyToMany</w:t>
+      </w:r>
+      <w:proofErr w:type="spellEnd"/>
+      <w:r>
+        <w:br/>
+        <w:t xml:space="preserve"> </w:t>
+      </w:r>
+      <w:r>
+        <w:tab/>
+        <w:t>private List&lt;</w:t>
+      </w:r>
+      <w:proofErr w:type="spellStart"/>
+      <w:r>
+        <w:t>Emp</w:t>
+      </w:r>
+      <w:proofErr w:type="spellEnd"/>
+      <w:r>
+        <w:t xml:space="preserve">&gt; </w:t>
+      </w:r>
+      <w:proofErr w:type="spellStart"/>
+      <w:r>
+        <w:t>empList</w:t>
+      </w:r>
+      <w:proofErr w:type="spellEnd"/>
+      <w:r>
+        <w:t>;</w:t>
+      </w:r>
+      <w:r>
+        <w:br/>
+        <w:t>//constructors, getters and setters</w:t>
+      </w:r>
+      <w:r>
+        <w:br/>
+        <w:t>}</w:t>
+      </w:r>
+    </w:p>
+    <w:p>
+      <w:pPr>
+        <w:rPr>
+          <w:b/>
+        </w:rPr>
+      </w:pPr>
+      <w:r>
+        <w:rPr>
+          <w:b/>
+        </w:rPr>
+        <w:t xml:space="preserve">In </w:t>
+      </w:r>
+      <w:proofErr w:type="spellStart"/>
+      <w:r>
+        <w:rPr>
+          <w:b/>
+        </w:rPr>
+        <w:t>mybatis</w:t>
+      </w:r>
+      <w:proofErr w:type="spellEnd"/>
+      <w:r>
+        <w:rPr>
+          <w:b/>
+        </w:rPr>
+        <w:t xml:space="preserve">, I am trying to fetch a data using select *, but I want that only first 500 records should be fetched, but then we need to fetch the next 500 records automatically. How can we implement </w:t>
+      </w:r>
+      <w:proofErr w:type="gramStart"/>
+      <w:r>
+        <w:rPr>
+          <w:b/>
+        </w:rPr>
+        <w:t>it ?</w:t>
+      </w:r>
+      <w:proofErr w:type="gramEnd"/>
+    </w:p>
+    <w:p>
+      <w:pPr>
+        <w:rPr>
+          <w:b/>
+        </w:rPr>
+      </w:pPr>
+    </w:p>
+    <w:p>
+      <w:pPr>
+        <w:rPr>
+          <w:b/>
+        </w:rPr>
+      </w:pPr>
+    </w:p>
+    <w:p>
+      <w:pPr>
+        <w:rPr>
+          <w:b/>
+        </w:rPr>
+      </w:pPr>
+    </w:p>
+    <w:p>
+      <w:pPr>
+        <w:rPr>
+          <w:b/>
+        </w:rPr>
+      </w:pPr>
+      <w:r>
+        <w:rPr>
+          <w:b/>
+        </w:rPr>
+        <w:lastRenderedPageBreak/>
         <w:t>Different states in Hibernate</w:t>
       </w:r>
     </w:p>
@@ -2163,12 +3199,12 @@
         <w:rPr>
           <w:b/>
         </w:rPr>
+        <w:t>Relation Between save and persist</w:t>
+      </w:r>
+    </w:p>
+    <w:p>
+      <w:r>
         <w:lastRenderedPageBreak/>
-        <w:t>Relation Between save and persist</w:t>
-      </w:r>
-    </w:p>
-    <w:p>
-      <w:r>
         <w:t>In Hibernate, both save and persist are methods used to make an entity persistent (i.e., to save it to the database). However, there are subtle differences in their behavior and use cases:</w:t>
       </w:r>
     </w:p>
@@ -2426,48 +3462,6 @@
       <w:proofErr w:type="spellEnd"/>
       <w:r>
         <w:t xml:space="preserve"> flush mechanism, and both methods are typically used within a managed transaction.</w:t>
-      </w:r>
-    </w:p>
-    <w:p>
-      <w:pPr>
-        <w:rPr>
-          <w:b/>
-        </w:rPr>
-      </w:pPr>
-      <w:r>
-        <w:rPr>
-          <w:b/>
-        </w:rPr>
-        <w:t>Relation between Hibernate and JPA?</w:t>
-      </w:r>
-    </w:p>
-    <w:p>
-      <w:r>
-        <w:t xml:space="preserve">Hibernate is a JPA provider, which means it offers an implementation of the JPA specification. Developers can choose to use pure JPA, which provides portability across different JPA providers, or they can use Hibernate-specific features when needed. </w:t>
-      </w:r>
-      <w:proofErr w:type="spellStart"/>
-      <w:r>
-        <w:t>Hibernate's</w:t>
-      </w:r>
-      <w:proofErr w:type="spellEnd"/>
-      <w:r>
-        <w:t xml:space="preserve"> rich set of features and extensive community support have made it one of the most popular choices for ORM in Java applications. However, developers can use other JPA providers (e.g., </w:t>
-      </w:r>
-      <w:proofErr w:type="spellStart"/>
-      <w:r>
-        <w:t>EclipseLink</w:t>
-      </w:r>
-      <w:proofErr w:type="spellEnd"/>
-      <w:r>
-        <w:t xml:space="preserve">, Apache </w:t>
-      </w:r>
-      <w:proofErr w:type="spellStart"/>
-      <w:r>
-        <w:t>OpenJPA</w:t>
-      </w:r>
-      <w:proofErr w:type="spellEnd"/>
-      <w:r>
-        <w:t>) if they prefer a different implementation while still adhering to the JPA standard.</w:t>
       </w:r>
     </w:p>
     <w:p>
@@ -2663,1676 +3657,6 @@
       </w:r>
       <w:r>
         <w:t>It never works with first level cache.</w:t>
-      </w:r>
-    </w:p>
-    <w:p>
-      <w:pPr>
-        <w:jc w:val="center"/>
-        <w:rPr>
-          <w:b/>
-        </w:rPr>
-      </w:pPr>
-    </w:p>
-    <w:p>
-      <w:pPr>
-        <w:jc w:val="center"/>
-        <w:rPr>
-          <w:b/>
-        </w:rPr>
-      </w:pPr>
-    </w:p>
-    <w:p>
-      <w:pPr>
-        <w:jc w:val="center"/>
-        <w:rPr>
-          <w:b/>
-        </w:rPr>
-      </w:pPr>
-      <w:r>
-        <w:rPr>
-          <w:b/>
-        </w:rPr>
-        <w:lastRenderedPageBreak/>
-        <w:t>Mapping</w:t>
-      </w:r>
-    </w:p>
-    <w:p>
-      <w:pPr>
-        <w:rPr>
-          <w:b/>
-        </w:rPr>
-      </w:pPr>
-      <w:r>
-        <w:rPr>
-          <w:b/>
-        </w:rPr>
-        <w:t>One-to-One</w:t>
-      </w:r>
-      <w:r>
-        <w:rPr>
-          <w:b/>
-        </w:rPr>
-        <w:t xml:space="preserve"> </w:t>
-      </w:r>
-    </w:p>
-    <w:p>
-      <w:r>
-        <w:t xml:space="preserve">It is a situation in which an instance of an entity is associated with exactly one instance of another entity, and vice versa. It can be unidirectional &amp; bidirectional. </w:t>
-      </w:r>
-    </w:p>
-    <w:p>
-      <w:r>
-        <w:t xml:space="preserve">In unidirectional, </w:t>
-      </w:r>
-      <w:r>
-        <w:t>t</w:t>
-      </w:r>
-      <w:r>
-        <w:t>here is</w:t>
-      </w:r>
-      <w:r>
-        <w:t xml:space="preserve"> a one-way relationship from source</w:t>
-      </w:r>
-      <w:r>
-        <w:t xml:space="preserve"> entity to </w:t>
-      </w:r>
-      <w:r>
-        <w:t xml:space="preserve">target </w:t>
-      </w:r>
-      <w:r>
-        <w:t>another, and the target entity doesn't reference the source entity</w:t>
-      </w:r>
-      <w:r>
-        <w:t>.</w:t>
-      </w:r>
-      <w:r>
-        <w:t xml:space="preserve"> In Bi-Directional vice versa also holds.</w:t>
-      </w:r>
-    </w:p>
-    <w:p>
-      <w:r>
-        <w:t xml:space="preserve">Example of Unidirectional one to one mapping: </w:t>
-      </w:r>
-    </w:p>
-    <w:p>
-      <w:r>
-        <w:t>@Entity</w:t>
-      </w:r>
-      <w:r>
-        <w:br/>
-        <w:t>@Table (name = "question"</w:t>
-      </w:r>
-      <w:proofErr w:type="gramStart"/>
-      <w:r>
-        <w:t>)</w:t>
-      </w:r>
-      <w:proofErr w:type="gramEnd"/>
-      <w:r>
-        <w:br/>
-        <w:t>public class Question {</w:t>
-      </w:r>
-      <w:r>
-        <w:br/>
-        <w:t xml:space="preserve"> </w:t>
-      </w:r>
-      <w:r>
-        <w:tab/>
-        <w:t>@Id</w:t>
-      </w:r>
-      <w:r>
-        <w:br/>
-        <w:t xml:space="preserve"> </w:t>
-      </w:r>
-      <w:r>
-        <w:tab/>
-        <w:t>@</w:t>
-      </w:r>
-      <w:proofErr w:type="spellStart"/>
-      <w:r>
-        <w:t>GeneratedValue</w:t>
-      </w:r>
-      <w:proofErr w:type="spellEnd"/>
-      <w:r>
-        <w:t xml:space="preserve">(strategy = </w:t>
-      </w:r>
-      <w:proofErr w:type="spellStart"/>
-      <w:r>
-        <w:t>GenerationType.IDENTITY</w:t>
-      </w:r>
-      <w:proofErr w:type="spellEnd"/>
-      <w:r>
-        <w:t>)</w:t>
-      </w:r>
-      <w:r>
-        <w:br/>
-        <w:t xml:space="preserve"> </w:t>
-      </w:r>
-      <w:r>
-        <w:tab/>
-        <w:t>@Column(name = "</w:t>
-      </w:r>
-      <w:proofErr w:type="spellStart"/>
-      <w:r>
-        <w:t>question_id</w:t>
-      </w:r>
-      <w:proofErr w:type="spellEnd"/>
-      <w:r>
-        <w:t>")</w:t>
-      </w:r>
-      <w:r>
-        <w:br/>
-        <w:t xml:space="preserve"> </w:t>
-      </w:r>
-      <w:r>
-        <w:tab/>
-        <w:t xml:space="preserve">private Long </w:t>
-      </w:r>
-      <w:proofErr w:type="spellStart"/>
-      <w:r>
-        <w:t>questionId</w:t>
-      </w:r>
-      <w:proofErr w:type="spellEnd"/>
-      <w:r>
-        <w:t>;</w:t>
-      </w:r>
-    </w:p>
-    <w:p>
-      <w:r>
-        <w:t xml:space="preserve">    </w:t>
-      </w:r>
-      <w:r>
-        <w:tab/>
-      </w:r>
-      <w:proofErr w:type="gramStart"/>
-      <w:r>
-        <w:t>@Column(</w:t>
-      </w:r>
-      <w:proofErr w:type="gramEnd"/>
-      <w:r>
-        <w:t>name = "</w:t>
-      </w:r>
-      <w:proofErr w:type="spellStart"/>
-      <w:r>
-        <w:t>question_text</w:t>
-      </w:r>
-      <w:proofErr w:type="spellEnd"/>
-      <w:r>
-        <w:t>")</w:t>
-      </w:r>
-      <w:r>
-        <w:br/>
-        <w:t xml:space="preserve"> </w:t>
-      </w:r>
-      <w:r>
-        <w:tab/>
-        <w:t xml:space="preserve">private String </w:t>
-      </w:r>
-      <w:proofErr w:type="spellStart"/>
-      <w:r>
-        <w:t>questionText</w:t>
-      </w:r>
-      <w:proofErr w:type="spellEnd"/>
-      <w:r>
-        <w:t>;</w:t>
-      </w:r>
-    </w:p>
-    <w:p>
-      <w:r>
-        <w:t xml:space="preserve">    </w:t>
-      </w:r>
-      <w:r>
-        <w:tab/>
-        <w:t>@</w:t>
-      </w:r>
-      <w:proofErr w:type="spellStart"/>
-      <w:r>
-        <w:t>OneToOne</w:t>
-      </w:r>
-      <w:proofErr w:type="spellEnd"/>
-      <w:r>
-        <w:br/>
-        <w:t xml:space="preserve"> </w:t>
-      </w:r>
-      <w:r>
-        <w:tab/>
-      </w:r>
-      <w:proofErr w:type="gramStart"/>
-      <w:r>
-        <w:t>@</w:t>
-      </w:r>
-      <w:proofErr w:type="spellStart"/>
-      <w:r>
-        <w:t>JoinColumn</w:t>
-      </w:r>
-      <w:proofErr w:type="spellEnd"/>
-      <w:r>
-        <w:t>(</w:t>
-      </w:r>
-      <w:proofErr w:type="gramEnd"/>
-      <w:r>
-        <w:t>name = "</w:t>
-      </w:r>
-      <w:proofErr w:type="spellStart"/>
-      <w:r>
-        <w:t>answer_id</w:t>
-      </w:r>
-      <w:proofErr w:type="spellEnd"/>
-      <w:r>
-        <w:t>", unique = true)</w:t>
-      </w:r>
-      <w:r>
-        <w:br/>
-        <w:t xml:space="preserve"> </w:t>
-      </w:r>
-      <w:r>
-        <w:tab/>
-        <w:t xml:space="preserve">private Answer </w:t>
-      </w:r>
-      <w:proofErr w:type="spellStart"/>
-      <w:r>
-        <w:t>answer</w:t>
-      </w:r>
-      <w:proofErr w:type="spellEnd"/>
-      <w:r>
-        <w:t>;</w:t>
-      </w:r>
-      <w:r>
-        <w:br/>
-      </w:r>
-      <w:r>
-        <w:t>// Constructors, getters, setters, and other properties</w:t>
-      </w:r>
-      <w:r>
-        <w:br/>
-        <w:t>}</w:t>
-      </w:r>
-    </w:p>
-    <w:p>
-      <w:r>
-        <w:t>@Entity</w:t>
-      </w:r>
-      <w:r>
-        <w:br/>
-        <w:t>@Table (name = "answer"</w:t>
-      </w:r>
-      <w:proofErr w:type="gramStart"/>
-      <w:r>
-        <w:t>)</w:t>
-      </w:r>
-      <w:proofErr w:type="gramEnd"/>
-      <w:r>
-        <w:br/>
-        <w:t>public class Answer {</w:t>
-      </w:r>
-      <w:r>
-        <w:br/>
-        <w:t xml:space="preserve"> </w:t>
-      </w:r>
-      <w:r>
-        <w:tab/>
-        <w:t>@Id</w:t>
-      </w:r>
-      <w:r>
-        <w:br/>
-        <w:t xml:space="preserve"> </w:t>
-      </w:r>
-      <w:r>
-        <w:tab/>
-        <w:t>@</w:t>
-      </w:r>
-      <w:proofErr w:type="spellStart"/>
-      <w:r>
-        <w:t>GeneratedValue</w:t>
-      </w:r>
-      <w:proofErr w:type="spellEnd"/>
-      <w:r>
-        <w:t xml:space="preserve">(strategy = </w:t>
-      </w:r>
-      <w:proofErr w:type="spellStart"/>
-      <w:r>
-        <w:t>GenerationType.IDENTITY</w:t>
-      </w:r>
-      <w:proofErr w:type="spellEnd"/>
-      <w:r>
-        <w:t>)</w:t>
-      </w:r>
-      <w:r>
-        <w:br/>
-        <w:t xml:space="preserve"> </w:t>
-      </w:r>
-      <w:r>
-        <w:tab/>
-        <w:t>@Column(name = "</w:t>
-      </w:r>
-      <w:proofErr w:type="spellStart"/>
-      <w:r>
-        <w:t>answer_id</w:t>
-      </w:r>
-      <w:proofErr w:type="spellEnd"/>
-      <w:r>
-        <w:t>")</w:t>
-      </w:r>
-      <w:r>
-        <w:br/>
-        <w:t xml:space="preserve"> </w:t>
-      </w:r>
-      <w:r>
-        <w:tab/>
-        <w:t xml:space="preserve">private Long </w:t>
-      </w:r>
-      <w:proofErr w:type="spellStart"/>
-      <w:r>
-        <w:t>answerId</w:t>
-      </w:r>
-      <w:proofErr w:type="spellEnd"/>
-      <w:r>
-        <w:t>;</w:t>
-      </w:r>
-    </w:p>
-    <w:p>
-      <w:pPr>
-        <w:ind w:firstLine="720"/>
-      </w:pPr>
-      <w:proofErr w:type="gramStart"/>
-      <w:r>
-        <w:t>@Column(</w:t>
-      </w:r>
-      <w:proofErr w:type="gramEnd"/>
-      <w:r>
-        <w:t>name = "</w:t>
-      </w:r>
-      <w:proofErr w:type="spellStart"/>
-      <w:r>
-        <w:t>answer_text</w:t>
-      </w:r>
-      <w:proofErr w:type="spellEnd"/>
-      <w:r>
-        <w:t>")</w:t>
-      </w:r>
-      <w:r>
-        <w:br/>
-        <w:t xml:space="preserve"> </w:t>
-      </w:r>
-      <w:r>
-        <w:tab/>
-        <w:t xml:space="preserve">private String </w:t>
-      </w:r>
-      <w:proofErr w:type="spellStart"/>
-      <w:r>
-        <w:t>answerText</w:t>
-      </w:r>
-      <w:proofErr w:type="spellEnd"/>
-      <w:r>
-        <w:t>;</w:t>
-      </w:r>
-      <w:r>
-        <w:br/>
-      </w:r>
-      <w:r>
-        <w:t>// Constructors, getters, setters, and other properties</w:t>
-      </w:r>
-    </w:p>
-    <w:p>
-      <w:r>
-        <w:t>}</w:t>
-      </w:r>
-    </w:p>
-    <w:p/>
-    <w:p/>
-    <w:p>
-      <w:r>
-        <w:lastRenderedPageBreak/>
-        <w:t xml:space="preserve">Example of Bi-Directional </w:t>
-      </w:r>
-      <w:proofErr w:type="spellStart"/>
-      <w:r>
-        <w:t>OnetoOne</w:t>
-      </w:r>
-      <w:proofErr w:type="spellEnd"/>
-      <w:r>
-        <w:t xml:space="preserve"> Mapping</w:t>
-      </w:r>
-    </w:p>
-    <w:p>
-      <w:r>
-        <w:t>@Entity</w:t>
-      </w:r>
-      <w:r>
-        <w:br/>
-      </w:r>
-      <w:proofErr w:type="gramStart"/>
-      <w:r>
-        <w:t>@Table(</w:t>
-      </w:r>
-      <w:proofErr w:type="gramEnd"/>
-      <w:r>
-        <w:t>name = "question")</w:t>
-      </w:r>
-      <w:r>
-        <w:br/>
-        <w:t>public class Question {</w:t>
-      </w:r>
-      <w:r>
-        <w:br/>
-        <w:t xml:space="preserve"> </w:t>
-      </w:r>
-      <w:r>
-        <w:tab/>
-        <w:t>@Id</w:t>
-      </w:r>
-      <w:r>
-        <w:br/>
-        <w:t xml:space="preserve"> </w:t>
-      </w:r>
-      <w:r>
-        <w:tab/>
-        <w:t>@</w:t>
-      </w:r>
-      <w:proofErr w:type="spellStart"/>
-      <w:r>
-        <w:t>GeneratedValue</w:t>
-      </w:r>
-      <w:proofErr w:type="spellEnd"/>
-      <w:r>
-        <w:t xml:space="preserve">(strategy = </w:t>
-      </w:r>
-      <w:proofErr w:type="spellStart"/>
-      <w:r>
-        <w:t>GenerationType.IDENTITY</w:t>
-      </w:r>
-      <w:proofErr w:type="spellEnd"/>
-      <w:r>
-        <w:t>)</w:t>
-      </w:r>
-      <w:r>
-        <w:br/>
-        <w:t xml:space="preserve"> </w:t>
-      </w:r>
-      <w:r>
-        <w:tab/>
-        <w:t>@Column(name = "</w:t>
-      </w:r>
-      <w:proofErr w:type="spellStart"/>
-      <w:r>
-        <w:t>question_id</w:t>
-      </w:r>
-      <w:proofErr w:type="spellEnd"/>
-      <w:r>
-        <w:t>")</w:t>
-      </w:r>
-      <w:r>
-        <w:br/>
-        <w:t xml:space="preserve"> </w:t>
-      </w:r>
-      <w:r>
-        <w:tab/>
-        <w:t xml:space="preserve">private Long </w:t>
-      </w:r>
-      <w:proofErr w:type="spellStart"/>
-      <w:r>
-        <w:t>questionId</w:t>
-      </w:r>
-      <w:proofErr w:type="spellEnd"/>
-      <w:r>
-        <w:t>;</w:t>
-      </w:r>
-    </w:p>
-    <w:p>
-      <w:r>
-        <w:t xml:space="preserve">    </w:t>
-      </w:r>
-      <w:r>
-        <w:tab/>
-      </w:r>
-      <w:proofErr w:type="gramStart"/>
-      <w:r>
-        <w:t>@Column(</w:t>
-      </w:r>
-      <w:proofErr w:type="gramEnd"/>
-      <w:r>
-        <w:t>name = "</w:t>
-      </w:r>
-      <w:proofErr w:type="spellStart"/>
-      <w:r>
-        <w:t>question_text</w:t>
-      </w:r>
-      <w:proofErr w:type="spellEnd"/>
-      <w:r>
-        <w:t>")</w:t>
-      </w:r>
-      <w:r>
-        <w:br/>
-        <w:t xml:space="preserve"> </w:t>
-      </w:r>
-      <w:r>
-        <w:tab/>
-        <w:t xml:space="preserve">private String </w:t>
-      </w:r>
-      <w:proofErr w:type="spellStart"/>
-      <w:r>
-        <w:t>questionText</w:t>
-      </w:r>
-      <w:proofErr w:type="spellEnd"/>
-      <w:r>
-        <w:t>;</w:t>
-      </w:r>
-    </w:p>
-    <w:p>
-      <w:r>
-        <w:t xml:space="preserve">    </w:t>
-      </w:r>
-      <w:r>
-        <w:tab/>
-        <w:t>@</w:t>
-      </w:r>
-      <w:proofErr w:type="spellStart"/>
-      <w:r>
-        <w:t>OneToOne</w:t>
-      </w:r>
-      <w:proofErr w:type="spellEnd"/>
-      <w:r>
-        <w:br/>
-        <w:t xml:space="preserve"> </w:t>
-      </w:r>
-      <w:r>
-        <w:tab/>
-      </w:r>
-      <w:proofErr w:type="gramStart"/>
-      <w:r>
-        <w:t>@</w:t>
-      </w:r>
-      <w:proofErr w:type="spellStart"/>
-      <w:r>
-        <w:t>JoinColumn</w:t>
-      </w:r>
-      <w:proofErr w:type="spellEnd"/>
-      <w:r>
-        <w:t>(</w:t>
-      </w:r>
-      <w:proofErr w:type="gramEnd"/>
-      <w:r>
-        <w:t>name = "</w:t>
-      </w:r>
-      <w:proofErr w:type="spellStart"/>
-      <w:r>
-        <w:t>answer_id</w:t>
-      </w:r>
-      <w:proofErr w:type="spellEnd"/>
-      <w:r>
-        <w:t>", unique = true)</w:t>
-      </w:r>
-      <w:r>
-        <w:br/>
-        <w:t xml:space="preserve"> </w:t>
-      </w:r>
-      <w:r>
-        <w:tab/>
-        <w:t xml:space="preserve">private Answer </w:t>
-      </w:r>
-      <w:proofErr w:type="spellStart"/>
-      <w:r>
-        <w:t>answer</w:t>
-      </w:r>
-      <w:proofErr w:type="spellEnd"/>
-      <w:r>
-        <w:t>;</w:t>
-      </w:r>
-    </w:p>
-    <w:p>
-      <w:r>
-        <w:t xml:space="preserve">    // Constructors, getters, setters, and other properties</w:t>
-      </w:r>
-    </w:p>
-    <w:p>
-      <w:r>
-        <w:t>}</w:t>
-      </w:r>
-    </w:p>
-    <w:p>
-      <w:r>
-        <w:t>@Entity</w:t>
-      </w:r>
-      <w:r>
-        <w:br/>
-      </w:r>
-      <w:proofErr w:type="gramStart"/>
-      <w:r>
-        <w:t>@Table(</w:t>
-      </w:r>
-      <w:proofErr w:type="gramEnd"/>
-      <w:r>
-        <w:t>name = "answer")</w:t>
-      </w:r>
-      <w:r>
-        <w:br/>
-        <w:t>public class Answer {</w:t>
-      </w:r>
-      <w:r>
-        <w:br/>
-        <w:t xml:space="preserve"> </w:t>
-      </w:r>
-      <w:r>
-        <w:tab/>
-        <w:t>@Id</w:t>
-      </w:r>
-      <w:r>
-        <w:br/>
-        <w:t xml:space="preserve"> </w:t>
-      </w:r>
-      <w:r>
-        <w:tab/>
-        <w:t>@</w:t>
-      </w:r>
-      <w:proofErr w:type="spellStart"/>
-      <w:r>
-        <w:t>GeneratedValue</w:t>
-      </w:r>
-      <w:proofErr w:type="spellEnd"/>
-      <w:r>
-        <w:t xml:space="preserve">(strategy = </w:t>
-      </w:r>
-      <w:proofErr w:type="spellStart"/>
-      <w:r>
-        <w:t>GenerationType.IDENTITY</w:t>
-      </w:r>
-      <w:proofErr w:type="spellEnd"/>
-      <w:r>
-        <w:t>)</w:t>
-      </w:r>
-      <w:r>
-        <w:br/>
-        <w:t xml:space="preserve"> </w:t>
-      </w:r>
-      <w:r>
-        <w:tab/>
-        <w:t>@Column(name = "</w:t>
-      </w:r>
-      <w:proofErr w:type="spellStart"/>
-      <w:r>
-        <w:t>answer_id</w:t>
-      </w:r>
-      <w:proofErr w:type="spellEnd"/>
-      <w:r>
-        <w:t>")</w:t>
-      </w:r>
-      <w:r>
-        <w:br/>
-        <w:t xml:space="preserve"> </w:t>
-      </w:r>
-      <w:r>
-        <w:tab/>
-        <w:t xml:space="preserve">private Long </w:t>
-      </w:r>
-      <w:proofErr w:type="spellStart"/>
-      <w:r>
-        <w:t>answerId</w:t>
-      </w:r>
-      <w:proofErr w:type="spellEnd"/>
-      <w:r>
-        <w:t>;</w:t>
-      </w:r>
-    </w:p>
-    <w:p>
-      <w:pPr>
-        <w:ind w:left="720"/>
-      </w:pPr>
-      <w:proofErr w:type="gramStart"/>
-      <w:r>
-        <w:t>@Column(</w:t>
-      </w:r>
-      <w:proofErr w:type="gramEnd"/>
-      <w:r>
-        <w:t>name = "</w:t>
-      </w:r>
-      <w:proofErr w:type="spellStart"/>
-      <w:r>
-        <w:t>answer_text</w:t>
-      </w:r>
-      <w:proofErr w:type="spellEnd"/>
-      <w:r>
-        <w:t>")</w:t>
-      </w:r>
-      <w:r>
-        <w:br/>
-        <w:t xml:space="preserve">private String </w:t>
-      </w:r>
-      <w:proofErr w:type="spellStart"/>
-      <w:r>
-        <w:t>answerText</w:t>
-      </w:r>
-      <w:proofErr w:type="spellEnd"/>
-      <w:r>
-        <w:t>;</w:t>
-      </w:r>
-    </w:p>
-    <w:p>
-      <w:r>
-        <w:t xml:space="preserve">    </w:t>
-      </w:r>
-      <w:r>
-        <w:tab/>
-      </w:r>
-      <w:proofErr w:type="gramStart"/>
-      <w:r>
-        <w:t>@</w:t>
-      </w:r>
-      <w:proofErr w:type="spellStart"/>
-      <w:r>
-        <w:t>OneToOne</w:t>
-      </w:r>
-      <w:proofErr w:type="spellEnd"/>
-      <w:r>
-        <w:t>(</w:t>
-      </w:r>
-      <w:proofErr w:type="spellStart"/>
-      <w:proofErr w:type="gramEnd"/>
-      <w:r>
-        <w:t>mappedBy</w:t>
-      </w:r>
-      <w:proofErr w:type="spellEnd"/>
-      <w:r>
-        <w:t xml:space="preserve"> = "answer")</w:t>
-      </w:r>
-      <w:r>
-        <w:br/>
-        <w:t xml:space="preserve"> </w:t>
-      </w:r>
-      <w:r>
-        <w:tab/>
-        <w:t xml:space="preserve">private Question </w:t>
-      </w:r>
-      <w:proofErr w:type="spellStart"/>
-      <w:r>
-        <w:t>question</w:t>
-      </w:r>
-      <w:proofErr w:type="spellEnd"/>
-      <w:r>
-        <w:t>;</w:t>
-      </w:r>
-    </w:p>
-    <w:p>
-      <w:r>
-        <w:t xml:space="preserve">    // Constructors, getters, setters, and other properties</w:t>
-      </w:r>
-    </w:p>
-    <w:p>
-      <w:r>
-        <w:t>}</w:t>
-      </w:r>
-    </w:p>
-    <w:p>
-      <w:r>
-        <w:t xml:space="preserve">Note: </w:t>
-      </w:r>
-    </w:p>
-    <w:p>
-      <w:pPr>
-        <w:pStyle w:val="ListParagraph"/>
-        <w:numPr>
-          <w:ilvl w:val="0"/>
-          <w:numId w:val="5"/>
-        </w:numPr>
-      </w:pPr>
-      <w:r>
-        <w:t xml:space="preserve">Owning Side: It is the side which </w:t>
-      </w:r>
-      <w:r>
-        <w:t>owns/controls foreign key column. It is present in the entity that defines the DB schema.</w:t>
-      </w:r>
-    </w:p>
-    <w:p>
-      <w:pPr>
-        <w:pStyle w:val="ListParagraph"/>
-        <w:numPr>
-          <w:ilvl w:val="0"/>
-          <w:numId w:val="5"/>
-        </w:numPr>
-      </w:pPr>
-      <w:r>
-        <w:t>Non Owning Side: It is the side which does not own/controls foreign key column.</w:t>
-      </w:r>
-    </w:p>
-    <w:p>
-      <w:pPr>
-        <w:pStyle w:val="ListParagraph"/>
-        <w:numPr>
-          <w:ilvl w:val="0"/>
-          <w:numId w:val="5"/>
-        </w:numPr>
-      </w:pPr>
-      <w:r>
-        <w:t>Mapped By will always be in non owning side.</w:t>
-      </w:r>
-      <w:r>
-        <w:t xml:space="preserve"> The value we specify for mapped by should be name of property in the owning side that establish the connection.</w:t>
-      </w:r>
-    </w:p>
-    <w:p>
-      <w:r>
-        <w:lastRenderedPageBreak/>
-        <w:t>One-to-Many</w:t>
-      </w:r>
-      <w:r>
-        <w:t xml:space="preserve"> &amp;</w:t>
-      </w:r>
-      <w:r>
-        <w:t xml:space="preserve"> </w:t>
-      </w:r>
-      <w:r>
-        <w:t>Many-to-One</w:t>
-      </w:r>
-      <w:r>
-        <w:t xml:space="preserve">: </w:t>
-      </w:r>
-      <w:r>
-        <w:t xml:space="preserve">In this case an extra table may be created in case of bidirectional mapping. To avoid this we will use </w:t>
-      </w:r>
-      <w:proofErr w:type="spellStart"/>
-      <w:r>
-        <w:t>mappedBy</w:t>
-      </w:r>
-      <w:proofErr w:type="spellEnd"/>
-    </w:p>
-    <w:p>
-      <w:r>
-        <w:t xml:space="preserve">Example </w:t>
-      </w:r>
-    </w:p>
-    <w:p>
-      <w:r>
-        <w:t>@Entity</w:t>
-      </w:r>
-      <w:r>
-        <w:br/>
-        <w:t>@Table (name = "question"</w:t>
-      </w:r>
-      <w:proofErr w:type="gramStart"/>
-      <w:r>
-        <w:t>)</w:t>
-      </w:r>
-      <w:proofErr w:type="gramEnd"/>
-      <w:r>
-        <w:br/>
-        <w:t>public class Question {</w:t>
-      </w:r>
-      <w:r>
-        <w:br/>
-        <w:t xml:space="preserve"> </w:t>
-      </w:r>
-      <w:r>
-        <w:tab/>
-        <w:t>@Id</w:t>
-      </w:r>
-      <w:r>
-        <w:br/>
-        <w:t xml:space="preserve"> </w:t>
-      </w:r>
-      <w:r>
-        <w:tab/>
-        <w:t>@</w:t>
-      </w:r>
-      <w:proofErr w:type="spellStart"/>
-      <w:r>
-        <w:t>GeneratedValue</w:t>
-      </w:r>
-      <w:proofErr w:type="spellEnd"/>
-      <w:r>
-        <w:t xml:space="preserve">(strategy = </w:t>
-      </w:r>
-      <w:proofErr w:type="spellStart"/>
-      <w:r>
-        <w:t>GenerationType.IDENTITY</w:t>
-      </w:r>
-      <w:proofErr w:type="spellEnd"/>
-      <w:r>
-        <w:t>)</w:t>
-      </w:r>
-      <w:r>
-        <w:br/>
-        <w:t xml:space="preserve"> </w:t>
-      </w:r>
-      <w:r>
-        <w:tab/>
-        <w:t>@Column(name = "</w:t>
-      </w:r>
-      <w:proofErr w:type="spellStart"/>
-      <w:r>
-        <w:t>question_id</w:t>
-      </w:r>
-      <w:proofErr w:type="spellEnd"/>
-      <w:r>
-        <w:t>")</w:t>
-      </w:r>
-      <w:r>
-        <w:br/>
-        <w:t xml:space="preserve"> </w:t>
-      </w:r>
-      <w:r>
-        <w:tab/>
-        <w:t xml:space="preserve">private Long </w:t>
-      </w:r>
-      <w:proofErr w:type="spellStart"/>
-      <w:r>
-        <w:t>questionId</w:t>
-      </w:r>
-      <w:proofErr w:type="spellEnd"/>
-      <w:r>
-        <w:t>;</w:t>
-      </w:r>
-    </w:p>
-    <w:p>
-      <w:r>
-        <w:t xml:space="preserve">    </w:t>
-      </w:r>
-      <w:r>
-        <w:tab/>
-      </w:r>
-      <w:proofErr w:type="gramStart"/>
-      <w:r>
-        <w:t>@Column(</w:t>
-      </w:r>
-      <w:proofErr w:type="gramEnd"/>
-      <w:r>
-        <w:t>name = "</w:t>
-      </w:r>
-      <w:proofErr w:type="spellStart"/>
-      <w:r>
-        <w:t>question_text</w:t>
-      </w:r>
-      <w:proofErr w:type="spellEnd"/>
-      <w:r>
-        <w:t>")</w:t>
-      </w:r>
-      <w:r>
-        <w:br/>
-        <w:t xml:space="preserve"> </w:t>
-      </w:r>
-      <w:r>
-        <w:tab/>
-        <w:t xml:space="preserve">private String </w:t>
-      </w:r>
-      <w:proofErr w:type="spellStart"/>
-      <w:r>
-        <w:t>questionText</w:t>
-      </w:r>
-      <w:proofErr w:type="spellEnd"/>
-      <w:r>
-        <w:t>;</w:t>
-      </w:r>
-    </w:p>
-    <w:p>
-      <w:r>
-        <w:t xml:space="preserve">    </w:t>
-      </w:r>
-      <w:r>
-        <w:tab/>
-      </w:r>
-      <w:proofErr w:type="gramStart"/>
-      <w:r>
-        <w:t>@</w:t>
-      </w:r>
-      <w:proofErr w:type="spellStart"/>
-      <w:r>
-        <w:t>OneToMany</w:t>
-      </w:r>
-      <w:proofErr w:type="spellEnd"/>
-      <w:r>
-        <w:t>(</w:t>
-      </w:r>
-      <w:proofErr w:type="spellStart"/>
-      <w:proofErr w:type="gramEnd"/>
-      <w:r>
-        <w:t>mappedBy</w:t>
-      </w:r>
-      <w:proofErr w:type="spellEnd"/>
-      <w:r>
-        <w:t>= “question”)</w:t>
-      </w:r>
-      <w:r>
-        <w:t xml:space="preserve">  </w:t>
-      </w:r>
-      <w:r>
-        <w:sym w:font="Wingdings" w:char="F0E0"/>
-      </w:r>
-      <w:r>
-        <w:t xml:space="preserve"> this prevent creating extra table </w:t>
-      </w:r>
-      <w:r>
-        <w:t>“</w:t>
-      </w:r>
-      <w:proofErr w:type="spellStart"/>
-      <w:r>
-        <w:t>question_answer</w:t>
-      </w:r>
-      <w:proofErr w:type="spellEnd"/>
-      <w:r>
-        <w:t>”</w:t>
-      </w:r>
-      <w:r>
-        <w:br/>
-        <w:t xml:space="preserve"> </w:t>
-      </w:r>
-      <w:r>
-        <w:tab/>
-        <w:t xml:space="preserve">private </w:t>
-      </w:r>
-      <w:r>
-        <w:t>List&lt;</w:t>
-      </w:r>
-      <w:r>
-        <w:t>Answer</w:t>
-      </w:r>
-      <w:r>
-        <w:t>&gt;</w:t>
-      </w:r>
-      <w:r>
-        <w:t xml:space="preserve"> answer</w:t>
-      </w:r>
-      <w:r>
-        <w:t>s</w:t>
-      </w:r>
-      <w:r>
-        <w:t>;</w:t>
-      </w:r>
-      <w:r>
-        <w:br/>
-        <w:t>// Constructors, getters, setters, and other properties</w:t>
-      </w:r>
-      <w:r>
-        <w:br/>
-        <w:t>}</w:t>
-      </w:r>
-    </w:p>
-    <w:p>
-      <w:r>
-        <w:t>@Entity</w:t>
-      </w:r>
-      <w:r>
-        <w:br/>
-        <w:t>@Table (name = "answer"</w:t>
-      </w:r>
-      <w:proofErr w:type="gramStart"/>
-      <w:r>
-        <w:t>)</w:t>
-      </w:r>
-      <w:proofErr w:type="gramEnd"/>
-      <w:r>
-        <w:br/>
-        <w:t>public class Answer {</w:t>
-      </w:r>
-      <w:r>
-        <w:br/>
-        <w:t xml:space="preserve"> </w:t>
-      </w:r>
-      <w:r>
-        <w:tab/>
-        <w:t>@Id</w:t>
-      </w:r>
-      <w:r>
-        <w:br/>
-        <w:t xml:space="preserve"> </w:t>
-      </w:r>
-      <w:r>
-        <w:tab/>
-        <w:t>@</w:t>
-      </w:r>
-      <w:proofErr w:type="spellStart"/>
-      <w:r>
-        <w:t>GeneratedValue</w:t>
-      </w:r>
-      <w:proofErr w:type="spellEnd"/>
-      <w:r>
-        <w:t xml:space="preserve">(strategy = </w:t>
-      </w:r>
-      <w:proofErr w:type="spellStart"/>
-      <w:r>
-        <w:t>GenerationType.IDENTITY</w:t>
-      </w:r>
-      <w:proofErr w:type="spellEnd"/>
-      <w:r>
-        <w:t>)</w:t>
-      </w:r>
-      <w:r>
-        <w:br/>
-        <w:t xml:space="preserve"> </w:t>
-      </w:r>
-      <w:r>
-        <w:tab/>
-        <w:t>@Column(name = "</w:t>
-      </w:r>
-      <w:proofErr w:type="spellStart"/>
-      <w:r>
-        <w:t>answer_id</w:t>
-      </w:r>
-      <w:proofErr w:type="spellEnd"/>
-      <w:r>
-        <w:t>")</w:t>
-      </w:r>
-      <w:r>
-        <w:br/>
-        <w:t xml:space="preserve"> </w:t>
-      </w:r>
-      <w:r>
-        <w:tab/>
-        <w:t xml:space="preserve">private Long </w:t>
-      </w:r>
-      <w:proofErr w:type="spellStart"/>
-      <w:r>
-        <w:t>answerId</w:t>
-      </w:r>
-      <w:proofErr w:type="spellEnd"/>
-      <w:r>
-        <w:t>;</w:t>
-      </w:r>
-    </w:p>
-    <w:p>
-      <w:pPr>
-        <w:ind w:firstLine="720"/>
-      </w:pPr>
-      <w:proofErr w:type="gramStart"/>
-      <w:r>
-        <w:t>@Column(</w:t>
-      </w:r>
-      <w:proofErr w:type="gramEnd"/>
-      <w:r>
-        <w:t>name = "</w:t>
-      </w:r>
-      <w:proofErr w:type="spellStart"/>
-      <w:r>
-        <w:t>answer_text</w:t>
-      </w:r>
-      <w:proofErr w:type="spellEnd"/>
-      <w:r>
-        <w:t>")</w:t>
-      </w:r>
-      <w:r>
-        <w:br/>
-        <w:t xml:space="preserve"> </w:t>
-      </w:r>
-      <w:r>
-        <w:tab/>
-        <w:t xml:space="preserve">private String </w:t>
-      </w:r>
-      <w:proofErr w:type="spellStart"/>
-      <w:r>
-        <w:t>answerText</w:t>
-      </w:r>
-      <w:proofErr w:type="spellEnd"/>
-      <w:r>
-        <w:t>;</w:t>
-      </w:r>
-    </w:p>
-    <w:p>
-      <w:pPr>
-        <w:ind w:left="720"/>
-      </w:pPr>
-      <w:r>
-        <w:t>@</w:t>
-      </w:r>
-      <w:proofErr w:type="spellStart"/>
-      <w:r>
-        <w:t>ManyToOne</w:t>
-      </w:r>
-      <w:proofErr w:type="spellEnd"/>
-      <w:r>
-        <w:br/>
-      </w:r>
-      <w:proofErr w:type="gramStart"/>
-      <w:r>
-        <w:t>@</w:t>
-      </w:r>
-      <w:proofErr w:type="spellStart"/>
-      <w:r>
-        <w:t>JoinColumn</w:t>
-      </w:r>
-      <w:proofErr w:type="spellEnd"/>
-      <w:r>
-        <w:t>(</w:t>
-      </w:r>
-      <w:proofErr w:type="gramEnd"/>
-      <w:r>
-        <w:t>“</w:t>
-      </w:r>
-      <w:proofErr w:type="spellStart"/>
-      <w:r>
-        <w:t>Question_id</w:t>
-      </w:r>
-      <w:proofErr w:type="spellEnd"/>
-      <w:r>
-        <w:t>”</w:t>
-      </w:r>
-      <w:r>
-        <w:t>)</w:t>
-      </w:r>
-      <w:r>
-        <w:t xml:space="preserve"> </w:t>
-      </w:r>
-      <w:r>
-        <w:sym w:font="Wingdings" w:char="F0E0"/>
-      </w:r>
-      <w:r>
-        <w:t xml:space="preserve"> By default it is </w:t>
-      </w:r>
-      <w:proofErr w:type="spellStart"/>
-      <w:r>
-        <w:t>question_question_id</w:t>
-      </w:r>
-      <w:proofErr w:type="spellEnd"/>
-      <w:r>
-        <w:t>. It creates FK.</w:t>
-      </w:r>
-      <w:r>
-        <w:br/>
-        <w:t xml:space="preserve"> </w:t>
-      </w:r>
-      <w:proofErr w:type="gramStart"/>
-      <w:r>
-        <w:t>private</w:t>
-      </w:r>
-      <w:proofErr w:type="gramEnd"/>
-      <w:r>
-        <w:t xml:space="preserve"> Question </w:t>
-      </w:r>
-      <w:proofErr w:type="spellStart"/>
-      <w:r>
-        <w:t>question</w:t>
-      </w:r>
-      <w:proofErr w:type="spellEnd"/>
-      <w:r>
-        <w:t>;</w:t>
-      </w:r>
-      <w:r>
-        <w:br/>
-        <w:t>// Constructors, getters, setters, and other properties</w:t>
-      </w:r>
-    </w:p>
-    <w:p>
-      <w:r>
-        <w:t>}</w:t>
-      </w:r>
-    </w:p>
-    <w:p>
-      <w:r>
-        <w:t>Many-to-</w:t>
-      </w:r>
-      <w:proofErr w:type="gramStart"/>
-      <w:r>
-        <w:t>Many :</w:t>
-      </w:r>
-      <w:proofErr w:type="gramEnd"/>
-      <w:r>
-        <w:t xml:space="preserve"> </w:t>
-      </w:r>
-    </w:p>
-    <w:p>
-      <w:r>
-        <w:t>For this new table will be created</w:t>
-      </w:r>
-      <w:r>
-        <w:t xml:space="preserve"> always</w:t>
-      </w:r>
-      <w:r>
-        <w:t>.</w:t>
-      </w:r>
-    </w:p>
-    <w:p>
-      <w:r>
-        <w:t>@Entity</w:t>
-      </w:r>
-      <w:r>
-        <w:br/>
-        <w:t>@Table (name = “Employee”</w:t>
-      </w:r>
-      <w:proofErr w:type="gramStart"/>
-      <w:r>
-        <w:t>)</w:t>
-      </w:r>
-      <w:proofErr w:type="gramEnd"/>
-      <w:r>
-        <w:br/>
-      </w:r>
-      <w:r>
-        <w:lastRenderedPageBreak/>
-        <w:t xml:space="preserve">public class </w:t>
-      </w:r>
-      <w:proofErr w:type="spellStart"/>
-      <w:r>
-        <w:t>Emp</w:t>
-      </w:r>
-      <w:proofErr w:type="spellEnd"/>
-      <w:r>
-        <w:t>{</w:t>
-      </w:r>
-      <w:r>
-        <w:br/>
-        <w:t xml:space="preserve"> </w:t>
-      </w:r>
-      <w:r>
-        <w:tab/>
-        <w:t>@Id</w:t>
-      </w:r>
-      <w:r>
-        <w:br/>
-        <w:t xml:space="preserve"> </w:t>
-      </w:r>
-      <w:r>
-        <w:tab/>
-        <w:t>@</w:t>
-      </w:r>
-      <w:proofErr w:type="spellStart"/>
-      <w:r>
-        <w:t>GeneratedValue</w:t>
-      </w:r>
-      <w:proofErr w:type="spellEnd"/>
-      <w:r>
-        <w:t xml:space="preserve">(strategy = </w:t>
-      </w:r>
-      <w:proofErr w:type="spellStart"/>
-      <w:r>
-        <w:t>GenerationType.IDENTITY</w:t>
-      </w:r>
-      <w:proofErr w:type="spellEnd"/>
-      <w:r>
-        <w:t>)</w:t>
-      </w:r>
-      <w:r>
-        <w:br/>
-        <w:t xml:space="preserve"> </w:t>
-      </w:r>
-      <w:r>
-        <w:tab/>
-        <w:t xml:space="preserve">private String </w:t>
-      </w:r>
-      <w:proofErr w:type="spellStart"/>
-      <w:r>
-        <w:t>emp_id</w:t>
-      </w:r>
-      <w:proofErr w:type="spellEnd"/>
-      <w:r>
-        <w:t>;</w:t>
-      </w:r>
-      <w:r>
-        <w:br/>
-        <w:t xml:space="preserve"> </w:t>
-      </w:r>
-      <w:r>
-        <w:tab/>
-        <w:t xml:space="preserve">private String </w:t>
-      </w:r>
-      <w:proofErr w:type="spellStart"/>
-      <w:r>
-        <w:t>emp_name</w:t>
-      </w:r>
-      <w:proofErr w:type="spellEnd"/>
-      <w:r>
-        <w:t>;</w:t>
-      </w:r>
-      <w:r>
-        <w:br/>
-        <w:t xml:space="preserve"> </w:t>
-      </w:r>
-      <w:r>
-        <w:tab/>
-        <w:t>@</w:t>
-      </w:r>
-      <w:proofErr w:type="spellStart"/>
-      <w:r>
-        <w:t>ManyToMany</w:t>
-      </w:r>
-      <w:proofErr w:type="spellEnd"/>
-      <w:r>
-        <w:br/>
-        <w:t xml:space="preserve"> </w:t>
-      </w:r>
-      <w:r>
-        <w:tab/>
-        <w:t>@</w:t>
-      </w:r>
-      <w:proofErr w:type="spellStart"/>
-      <w:r>
-        <w:t>JoinTable</w:t>
-      </w:r>
-      <w:proofErr w:type="spellEnd"/>
-      <w:r>
-        <w:t>(name = “</w:t>
-      </w:r>
-      <w:proofErr w:type="spellStart"/>
-      <w:r>
-        <w:t>emp_project_table</w:t>
-      </w:r>
-      <w:proofErr w:type="spellEnd"/>
-      <w:r>
-        <w:t>”</w:t>
-      </w:r>
-      <w:r>
-        <w:t xml:space="preserve">, </w:t>
-      </w:r>
-      <w:r>
-        <w:br/>
-        <w:t xml:space="preserve"> </w:t>
-      </w:r>
-      <w:r>
-        <w:tab/>
-      </w:r>
-      <w:proofErr w:type="spellStart"/>
-      <w:r>
-        <w:t>joinColumns</w:t>
-      </w:r>
-      <w:proofErr w:type="spellEnd"/>
-      <w:r>
-        <w:t xml:space="preserve"> = {@</w:t>
-      </w:r>
-      <w:proofErr w:type="spellStart"/>
-      <w:r>
-        <w:t>JoinColumn</w:t>
-      </w:r>
-      <w:proofErr w:type="spellEnd"/>
-      <w:r>
-        <w:t>(name = “</w:t>
-      </w:r>
-      <w:r>
-        <w:t>Employee I</w:t>
-      </w:r>
-      <w:r>
-        <w:t>d”)</w:t>
-      </w:r>
-      <w:r>
-        <w:t>}</w:t>
-      </w:r>
-      <w:r>
-        <w:t xml:space="preserve">, </w:t>
-      </w:r>
-      <w:r>
-        <w:br/>
-        <w:t xml:space="preserve"> </w:t>
-      </w:r>
-      <w:r>
-        <w:tab/>
-      </w:r>
-      <w:proofErr w:type="spellStart"/>
-      <w:r>
-        <w:t>inverseJoinColumn</w:t>
-      </w:r>
-      <w:proofErr w:type="spellEnd"/>
-      <w:r>
-        <w:t xml:space="preserve"> =  {</w:t>
-      </w:r>
-      <w:r>
-        <w:t>@</w:t>
-      </w:r>
-      <w:proofErr w:type="spellStart"/>
-      <w:r>
-        <w:t>JoinCo</w:t>
-      </w:r>
-      <w:r>
-        <w:t>lumn</w:t>
-      </w:r>
-      <w:proofErr w:type="spellEnd"/>
-      <w:r>
-        <w:t>(name = “</w:t>
-      </w:r>
-      <w:r>
-        <w:t>Project I</w:t>
-      </w:r>
-      <w:r>
-        <w:t>d”)}</w:t>
-      </w:r>
-      <w:r>
-        <w:t>)</w:t>
-      </w:r>
-      <w:r>
-        <w:br/>
-        <w:t xml:space="preserve"> </w:t>
-      </w:r>
-      <w:r>
-        <w:tab/>
-        <w:t xml:space="preserve">private List&lt;Project&gt; </w:t>
-      </w:r>
-      <w:proofErr w:type="spellStart"/>
-      <w:r>
-        <w:t>projectList</w:t>
-      </w:r>
-      <w:proofErr w:type="spellEnd"/>
-      <w:r>
-        <w:t>;</w:t>
-      </w:r>
-      <w:r>
-        <w:br/>
-        <w:t>// constructors, getters and setters</w:t>
-      </w:r>
-      <w:r>
-        <w:br/>
-        <w:t>}</w:t>
-      </w:r>
-    </w:p>
-    <w:p>
-      <w:r>
-        <w:t>@Entity</w:t>
-      </w:r>
-      <w:r>
-        <w:br/>
-        <w:t>@Table (name = “Project”</w:t>
-      </w:r>
-      <w:proofErr w:type="gramStart"/>
-      <w:r>
-        <w:t>)</w:t>
-      </w:r>
-      <w:proofErr w:type="gramEnd"/>
-      <w:r>
-        <w:br/>
-        <w:t>public class Project{</w:t>
-      </w:r>
-      <w:r>
-        <w:br/>
-        <w:t xml:space="preserve"> </w:t>
-      </w:r>
-      <w:r>
-        <w:tab/>
-        <w:t>@Id</w:t>
-      </w:r>
-      <w:r>
-        <w:br/>
-        <w:t xml:space="preserve"> </w:t>
-      </w:r>
-      <w:r>
-        <w:tab/>
-        <w:t>@</w:t>
-      </w:r>
-      <w:proofErr w:type="spellStart"/>
-      <w:r>
-        <w:t>GeneratedValue</w:t>
-      </w:r>
-      <w:proofErr w:type="spellEnd"/>
-      <w:r>
-        <w:t xml:space="preserve">(strategy = </w:t>
-      </w:r>
-      <w:proofErr w:type="spellStart"/>
-      <w:r>
-        <w:t>GenerationType.IDENTITY</w:t>
-      </w:r>
-      <w:proofErr w:type="spellEnd"/>
-      <w:r>
-        <w:t>)</w:t>
-      </w:r>
-      <w:r>
-        <w:br/>
-        <w:t xml:space="preserve"> </w:t>
-      </w:r>
-      <w:r>
-        <w:tab/>
-        <w:t xml:space="preserve">private String </w:t>
-      </w:r>
-      <w:proofErr w:type="spellStart"/>
-      <w:r>
-        <w:t>proj_id</w:t>
-      </w:r>
-      <w:proofErr w:type="spellEnd"/>
-      <w:r>
-        <w:t>;</w:t>
-      </w:r>
-      <w:r>
-        <w:br/>
-        <w:t xml:space="preserve"> </w:t>
-      </w:r>
-      <w:r>
-        <w:tab/>
-        <w:t xml:space="preserve">private String </w:t>
-      </w:r>
-      <w:proofErr w:type="spellStart"/>
-      <w:r>
-        <w:t>proj_name</w:t>
-      </w:r>
-      <w:proofErr w:type="spellEnd"/>
-      <w:r>
-        <w:t>;</w:t>
-      </w:r>
-      <w:r>
-        <w:br/>
-        <w:t xml:space="preserve"> </w:t>
-      </w:r>
-      <w:r>
-        <w:tab/>
-        <w:t>@</w:t>
-      </w:r>
-      <w:proofErr w:type="spellStart"/>
-      <w:r>
-        <w:t>ManyTo</w:t>
-      </w:r>
-      <w:r>
-        <w:t>Many</w:t>
-      </w:r>
-      <w:proofErr w:type="spellEnd"/>
-      <w:r>
-        <w:br/>
-        <w:t xml:space="preserve"> </w:t>
-      </w:r>
-      <w:r>
-        <w:tab/>
-        <w:t>private List&lt;</w:t>
-      </w:r>
-      <w:proofErr w:type="spellStart"/>
-      <w:r>
-        <w:t>Emp</w:t>
-      </w:r>
-      <w:proofErr w:type="spellEnd"/>
-      <w:r>
-        <w:t xml:space="preserve">&gt; </w:t>
-      </w:r>
-      <w:proofErr w:type="spellStart"/>
-      <w:r>
-        <w:t>empList</w:t>
-      </w:r>
-      <w:proofErr w:type="spellEnd"/>
-      <w:r>
-        <w:t>;</w:t>
-      </w:r>
-      <w:r>
-        <w:br/>
-        <w:t>//constructors, getters and setters</w:t>
-      </w:r>
-      <w:r>
-        <w:br/>
-        <w:t>}</w:t>
       </w:r>
     </w:p>
     <w:p>
@@ -4410,6 +3734,7 @@
         <w:ind w:left="426"/>
       </w:pPr>
       <w:r>
+        <w:lastRenderedPageBreak/>
         <w:t>Atomicity: It means if any operation is performed on the data, either it should be executed completely or should not be executed at all.</w:t>
       </w:r>
       <w:r>
@@ -4488,7 +3813,6 @@
         <w:ind w:left="426"/>
       </w:pPr>
       <w:r>
-        <w:lastRenderedPageBreak/>
         <w:t>Durability: It ensures that the data after the successful execution of the operation becomes permanent in the database.</w:t>
       </w:r>
     </w:p>
@@ -4724,6 +4048,9 @@
       </w:r>
       <w:r>
         <w:br/>
+      </w:r>
+      <w:r>
+        <w:lastRenderedPageBreak/>
         <w:t xml:space="preserve"> </w:t>
       </w:r>
       <w:r>
@@ -4766,7 +4093,6 @@
     </w:p>
     <w:p>
       <w:r>
-        <w:lastRenderedPageBreak/>
         <w:t xml:space="preserve">In this example, the @Transactional annotation on the </w:t>
       </w:r>
       <w:proofErr w:type="spellStart"/>
@@ -5078,6 +4404,321 @@
     </w:lvl>
   </w:abstractNum>
   <w:abstractNum w:abstractNumId="1">
+    <w:nsid w:val="1EF30446"/>
+    <w:multiLevelType w:val="hybridMultilevel"/>
+    <w:tmpl w:val="5802D03E"/>
+    <w:lvl w:ilvl="0" w:tplc="04090001">
+      <w:start w:val="1"/>
+      <w:numFmt w:val="bullet"/>
+      <w:lvlText w:val=""/>
+      <w:lvlJc w:val="left"/>
+      <w:pPr>
+        <w:ind w:left="720" w:hanging="360"/>
+      </w:pPr>
+      <w:rPr>
+        <w:rFonts w:ascii="Symbol" w:hAnsi="Symbol" w:hint="default"/>
+      </w:rPr>
+    </w:lvl>
+    <w:lvl w:ilvl="1" w:tplc="04090003" w:tentative="1">
+      <w:start w:val="1"/>
+      <w:numFmt w:val="bullet"/>
+      <w:lvlText w:val="o"/>
+      <w:lvlJc w:val="left"/>
+      <w:pPr>
+        <w:ind w:left="1440" w:hanging="360"/>
+      </w:pPr>
+      <w:rPr>
+        <w:rFonts w:ascii="Courier New" w:hAnsi="Courier New" w:cs="Courier New" w:hint="default"/>
+      </w:rPr>
+    </w:lvl>
+    <w:lvl w:ilvl="2" w:tplc="04090005" w:tentative="1">
+      <w:start w:val="1"/>
+      <w:numFmt w:val="bullet"/>
+      <w:lvlText w:val=""/>
+      <w:lvlJc w:val="left"/>
+      <w:pPr>
+        <w:ind w:left="2160" w:hanging="360"/>
+      </w:pPr>
+      <w:rPr>
+        <w:rFonts w:ascii="Wingdings" w:hAnsi="Wingdings" w:hint="default"/>
+      </w:rPr>
+    </w:lvl>
+    <w:lvl w:ilvl="3" w:tplc="04090001" w:tentative="1">
+      <w:start w:val="1"/>
+      <w:numFmt w:val="bullet"/>
+      <w:lvlText w:val=""/>
+      <w:lvlJc w:val="left"/>
+      <w:pPr>
+        <w:ind w:left="2880" w:hanging="360"/>
+      </w:pPr>
+      <w:rPr>
+        <w:rFonts w:ascii="Symbol" w:hAnsi="Symbol" w:hint="default"/>
+      </w:rPr>
+    </w:lvl>
+    <w:lvl w:ilvl="4" w:tplc="04090003" w:tentative="1">
+      <w:start w:val="1"/>
+      <w:numFmt w:val="bullet"/>
+      <w:lvlText w:val="o"/>
+      <w:lvlJc w:val="left"/>
+      <w:pPr>
+        <w:ind w:left="3600" w:hanging="360"/>
+      </w:pPr>
+      <w:rPr>
+        <w:rFonts w:ascii="Courier New" w:hAnsi="Courier New" w:cs="Courier New" w:hint="default"/>
+      </w:rPr>
+    </w:lvl>
+    <w:lvl w:ilvl="5" w:tplc="04090005" w:tentative="1">
+      <w:start w:val="1"/>
+      <w:numFmt w:val="bullet"/>
+      <w:lvlText w:val=""/>
+      <w:lvlJc w:val="left"/>
+      <w:pPr>
+        <w:ind w:left="4320" w:hanging="360"/>
+      </w:pPr>
+      <w:rPr>
+        <w:rFonts w:ascii="Wingdings" w:hAnsi="Wingdings" w:hint="default"/>
+      </w:rPr>
+    </w:lvl>
+    <w:lvl w:ilvl="6" w:tplc="04090001" w:tentative="1">
+      <w:start w:val="1"/>
+      <w:numFmt w:val="bullet"/>
+      <w:lvlText w:val=""/>
+      <w:lvlJc w:val="left"/>
+      <w:pPr>
+        <w:ind w:left="5040" w:hanging="360"/>
+      </w:pPr>
+      <w:rPr>
+        <w:rFonts w:ascii="Symbol" w:hAnsi="Symbol" w:hint="default"/>
+      </w:rPr>
+    </w:lvl>
+    <w:lvl w:ilvl="7" w:tplc="04090003" w:tentative="1">
+      <w:start w:val="1"/>
+      <w:numFmt w:val="bullet"/>
+      <w:lvlText w:val="o"/>
+      <w:lvlJc w:val="left"/>
+      <w:pPr>
+        <w:ind w:left="5760" w:hanging="360"/>
+      </w:pPr>
+      <w:rPr>
+        <w:rFonts w:ascii="Courier New" w:hAnsi="Courier New" w:cs="Courier New" w:hint="default"/>
+      </w:rPr>
+    </w:lvl>
+    <w:lvl w:ilvl="8" w:tplc="04090005" w:tentative="1">
+      <w:start w:val="1"/>
+      <w:numFmt w:val="bullet"/>
+      <w:lvlText w:val=""/>
+      <w:lvlJc w:val="left"/>
+      <w:pPr>
+        <w:ind w:left="6480" w:hanging="360"/>
+      </w:pPr>
+      <w:rPr>
+        <w:rFonts w:ascii="Wingdings" w:hAnsi="Wingdings" w:hint="default"/>
+      </w:rPr>
+    </w:lvl>
+  </w:abstractNum>
+  <w:abstractNum w:abstractNumId="2">
+    <w:nsid w:val="34C65844"/>
+    <w:multiLevelType w:val="hybridMultilevel"/>
+    <w:tmpl w:val="F6328BEE"/>
+    <w:lvl w:ilvl="0" w:tplc="04090019">
+      <w:start w:val="1"/>
+      <w:numFmt w:val="lowerLetter"/>
+      <w:lvlText w:val="%1."/>
+      <w:lvlJc w:val="left"/>
+      <w:pPr>
+        <w:ind w:left="720" w:hanging="360"/>
+      </w:pPr>
+      <w:rPr>
+        <w:rFonts w:hint="default"/>
+      </w:rPr>
+    </w:lvl>
+    <w:lvl w:ilvl="1" w:tplc="04090019" w:tentative="1">
+      <w:start w:val="1"/>
+      <w:numFmt w:val="lowerLetter"/>
+      <w:lvlText w:val="%2."/>
+      <w:lvlJc w:val="left"/>
+      <w:pPr>
+        <w:ind w:left="1440" w:hanging="360"/>
+      </w:pPr>
+    </w:lvl>
+    <w:lvl w:ilvl="2" w:tplc="0409001B" w:tentative="1">
+      <w:start w:val="1"/>
+      <w:numFmt w:val="lowerRoman"/>
+      <w:lvlText w:val="%3."/>
+      <w:lvlJc w:val="right"/>
+      <w:pPr>
+        <w:ind w:left="2160" w:hanging="180"/>
+      </w:pPr>
+    </w:lvl>
+    <w:lvl w:ilvl="3" w:tplc="0409000F" w:tentative="1">
+      <w:start w:val="1"/>
+      <w:numFmt w:val="decimal"/>
+      <w:lvlText w:val="%4."/>
+      <w:lvlJc w:val="left"/>
+      <w:pPr>
+        <w:ind w:left="2880" w:hanging="360"/>
+      </w:pPr>
+    </w:lvl>
+    <w:lvl w:ilvl="4" w:tplc="04090019" w:tentative="1">
+      <w:start w:val="1"/>
+      <w:numFmt w:val="lowerLetter"/>
+      <w:lvlText w:val="%5."/>
+      <w:lvlJc w:val="left"/>
+      <w:pPr>
+        <w:ind w:left="3600" w:hanging="360"/>
+      </w:pPr>
+    </w:lvl>
+    <w:lvl w:ilvl="5" w:tplc="0409001B" w:tentative="1">
+      <w:start w:val="1"/>
+      <w:numFmt w:val="lowerRoman"/>
+      <w:lvlText w:val="%6."/>
+      <w:lvlJc w:val="right"/>
+      <w:pPr>
+        <w:ind w:left="4320" w:hanging="180"/>
+      </w:pPr>
+    </w:lvl>
+    <w:lvl w:ilvl="6" w:tplc="0409000F" w:tentative="1">
+      <w:start w:val="1"/>
+      <w:numFmt w:val="decimal"/>
+      <w:lvlText w:val="%7."/>
+      <w:lvlJc w:val="left"/>
+      <w:pPr>
+        <w:ind w:left="5040" w:hanging="360"/>
+      </w:pPr>
+    </w:lvl>
+    <w:lvl w:ilvl="7" w:tplc="04090019" w:tentative="1">
+      <w:start w:val="1"/>
+      <w:numFmt w:val="lowerLetter"/>
+      <w:lvlText w:val="%8."/>
+      <w:lvlJc w:val="left"/>
+      <w:pPr>
+        <w:ind w:left="5760" w:hanging="360"/>
+      </w:pPr>
+    </w:lvl>
+    <w:lvl w:ilvl="8" w:tplc="0409001B" w:tentative="1">
+      <w:start w:val="1"/>
+      <w:numFmt w:val="lowerRoman"/>
+      <w:lvlText w:val="%9."/>
+      <w:lvlJc w:val="right"/>
+      <w:pPr>
+        <w:ind w:left="6480" w:hanging="180"/>
+      </w:pPr>
+    </w:lvl>
+  </w:abstractNum>
+  <w:abstractNum w:abstractNumId="3">
+    <w:nsid w:val="3A0D3806"/>
+    <w:multiLevelType w:val="hybridMultilevel"/>
+    <w:tmpl w:val="E96672A2"/>
+    <w:lvl w:ilvl="0" w:tplc="04090001">
+      <w:start w:val="1"/>
+      <w:numFmt w:val="bullet"/>
+      <w:lvlText w:val=""/>
+      <w:lvlJc w:val="left"/>
+      <w:pPr>
+        <w:ind w:left="720" w:hanging="360"/>
+      </w:pPr>
+      <w:rPr>
+        <w:rFonts w:ascii="Symbol" w:hAnsi="Symbol" w:hint="default"/>
+      </w:rPr>
+    </w:lvl>
+    <w:lvl w:ilvl="1" w:tplc="04090003" w:tentative="1">
+      <w:start w:val="1"/>
+      <w:numFmt w:val="bullet"/>
+      <w:lvlText w:val="o"/>
+      <w:lvlJc w:val="left"/>
+      <w:pPr>
+        <w:ind w:left="1440" w:hanging="360"/>
+      </w:pPr>
+      <w:rPr>
+        <w:rFonts w:ascii="Courier New" w:hAnsi="Courier New" w:cs="Courier New" w:hint="default"/>
+      </w:rPr>
+    </w:lvl>
+    <w:lvl w:ilvl="2" w:tplc="04090005" w:tentative="1">
+      <w:start w:val="1"/>
+      <w:numFmt w:val="bullet"/>
+      <w:lvlText w:val=""/>
+      <w:lvlJc w:val="left"/>
+      <w:pPr>
+        <w:ind w:left="2160" w:hanging="360"/>
+      </w:pPr>
+      <w:rPr>
+        <w:rFonts w:ascii="Wingdings" w:hAnsi="Wingdings" w:hint="default"/>
+      </w:rPr>
+    </w:lvl>
+    <w:lvl w:ilvl="3" w:tplc="04090001" w:tentative="1">
+      <w:start w:val="1"/>
+      <w:numFmt w:val="bullet"/>
+      <w:lvlText w:val=""/>
+      <w:lvlJc w:val="left"/>
+      <w:pPr>
+        <w:ind w:left="2880" w:hanging="360"/>
+      </w:pPr>
+      <w:rPr>
+        <w:rFonts w:ascii="Symbol" w:hAnsi="Symbol" w:hint="default"/>
+      </w:rPr>
+    </w:lvl>
+    <w:lvl w:ilvl="4" w:tplc="04090003" w:tentative="1">
+      <w:start w:val="1"/>
+      <w:numFmt w:val="bullet"/>
+      <w:lvlText w:val="o"/>
+      <w:lvlJc w:val="left"/>
+      <w:pPr>
+        <w:ind w:left="3600" w:hanging="360"/>
+      </w:pPr>
+      <w:rPr>
+        <w:rFonts w:ascii="Courier New" w:hAnsi="Courier New" w:cs="Courier New" w:hint="default"/>
+      </w:rPr>
+    </w:lvl>
+    <w:lvl w:ilvl="5" w:tplc="04090005" w:tentative="1">
+      <w:start w:val="1"/>
+      <w:numFmt w:val="bullet"/>
+      <w:lvlText w:val=""/>
+      <w:lvlJc w:val="left"/>
+      <w:pPr>
+        <w:ind w:left="4320" w:hanging="360"/>
+      </w:pPr>
+      <w:rPr>
+        <w:rFonts w:ascii="Wingdings" w:hAnsi="Wingdings" w:hint="default"/>
+      </w:rPr>
+    </w:lvl>
+    <w:lvl w:ilvl="6" w:tplc="04090001" w:tentative="1">
+      <w:start w:val="1"/>
+      <w:numFmt w:val="bullet"/>
+      <w:lvlText w:val=""/>
+      <w:lvlJc w:val="left"/>
+      <w:pPr>
+        <w:ind w:left="5040" w:hanging="360"/>
+      </w:pPr>
+      <w:rPr>
+        <w:rFonts w:ascii="Symbol" w:hAnsi="Symbol" w:hint="default"/>
+      </w:rPr>
+    </w:lvl>
+    <w:lvl w:ilvl="7" w:tplc="04090003" w:tentative="1">
+      <w:start w:val="1"/>
+      <w:numFmt w:val="bullet"/>
+      <w:lvlText w:val="o"/>
+      <w:lvlJc w:val="left"/>
+      <w:pPr>
+        <w:ind w:left="5760" w:hanging="360"/>
+      </w:pPr>
+      <w:rPr>
+        <w:rFonts w:ascii="Courier New" w:hAnsi="Courier New" w:cs="Courier New" w:hint="default"/>
+      </w:rPr>
+    </w:lvl>
+    <w:lvl w:ilvl="8" w:tplc="04090005" w:tentative="1">
+      <w:start w:val="1"/>
+      <w:numFmt w:val="bullet"/>
+      <w:lvlText w:val=""/>
+      <w:lvlJc w:val="left"/>
+      <w:pPr>
+        <w:ind w:left="6480" w:hanging="360"/>
+      </w:pPr>
+      <w:rPr>
+        <w:rFonts w:ascii="Wingdings" w:hAnsi="Wingdings" w:hint="default"/>
+      </w:rPr>
+    </w:lvl>
+  </w:abstractNum>
+  <w:abstractNum w:abstractNumId="4">
     <w:nsid w:val="49D41970"/>
     <w:multiLevelType w:val="hybridMultilevel"/>
     <w:tmpl w:val="AA646FE2"/>
@@ -5190,7 +4831,7 @@
       </w:rPr>
     </w:lvl>
   </w:abstractNum>
-  <w:abstractNum w:abstractNumId="2">
+  <w:abstractNum w:abstractNumId="5">
     <w:nsid w:val="4A1C4E62"/>
     <w:multiLevelType w:val="hybridMultilevel"/>
     <w:tmpl w:val="2B129862"/>
@@ -5303,7 +4944,233 @@
       </w:rPr>
     </w:lvl>
   </w:abstractNum>
-  <w:abstractNum w:abstractNumId="3">
+  <w:abstractNum w:abstractNumId="6">
+    <w:nsid w:val="4B4A2288"/>
+    <w:multiLevelType w:val="hybridMultilevel"/>
+    <w:tmpl w:val="CE24DCCA"/>
+    <w:lvl w:ilvl="0" w:tplc="04090001">
+      <w:start w:val="1"/>
+      <w:numFmt w:val="bullet"/>
+      <w:lvlText w:val=""/>
+      <w:lvlJc w:val="left"/>
+      <w:pPr>
+        <w:ind w:left="720" w:hanging="360"/>
+      </w:pPr>
+      <w:rPr>
+        <w:rFonts w:ascii="Symbol" w:hAnsi="Symbol" w:hint="default"/>
+      </w:rPr>
+    </w:lvl>
+    <w:lvl w:ilvl="1" w:tplc="04090003" w:tentative="1">
+      <w:start w:val="1"/>
+      <w:numFmt w:val="bullet"/>
+      <w:lvlText w:val="o"/>
+      <w:lvlJc w:val="left"/>
+      <w:pPr>
+        <w:ind w:left="1440" w:hanging="360"/>
+      </w:pPr>
+      <w:rPr>
+        <w:rFonts w:ascii="Courier New" w:hAnsi="Courier New" w:cs="Courier New" w:hint="default"/>
+      </w:rPr>
+    </w:lvl>
+    <w:lvl w:ilvl="2" w:tplc="04090005" w:tentative="1">
+      <w:start w:val="1"/>
+      <w:numFmt w:val="bullet"/>
+      <w:lvlText w:val=""/>
+      <w:lvlJc w:val="left"/>
+      <w:pPr>
+        <w:ind w:left="2160" w:hanging="360"/>
+      </w:pPr>
+      <w:rPr>
+        <w:rFonts w:ascii="Wingdings" w:hAnsi="Wingdings" w:hint="default"/>
+      </w:rPr>
+    </w:lvl>
+    <w:lvl w:ilvl="3" w:tplc="04090001" w:tentative="1">
+      <w:start w:val="1"/>
+      <w:numFmt w:val="bullet"/>
+      <w:lvlText w:val=""/>
+      <w:lvlJc w:val="left"/>
+      <w:pPr>
+        <w:ind w:left="2880" w:hanging="360"/>
+      </w:pPr>
+      <w:rPr>
+        <w:rFonts w:ascii="Symbol" w:hAnsi="Symbol" w:hint="default"/>
+      </w:rPr>
+    </w:lvl>
+    <w:lvl w:ilvl="4" w:tplc="04090003" w:tentative="1">
+      <w:start w:val="1"/>
+      <w:numFmt w:val="bullet"/>
+      <w:lvlText w:val="o"/>
+      <w:lvlJc w:val="left"/>
+      <w:pPr>
+        <w:ind w:left="3600" w:hanging="360"/>
+      </w:pPr>
+      <w:rPr>
+        <w:rFonts w:ascii="Courier New" w:hAnsi="Courier New" w:cs="Courier New" w:hint="default"/>
+      </w:rPr>
+    </w:lvl>
+    <w:lvl w:ilvl="5" w:tplc="04090005" w:tentative="1">
+      <w:start w:val="1"/>
+      <w:numFmt w:val="bullet"/>
+      <w:lvlText w:val=""/>
+      <w:lvlJc w:val="left"/>
+      <w:pPr>
+        <w:ind w:left="4320" w:hanging="360"/>
+      </w:pPr>
+      <w:rPr>
+        <w:rFonts w:ascii="Wingdings" w:hAnsi="Wingdings" w:hint="default"/>
+      </w:rPr>
+    </w:lvl>
+    <w:lvl w:ilvl="6" w:tplc="04090001" w:tentative="1">
+      <w:start w:val="1"/>
+      <w:numFmt w:val="bullet"/>
+      <w:lvlText w:val=""/>
+      <w:lvlJc w:val="left"/>
+      <w:pPr>
+        <w:ind w:left="5040" w:hanging="360"/>
+      </w:pPr>
+      <w:rPr>
+        <w:rFonts w:ascii="Symbol" w:hAnsi="Symbol" w:hint="default"/>
+      </w:rPr>
+    </w:lvl>
+    <w:lvl w:ilvl="7" w:tplc="04090003" w:tentative="1">
+      <w:start w:val="1"/>
+      <w:numFmt w:val="bullet"/>
+      <w:lvlText w:val="o"/>
+      <w:lvlJc w:val="left"/>
+      <w:pPr>
+        <w:ind w:left="5760" w:hanging="360"/>
+      </w:pPr>
+      <w:rPr>
+        <w:rFonts w:ascii="Courier New" w:hAnsi="Courier New" w:cs="Courier New" w:hint="default"/>
+      </w:rPr>
+    </w:lvl>
+    <w:lvl w:ilvl="8" w:tplc="04090005" w:tentative="1">
+      <w:start w:val="1"/>
+      <w:numFmt w:val="bullet"/>
+      <w:lvlText w:val=""/>
+      <w:lvlJc w:val="left"/>
+      <w:pPr>
+        <w:ind w:left="6480" w:hanging="360"/>
+      </w:pPr>
+      <w:rPr>
+        <w:rFonts w:ascii="Wingdings" w:hAnsi="Wingdings" w:hint="default"/>
+      </w:rPr>
+    </w:lvl>
+  </w:abstractNum>
+  <w:abstractNum w:abstractNumId="7">
+    <w:nsid w:val="56EC587F"/>
+    <w:multiLevelType w:val="hybridMultilevel"/>
+    <w:tmpl w:val="8DA6AA4E"/>
+    <w:lvl w:ilvl="0" w:tplc="04090001">
+      <w:start w:val="1"/>
+      <w:numFmt w:val="bullet"/>
+      <w:lvlText w:val=""/>
+      <w:lvlJc w:val="left"/>
+      <w:pPr>
+        <w:ind w:left="720" w:hanging="360"/>
+      </w:pPr>
+      <w:rPr>
+        <w:rFonts w:ascii="Symbol" w:hAnsi="Symbol" w:hint="default"/>
+      </w:rPr>
+    </w:lvl>
+    <w:lvl w:ilvl="1" w:tplc="04090003" w:tentative="1">
+      <w:start w:val="1"/>
+      <w:numFmt w:val="bullet"/>
+      <w:lvlText w:val="o"/>
+      <w:lvlJc w:val="left"/>
+      <w:pPr>
+        <w:ind w:left="1440" w:hanging="360"/>
+      </w:pPr>
+      <w:rPr>
+        <w:rFonts w:ascii="Courier New" w:hAnsi="Courier New" w:cs="Courier New" w:hint="default"/>
+      </w:rPr>
+    </w:lvl>
+    <w:lvl w:ilvl="2" w:tplc="04090005" w:tentative="1">
+      <w:start w:val="1"/>
+      <w:numFmt w:val="bullet"/>
+      <w:lvlText w:val=""/>
+      <w:lvlJc w:val="left"/>
+      <w:pPr>
+        <w:ind w:left="2160" w:hanging="360"/>
+      </w:pPr>
+      <w:rPr>
+        <w:rFonts w:ascii="Wingdings" w:hAnsi="Wingdings" w:hint="default"/>
+      </w:rPr>
+    </w:lvl>
+    <w:lvl w:ilvl="3" w:tplc="04090001" w:tentative="1">
+      <w:start w:val="1"/>
+      <w:numFmt w:val="bullet"/>
+      <w:lvlText w:val=""/>
+      <w:lvlJc w:val="left"/>
+      <w:pPr>
+        <w:ind w:left="2880" w:hanging="360"/>
+      </w:pPr>
+      <w:rPr>
+        <w:rFonts w:ascii="Symbol" w:hAnsi="Symbol" w:hint="default"/>
+      </w:rPr>
+    </w:lvl>
+    <w:lvl w:ilvl="4" w:tplc="04090003" w:tentative="1">
+      <w:start w:val="1"/>
+      <w:numFmt w:val="bullet"/>
+      <w:lvlText w:val="o"/>
+      <w:lvlJc w:val="left"/>
+      <w:pPr>
+        <w:ind w:left="3600" w:hanging="360"/>
+      </w:pPr>
+      <w:rPr>
+        <w:rFonts w:ascii="Courier New" w:hAnsi="Courier New" w:cs="Courier New" w:hint="default"/>
+      </w:rPr>
+    </w:lvl>
+    <w:lvl w:ilvl="5" w:tplc="04090005" w:tentative="1">
+      <w:start w:val="1"/>
+      <w:numFmt w:val="bullet"/>
+      <w:lvlText w:val=""/>
+      <w:lvlJc w:val="left"/>
+      <w:pPr>
+        <w:ind w:left="4320" w:hanging="360"/>
+      </w:pPr>
+      <w:rPr>
+        <w:rFonts w:ascii="Wingdings" w:hAnsi="Wingdings" w:hint="default"/>
+      </w:rPr>
+    </w:lvl>
+    <w:lvl w:ilvl="6" w:tplc="04090001" w:tentative="1">
+      <w:start w:val="1"/>
+      <w:numFmt w:val="bullet"/>
+      <w:lvlText w:val=""/>
+      <w:lvlJc w:val="left"/>
+      <w:pPr>
+        <w:ind w:left="5040" w:hanging="360"/>
+      </w:pPr>
+      <w:rPr>
+        <w:rFonts w:ascii="Symbol" w:hAnsi="Symbol" w:hint="default"/>
+      </w:rPr>
+    </w:lvl>
+    <w:lvl w:ilvl="7" w:tplc="04090003" w:tentative="1">
+      <w:start w:val="1"/>
+      <w:numFmt w:val="bullet"/>
+      <w:lvlText w:val="o"/>
+      <w:lvlJc w:val="left"/>
+      <w:pPr>
+        <w:ind w:left="5760" w:hanging="360"/>
+      </w:pPr>
+      <w:rPr>
+        <w:rFonts w:ascii="Courier New" w:hAnsi="Courier New" w:cs="Courier New" w:hint="default"/>
+      </w:rPr>
+    </w:lvl>
+    <w:lvl w:ilvl="8" w:tplc="04090005" w:tentative="1">
+      <w:start w:val="1"/>
+      <w:numFmt w:val="bullet"/>
+      <w:lvlText w:val=""/>
+      <w:lvlJc w:val="left"/>
+      <w:pPr>
+        <w:ind w:left="6480" w:hanging="360"/>
+      </w:pPr>
+      <w:rPr>
+        <w:rFonts w:ascii="Wingdings" w:hAnsi="Wingdings" w:hint="default"/>
+      </w:rPr>
+    </w:lvl>
+  </w:abstractNum>
+  <w:abstractNum w:abstractNumId="8">
     <w:nsid w:val="66E77F62"/>
     <w:multiLevelType w:val="hybridMultilevel"/>
     <w:tmpl w:val="85860816"/>
@@ -5392,7 +5259,7 @@
       </w:pPr>
     </w:lvl>
   </w:abstractNum>
-  <w:abstractNum w:abstractNumId="4">
+  <w:abstractNum w:abstractNumId="9">
     <w:nsid w:val="6D06584D"/>
     <w:multiLevelType w:val="hybridMultilevel"/>
     <w:tmpl w:val="CD980098"/>
@@ -5481,7 +5348,7 @@
       </w:pPr>
     </w:lvl>
   </w:abstractNum>
-  <w:abstractNum w:abstractNumId="5">
+  <w:abstractNum w:abstractNumId="10">
     <w:nsid w:val="78035F22"/>
     <w:multiLevelType w:val="hybridMultilevel"/>
     <w:tmpl w:val="D5C0C46A"/>
@@ -5594,7 +5461,7 @@
       </w:rPr>
     </w:lvl>
   </w:abstractNum>
-  <w:abstractNum w:abstractNumId="6">
+  <w:abstractNum w:abstractNumId="11">
     <w:nsid w:val="7B9F486E"/>
     <w:multiLevelType w:val="hybridMultilevel"/>
     <w:tmpl w:val="ECE21DB6"/>
@@ -5707,7 +5574,7 @@
       </w:rPr>
     </w:lvl>
   </w:abstractNum>
-  <w:abstractNum w:abstractNumId="7">
+  <w:abstractNum w:abstractNumId="12">
     <w:nsid w:val="7F885036"/>
     <w:multiLevelType w:val="hybridMultilevel"/>
     <w:tmpl w:val="DA5EC566"/>
@@ -5821,28 +5688,43 @@
     </w:lvl>
   </w:abstractNum>
   <w:num w:numId="1">
-    <w:abstractNumId w:val="6"/>
+    <w:abstractNumId w:val="11"/>
   </w:num>
   <w:num w:numId="2">
-    <w:abstractNumId w:val="3"/>
+    <w:abstractNumId w:val="8"/>
   </w:num>
   <w:num w:numId="3">
+    <w:abstractNumId w:val="9"/>
+  </w:num>
+  <w:num w:numId="4">
+    <w:abstractNumId w:val="5"/>
+  </w:num>
+  <w:num w:numId="5">
+    <w:abstractNumId w:val="12"/>
+  </w:num>
+  <w:num w:numId="6">
     <w:abstractNumId w:val="4"/>
   </w:num>
-  <w:num w:numId="4">
-    <w:abstractNumId w:val="2"/>
-  </w:num>
-  <w:num w:numId="5">
-    <w:abstractNumId w:val="7"/>
-  </w:num>
-  <w:num w:numId="6">
-    <w:abstractNumId w:val="1"/>
-  </w:num>
   <w:num w:numId="7">
-    <w:abstractNumId w:val="5"/>
+    <w:abstractNumId w:val="10"/>
   </w:num>
   <w:num w:numId="8">
     <w:abstractNumId w:val="0"/>
+  </w:num>
+  <w:num w:numId="9">
+    <w:abstractNumId w:val="1"/>
+  </w:num>
+  <w:num w:numId="10">
+    <w:abstractNumId w:val="2"/>
+  </w:num>
+  <w:num w:numId="11">
+    <w:abstractNumId w:val="7"/>
+  </w:num>
+  <w:num w:numId="12">
+    <w:abstractNumId w:val="3"/>
+  </w:num>
+  <w:num w:numId="13">
+    <w:abstractNumId w:val="6"/>
   </w:num>
 </w:numbering>
 </file>
@@ -6113,6 +5995,19 @@
         <w:right w:w="108" w:type="dxa"/>
       </w:tblCellMar>
     </w:tblPr>
+  </w:style>
+  <w:style w:type="character" w:styleId="HTMLCode">
+    <w:name w:val="HTML Code"/>
+    <w:basedOn w:val="DefaultParagraphFont"/>
+    <w:uiPriority w:val="99"/>
+    <w:semiHidden/>
+    <w:unhideWhenUsed/>
+    <w:rsid w:val="00B3302C"/>
+    <w:rPr>
+      <w:rFonts w:ascii="Courier New" w:eastAsia="Times New Roman" w:hAnsi="Courier New" w:cs="Courier New"/>
+      <w:sz w:val="20"/>
+      <w:szCs w:val="20"/>
+    </w:rPr>
   </w:style>
 </w:styles>
 </file>

--- a/note/Hibernate.docx
+++ b/note/Hibernate.docx
@@ -3,20 +3,1760 @@
 <w:document xmlns:ve="http://schemas.openxmlformats.org/markup-compatibility/2006" xmlns:o="urn:schemas-microsoft-com:office:office" xmlns:r="http://schemas.openxmlformats.org/officeDocument/2006/relationships" xmlns:m="http://schemas.openxmlformats.org/officeDocument/2006/math" xmlns:v="urn:schemas-microsoft-com:vml" xmlns:wp="http://schemas.openxmlformats.org/drawingml/2006/wordprocessingDrawing" xmlns:w10="urn:schemas-microsoft-com:office:word" xmlns:w="http://schemas.openxmlformats.org/wordprocessingml/2006/main" xmlns:wne="http://schemas.microsoft.com/office/word/2006/wordml">
   <w:body>
     <w:p>
-      <w:r>
-        <w:rPr>
-          <w:b/>
-        </w:rPr>
-        <w:t xml:space="preserve">What is </w:t>
-      </w:r>
-      <w:proofErr w:type="gramStart"/>
-      <w:r>
-        <w:rPr>
-          <w:b/>
-        </w:rPr>
-        <w:t>Hibernate.</w:t>
-      </w:r>
-      <w:proofErr w:type="gramEnd"/>
+      <w:pPr>
+        <w:jc w:val="center"/>
+        <w:rPr>
+          <w:b/>
+        </w:rPr>
+      </w:pPr>
+      <w:r>
+        <w:rPr>
+          <w:b/>
+        </w:rPr>
+        <w:t>Spring Data JPA</w:t>
+      </w:r>
+    </w:p>
+    <w:p>
+      <w:pPr>
+        <w:rPr>
+          <w:bCs/>
+        </w:rPr>
+      </w:pPr>
+      <w:r>
+        <w:rPr>
+          <w:bCs/>
+        </w:rPr>
+        <w:t>In Java there are several ways to work with Data. Each new approach solves a problem of previous one.</w:t>
+      </w:r>
+      <w:r>
+        <w:rPr>
+          <w:bCs/>
+        </w:rPr>
+        <w:br/>
+      </w:r>
+      <w:r>
+        <w:rPr>
+          <w:bCs/>
+        </w:rPr>
+        <w:t>To understand Spring Data JPA, we need to have understanding of Key Tools</w:t>
+      </w:r>
+    </w:p>
+    <w:p>
+      <w:pPr>
+        <w:pStyle w:val="ListParagraph"/>
+        <w:numPr>
+          <w:ilvl w:val="0"/>
+          <w:numId w:val="14"/>
+        </w:numPr>
+        <w:ind w:left="0"/>
+        <w:rPr>
+          <w:bCs/>
+        </w:rPr>
+      </w:pPr>
+      <w:r>
+        <w:rPr>
+          <w:bCs/>
+        </w:rPr>
+        <w:t>JDBC</w:t>
+      </w:r>
+    </w:p>
+    <w:p>
+      <w:pPr>
+        <w:pStyle w:val="ListParagraph"/>
+        <w:numPr>
+          <w:ilvl w:val="0"/>
+          <w:numId w:val="14"/>
+        </w:numPr>
+        <w:ind w:left="0"/>
+        <w:rPr>
+          <w:bCs/>
+        </w:rPr>
+      </w:pPr>
+      <w:r>
+        <w:rPr>
+          <w:bCs/>
+        </w:rPr>
+        <w:t>JPA</w:t>
+      </w:r>
+    </w:p>
+    <w:p>
+      <w:pPr>
+        <w:pStyle w:val="ListParagraph"/>
+        <w:numPr>
+          <w:ilvl w:val="0"/>
+          <w:numId w:val="14"/>
+        </w:numPr>
+        <w:ind w:left="0"/>
+        <w:rPr>
+          <w:bCs/>
+        </w:rPr>
+      </w:pPr>
+      <w:r>
+        <w:rPr>
+          <w:bCs/>
+        </w:rPr>
+        <w:t>Hibernate</w:t>
+      </w:r>
+    </w:p>
+    <w:p>
+      <w:pPr>
+        <w:pStyle w:val="ListParagraph"/>
+        <w:numPr>
+          <w:ilvl w:val="0"/>
+          <w:numId w:val="14"/>
+        </w:numPr>
+        <w:ind w:left="0"/>
+        <w:rPr>
+          <w:bCs/>
+        </w:rPr>
+      </w:pPr>
+      <w:r>
+        <w:rPr>
+          <w:bCs/>
+        </w:rPr>
+        <w:t>Spring Data JPA</w:t>
+      </w:r>
+    </w:p>
+    <w:p>
+      <w:pPr>
+        <w:rPr>
+          <w:bCs/>
+        </w:rPr>
+      </w:pPr>
+      <w:r>
+        <w:rPr>
+          <w:bCs/>
+        </w:rPr>
+        <w:t>JDBC: It is the foundation of all java database connectivity.</w:t>
+      </w:r>
+      <w:r>
+        <w:rPr>
+          <w:bCs/>
+        </w:rPr>
+        <w:br/>
+        <w:t>JPA: It solves the problems in JDBC. JPA maps Java Objects to Database Tables (acting as ORM). However, JPA is just specifications, it does not provide implementations.</w:t>
+      </w:r>
+      <w:r>
+        <w:rPr>
+          <w:bCs/>
+        </w:rPr>
+        <w:t xml:space="preserve"> To use JPA, we need a provider like Hibernate.</w:t>
+      </w:r>
+      <w:r>
+        <w:rPr>
+          <w:bCs/>
+        </w:rPr>
+        <w:br/>
+        <w:t>Hibernate: It is an implementation of JPA. Despite many advantages, there were few disadvantages like, we still need to write a lot of repetitive code.</w:t>
+      </w:r>
+      <w:r>
+        <w:rPr>
+          <w:bCs/>
+        </w:rPr>
+        <w:br/>
+        <w:t xml:space="preserve">Spring Data JPA: </w:t>
+      </w:r>
+      <w:r>
+        <w:rPr>
+          <w:bCs/>
+        </w:rPr>
+        <w:t>It is better version of hibernate.</w:t>
+      </w:r>
+    </w:p>
+    <w:p>
+      <w:pPr>
+        <w:rPr>
+          <w:b/>
+        </w:rPr>
+      </w:pPr>
+      <w:r>
+        <w:rPr>
+          <w:b/>
+        </w:rPr>
+        <w:t>What is Spring Data JPA?</w:t>
+      </w:r>
+    </w:p>
+    <w:p>
+      <w:pPr>
+        <w:rPr>
+          <w:bCs/>
+        </w:rPr>
+      </w:pPr>
+      <w:r>
+        <w:rPr>
+          <w:bCs/>
+        </w:rPr>
+        <w:t>It is library that simplifies working with JPA. It automatically generate queries based on method names. It works on top of JPA provider (e.g. of JPA provider is Hibernate)</w:t>
+      </w:r>
+      <w:r>
+        <w:rPr>
+          <w:bCs/>
+        </w:rPr>
+        <w:t>.</w:t>
+      </w:r>
+    </w:p>
+    <w:p>
+      <w:pPr>
+        <w:rPr>
+          <w:b/>
+        </w:rPr>
+      </w:pPr>
+      <w:r>
+        <w:rPr>
+          <w:b/>
+        </w:rPr>
+        <w:t>What are key Interfaces in Spring Data JPA?</w:t>
+      </w:r>
+    </w:p>
+    <w:p>
+      <w:pPr>
+        <w:rPr>
+          <w:bCs/>
+        </w:rPr>
+      </w:pPr>
+      <w:r>
+        <w:rPr>
+          <w:bCs/>
+        </w:rPr>
+        <w:t>CrudRepository, PagingAndSortingRepository, JpaRepository(most commonly used) .</w:t>
+      </w:r>
+    </w:p>
+    <w:p>
+      <w:pPr>
+        <w:rPr>
+          <w:bCs/>
+        </w:rPr>
+      </w:pPr>
+      <w:r>
+        <w:rPr>
+          <w:bCs/>
+        </w:rPr>
+        <w:t>Example</w:t>
+      </w:r>
+    </w:p>
+    <w:p>
+      <w:pPr>
+        <w:rPr>
+          <w:bCs/>
+        </w:rPr>
+      </w:pPr>
+      <w:r>
+        <w:rPr>
+          <w:bCs/>
+        </w:rPr>
+        <w:t>src/main/java/com/example/demo/</w:t>
+      </w:r>
+    </w:p>
+    <w:p>
+      <w:pPr>
+        <w:rPr>
+          <w:bCs/>
+        </w:rPr>
+      </w:pPr>
+      <w:r>
+        <w:rPr>
+          <w:bCs/>
+        </w:rPr>
+        <w:t xml:space="preserve">    </w:t>
+      </w:r>
+      <w:r>
+        <w:rPr>
+          <w:rFonts w:ascii="Arial" w:hAnsi="Arial" w:cs="Arial"/>
+          <w:bCs/>
+        </w:rPr>
+        <w:t>├</w:t>
+      </w:r>
+      <w:r>
+        <w:rPr>
+          <w:rFonts w:ascii="Calibri" w:hAnsi="Calibri" w:cs="Calibri"/>
+          <w:bCs/>
+        </w:rPr>
+        <w:t>── entity/</w:t>
+      </w:r>
+    </w:p>
+    <w:p>
+      <w:pPr>
+        <w:rPr>
+          <w:bCs/>
+        </w:rPr>
+      </w:pPr>
+      <w:r>
+        <w:rPr>
+          <w:bCs/>
+        </w:rPr>
+        <w:t xml:space="preserve">    │     └── Student.java</w:t>
+      </w:r>
+    </w:p>
+    <w:p>
+      <w:pPr>
+        <w:rPr>
+          <w:bCs/>
+        </w:rPr>
+      </w:pPr>
+      <w:r>
+        <w:rPr>
+          <w:bCs/>
+        </w:rPr>
+        <w:t xml:space="preserve">    </w:t>
+      </w:r>
+      <w:r>
+        <w:rPr>
+          <w:rFonts w:ascii="Arial" w:hAnsi="Arial" w:cs="Arial"/>
+          <w:bCs/>
+        </w:rPr>
+        <w:t>├</w:t>
+      </w:r>
+      <w:r>
+        <w:rPr>
+          <w:rFonts w:ascii="Calibri" w:hAnsi="Calibri" w:cs="Calibri"/>
+          <w:bCs/>
+        </w:rPr>
+        <w:t>── repository/</w:t>
+      </w:r>
+    </w:p>
+    <w:p>
+      <w:pPr>
+        <w:rPr>
+          <w:bCs/>
+        </w:rPr>
+      </w:pPr>
+      <w:r>
+        <w:rPr>
+          <w:bCs/>
+        </w:rPr>
+        <w:t xml:space="preserve">    │     └── StudentRepository.java</w:t>
+      </w:r>
+    </w:p>
+    <w:p>
+      <w:pPr>
+        <w:rPr>
+          <w:bCs/>
+        </w:rPr>
+      </w:pPr>
+      <w:r>
+        <w:rPr>
+          <w:bCs/>
+        </w:rPr>
+        <w:t xml:space="preserve">    </w:t>
+      </w:r>
+      <w:r>
+        <w:rPr>
+          <w:rFonts w:ascii="Arial" w:hAnsi="Arial" w:cs="Arial"/>
+          <w:bCs/>
+        </w:rPr>
+        <w:t>├</w:t>
+      </w:r>
+      <w:r>
+        <w:rPr>
+          <w:rFonts w:ascii="Calibri" w:hAnsi="Calibri" w:cs="Calibri"/>
+          <w:bCs/>
+        </w:rPr>
+        <w:t>── service/</w:t>
+      </w:r>
+    </w:p>
+    <w:p>
+      <w:pPr>
+        <w:rPr>
+          <w:bCs/>
+        </w:rPr>
+      </w:pPr>
+      <w:r>
+        <w:rPr>
+          <w:bCs/>
+        </w:rPr>
+        <w:t xml:space="preserve">    │     └── StudentService.java</w:t>
+      </w:r>
+    </w:p>
+    <w:p>
+      <w:pPr>
+        <w:rPr>
+          <w:bCs/>
+        </w:rPr>
+      </w:pPr>
+      <w:r>
+        <w:rPr>
+          <w:bCs/>
+        </w:rPr>
+        <w:t xml:space="preserve">    </w:t>
+      </w:r>
+      <w:r>
+        <w:rPr>
+          <w:rFonts w:ascii="Arial" w:hAnsi="Arial" w:cs="Arial"/>
+          <w:bCs/>
+        </w:rPr>
+        <w:t>├</w:t>
+      </w:r>
+      <w:r>
+        <w:rPr>
+          <w:rFonts w:ascii="Calibri" w:hAnsi="Calibri" w:cs="Calibri"/>
+          <w:bCs/>
+        </w:rPr>
+        <w:t>── controller/</w:t>
+      </w:r>
+    </w:p>
+    <w:p>
+      <w:pPr>
+        <w:rPr>
+          <w:bCs/>
+        </w:rPr>
+      </w:pPr>
+      <w:r>
+        <w:rPr>
+          <w:bCs/>
+        </w:rPr>
+        <w:t xml:space="preserve">    │     └── StudentController.java</w:t>
+      </w:r>
+    </w:p>
+    <w:p>
+      <w:pPr>
+        <w:rPr>
+          <w:bCs/>
+        </w:rPr>
+      </w:pPr>
+      <w:r>
+        <w:rPr>
+          <w:bCs/>
+        </w:rPr>
+        <w:t xml:space="preserve">    └── DemoApplication.java</w:t>
+      </w:r>
+    </w:p>
+    <w:p>
+      <w:pPr>
+        <w:rPr>
+          <w:bCs/>
+        </w:rPr>
+      </w:pPr>
+      <w:r>
+        <w:rPr>
+          <w:bCs/>
+        </w:rPr>
+        <w:lastRenderedPageBreak/>
+        <w:t>Entity Class(Student.java)</w:t>
+      </w:r>
+    </w:p>
+    <w:p>
+      <w:pPr>
+        <w:rPr>
+          <w:bCs/>
+        </w:rPr>
+      </w:pPr>
+      <w:r>
+        <w:rPr>
+          <w:bCs/>
+        </w:rPr>
+        <w:t>@Entity</w:t>
+      </w:r>
+      <w:r>
+        <w:rPr>
+          <w:bCs/>
+        </w:rPr>
+        <w:br/>
+      </w:r>
+      <w:r>
+        <w:rPr>
+          <w:bCs/>
+        </w:rPr>
+        <w:t>public class Student {</w:t>
+      </w:r>
+    </w:p>
+    <w:p>
+      <w:pPr>
+        <w:rPr>
+          <w:bCs/>
+        </w:rPr>
+      </w:pPr>
+      <w:r>
+        <w:rPr>
+          <w:bCs/>
+        </w:rPr>
+        <w:t>@Id</w:t>
+      </w:r>
+      <w:r>
+        <w:rPr>
+          <w:bCs/>
+        </w:rPr>
+        <w:br/>
+      </w:r>
+      <w:r>
+        <w:rPr>
+          <w:bCs/>
+        </w:rPr>
+        <w:t>@GeneratedValue(strategy = GenerationType.IDENTITY)</w:t>
+      </w:r>
+      <w:r>
+        <w:rPr>
+          <w:bCs/>
+        </w:rPr>
+        <w:br/>
+      </w:r>
+      <w:r>
+        <w:rPr>
+          <w:bCs/>
+        </w:rPr>
+        <w:t>private Long id;</w:t>
+      </w:r>
+      <w:r>
+        <w:rPr>
+          <w:bCs/>
+        </w:rPr>
+        <w:br/>
+      </w:r>
+      <w:r>
+        <w:rPr>
+          <w:bCs/>
+        </w:rPr>
+        <w:t>private String name;</w:t>
+      </w:r>
+      <w:r>
+        <w:rPr>
+          <w:bCs/>
+        </w:rPr>
+        <w:br/>
+      </w:r>
+      <w:r>
+        <w:rPr>
+          <w:bCs/>
+        </w:rPr>
+        <w:t>private String email;</w:t>
+      </w:r>
+      <w:r>
+        <w:rPr>
+          <w:bCs/>
+        </w:rPr>
+        <w:br/>
+      </w:r>
+      <w:r>
+        <w:rPr>
+          <w:bCs/>
+        </w:rPr>
+        <w:t>public Student() {}</w:t>
+      </w:r>
+      <w:r>
+        <w:rPr>
+          <w:bCs/>
+        </w:rPr>
+        <w:t xml:space="preserve"> // constructor</w:t>
+      </w:r>
+      <w:r>
+        <w:rPr>
+          <w:bCs/>
+        </w:rPr>
+        <w:br/>
+      </w:r>
+      <w:r>
+        <w:rPr>
+          <w:bCs/>
+        </w:rPr>
+        <w:t>public Student(String name, String email) {</w:t>
+      </w:r>
+      <w:r>
+        <w:rPr>
+          <w:bCs/>
+        </w:rPr>
+        <w:br/>
+        <w:t xml:space="preserve"> </w:t>
+      </w:r>
+      <w:r>
+        <w:rPr>
+          <w:bCs/>
+        </w:rPr>
+        <w:tab/>
+      </w:r>
+      <w:r>
+        <w:rPr>
+          <w:bCs/>
+        </w:rPr>
+        <w:t>this.name = name;</w:t>
+      </w:r>
+      <w:r>
+        <w:rPr>
+          <w:bCs/>
+        </w:rPr>
+        <w:br/>
+        <w:t xml:space="preserve"> </w:t>
+      </w:r>
+      <w:r>
+        <w:rPr>
+          <w:bCs/>
+        </w:rPr>
+        <w:tab/>
+      </w:r>
+      <w:r>
+        <w:rPr>
+          <w:bCs/>
+        </w:rPr>
+        <w:t>this.email = email;</w:t>
+      </w:r>
+      <w:r>
+        <w:rPr>
+          <w:bCs/>
+        </w:rPr>
+        <w:br/>
+      </w:r>
+      <w:r>
+        <w:rPr>
+          <w:bCs/>
+        </w:rPr>
+        <w:t>}</w:t>
+      </w:r>
+    </w:p>
+    <w:p>
+      <w:pPr>
+        <w:rPr>
+          <w:bCs/>
+        </w:rPr>
+      </w:pPr>
+      <w:r>
+        <w:rPr>
+          <w:bCs/>
+        </w:rPr>
+        <w:t xml:space="preserve">    // Getters &amp; Setters</w:t>
+      </w:r>
+      <w:r>
+        <w:rPr>
+          <w:bCs/>
+        </w:rPr>
+        <w:br/>
+      </w:r>
+      <w:r>
+        <w:rPr>
+          <w:bCs/>
+        </w:rPr>
+        <w:t>public Long getId() { return id; }</w:t>
+      </w:r>
+      <w:r>
+        <w:rPr>
+          <w:bCs/>
+        </w:rPr>
+        <w:br/>
+      </w:r>
+      <w:r>
+        <w:rPr>
+          <w:bCs/>
+        </w:rPr>
+        <w:t>public String getName() { return name; }</w:t>
+      </w:r>
+      <w:r>
+        <w:rPr>
+          <w:bCs/>
+        </w:rPr>
+        <w:br/>
+      </w:r>
+      <w:r>
+        <w:rPr>
+          <w:bCs/>
+        </w:rPr>
+        <w:t>public void setName(String name) { this.name = name; }</w:t>
+      </w:r>
+      <w:r>
+        <w:rPr>
+          <w:bCs/>
+        </w:rPr>
+        <w:br/>
+      </w:r>
+      <w:r>
+        <w:rPr>
+          <w:bCs/>
+        </w:rPr>
+        <w:t>public String getEmail() { return email; }</w:t>
+      </w:r>
+      <w:r>
+        <w:rPr>
+          <w:bCs/>
+        </w:rPr>
+        <w:br/>
+      </w:r>
+      <w:r>
+        <w:rPr>
+          <w:bCs/>
+        </w:rPr>
+        <w:t>public void setEmail(String email) { this.email = email; }</w:t>
+      </w:r>
+      <w:r>
+        <w:rPr>
+          <w:bCs/>
+        </w:rPr>
+        <w:br/>
+      </w:r>
+      <w:r>
+        <w:rPr>
+          <w:bCs/>
+        </w:rPr>
+        <w:t>}</w:t>
+      </w:r>
+    </w:p>
+    <w:p>
+      <w:pPr>
+        <w:rPr>
+          <w:b/>
+        </w:rPr>
+      </w:pPr>
+      <w:r>
+        <w:rPr>
+          <w:b/>
+        </w:rPr>
+        <w:t>Repository Interface</w:t>
+      </w:r>
+      <w:r>
+        <w:rPr>
+          <w:b/>
+        </w:rPr>
+        <w:t xml:space="preserve"> (StudentRepository.java)</w:t>
+      </w:r>
+    </w:p>
+    <w:p>
+      <w:pPr>
+        <w:rPr>
+          <w:bCs/>
+        </w:rPr>
+      </w:pPr>
+      <w:r>
+        <w:rPr>
+          <w:bCs/>
+        </w:rPr>
+        <w:t>public interface StudentRepository extends JpaRepository&lt;Student, Long&gt; {}</w:t>
+      </w:r>
+    </w:p>
+    <w:p>
+      <w:pPr>
+        <w:rPr>
+          <w:b/>
+        </w:rPr>
+      </w:pPr>
+      <w:r>
+        <w:rPr>
+          <w:b/>
+        </w:rPr>
+        <w:t>Service Layer (StudentService.java)</w:t>
+      </w:r>
+    </w:p>
+    <w:p>
+      <w:pPr>
+        <w:rPr>
+          <w:bCs/>
+        </w:rPr>
+      </w:pPr>
+      <w:r>
+        <w:rPr>
+          <w:bCs/>
+        </w:rPr>
+        <w:t>@Service</w:t>
+      </w:r>
+      <w:r>
+        <w:rPr>
+          <w:bCs/>
+        </w:rPr>
+        <w:br/>
+      </w:r>
+      <w:r>
+        <w:rPr>
+          <w:bCs/>
+        </w:rPr>
+        <w:t>public class StudentService {</w:t>
+      </w:r>
+      <w:r>
+        <w:rPr>
+          <w:bCs/>
+        </w:rPr>
+        <w:br/>
+        <w:t xml:space="preserve"> </w:t>
+      </w:r>
+      <w:r>
+        <w:rPr>
+          <w:bCs/>
+        </w:rPr>
+        <w:tab/>
+      </w:r>
+      <w:r>
+        <w:rPr>
+          <w:bCs/>
+        </w:rPr>
+        <w:t>private final StudentRepository repo;</w:t>
+      </w:r>
+      <w:r>
+        <w:rPr>
+          <w:bCs/>
+        </w:rPr>
+        <w:br/>
+        <w:t xml:space="preserve"> </w:t>
+      </w:r>
+      <w:r>
+        <w:rPr>
+          <w:bCs/>
+        </w:rPr>
+        <w:tab/>
+      </w:r>
+      <w:r>
+        <w:rPr>
+          <w:bCs/>
+        </w:rPr>
+        <w:t>public StudentService(StudentRepository repo) {this.repo = repo;}</w:t>
+      </w:r>
+      <w:r>
+        <w:rPr>
+          <w:bCs/>
+        </w:rPr>
+        <w:br/>
+        <w:t xml:space="preserve"> </w:t>
+      </w:r>
+      <w:r>
+        <w:rPr>
+          <w:bCs/>
+        </w:rPr>
+        <w:tab/>
+      </w:r>
+      <w:r>
+        <w:rPr>
+          <w:bCs/>
+        </w:rPr>
+        <w:t>public Student saveStudent(Student student) {return repo.save(student);}</w:t>
+      </w:r>
+      <w:r>
+        <w:rPr>
+          <w:bCs/>
+        </w:rPr>
+        <w:br/>
+        <w:t xml:space="preserve"> </w:t>
+      </w:r>
+      <w:r>
+        <w:rPr>
+          <w:bCs/>
+        </w:rPr>
+        <w:tab/>
+      </w:r>
+      <w:r>
+        <w:rPr>
+          <w:bCs/>
+        </w:rPr>
+        <w:t>public List&lt;Student&gt; getAllStudents() {return repo.findAll();}</w:t>
+      </w:r>
+      <w:r>
+        <w:rPr>
+          <w:bCs/>
+        </w:rPr>
+        <w:br/>
+      </w:r>
+      <w:r>
+        <w:rPr>
+          <w:bCs/>
+        </w:rPr>
+        <w:t>}</w:t>
+      </w:r>
+      <w:r>
+        <w:rPr>
+          <w:bCs/>
+        </w:rPr>
+        <w:t xml:space="preserve"> </w:t>
+      </w:r>
+    </w:p>
+    <w:p>
+      <w:pPr>
+        <w:rPr>
+          <w:b/>
+        </w:rPr>
+      </w:pPr>
+      <w:r>
+        <w:rPr>
+          <w:b/>
+        </w:rPr>
+        <w:t>RestController (StudentController.java)</w:t>
+      </w:r>
+    </w:p>
+    <w:p>
+      <w:pPr>
+        <w:rPr>
+          <w:bCs/>
+        </w:rPr>
+      </w:pPr>
+      <w:r>
+        <w:rPr>
+          <w:bCs/>
+        </w:rPr>
+        <w:t>@RestController</w:t>
+      </w:r>
+      <w:r>
+        <w:rPr>
+          <w:bCs/>
+        </w:rPr>
+        <w:br/>
+      </w:r>
+      <w:r>
+        <w:rPr>
+          <w:bCs/>
+        </w:rPr>
+        <w:t>@RequestMapping("/api/students")</w:t>
+      </w:r>
+      <w:r>
+        <w:rPr>
+          <w:bCs/>
+        </w:rPr>
+        <w:br/>
+      </w:r>
+      <w:r>
+        <w:rPr>
+          <w:bCs/>
+        </w:rPr>
+        <w:t>public class StudentController {</w:t>
+      </w:r>
+      <w:r>
+        <w:rPr>
+          <w:bCs/>
+        </w:rPr>
+        <w:br/>
+        <w:t xml:space="preserve"> </w:t>
+      </w:r>
+      <w:r>
+        <w:rPr>
+          <w:bCs/>
+        </w:rPr>
+        <w:tab/>
+      </w:r>
+      <w:r>
+        <w:rPr>
+          <w:bCs/>
+        </w:rPr>
+        <w:t>private final StudentService service;</w:t>
+      </w:r>
+      <w:r>
+        <w:rPr>
+          <w:bCs/>
+        </w:rPr>
+        <w:br/>
+        <w:t xml:space="preserve"> </w:t>
+      </w:r>
+      <w:r>
+        <w:rPr>
+          <w:bCs/>
+        </w:rPr>
+        <w:tab/>
+      </w:r>
+      <w:r>
+        <w:rPr>
+          <w:bCs/>
+        </w:rPr>
+        <w:t>public StudentController(StudentService service) {this.service = service;}</w:t>
+      </w:r>
+      <w:r>
+        <w:rPr>
+          <w:bCs/>
+        </w:rPr>
+        <w:t xml:space="preserve"> // constructor Injection</w:t>
+      </w:r>
+    </w:p>
+    <w:p>
+      <w:pPr>
+        <w:ind w:firstLine="720"/>
+        <w:rPr>
+          <w:bCs/>
+        </w:rPr>
+      </w:pPr>
+      <w:r>
+        <w:rPr>
+          <w:bCs/>
+        </w:rPr>
+        <w:lastRenderedPageBreak/>
+        <w:t>@PostMapping</w:t>
+      </w:r>
+      <w:r>
+        <w:rPr>
+          <w:bCs/>
+        </w:rPr>
+        <w:br/>
+        <w:t xml:space="preserve"> </w:t>
+      </w:r>
+      <w:r>
+        <w:rPr>
+          <w:bCs/>
+        </w:rPr>
+        <w:tab/>
+      </w:r>
+      <w:r>
+        <w:rPr>
+          <w:bCs/>
+        </w:rPr>
+        <w:t>public Student saveStudent(@RequestBody Student student) {</w:t>
+      </w:r>
+      <w:r>
+        <w:rPr>
+          <w:bCs/>
+        </w:rPr>
+        <w:t xml:space="preserve"> </w:t>
+      </w:r>
+      <w:r>
+        <w:rPr>
+          <w:bCs/>
+        </w:rPr>
+        <w:t>return service.saveStudent(student);}</w:t>
+      </w:r>
+    </w:p>
+    <w:p>
+      <w:pPr>
+        <w:rPr>
+          <w:bCs/>
+        </w:rPr>
+      </w:pPr>
+      <w:r>
+        <w:rPr>
+          <w:bCs/>
+        </w:rPr>
+        <w:t xml:space="preserve">    @GetMapping</w:t>
+      </w:r>
+      <w:r>
+        <w:rPr>
+          <w:bCs/>
+        </w:rPr>
+        <w:br/>
+        <w:t xml:space="preserve"> </w:t>
+      </w:r>
+      <w:r>
+        <w:rPr>
+          <w:bCs/>
+        </w:rPr>
+        <w:t>public List&lt;Student&gt; getStudents() {return service.getAllStudents();}</w:t>
+      </w:r>
+    </w:p>
+    <w:p>
+      <w:pPr>
+        <w:rPr>
+          <w:bCs/>
+        </w:rPr>
+      </w:pPr>
+      <w:r>
+        <w:rPr>
+          <w:bCs/>
+        </w:rPr>
+        <w:t>}</w:t>
+      </w:r>
+    </w:p>
+    <w:p>
+      <w:pPr>
+        <w:rPr>
+          <w:b/>
+        </w:rPr>
+      </w:pPr>
+      <w:r>
+        <w:rPr>
+          <w:b/>
+        </w:rPr>
+        <w:t>How can write our own custom query in Hibernate?</w:t>
+      </w:r>
+      <w:r>
+        <w:rPr>
+          <w:b/>
+        </w:rPr>
+        <w:br/>
+      </w:r>
+      <w:r>
+        <w:rPr>
+          <w:bCs/>
+        </w:rPr>
+        <w:t xml:space="preserve">We can use </w:t>
+      </w:r>
+      <w:r>
+        <w:rPr>
+          <w:b/>
+        </w:rPr>
+        <w:t xml:space="preserve">@Query </w:t>
+      </w:r>
+      <w:r>
+        <w:rPr>
+          <w:bCs/>
+        </w:rPr>
+        <w:t>annotation.</w:t>
+      </w:r>
+      <w:r>
+        <w:rPr>
+          <w:bCs/>
+        </w:rPr>
+        <w:t xml:space="preserve"> It is provided by Spring Data JPA.</w:t>
+      </w:r>
+      <w:r>
+        <w:rPr>
+          <w:bCs/>
+        </w:rPr>
+        <w:br/>
+        <w:t xml:space="preserve">E.g. </w:t>
+      </w:r>
+      <w:r>
+        <w:rPr>
+          <w:bCs/>
+        </w:rPr>
+        <w:br/>
+      </w:r>
+      <w:r>
+        <w:rPr>
+          <w:bCs/>
+        </w:rPr>
+        <w:t>public interface StudentRepository extends JpaRepository&lt;Student, Long&gt; {</w:t>
+      </w:r>
+      <w:r>
+        <w:rPr>
+          <w:bCs/>
+        </w:rPr>
+        <w:br/>
+        <w:t xml:space="preserve">    </w:t>
+      </w:r>
+      <w:r>
+        <w:rPr>
+          <w:bCs/>
+        </w:rPr>
+        <w:t>@Query(value = "SELECT * FROM students WHERE email = :email", nativeQuery = true)</w:t>
+      </w:r>
+      <w:r>
+        <w:rPr>
+          <w:bCs/>
+        </w:rPr>
+        <w:br/>
+        <w:t xml:space="preserve">    </w:t>
+      </w:r>
+      <w:r>
+        <w:rPr>
+          <w:bCs/>
+        </w:rPr>
+        <w:t>Student findByEmailNative(@Param("email") String email);</w:t>
+      </w:r>
+      <w:r>
+        <w:rPr>
+          <w:bCs/>
+        </w:rPr>
+        <w:br/>
+      </w:r>
+      <w:r>
+        <w:rPr>
+          <w:bCs/>
+        </w:rPr>
+        <w:t>}</w:t>
+      </w:r>
+      <w:r>
+        <w:rPr>
+          <w:bCs/>
+        </w:rPr>
+        <w:br/>
+        <w:t>nativeQuery=true implies that the query we have provided is real SQL Query</w:t>
+      </w:r>
+    </w:p>
+    <w:p>
+      <w:pPr>
+        <w:rPr>
+          <w:b/>
+        </w:rPr>
+      </w:pPr>
+      <w:r>
+        <w:rPr>
+          <w:b/>
+        </w:rPr>
+        <w:t>Important Annotations</w:t>
+      </w:r>
+    </w:p>
+    <w:p>
+      <w:pPr>
+        <w:pStyle w:val="ListParagraph"/>
+        <w:numPr>
+          <w:ilvl w:val="0"/>
+          <w:numId w:val="4"/>
+        </w:numPr>
+        <w:ind w:left="0"/>
+      </w:pPr>
+      <w:r>
+        <w:rPr>
+          <w:b/>
+          <w:bCs/>
+        </w:rPr>
+        <w:t>@Entity</w:t>
+      </w:r>
+      <w:r>
+        <w:t xml:space="preserve"> is used to mark a Java class as an entity, which means instances of this class represent persistent objects that need to be stored in a database. </w:t>
+      </w:r>
+      <w:r>
+        <w:br/>
+        <w:t>It Maps Java class to the table</w:t>
+      </w:r>
+    </w:p>
+    <w:p>
+      <w:pPr>
+        <w:pStyle w:val="ListParagraph"/>
+        <w:numPr>
+          <w:ilvl w:val="0"/>
+          <w:numId w:val="4"/>
+        </w:numPr>
+        <w:ind w:left="0" w:hanging="426"/>
+      </w:pPr>
+      <w:r>
+        <w:rPr>
+          <w:b/>
+          <w:bCs/>
+        </w:rPr>
+        <w:t>@Table</w:t>
+      </w:r>
+      <w:r>
+        <w:t xml:space="preserve"> is used to customize the database table settings associated with an entity.</w:t>
+      </w:r>
+      <w:r>
+        <w:br/>
+        <w:t>When we use @Entity without specifying @Table, Hibernate will create a table with a name that matches the class name.</w:t>
+      </w:r>
+      <w:r>
+        <w:br/>
+        <w:t>Using both annotations together allows us to define both the entity and the table properties.</w:t>
+      </w:r>
+    </w:p>
+    <w:p>
+      <w:pPr>
+        <w:pStyle w:val="ListParagraph"/>
+        <w:numPr>
+          <w:ilvl w:val="0"/>
+          <w:numId w:val="4"/>
+        </w:numPr>
+        <w:ind w:left="0" w:hanging="426"/>
+      </w:pPr>
+      <w:r>
+        <w:t xml:space="preserve">@Access: </w:t>
+      </w:r>
+      <w:r>
+        <w:t xml:space="preserve">used for defining the access type of either </w:t>
+      </w:r>
+      <w:r>
+        <w:t>“FIELD”</w:t>
+      </w:r>
+      <w:r>
+        <w:t xml:space="preserve"> or </w:t>
+      </w:r>
+      <w:r>
+        <w:t>“PROPERTY”</w:t>
+      </w:r>
+      <w:r>
+        <w:t>.</w:t>
+      </w:r>
+      <w:r>
+        <w:t xml:space="preserve"> </w:t>
+      </w:r>
+      <w:r>
+        <w:t>Default value is field.</w:t>
+      </w:r>
+    </w:p>
+    <w:p>
+      <w:pPr>
+        <w:pStyle w:val="ListParagraph"/>
+        <w:numPr>
+          <w:ilvl w:val="0"/>
+          <w:numId w:val="4"/>
+        </w:numPr>
+        <w:ind w:left="0" w:hanging="426"/>
+      </w:pPr>
+      <w:r>
+        <w:t>@Id - used to define primary key</w:t>
+      </w:r>
+    </w:p>
+    <w:p>
+      <w:pPr>
+        <w:pStyle w:val="ListParagraph"/>
+        <w:numPr>
+          <w:ilvl w:val="0"/>
+          <w:numId w:val="4"/>
+        </w:numPr>
+        <w:ind w:left="0" w:hanging="426"/>
+      </w:pPr>
+      <w:r>
+        <w:t>@Column - used to define column name.</w:t>
+      </w:r>
+    </w:p>
+    <w:p>
+      <w:pPr>
+        <w:pStyle w:val="ListParagraph"/>
+        <w:numPr>
+          <w:ilvl w:val="0"/>
+          <w:numId w:val="4"/>
+        </w:numPr>
+        <w:ind w:left="0" w:hanging="426"/>
+      </w:pPr>
+      <w:r>
+        <w:t xml:space="preserve">@EmbeddedId: </w:t>
+      </w:r>
+      <w:r>
+        <w:t>indicates it is a composite primary key</w:t>
+      </w:r>
+      <w:r>
+        <w:t>.</w:t>
+      </w:r>
+    </w:p>
+    <w:p>
+      <w:pPr>
+        <w:rPr>
+          <w:rStyle w:val="HTMLCode"/>
+          <w:rFonts w:asciiTheme="minorHAnsi" w:eastAsiaTheme="minorHAnsi" w:hAnsiTheme="minorHAnsi" w:cstheme="minorBidi"/>
+          <w:b/>
+          <w:sz w:val="22"/>
+          <w:szCs w:val="22"/>
+        </w:rPr>
+      </w:pPr>
+      <w:r>
+        <w:rPr>
+          <w:b/>
+        </w:rPr>
+        <w:t>Is there any need for creating sessions in spring data jpa?</w:t>
+      </w:r>
+      <w:r>
+        <w:rPr>
+          <w:b/>
+        </w:rPr>
+        <w:br/>
+      </w:r>
+      <w:r>
+        <w:rPr>
+          <w:bCs/>
+        </w:rPr>
+        <w:t xml:space="preserve">No, we never create sessions yourself in Spring Data JPA. </w:t>
+      </w:r>
+      <w:r>
+        <w:rPr>
+          <w:rFonts w:cstheme="minorHAnsi"/>
+        </w:rPr>
+        <w:t xml:space="preserve">Spring Data JPA uses </w:t>
+      </w:r>
+      <w:r>
+        <w:rPr>
+          <w:rStyle w:val="Strong"/>
+          <w:rFonts w:cstheme="minorHAnsi"/>
+          <w:b w:val="0"/>
+          <w:bCs w:val="0"/>
+        </w:rPr>
+        <w:t>JPA’s</w:t>
+      </w:r>
+      <w:r>
+        <w:rPr>
+          <w:rStyle w:val="Strong"/>
+          <w:rFonts w:cstheme="minorHAnsi"/>
+        </w:rPr>
+        <w:t xml:space="preserve"> </w:t>
+      </w:r>
+      <w:r>
+        <w:rPr>
+          <w:rStyle w:val="HTMLCode"/>
+          <w:rFonts w:asciiTheme="minorHAnsi" w:eastAsiaTheme="minorHAnsi" w:hAnsiTheme="minorHAnsi" w:cstheme="minorHAnsi"/>
+          <w:b/>
+          <w:bCs/>
+        </w:rPr>
+        <w:t>EntityManager</w:t>
+      </w:r>
+      <w:r>
+        <w:rPr>
+          <w:rStyle w:val="HTMLCode"/>
+          <w:rFonts w:asciiTheme="minorHAnsi" w:eastAsiaTheme="minorHAnsi" w:hAnsiTheme="minorHAnsi" w:cstheme="minorHAnsi"/>
+          <w:b/>
+          <w:bCs/>
+        </w:rPr>
+        <w:t>.</w:t>
+      </w:r>
+    </w:p>
+    <w:p>
+      <w:pPr>
+        <w:rPr>
+          <w:b/>
+          <w:bCs/>
+        </w:rPr>
+      </w:pPr>
+      <w:r>
+        <w:rPr>
+          <w:b/>
+          <w:bCs/>
+        </w:rPr>
+        <w:t>What is EntityManager and why it is used?</w:t>
+      </w:r>
+    </w:p>
+    <w:p>
+      <w:r>
+        <w:t>The EntityManager is the core interface in JPA (Java Persistence API) used to interact with the database.</w:t>
+      </w:r>
+      <w:r>
+        <w:br/>
+        <w:t>It is the primary API responsible for:</w:t>
+      </w:r>
+    </w:p>
+    <w:p>
+      <w:pPr>
+        <w:pStyle w:val="ListParagraph"/>
+        <w:numPr>
+          <w:ilvl w:val="0"/>
+          <w:numId w:val="15"/>
+        </w:numPr>
+        <w:ind w:left="0"/>
+      </w:pPr>
+      <w:r>
+        <w:t>managing entities (their lifecycle)</w:t>
+      </w:r>
+    </w:p>
+    <w:p>
+      <w:pPr>
+        <w:pStyle w:val="ListParagraph"/>
+        <w:numPr>
+          <w:ilvl w:val="0"/>
+          <w:numId w:val="15"/>
+        </w:numPr>
+        <w:ind w:left="0"/>
+      </w:pPr>
+      <w:r>
+        <w:t>managing the persistence context</w:t>
+      </w:r>
+    </w:p>
+    <w:p>
+      <w:pPr>
+        <w:pStyle w:val="ListParagraph"/>
+        <w:numPr>
+          <w:ilvl w:val="0"/>
+          <w:numId w:val="15"/>
+        </w:numPr>
+        <w:ind w:left="0"/>
+      </w:pPr>
+      <w:r>
+        <w:t>executing CRUD operations</w:t>
+      </w:r>
+    </w:p>
+    <w:p>
+      <w:pPr>
+        <w:pStyle w:val="ListParagraph"/>
+        <w:numPr>
+          <w:ilvl w:val="0"/>
+          <w:numId w:val="15"/>
+        </w:numPr>
+        <w:ind w:left="0"/>
+      </w:pPr>
+      <w:r>
+        <w:t>running JPQL / Native queries</w:t>
+      </w:r>
+    </w:p>
+    <w:p>
+      <w:pPr>
+        <w:pStyle w:val="ListParagraph"/>
+        <w:numPr>
+          <w:ilvl w:val="0"/>
+          <w:numId w:val="15"/>
+        </w:numPr>
+        <w:ind w:left="0"/>
+      </w:pPr>
+      <w:r>
+        <w:lastRenderedPageBreak/>
+        <w:t>handling transactions (together with Spring)</w:t>
+      </w:r>
+    </w:p>
+    <w:p>
+      <w:r>
+        <w:t>In simple terms: EntityManager = The main object used by Hibernate (or any JPA provider) to talk to the database.</w:t>
+      </w:r>
+    </w:p>
+    <w:p>
+      <w:pPr>
+        <w:rPr>
+          <w:b/>
+          <w:bCs/>
+        </w:rPr>
+      </w:pPr>
+      <w:r>
+        <w:rPr>
+          <w:b/>
+          <w:bCs/>
+        </w:rPr>
+        <w:t>How are transactions handled in Spring Data JPA (for commit and rollback)?</w:t>
+      </w:r>
+      <w:r>
+        <w:rPr>
+          <w:b/>
+          <w:bCs/>
+        </w:rPr>
+        <w:br/>
+      </w:r>
+      <w:r>
+        <w:t xml:space="preserve">Spring Data JPA internally uses </w:t>
+      </w:r>
+      <w:r>
+        <w:rPr>
+          <w:i/>
+          <w:iCs/>
+        </w:rPr>
+        <w:t>JpaTransactionManager</w:t>
+      </w:r>
+      <w:r>
+        <w:t xml:space="preserve"> to automatically handle commit and rollback. We should use @Transactional in the service layer where multiple database operation happens.</w:t>
+      </w:r>
+    </w:p>
+    <w:p>
+      <w:pPr>
+        <w:rPr>
+          <w:b/>
+        </w:rPr>
+      </w:pPr>
+      <w:r>
+        <w:rPr>
+          <w:b/>
+        </w:rPr>
+        <w:t>What is difference between JPA Repository and CRUD Repository?</w:t>
+      </w:r>
+      <w:r>
+        <w:rPr>
+          <w:b/>
+        </w:rPr>
+        <w:br/>
+      </w:r>
+      <w:r>
+        <w:rPr>
+          <w:bCs/>
+        </w:rPr>
+        <w:t>JPA repository internally uses CRUD Repository. CRUD Repository p</w:t>
+      </w:r>
+      <w:r>
+        <w:rPr>
+          <w:bCs/>
+        </w:rPr>
+        <w:t>rovides only basic CRUD operations.</w:t>
+      </w:r>
+      <w:r>
+        <w:rPr>
+          <w:bCs/>
+        </w:rPr>
+        <w:t xml:space="preserve"> JPA repository adds JPA methods</w:t>
+      </w:r>
+      <w:r>
+        <w:rPr>
+          <w:bCs/>
+        </w:rPr>
+        <w:t xml:space="preserve"> (for e.g. Lazy Loading Support</w:t>
+      </w:r>
+      <w:r>
+        <w:rPr>
+          <w:bCs/>
+        </w:rPr>
+        <w:t>, Flushing and Batch Operations</w:t>
+      </w:r>
+      <w:r>
+        <w:rPr>
+          <w:bCs/>
+        </w:rPr>
+        <w:t>)</w:t>
+      </w:r>
+      <w:r>
+        <w:rPr>
+          <w:bCs/>
+        </w:rPr>
+        <w:t xml:space="preserve"> apart from methods provided from CRUD Repository.</w:t>
+      </w:r>
+    </w:p>
+    <w:p>
+      <w:pPr>
+        <w:rPr>
+          <w:bCs/>
+        </w:rPr>
+      </w:pPr>
+      <w:r>
+        <w:rPr>
+          <w:b/>
+        </w:rPr>
+        <w:t>When can we use @Repository annotation in Spring data JPA?</w:t>
+      </w:r>
+      <w:r>
+        <w:rPr>
+          <w:bCs/>
+        </w:rPr>
+        <w:br/>
+      </w:r>
+      <w:r>
+        <w:rPr>
+          <w:bCs/>
+        </w:rPr>
+        <w:t>When we create a Custom Repository</w:t>
+      </w:r>
+    </w:p>
+    <w:p>
+      <w:pPr>
+        <w:rPr>
+          <w:b/>
+        </w:rPr>
+      </w:pPr>
+      <w:r>
+        <w:rPr>
+          <w:b/>
+        </w:rPr>
+        <w:t>What is the difference between JPQL and Native SQL?</w:t>
+      </w:r>
+      <w:r>
+        <w:rPr>
+          <w:b/>
+        </w:rPr>
+        <w:br/>
+      </w:r>
+      <w:r>
+        <w:rPr>
+          <w:bCs/>
+        </w:rPr>
+        <w:t>JPQL uses entity names and fields and native SQL uses actual table and column names</w:t>
+      </w:r>
+    </w:p>
+    <w:p>
+      <w:pPr>
+        <w:rPr>
+          <w:b/>
+        </w:rPr>
+      </w:pPr>
+      <w:r>
+        <w:rPr>
+          <w:b/>
+        </w:rPr>
+        <w:t>Can we fetch from Views in Spring data jpa?</w:t>
+      </w:r>
+      <w:r>
+        <w:rPr>
+          <w:b/>
+        </w:rPr>
+        <w:br/>
+      </w:r>
+      <w:r>
+        <w:rPr>
+          <w:bCs/>
+        </w:rPr>
+        <w:t>Yes — Spring Data JPA can fetch data from database Views exactly the same way it fetches from tables. A DB view is treated like a read-only table, and JPA has no problem mapping it.</w:t>
+      </w:r>
+    </w:p>
+    <w:p>
+      <w:pPr>
+        <w:rPr>
+          <w:b/>
+        </w:rPr>
+      </w:pPr>
+      <w:r>
+        <w:rPr>
+          <w:b/>
+        </w:rPr>
+        <w:t>Fetch Type</w:t>
+      </w:r>
+      <w:r>
+        <w:rPr>
+          <w:b/>
+        </w:rPr>
+        <w:t>: There are 2 fetch types:</w:t>
+      </w:r>
+    </w:p>
+    <w:p>
+      <w:pPr>
+        <w:pStyle w:val="ListParagraph"/>
+        <w:numPr>
+          <w:ilvl w:val="0"/>
+          <w:numId w:val="3"/>
+        </w:numPr>
+      </w:pPr>
+      <w:r>
+        <w:t>Eager (whole data loads at once)</w:t>
+      </w:r>
+    </w:p>
+    <w:p>
+      <w:pPr>
+        <w:pStyle w:val="ListParagraph"/>
+        <w:numPr>
+          <w:ilvl w:val="0"/>
+          <w:numId w:val="3"/>
+        </w:numPr>
+      </w:pPr>
+      <w:r>
+        <w:t>Lazy (data loads only when we call getter or size method)</w:t>
+      </w:r>
+    </w:p>
+    <w:p>
+      <w:pPr>
+        <w:rPr>
+          <w:b/>
+          <w:bCs/>
+        </w:rPr>
+      </w:pPr>
+      <w:r>
+        <w:rPr>
+          <w:b/>
+          <w:bCs/>
+        </w:rPr>
+        <w:t>What is N+1 Problem and how to avoid it?</w:t>
+      </w:r>
+    </w:p>
+    <w:p>
+      <w:r>
+        <w:t>N+1 occurs when Spring Data JPA executes 1 query to fetch parent records and then N additional queries to fetch child entities lazily. It happens due to LAZY relationships.</w:t>
+      </w:r>
+    </w:p>
+    <w:p>
+      <w:r>
+        <w:t>We can avoid it by using JOIN FETCH, Entity Graphs, or Hibernate batch fetching (@BatchSize, default_batch_fetch_size). These convert N+1 queries into a single optimized query or batched queries.</w:t>
+      </w:r>
+    </w:p>
+    <w:p>
+      <w:pPr>
+        <w:rPr>
+          <w:b/>
+        </w:rPr>
+      </w:pPr>
+      <w:r>
+        <w:rPr>
+          <w:b/>
+        </w:rPr>
+        <w:t>What is @Modifying used for?</w:t>
+      </w:r>
+      <w:r>
+        <w:rPr>
+          <w:b/>
+        </w:rPr>
+        <w:br/>
+      </w:r>
+      <w:r>
+        <w:rPr>
+          <w:bCs/>
+        </w:rPr>
+        <w:t>Normally, Spring Data assumes that @Query returns data</w:t>
+      </w:r>
+      <w:r>
+        <w:rPr>
+          <w:bCs/>
+        </w:rPr>
+        <w:t>, not modifies the data</w:t>
+      </w:r>
+      <w:r>
+        <w:rPr>
+          <w:bCs/>
+        </w:rPr>
+        <w:t>.</w:t>
+      </w:r>
+      <w:r>
+        <w:rPr>
+          <w:bCs/>
+        </w:rPr>
+        <w:t xml:space="preserve"> If </w:t>
+      </w:r>
+      <w:r>
+        <w:rPr>
+          <w:bCs/>
+        </w:rPr>
+        <w:t xml:space="preserve">our query modifies the database, </w:t>
+      </w:r>
+      <w:r>
+        <w:rPr>
+          <w:bCs/>
+        </w:rPr>
+        <w:t xml:space="preserve">we </w:t>
+      </w:r>
+      <w:r>
+        <w:rPr>
+          <w:bCs/>
+        </w:rPr>
+        <w:t>must use @Modifying so Spring knows it’s a DML (Data Manipulation Language) query.</w:t>
+      </w:r>
+      <w:r>
+        <w:rPr>
+          <w:b/>
+        </w:rPr>
+        <w:br w:type="page"/>
+      </w:r>
+    </w:p>
+    <w:p>
+      <w:r>
+        <w:rPr>
+          <w:b/>
+        </w:rPr>
+        <w:lastRenderedPageBreak/>
+        <w:t>What is Hibernate.</w:t>
+      </w:r>
       <w:r>
         <w:rPr>
           <w:b/>
@@ -62,36 +1802,15 @@
       </w:r>
       <w:r>
         <w:br/>
-      </w:r>
-      <w:proofErr w:type="gramStart"/>
-      <w:r>
-        <w:t>Hibernate</w:t>
-      </w:r>
-      <w:proofErr w:type="gramEnd"/>
-      <w:r>
-        <w:t xml:space="preserve"> implements JPA.</w:t>
-      </w:r>
-    </w:p>
-    <w:p>
-      <w:r>
-        <w:rPr>
-          <w:b/>
-        </w:rPr>
-        <w:t xml:space="preserve">How </w:t>
-      </w:r>
-      <w:proofErr w:type="gramStart"/>
-      <w:r>
-        <w:rPr>
-          <w:b/>
-        </w:rPr>
-        <w:t>hibernate</w:t>
-      </w:r>
-      <w:proofErr w:type="gramEnd"/>
-      <w:r>
-        <w:rPr>
-          <w:b/>
-        </w:rPr>
-        <w:t xml:space="preserve"> maps POJO and database tables.</w:t>
+        <w:t>Hibernate implements JPA.</w:t>
+      </w:r>
+    </w:p>
+    <w:p>
+      <w:r>
+        <w:rPr>
+          <w:b/>
+        </w:rPr>
+        <w:t>How hibernate maps POJO and database tables.</w:t>
       </w:r>
       <w:r>
         <w:rPr>
@@ -135,28 +1854,12 @@
           <w:b/>
         </w:rPr>
       </w:pPr>
-      <w:proofErr w:type="gramStart"/>
-      <w:r>
-        <w:rPr>
-          <w:b/>
-        </w:rPr>
-        <w:t xml:space="preserve">Advantages of Hibernate over </w:t>
-      </w:r>
-      <w:proofErr w:type="spellStart"/>
-      <w:r>
-        <w:rPr>
-          <w:b/>
-        </w:rPr>
-        <w:t>jdbc</w:t>
-      </w:r>
-      <w:proofErr w:type="spellEnd"/>
-      <w:r>
-        <w:rPr>
-          <w:b/>
-        </w:rPr>
-        <w:t>?</w:t>
-      </w:r>
-      <w:proofErr w:type="gramEnd"/>
+      <w:r>
+        <w:rPr>
+          <w:b/>
+        </w:rPr>
+        <w:t>Advantages of Hibernate over jdbc?</w:t>
+      </w:r>
     </w:p>
     <w:p>
       <w:pPr>
@@ -166,19 +1869,11 @@
           <w:numId w:val="9"/>
         </w:numPr>
       </w:pPr>
-      <w:proofErr w:type="spellStart"/>
-      <w:r>
-        <w:rPr>
-          <w:b/>
-        </w:rPr>
-        <w:t>Bolier</w:t>
-      </w:r>
-      <w:proofErr w:type="spellEnd"/>
-      <w:r>
-        <w:rPr>
-          <w:b/>
-        </w:rPr>
-        <w:t xml:space="preserve"> Plate Code</w:t>
+      <w:r>
+        <w:rPr>
+          <w:b/>
+        </w:rPr>
+        <w:t>Bolier Plate Code</w:t>
       </w:r>
       <w:r>
         <w:t xml:space="preserve">: </w:t>
@@ -205,15 +1900,7 @@
         <w:t xml:space="preserve">: </w:t>
       </w:r>
       <w:r>
-        <w:t xml:space="preserve">In JDBC transactions have to </w:t>
-      </w:r>
-      <w:proofErr w:type="gramStart"/>
-      <w:r>
-        <w:t>managed</w:t>
-      </w:r>
-      <w:proofErr w:type="gramEnd"/>
-      <w:r>
-        <w:t xml:space="preserve"> by ourselves whereas Hibernate manages transactions implicitly.</w:t>
+        <w:t>In JDBC transactions have to managed by ourselves whereas Hibernate manages transactions implicitly.</w:t>
       </w:r>
     </w:p>
     <w:p>
@@ -224,13 +1911,8 @@
           <w:numId w:val="9"/>
         </w:numPr>
       </w:pPr>
-      <w:proofErr w:type="gramStart"/>
-      <w:r>
-        <w:t>Hibernate</w:t>
-      </w:r>
-      <w:proofErr w:type="gramEnd"/>
-      <w:r>
-        <w:t xml:space="preserve"> Supports </w:t>
+      <w:r>
+        <w:t xml:space="preserve">Hibernate Supports </w:t>
       </w:r>
       <w:r>
         <w:rPr>
@@ -248,13 +1930,8 @@
           <w:b/>
         </w:rPr>
       </w:pPr>
-      <w:proofErr w:type="gramStart"/>
-      <w:r>
-        <w:t>NOTE :</w:t>
-      </w:r>
-      <w:proofErr w:type="gramEnd"/>
-      <w:r>
-        <w:t xml:space="preserve"> </w:t>
+      <w:r>
+        <w:t xml:space="preserve">NOTE : </w:t>
       </w:r>
       <w:r>
         <w:rPr>
@@ -288,23 +1965,13 @@
         </w:rPr>
         <w:t xml:space="preserve">In Hibernate, </w:t>
       </w:r>
-      <w:proofErr w:type="spellStart"/>
       <w:r>
         <w:rPr>
           <w:bCs/>
           <w:i/>
           <w:iCs/>
         </w:rPr>
-        <w:t>SessionFactory</w:t>
-      </w:r>
-      <w:proofErr w:type="spellEnd"/>
-      <w:r>
-        <w:rPr>
-          <w:bCs/>
-          <w:i/>
-          <w:iCs/>
-        </w:rPr>
-        <w:t>, Session, and Transaction</w:t>
+        <w:t>SessionFactory, Session, and Transaction</w:t>
       </w:r>
       <w:r>
         <w:rPr>
@@ -324,53 +1991,27 @@
           <w:bCs/>
         </w:rPr>
       </w:pPr>
-      <w:proofErr w:type="spellStart"/>
-      <w:proofErr w:type="gramStart"/>
-      <w:r>
-        <w:rPr>
-          <w:bCs/>
-        </w:rPr>
-        <w:t>SessionFactory</w:t>
-      </w:r>
-      <w:proofErr w:type="spellEnd"/>
-      <w:r>
-        <w:rPr>
-          <w:bCs/>
-        </w:rPr>
-        <w:t xml:space="preserve"> </w:t>
-      </w:r>
-      <w:r>
-        <w:rPr>
-          <w:bCs/>
-        </w:rPr>
-        <w:t>:It</w:t>
-      </w:r>
-      <w:proofErr w:type="gramEnd"/>
-      <w:r>
-        <w:rPr>
-          <w:bCs/>
-        </w:rPr>
-        <w:t xml:space="preserve"> </w:t>
-      </w:r>
-      <w:r>
-        <w:t xml:space="preserve">helps creating instance of Session.  Entire application generally has a single instance of </w:t>
-      </w:r>
-      <w:proofErr w:type="spellStart"/>
-      <w:r>
-        <w:t>SessionFactory</w:t>
-      </w:r>
-      <w:proofErr w:type="spellEnd"/>
-      <w:proofErr w:type="gramStart"/>
-      <w:r>
+      <w:r>
+        <w:rPr>
+          <w:bCs/>
+        </w:rPr>
+        <w:t xml:space="preserve">SessionFactory </w:t>
+      </w:r>
+      <w:r>
+        <w:rPr>
+          <w:bCs/>
+        </w:rPr>
+        <w:t xml:space="preserve">:It </w:t>
+      </w:r>
+      <w:r>
+        <w:t>helps creating instance of Session.  Entire application generally has a single instance of SessionFactory.</w:t>
+      </w:r>
+      <w:r>
+        <w:rPr>
+          <w:bCs/>
+        </w:rPr>
         <w:t>.</w:t>
       </w:r>
-      <w:r>
-        <w:rPr>
-          <w:bCs/>
-        </w:rPr>
-        <w:t>.</w:t>
-      </w:r>
-      <w:proofErr w:type="gramEnd"/>
     </w:p>
     <w:p>
       <w:pPr>
@@ -421,378 +2062,21 @@
       </w:r>
     </w:p>
     <w:p>
-      <w:pPr>
-        <w:rPr>
-          <w:b/>
-        </w:rPr>
-      </w:pPr>
-      <w:r>
-        <w:rPr>
-          <w:b/>
-        </w:rPr>
-        <w:t>How can write our own custom query in Hibernate?</w:t>
-      </w:r>
-    </w:p>
-    <w:p>
-      <w:pPr>
-        <w:rPr>
-          <w:bCs/>
-        </w:rPr>
-      </w:pPr>
-      <w:r>
-        <w:rPr>
-          <w:bCs/>
-        </w:rPr>
-        <w:t>We can use @Query annotation.</w:t>
-      </w:r>
-      <w:r>
-        <w:rPr>
-          <w:bCs/>
-        </w:rPr>
-        <w:br/>
-        <w:t xml:space="preserve">E.g. </w:t>
-      </w:r>
-      <w:r>
-        <w:rPr>
-          <w:bCs/>
-        </w:rPr>
-        <w:br/>
-      </w:r>
-      <w:proofErr w:type="gramStart"/>
-      <w:r>
-        <w:rPr>
-          <w:bCs/>
-        </w:rPr>
-        <w:t>@Query(</w:t>
-      </w:r>
-      <w:proofErr w:type="gramEnd"/>
-      <w:r>
-        <w:rPr>
-          <w:bCs/>
-        </w:rPr>
-        <w:t xml:space="preserve">value = "SELECT * FROM employees WHERE department = :dept", </w:t>
-      </w:r>
-      <w:proofErr w:type="spellStart"/>
-      <w:r>
-        <w:rPr>
-          <w:bCs/>
-        </w:rPr>
-        <w:t>nativeQuery</w:t>
-      </w:r>
-      <w:proofErr w:type="spellEnd"/>
-      <w:r>
-        <w:rPr>
-          <w:bCs/>
-        </w:rPr>
-        <w:t xml:space="preserve"> = true)</w:t>
-      </w:r>
-      <w:r>
-        <w:rPr>
-          <w:bCs/>
-        </w:rPr>
-        <w:br/>
-      </w:r>
-      <w:r>
-        <w:rPr>
-          <w:bCs/>
-        </w:rPr>
-        <w:t xml:space="preserve">List&lt;Employee&gt; </w:t>
-      </w:r>
-      <w:proofErr w:type="spellStart"/>
-      <w:r>
-        <w:rPr>
-          <w:bCs/>
-        </w:rPr>
-        <w:t>findByDepartmentNative</w:t>
-      </w:r>
-      <w:proofErr w:type="spellEnd"/>
-      <w:r>
-        <w:rPr>
-          <w:bCs/>
-        </w:rPr>
-        <w:t>(@</w:t>
-      </w:r>
-      <w:proofErr w:type="spellStart"/>
-      <w:r>
-        <w:rPr>
-          <w:bCs/>
-        </w:rPr>
-        <w:t>Param</w:t>
-      </w:r>
-      <w:proofErr w:type="spellEnd"/>
-      <w:r>
-        <w:rPr>
-          <w:bCs/>
-        </w:rPr>
-        <w:t>("dept") String department);</w:t>
-      </w:r>
-      <w:r>
-        <w:rPr>
-          <w:bCs/>
-        </w:rPr>
-        <w:br/>
-      </w:r>
-      <w:proofErr w:type="spellStart"/>
-      <w:r>
-        <w:rPr>
-          <w:bCs/>
-        </w:rPr>
-        <w:t>nativeQuery</w:t>
-      </w:r>
-      <w:proofErr w:type="spellEnd"/>
-      <w:r>
-        <w:rPr>
-          <w:bCs/>
-        </w:rPr>
-        <w:t>=true implies that the query we have provided is real SQL Query</w:t>
-      </w:r>
-    </w:p>
-    <w:p>
-      <w:pPr>
-        <w:rPr>
-          <w:b/>
-        </w:rPr>
-      </w:pPr>
-    </w:p>
-    <w:p>
-      <w:pPr>
-        <w:rPr>
-          <w:b/>
-        </w:rPr>
-      </w:pPr>
-    </w:p>
-    <w:p>
-      <w:pPr>
-        <w:rPr>
-          <w:b/>
-        </w:rPr>
-      </w:pPr>
-      <w:r>
-        <w:rPr>
-          <w:b/>
-        </w:rPr>
-        <w:lastRenderedPageBreak/>
-        <w:t>Important Annotations</w:t>
-      </w:r>
-    </w:p>
-    <w:p>
-      <w:pPr>
-        <w:pStyle w:val="ListParagraph"/>
-        <w:numPr>
-          <w:ilvl w:val="0"/>
-          <w:numId w:val="4"/>
-        </w:numPr>
-      </w:pPr>
-      <w:r>
-        <w:t>@Entity is used to mark a Java class as an entity</w:t>
-      </w:r>
-      <w:r>
-        <w:t xml:space="preserve">, which means instances of this class represent persistent objects that need to be stored in a database. </w:t>
-      </w:r>
-      <w:r>
-        <w:br/>
-        <w:t>It Maps Java class to the table</w:t>
-      </w:r>
-    </w:p>
-    <w:p>
-      <w:pPr>
-        <w:pStyle w:val="ListParagraph"/>
-        <w:numPr>
-          <w:ilvl w:val="0"/>
-          <w:numId w:val="4"/>
-        </w:numPr>
-      </w:pPr>
-      <w:r>
-        <w:t>@Table is used to customize the database table sett</w:t>
-      </w:r>
-      <w:r>
-        <w:t>ings associated with an entity.</w:t>
-      </w:r>
-      <w:r>
-        <w:br/>
-      </w:r>
-      <w:r>
-        <w:t xml:space="preserve">When </w:t>
-      </w:r>
-      <w:r>
-        <w:t xml:space="preserve">we </w:t>
-      </w:r>
-      <w:r>
-        <w:t>use @Entity without specifying @Table, Hibernate will create a table with a na</w:t>
-      </w:r>
-      <w:r>
-        <w:t>me that matches the class name.</w:t>
-      </w:r>
-      <w:r>
-        <w:br/>
-      </w:r>
-      <w:r>
-        <w:t>Using bot</w:t>
-      </w:r>
-      <w:r>
-        <w:t xml:space="preserve">h annotations together allows </w:t>
-      </w:r>
-      <w:r>
-        <w:t>u</w:t>
-      </w:r>
-      <w:r>
-        <w:t>s</w:t>
-      </w:r>
-      <w:r>
-        <w:t xml:space="preserve"> to define both the entity and the table properties.</w:t>
-      </w:r>
-    </w:p>
-    <w:p>
-      <w:pPr>
-        <w:pStyle w:val="ListParagraph"/>
-        <w:numPr>
-          <w:ilvl w:val="0"/>
-          <w:numId w:val="4"/>
-        </w:numPr>
-      </w:pPr>
-      <w:r>
-        <w:t xml:space="preserve">@Access: </w:t>
-      </w:r>
-      <w:r>
-        <w:t xml:space="preserve">used for defining the access type of either </w:t>
-      </w:r>
-      <w:r>
-        <w:t>“FIELD”</w:t>
-      </w:r>
-      <w:r>
-        <w:t xml:space="preserve"> or </w:t>
-      </w:r>
-      <w:r>
-        <w:t>“PROPERTY”</w:t>
-      </w:r>
-      <w:r>
-        <w:t>.</w:t>
-      </w:r>
-      <w:r>
-        <w:t xml:space="preserve"> </w:t>
-      </w:r>
-      <w:r>
-        <w:t>Default value is field.</w:t>
-      </w:r>
-    </w:p>
-    <w:p>
-      <w:pPr>
-        <w:pStyle w:val="ListParagraph"/>
-        <w:numPr>
-          <w:ilvl w:val="0"/>
-          <w:numId w:val="4"/>
-        </w:numPr>
-      </w:pPr>
-      <w:r>
-        <w:t>@Id - u</w:t>
-      </w:r>
-      <w:r>
-        <w:t>sed to define primary key</w:t>
-      </w:r>
-    </w:p>
-    <w:p>
-      <w:pPr>
-        <w:pStyle w:val="ListParagraph"/>
-        <w:numPr>
-          <w:ilvl w:val="0"/>
-          <w:numId w:val="4"/>
-        </w:numPr>
-      </w:pPr>
-      <w:r>
-        <w:t>@Column - used to define column name.</w:t>
-      </w:r>
-    </w:p>
-    <w:p>
-      <w:pPr>
-        <w:pStyle w:val="ListParagraph"/>
-        <w:numPr>
-          <w:ilvl w:val="0"/>
-          <w:numId w:val="4"/>
-        </w:numPr>
-      </w:pPr>
-      <w:r>
-        <w:t>@</w:t>
-      </w:r>
-      <w:proofErr w:type="spellStart"/>
-      <w:r>
-        <w:t>EmbeddedId</w:t>
-      </w:r>
-      <w:proofErr w:type="spellEnd"/>
-      <w:r>
-        <w:t xml:space="preserve">: </w:t>
-      </w:r>
-      <w:r>
-        <w:t>indicates it is a composite primary key</w:t>
-      </w:r>
-      <w:r>
-        <w:t>.</w:t>
-      </w:r>
-    </w:p>
-    <w:p>
-      <w:r>
-        <w:t xml:space="preserve">Generated Value, </w:t>
-      </w:r>
-      <w:proofErr w:type="spellStart"/>
-      <w:r>
-        <w:t>Transient</w:t>
-      </w:r>
-      <w:proofErr w:type="gramStart"/>
-      <w:r>
-        <w:t>,etc</w:t>
-      </w:r>
-      <w:proofErr w:type="spellEnd"/>
-      <w:proofErr w:type="gramEnd"/>
-      <w:r>
-        <w:t>.</w:t>
-      </w:r>
-    </w:p>
-    <w:p>
-      <w:pPr>
-        <w:rPr>
-          <w:b/>
-        </w:rPr>
-      </w:pPr>
-      <w:r>
-        <w:rPr>
-          <w:b/>
-        </w:rPr>
-        <w:t xml:space="preserve">Difference between </w:t>
-      </w:r>
-      <w:proofErr w:type="spellStart"/>
-      <w:proofErr w:type="gramStart"/>
-      <w:r>
-        <w:rPr>
-          <w:b/>
-        </w:rPr>
-        <w:t>openSession</w:t>
-      </w:r>
-      <w:proofErr w:type="spellEnd"/>
-      <w:r>
-        <w:rPr>
-          <w:b/>
-        </w:rPr>
-        <w:t>(</w:t>
-      </w:r>
-      <w:proofErr w:type="gramEnd"/>
-      <w:r>
-        <w:rPr>
-          <w:b/>
-        </w:rPr>
-        <w:t xml:space="preserve">) &amp; </w:t>
-      </w:r>
-      <w:proofErr w:type="spellStart"/>
-      <w:r>
-        <w:rPr>
-          <w:b/>
-        </w:rPr>
-        <w:t>getCurrentSession</w:t>
-      </w:r>
-      <w:proofErr w:type="spellEnd"/>
-      <w:r>
-        <w:rPr>
-          <w:b/>
-        </w:rPr>
-        <w:t>()?</w:t>
+      <w:r>
+        <w:t>Generated Value, Transient,etc.</w:t>
+      </w:r>
+    </w:p>
+    <w:p>
+      <w:pPr>
+        <w:rPr>
+          <w:b/>
+        </w:rPr>
+      </w:pPr>
+      <w:r>
+        <w:rPr>
+          <w:b/>
+        </w:rPr>
+        <w:t>Difference between openSession() &amp; getCurrentSession()?</w:t>
       </w:r>
     </w:p>
     <w:p>
@@ -803,18 +2087,8 @@
           <w:numId w:val="13"/>
         </w:numPr>
       </w:pPr>
-      <w:proofErr w:type="spellStart"/>
-      <w:proofErr w:type="gramStart"/>
-      <w:r>
-        <w:t>openSession</w:t>
-      </w:r>
-      <w:proofErr w:type="spellEnd"/>
-      <w:r>
-        <w:t>(</w:t>
-      </w:r>
-      <w:proofErr w:type="gramEnd"/>
-      <w:r>
-        <w:t xml:space="preserve">): create </w:t>
+      <w:r>
+        <w:t xml:space="preserve">openSession(): create </w:t>
       </w:r>
       <w:r>
         <w:t>new session</w:t>
@@ -829,13 +2103,8 @@
         <w:t xml:space="preserve">always </w:t>
       </w:r>
       <w:r>
-        <w:t xml:space="preserve">close the session object once we are done with DB </w:t>
-      </w:r>
-      <w:proofErr w:type="spellStart"/>
-      <w:r>
-        <w:t>operations.</w:t>
-      </w:r>
-      <w:proofErr w:type="spellEnd"/>
+        <w:t>close the session object once we are done with DB operations.</w:t>
+      </w:r>
     </w:p>
     <w:p>
       <w:pPr>
@@ -845,18 +2114,8 @@
           <w:numId w:val="13"/>
         </w:numPr>
       </w:pPr>
-      <w:proofErr w:type="spellStart"/>
-      <w:proofErr w:type="gramStart"/>
-      <w:r>
-        <w:t>getCurrentSession</w:t>
-      </w:r>
-      <w:proofErr w:type="spellEnd"/>
-      <w:r>
-        <w:t>(</w:t>
-      </w:r>
-      <w:proofErr w:type="gramEnd"/>
-      <w:r>
-        <w:t>)</w:t>
+      <w:r>
+        <w:t>getCurrentSession()</w:t>
       </w:r>
       <w:r>
         <w:t xml:space="preserve">: </w:t>
@@ -895,147 +2154,21 @@
         </w:rPr>
         <w:br/>
       </w:r>
-      <w:proofErr w:type="spellStart"/>
-      <w:proofErr w:type="gramStart"/>
-      <w:r>
-        <w:t>findAll</w:t>
-      </w:r>
-      <w:proofErr w:type="spellEnd"/>
-      <w:r>
-        <w:t>(</w:t>
-      </w:r>
-      <w:proofErr w:type="gramEnd"/>
-      <w:r>
-        <w:t xml:space="preserve">), </w:t>
-      </w:r>
-      <w:proofErr w:type="spellStart"/>
-      <w:r>
-        <w:t>findById</w:t>
-      </w:r>
-      <w:proofErr w:type="spellEnd"/>
-      <w:r>
-        <w:t xml:space="preserve">(), </w:t>
-      </w:r>
-      <w:proofErr w:type="spellStart"/>
-      <w:r>
-        <w:t>getById</w:t>
-      </w:r>
-      <w:proofErr w:type="spellEnd"/>
-      <w:r>
-        <w:t xml:space="preserve">(), </w:t>
-      </w:r>
-      <w:proofErr w:type="spellStart"/>
-      <w:r>
-        <w:t>saveAll</w:t>
-      </w:r>
-      <w:proofErr w:type="spellEnd"/>
-      <w:r>
-        <w:t xml:space="preserve">(), </w:t>
-      </w:r>
-      <w:proofErr w:type="spellStart"/>
-      <w:r>
-        <w:t>findAllById</w:t>
-      </w:r>
-      <w:proofErr w:type="spellEnd"/>
-      <w:r>
-        <w:t>()</w:t>
-      </w:r>
-    </w:p>
-    <w:p>
-      <w:pPr>
-        <w:rPr>
-          <w:b/>
-        </w:rPr>
-      </w:pPr>
-      <w:r>
-        <w:rPr>
-          <w:b/>
-        </w:rPr>
-        <w:t>Fetch Type</w:t>
-      </w:r>
-    </w:p>
-    <w:p>
-      <w:pPr>
-        <w:pStyle w:val="ListParagraph"/>
-        <w:numPr>
-          <w:ilvl w:val="0"/>
-          <w:numId w:val="3"/>
-        </w:numPr>
-      </w:pPr>
-      <w:r>
-        <w:t>Eager (whole data loads at once)</w:t>
-      </w:r>
-    </w:p>
-    <w:p>
-      <w:pPr>
-        <w:pStyle w:val="ListParagraph"/>
-        <w:numPr>
-          <w:ilvl w:val="0"/>
-          <w:numId w:val="3"/>
-        </w:numPr>
-      </w:pPr>
-      <w:r>
-        <w:t>Lazy (data loads only when we call getter or size method)</w:t>
-      </w:r>
-    </w:p>
-    <w:p>
-      <w:r>
-        <w:t>By default, lazy loading is implemented.</w:t>
-      </w:r>
-      <w:r>
-        <w:br/>
-      </w:r>
-      <w:proofErr w:type="gramStart"/>
-      <w:r>
-        <w:t>e.g</w:t>
-      </w:r>
-      <w:proofErr w:type="gramEnd"/>
-      <w:r>
-        <w:t>. @</w:t>
-      </w:r>
-      <w:proofErr w:type="spellStart"/>
-      <w:r>
-        <w:t>OneToMany</w:t>
-      </w:r>
-      <w:proofErr w:type="spellEnd"/>
-      <w:r>
-        <w:t>(</w:t>
-      </w:r>
-      <w:proofErr w:type="spellStart"/>
-      <w:r>
-        <w:t>mappedBy</w:t>
-      </w:r>
-      <w:proofErr w:type="spellEnd"/>
-      <w:r>
-        <w:t xml:space="preserve">= “question”, </w:t>
-      </w:r>
-      <w:proofErr w:type="spellStart"/>
-      <w:r>
-        <w:t>fetchType</w:t>
-      </w:r>
-      <w:proofErr w:type="spellEnd"/>
-      <w:r>
-        <w:t>=</w:t>
-      </w:r>
-      <w:proofErr w:type="spellStart"/>
-      <w:r>
-        <w:t>FetchType.Eager</w:t>
-      </w:r>
-      <w:proofErr w:type="spellEnd"/>
-      <w:r>
-        <w:t>)</w:t>
-      </w:r>
-    </w:p>
-    <w:p>
-      <w:pPr>
-        <w:rPr>
-          <w:bCs/>
-        </w:rPr>
-      </w:pPr>
-      <w:r>
-        <w:rPr>
-          <w:b/>
-        </w:rPr>
+      <w:r>
+        <w:t>findAll(), findById(), getById(), saveAll(), findAllById()</w:t>
+      </w:r>
+    </w:p>
+    <w:p>
+      <w:pPr>
+        <w:rPr>
+          <w:bCs/>
+        </w:rPr>
+      </w:pPr>
+      <w:r>
+        <w:rPr>
+          <w:b/>
+        </w:rPr>
+        <w:lastRenderedPageBreak/>
         <w:t>Best strategy to generate ID in DB tables.</w:t>
       </w:r>
       <w:r>
@@ -1044,19 +2177,11 @@
         </w:rPr>
         <w:br/>
       </w:r>
-      <w:proofErr w:type="gramStart"/>
-      <w:r>
-        <w:rPr>
-          <w:bCs/>
-        </w:rPr>
-        <w:t>we</w:t>
-      </w:r>
-      <w:proofErr w:type="gramEnd"/>
-      <w:r>
-        <w:rPr>
-          <w:bCs/>
-        </w:rPr>
-        <w:t xml:space="preserve"> use UUID’s</w:t>
+      <w:r>
+        <w:rPr>
+          <w:bCs/>
+        </w:rPr>
+        <w:t>we use UUID’s</w:t>
       </w:r>
       <w:r>
         <w:rPr>
@@ -1088,73 +2213,23 @@
         </w:rPr>
         <w:br/>
       </w:r>
-      <w:proofErr w:type="gramStart"/>
-      <w:r>
-        <w:rPr>
-          <w:bCs/>
-        </w:rPr>
-        <w:t>@</w:t>
-      </w:r>
-      <w:proofErr w:type="spellStart"/>
-      <w:r>
-        <w:rPr>
-          <w:bCs/>
-        </w:rPr>
-        <w:t>GeneratedValue</w:t>
-      </w:r>
-      <w:proofErr w:type="spellEnd"/>
-      <w:r>
-        <w:rPr>
-          <w:bCs/>
-        </w:rPr>
-        <w:t>(</w:t>
-      </w:r>
-      <w:proofErr w:type="gramEnd"/>
-      <w:r>
-        <w:rPr>
-          <w:bCs/>
-        </w:rPr>
-        <w:t>generator = "uuid2")</w:t>
-      </w:r>
-      <w:r>
-        <w:rPr>
-          <w:bCs/>
-        </w:rPr>
-        <w:br/>
-      </w:r>
-      <w:r>
-        <w:rPr>
-          <w:bCs/>
-        </w:rPr>
-        <w:t>@</w:t>
-      </w:r>
-      <w:proofErr w:type="spellStart"/>
-      <w:r>
-        <w:rPr>
-          <w:bCs/>
-        </w:rPr>
-        <w:t>GenericGenerator</w:t>
-      </w:r>
-      <w:proofErr w:type="spellEnd"/>
-      <w:r>
-        <w:rPr>
-          <w:bCs/>
-        </w:rPr>
-        <w:t>(name = "uuid2", strategy = "</w:t>
-      </w:r>
-      <w:proofErr w:type="spellStart"/>
-      <w:r>
-        <w:rPr>
-          <w:bCs/>
-        </w:rPr>
-        <w:t>org.hibernate.id.UUIDGenerator</w:t>
-      </w:r>
-      <w:proofErr w:type="spellEnd"/>
-      <w:r>
-        <w:rPr>
-          <w:bCs/>
-        </w:rPr>
-        <w:t>")</w:t>
+      <w:r>
+        <w:rPr>
+          <w:bCs/>
+        </w:rPr>
+        <w:t>@GeneratedValue(generator = "uuid2")</w:t>
+      </w:r>
+      <w:r>
+        <w:rPr>
+          <w:bCs/>
+        </w:rPr>
+        <w:br/>
+      </w:r>
+      <w:r>
+        <w:rPr>
+          <w:bCs/>
+        </w:rPr>
+        <w:t>@GenericGenerator(name = "uuid2", strategy = "org.hibernate.id.UUIDGenerator")</w:t>
       </w:r>
       <w:r>
         <w:rPr>
@@ -1185,21 +2260,7 @@
         <w:rPr>
           <w:b/>
         </w:rPr>
-        <w:t xml:space="preserve">Difference between Session </w:t>
-      </w:r>
-      <w:proofErr w:type="gramStart"/>
-      <w:r>
-        <w:rPr>
-          <w:b/>
-        </w:rPr>
-        <w:t>get(</w:t>
-      </w:r>
-      <w:proofErr w:type="gramEnd"/>
-      <w:r>
-        <w:rPr>
-          <w:b/>
-        </w:rPr>
-        <w:t>) &amp; load() method?</w:t>
+        <w:t>Difference between Session get() &amp; load() method?</w:t>
       </w:r>
     </w:p>
     <w:tbl>
@@ -1240,14 +2301,8 @@
             <w:tcW w:w="4788" w:type="dxa"/>
           </w:tcPr>
           <w:p>
-            <w:proofErr w:type="gramStart"/>
             <w:r>
-              <w:lastRenderedPageBreak/>
-              <w:t>return</w:t>
-            </w:r>
-            <w:proofErr w:type="gramEnd"/>
-            <w:r>
-              <w:t xml:space="preserve"> null if object is not found in cache as well as on DB.</w:t>
+              <w:t>return null if object is not found in cache as well as on DB.</w:t>
             </w:r>
           </w:p>
         </w:tc>
@@ -1256,21 +2311,8 @@
             <w:tcW w:w="4788" w:type="dxa"/>
           </w:tcPr>
           <w:p>
-            <w:proofErr w:type="gramStart"/>
             <w:r>
-              <w:t>throws</w:t>
-            </w:r>
-            <w:proofErr w:type="gramEnd"/>
-            <w:r>
-              <w:t xml:space="preserve"> </w:t>
-            </w:r>
-            <w:proofErr w:type="spellStart"/>
-            <w:r>
-              <w:t>ObjectNotFoundException</w:t>
-            </w:r>
-            <w:proofErr w:type="spellEnd"/>
-            <w:r>
-              <w:t xml:space="preserve"> if object is not found in cache as well as on DB, but never returns null.</w:t>
+              <w:t>throws ObjectNotFoundException if object is not found in cache as well as on DB, but never returns null.</w:t>
             </w:r>
           </w:p>
         </w:tc>
@@ -1291,32 +2333,11 @@
             <w:tcW w:w="4788" w:type="dxa"/>
           </w:tcPr>
           <w:p>
-            <w:proofErr w:type="gramStart"/>
             <w:r>
-              <w:t>returns</w:t>
-            </w:r>
-            <w:proofErr w:type="gramEnd"/>
-            <w:r>
-              <w:t xml:space="preserve"> proxy Object and only initialize the object or hit the DB if any method other then </w:t>
-            </w:r>
-            <w:proofErr w:type="spellStart"/>
-            <w:r>
-              <w:t>getId</w:t>
-            </w:r>
-            <w:proofErr w:type="spellEnd"/>
-            <w:r>
-              <w:t xml:space="preserve">() is called on persistent or entity Object. This is lazy initialization which increases </w:t>
-            </w:r>
-            <w:proofErr w:type="spellStart"/>
-            <w:r>
-              <w:t>performance.</w:t>
+              <w:t>returns proxy Object and only initialize the object or hit the DB if any method other then getId() is called on persistent or entity Object. This is lazy initialization which increases performance.</w:t>
             </w:r>
             <w:r>
-              <w:t>i.e</w:t>
-            </w:r>
-            <w:proofErr w:type="spellEnd"/>
-            <w:r>
-              <w:t xml:space="preserve"> Lazy Loading</w:t>
+              <w:t>i.e Lazy Loading</w:t>
             </w:r>
           </w:p>
         </w:tc>
@@ -1327,13 +2348,8 @@
             <w:tcW w:w="4788" w:type="dxa"/>
           </w:tcPr>
           <w:p>
-            <w:proofErr w:type="gramStart"/>
             <w:r>
-              <w:t>should</w:t>
-            </w:r>
-            <w:proofErr w:type="gramEnd"/>
-            <w:r>
-              <w:t xml:space="preserve"> be used when we are not sure that Object exist in DB or not.</w:t>
+              <w:t>should be used when we are not sure that Object exist in DB or not.</w:t>
             </w:r>
           </w:p>
         </w:tc>
@@ -1342,13 +2358,8 @@
             <w:tcW w:w="4788" w:type="dxa"/>
           </w:tcPr>
           <w:p>
-            <w:proofErr w:type="gramStart"/>
             <w:r>
-              <w:t>should</w:t>
-            </w:r>
-            <w:proofErr w:type="gramEnd"/>
-            <w:r>
-              <w:t xml:space="preserve"> be used when we are sure that Object exist in DB.</w:t>
+              <w:t>should be used when we are sure that Object exist in DB.</w:t>
             </w:r>
           </w:p>
         </w:tc>
@@ -1421,13 +2432,8 @@
       </w:r>
       <w:r>
         <w:br/>
-        <w:t>@Table (name = "question"</w:t>
-      </w:r>
-      <w:proofErr w:type="gramStart"/>
-      <w:r>
-        <w:t>)</w:t>
-      </w:r>
-      <w:proofErr w:type="gramEnd"/>
+        <w:t>@Table (name = "question")</w:t>
+      </w:r>
       <w:r>
         <w:br/>
         <w:t>public class Question {</w:t>
@@ -1446,55 +2452,23 @@
       </w:r>
       <w:r>
         <w:tab/>
-        <w:t>@</w:t>
-      </w:r>
-      <w:proofErr w:type="spellStart"/>
-      <w:r>
-        <w:t>GeneratedValue</w:t>
-      </w:r>
-      <w:proofErr w:type="spellEnd"/>
-      <w:r>
-        <w:t xml:space="preserve">(strategy = </w:t>
-      </w:r>
-      <w:proofErr w:type="spellStart"/>
-      <w:r>
-        <w:t>GenerationType.IDENTITY</w:t>
-      </w:r>
-      <w:proofErr w:type="spellEnd"/>
-      <w:r>
-        <w:t>)</w:t>
-      </w:r>
-      <w:r>
-        <w:br/>
-        <w:t xml:space="preserve"> </w:t>
-      </w:r>
-      <w:r>
-        <w:tab/>
-        <w:t>@Column(name = "</w:t>
-      </w:r>
-      <w:proofErr w:type="spellStart"/>
-      <w:r>
-        <w:t>question_id</w:t>
-      </w:r>
-      <w:proofErr w:type="spellEnd"/>
-      <w:r>
-        <w:t>")</w:t>
-      </w:r>
-      <w:r>
-        <w:br/>
-        <w:t xml:space="preserve"> </w:t>
-      </w:r>
-      <w:r>
-        <w:tab/>
-        <w:t xml:space="preserve">private Long </w:t>
-      </w:r>
-      <w:proofErr w:type="spellStart"/>
-      <w:r>
-        <w:t>questionId</w:t>
-      </w:r>
-      <w:proofErr w:type="spellEnd"/>
-      <w:r>
-        <w:t>;</w:t>
+        <w:t>@GeneratedValue(strategy = GenerationType.IDENTITY)</w:t>
+      </w:r>
+      <w:r>
+        <w:br/>
+        <w:t xml:space="preserve"> </w:t>
+      </w:r>
+      <w:r>
+        <w:tab/>
+        <w:t>@Column(name = "question_id")</w:t>
+      </w:r>
+      <w:r>
+        <w:br/>
+        <w:t xml:space="preserve"> </w:t>
+      </w:r>
+      <w:r>
+        <w:tab/>
+        <w:t>private Long questionId;</w:t>
       </w:r>
     </w:p>
     <w:p>
@@ -1503,99 +2477,41 @@
       </w:r>
       <w:r>
         <w:tab/>
-      </w:r>
-      <w:proofErr w:type="gramStart"/>
-      <w:r>
-        <w:t>@Column(</w:t>
-      </w:r>
-      <w:proofErr w:type="gramEnd"/>
-      <w:r>
-        <w:t>name = "</w:t>
-      </w:r>
-      <w:proofErr w:type="spellStart"/>
-      <w:r>
-        <w:t>question_text</w:t>
-      </w:r>
-      <w:proofErr w:type="spellEnd"/>
-      <w:r>
-        <w:t>")</w:t>
-      </w:r>
-      <w:r>
-        <w:br/>
-        <w:t xml:space="preserve"> </w:t>
-      </w:r>
-      <w:r>
-        <w:tab/>
-        <w:t xml:space="preserve">private String </w:t>
-      </w:r>
-      <w:proofErr w:type="spellStart"/>
-      <w:r>
-        <w:t>questionText</w:t>
-      </w:r>
-      <w:proofErr w:type="spellEnd"/>
-      <w:r>
-        <w:t>;</w:t>
-      </w:r>
-    </w:p>
-    <w:p>
-      <w:r>
+        <w:t>@Column(name = "question_text")</w:t>
+      </w:r>
+      <w:r>
+        <w:br/>
+        <w:t xml:space="preserve"> </w:t>
+      </w:r>
+      <w:r>
+        <w:tab/>
+        <w:t>private String questionText;</w:t>
+      </w:r>
+    </w:p>
+    <w:p>
+      <w:r>
+        <w:lastRenderedPageBreak/>
         <w:t xml:space="preserve">    </w:t>
       </w:r>
       <w:r>
         <w:tab/>
-        <w:t>@</w:t>
-      </w:r>
-      <w:proofErr w:type="spellStart"/>
-      <w:r>
-        <w:t>OneToOne</w:t>
-      </w:r>
-      <w:proofErr w:type="spellEnd"/>
-      <w:r>
-        <w:br/>
-        <w:t xml:space="preserve"> </w:t>
-      </w:r>
-      <w:r>
-        <w:tab/>
-      </w:r>
-      <w:proofErr w:type="gramStart"/>
-      <w:r>
-        <w:t>@</w:t>
-      </w:r>
-      <w:proofErr w:type="spellStart"/>
-      <w:r>
-        <w:t>JoinColumn</w:t>
-      </w:r>
-      <w:proofErr w:type="spellEnd"/>
-      <w:r>
-        <w:t>(</w:t>
-      </w:r>
-      <w:proofErr w:type="gramEnd"/>
-      <w:r>
-        <w:t>name = "</w:t>
-      </w:r>
-      <w:proofErr w:type="spellStart"/>
-      <w:r>
-        <w:t>answer_id</w:t>
-      </w:r>
-      <w:proofErr w:type="spellEnd"/>
-      <w:r>
-        <w:t>", unique = true)</w:t>
-      </w:r>
-      <w:r>
-        <w:br/>
-        <w:t xml:space="preserve"> </w:t>
-      </w:r>
-      <w:r>
-        <w:tab/>
-        <w:t xml:space="preserve">private Answer </w:t>
-      </w:r>
-      <w:proofErr w:type="spellStart"/>
-      <w:r>
-        <w:t>answer</w:t>
-      </w:r>
-      <w:proofErr w:type="spellEnd"/>
-      <w:r>
-        <w:t>;</w:t>
+        <w:t>@OneToOne</w:t>
+      </w:r>
+      <w:r>
+        <w:br/>
+        <w:t xml:space="preserve"> </w:t>
+      </w:r>
+      <w:r>
+        <w:tab/>
+        <w:t>@JoinColumn(name = "answer_id", unique = true)</w:t>
+      </w:r>
+      <w:r>
+        <w:br/>
+        <w:t xml:space="preserve"> </w:t>
+      </w:r>
+      <w:r>
+        <w:tab/>
+        <w:t>private Answer answer;</w:t>
       </w:r>
       <w:r>
         <w:br/>
@@ -1612,13 +2528,8 @@
       </w:r>
       <w:r>
         <w:br/>
-        <w:t>@Table (name = "answer"</w:t>
-      </w:r>
-      <w:proofErr w:type="gramStart"/>
-      <w:r>
-        <w:t>)</w:t>
-      </w:r>
-      <w:proofErr w:type="gramEnd"/>
+        <w:t>@Table (name = "answer")</w:t>
+      </w:r>
       <w:r>
         <w:br/>
         <w:t>public class Answer {</w:t>
@@ -1637,23 +2548,171 @@
       </w:r>
       <w:r>
         <w:tab/>
-        <w:t>@</w:t>
-      </w:r>
-      <w:proofErr w:type="spellStart"/>
-      <w:r>
-        <w:t>GeneratedValue</w:t>
-      </w:r>
-      <w:proofErr w:type="spellEnd"/>
-      <w:r>
-        <w:t xml:space="preserve">(strategy = </w:t>
-      </w:r>
-      <w:proofErr w:type="spellStart"/>
-      <w:r>
-        <w:t>GenerationType.IDENTITY</w:t>
-      </w:r>
-      <w:proofErr w:type="spellEnd"/>
-      <w:r>
-        <w:t>)</w:t>
+        <w:t>@GeneratedValue(strategy = GenerationType.IDENTITY)</w:t>
+      </w:r>
+      <w:r>
+        <w:br/>
+        <w:t xml:space="preserve"> </w:t>
+      </w:r>
+      <w:r>
+        <w:tab/>
+        <w:t>@Column(name = "answer_id")</w:t>
+      </w:r>
+      <w:r>
+        <w:br/>
+        <w:t xml:space="preserve"> </w:t>
+      </w:r>
+      <w:r>
+        <w:tab/>
+        <w:t>private Long answerId;</w:t>
+      </w:r>
+    </w:p>
+    <w:p>
+      <w:pPr>
+        <w:ind w:firstLine="720"/>
+      </w:pPr>
+      <w:r>
+        <w:t>@Column(name = "answer_text")</w:t>
+      </w:r>
+      <w:r>
+        <w:br/>
+        <w:t xml:space="preserve"> </w:t>
+      </w:r>
+      <w:r>
+        <w:tab/>
+        <w:t>private String answerText;</w:t>
+      </w:r>
+      <w:r>
+        <w:br/>
+        <w:t>// Constructors, getters, setters, and other properties</w:t>
+      </w:r>
+    </w:p>
+    <w:p>
+      <w:r>
+        <w:t>}</w:t>
+      </w:r>
+    </w:p>
+    <w:p>
+      <w:r>
+        <w:t>Example of Bi-Directional OnetoOne Mapping</w:t>
+      </w:r>
+    </w:p>
+    <w:p>
+      <w:r>
+        <w:t>@Entity</w:t>
+      </w:r>
+      <w:r>
+        <w:br/>
+        <w:t>@Table(name = "question")</w:t>
+      </w:r>
+      <w:r>
+        <w:br/>
+        <w:t>public class Question {</w:t>
+      </w:r>
+      <w:r>
+        <w:br/>
+        <w:t xml:space="preserve"> </w:t>
+      </w:r>
+      <w:r>
+        <w:tab/>
+        <w:t>@Id</w:t>
+      </w:r>
+      <w:r>
+        <w:br/>
+        <w:t xml:space="preserve"> </w:t>
+      </w:r>
+      <w:r>
+        <w:tab/>
+        <w:t>@GeneratedValue(strategy = GenerationType.IDENTITY)</w:t>
+      </w:r>
+      <w:r>
+        <w:br/>
+        <w:t xml:space="preserve"> </w:t>
+      </w:r>
+      <w:r>
+        <w:tab/>
+        <w:t>@Column(name = "question_id")</w:t>
+      </w:r>
+      <w:r>
+        <w:br/>
+        <w:t xml:space="preserve"> </w:t>
+      </w:r>
+      <w:r>
+        <w:tab/>
+        <w:t>private Long questionId;</w:t>
+      </w:r>
+    </w:p>
+    <w:p>
+      <w:r>
+        <w:t xml:space="preserve">    </w:t>
+      </w:r>
+      <w:r>
+        <w:tab/>
+        <w:t>@Column(name = "question_text")</w:t>
+      </w:r>
+      <w:r>
+        <w:br/>
+        <w:t xml:space="preserve"> </w:t>
+      </w:r>
+      <w:r>
+        <w:tab/>
+        <w:t>private String questionText;</w:t>
+      </w:r>
+    </w:p>
+    <w:p>
+      <w:r>
+        <w:t xml:space="preserve">    </w:t>
+      </w:r>
+      <w:r>
+        <w:tab/>
+        <w:t>@OneToOne</w:t>
+      </w:r>
+      <w:r>
+        <w:br/>
+        <w:t xml:space="preserve"> </w:t>
+      </w:r>
+      <w:r>
+        <w:tab/>
+        <w:t>@JoinColumn(name = "answer_id", unique = true)</w:t>
+      </w:r>
+      <w:r>
+        <w:br/>
+        <w:t xml:space="preserve"> </w:t>
+      </w:r>
+      <w:r>
+        <w:tab/>
+        <w:t>private Answer answer;</w:t>
+      </w:r>
+    </w:p>
+    <w:p>
+      <w:r>
+        <w:t xml:space="preserve">    // Constructors, getters, setters, and other properties</w:t>
+      </w:r>
+    </w:p>
+    <w:p>
+      <w:r>
+        <w:t>}</w:t>
+      </w:r>
+    </w:p>
+    <w:p>
+      <w:r>
+        <w:t>@Entity</w:t>
+      </w:r>
+      <w:r>
+        <w:br/>
+        <w:t>@Table(name = "answer")</w:t>
+      </w:r>
+      <w:r>
+        <w:br/>
+        <w:t>public class Answer {</w:t>
+      </w:r>
+      <w:r>
+        <w:br/>
+        <w:t xml:space="preserve"> </w:t>
+      </w:r>
+      <w:r>
+        <w:tab/>
+        <w:t>@Id</w:t>
       </w:r>
       <w:r>
         <w:br/>
@@ -1664,174 +2723,35 @@
       </w:r>
       <w:r>
         <w:tab/>
-        <w:t>@Column(name = "</w:t>
-      </w:r>
-      <w:proofErr w:type="spellStart"/>
-      <w:r>
-        <w:t>answer_id</w:t>
-      </w:r>
-      <w:proofErr w:type="spellEnd"/>
-      <w:r>
-        <w:t>")</w:t>
-      </w:r>
-      <w:r>
-        <w:br/>
-        <w:t xml:space="preserve"> </w:t>
-      </w:r>
-      <w:r>
-        <w:tab/>
-        <w:t xml:space="preserve">private Long </w:t>
-      </w:r>
-      <w:proofErr w:type="spellStart"/>
-      <w:r>
-        <w:t>answerId</w:t>
-      </w:r>
-      <w:proofErr w:type="spellEnd"/>
-      <w:r>
-        <w:t>;</w:t>
-      </w:r>
-    </w:p>
-    <w:p>
-      <w:pPr>
-        <w:ind w:firstLine="720"/>
-      </w:pPr>
-      <w:proofErr w:type="gramStart"/>
-      <w:r>
-        <w:t>@Column(</w:t>
-      </w:r>
-      <w:proofErr w:type="gramEnd"/>
-      <w:r>
-        <w:t>name = "</w:t>
-      </w:r>
-      <w:proofErr w:type="spellStart"/>
-      <w:r>
-        <w:t>answer_text</w:t>
-      </w:r>
-      <w:proofErr w:type="spellEnd"/>
-      <w:r>
-        <w:t>")</w:t>
-      </w:r>
-      <w:r>
-        <w:br/>
-        <w:t xml:space="preserve"> </w:t>
-      </w:r>
-      <w:r>
-        <w:tab/>
-        <w:t xml:space="preserve">private String </w:t>
-      </w:r>
-      <w:proofErr w:type="spellStart"/>
-      <w:r>
-        <w:t>answerText</w:t>
-      </w:r>
-      <w:proofErr w:type="spellEnd"/>
-      <w:r>
-        <w:t>;</w:t>
-      </w:r>
-      <w:r>
-        <w:br/>
-        <w:t>// Constructors, getters, setters, and other properties</w:t>
-      </w:r>
-    </w:p>
-    <w:p>
-      <w:r>
-        <w:t>}</w:t>
-      </w:r>
-    </w:p>
-    <w:p>
-      <w:r>
-        <w:t xml:space="preserve">Example of Bi-Directional </w:t>
-      </w:r>
-      <w:proofErr w:type="spellStart"/>
-      <w:r>
-        <w:t>OnetoOne</w:t>
-      </w:r>
-      <w:proofErr w:type="spellEnd"/>
-      <w:r>
-        <w:t xml:space="preserve"> Mapping</w:t>
-      </w:r>
-    </w:p>
-    <w:p>
-      <w:r>
-        <w:t>@Entity</w:t>
-      </w:r>
-      <w:r>
-        <w:br/>
-      </w:r>
-      <w:proofErr w:type="gramStart"/>
-      <w:r>
-        <w:t>@Table(</w:t>
-      </w:r>
-      <w:proofErr w:type="gramEnd"/>
-      <w:r>
-        <w:t>name = "question")</w:t>
-      </w:r>
-      <w:r>
-        <w:br/>
-        <w:t>public class Question {</w:t>
-      </w:r>
-      <w:r>
-        <w:br/>
-        <w:t xml:space="preserve"> </w:t>
-      </w:r>
-      <w:r>
-        <w:tab/>
-        <w:t>@Id</w:t>
-      </w:r>
-      <w:r>
-        <w:br/>
-        <w:t xml:space="preserve"> </w:t>
-      </w:r>
-      <w:r>
-        <w:tab/>
-        <w:t>@</w:t>
-      </w:r>
-      <w:proofErr w:type="spellStart"/>
-      <w:r>
-        <w:t>GeneratedValue</w:t>
-      </w:r>
-      <w:proofErr w:type="spellEnd"/>
-      <w:r>
-        <w:t xml:space="preserve">(strategy = </w:t>
-      </w:r>
-      <w:proofErr w:type="spellStart"/>
-      <w:r>
-        <w:t>GenerationType.IDENTITY</w:t>
-      </w:r>
-      <w:proofErr w:type="spellEnd"/>
-      <w:r>
-        <w:t>)</w:t>
-      </w:r>
-      <w:r>
-        <w:br/>
-        <w:t xml:space="preserve"> </w:t>
-      </w:r>
-      <w:r>
-        <w:tab/>
-        <w:t>@Column(name = "</w:t>
-      </w:r>
-      <w:proofErr w:type="spellStart"/>
-      <w:r>
-        <w:t>question_id</w:t>
-      </w:r>
-      <w:proofErr w:type="spellEnd"/>
-      <w:r>
-        <w:t>")</w:t>
-      </w:r>
-      <w:r>
-        <w:br/>
-        <w:t xml:space="preserve"> </w:t>
-      </w:r>
-      <w:r>
-        <w:tab/>
-        <w:t xml:space="preserve">private Long </w:t>
-      </w:r>
-      <w:proofErr w:type="spellStart"/>
-      <w:r>
-        <w:t>questionId</w:t>
-      </w:r>
-      <w:proofErr w:type="spellEnd"/>
-      <w:r>
-        <w:t>;</w:t>
+        <w:t>@GeneratedValue(strategy = GenerationType.IDENTITY)</w:t>
+      </w:r>
+      <w:r>
+        <w:br/>
+        <w:t xml:space="preserve"> </w:t>
+      </w:r>
+      <w:r>
+        <w:tab/>
+        <w:t>@Column(name = "answer_id")</w:t>
+      </w:r>
+      <w:r>
+        <w:br/>
+        <w:t xml:space="preserve"> </w:t>
+      </w:r>
+      <w:r>
+        <w:tab/>
+        <w:t>private Long answerId;</w:t>
+      </w:r>
+    </w:p>
+    <w:p>
+      <w:pPr>
+        <w:ind w:left="720"/>
+      </w:pPr>
+      <w:r>
+        <w:t>@Column(name = "answer_text")</w:t>
+      </w:r>
+      <w:r>
+        <w:br/>
+        <w:t>private String answerText;</w:t>
       </w:r>
     </w:p>
     <w:p>
@@ -1840,99 +2760,15 @@
       </w:r>
       <w:r>
         <w:tab/>
-      </w:r>
-      <w:proofErr w:type="gramStart"/>
-      <w:r>
-        <w:t>@Column(</w:t>
-      </w:r>
-      <w:proofErr w:type="gramEnd"/>
-      <w:r>
-        <w:t>name = "</w:t>
-      </w:r>
-      <w:proofErr w:type="spellStart"/>
-      <w:r>
-        <w:t>question_text</w:t>
-      </w:r>
-      <w:proofErr w:type="spellEnd"/>
-      <w:r>
-        <w:t>")</w:t>
-      </w:r>
-      <w:r>
-        <w:br/>
-        <w:t xml:space="preserve"> </w:t>
-      </w:r>
-      <w:r>
-        <w:tab/>
-        <w:t xml:space="preserve">private String </w:t>
-      </w:r>
-      <w:proofErr w:type="spellStart"/>
-      <w:r>
-        <w:t>questionText</w:t>
-      </w:r>
-      <w:proofErr w:type="spellEnd"/>
-      <w:r>
-        <w:t>;</w:t>
-      </w:r>
-    </w:p>
-    <w:p>
-      <w:r>
-        <w:t xml:space="preserve">    </w:t>
-      </w:r>
-      <w:r>
-        <w:tab/>
-        <w:t>@</w:t>
-      </w:r>
-      <w:proofErr w:type="spellStart"/>
-      <w:r>
-        <w:t>OneToOne</w:t>
-      </w:r>
-      <w:proofErr w:type="spellEnd"/>
-      <w:r>
-        <w:br/>
-        <w:t xml:space="preserve"> </w:t>
-      </w:r>
-      <w:r>
-        <w:tab/>
-      </w:r>
-      <w:proofErr w:type="gramStart"/>
-      <w:r>
-        <w:t>@</w:t>
-      </w:r>
-      <w:proofErr w:type="spellStart"/>
-      <w:r>
-        <w:t>JoinColumn</w:t>
-      </w:r>
-      <w:proofErr w:type="spellEnd"/>
-      <w:r>
-        <w:t>(</w:t>
-      </w:r>
-      <w:proofErr w:type="gramEnd"/>
-      <w:r>
-        <w:t>name = "</w:t>
-      </w:r>
-      <w:proofErr w:type="spellStart"/>
-      <w:r>
-        <w:t>answer_id</w:t>
-      </w:r>
-      <w:proofErr w:type="spellEnd"/>
-      <w:r>
-        <w:t>", unique = true)</w:t>
-      </w:r>
-      <w:r>
-        <w:br/>
-        <w:t xml:space="preserve"> </w:t>
-      </w:r>
-      <w:r>
-        <w:tab/>
-        <w:t xml:space="preserve">private Answer </w:t>
-      </w:r>
-      <w:proofErr w:type="spellStart"/>
-      <w:r>
-        <w:t>answer</w:t>
-      </w:r>
-      <w:proofErr w:type="spellEnd"/>
-      <w:r>
-        <w:t>;</w:t>
+        <w:t>@OneToOne(mappedBy = "answer")</w:t>
+      </w:r>
+      <w:r>
+        <w:br/>
+        <w:t xml:space="preserve"> </w:t>
+      </w:r>
+      <w:r>
+        <w:tab/>
+        <w:t>private Question question;</w:t>
       </w:r>
     </w:p>
     <w:p>
@@ -1942,179 +2778,6 @@
     </w:p>
     <w:p>
       <w:r>
-        <w:t>}</w:t>
-      </w:r>
-    </w:p>
-    <w:p>
-      <w:r>
-        <w:t>@Entity</w:t>
-      </w:r>
-      <w:r>
-        <w:br/>
-      </w:r>
-      <w:proofErr w:type="gramStart"/>
-      <w:r>
-        <w:t>@Table(</w:t>
-      </w:r>
-      <w:proofErr w:type="gramEnd"/>
-      <w:r>
-        <w:t>name = "answer")</w:t>
-      </w:r>
-      <w:r>
-        <w:br/>
-        <w:t>public class Answer {</w:t>
-      </w:r>
-      <w:r>
-        <w:br/>
-        <w:t xml:space="preserve"> </w:t>
-      </w:r>
-      <w:r>
-        <w:tab/>
-        <w:t>@Id</w:t>
-      </w:r>
-      <w:r>
-        <w:br/>
-        <w:t xml:space="preserve"> </w:t>
-      </w:r>
-      <w:r>
-        <w:tab/>
-        <w:t>@</w:t>
-      </w:r>
-      <w:proofErr w:type="spellStart"/>
-      <w:r>
-        <w:t>GeneratedValue</w:t>
-      </w:r>
-      <w:proofErr w:type="spellEnd"/>
-      <w:r>
-        <w:t xml:space="preserve">(strategy = </w:t>
-      </w:r>
-      <w:proofErr w:type="spellStart"/>
-      <w:r>
-        <w:t>GenerationType.IDENTITY</w:t>
-      </w:r>
-      <w:proofErr w:type="spellEnd"/>
-      <w:r>
-        <w:t>)</w:t>
-      </w:r>
-      <w:r>
-        <w:br/>
-        <w:t xml:space="preserve"> </w:t>
-      </w:r>
-      <w:r>
-        <w:tab/>
-        <w:t>@Column(name = "</w:t>
-      </w:r>
-      <w:proofErr w:type="spellStart"/>
-      <w:r>
-        <w:t>answer_id</w:t>
-      </w:r>
-      <w:proofErr w:type="spellEnd"/>
-      <w:r>
-        <w:t>")</w:t>
-      </w:r>
-      <w:r>
-        <w:br/>
-        <w:t xml:space="preserve"> </w:t>
-      </w:r>
-      <w:r>
-        <w:tab/>
-        <w:t xml:space="preserve">private Long </w:t>
-      </w:r>
-      <w:proofErr w:type="spellStart"/>
-      <w:r>
-        <w:t>answerId</w:t>
-      </w:r>
-      <w:proofErr w:type="spellEnd"/>
-      <w:r>
-        <w:t>;</w:t>
-      </w:r>
-    </w:p>
-    <w:p>
-      <w:pPr>
-        <w:ind w:left="720"/>
-      </w:pPr>
-      <w:proofErr w:type="gramStart"/>
-      <w:r>
-        <w:t>@Column(</w:t>
-      </w:r>
-      <w:proofErr w:type="gramEnd"/>
-      <w:r>
-        <w:t>name = "</w:t>
-      </w:r>
-      <w:proofErr w:type="spellStart"/>
-      <w:r>
-        <w:t>answer_text</w:t>
-      </w:r>
-      <w:proofErr w:type="spellEnd"/>
-      <w:r>
-        <w:t>")</w:t>
-      </w:r>
-      <w:r>
-        <w:br/>
-        <w:t xml:space="preserve">private String </w:t>
-      </w:r>
-      <w:proofErr w:type="spellStart"/>
-      <w:r>
-        <w:t>answerText</w:t>
-      </w:r>
-      <w:proofErr w:type="spellEnd"/>
-      <w:r>
-        <w:t>;</w:t>
-      </w:r>
-    </w:p>
-    <w:p>
-      <w:r>
-        <w:t xml:space="preserve">    </w:t>
-      </w:r>
-      <w:r>
-        <w:tab/>
-      </w:r>
-      <w:proofErr w:type="gramStart"/>
-      <w:r>
-        <w:t>@</w:t>
-      </w:r>
-      <w:proofErr w:type="spellStart"/>
-      <w:r>
-        <w:t>OneToOne</w:t>
-      </w:r>
-      <w:proofErr w:type="spellEnd"/>
-      <w:r>
-        <w:t>(</w:t>
-      </w:r>
-      <w:proofErr w:type="spellStart"/>
-      <w:proofErr w:type="gramEnd"/>
-      <w:r>
-        <w:t>mappedBy</w:t>
-      </w:r>
-      <w:proofErr w:type="spellEnd"/>
-      <w:r>
-        <w:t xml:space="preserve"> = "answer")</w:t>
-      </w:r>
-      <w:r>
-        <w:br/>
-        <w:t xml:space="preserve"> </w:t>
-      </w:r>
-      <w:r>
-        <w:tab/>
-        <w:t xml:space="preserve">private Question </w:t>
-      </w:r>
-      <w:proofErr w:type="spellStart"/>
-      <w:r>
-        <w:t>question</w:t>
-      </w:r>
-      <w:proofErr w:type="spellEnd"/>
-      <w:r>
-        <w:t>;</w:t>
-      </w:r>
-    </w:p>
-    <w:p>
-      <w:r>
-        <w:t xml:space="preserve">    // Constructors, getters, setters, and other properties</w:t>
-      </w:r>
-    </w:p>
-    <w:p>
-      <w:r>
-        <w:lastRenderedPageBreak/>
         <w:t>}</w:t>
       </w:r>
     </w:p>
@@ -2161,13 +2824,8 @@
     </w:p>
     <w:p>
       <w:r>
-        <w:t xml:space="preserve">One-to-Many &amp; Many-to-One: In this case an extra table may be created in case of bidirectional mapping. To avoid this we will use </w:t>
-      </w:r>
-      <w:proofErr w:type="spellStart"/>
-      <w:r>
-        <w:t>mappedBy</w:t>
-      </w:r>
-      <w:proofErr w:type="spellEnd"/>
+        <w:t>One-to-Many &amp; Many-to-One: In this case an extra table may be created in case of bidirectional mapping. To avoid this we will use mappedBy</w:t>
+      </w:r>
     </w:p>
     <w:p>
       <w:r>
@@ -2180,13 +2838,8 @@
       </w:r>
       <w:r>
         <w:br/>
-        <w:t>@Table (name = "question"</w:t>
-      </w:r>
-      <w:proofErr w:type="gramStart"/>
-      <w:r>
-        <w:t>)</w:t>
-      </w:r>
-      <w:proofErr w:type="gramEnd"/>
+        <w:t>@Table (name = "question")</w:t>
+      </w:r>
       <w:r>
         <w:br/>
         <w:t>public class Question {</w:t>
@@ -2205,55 +2858,23 @@
       </w:r>
       <w:r>
         <w:tab/>
-        <w:t>@</w:t>
-      </w:r>
-      <w:proofErr w:type="spellStart"/>
-      <w:r>
-        <w:t>GeneratedValue</w:t>
-      </w:r>
-      <w:proofErr w:type="spellEnd"/>
-      <w:r>
-        <w:t xml:space="preserve">(strategy = </w:t>
-      </w:r>
-      <w:proofErr w:type="spellStart"/>
-      <w:r>
-        <w:t>GenerationType.IDENTITY</w:t>
-      </w:r>
-      <w:proofErr w:type="spellEnd"/>
-      <w:r>
-        <w:t>)</w:t>
-      </w:r>
-      <w:r>
-        <w:br/>
-        <w:t xml:space="preserve"> </w:t>
-      </w:r>
-      <w:r>
-        <w:tab/>
-        <w:t>@Column(name = "</w:t>
-      </w:r>
-      <w:proofErr w:type="spellStart"/>
-      <w:r>
-        <w:t>question_id</w:t>
-      </w:r>
-      <w:proofErr w:type="spellEnd"/>
-      <w:r>
-        <w:t>")</w:t>
-      </w:r>
-      <w:r>
-        <w:br/>
-        <w:t xml:space="preserve"> </w:t>
-      </w:r>
-      <w:r>
-        <w:tab/>
-        <w:t xml:space="preserve">private Long </w:t>
-      </w:r>
-      <w:proofErr w:type="spellStart"/>
-      <w:r>
-        <w:t>questionId</w:t>
-      </w:r>
-      <w:proofErr w:type="spellEnd"/>
-      <w:r>
-        <w:t>;</w:t>
+        <w:t>@GeneratedValue(strategy = GenerationType.IDENTITY)</w:t>
+      </w:r>
+      <w:r>
+        <w:br/>
+        <w:t xml:space="preserve"> </w:t>
+      </w:r>
+      <w:r>
+        <w:tab/>
+        <w:t>@Column(name = "question_id")</w:t>
+      </w:r>
+      <w:r>
+        <w:br/>
+        <w:t xml:space="preserve"> </w:t>
+      </w:r>
+      <w:r>
+        <w:tab/>
+        <w:t>private Long questionId;</w:t>
       </w:r>
     </w:p>
     <w:p>
@@ -2262,38 +2883,15 @@
       </w:r>
       <w:r>
         <w:tab/>
-      </w:r>
-      <w:proofErr w:type="gramStart"/>
-      <w:r>
-        <w:t>@Column(</w:t>
-      </w:r>
-      <w:proofErr w:type="gramEnd"/>
-      <w:r>
-        <w:t>name = "</w:t>
-      </w:r>
-      <w:proofErr w:type="spellStart"/>
-      <w:r>
-        <w:t>question_text</w:t>
-      </w:r>
-      <w:proofErr w:type="spellEnd"/>
-      <w:r>
-        <w:t>")</w:t>
-      </w:r>
-      <w:r>
-        <w:br/>
-        <w:t xml:space="preserve"> </w:t>
-      </w:r>
-      <w:r>
-        <w:tab/>
-        <w:t xml:space="preserve">private String </w:t>
-      </w:r>
-      <w:proofErr w:type="spellStart"/>
-      <w:r>
-        <w:t>questionText</w:t>
-      </w:r>
-      <w:proofErr w:type="spellEnd"/>
-      <w:r>
-        <w:t>;</w:t>
+        <w:t>@Column(name = "question_text")</w:t>
+      </w:r>
+      <w:r>
+        <w:br/>
+        <w:t xml:space="preserve"> </w:t>
+      </w:r>
+      <w:r>
+        <w:tab/>
+        <w:t>private String questionText;</w:t>
       </w:r>
     </w:p>
     <w:p>
@@ -2302,41 +2900,13 @@
       </w:r>
       <w:r>
         <w:tab/>
-      </w:r>
-      <w:proofErr w:type="gramStart"/>
-      <w:r>
-        <w:t>@</w:t>
-      </w:r>
-      <w:proofErr w:type="spellStart"/>
-      <w:r>
-        <w:t>OneToMany</w:t>
-      </w:r>
-      <w:proofErr w:type="spellEnd"/>
-      <w:r>
-        <w:t>(</w:t>
-      </w:r>
-      <w:proofErr w:type="spellStart"/>
-      <w:proofErr w:type="gramEnd"/>
-      <w:r>
-        <w:t>mappedBy</w:t>
-      </w:r>
-      <w:proofErr w:type="spellEnd"/>
-      <w:r>
-        <w:t xml:space="preserve">= “question”)  </w:t>
+        <w:t xml:space="preserve">@OneToMany(mappedBy= “question”)  </w:t>
       </w:r>
       <w:r>
         <w:sym w:font="Wingdings" w:char="F0E0"/>
       </w:r>
       <w:r>
-        <w:t xml:space="preserve"> this prevent creating extra table “</w:t>
-      </w:r>
-      <w:proofErr w:type="spellStart"/>
-      <w:r>
-        <w:t>question_answer</w:t>
-      </w:r>
-      <w:proofErr w:type="spellEnd"/>
-      <w:r>
-        <w:t>”</w:t>
+        <w:t xml:space="preserve"> this prevent creating extra table “question_answer”</w:t>
       </w:r>
       <w:r>
         <w:br/>
@@ -2361,19 +2931,17 @@
       </w:r>
       <w:r>
         <w:br/>
-        <w:t>@Table (name = "answer"</w:t>
-      </w:r>
-      <w:proofErr w:type="gramStart"/>
-      <w:r>
-        <w:t>)</w:t>
-      </w:r>
-      <w:proofErr w:type="gramEnd"/>
+        <w:t>@Table (name = "answer")</w:t>
+      </w:r>
       <w:r>
         <w:br/>
         <w:t>public class Answer {</w:t>
       </w:r>
       <w:r>
         <w:br/>
+      </w:r>
+      <w:r>
+        <w:lastRenderedPageBreak/>
         <w:t xml:space="preserve"> </w:t>
       </w:r>
       <w:r>
@@ -2386,92 +2954,39 @@
       </w:r>
       <w:r>
         <w:tab/>
-        <w:t>@</w:t>
-      </w:r>
-      <w:proofErr w:type="spellStart"/>
-      <w:r>
-        <w:t>GeneratedValue</w:t>
-      </w:r>
-      <w:proofErr w:type="spellEnd"/>
-      <w:r>
-        <w:t xml:space="preserve">(strategy = </w:t>
-      </w:r>
-      <w:proofErr w:type="spellStart"/>
-      <w:r>
-        <w:t>GenerationType.IDENTITY</w:t>
-      </w:r>
-      <w:proofErr w:type="spellEnd"/>
-      <w:r>
-        <w:t>)</w:t>
-      </w:r>
-      <w:r>
-        <w:br/>
-        <w:t xml:space="preserve"> </w:t>
-      </w:r>
-      <w:r>
-        <w:tab/>
-        <w:t>@Column(name = "</w:t>
-      </w:r>
-      <w:proofErr w:type="spellStart"/>
-      <w:r>
-        <w:t>answer_id</w:t>
-      </w:r>
-      <w:proofErr w:type="spellEnd"/>
-      <w:r>
-        <w:t>")</w:t>
-      </w:r>
-      <w:r>
-        <w:br/>
-        <w:t xml:space="preserve"> </w:t>
-      </w:r>
-      <w:r>
-        <w:tab/>
-        <w:t xml:space="preserve">private Long </w:t>
-      </w:r>
-      <w:proofErr w:type="spellStart"/>
-      <w:r>
-        <w:t>answerId</w:t>
-      </w:r>
-      <w:proofErr w:type="spellEnd"/>
-      <w:r>
-        <w:t>;</w:t>
+        <w:t>@GeneratedValue(strategy = GenerationType.IDENTITY)</w:t>
+      </w:r>
+      <w:r>
+        <w:br/>
+        <w:t xml:space="preserve"> </w:t>
+      </w:r>
+      <w:r>
+        <w:tab/>
+        <w:t>@Column(name = "answer_id")</w:t>
+      </w:r>
+      <w:r>
+        <w:br/>
+        <w:t xml:space="preserve"> </w:t>
+      </w:r>
+      <w:r>
+        <w:tab/>
+        <w:t>private Long answerId;</w:t>
       </w:r>
     </w:p>
     <w:p>
       <w:pPr>
         <w:ind w:firstLine="720"/>
       </w:pPr>
-      <w:proofErr w:type="gramStart"/>
-      <w:r>
-        <w:t>@Column(</w:t>
-      </w:r>
-      <w:proofErr w:type="gramEnd"/>
-      <w:r>
-        <w:t>name = "</w:t>
-      </w:r>
-      <w:proofErr w:type="spellStart"/>
-      <w:r>
-        <w:t>answer_text</w:t>
-      </w:r>
-      <w:proofErr w:type="spellEnd"/>
-      <w:r>
-        <w:t>")</w:t>
-      </w:r>
-      <w:r>
-        <w:br/>
-        <w:t xml:space="preserve"> </w:t>
-      </w:r>
-      <w:r>
-        <w:tab/>
-        <w:t xml:space="preserve">private String </w:t>
-      </w:r>
-      <w:proofErr w:type="spellStart"/>
-      <w:r>
-        <w:t>answerText</w:t>
-      </w:r>
-      <w:proofErr w:type="spellEnd"/>
-      <w:r>
-        <w:t>;</w:t>
+      <w:r>
+        <w:t>@Column(name = "answer_text")</w:t>
+      </w:r>
+      <w:r>
+        <w:br/>
+        <w:t xml:space="preserve"> </w:t>
+      </w:r>
+      <w:r>
+        <w:tab/>
+        <w:t>private String answerText;</w:t>
       </w:r>
     </w:p>
     <w:p>
@@ -2479,545 +2994,385 @@
         <w:ind w:left="720"/>
       </w:pPr>
       <w:r>
-        <w:t>@</w:t>
-      </w:r>
-      <w:proofErr w:type="spellStart"/>
-      <w:r>
-        <w:t>ManyToOne</w:t>
-      </w:r>
-      <w:proofErr w:type="spellEnd"/>
-      <w:r>
-        <w:br/>
-      </w:r>
-      <w:proofErr w:type="gramStart"/>
-      <w:r>
-        <w:t>@</w:t>
-      </w:r>
-      <w:proofErr w:type="spellStart"/>
-      <w:r>
-        <w:t>JoinColumn</w:t>
-      </w:r>
-      <w:proofErr w:type="spellEnd"/>
-      <w:r>
-        <w:t>(</w:t>
-      </w:r>
-      <w:proofErr w:type="gramEnd"/>
-      <w:r>
-        <w:t>“</w:t>
-      </w:r>
-      <w:proofErr w:type="spellStart"/>
-      <w:r>
-        <w:t>Question_id</w:t>
-      </w:r>
-      <w:proofErr w:type="spellEnd"/>
-      <w:r>
-        <w:t xml:space="preserve">”) </w:t>
+        <w:t>@ManyToOne</w:t>
+      </w:r>
+      <w:r>
+        <w:br/>
+        <w:t xml:space="preserve">@JoinColumn(“Question_id”) </w:t>
       </w:r>
       <w:r>
         <w:sym w:font="Wingdings" w:char="F0E0"/>
       </w:r>
       <w:r>
-        <w:t xml:space="preserve"> By default it is </w:t>
-      </w:r>
-      <w:proofErr w:type="spellStart"/>
-      <w:r>
-        <w:t>question_question_id</w:t>
-      </w:r>
-      <w:proofErr w:type="spellEnd"/>
-      <w:r>
-        <w:t>. It creates FK.</w:t>
+        <w:t xml:space="preserve"> By default it is question_question_id. It creates FK.</w:t>
+      </w:r>
+      <w:r>
+        <w:br/>
+        <w:t xml:space="preserve"> private Question question;</w:t>
+      </w:r>
+      <w:r>
+        <w:br/>
+        <w:t>// Constructors, getters, setters, and other properties</w:t>
+      </w:r>
+    </w:p>
+    <w:p>
+      <w:r>
+        <w:t>}</w:t>
+      </w:r>
+    </w:p>
+    <w:p>
+      <w:r>
+        <w:t xml:space="preserve">Many-to-Many : </w:t>
+      </w:r>
+    </w:p>
+    <w:p>
+      <w:r>
+        <w:t>For this new table will be created always.</w:t>
+      </w:r>
+    </w:p>
+    <w:p>
+      <w:r>
+        <w:t>@Entity</w:t>
+      </w:r>
+      <w:r>
+        <w:br/>
+        <w:t>@Table (name = “Employee”)</w:t>
+      </w:r>
+      <w:r>
+        <w:br/>
+        <w:t>public class Emp{</w:t>
+      </w:r>
+      <w:r>
+        <w:br/>
+        <w:t xml:space="preserve"> </w:t>
+      </w:r>
+      <w:r>
+        <w:tab/>
+        <w:t>@Id</w:t>
+      </w:r>
+      <w:r>
+        <w:br/>
+        <w:t xml:space="preserve"> </w:t>
+      </w:r>
+      <w:r>
+        <w:tab/>
+        <w:t>@GeneratedValue(strategy = GenerationType.IDENTITY)</w:t>
+      </w:r>
+      <w:r>
+        <w:br/>
+        <w:t xml:space="preserve"> </w:t>
+      </w:r>
+      <w:r>
+        <w:tab/>
+        <w:t>private String emp_id;</w:t>
+      </w:r>
+      <w:r>
+        <w:br/>
+        <w:t xml:space="preserve"> </w:t>
+      </w:r>
+      <w:r>
+        <w:tab/>
+        <w:t>private String emp_name;</w:t>
+      </w:r>
+      <w:r>
+        <w:br/>
+        <w:t xml:space="preserve"> </w:t>
+      </w:r>
+      <w:r>
+        <w:tab/>
+        <w:t>@ManyToMany</w:t>
+      </w:r>
+      <w:r>
+        <w:br/>
+        <w:t xml:space="preserve"> </w:t>
+      </w:r>
+      <w:r>
+        <w:tab/>
+        <w:t xml:space="preserve">@JoinTable(name = “emp_project_table”, </w:t>
+      </w:r>
+      <w:r>
+        <w:br/>
+        <w:t xml:space="preserve"> </w:t>
+      </w:r>
+      <w:r>
+        <w:tab/>
+        <w:t xml:space="preserve">joinColumns = {@JoinColumn(name = “Employee Id”)}, </w:t>
+      </w:r>
+      <w:r>
+        <w:br/>
+        <w:t xml:space="preserve"> </w:t>
+      </w:r>
+      <w:r>
+        <w:tab/>
+        <w:t>inverseJoinColumn =  {@JoinColumn(name = “Project Id”)})</w:t>
+      </w:r>
+      <w:r>
+        <w:br/>
+        <w:t xml:space="preserve"> </w:t>
+      </w:r>
+      <w:r>
+        <w:tab/>
+        <w:t>private List&lt;Project&gt; projectList;</w:t>
+      </w:r>
+      <w:r>
+        <w:br/>
+        <w:t>// constructors, getters and setters</w:t>
+      </w:r>
+      <w:r>
+        <w:br/>
+        <w:t>}</w:t>
+      </w:r>
+    </w:p>
+    <w:p>
+      <w:r>
+        <w:t>@Entity</w:t>
+      </w:r>
+      <w:r>
+        <w:br/>
+        <w:t>@Table (name = “Project”)</w:t>
+      </w:r>
+      <w:r>
+        <w:br/>
+        <w:t>public class Project{</w:t>
+      </w:r>
+      <w:r>
+        <w:br/>
+        <w:t xml:space="preserve"> </w:t>
+      </w:r>
+      <w:r>
+        <w:tab/>
+        <w:t>@Id</w:t>
+      </w:r>
+      <w:r>
+        <w:br/>
+        <w:t xml:space="preserve"> </w:t>
+      </w:r>
+      <w:r>
+        <w:tab/>
+        <w:t>@GeneratedValue(strategy = GenerationType.IDENTITY)</w:t>
+      </w:r>
+      <w:r>
+        <w:br/>
+        <w:t xml:space="preserve"> </w:t>
+      </w:r>
+      <w:r>
+        <w:tab/>
+        <w:t>private String proj_id;</w:t>
+      </w:r>
+      <w:r>
+        <w:br/>
+        <w:t xml:space="preserve"> </w:t>
+      </w:r>
+      <w:r>
+        <w:tab/>
+        <w:t>private String proj_name;</w:t>
+      </w:r>
+      <w:r>
+        <w:br/>
+        <w:t xml:space="preserve"> </w:t>
+      </w:r>
+      <w:r>
+        <w:tab/>
+        <w:t>@ManyToMany</w:t>
+      </w:r>
+      <w:r>
+        <w:br/>
+        <w:t xml:space="preserve"> </w:t>
+      </w:r>
+      <w:r>
+        <w:tab/>
+        <w:t>private List&lt;Emp&gt; empList;</w:t>
       </w:r>
       <w:r>
         <w:br/>
       </w:r>
       <w:r>
         <w:lastRenderedPageBreak/>
-        <w:t xml:space="preserve"> </w:t>
-      </w:r>
-      <w:proofErr w:type="gramStart"/>
-      <w:r>
-        <w:t>private</w:t>
-      </w:r>
-      <w:proofErr w:type="gramEnd"/>
-      <w:r>
-        <w:t xml:space="preserve"> Question </w:t>
-      </w:r>
-      <w:proofErr w:type="spellStart"/>
-      <w:r>
-        <w:t>question</w:t>
-      </w:r>
-      <w:proofErr w:type="spellEnd"/>
-      <w:r>
-        <w:t>;</w:t>
-      </w:r>
-      <w:r>
-        <w:br/>
-        <w:t>// Constructors, getters, setters, and other properties</w:t>
-      </w:r>
-    </w:p>
-    <w:p>
-      <w:r>
+        <w:t>//constructors, getters and setters</w:t>
+      </w:r>
+      <w:r>
+        <w:br/>
         <w:t>}</w:t>
       </w:r>
     </w:p>
     <w:p>
-      <w:r>
-        <w:t>Many-to-</w:t>
-      </w:r>
-      <w:proofErr w:type="gramStart"/>
-      <w:r>
-        <w:t>Many :</w:t>
-      </w:r>
-      <w:proofErr w:type="gramEnd"/>
-      <w:r>
-        <w:t xml:space="preserve"> </w:t>
-      </w:r>
-    </w:p>
-    <w:p>
-      <w:r>
-        <w:t>For this new table will be created always.</w:t>
-      </w:r>
-    </w:p>
-    <w:p>
-      <w:r>
-        <w:t>@Entity</w:t>
-      </w:r>
-      <w:r>
-        <w:br/>
-        <w:t>@Table (name = “Employee”</w:t>
-      </w:r>
-      <w:proofErr w:type="gramStart"/>
-      <w:r>
-        <w:t>)</w:t>
-      </w:r>
-      <w:proofErr w:type="gramEnd"/>
-      <w:r>
-        <w:br/>
-        <w:t xml:space="preserve">public class </w:t>
-      </w:r>
-      <w:proofErr w:type="spellStart"/>
-      <w:r>
-        <w:t>Emp</w:t>
-      </w:r>
-      <w:proofErr w:type="spellEnd"/>
-      <w:r>
-        <w:t>{</w:t>
-      </w:r>
-      <w:r>
-        <w:br/>
-        <w:t xml:space="preserve"> </w:t>
-      </w:r>
-      <w:r>
-        <w:tab/>
-        <w:t>@Id</w:t>
-      </w:r>
-      <w:r>
-        <w:br/>
-        <w:t xml:space="preserve"> </w:t>
-      </w:r>
-      <w:r>
-        <w:tab/>
-        <w:t>@</w:t>
-      </w:r>
-      <w:proofErr w:type="spellStart"/>
-      <w:r>
-        <w:t>GeneratedValue</w:t>
-      </w:r>
-      <w:proofErr w:type="spellEnd"/>
-      <w:r>
-        <w:t xml:space="preserve">(strategy = </w:t>
-      </w:r>
-      <w:proofErr w:type="spellStart"/>
-      <w:r>
-        <w:t>GenerationType.IDENTITY</w:t>
-      </w:r>
-      <w:proofErr w:type="spellEnd"/>
-      <w:r>
-        <w:t>)</w:t>
-      </w:r>
-      <w:r>
-        <w:br/>
-        <w:t xml:space="preserve"> </w:t>
-      </w:r>
-      <w:r>
-        <w:tab/>
-        <w:t xml:space="preserve">private String </w:t>
-      </w:r>
-      <w:proofErr w:type="spellStart"/>
-      <w:r>
-        <w:t>emp_id</w:t>
-      </w:r>
-      <w:proofErr w:type="spellEnd"/>
-      <w:r>
-        <w:t>;</w:t>
-      </w:r>
-      <w:r>
-        <w:br/>
-        <w:t xml:space="preserve"> </w:t>
-      </w:r>
-      <w:r>
-        <w:tab/>
-        <w:t xml:space="preserve">private String </w:t>
-      </w:r>
-      <w:proofErr w:type="spellStart"/>
-      <w:r>
-        <w:t>emp_name</w:t>
-      </w:r>
-      <w:proofErr w:type="spellEnd"/>
-      <w:r>
-        <w:t>;</w:t>
-      </w:r>
-      <w:r>
-        <w:br/>
-        <w:t xml:space="preserve"> </w:t>
-      </w:r>
-      <w:r>
-        <w:tab/>
-        <w:t>@</w:t>
-      </w:r>
-      <w:proofErr w:type="spellStart"/>
-      <w:r>
-        <w:t>ManyToMany</w:t>
-      </w:r>
-      <w:proofErr w:type="spellEnd"/>
-      <w:r>
-        <w:br/>
-        <w:t xml:space="preserve"> </w:t>
-      </w:r>
-      <w:r>
-        <w:tab/>
-        <w:t>@</w:t>
-      </w:r>
-      <w:proofErr w:type="spellStart"/>
-      <w:r>
-        <w:t>JoinTable</w:t>
-      </w:r>
-      <w:proofErr w:type="spellEnd"/>
-      <w:r>
-        <w:t>(name = “</w:t>
-      </w:r>
-      <w:proofErr w:type="spellStart"/>
-      <w:r>
-        <w:t>emp_project_table</w:t>
-      </w:r>
-      <w:proofErr w:type="spellEnd"/>
-      <w:r>
-        <w:t xml:space="preserve">”, </w:t>
-      </w:r>
-      <w:r>
-        <w:br/>
-        <w:t xml:space="preserve"> </w:t>
-      </w:r>
-      <w:r>
-        <w:tab/>
-      </w:r>
-      <w:proofErr w:type="spellStart"/>
-      <w:r>
-        <w:t>joinColumns</w:t>
-      </w:r>
-      <w:proofErr w:type="spellEnd"/>
-      <w:r>
-        <w:t xml:space="preserve"> = {@</w:t>
-      </w:r>
-      <w:proofErr w:type="spellStart"/>
-      <w:r>
-        <w:t>JoinColumn</w:t>
-      </w:r>
-      <w:proofErr w:type="spellEnd"/>
-      <w:r>
-        <w:t xml:space="preserve">(name = “Employee Id”)}, </w:t>
-      </w:r>
-      <w:r>
-        <w:br/>
-        <w:t xml:space="preserve"> </w:t>
-      </w:r>
-      <w:r>
-        <w:tab/>
-      </w:r>
-      <w:proofErr w:type="spellStart"/>
-      <w:r>
-        <w:t>inverseJoinColumn</w:t>
-      </w:r>
-      <w:proofErr w:type="spellEnd"/>
-      <w:r>
-        <w:t xml:space="preserve"> =  {@</w:t>
-      </w:r>
-      <w:proofErr w:type="spellStart"/>
-      <w:r>
-        <w:t>JoinColumn</w:t>
-      </w:r>
-      <w:proofErr w:type="spellEnd"/>
-      <w:r>
-        <w:t>(name = “Project Id”)})</w:t>
-      </w:r>
-      <w:r>
-        <w:br/>
-        <w:t xml:space="preserve"> </w:t>
-      </w:r>
-      <w:r>
-        <w:tab/>
-        <w:t xml:space="preserve">private List&lt;Project&gt; </w:t>
-      </w:r>
-      <w:proofErr w:type="spellStart"/>
-      <w:r>
-        <w:t>projectList</w:t>
-      </w:r>
-      <w:proofErr w:type="spellEnd"/>
-      <w:r>
-        <w:t>;</w:t>
-      </w:r>
-      <w:r>
-        <w:br/>
-        <w:t>// constructors, getters and setters</w:t>
-      </w:r>
-      <w:r>
-        <w:br/>
-        <w:t>}</w:t>
-      </w:r>
-    </w:p>
-    <w:p>
-      <w:r>
-        <w:t>@Entity</w:t>
-      </w:r>
-      <w:r>
-        <w:br/>
-        <w:t>@Table (name = “Project”</w:t>
-      </w:r>
-      <w:proofErr w:type="gramStart"/>
-      <w:r>
-        <w:t>)</w:t>
-      </w:r>
-      <w:proofErr w:type="gramEnd"/>
-      <w:r>
-        <w:br/>
-        <w:t>public class Project{</w:t>
-      </w:r>
-      <w:r>
-        <w:br/>
-        <w:t xml:space="preserve"> </w:t>
-      </w:r>
-      <w:r>
-        <w:tab/>
-        <w:t>@Id</w:t>
-      </w:r>
-      <w:r>
-        <w:br/>
-        <w:t xml:space="preserve"> </w:t>
-      </w:r>
-      <w:r>
-        <w:tab/>
-        <w:t>@</w:t>
-      </w:r>
-      <w:proofErr w:type="spellStart"/>
-      <w:r>
-        <w:t>GeneratedValue</w:t>
-      </w:r>
-      <w:proofErr w:type="spellEnd"/>
-      <w:r>
-        <w:t xml:space="preserve">(strategy = </w:t>
-      </w:r>
-      <w:proofErr w:type="spellStart"/>
-      <w:r>
-        <w:t>GenerationType.IDENTITY</w:t>
-      </w:r>
-      <w:proofErr w:type="spellEnd"/>
-      <w:r>
-        <w:t>)</w:t>
-      </w:r>
-      <w:r>
-        <w:br/>
-        <w:t xml:space="preserve"> </w:t>
-      </w:r>
-      <w:r>
-        <w:tab/>
-        <w:t xml:space="preserve">private String </w:t>
-      </w:r>
-      <w:proofErr w:type="spellStart"/>
-      <w:r>
-        <w:t>proj_id</w:t>
-      </w:r>
-      <w:proofErr w:type="spellEnd"/>
-      <w:r>
-        <w:t>;</w:t>
-      </w:r>
-      <w:r>
-        <w:br/>
-        <w:t xml:space="preserve"> </w:t>
-      </w:r>
-      <w:r>
-        <w:tab/>
-        <w:t xml:space="preserve">private String </w:t>
-      </w:r>
-      <w:proofErr w:type="spellStart"/>
-      <w:r>
-        <w:t>proj_name</w:t>
-      </w:r>
-      <w:proofErr w:type="spellEnd"/>
-      <w:r>
-        <w:t>;</w:t>
-      </w:r>
-      <w:r>
-        <w:br/>
-        <w:t xml:space="preserve"> </w:t>
-      </w:r>
-      <w:r>
-        <w:tab/>
-        <w:t>@</w:t>
-      </w:r>
-      <w:proofErr w:type="spellStart"/>
-      <w:r>
-        <w:t>ManyToMany</w:t>
-      </w:r>
-      <w:proofErr w:type="spellEnd"/>
-      <w:r>
-        <w:br/>
-        <w:t xml:space="preserve"> </w:t>
-      </w:r>
-      <w:r>
-        <w:tab/>
-        <w:t>private List&lt;</w:t>
-      </w:r>
-      <w:proofErr w:type="spellStart"/>
-      <w:r>
-        <w:t>Emp</w:t>
-      </w:r>
-      <w:proofErr w:type="spellEnd"/>
-      <w:r>
-        <w:t xml:space="preserve">&gt; </w:t>
-      </w:r>
-      <w:proofErr w:type="spellStart"/>
-      <w:r>
-        <w:t>empList</w:t>
-      </w:r>
-      <w:proofErr w:type="spellEnd"/>
-      <w:r>
-        <w:t>;</w:t>
-      </w:r>
-      <w:r>
-        <w:br/>
-        <w:t>//constructors, getters and setters</w:t>
-      </w:r>
-      <w:r>
-        <w:br/>
-        <w:t>}</w:t>
-      </w:r>
-    </w:p>
-    <w:p>
-      <w:pPr>
-        <w:rPr>
-          <w:b/>
-        </w:rPr>
-      </w:pPr>
-      <w:r>
-        <w:rPr>
-          <w:b/>
-        </w:rPr>
-        <w:t xml:space="preserve">In </w:t>
-      </w:r>
-      <w:proofErr w:type="spellStart"/>
-      <w:r>
-        <w:rPr>
-          <w:b/>
-        </w:rPr>
-        <w:t>mybatis</w:t>
-      </w:r>
-      <w:proofErr w:type="spellEnd"/>
-      <w:r>
-        <w:rPr>
-          <w:b/>
-        </w:rPr>
-        <w:t xml:space="preserve">, I am trying to fetch a data using select *, but I want that only first 500 records should be fetched, but then we need to fetch the next 500 records automatically. How can we implement </w:t>
-      </w:r>
-      <w:proofErr w:type="gramStart"/>
-      <w:r>
-        <w:rPr>
-          <w:b/>
-        </w:rPr>
-        <w:t>it ?</w:t>
-      </w:r>
-      <w:proofErr w:type="gramEnd"/>
-    </w:p>
-    <w:p>
-      <w:pPr>
-        <w:rPr>
-          <w:b/>
-        </w:rPr>
-      </w:pPr>
-    </w:p>
-    <w:p>
-      <w:pPr>
-        <w:rPr>
-          <w:b/>
-        </w:rPr>
-      </w:pPr>
-    </w:p>
-    <w:p>
-      <w:pPr>
-        <w:rPr>
-          <w:b/>
-        </w:rPr>
-      </w:pPr>
-    </w:p>
-    <w:p>
-      <w:pPr>
-        <w:rPr>
-          <w:b/>
-        </w:rPr>
-      </w:pPr>
-      <w:r>
-        <w:rPr>
-          <w:b/>
-        </w:rPr>
+      <w:pPr>
+        <w:rPr>
+          <w:b/>
+        </w:rPr>
+      </w:pPr>
+      <w:r>
+        <w:rPr>
+          <w:b/>
+        </w:rPr>
+        <w:t>In mybatis, I am trying to fetch a data using select *, but I want that only first 500 records should be fetched, but then we need to fetch the next 500 records automatically. How can we implement it ?</w:t>
+      </w:r>
+    </w:p>
+    <w:p>
+      <w:pPr>
+        <w:rPr>
+          <w:b/>
+        </w:rPr>
+      </w:pPr>
+    </w:p>
+    <w:p>
+      <w:pPr>
+        <w:rPr>
+          <w:b/>
+        </w:rPr>
+      </w:pPr>
+    </w:p>
+    <w:p>
+      <w:pPr>
+        <w:rPr>
+          <w:b/>
+        </w:rPr>
+      </w:pPr>
+    </w:p>
+    <w:p>
+      <w:pPr>
+        <w:rPr>
+          <w:b/>
+        </w:rPr>
+      </w:pPr>
+      <w:r>
+        <w:rPr>
+          <w:b/>
+        </w:rPr>
+        <w:t>Different states in Hibernate</w:t>
+      </w:r>
+    </w:p>
+    <w:p>
+      <w:r>
+        <w:t>In Hibernate, an object-relational mapping (ORM) framework for Java, entities and their associated database records can be in one of three states: Transient, Persistent, and Detached. These states are important to understand when working with Hibernate to manage the lifecycle of objects and their interaction with the database. Here's an overview of these three states:</w:t>
+      </w:r>
+    </w:p>
+    <w:p>
+      <w:pPr>
+        <w:rPr>
+          <w:b/>
+        </w:rPr>
+      </w:pPr>
+      <w:r>
+        <w:rPr>
+          <w:b/>
+        </w:rPr>
+        <w:t>Transient State</w:t>
+      </w:r>
+    </w:p>
+    <w:p>
+      <w:r>
+        <w:t>Objects in the Transient state are not associated with any database record.</w:t>
+      </w:r>
+      <w:r>
+        <w:br/>
+      </w:r>
+      <w:r>
+        <w:t>They are typically newly created instances that have not been saved to the database.</w:t>
+      </w:r>
+      <w:r>
+        <w:br/>
+      </w:r>
+      <w:r>
+        <w:t>Hibernate is not aware of them, and they are not managed by Hibernate's session.</w:t>
+      </w:r>
+    </w:p>
+    <w:p>
+      <w:r>
+        <w:t>Transient objects do not have a database identifier (primary key) assigned.</w:t>
+      </w:r>
+    </w:p>
+    <w:p>
+      <w:r>
+        <w:t>Example:</w:t>
+      </w:r>
+    </w:p>
+    <w:p>
+      <w:r>
+        <w:t>MyEntity entity = new MyEntity(); // Transient state</w:t>
+      </w:r>
+    </w:p>
+    <w:p>
+      <w:pPr>
+        <w:rPr>
+          <w:b/>
+        </w:rPr>
+      </w:pPr>
+      <w:r>
+        <w:rPr>
+          <w:b/>
+        </w:rPr>
+        <w:t>Persistent State</w:t>
+      </w:r>
+    </w:p>
+    <w:p>
+      <w:r>
+        <w:t>Objects in the Persistent state are associated with a database record.</w:t>
+      </w:r>
+      <w:r>
+        <w:br/>
+      </w:r>
+      <w:r>
+        <w:t>They are typically retrieved from the database using Hibernate and are managed by Hibernate's session.</w:t>
+      </w:r>
+      <w:r>
+        <w:br/>
+      </w:r>
+      <w:r>
+        <w:t>Any changes made to persistent objects are automatically synchronized with the database when the session is flushed (usually at the end of a transaction).</w:t>
+      </w:r>
+      <w:r>
+        <w:br/>
+      </w:r>
+      <w:r>
+        <w:t>Persistent objects have a database identifier (primary key) assigned.</w:t>
+      </w:r>
+    </w:p>
+    <w:p>
+      <w:r>
+        <w:t>Example:</w:t>
+      </w:r>
+    </w:p>
+    <w:p>
+      <w:r>
+        <w:t>MyEntity entity = session.get(MyEntity.class, 1L); // Persistent state</w:t>
+      </w:r>
+    </w:p>
+    <w:p>
+      <w:pPr>
+        <w:rPr>
+          <w:b/>
+        </w:rPr>
+      </w:pPr>
+      <w:r>
+        <w:rPr>
+          <w:b/>
+        </w:rPr>
+        <w:t>Detached State</w:t>
+      </w:r>
+    </w:p>
+    <w:p>
+      <w:r>
+        <w:t>Objects in the Detached state were once persistent but are no longer associated with a Hibernate session.</w:t>
+      </w:r>
+      <w:r>
+        <w:br/>
+      </w:r>
+      <w:r>
+        <w:t>They may have been explicitly detached or were previously attached to a session that has been closed.</w:t>
+      </w:r>
+      <w:r>
+        <w:br/>
+      </w:r>
+      <w:r>
         <w:lastRenderedPageBreak/>
-        <w:t>Different states in Hibernate</w:t>
-      </w:r>
-    </w:p>
-    <w:p>
-      <w:r>
-        <w:t>In Hibernate, an object-relational mapping (ORM) framework for Java, entities and their associated database records can be in one of three states: Transient, Persistent, and Detached. These states are important to understand when working with Hibernate to manage the lifecycle of objects and their interaction with the database. Here's an overview of these three states:</w:t>
-      </w:r>
-    </w:p>
-    <w:p>
-      <w:pPr>
-        <w:rPr>
-          <w:b/>
-        </w:rPr>
-      </w:pPr>
-      <w:r>
-        <w:rPr>
-          <w:b/>
-        </w:rPr>
-        <w:t>Transient State</w:t>
-      </w:r>
-    </w:p>
-    <w:p>
-      <w:r>
-        <w:t>Objects in the Transient state are not associated with any database record.</w:t>
-      </w:r>
-      <w:r>
-        <w:br/>
-      </w:r>
-      <w:r>
-        <w:t>They are typically newly created instances that have not been saved to the database.</w:t>
-      </w:r>
-      <w:r>
-        <w:br/>
-      </w:r>
-      <w:r>
-        <w:t xml:space="preserve">Hibernate is not aware of them, and they are not managed by </w:t>
-      </w:r>
-      <w:proofErr w:type="spellStart"/>
-      <w:r>
-        <w:t>Hibernate's</w:t>
-      </w:r>
-      <w:proofErr w:type="spellEnd"/>
-      <w:r>
-        <w:t xml:space="preserve"> session.</w:t>
-      </w:r>
-    </w:p>
-    <w:p>
-      <w:r>
-        <w:t>Transient objects do not have a database identifier (primary key) assigned.</w:t>
+        <w:t>Detached objects are not managed by Hibernate, and changes made to them are not automatically synchronized with the database.</w:t>
+      </w:r>
+      <w:r>
+        <w:br/>
+      </w:r>
+      <w:r>
+        <w:t>However, you can reattach them to a session to make them persistent again and synchronize changes.</w:t>
       </w:r>
     </w:p>
     <w:p>
@@ -3026,70 +3381,68 @@
       </w:r>
     </w:p>
     <w:p>
-      <w:proofErr w:type="spellStart"/>
-      <w:r>
-        <w:t>MyEntity</w:t>
-      </w:r>
-      <w:proofErr w:type="spellEnd"/>
-      <w:r>
-        <w:t xml:space="preserve"> entity = new </w:t>
-      </w:r>
-      <w:proofErr w:type="spellStart"/>
-      <w:proofErr w:type="gramStart"/>
-      <w:r>
-        <w:t>MyEntity</w:t>
-      </w:r>
-      <w:proofErr w:type="spellEnd"/>
-      <w:r>
-        <w:t>(</w:t>
-      </w:r>
-      <w:proofErr w:type="gramEnd"/>
-      <w:r>
-        <w:t>); // Transient state</w:t>
-      </w:r>
-    </w:p>
-    <w:p>
-      <w:pPr>
-        <w:rPr>
-          <w:b/>
-        </w:rPr>
-      </w:pPr>
-      <w:r>
-        <w:rPr>
-          <w:b/>
-        </w:rPr>
-        <w:t>Persistent State</w:t>
-      </w:r>
-    </w:p>
-    <w:p>
-      <w:r>
-        <w:t>Objects in the Persistent state are associated with a database record.</w:t>
-      </w:r>
-      <w:r>
-        <w:br/>
-      </w:r>
-      <w:r>
-        <w:t xml:space="preserve">They are typically retrieved from the database using Hibernate and are managed by </w:t>
-      </w:r>
-      <w:proofErr w:type="spellStart"/>
-      <w:r>
-        <w:t>Hibernate's</w:t>
-      </w:r>
-      <w:proofErr w:type="spellEnd"/>
-      <w:r>
-        <w:t xml:space="preserve"> session.</w:t>
-      </w:r>
-      <w:r>
-        <w:br/>
-      </w:r>
-      <w:r>
-        <w:t>Any changes made to persistent objects are automatically synchronized with the database when the session is flushed (usually at the end of a transaction).</w:t>
-      </w:r>
-      <w:r>
-        <w:br/>
-      </w:r>
-      <w:r>
-        <w:t>Persistent objects have a database identifier (primary key) assigned.</w:t>
+      <w:r>
+        <w:t>session.close(); // Detaches previously persistent objects</w:t>
+      </w:r>
+    </w:p>
+    <w:p>
+      <w:pPr>
+        <w:rPr>
+          <w:b/>
+        </w:rPr>
+      </w:pPr>
+      <w:r>
+        <w:rPr>
+          <w:b/>
+        </w:rPr>
+        <w:t>Relation Between save and persist</w:t>
+      </w:r>
+    </w:p>
+    <w:p>
+      <w:r>
+        <w:t>In Hibernate, both save and persist are methods used to make an entity persistent (i.e., to save it to the database). However, there are subtle differences in their behavior and use cases:</w:t>
+      </w:r>
+    </w:p>
+    <w:p>
+      <w:pPr>
+        <w:rPr>
+          <w:b/>
+        </w:rPr>
+      </w:pPr>
+      <w:r>
+        <w:rPr>
+          <w:b/>
+        </w:rPr>
+        <w:t>save</w:t>
+      </w:r>
+    </w:p>
+    <w:p>
+      <w:r>
+        <w:t>save is a method defined in the Session interface in Hibernate.</w:t>
+      </w:r>
+      <w:r>
+        <w:br/>
+      </w:r>
+      <w:r>
+        <w:t>It returns the generated identifier (primary key) of the entity after it's saved.</w:t>
+      </w:r>
+      <w:r>
+        <w:br/>
+      </w:r>
+      <w:r>
+        <w:t>If an identifier is provided for the entity before calling save, Hibernate may still generate a new identifier and assign it to the entity.</w:t>
+      </w:r>
+      <w:r>
+        <w:br/>
+      </w:r>
+      <w:r>
+        <w:t>save is not guaranteed to be executed immediately; it might be delayed until the transaction is committed or until Hibernate flushes the session.</w:t>
+      </w:r>
+      <w:r>
+        <w:br/>
+      </w:r>
+      <w:r>
+        <w:t>If an entity with the same identifier already exists in the database, save will throw an exception (a NonUniqueObjectException).</w:t>
       </w:r>
     </w:p>
     <w:p>
@@ -3098,75 +3451,51 @@
       </w:r>
     </w:p>
     <w:p>
-      <w:proofErr w:type="spellStart"/>
-      <w:r>
-        <w:t>MyEntity</w:t>
-      </w:r>
-      <w:proofErr w:type="spellEnd"/>
-      <w:r>
-        <w:t xml:space="preserve"> entity = </w:t>
-      </w:r>
-      <w:proofErr w:type="spellStart"/>
-      <w:proofErr w:type="gramStart"/>
-      <w:r>
-        <w:t>session.get</w:t>
-      </w:r>
-      <w:proofErr w:type="spellEnd"/>
-      <w:r>
-        <w:t>(</w:t>
-      </w:r>
-      <w:proofErr w:type="spellStart"/>
-      <w:proofErr w:type="gramEnd"/>
-      <w:r>
-        <w:t>MyEntity.class</w:t>
-      </w:r>
-      <w:proofErr w:type="spellEnd"/>
-      <w:r>
-        <w:t>, 1L); // Persistent state</w:t>
-      </w:r>
-    </w:p>
-    <w:p>
-      <w:pPr>
-        <w:rPr>
-          <w:b/>
-        </w:rPr>
-      </w:pPr>
-      <w:r>
-        <w:rPr>
-          <w:b/>
-        </w:rPr>
-        <w:t>Detached State</w:t>
-      </w:r>
-    </w:p>
-    <w:p>
-      <w:r>
-        <w:t xml:space="preserve">Objects in the </w:t>
-      </w:r>
-      <w:proofErr w:type="gramStart"/>
-      <w:r>
-        <w:t>Detached</w:t>
-      </w:r>
-      <w:proofErr w:type="gramEnd"/>
-      <w:r>
-        <w:t xml:space="preserve"> state were once persistent but are no longer associated with a Hibernate session.</w:t>
-      </w:r>
-      <w:r>
-        <w:br/>
-      </w:r>
-      <w:r>
-        <w:t>They may have been explicitly detached or were previously attached to a session that has been closed.</w:t>
-      </w:r>
-      <w:r>
-        <w:br/>
-      </w:r>
-      <w:r>
-        <w:t>Detached objects are not managed by Hibernate, and changes made to them are not automatically synchronized with the database.</w:t>
-      </w:r>
-      <w:r>
-        <w:br/>
-      </w:r>
-      <w:r>
-        <w:t>However, you can reattach them to a session to make them persistent again and synchronize changes.</w:t>
+      <w:r>
+        <w:t>MyEntity entity = new MyEntity();</w:t>
+      </w:r>
+    </w:p>
+    <w:p>
+      <w:r>
+        <w:t>Long id = (Long) session.save(entity); // Persist and get the generated ID</w:t>
+      </w:r>
+    </w:p>
+    <w:p>
+      <w:pPr>
+        <w:rPr>
+          <w:b/>
+        </w:rPr>
+      </w:pPr>
+      <w:r>
+        <w:rPr>
+          <w:b/>
+        </w:rPr>
+        <w:t>persist</w:t>
+      </w:r>
+    </w:p>
+    <w:p>
+      <w:r>
+        <w:t>persist is a method defined in the EntityManager interface in JPA (Java Persistence API). Hibernate, as a JPA implementation, supports this method as well.</w:t>
+      </w:r>
+    </w:p>
+    <w:p>
+      <w:r>
+        <w:t>It is used to make a transient entity persistent.</w:t>
+      </w:r>
+    </w:p>
+    <w:p>
+      <w:r>
+        <w:t>Unlike save, persist does not return the generated identifier; it does not guarantee that the entity will be assigned an identifier immediately.</w:t>
+      </w:r>
+    </w:p>
+    <w:p>
+      <w:r>
+        <w:t>If the entity already has an identifier when persist is called, it will throw an exception (an EntityExistsException).</w:t>
+      </w:r>
+    </w:p>
+    <w:p>
+      <w:r>
+        <w:t>persist is designed for use within a managed transaction, and it ensures that the entity becomes persistent and managed by the persistence context.</w:t>
       </w:r>
     </w:p>
     <w:p>
@@ -3175,254 +3504,14 @@
       </w:r>
     </w:p>
     <w:p>
-      <w:proofErr w:type="spellStart"/>
-      <w:proofErr w:type="gramStart"/>
-      <w:r>
-        <w:t>session.close</w:t>
-      </w:r>
-      <w:proofErr w:type="spellEnd"/>
-      <w:r>
-        <w:t>(</w:t>
-      </w:r>
-      <w:proofErr w:type="gramEnd"/>
-      <w:r>
-        <w:t>); // Detaches previously persistent objects</w:t>
-      </w:r>
-    </w:p>
-    <w:p>
-      <w:pPr>
-        <w:rPr>
-          <w:b/>
-        </w:rPr>
-      </w:pPr>
-      <w:r>
-        <w:rPr>
-          <w:b/>
-        </w:rPr>
-        <w:t>Relation Between save and persist</w:t>
-      </w:r>
-    </w:p>
-    <w:p>
       <w:r>
         <w:lastRenderedPageBreak/>
-        <w:t>In Hibernate, both save and persist are methods used to make an entity persistent (i.e., to save it to the database). However, there are subtle differences in their behavior and use cases:</w:t>
-      </w:r>
-    </w:p>
-    <w:p>
-      <w:pPr>
-        <w:rPr>
-          <w:b/>
-        </w:rPr>
-      </w:pPr>
-      <w:proofErr w:type="gramStart"/>
-      <w:r>
-        <w:rPr>
-          <w:b/>
-        </w:rPr>
-        <w:t>save</w:t>
-      </w:r>
-      <w:proofErr w:type="gramEnd"/>
-    </w:p>
-    <w:p>
-      <w:proofErr w:type="gramStart"/>
-      <w:r>
-        <w:t>save</w:t>
-      </w:r>
-      <w:proofErr w:type="gramEnd"/>
-      <w:r>
-        <w:t xml:space="preserve"> is a method defined in the Session interface in Hibernate.</w:t>
-      </w:r>
-      <w:r>
-        <w:br/>
-      </w:r>
-      <w:r>
-        <w:t>It returns the generated identifier (primary key) of the entity after it's saved.</w:t>
-      </w:r>
-      <w:r>
-        <w:br/>
-      </w:r>
-      <w:r>
-        <w:t>If an identifier is provided for the entity before calling save, Hibernate may still generate a new identifier and assign it to the entity.</w:t>
-      </w:r>
-      <w:r>
-        <w:br/>
-      </w:r>
-      <w:proofErr w:type="gramStart"/>
-      <w:r>
-        <w:t>save</w:t>
-      </w:r>
-      <w:proofErr w:type="gramEnd"/>
-      <w:r>
-        <w:t xml:space="preserve"> is not guaranteed to be executed immediately; it might be delayed until the transaction is committed or until Hibernate flushes the session.</w:t>
-      </w:r>
-      <w:r>
-        <w:br/>
-      </w:r>
-      <w:r>
-        <w:t xml:space="preserve">If an entity with the same identifier already exists in the database, save will throw an exception (a </w:t>
-      </w:r>
-      <w:proofErr w:type="spellStart"/>
-      <w:r>
-        <w:t>NonUniqueObjectException</w:t>
-      </w:r>
-      <w:proofErr w:type="spellEnd"/>
-      <w:r>
-        <w:t>).</w:t>
-      </w:r>
-    </w:p>
-    <w:p>
-      <w:r>
-        <w:t>Example:</w:t>
-      </w:r>
-    </w:p>
-    <w:p>
-      <w:proofErr w:type="spellStart"/>
-      <w:r>
-        <w:t>MyEntity</w:t>
-      </w:r>
-      <w:proofErr w:type="spellEnd"/>
-      <w:r>
-        <w:t xml:space="preserve"> entity = new </w:t>
-      </w:r>
-      <w:proofErr w:type="spellStart"/>
-      <w:proofErr w:type="gramStart"/>
-      <w:r>
-        <w:t>MyEntity</w:t>
-      </w:r>
-      <w:proofErr w:type="spellEnd"/>
-      <w:r>
-        <w:t>(</w:t>
-      </w:r>
-      <w:proofErr w:type="gramEnd"/>
-      <w:r>
-        <w:t>);</w:t>
-      </w:r>
-    </w:p>
-    <w:p>
-      <w:r>
-        <w:t xml:space="preserve">Long id = (Long) </w:t>
-      </w:r>
-      <w:proofErr w:type="spellStart"/>
-      <w:proofErr w:type="gramStart"/>
-      <w:r>
-        <w:t>session.save</w:t>
-      </w:r>
-      <w:proofErr w:type="spellEnd"/>
-      <w:r>
-        <w:t>(</w:t>
-      </w:r>
-      <w:proofErr w:type="gramEnd"/>
-      <w:r>
-        <w:t>entity); // Persist and get the generated ID</w:t>
-      </w:r>
-    </w:p>
-    <w:p>
-      <w:pPr>
-        <w:rPr>
-          <w:b/>
-        </w:rPr>
-      </w:pPr>
-      <w:proofErr w:type="gramStart"/>
-      <w:r>
-        <w:rPr>
-          <w:b/>
-        </w:rPr>
-        <w:t>persist</w:t>
-      </w:r>
-      <w:proofErr w:type="gramEnd"/>
-    </w:p>
-    <w:p>
-      <w:proofErr w:type="gramStart"/>
-      <w:r>
-        <w:t>persist</w:t>
-      </w:r>
-      <w:proofErr w:type="gramEnd"/>
-      <w:r>
-        <w:t xml:space="preserve"> is a method defined in the </w:t>
-      </w:r>
-      <w:proofErr w:type="spellStart"/>
-      <w:r>
-        <w:t>EntityManager</w:t>
-      </w:r>
-      <w:proofErr w:type="spellEnd"/>
-      <w:r>
-        <w:t xml:space="preserve"> interface in JPA (Java Persistence API). Hibernate, as a JPA implementation, supports this method as well.</w:t>
-      </w:r>
-    </w:p>
-    <w:p>
-      <w:r>
-        <w:t>It is used to make a transient entity persistent.</w:t>
-      </w:r>
-    </w:p>
-    <w:p>
-      <w:r>
-        <w:t>Unlike save, persist does not return the generated identifier; it does not guarantee that the entity will be assigned an identifier immediately.</w:t>
-      </w:r>
-    </w:p>
-    <w:p>
-      <w:r>
-        <w:t xml:space="preserve">If the entity already has an identifier when persist is called, it will throw an exception (an </w:t>
-      </w:r>
-      <w:proofErr w:type="spellStart"/>
-      <w:r>
-        <w:t>EntityExistsException</w:t>
-      </w:r>
-      <w:proofErr w:type="spellEnd"/>
-      <w:r>
-        <w:t>).</w:t>
-      </w:r>
-    </w:p>
-    <w:p>
-      <w:proofErr w:type="gramStart"/>
-      <w:r>
-        <w:t>persist</w:t>
-      </w:r>
-      <w:proofErr w:type="gramEnd"/>
-      <w:r>
-        <w:t xml:space="preserve"> is designed for use within a managed transaction, and it ensures that the entity becomes persistent and managed by the persistence context.</w:t>
-      </w:r>
-    </w:p>
-    <w:p>
-      <w:r>
-        <w:t>Example:</w:t>
-      </w:r>
-    </w:p>
-    <w:p>
-      <w:proofErr w:type="spellStart"/>
-      <w:r>
-        <w:t>MyEntity</w:t>
-      </w:r>
-      <w:proofErr w:type="spellEnd"/>
-      <w:r>
-        <w:t xml:space="preserve"> entity = new </w:t>
-      </w:r>
-      <w:proofErr w:type="spellStart"/>
-      <w:proofErr w:type="gramStart"/>
-      <w:r>
-        <w:t>MyEntity</w:t>
-      </w:r>
-      <w:proofErr w:type="spellEnd"/>
-      <w:r>
-        <w:t>(</w:t>
-      </w:r>
-      <w:proofErr w:type="gramEnd"/>
-      <w:r>
-        <w:t>);</w:t>
-      </w:r>
-    </w:p>
-    <w:p>
-      <w:proofErr w:type="spellStart"/>
-      <w:proofErr w:type="gramStart"/>
-      <w:r>
-        <w:t>entityManager.persist</w:t>
-      </w:r>
-      <w:proofErr w:type="spellEnd"/>
-      <w:r>
-        <w:t>(</w:t>
-      </w:r>
-      <w:proofErr w:type="gramEnd"/>
-      <w:r>
-        <w:t>entity); // Make the entity persistent</w:t>
+        <w:t>MyEntity entity = new MyEntity();</w:t>
+      </w:r>
+    </w:p>
+    <w:p>
+      <w:r>
+        <w:t>entityManager.persist(entity); // Make the entity persistent</w:t>
       </w:r>
     </w:p>
     <w:p>
@@ -3431,37 +3520,18 @@
       </w:r>
     </w:p>
     <w:p>
-      <w:proofErr w:type="gramStart"/>
-      <w:r>
-        <w:t>save</w:t>
-      </w:r>
-      <w:proofErr w:type="gramEnd"/>
-      <w:r>
-        <w:t xml:space="preserve"> returns the generated identifier and may generate a new identifier even if one is provided.</w:t>
-      </w:r>
-    </w:p>
-    <w:p>
-      <w:proofErr w:type="gramStart"/>
-      <w:r>
-        <w:lastRenderedPageBreak/>
-        <w:t>persist</w:t>
-      </w:r>
-      <w:proofErr w:type="gramEnd"/>
-      <w:r>
-        <w:t xml:space="preserve"> does not return the identifier and expects the entity to be transient (not already having an identifier).</w:t>
-      </w:r>
-    </w:p>
-    <w:p>
-      <w:r>
-        <w:t xml:space="preserve">Both methods make the entity persistent, but the timing of when the SQL insert statement is executed can be controlled by </w:t>
-      </w:r>
-      <w:proofErr w:type="spellStart"/>
-      <w:r>
-        <w:t>Hibernate's</w:t>
-      </w:r>
-      <w:proofErr w:type="spellEnd"/>
-      <w:r>
-        <w:t xml:space="preserve"> flush mechanism, and both methods are typically used within a managed transaction.</w:t>
+      <w:r>
+        <w:t>save returns the generated identifier and may generate a new identifier even if one is provided.</w:t>
+      </w:r>
+    </w:p>
+    <w:p>
+      <w:r>
+        <w:t>persist does not return the identifier and expects the entity to be transient (not already having an identifier).</w:t>
+      </w:r>
+    </w:p>
+    <w:p>
+      <w:r>
+        <w:t>Both methods make the entity persistent, but the timing of when the SQL insert statement is executed can be controlled by Hibernate's flush mechanism, and both methods are typically used within a managed transaction.</w:t>
       </w:r>
     </w:p>
     <w:p>
@@ -3599,55 +3669,29 @@
       </w:r>
       <w:r>
         <w:br/>
-        <w:t xml:space="preserve">Currently </w:t>
-      </w:r>
-      <w:proofErr w:type="spellStart"/>
-      <w:r>
-        <w:t>EHCache</w:t>
-      </w:r>
-      <w:proofErr w:type="spellEnd"/>
-      <w:r>
-        <w:t xml:space="preserve"> and </w:t>
-      </w:r>
-      <w:proofErr w:type="spellStart"/>
-      <w:r>
-        <w:t>infinispan</w:t>
-      </w:r>
-      <w:proofErr w:type="spellEnd"/>
-      <w:r>
-        <w:t xml:space="preserve"> provides implementation for Hibernate Second Level Cache.</w:t>
-      </w:r>
-    </w:p>
-    <w:p>
-      <w:pPr>
-        <w:rPr>
-          <w:b/>
-        </w:rPr>
-      </w:pPr>
-      <w:proofErr w:type="gramStart"/>
+        <w:t>Currently EHCache and infinispan provides implementation for Hibernate Second Level Cache.</w:t>
+      </w:r>
+    </w:p>
+    <w:p>
+      <w:pPr>
+        <w:rPr>
+          <w:b/>
+        </w:rPr>
+      </w:pPr>
       <w:r>
         <w:rPr>
           <w:b/>
         </w:rPr>
         <w:t>Query Level Caching.</w:t>
       </w:r>
-      <w:proofErr w:type="gramEnd"/>
-      <w:r>
-        <w:rPr>
-          <w:b/>
-        </w:rPr>
-        <w:br/>
-      </w:r>
-      <w:r>
-        <w:t xml:space="preserve">Query Level Cache should be used in </w:t>
-      </w:r>
-      <w:proofErr w:type="spellStart"/>
-      <w:r>
-        <w:t>conjuction</w:t>
-      </w:r>
-      <w:proofErr w:type="spellEnd"/>
-      <w:r>
-        <w:t xml:space="preserve"> with Second Level Cache.</w:t>
+      <w:r>
+        <w:rPr>
+          <w:b/>
+        </w:rPr>
+        <w:br/>
+      </w:r>
+      <w:r>
+        <w:t>Query Level Cache should be used in conjuction with Second Level Cache.</w:t>
       </w:r>
       <w:r>
         <w:rPr>
@@ -3666,6 +3710,7 @@
     </w:p>
     <w:p>
       <w:r>
+        <w:lastRenderedPageBreak/>
         <w:t>D</w:t>
       </w:r>
       <w:r>
@@ -3678,20 +3723,7 @@
         <w:t>updating &amp; delete operations should propagate from one entity to associated entities that are part of a relationship.</w:t>
       </w:r>
       <w:r>
-        <w:t xml:space="preserve"> There are multiple </w:t>
-      </w:r>
-      <w:proofErr w:type="spellStart"/>
-      <w:proofErr w:type="gramStart"/>
-      <w:r>
-        <w:t>cascadeTypes</w:t>
-      </w:r>
-      <w:proofErr w:type="spellEnd"/>
-      <w:r>
-        <w:t>(</w:t>
-      </w:r>
-      <w:proofErr w:type="gramEnd"/>
-      <w:r>
-        <w:t>ALL, PERSIST, MERGE, REMOVE, REFRESH, DETACH)</w:t>
+        <w:t xml:space="preserve"> There are multiple cascadeTypes(ALL, PERSIST, MERGE, REMOVE, REFRESH, DETACH)</w:t>
       </w:r>
       <w:r>
         <w:t>.</w:t>
@@ -3699,13 +3731,8 @@
     </w:p>
     <w:p>
       <w:r>
-        <w:t xml:space="preserve">What is </w:t>
-      </w:r>
-      <w:proofErr w:type="gramStart"/>
-      <w:r>
-        <w:t>Transaction.</w:t>
-      </w:r>
-      <w:proofErr w:type="gramEnd"/>
+        <w:t>What is Transaction.</w:t>
+      </w:r>
     </w:p>
     <w:p>
       <w:r>
@@ -3734,7 +3761,6 @@
         <w:ind w:left="426"/>
       </w:pPr>
       <w:r>
-        <w:lastRenderedPageBreak/>
         <w:t>Atomicity: It means if any operation is performed on the data, either it should be executed completely or should not be executed at all.</w:t>
       </w:r>
       <w:r>
@@ -3949,6 +3975,7 @@
         <w:rPr>
           <w:b/>
         </w:rPr>
+        <w:lastRenderedPageBreak/>
         <w:t>Declarative Approach</w:t>
       </w:r>
       <w:r>
@@ -3957,15 +3984,7 @@
     </w:p>
     <w:p>
       <w:r>
-        <w:t xml:space="preserve">Here's a simple example of using @Transactional in </w:t>
-      </w:r>
-      <w:proofErr w:type="gramStart"/>
-      <w:r>
-        <w:t>Spring</w:t>
-      </w:r>
-      <w:proofErr w:type="gramEnd"/>
-      <w:r>
-        <w:t>:</w:t>
+        <w:t>Here's a simple example of using @Transactional in Spring:</w:t>
       </w:r>
     </w:p>
     <w:p>
@@ -3978,79 +3997,34 @@
       </w:r>
       <w:r>
         <w:br/>
-        <w:t xml:space="preserve">public class </w:t>
-      </w:r>
-      <w:proofErr w:type="spellStart"/>
-      <w:r>
-        <w:t>MyService</w:t>
-      </w:r>
-      <w:proofErr w:type="spellEnd"/>
-      <w:r>
-        <w:t xml:space="preserve"> {</w:t>
-      </w:r>
-      <w:r>
-        <w:br/>
-        <w:t xml:space="preserve"> </w:t>
-      </w:r>
-      <w:r>
-        <w:tab/>
-        <w:t>@</w:t>
-      </w:r>
-      <w:proofErr w:type="spellStart"/>
-      <w:r>
-        <w:t>Autowired</w:t>
-      </w:r>
-      <w:proofErr w:type="spellEnd"/>
-      <w:r>
-        <w:br/>
-        <w:t xml:space="preserve"> </w:t>
-      </w:r>
-      <w:r>
-        <w:tab/>
-        <w:t xml:space="preserve">private </w:t>
-      </w:r>
-      <w:proofErr w:type="spellStart"/>
-      <w:r>
-        <w:t>MyRepository</w:t>
-      </w:r>
-      <w:proofErr w:type="spellEnd"/>
-      <w:r>
-        <w:t xml:space="preserve"> </w:t>
-      </w:r>
-      <w:proofErr w:type="spellStart"/>
-      <w:r>
-        <w:t>myRepository</w:t>
-      </w:r>
-      <w:proofErr w:type="spellEnd"/>
-      <w:r>
-        <w:t>;</w:t>
-      </w:r>
-      <w:r>
-        <w:br/>
-        <w:t xml:space="preserve"> </w:t>
-      </w:r>
-      <w:r>
-        <w:tab/>
-        <w:t xml:space="preserve">public void </w:t>
-      </w:r>
-      <w:proofErr w:type="spellStart"/>
-      <w:proofErr w:type="gramStart"/>
-      <w:r>
-        <w:t>performDatabaseOperation</w:t>
-      </w:r>
-      <w:proofErr w:type="spellEnd"/>
-      <w:r>
-        <w:t>(</w:t>
-      </w:r>
-      <w:proofErr w:type="gramEnd"/>
-      <w:r>
-        <w:t>) {</w:t>
-      </w:r>
-      <w:r>
-        <w:br/>
-      </w:r>
-      <w:r>
-        <w:lastRenderedPageBreak/>
+        <w:t>public class MyService {</w:t>
+      </w:r>
+      <w:r>
+        <w:br/>
+        <w:t xml:space="preserve"> </w:t>
+      </w:r>
+      <w:r>
+        <w:tab/>
+        <w:t>@Autowired</w:t>
+      </w:r>
+      <w:r>
+        <w:br/>
+        <w:t xml:space="preserve"> </w:t>
+      </w:r>
+      <w:r>
+        <w:tab/>
+        <w:t>private MyRepository myRepository;</w:t>
+      </w:r>
+      <w:r>
+        <w:br/>
+        <w:t xml:space="preserve"> </w:t>
+      </w:r>
+      <w:r>
+        <w:tab/>
+        <w:t>public void performDatabaseOperation() {</w:t>
+      </w:r>
+      <w:r>
+        <w:br/>
         <w:t xml:space="preserve"> </w:t>
       </w:r>
       <w:r>
@@ -4069,14 +4043,7 @@
       </w:r>
       <w:r>
         <w:tab/>
-      </w:r>
-      <w:proofErr w:type="spellStart"/>
-      <w:r>
-        <w:t>myRepository.saveEntity</w:t>
-      </w:r>
-      <w:proofErr w:type="spellEnd"/>
-      <w:r>
-        <w:t>(entity);</w:t>
+        <w:t>myRepository.saveEntity(entity);</w:t>
       </w:r>
       <w:r>
         <w:br/>
@@ -4093,23 +4060,7 @@
     </w:p>
     <w:p>
       <w:r>
-        <w:t xml:space="preserve">In this example, the @Transactional annotation on the </w:t>
-      </w:r>
-      <w:proofErr w:type="spellStart"/>
-      <w:r>
-        <w:t>MyService</w:t>
-      </w:r>
-      <w:proofErr w:type="spellEnd"/>
-      <w:r>
-        <w:t xml:space="preserve"> class ensures that the </w:t>
-      </w:r>
-      <w:proofErr w:type="spellStart"/>
-      <w:r>
-        <w:t>performDatabaseOperation</w:t>
-      </w:r>
-      <w:proofErr w:type="spellEnd"/>
-      <w:r>
-        <w:t xml:space="preserve"> method runs within a database transaction. If the method completes successfully, the transaction is committed, and any changes made to the database are saved. If an exception occurs, the transaction is rolled back to maintain data consistency.</w:t>
+        <w:t>In this example, the @Transactional annotation on the MyService class ensures that the performDatabaseOperation method runs within a database transaction. If the method completes successfully, the transaction is committed, and any changes made to the database are saved. If an exception occurs, the transaction is rolled back to maintain data consistency.</w:t>
       </w:r>
     </w:p>
     <w:p>
@@ -4127,15 +4078,7 @@
     </w:p>
     <w:p>
       <w:r>
-        <w:t xml:space="preserve">In the context of the @Transactional annotation in Java frameworks like </w:t>
-      </w:r>
-      <w:proofErr w:type="gramStart"/>
-      <w:r>
-        <w:t>Spring</w:t>
-      </w:r>
-      <w:proofErr w:type="gramEnd"/>
-      <w:r>
-        <w:t>, "transaction propagation" refers to the behavior that dictates how an annotated method should interact with an existing transaction or start a new one if none exists. Transaction propagation defines the rules for how transactions should be handled when a method annotated with @Transactional is called, especially in scenarios involving nested method calls.</w:t>
+        <w:t>In the context of the @Transactional annotation in Java frameworks like Spring, "transaction propagation" refers to the behavior that dictates how an annotated method should interact with an existing transaction or start a new one if none exists. Transaction propagation defines the rules for how transactions should be handled when a method annotated with @Transactional is called, especially in scenarios involving nested method calls.</w:t>
       </w:r>
     </w:p>
     <w:p>
@@ -4227,6 +4170,7 @@
         <w:rPr>
           <w:b/>
         </w:rPr>
+        <w:lastRenderedPageBreak/>
         <w:t>NOT_SUPPORTED</w:t>
       </w:r>
       <w:r>
@@ -4266,15 +4210,7 @@
         <w:t>NESTED</w:t>
       </w:r>
       <w:r>
-        <w:t xml:space="preserve">: This behavior allows for nested transactions within the scope of the current transaction. If a transaction exists when the method is called, it starts a new </w:t>
-      </w:r>
-      <w:proofErr w:type="spellStart"/>
-      <w:r>
-        <w:t>savepoint</w:t>
-      </w:r>
-      <w:proofErr w:type="spellEnd"/>
-      <w:r>
-        <w:t xml:space="preserve"> within that transaction. If no transaction exists, it behaves like REQUIRED.</w:t>
+        <w:t>: This behavior allows for nested transactions within the scope of the current transaction. If a transaction exists when the method is called, it starts a new savepoint within that transaction. If no transaction exists, it behaves like REQUIRED.</w:t>
       </w:r>
     </w:p>
     <w:p/>
@@ -5058,6 +4994,119 @@
     </w:lvl>
   </w:abstractNum>
   <w:abstractNum w:abstractNumId="7">
+    <w:nsid w:val="520005EF"/>
+    <w:multiLevelType w:val="hybridMultilevel"/>
+    <w:tmpl w:val="8452A950"/>
+    <w:lvl w:ilvl="0" w:tplc="04090001">
+      <w:start w:val="1"/>
+      <w:numFmt w:val="bullet"/>
+      <w:lvlText w:val=""/>
+      <w:lvlJc w:val="left"/>
+      <w:pPr>
+        <w:ind w:left="720" w:hanging="360"/>
+      </w:pPr>
+      <w:rPr>
+        <w:rFonts w:ascii="Symbol" w:hAnsi="Symbol" w:hint="default"/>
+      </w:rPr>
+    </w:lvl>
+    <w:lvl w:ilvl="1" w:tplc="04090003" w:tentative="1">
+      <w:start w:val="1"/>
+      <w:numFmt w:val="bullet"/>
+      <w:lvlText w:val="o"/>
+      <w:lvlJc w:val="left"/>
+      <w:pPr>
+        <w:ind w:left="1440" w:hanging="360"/>
+      </w:pPr>
+      <w:rPr>
+        <w:rFonts w:ascii="Courier New" w:hAnsi="Courier New" w:cs="Courier New" w:hint="default"/>
+      </w:rPr>
+    </w:lvl>
+    <w:lvl w:ilvl="2" w:tplc="04090005" w:tentative="1">
+      <w:start w:val="1"/>
+      <w:numFmt w:val="bullet"/>
+      <w:lvlText w:val=""/>
+      <w:lvlJc w:val="left"/>
+      <w:pPr>
+        <w:ind w:left="2160" w:hanging="360"/>
+      </w:pPr>
+      <w:rPr>
+        <w:rFonts w:ascii="Wingdings" w:hAnsi="Wingdings" w:hint="default"/>
+      </w:rPr>
+    </w:lvl>
+    <w:lvl w:ilvl="3" w:tplc="04090001" w:tentative="1">
+      <w:start w:val="1"/>
+      <w:numFmt w:val="bullet"/>
+      <w:lvlText w:val=""/>
+      <w:lvlJc w:val="left"/>
+      <w:pPr>
+        <w:ind w:left="2880" w:hanging="360"/>
+      </w:pPr>
+      <w:rPr>
+        <w:rFonts w:ascii="Symbol" w:hAnsi="Symbol" w:hint="default"/>
+      </w:rPr>
+    </w:lvl>
+    <w:lvl w:ilvl="4" w:tplc="04090003" w:tentative="1">
+      <w:start w:val="1"/>
+      <w:numFmt w:val="bullet"/>
+      <w:lvlText w:val="o"/>
+      <w:lvlJc w:val="left"/>
+      <w:pPr>
+        <w:ind w:left="3600" w:hanging="360"/>
+      </w:pPr>
+      <w:rPr>
+        <w:rFonts w:ascii="Courier New" w:hAnsi="Courier New" w:cs="Courier New" w:hint="default"/>
+      </w:rPr>
+    </w:lvl>
+    <w:lvl w:ilvl="5" w:tplc="04090005" w:tentative="1">
+      <w:start w:val="1"/>
+      <w:numFmt w:val="bullet"/>
+      <w:lvlText w:val=""/>
+      <w:lvlJc w:val="left"/>
+      <w:pPr>
+        <w:ind w:left="4320" w:hanging="360"/>
+      </w:pPr>
+      <w:rPr>
+        <w:rFonts w:ascii="Wingdings" w:hAnsi="Wingdings" w:hint="default"/>
+      </w:rPr>
+    </w:lvl>
+    <w:lvl w:ilvl="6" w:tplc="04090001" w:tentative="1">
+      <w:start w:val="1"/>
+      <w:numFmt w:val="bullet"/>
+      <w:lvlText w:val=""/>
+      <w:lvlJc w:val="left"/>
+      <w:pPr>
+        <w:ind w:left="5040" w:hanging="360"/>
+      </w:pPr>
+      <w:rPr>
+        <w:rFonts w:ascii="Symbol" w:hAnsi="Symbol" w:hint="default"/>
+      </w:rPr>
+    </w:lvl>
+    <w:lvl w:ilvl="7" w:tplc="04090003" w:tentative="1">
+      <w:start w:val="1"/>
+      <w:numFmt w:val="bullet"/>
+      <w:lvlText w:val="o"/>
+      <w:lvlJc w:val="left"/>
+      <w:pPr>
+        <w:ind w:left="5760" w:hanging="360"/>
+      </w:pPr>
+      <w:rPr>
+        <w:rFonts w:ascii="Courier New" w:hAnsi="Courier New" w:cs="Courier New" w:hint="default"/>
+      </w:rPr>
+    </w:lvl>
+    <w:lvl w:ilvl="8" w:tplc="04090005" w:tentative="1">
+      <w:start w:val="1"/>
+      <w:numFmt w:val="bullet"/>
+      <w:lvlText w:val=""/>
+      <w:lvlJc w:val="left"/>
+      <w:pPr>
+        <w:ind w:left="6480" w:hanging="360"/>
+      </w:pPr>
+      <w:rPr>
+        <w:rFonts w:ascii="Wingdings" w:hAnsi="Wingdings" w:hint="default"/>
+      </w:rPr>
+    </w:lvl>
+  </w:abstractNum>
+  <w:abstractNum w:abstractNumId="8">
     <w:nsid w:val="56EC587F"/>
     <w:multiLevelType w:val="hybridMultilevel"/>
     <w:tmpl w:val="8DA6AA4E"/>
@@ -5170,7 +5219,96 @@
       </w:rPr>
     </w:lvl>
   </w:abstractNum>
-  <w:abstractNum w:abstractNumId="8">
+  <w:abstractNum w:abstractNumId="9">
+    <w:nsid w:val="5D7E076F"/>
+    <w:multiLevelType w:val="hybridMultilevel"/>
+    <w:tmpl w:val="DFD467A2"/>
+    <w:lvl w:ilvl="0" w:tplc="0409000F">
+      <w:start w:val="1"/>
+      <w:numFmt w:val="decimal"/>
+      <w:lvlText w:val="%1."/>
+      <w:lvlJc w:val="left"/>
+      <w:pPr>
+        <w:ind w:left="720" w:hanging="360"/>
+      </w:pPr>
+      <w:rPr>
+        <w:rFonts w:hint="default"/>
+      </w:rPr>
+    </w:lvl>
+    <w:lvl w:ilvl="1" w:tplc="04090019" w:tentative="1">
+      <w:start w:val="1"/>
+      <w:numFmt w:val="lowerLetter"/>
+      <w:lvlText w:val="%2."/>
+      <w:lvlJc w:val="left"/>
+      <w:pPr>
+        <w:ind w:left="1440" w:hanging="360"/>
+      </w:pPr>
+    </w:lvl>
+    <w:lvl w:ilvl="2" w:tplc="0409001B" w:tentative="1">
+      <w:start w:val="1"/>
+      <w:numFmt w:val="lowerRoman"/>
+      <w:lvlText w:val="%3."/>
+      <w:lvlJc w:val="right"/>
+      <w:pPr>
+        <w:ind w:left="2160" w:hanging="180"/>
+      </w:pPr>
+    </w:lvl>
+    <w:lvl w:ilvl="3" w:tplc="0409000F" w:tentative="1">
+      <w:start w:val="1"/>
+      <w:numFmt w:val="decimal"/>
+      <w:lvlText w:val="%4."/>
+      <w:lvlJc w:val="left"/>
+      <w:pPr>
+        <w:ind w:left="2880" w:hanging="360"/>
+      </w:pPr>
+    </w:lvl>
+    <w:lvl w:ilvl="4" w:tplc="04090019" w:tentative="1">
+      <w:start w:val="1"/>
+      <w:numFmt w:val="lowerLetter"/>
+      <w:lvlText w:val="%5."/>
+      <w:lvlJc w:val="left"/>
+      <w:pPr>
+        <w:ind w:left="3600" w:hanging="360"/>
+      </w:pPr>
+    </w:lvl>
+    <w:lvl w:ilvl="5" w:tplc="0409001B" w:tentative="1">
+      <w:start w:val="1"/>
+      <w:numFmt w:val="lowerRoman"/>
+      <w:lvlText w:val="%6."/>
+      <w:lvlJc w:val="right"/>
+      <w:pPr>
+        <w:ind w:left="4320" w:hanging="180"/>
+      </w:pPr>
+    </w:lvl>
+    <w:lvl w:ilvl="6" w:tplc="0409000F" w:tentative="1">
+      <w:start w:val="1"/>
+      <w:numFmt w:val="decimal"/>
+      <w:lvlText w:val="%7."/>
+      <w:lvlJc w:val="left"/>
+      <w:pPr>
+        <w:ind w:left="5040" w:hanging="360"/>
+      </w:pPr>
+    </w:lvl>
+    <w:lvl w:ilvl="7" w:tplc="04090019" w:tentative="1">
+      <w:start w:val="1"/>
+      <w:numFmt w:val="lowerLetter"/>
+      <w:lvlText w:val="%8."/>
+      <w:lvlJc w:val="left"/>
+      <w:pPr>
+        <w:ind w:left="5760" w:hanging="360"/>
+      </w:pPr>
+    </w:lvl>
+    <w:lvl w:ilvl="8" w:tplc="0409001B" w:tentative="1">
+      <w:start w:val="1"/>
+      <w:numFmt w:val="lowerRoman"/>
+      <w:lvlText w:val="%9."/>
+      <w:lvlJc w:val="right"/>
+      <w:pPr>
+        <w:ind w:left="6480" w:hanging="180"/>
+      </w:pPr>
+    </w:lvl>
+  </w:abstractNum>
+  <w:abstractNum w:abstractNumId="10">
     <w:nsid w:val="66E77F62"/>
     <w:multiLevelType w:val="hybridMultilevel"/>
     <w:tmpl w:val="85860816"/>
@@ -5259,7 +5397,7 @@
       </w:pPr>
     </w:lvl>
   </w:abstractNum>
-  <w:abstractNum w:abstractNumId="9">
+  <w:abstractNum w:abstractNumId="11">
     <w:nsid w:val="6D06584D"/>
     <w:multiLevelType w:val="hybridMultilevel"/>
     <w:tmpl w:val="CD980098"/>
@@ -5348,7 +5486,7 @@
       </w:pPr>
     </w:lvl>
   </w:abstractNum>
-  <w:abstractNum w:abstractNumId="10">
+  <w:abstractNum w:abstractNumId="12">
     <w:nsid w:val="78035F22"/>
     <w:multiLevelType w:val="hybridMultilevel"/>
     <w:tmpl w:val="D5C0C46A"/>
@@ -5461,7 +5599,7 @@
       </w:rPr>
     </w:lvl>
   </w:abstractNum>
-  <w:abstractNum w:abstractNumId="11">
+  <w:abstractNum w:abstractNumId="13">
     <w:nsid w:val="7B9F486E"/>
     <w:multiLevelType w:val="hybridMultilevel"/>
     <w:tmpl w:val="ECE21DB6"/>
@@ -5574,7 +5712,7 @@
       </w:rPr>
     </w:lvl>
   </w:abstractNum>
-  <w:abstractNum w:abstractNumId="12">
+  <w:abstractNum w:abstractNumId="14">
     <w:nsid w:val="7F885036"/>
     <w:multiLevelType w:val="hybridMultilevel"/>
     <w:tmpl w:val="DA5EC566"/>
@@ -5688,25 +5826,25 @@
     </w:lvl>
   </w:abstractNum>
   <w:num w:numId="1">
-    <w:abstractNumId w:val="11"/>
+    <w:abstractNumId w:val="13"/>
   </w:num>
   <w:num w:numId="2">
-    <w:abstractNumId w:val="8"/>
+    <w:abstractNumId w:val="10"/>
   </w:num>
   <w:num w:numId="3">
-    <w:abstractNumId w:val="9"/>
+    <w:abstractNumId w:val="11"/>
   </w:num>
   <w:num w:numId="4">
     <w:abstractNumId w:val="5"/>
   </w:num>
   <w:num w:numId="5">
-    <w:abstractNumId w:val="12"/>
+    <w:abstractNumId w:val="14"/>
   </w:num>
   <w:num w:numId="6">
     <w:abstractNumId w:val="4"/>
   </w:num>
   <w:num w:numId="7">
-    <w:abstractNumId w:val="10"/>
+    <w:abstractNumId w:val="12"/>
   </w:num>
   <w:num w:numId="8">
     <w:abstractNumId w:val="0"/>
@@ -5718,13 +5856,19 @@
     <w:abstractNumId w:val="2"/>
   </w:num>
   <w:num w:numId="11">
-    <w:abstractNumId w:val="7"/>
+    <w:abstractNumId w:val="8"/>
   </w:num>
   <w:num w:numId="12">
     <w:abstractNumId w:val="3"/>
   </w:num>
   <w:num w:numId="13">
     <w:abstractNumId w:val="6"/>
+  </w:num>
+  <w:num w:numId="14">
+    <w:abstractNumId w:val="9"/>
+  </w:num>
+  <w:num w:numId="15">
+    <w:abstractNumId w:val="7"/>
   </w:num>
 </w:numbering>
 </file>
@@ -6007,6 +6151,17 @@
       <w:rFonts w:ascii="Courier New" w:eastAsia="Times New Roman" w:hAnsi="Courier New" w:cs="Courier New"/>
       <w:sz w:val="20"/>
       <w:szCs w:val="20"/>
+    </w:rPr>
+  </w:style>
+  <w:style w:type="character" w:styleId="Strong">
+    <w:name w:val="Strong"/>
+    <w:basedOn w:val="DefaultParagraphFont"/>
+    <w:uiPriority w:val="22"/>
+    <w:qFormat/>
+    <w:rsid w:val="002B0128"/>
+    <w:rPr>
+      <w:b/>
+      <w:bCs/>
     </w:rPr>
   </w:style>
 </w:styles>

--- a/note/Hibernate.docx
+++ b/note/Hibernate.docx
@@ -147,7 +147,21 @@
           <w:bCs/>
         </w:rPr>
         <w:br/>
-        <w:t>Hibernate: It is an implementation of JPA. Despite many advantages, there were few disadvantages like, we still need to write a lot of repetitive code.</w:t>
+        <w:t xml:space="preserve">Hibernate: It is an implementation of JPA. Despite many advantages, there were few disadvantages </w:t>
+      </w:r>
+      <w:proofErr w:type="gramStart"/>
+      <w:r>
+        <w:rPr>
+          <w:bCs/>
+        </w:rPr>
+        <w:t>like,</w:t>
+      </w:r>
+      <w:proofErr w:type="gramEnd"/>
+      <w:r>
+        <w:rPr>
+          <w:bCs/>
+        </w:rPr>
+        <w:t xml:space="preserve"> we still need to write a lot of repetitive code.</w:t>
       </w:r>
       <w:r>
         <w:rPr>
@@ -186,7 +200,21 @@
         <w:rPr>
           <w:bCs/>
         </w:rPr>
-        <w:t>It is library that simplifies working with JPA. It automatically generate queries based on method names. It works on top of JPA provider (e.g. of JPA provider is Hibernate)</w:t>
+        <w:t xml:space="preserve">It is library that simplifies working with JPA. It automatically </w:t>
+      </w:r>
+      <w:proofErr w:type="gramStart"/>
+      <w:r>
+        <w:rPr>
+          <w:bCs/>
+        </w:rPr>
+        <w:t>generate</w:t>
+      </w:r>
+      <w:proofErr w:type="gramEnd"/>
+      <w:r>
+        <w:rPr>
+          <w:bCs/>
+        </w:rPr>
+        <w:t xml:space="preserve"> queries based on method names. It works on top of JPA provider (e.g. of JPA provider is Hibernate)</w:t>
       </w:r>
       <w:r>
         <w:rPr>
@@ -214,11 +242,55 @@
           <w:bCs/>
         </w:rPr>
       </w:pPr>
-      <w:r>
-        <w:rPr>
-          <w:bCs/>
-        </w:rPr>
-        <w:t>CrudRepository, PagingAndSortingRepository, JpaRepository(most commonly used) .</w:t>
+      <w:proofErr w:type="spellStart"/>
+      <w:r>
+        <w:rPr>
+          <w:bCs/>
+        </w:rPr>
+        <w:t>CrudRepository</w:t>
+      </w:r>
+      <w:proofErr w:type="spellEnd"/>
+      <w:r>
+        <w:rPr>
+          <w:bCs/>
+        </w:rPr>
+        <w:t xml:space="preserve">, </w:t>
+      </w:r>
+      <w:proofErr w:type="spellStart"/>
+      <w:r>
+        <w:rPr>
+          <w:bCs/>
+        </w:rPr>
+        <w:t>PagingAndSortingRepository</w:t>
+      </w:r>
+      <w:proofErr w:type="spellEnd"/>
+      <w:r>
+        <w:rPr>
+          <w:bCs/>
+        </w:rPr>
+        <w:t xml:space="preserve">, </w:t>
+      </w:r>
+      <w:proofErr w:type="spellStart"/>
+      <w:proofErr w:type="gramStart"/>
+      <w:r>
+        <w:rPr>
+          <w:bCs/>
+        </w:rPr>
+        <w:t>JpaRepository</w:t>
+      </w:r>
+      <w:proofErr w:type="spellEnd"/>
+      <w:r>
+        <w:rPr>
+          <w:bCs/>
+        </w:rPr>
+        <w:t>(</w:t>
+      </w:r>
+      <w:proofErr w:type="gramEnd"/>
+      <w:r>
+        <w:rPr>
+          <w:bCs/>
+        </w:rPr>
+        <w:t>most commonly used) .</w:t>
       </w:r>
     </w:p>
     <w:p>
@@ -240,11 +312,27 @@
           <w:bCs/>
         </w:rPr>
       </w:pPr>
-      <w:r>
-        <w:rPr>
-          <w:bCs/>
-        </w:rPr>
-        <w:t>src/main/java/com/example/demo/</w:t>
+      <w:proofErr w:type="spellStart"/>
+      <w:proofErr w:type="gramStart"/>
+      <w:r>
+        <w:rPr>
+          <w:bCs/>
+        </w:rPr>
+        <w:t>src</w:t>
+      </w:r>
+      <w:proofErr w:type="spellEnd"/>
+      <w:r>
+        <w:rPr>
+          <w:bCs/>
+        </w:rPr>
+        <w:t>/main/java/com/example/demo</w:t>
+      </w:r>
+      <w:proofErr w:type="gramEnd"/>
+      <w:r>
+        <w:rPr>
+          <w:bCs/>
+        </w:rPr>
+        <w:t>/</w:t>
       </w:r>
     </w:p>
     <w:p>
@@ -271,7 +359,23 @@
           <w:rFonts w:ascii="Calibri" w:hAnsi="Calibri" w:cs="Calibri"/>
           <w:bCs/>
         </w:rPr>
-        <w:t>── entity/</w:t>
+        <w:t xml:space="preserve">── </w:t>
+      </w:r>
+      <w:proofErr w:type="gramStart"/>
+      <w:r>
+        <w:rPr>
+          <w:rFonts w:ascii="Calibri" w:hAnsi="Calibri" w:cs="Calibri"/>
+          <w:bCs/>
+        </w:rPr>
+        <w:t>entity</w:t>
+      </w:r>
+      <w:proofErr w:type="gramEnd"/>
+      <w:r>
+        <w:rPr>
+          <w:rFonts w:ascii="Calibri" w:hAnsi="Calibri" w:cs="Calibri"/>
+          <w:bCs/>
+        </w:rPr>
+        <w:t>/</w:t>
       </w:r>
     </w:p>
     <w:p>
@@ -311,7 +415,23 @@
           <w:rFonts w:ascii="Calibri" w:hAnsi="Calibri" w:cs="Calibri"/>
           <w:bCs/>
         </w:rPr>
-        <w:t>── repository/</w:t>
+        <w:t xml:space="preserve">── </w:t>
+      </w:r>
+      <w:proofErr w:type="gramStart"/>
+      <w:r>
+        <w:rPr>
+          <w:rFonts w:ascii="Calibri" w:hAnsi="Calibri" w:cs="Calibri"/>
+          <w:bCs/>
+        </w:rPr>
+        <w:t>repository</w:t>
+      </w:r>
+      <w:proofErr w:type="gramEnd"/>
+      <w:r>
+        <w:rPr>
+          <w:rFonts w:ascii="Calibri" w:hAnsi="Calibri" w:cs="Calibri"/>
+          <w:bCs/>
+        </w:rPr>
+        <w:t>/</w:t>
       </w:r>
     </w:p>
     <w:p>
@@ -351,7 +471,23 @@
           <w:rFonts w:ascii="Calibri" w:hAnsi="Calibri" w:cs="Calibri"/>
           <w:bCs/>
         </w:rPr>
-        <w:t>── service/</w:t>
+        <w:t xml:space="preserve">── </w:t>
+      </w:r>
+      <w:proofErr w:type="gramStart"/>
+      <w:r>
+        <w:rPr>
+          <w:rFonts w:ascii="Calibri" w:hAnsi="Calibri" w:cs="Calibri"/>
+          <w:bCs/>
+        </w:rPr>
+        <w:t>service</w:t>
+      </w:r>
+      <w:proofErr w:type="gramEnd"/>
+      <w:r>
+        <w:rPr>
+          <w:rFonts w:ascii="Calibri" w:hAnsi="Calibri" w:cs="Calibri"/>
+          <w:bCs/>
+        </w:rPr>
+        <w:t>/</w:t>
       </w:r>
     </w:p>
     <w:p>
@@ -391,7 +527,23 @@
           <w:rFonts w:ascii="Calibri" w:hAnsi="Calibri" w:cs="Calibri"/>
           <w:bCs/>
         </w:rPr>
-        <w:t>── controller/</w:t>
+        <w:t xml:space="preserve">── </w:t>
+      </w:r>
+      <w:proofErr w:type="gramStart"/>
+      <w:r>
+        <w:rPr>
+          <w:rFonts w:ascii="Calibri" w:hAnsi="Calibri" w:cs="Calibri"/>
+          <w:bCs/>
+        </w:rPr>
+        <w:t>controller</w:t>
+      </w:r>
+      <w:proofErr w:type="gramEnd"/>
+      <w:r>
+        <w:rPr>
+          <w:rFonts w:ascii="Calibri" w:hAnsi="Calibri" w:cs="Calibri"/>
+          <w:bCs/>
+        </w:rPr>
+        <w:t>/</w:t>
       </w:r>
     </w:p>
     <w:p>
@@ -431,7 +583,21 @@
           <w:bCs/>
         </w:rPr>
         <w:lastRenderedPageBreak/>
-        <w:t>Entity Class(Student.java)</w:t>
+        <w:t xml:space="preserve">Entity </w:t>
+      </w:r>
+      <w:proofErr w:type="gramStart"/>
+      <w:r>
+        <w:rPr>
+          <w:bCs/>
+        </w:rPr>
+        <w:t>Class(</w:t>
+      </w:r>
+      <w:proofErr w:type="gramEnd"/>
+      <w:r>
+        <w:rPr>
+          <w:bCs/>
+        </w:rPr>
+        <w:t>Student.java)</w:t>
       </w:r>
     </w:p>
     <w:p>
@@ -477,11 +643,47 @@
         </w:rPr>
         <w:br/>
       </w:r>
-      <w:r>
-        <w:rPr>
-          <w:bCs/>
-        </w:rPr>
-        <w:t>@GeneratedValue(strategy = GenerationType.IDENTITY)</w:t>
+      <w:proofErr w:type="gramStart"/>
+      <w:r>
+        <w:rPr>
+          <w:bCs/>
+        </w:rPr>
+        <w:t>@</w:t>
+      </w:r>
+      <w:proofErr w:type="spellStart"/>
+      <w:r>
+        <w:rPr>
+          <w:bCs/>
+        </w:rPr>
+        <w:t>GeneratedValue</w:t>
+      </w:r>
+      <w:proofErr w:type="spellEnd"/>
+      <w:r>
+        <w:rPr>
+          <w:bCs/>
+        </w:rPr>
+        <w:t>(</w:t>
+      </w:r>
+      <w:proofErr w:type="gramEnd"/>
+      <w:r>
+        <w:rPr>
+          <w:bCs/>
+        </w:rPr>
+        <w:t xml:space="preserve">strategy = </w:t>
+      </w:r>
+      <w:proofErr w:type="spellStart"/>
+      <w:r>
+        <w:rPr>
+          <w:bCs/>
+        </w:rPr>
+        <w:t>GenerationType.IDENTITY</w:t>
+      </w:r>
+      <w:proofErr w:type="spellEnd"/>
+      <w:r>
+        <w:rPr>
+          <w:bCs/>
+        </w:rPr>
+        <w:t>)</w:t>
       </w:r>
       <w:r>
         <w:rPr>
@@ -581,11 +783,19 @@
         </w:rPr>
         <w:tab/>
       </w:r>
-      <w:r>
-        <w:rPr>
-          <w:bCs/>
-        </w:rPr>
-        <w:t>this.email = email;</w:t>
+      <w:proofErr w:type="spellStart"/>
+      <w:r>
+        <w:rPr>
+          <w:bCs/>
+        </w:rPr>
+        <w:t>this.email</w:t>
+      </w:r>
+      <w:proofErr w:type="spellEnd"/>
+      <w:r>
+        <w:rPr>
+          <w:bCs/>
+        </w:rPr>
+        <w:t xml:space="preserve"> = email;</w:t>
       </w:r>
       <w:r>
         <w:rPr>
@@ -622,55 +832,139 @@
         <w:rPr>
           <w:bCs/>
         </w:rPr>
-        <w:t>public Long getId() { return id; }</w:t>
-      </w:r>
-      <w:r>
-        <w:rPr>
-          <w:bCs/>
-        </w:rPr>
-        <w:br/>
-      </w:r>
-      <w:r>
-        <w:rPr>
-          <w:bCs/>
-        </w:rPr>
-        <w:t>public String getName() { return name; }</w:t>
-      </w:r>
-      <w:r>
-        <w:rPr>
-          <w:bCs/>
-        </w:rPr>
-        <w:br/>
-      </w:r>
-      <w:r>
-        <w:rPr>
-          <w:bCs/>
-        </w:rPr>
-        <w:t>public void setName(String name) { this.name = name; }</w:t>
-      </w:r>
-      <w:r>
-        <w:rPr>
-          <w:bCs/>
-        </w:rPr>
-        <w:br/>
-      </w:r>
-      <w:r>
-        <w:rPr>
-          <w:bCs/>
-        </w:rPr>
-        <w:t>public String getEmail() { return email; }</w:t>
-      </w:r>
-      <w:r>
-        <w:rPr>
-          <w:bCs/>
-        </w:rPr>
-        <w:br/>
-      </w:r>
-      <w:r>
-        <w:rPr>
-          <w:bCs/>
-        </w:rPr>
-        <w:t>public void setEmail(String email) { this.email = email; }</w:t>
+        <w:t xml:space="preserve">public Long </w:t>
+      </w:r>
+      <w:proofErr w:type="spellStart"/>
+      <w:r>
+        <w:rPr>
+          <w:bCs/>
+        </w:rPr>
+        <w:t>getId</w:t>
+      </w:r>
+      <w:proofErr w:type="spellEnd"/>
+      <w:r>
+        <w:rPr>
+          <w:bCs/>
+        </w:rPr>
+        <w:t>() { return id; }</w:t>
+      </w:r>
+      <w:r>
+        <w:rPr>
+          <w:bCs/>
+        </w:rPr>
+        <w:br/>
+      </w:r>
+      <w:r>
+        <w:rPr>
+          <w:bCs/>
+        </w:rPr>
+        <w:t xml:space="preserve">public String </w:t>
+      </w:r>
+      <w:proofErr w:type="spellStart"/>
+      <w:r>
+        <w:rPr>
+          <w:bCs/>
+        </w:rPr>
+        <w:t>getName</w:t>
+      </w:r>
+      <w:proofErr w:type="spellEnd"/>
+      <w:r>
+        <w:rPr>
+          <w:bCs/>
+        </w:rPr>
+        <w:t>() { return name; }</w:t>
+      </w:r>
+      <w:r>
+        <w:rPr>
+          <w:bCs/>
+        </w:rPr>
+        <w:br/>
+      </w:r>
+      <w:r>
+        <w:rPr>
+          <w:bCs/>
+        </w:rPr>
+        <w:t xml:space="preserve">public void </w:t>
+      </w:r>
+      <w:proofErr w:type="spellStart"/>
+      <w:r>
+        <w:rPr>
+          <w:bCs/>
+        </w:rPr>
+        <w:t>setName</w:t>
+      </w:r>
+      <w:proofErr w:type="spellEnd"/>
+      <w:r>
+        <w:rPr>
+          <w:bCs/>
+        </w:rPr>
+        <w:t>(String name) { this.name = name; }</w:t>
+      </w:r>
+      <w:r>
+        <w:rPr>
+          <w:bCs/>
+        </w:rPr>
+        <w:br/>
+      </w:r>
+      <w:r>
+        <w:rPr>
+          <w:bCs/>
+        </w:rPr>
+        <w:t xml:space="preserve">public String </w:t>
+      </w:r>
+      <w:proofErr w:type="spellStart"/>
+      <w:r>
+        <w:rPr>
+          <w:bCs/>
+        </w:rPr>
+        <w:t>getEmail</w:t>
+      </w:r>
+      <w:proofErr w:type="spellEnd"/>
+      <w:r>
+        <w:rPr>
+          <w:bCs/>
+        </w:rPr>
+        <w:t>() { return email; }</w:t>
+      </w:r>
+      <w:r>
+        <w:rPr>
+          <w:bCs/>
+        </w:rPr>
+        <w:br/>
+      </w:r>
+      <w:r>
+        <w:rPr>
+          <w:bCs/>
+        </w:rPr>
+        <w:t xml:space="preserve">public void </w:t>
+      </w:r>
+      <w:proofErr w:type="spellStart"/>
+      <w:r>
+        <w:rPr>
+          <w:bCs/>
+        </w:rPr>
+        <w:t>setEmail</w:t>
+      </w:r>
+      <w:proofErr w:type="spellEnd"/>
+      <w:r>
+        <w:rPr>
+          <w:bCs/>
+        </w:rPr>
+        <w:t xml:space="preserve">(String email) { </w:t>
+      </w:r>
+      <w:proofErr w:type="spellStart"/>
+      <w:r>
+        <w:rPr>
+          <w:bCs/>
+        </w:rPr>
+        <w:t>this.email</w:t>
+      </w:r>
+      <w:proofErr w:type="spellEnd"/>
+      <w:r>
+        <w:rPr>
+          <w:bCs/>
+        </w:rPr>
+        <w:t xml:space="preserve"> = email; }</w:t>
       </w:r>
       <w:r>
         <w:rPr>
@@ -710,11 +1004,47 @@
           <w:bCs/>
         </w:rPr>
       </w:pPr>
-      <w:r>
-        <w:rPr>
-          <w:bCs/>
-        </w:rPr>
-        <w:t>public interface StudentRepository extends JpaRepository&lt;Student, Long&gt; {}</w:t>
+      <w:proofErr w:type="gramStart"/>
+      <w:r>
+        <w:rPr>
+          <w:bCs/>
+        </w:rPr>
+        <w:t>public</w:t>
+      </w:r>
+      <w:proofErr w:type="gramEnd"/>
+      <w:r>
+        <w:rPr>
+          <w:bCs/>
+        </w:rPr>
+        <w:t xml:space="preserve"> interface </w:t>
+      </w:r>
+      <w:proofErr w:type="spellStart"/>
+      <w:r>
+        <w:rPr>
+          <w:bCs/>
+        </w:rPr>
+        <w:t>StudentRepository</w:t>
+      </w:r>
+      <w:proofErr w:type="spellEnd"/>
+      <w:r>
+        <w:rPr>
+          <w:bCs/>
+        </w:rPr>
+        <w:t xml:space="preserve"> extends </w:t>
+      </w:r>
+      <w:proofErr w:type="spellStart"/>
+      <w:r>
+        <w:rPr>
+          <w:bCs/>
+        </w:rPr>
+        <w:t>JpaRepository</w:t>
+      </w:r>
+      <w:proofErr w:type="spellEnd"/>
+      <w:r>
+        <w:rPr>
+          <w:bCs/>
+        </w:rPr>
+        <w:t>&lt;Student, Long&gt; {}</w:t>
       </w:r>
     </w:p>
     <w:p>
@@ -752,7 +1082,21 @@
         <w:rPr>
           <w:bCs/>
         </w:rPr>
-        <w:t>public class StudentService {</w:t>
+        <w:t xml:space="preserve">public class </w:t>
+      </w:r>
+      <w:proofErr w:type="spellStart"/>
+      <w:r>
+        <w:rPr>
+          <w:bCs/>
+        </w:rPr>
+        <w:t>StudentService</w:t>
+      </w:r>
+      <w:proofErr w:type="spellEnd"/>
+      <w:r>
+        <w:rPr>
+          <w:bCs/>
+        </w:rPr>
+        <w:t xml:space="preserve"> {</w:t>
       </w:r>
       <w:r>
         <w:rPr>
@@ -771,7 +1115,21 @@
         <w:rPr>
           <w:bCs/>
         </w:rPr>
-        <w:t>private final StudentRepository repo;</w:t>
+        <w:t xml:space="preserve">private final </w:t>
+      </w:r>
+      <w:proofErr w:type="spellStart"/>
+      <w:r>
+        <w:rPr>
+          <w:bCs/>
+        </w:rPr>
+        <w:t>StudentRepository</w:t>
+      </w:r>
+      <w:proofErr w:type="spellEnd"/>
+      <w:r>
+        <w:rPr>
+          <w:bCs/>
+        </w:rPr>
+        <w:t xml:space="preserve"> repo;</w:t>
       </w:r>
       <w:r>
         <w:rPr>
@@ -790,7 +1148,51 @@
         <w:rPr>
           <w:bCs/>
         </w:rPr>
-        <w:t>public StudentService(StudentRepository repo) {this.repo = repo;}</w:t>
+        <w:t xml:space="preserve">public </w:t>
+      </w:r>
+      <w:proofErr w:type="spellStart"/>
+      <w:proofErr w:type="gramStart"/>
+      <w:r>
+        <w:rPr>
+          <w:bCs/>
+        </w:rPr>
+        <w:t>StudentService</w:t>
+      </w:r>
+      <w:proofErr w:type="spellEnd"/>
+      <w:r>
+        <w:rPr>
+          <w:bCs/>
+        </w:rPr>
+        <w:t>(</w:t>
+      </w:r>
+      <w:proofErr w:type="spellStart"/>
+      <w:proofErr w:type="gramEnd"/>
+      <w:r>
+        <w:rPr>
+          <w:bCs/>
+        </w:rPr>
+        <w:t>StudentRepository</w:t>
+      </w:r>
+      <w:proofErr w:type="spellEnd"/>
+      <w:r>
+        <w:rPr>
+          <w:bCs/>
+        </w:rPr>
+        <w:t xml:space="preserve"> repo) {</w:t>
+      </w:r>
+      <w:proofErr w:type="spellStart"/>
+      <w:r>
+        <w:rPr>
+          <w:bCs/>
+        </w:rPr>
+        <w:t>this.repo</w:t>
+      </w:r>
+      <w:proofErr w:type="spellEnd"/>
+      <w:r>
+        <w:rPr>
+          <w:bCs/>
+        </w:rPr>
+        <w:t xml:space="preserve"> = repo;}</w:t>
       </w:r>
       <w:r>
         <w:rPr>
@@ -809,7 +1211,35 @@
         <w:rPr>
           <w:bCs/>
         </w:rPr>
-        <w:t>public Student saveStudent(Student student) {return repo.save(student);}</w:t>
+        <w:t xml:space="preserve">public Student </w:t>
+      </w:r>
+      <w:proofErr w:type="spellStart"/>
+      <w:r>
+        <w:rPr>
+          <w:bCs/>
+        </w:rPr>
+        <w:t>saveStudent</w:t>
+      </w:r>
+      <w:proofErr w:type="spellEnd"/>
+      <w:r>
+        <w:rPr>
+          <w:bCs/>
+        </w:rPr>
+        <w:t xml:space="preserve">(Student student) {return </w:t>
+      </w:r>
+      <w:proofErr w:type="spellStart"/>
+      <w:r>
+        <w:rPr>
+          <w:bCs/>
+        </w:rPr>
+        <w:t>repo.save</w:t>
+      </w:r>
+      <w:proofErr w:type="spellEnd"/>
+      <w:r>
+        <w:rPr>
+          <w:bCs/>
+        </w:rPr>
+        <w:t>(student);}</w:t>
       </w:r>
       <w:r>
         <w:rPr>
@@ -828,7 +1258,35 @@
         <w:rPr>
           <w:bCs/>
         </w:rPr>
-        <w:t>public List&lt;Student&gt; getAllStudents() {return repo.findAll();}</w:t>
+        <w:t xml:space="preserve">public List&lt;Student&gt; </w:t>
+      </w:r>
+      <w:proofErr w:type="spellStart"/>
+      <w:r>
+        <w:rPr>
+          <w:bCs/>
+        </w:rPr>
+        <w:t>getAllStudents</w:t>
+      </w:r>
+      <w:proofErr w:type="spellEnd"/>
+      <w:r>
+        <w:rPr>
+          <w:bCs/>
+        </w:rPr>
+        <w:t xml:space="preserve">() {return </w:t>
+      </w:r>
+      <w:proofErr w:type="spellStart"/>
+      <w:r>
+        <w:rPr>
+          <w:bCs/>
+        </w:rPr>
+        <w:t>repo.findAll</w:t>
+      </w:r>
+      <w:proofErr w:type="spellEnd"/>
+      <w:r>
+        <w:rPr>
+          <w:bCs/>
+        </w:rPr>
+        <w:t>();}</w:t>
       </w:r>
       <w:r>
         <w:rPr>
@@ -855,48 +1313,86 @@
           <w:b/>
         </w:rPr>
       </w:pPr>
-      <w:r>
-        <w:rPr>
-          <w:b/>
-        </w:rPr>
-        <w:t>RestController (StudentController.java)</w:t>
-      </w:r>
-    </w:p>
-    <w:p>
-      <w:pPr>
-        <w:rPr>
-          <w:bCs/>
-        </w:rPr>
-      </w:pPr>
-      <w:r>
-        <w:rPr>
-          <w:bCs/>
-        </w:rPr>
-        <w:t>@RestController</w:t>
-      </w:r>
-      <w:r>
-        <w:rPr>
-          <w:bCs/>
-        </w:rPr>
-        <w:br/>
-      </w:r>
-      <w:r>
-        <w:rPr>
-          <w:bCs/>
-        </w:rPr>
-        <w:t>@RequestMapping("/api/students")</w:t>
-      </w:r>
-      <w:r>
-        <w:rPr>
-          <w:bCs/>
-        </w:rPr>
-        <w:br/>
-      </w:r>
-      <w:r>
-        <w:rPr>
-          <w:bCs/>
-        </w:rPr>
-        <w:t>public class StudentController {</w:t>
+      <w:proofErr w:type="spellStart"/>
+      <w:r>
+        <w:rPr>
+          <w:b/>
+        </w:rPr>
+        <w:t>RestController</w:t>
+      </w:r>
+      <w:proofErr w:type="spellEnd"/>
+      <w:r>
+        <w:rPr>
+          <w:b/>
+        </w:rPr>
+        <w:t xml:space="preserve"> (StudentController.java)</w:t>
+      </w:r>
+    </w:p>
+    <w:p>
+      <w:pPr>
+        <w:rPr>
+          <w:bCs/>
+        </w:rPr>
+      </w:pPr>
+      <w:r>
+        <w:rPr>
+          <w:bCs/>
+        </w:rPr>
+        <w:t>@</w:t>
+      </w:r>
+      <w:proofErr w:type="spellStart"/>
+      <w:r>
+        <w:rPr>
+          <w:bCs/>
+        </w:rPr>
+        <w:t>RestController</w:t>
+      </w:r>
+      <w:proofErr w:type="spellEnd"/>
+      <w:r>
+        <w:rPr>
+          <w:bCs/>
+        </w:rPr>
+        <w:br/>
+      </w:r>
+      <w:proofErr w:type="gramStart"/>
+      <w:r>
+        <w:rPr>
+          <w:bCs/>
+        </w:rPr>
+        <w:t>@RequestMapping(</w:t>
+      </w:r>
+      <w:proofErr w:type="gramEnd"/>
+      <w:r>
+        <w:rPr>
+          <w:bCs/>
+        </w:rPr>
+        <w:t>"/api/students")</w:t>
+      </w:r>
+      <w:r>
+        <w:rPr>
+          <w:bCs/>
+        </w:rPr>
+        <w:br/>
+      </w:r>
+      <w:r>
+        <w:rPr>
+          <w:bCs/>
+        </w:rPr>
+        <w:t xml:space="preserve">public class </w:t>
+      </w:r>
+      <w:proofErr w:type="spellStart"/>
+      <w:r>
+        <w:rPr>
+          <w:bCs/>
+        </w:rPr>
+        <w:t>StudentController</w:t>
+      </w:r>
+      <w:proofErr w:type="spellEnd"/>
+      <w:r>
+        <w:rPr>
+          <w:bCs/>
+        </w:rPr>
+        <w:t xml:space="preserve"> {</w:t>
       </w:r>
       <w:r>
         <w:rPr>
@@ -915,7 +1411,21 @@
         <w:rPr>
           <w:bCs/>
         </w:rPr>
-        <w:t>private final StudentService service;</w:t>
+        <w:t xml:space="preserve">private final </w:t>
+      </w:r>
+      <w:proofErr w:type="spellStart"/>
+      <w:r>
+        <w:rPr>
+          <w:bCs/>
+        </w:rPr>
+        <w:t>StudentService</w:t>
+      </w:r>
+      <w:proofErr w:type="spellEnd"/>
+      <w:r>
+        <w:rPr>
+          <w:bCs/>
+        </w:rPr>
+        <w:t xml:space="preserve"> service;</w:t>
       </w:r>
       <w:r>
         <w:rPr>
@@ -934,7 +1444,49 @@
         <w:rPr>
           <w:bCs/>
         </w:rPr>
-        <w:t>public StudentController(StudentService service) {this.service = service;}</w:t>
+        <w:t xml:space="preserve">public </w:t>
+      </w:r>
+      <w:proofErr w:type="spellStart"/>
+      <w:r>
+        <w:rPr>
+          <w:bCs/>
+        </w:rPr>
+        <w:t>StudentController</w:t>
+      </w:r>
+      <w:proofErr w:type="spellEnd"/>
+      <w:r>
+        <w:rPr>
+          <w:bCs/>
+        </w:rPr>
+        <w:t>(</w:t>
+      </w:r>
+      <w:proofErr w:type="spellStart"/>
+      <w:r>
+        <w:rPr>
+          <w:bCs/>
+        </w:rPr>
+        <w:t>StudentService</w:t>
+      </w:r>
+      <w:proofErr w:type="spellEnd"/>
+      <w:r>
+        <w:rPr>
+          <w:bCs/>
+        </w:rPr>
+        <w:t xml:space="preserve"> service) {</w:t>
+      </w:r>
+      <w:proofErr w:type="spellStart"/>
+      <w:r>
+        <w:rPr>
+          <w:bCs/>
+        </w:rPr>
+        <w:t>this.service</w:t>
+      </w:r>
+      <w:proofErr w:type="spellEnd"/>
+      <w:r>
+        <w:rPr>
+          <w:bCs/>
+        </w:rPr>
+        <w:t xml:space="preserve"> = service;}</w:t>
       </w:r>
       <w:r>
         <w:rPr>
@@ -955,8 +1507,16 @@
           <w:bCs/>
         </w:rPr>
         <w:lastRenderedPageBreak/>
-        <w:t>@PostMapping</w:t>
-      </w:r>
+        <w:t>@</w:t>
+      </w:r>
+      <w:proofErr w:type="spellStart"/>
+      <w:r>
+        <w:rPr>
+          <w:bCs/>
+        </w:rPr>
+        <w:t>PostMapping</w:t>
+      </w:r>
+      <w:proofErr w:type="spellEnd"/>
       <w:r>
         <w:rPr>
           <w:bCs/>
@@ -974,7 +1534,57 @@
         <w:rPr>
           <w:bCs/>
         </w:rPr>
-        <w:t>public Student saveStudent(@RequestBody Student student) {</w:t>
+        <w:t xml:space="preserve">public Student </w:t>
+      </w:r>
+      <w:proofErr w:type="spellStart"/>
+      <w:proofErr w:type="gramStart"/>
+      <w:r>
+        <w:rPr>
+          <w:bCs/>
+        </w:rPr>
+        <w:t>saveStudent</w:t>
+      </w:r>
+      <w:proofErr w:type="spellEnd"/>
+      <w:r>
+        <w:rPr>
+          <w:bCs/>
+        </w:rPr>
+        <w:t>(</w:t>
+      </w:r>
+      <w:proofErr w:type="gramEnd"/>
+      <w:r>
+        <w:rPr>
+          <w:bCs/>
+        </w:rPr>
+        <w:t>@</w:t>
+      </w:r>
+      <w:proofErr w:type="spellStart"/>
+      <w:r>
+        <w:rPr>
+          <w:bCs/>
+        </w:rPr>
+        <w:t>RequestBody</w:t>
+      </w:r>
+      <w:proofErr w:type="spellEnd"/>
+      <w:r>
+        <w:rPr>
+          <w:bCs/>
+        </w:rPr>
+        <w:t xml:space="preserve"> Student </w:t>
+      </w:r>
+      <w:proofErr w:type="spellStart"/>
+      <w:r>
+        <w:rPr>
+          <w:bCs/>
+        </w:rPr>
+        <w:t>student</w:t>
+      </w:r>
+      <w:proofErr w:type="spellEnd"/>
+      <w:r>
+        <w:rPr>
+          <w:bCs/>
+        </w:rPr>
+        <w:t>) {</w:t>
       </w:r>
       <w:r>
         <w:rPr>
@@ -986,21 +1596,43 @@
         <w:rPr>
           <w:bCs/>
         </w:rPr>
-        <w:t>return service.saveStudent(student);}</w:t>
-      </w:r>
-    </w:p>
-    <w:p>
-      <w:pPr>
-        <w:rPr>
-          <w:bCs/>
-        </w:rPr>
-      </w:pPr>
-      <w:r>
-        <w:rPr>
-          <w:bCs/>
-        </w:rPr>
-        <w:t xml:space="preserve">    @GetMapping</w:t>
-      </w:r>
+        <w:t xml:space="preserve">return </w:t>
+      </w:r>
+      <w:proofErr w:type="spellStart"/>
+      <w:r>
+        <w:rPr>
+          <w:bCs/>
+        </w:rPr>
+        <w:t>service.saveStudent</w:t>
+      </w:r>
+      <w:proofErr w:type="spellEnd"/>
+      <w:r>
+        <w:rPr>
+          <w:bCs/>
+        </w:rPr>
+        <w:t>(student);}</w:t>
+      </w:r>
+    </w:p>
+    <w:p>
+      <w:pPr>
+        <w:rPr>
+          <w:bCs/>
+        </w:rPr>
+      </w:pPr>
+      <w:r>
+        <w:rPr>
+          <w:bCs/>
+        </w:rPr>
+        <w:t xml:space="preserve">    @</w:t>
+      </w:r>
+      <w:proofErr w:type="spellStart"/>
+      <w:r>
+        <w:rPr>
+          <w:bCs/>
+        </w:rPr>
+        <w:t>GetMapping</w:t>
+      </w:r>
+      <w:proofErr w:type="spellEnd"/>
       <w:r>
         <w:rPr>
           <w:bCs/>
@@ -1012,7 +1644,43 @@
         <w:rPr>
           <w:bCs/>
         </w:rPr>
-        <w:t>public List&lt;Student&gt; getStudents() {return service.getAllStudents();}</w:t>
+        <w:t xml:space="preserve">public List&lt;Student&gt; </w:t>
+      </w:r>
+      <w:proofErr w:type="spellStart"/>
+      <w:proofErr w:type="gramStart"/>
+      <w:r>
+        <w:rPr>
+          <w:bCs/>
+        </w:rPr>
+        <w:t>getStudents</w:t>
+      </w:r>
+      <w:proofErr w:type="spellEnd"/>
+      <w:r>
+        <w:rPr>
+          <w:bCs/>
+        </w:rPr>
+        <w:t>(</w:t>
+      </w:r>
+      <w:proofErr w:type="gramEnd"/>
+      <w:r>
+        <w:rPr>
+          <w:bCs/>
+        </w:rPr>
+        <w:t xml:space="preserve">) {return </w:t>
+      </w:r>
+      <w:proofErr w:type="spellStart"/>
+      <w:r>
+        <w:rPr>
+          <w:bCs/>
+        </w:rPr>
+        <w:t>service.getAllStudents</w:t>
+      </w:r>
+      <w:proofErr w:type="spellEnd"/>
+      <w:r>
+        <w:rPr>
+          <w:bCs/>
+        </w:rPr>
+        <w:t>();}</w:t>
       </w:r>
     </w:p>
     <w:p>
@@ -1087,7 +1755,35 @@
         <w:rPr>
           <w:bCs/>
         </w:rPr>
-        <w:t>public interface StudentRepository extends JpaRepository&lt;Student, Long&gt; {</w:t>
+        <w:t xml:space="preserve">public interface </w:t>
+      </w:r>
+      <w:proofErr w:type="spellStart"/>
+      <w:r>
+        <w:rPr>
+          <w:bCs/>
+        </w:rPr>
+        <w:t>StudentRepository</w:t>
+      </w:r>
+      <w:proofErr w:type="spellEnd"/>
+      <w:r>
+        <w:rPr>
+          <w:bCs/>
+        </w:rPr>
+        <w:t xml:space="preserve"> extends </w:t>
+      </w:r>
+      <w:proofErr w:type="spellStart"/>
+      <w:r>
+        <w:rPr>
+          <w:bCs/>
+        </w:rPr>
+        <w:t>JpaRepository</w:t>
+      </w:r>
+      <w:proofErr w:type="spellEnd"/>
+      <w:r>
+        <w:rPr>
+          <w:bCs/>
+        </w:rPr>
+        <w:t>&lt;Student, Long&gt; {</w:t>
       </w:r>
       <w:r>
         <w:rPr>
@@ -1096,11 +1792,33 @@
         <w:br/>
         <w:t xml:space="preserve">    </w:t>
       </w:r>
-      <w:r>
-        <w:rPr>
-          <w:bCs/>
-        </w:rPr>
-        <w:t>@Query(value = "SELECT * FROM students WHERE email = :email", nativeQuery = true)</w:t>
+      <w:proofErr w:type="gramStart"/>
+      <w:r>
+        <w:rPr>
+          <w:bCs/>
+        </w:rPr>
+        <w:t>@Query(</w:t>
+      </w:r>
+      <w:proofErr w:type="gramEnd"/>
+      <w:r>
+        <w:rPr>
+          <w:bCs/>
+        </w:rPr>
+        <w:t xml:space="preserve">value = "SELECT * FROM students WHERE email = :email", </w:t>
+      </w:r>
+      <w:proofErr w:type="spellStart"/>
+      <w:r>
+        <w:rPr>
+          <w:bCs/>
+        </w:rPr>
+        <w:t>nativeQuery</w:t>
+      </w:r>
+      <w:proofErr w:type="spellEnd"/>
+      <w:r>
+        <w:rPr>
+          <w:bCs/>
+        </w:rPr>
+        <w:t xml:space="preserve"> = true)</w:t>
       </w:r>
       <w:r>
         <w:rPr>
@@ -1113,7 +1831,35 @@
         <w:rPr>
           <w:bCs/>
         </w:rPr>
-        <w:t>Student findByEmailNative(@Param("email") String email);</w:t>
+        <w:t xml:space="preserve">Student </w:t>
+      </w:r>
+      <w:proofErr w:type="spellStart"/>
+      <w:r>
+        <w:rPr>
+          <w:bCs/>
+        </w:rPr>
+        <w:t>findByEmailNative</w:t>
+      </w:r>
+      <w:proofErr w:type="spellEnd"/>
+      <w:r>
+        <w:rPr>
+          <w:bCs/>
+        </w:rPr>
+        <w:t>(@</w:t>
+      </w:r>
+      <w:proofErr w:type="spellStart"/>
+      <w:r>
+        <w:rPr>
+          <w:bCs/>
+        </w:rPr>
+        <w:t>Param</w:t>
+      </w:r>
+      <w:proofErr w:type="spellEnd"/>
+      <w:r>
+        <w:rPr>
+          <w:bCs/>
+        </w:rPr>
+        <w:t>("email") String email);</w:t>
       </w:r>
       <w:r>
         <w:rPr>
@@ -1132,7 +1878,20 @@
           <w:bCs/>
         </w:rPr>
         <w:br/>
-        <w:t>nativeQuery=true implies that the query we have provided is real SQL Query</w:t>
+      </w:r>
+      <w:proofErr w:type="spellStart"/>
+      <w:r>
+        <w:rPr>
+          <w:bCs/>
+        </w:rPr>
+        <w:t>nativeQuery</w:t>
+      </w:r>
+      <w:proofErr w:type="spellEnd"/>
+      <w:r>
+        <w:rPr>
+          <w:bCs/>
+        </w:rPr>
+        <w:t>=true implies that the query we have provided is real SQL Query</w:t>
       </w:r>
     </w:p>
     <w:p>
@@ -1270,7 +2029,15 @@
         <w:ind w:left="0" w:hanging="426"/>
       </w:pPr>
       <w:r>
-        <w:t xml:space="preserve">@EmbeddedId: </w:t>
+        <w:t>@</w:t>
+      </w:r>
+      <w:proofErr w:type="spellStart"/>
+      <w:r>
+        <w:t>EmbeddedId</w:t>
+      </w:r>
+      <w:proofErr w:type="spellEnd"/>
+      <w:r>
+        <w:t xml:space="preserve">: </w:t>
       </w:r>
       <w:r>
         <w:t>indicates it is a composite primary key</w:t>
@@ -1293,7 +2060,21 @@
         <w:rPr>
           <w:b/>
         </w:rPr>
-        <w:t>Is there any need for creating sessions in spring data jpa?</w:t>
+        <w:t xml:space="preserve">Is there any need for creating sessions in spring data </w:t>
+      </w:r>
+      <w:proofErr w:type="spellStart"/>
+      <w:r>
+        <w:rPr>
+          <w:b/>
+        </w:rPr>
+        <w:t>jpa</w:t>
+      </w:r>
+      <w:proofErr w:type="spellEnd"/>
+      <w:r>
+        <w:rPr>
+          <w:b/>
+        </w:rPr>
+        <w:t>?</w:t>
       </w:r>
       <w:r>
         <w:rPr>
@@ -1329,6 +2110,7 @@
         </w:rPr>
         <w:t xml:space="preserve"> </w:t>
       </w:r>
+      <w:proofErr w:type="spellStart"/>
       <w:r>
         <w:rPr>
           <w:rStyle w:val="HTMLCode"/>
@@ -1338,6 +2120,7 @@
         </w:rPr>
         <w:t>EntityManager</w:t>
       </w:r>
+      <w:proofErr w:type="spellEnd"/>
       <w:r>
         <w:rPr>
           <w:rStyle w:val="HTMLCode"/>
@@ -1360,12 +2143,36 @@
           <w:b/>
           <w:bCs/>
         </w:rPr>
-        <w:t>What is EntityManager and why it is used?</w:t>
-      </w:r>
-    </w:p>
-    <w:p>
-      <w:r>
-        <w:t>The EntityManager is the core interface in JPA (Java Persistence API) used to interact with the database.</w:t>
+        <w:t xml:space="preserve">What is </w:t>
+      </w:r>
+      <w:proofErr w:type="spellStart"/>
+      <w:r>
+        <w:rPr>
+          <w:b/>
+          <w:bCs/>
+        </w:rPr>
+        <w:t>EntityManager</w:t>
+      </w:r>
+      <w:proofErr w:type="spellEnd"/>
+      <w:r>
+        <w:rPr>
+          <w:b/>
+          <w:bCs/>
+        </w:rPr>
+        <w:t xml:space="preserve"> and why it is used?</w:t>
+      </w:r>
+    </w:p>
+    <w:p>
+      <w:r>
+        <w:t xml:space="preserve">The </w:t>
+      </w:r>
+      <w:proofErr w:type="spellStart"/>
+      <w:r>
+        <w:t>EntityManager</w:t>
+      </w:r>
+      <w:proofErr w:type="spellEnd"/>
+      <w:r>
+        <w:t xml:space="preserve"> is the core interface in JPA (Java Persistence API) used to interact with the database.</w:t>
       </w:r>
       <w:r>
         <w:br/>
@@ -1440,7 +2247,23 @@
     </w:p>
     <w:p>
       <w:r>
-        <w:t>In simple terms: EntityManager = The main object used by Hibernate (or any JPA provider) to talk to the database.</w:t>
+        <w:t xml:space="preserve">In simple terms: </w:t>
+      </w:r>
+      <w:proofErr w:type="spellStart"/>
+      <w:r>
+        <w:t>EntityManager</w:t>
+      </w:r>
+      <w:proofErr w:type="spellEnd"/>
+      <w:r>
+        <w:t xml:space="preserve"> = </w:t>
+      </w:r>
+      <w:proofErr w:type="gramStart"/>
+      <w:r>
+        <w:t>The</w:t>
+      </w:r>
+      <w:proofErr w:type="gramEnd"/>
+      <w:r>
+        <w:t xml:space="preserve"> main object used by Hibernate (or any JPA provider) to talk to the database.</w:t>
       </w:r>
     </w:p>
     <w:p>
@@ -1467,6 +2290,7 @@
       <w:r>
         <w:t xml:space="preserve">Spring Data JPA internally uses </w:t>
       </w:r>
+      <w:proofErr w:type="spellStart"/>
       <w:r>
         <w:rPr>
           <w:i/>
@@ -1474,6 +2298,7 @@
         </w:rPr>
         <w:t>JpaTransactionManager</w:t>
       </w:r>
+      <w:proofErr w:type="spellEnd"/>
       <w:r>
         <w:t xml:space="preserve"> to automatically handle commit and rollback. We should use @Transactional in the service layer where multiple database operation happens.</w:t>
       </w:r>
@@ -1549,7 +2374,21 @@
         <w:rPr>
           <w:b/>
         </w:rPr>
-        <w:t>When can we use @Repository annotation in Spring data JPA?</w:t>
+        <w:t xml:space="preserve">When can we use @Repository annotation in </w:t>
+      </w:r>
+      <w:proofErr w:type="gramStart"/>
+      <w:r>
+        <w:rPr>
+          <w:b/>
+        </w:rPr>
+        <w:t>Spring</w:t>
+      </w:r>
+      <w:proofErr w:type="gramEnd"/>
+      <w:r>
+        <w:rPr>
+          <w:b/>
+        </w:rPr>
+        <w:t xml:space="preserve"> data JPA?</w:t>
       </w:r>
       <w:r>
         <w:rPr>
@@ -1599,7 +2438,35 @@
         <w:rPr>
           <w:b/>
         </w:rPr>
-        <w:t>Can we fetch from Views in Spring data jpa?</w:t>
+        <w:t xml:space="preserve">Can we fetch from Views in </w:t>
+      </w:r>
+      <w:proofErr w:type="gramStart"/>
+      <w:r>
+        <w:rPr>
+          <w:b/>
+        </w:rPr>
+        <w:t>Spring</w:t>
+      </w:r>
+      <w:proofErr w:type="gramEnd"/>
+      <w:r>
+        <w:rPr>
+          <w:b/>
+        </w:rPr>
+        <w:t xml:space="preserve"> data </w:t>
+      </w:r>
+      <w:proofErr w:type="spellStart"/>
+      <w:r>
+        <w:rPr>
+          <w:b/>
+        </w:rPr>
+        <w:t>jpa</w:t>
+      </w:r>
+      <w:proofErr w:type="spellEnd"/>
+      <w:r>
+        <w:rPr>
+          <w:b/>
+        </w:rPr>
+        <w:t>?</w:t>
       </w:r>
       <w:r>
         <w:rPr>
@@ -1679,13 +2546,37 @@
     </w:p>
     <w:p>
       <w:r>
-        <w:t>We can avoid it by using JOIN FETCH, Entity Graphs, or Hibernate batch fetching (@BatchSize, default_batch_fetch_size). These convert N+1 queries into a single optimized query or batched queries.</w:t>
-      </w:r>
-    </w:p>
-    <w:p>
-      <w:pPr>
-        <w:rPr>
-          <w:b/>
+        <w:t>We can avoid it by using JOIN FETCH, Entity Graphs, or Hibernate batch fetching (@</w:t>
+      </w:r>
+      <w:proofErr w:type="spellStart"/>
+      <w:r>
+        <w:t>BatchSize</w:t>
+      </w:r>
+      <w:proofErr w:type="spellEnd"/>
+      <w:r>
+        <w:t xml:space="preserve">, </w:t>
+      </w:r>
+      <w:proofErr w:type="spellStart"/>
+      <w:r>
+        <w:t>default_batch_fetch_size</w:t>
+      </w:r>
+      <w:proofErr w:type="spellEnd"/>
+      <w:r>
+        <w:t xml:space="preserve">). These convert </w:t>
+      </w:r>
+      <w:proofErr w:type="gramStart"/>
+      <w:r>
+        <w:t>N+1 queries</w:t>
+      </w:r>
+      <w:proofErr w:type="gramEnd"/>
+      <w:r>
+        <w:t xml:space="preserve"> into a single optimized query or batched queries.</w:t>
+      </w:r>
+    </w:p>
+    <w:p>
+      <w:pPr>
+        <w:rPr>
+          <w:bCs/>
         </w:rPr>
       </w:pPr>
       <w:r>
@@ -1740,23 +2631,3299 @@
         <w:rPr>
           <w:bCs/>
         </w:rPr>
-        <w:t>must use @Modifying so Spring knows it’s a DML (Data Manipulation Language) query.</w:t>
-      </w:r>
-      <w:r>
-        <w:rPr>
-          <w:b/>
+        <w:t xml:space="preserve">must use @Modifying so </w:t>
+      </w:r>
+      <w:proofErr w:type="gramStart"/>
+      <w:r>
+        <w:rPr>
+          <w:bCs/>
+        </w:rPr>
+        <w:t>Spring</w:t>
+      </w:r>
+      <w:proofErr w:type="gramEnd"/>
+      <w:r>
+        <w:rPr>
+          <w:bCs/>
+        </w:rPr>
+        <w:t xml:space="preserve"> knows it’s a DML (Data Manipulation Language) query.</w:t>
+      </w:r>
+    </w:p>
+    <w:p>
+      <w:pPr>
+        <w:rPr>
+          <w:b/>
+        </w:rPr>
+      </w:pPr>
+      <w:r>
+        <w:rPr>
+          <w:b/>
+        </w:rPr>
+        <w:t>How can we fetch the data in the paginated way?</w:t>
+      </w:r>
+    </w:p>
+    <w:p>
+      <w:pPr>
+        <w:rPr>
+          <w:bCs/>
+        </w:rPr>
+      </w:pPr>
+      <w:r>
+        <w:rPr>
+          <w:bCs/>
+        </w:rPr>
+        <w:t xml:space="preserve">For pagination we can use </w:t>
+      </w:r>
+      <w:proofErr w:type="spellStart"/>
+      <w:r>
+        <w:rPr>
+          <w:bCs/>
+        </w:rPr>
+        <w:t>Pagable</w:t>
+      </w:r>
+      <w:proofErr w:type="spellEnd"/>
+      <w:r>
+        <w:rPr>
+          <w:bCs/>
+        </w:rPr>
+        <w:t xml:space="preserve"> interface. We can create an instance of Type </w:t>
+      </w:r>
+      <w:proofErr w:type="spellStart"/>
+      <w:r>
+        <w:rPr>
+          <w:bCs/>
+        </w:rPr>
+        <w:t>Pagable</w:t>
+      </w:r>
+      <w:proofErr w:type="spellEnd"/>
+      <w:r>
+        <w:rPr>
+          <w:bCs/>
+        </w:rPr>
+        <w:t xml:space="preserve"> using </w:t>
+      </w:r>
+      <w:proofErr w:type="spellStart"/>
+      <w:proofErr w:type="gramStart"/>
+      <w:r>
+        <w:rPr>
+          <w:bCs/>
+        </w:rPr>
+        <w:t>PageRequest.of</w:t>
+      </w:r>
+      <w:proofErr w:type="spellEnd"/>
+      <w:r>
+        <w:rPr>
+          <w:bCs/>
+        </w:rPr>
+        <w:t>(</w:t>
+      </w:r>
+      <w:proofErr w:type="gramEnd"/>
+      <w:r>
+        <w:rPr>
+          <w:bCs/>
+        </w:rPr>
+        <w:t xml:space="preserve">). </w:t>
+      </w:r>
+      <w:proofErr w:type="spellStart"/>
+      <w:r>
+        <w:rPr>
+          <w:bCs/>
+        </w:rPr>
+        <w:t>PageRequest.of</w:t>
+      </w:r>
+      <w:proofErr w:type="spellEnd"/>
+      <w:r>
+        <w:rPr>
+          <w:bCs/>
+        </w:rPr>
+        <w:t xml:space="preserve">() takes 3 arguments First Argument has to be Page Number, Second Argument has to be </w:t>
+      </w:r>
+      <w:proofErr w:type="spellStart"/>
+      <w:r>
+        <w:rPr>
+          <w:bCs/>
+        </w:rPr>
+        <w:t>PageSize</w:t>
+      </w:r>
+      <w:proofErr w:type="spellEnd"/>
+      <w:r>
+        <w:rPr>
+          <w:bCs/>
+        </w:rPr>
+        <w:t xml:space="preserve"> and third argument is for sorting but this is optional.</w:t>
+      </w:r>
+    </w:p>
+    <w:p>
+      <w:pPr>
+        <w:rPr>
+          <w:bCs/>
+        </w:rPr>
+      </w:pPr>
+      <w:r>
+        <w:rPr>
+          <w:bCs/>
+        </w:rPr>
+        <w:lastRenderedPageBreak/>
+        <w:t xml:space="preserve">This </w:t>
+      </w:r>
+      <w:proofErr w:type="spellStart"/>
+      <w:r>
+        <w:rPr>
+          <w:bCs/>
+        </w:rPr>
+        <w:t>pagable</w:t>
+      </w:r>
+      <w:proofErr w:type="spellEnd"/>
+      <w:r>
+        <w:rPr>
+          <w:bCs/>
+        </w:rPr>
+        <w:t xml:space="preserve"> should be passed to </w:t>
+      </w:r>
+      <w:r>
+        <w:rPr>
+          <w:bCs/>
+        </w:rPr>
+        <w:t>repository methods.</w:t>
+      </w:r>
+    </w:p>
+    <w:p>
+      <w:pPr>
+        <w:rPr>
+          <w:bCs/>
+        </w:rPr>
+      </w:pPr>
+      <w:r>
+        <w:rPr>
+          <w:bCs/>
+        </w:rPr>
+        <w:t>For Example:</w:t>
+      </w:r>
+    </w:p>
+    <w:p>
+      <w:pPr>
+        <w:rPr>
+          <w:bCs/>
+        </w:rPr>
+      </w:pPr>
+      <w:r>
+        <w:rPr>
+          <w:bCs/>
+        </w:rPr>
+        <w:t xml:space="preserve">To request the </w:t>
+      </w:r>
+      <w:r>
+        <w:rPr>
+          <w:b/>
+        </w:rPr>
+        <w:t>second page</w:t>
+      </w:r>
+      <w:r>
+        <w:rPr>
+          <w:bCs/>
+        </w:rPr>
+        <w:t xml:space="preserve"> (index 1) with 10 items, sorted by the name property, </w:t>
+      </w:r>
+      <w:r>
+        <w:rPr>
+          <w:bCs/>
+        </w:rPr>
+        <w:br/>
+      </w:r>
+      <w:r>
+        <w:rPr>
+          <w:b/>
+        </w:rPr>
+        <w:t xml:space="preserve">we use: </w:t>
+      </w:r>
+      <w:proofErr w:type="spellStart"/>
+      <w:r>
+        <w:rPr>
+          <w:b/>
+        </w:rPr>
+        <w:t>Pageable</w:t>
+      </w:r>
+      <w:proofErr w:type="spellEnd"/>
+      <w:r>
+        <w:rPr>
+          <w:b/>
+        </w:rPr>
+        <w:t xml:space="preserve"> </w:t>
+      </w:r>
+      <w:proofErr w:type="spellStart"/>
+      <w:r>
+        <w:rPr>
+          <w:b/>
+        </w:rPr>
+        <w:t>pageable</w:t>
+      </w:r>
+      <w:proofErr w:type="spellEnd"/>
+      <w:r>
+        <w:rPr>
+          <w:b/>
+        </w:rPr>
+        <w:t xml:space="preserve"> = </w:t>
+      </w:r>
+      <w:proofErr w:type="spellStart"/>
+      <w:proofErr w:type="gramStart"/>
+      <w:r>
+        <w:rPr>
+          <w:b/>
+        </w:rPr>
+        <w:t>PageRequest.of</w:t>
+      </w:r>
+      <w:proofErr w:type="spellEnd"/>
+      <w:r>
+        <w:rPr>
+          <w:b/>
+        </w:rPr>
+        <w:t>(</w:t>
+      </w:r>
+      <w:proofErr w:type="gramEnd"/>
+      <w:r>
+        <w:rPr>
+          <w:b/>
+        </w:rPr>
+        <w:t xml:space="preserve">1, 10, </w:t>
+      </w:r>
+      <w:proofErr w:type="spellStart"/>
+      <w:r>
+        <w:rPr>
+          <w:b/>
+        </w:rPr>
+        <w:t>Sort.by</w:t>
+      </w:r>
+      <w:proofErr w:type="spellEnd"/>
+      <w:r>
+        <w:rPr>
+          <w:b/>
+        </w:rPr>
+        <w:t>("name"))</w:t>
+      </w:r>
+      <w:r>
+        <w:rPr>
+          <w:bCs/>
+        </w:rPr>
+        <w:t>;</w:t>
+      </w:r>
+    </w:p>
+    <w:p>
+      <w:pPr>
+        <w:rPr>
+          <w:bCs/>
+        </w:rPr>
+      </w:pPr>
+      <w:proofErr w:type="gramStart"/>
+      <w:r>
+        <w:rPr>
+          <w:bCs/>
+        </w:rPr>
+        <w:t>public</w:t>
+      </w:r>
+      <w:proofErr w:type="gramEnd"/>
+      <w:r>
+        <w:rPr>
+          <w:bCs/>
+        </w:rPr>
+        <w:t xml:space="preserve"> interface </w:t>
+      </w:r>
+      <w:proofErr w:type="spellStart"/>
+      <w:r>
+        <w:rPr>
+          <w:bCs/>
+        </w:rPr>
+        <w:t>UserRepository</w:t>
+      </w:r>
+      <w:proofErr w:type="spellEnd"/>
+      <w:r>
+        <w:rPr>
+          <w:bCs/>
+        </w:rPr>
+        <w:t xml:space="preserve"> extends </w:t>
+      </w:r>
+      <w:proofErr w:type="spellStart"/>
+      <w:r>
+        <w:rPr>
+          <w:bCs/>
+        </w:rPr>
+        <w:t>JpaRepository</w:t>
+      </w:r>
+      <w:proofErr w:type="spellEnd"/>
+      <w:r>
+        <w:rPr>
+          <w:bCs/>
+        </w:rPr>
+        <w:t>&lt;User, Long&gt; {</w:t>
+      </w:r>
+      <w:r>
+        <w:rPr>
+          <w:bCs/>
+        </w:rPr>
+        <w:br/>
+        <w:t xml:space="preserve"> </w:t>
+      </w:r>
+      <w:r>
+        <w:rPr>
+          <w:bCs/>
+        </w:rPr>
+        <w:tab/>
+      </w:r>
+      <w:r>
+        <w:rPr>
+          <w:bCs/>
+        </w:rPr>
+        <w:t xml:space="preserve">Page&lt;User&gt; </w:t>
+      </w:r>
+      <w:proofErr w:type="spellStart"/>
+      <w:r>
+        <w:rPr>
+          <w:bCs/>
+        </w:rPr>
+        <w:t>findAll</w:t>
+      </w:r>
+      <w:proofErr w:type="spellEnd"/>
+      <w:r>
+        <w:rPr>
+          <w:bCs/>
+        </w:rPr>
+        <w:t>(</w:t>
+      </w:r>
+      <w:proofErr w:type="spellStart"/>
+      <w:r>
+        <w:rPr>
+          <w:bCs/>
+        </w:rPr>
+        <w:t>Pageable</w:t>
+      </w:r>
+      <w:proofErr w:type="spellEnd"/>
+      <w:r>
+        <w:rPr>
+          <w:bCs/>
+        </w:rPr>
+        <w:t xml:space="preserve"> </w:t>
+      </w:r>
+      <w:proofErr w:type="spellStart"/>
+      <w:r>
+        <w:rPr>
+          <w:bCs/>
+        </w:rPr>
+        <w:t>pageable</w:t>
+      </w:r>
+      <w:proofErr w:type="spellEnd"/>
+      <w:r>
+        <w:rPr>
+          <w:bCs/>
+        </w:rPr>
+        <w:t>);</w:t>
+      </w:r>
+      <w:r>
+        <w:rPr>
+          <w:bCs/>
+        </w:rPr>
+        <w:br/>
+        <w:t xml:space="preserve">  // We</w:t>
+      </w:r>
+      <w:r>
+        <w:rPr>
+          <w:bCs/>
+        </w:rPr>
+        <w:t xml:space="preserve"> can also add custom query methods with pagination:</w:t>
+      </w:r>
+      <w:r>
+        <w:rPr>
+          <w:bCs/>
+        </w:rPr>
+        <w:br/>
+        <w:t xml:space="preserve"> </w:t>
+      </w:r>
+      <w:r>
+        <w:rPr>
+          <w:bCs/>
+        </w:rPr>
+        <w:tab/>
+      </w:r>
+      <w:r>
+        <w:rPr>
+          <w:bCs/>
+        </w:rPr>
+        <w:t xml:space="preserve">Page&lt;User&gt; </w:t>
+      </w:r>
+      <w:proofErr w:type="spellStart"/>
+      <w:r>
+        <w:rPr>
+          <w:bCs/>
+        </w:rPr>
+        <w:t>findByRole</w:t>
+      </w:r>
+      <w:proofErr w:type="spellEnd"/>
+      <w:r>
+        <w:rPr>
+          <w:bCs/>
+        </w:rPr>
+        <w:t xml:space="preserve">(String role, </w:t>
+      </w:r>
+      <w:proofErr w:type="spellStart"/>
+      <w:r>
+        <w:rPr>
+          <w:bCs/>
+        </w:rPr>
+        <w:t>Pageable</w:t>
+      </w:r>
+      <w:proofErr w:type="spellEnd"/>
+      <w:r>
+        <w:rPr>
+          <w:bCs/>
+        </w:rPr>
+        <w:t xml:space="preserve"> </w:t>
+      </w:r>
+      <w:proofErr w:type="spellStart"/>
+      <w:r>
+        <w:rPr>
+          <w:bCs/>
+        </w:rPr>
+        <w:t>pageable</w:t>
+      </w:r>
+      <w:proofErr w:type="spellEnd"/>
+      <w:r>
+        <w:rPr>
+          <w:bCs/>
+        </w:rPr>
+        <w:t>);</w:t>
+      </w:r>
+    </w:p>
+    <w:p>
+      <w:pPr>
+        <w:rPr>
+          <w:bCs/>
+        </w:rPr>
+      </w:pPr>
+      <w:r>
+        <w:rPr>
+          <w:bCs/>
+        </w:rPr>
+        <w:t>}</w:t>
+      </w:r>
+    </w:p>
+    <w:p>
+      <w:pPr>
+        <w:rPr>
+          <w:bCs/>
+        </w:rPr>
+      </w:pPr>
+      <w:r>
+        <w:rPr>
+          <w:bCs/>
+        </w:rPr>
+        <w:t xml:space="preserve">The return type </w:t>
+      </w:r>
+      <w:r>
+        <w:rPr>
+          <w:bCs/>
+        </w:rPr>
+        <w:t xml:space="preserve">will </w:t>
+      </w:r>
+      <w:r>
+        <w:rPr>
+          <w:bCs/>
+        </w:rPr>
+        <w:t>be Page&lt;T&gt;, where T is our entity class (e.g., User).</w:t>
+      </w:r>
+      <w:r>
+        <w:rPr>
+          <w:bCs/>
+        </w:rPr>
+        <w:t xml:space="preserve"> The Page</w:t>
+      </w:r>
+      <w:r>
+        <w:rPr>
+          <w:bCs/>
+        </w:rPr>
+        <w:t xml:space="preserve"> object is a container that holds the actual list of results for the requested page.</w:t>
+      </w:r>
+      <w:r>
+        <w:rPr>
+          <w:bCs/>
+        </w:rPr>
+        <w:t xml:space="preserve"> </w:t>
+      </w:r>
+      <w:r>
+        <w:rPr>
+          <w:bCs/>
+        </w:rPr>
+        <w:t>More importantly, it contains metadata about the entire result set, which is essential for rendering pagination controls in the UI.</w:t>
+      </w:r>
+    </w:p>
+    <w:p>
+      <w:pPr>
+        <w:rPr>
+          <w:bCs/>
+        </w:rPr>
+      </w:pPr>
+      <w:r>
+        <w:rPr>
+          <w:bCs/>
+        </w:rPr>
+        <w:t>Key Methods for Page Object</w:t>
+      </w:r>
+    </w:p>
+    <w:p>
+      <w:pPr>
+        <w:pStyle w:val="ListParagraph"/>
+        <w:numPr>
+          <w:ilvl w:val="0"/>
+          <w:numId w:val="16"/>
+        </w:numPr>
+        <w:ind w:left="0"/>
+        <w:rPr>
+          <w:bCs/>
+        </w:rPr>
+      </w:pPr>
+      <w:proofErr w:type="spellStart"/>
+      <w:proofErr w:type="gramStart"/>
+      <w:r>
+        <w:rPr>
+          <w:bCs/>
+        </w:rPr>
+        <w:t>getContent</w:t>
+      </w:r>
+      <w:proofErr w:type="spellEnd"/>
+      <w:r>
+        <w:rPr>
+          <w:bCs/>
+        </w:rPr>
+        <w:t>(</w:t>
+      </w:r>
+      <w:proofErr w:type="gramEnd"/>
+      <w:r>
+        <w:rPr>
+          <w:bCs/>
+        </w:rPr>
+        <w:t>) : Returns the List of entities for the current page.</w:t>
+      </w:r>
+    </w:p>
+    <w:p>
+      <w:pPr>
+        <w:pStyle w:val="ListParagraph"/>
+        <w:numPr>
+          <w:ilvl w:val="0"/>
+          <w:numId w:val="16"/>
+        </w:numPr>
+        <w:ind w:left="0"/>
+        <w:rPr>
+          <w:bCs/>
+        </w:rPr>
+      </w:pPr>
+      <w:proofErr w:type="spellStart"/>
+      <w:proofErr w:type="gramStart"/>
+      <w:r>
+        <w:rPr>
+          <w:bCs/>
+        </w:rPr>
+        <w:t>getTotalElements</w:t>
+      </w:r>
+      <w:proofErr w:type="spellEnd"/>
+      <w:r>
+        <w:rPr>
+          <w:bCs/>
+        </w:rPr>
+        <w:t>(</w:t>
+      </w:r>
+      <w:proofErr w:type="gramEnd"/>
+      <w:r>
+        <w:rPr>
+          <w:bCs/>
+        </w:rPr>
+        <w:t>): Returns the total number of records found (across all pages).</w:t>
+      </w:r>
+    </w:p>
+    <w:p>
+      <w:pPr>
+        <w:pStyle w:val="ListParagraph"/>
+        <w:numPr>
+          <w:ilvl w:val="0"/>
+          <w:numId w:val="16"/>
+        </w:numPr>
+        <w:ind w:left="0"/>
+        <w:rPr>
+          <w:bCs/>
+        </w:rPr>
+      </w:pPr>
+      <w:proofErr w:type="spellStart"/>
+      <w:proofErr w:type="gramStart"/>
+      <w:r>
+        <w:rPr>
+          <w:bCs/>
+        </w:rPr>
+        <w:t>getTotalPages</w:t>
+      </w:r>
+      <w:proofErr w:type="spellEnd"/>
+      <w:r>
+        <w:rPr>
+          <w:bCs/>
+        </w:rPr>
+        <w:t>(</w:t>
+      </w:r>
+      <w:proofErr w:type="gramEnd"/>
+      <w:r>
+        <w:rPr>
+          <w:bCs/>
+        </w:rPr>
+        <w:t>): Returns the total number of pages.</w:t>
+      </w:r>
+    </w:p>
+    <w:p>
+      <w:pPr>
+        <w:pStyle w:val="ListParagraph"/>
+        <w:numPr>
+          <w:ilvl w:val="0"/>
+          <w:numId w:val="16"/>
+        </w:numPr>
+        <w:ind w:left="0"/>
+        <w:rPr>
+          <w:bCs/>
+        </w:rPr>
+      </w:pPr>
+      <w:proofErr w:type="spellStart"/>
+      <w:proofErr w:type="gramStart"/>
+      <w:r>
+        <w:rPr>
+          <w:bCs/>
+        </w:rPr>
+        <w:t>getNumber</w:t>
+      </w:r>
+      <w:proofErr w:type="spellEnd"/>
+      <w:r>
+        <w:rPr>
+          <w:bCs/>
+        </w:rPr>
+        <w:t>(</w:t>
+      </w:r>
+      <w:proofErr w:type="gramEnd"/>
+      <w:r>
+        <w:rPr>
+          <w:bCs/>
+        </w:rPr>
+        <w:t>): Returns the index of the current page.</w:t>
+      </w:r>
+    </w:p>
+    <w:p>
+      <w:pPr>
+        <w:pStyle w:val="ListParagraph"/>
+        <w:numPr>
+          <w:ilvl w:val="0"/>
+          <w:numId w:val="16"/>
+        </w:numPr>
+        <w:ind w:left="0"/>
+        <w:rPr>
+          <w:bCs/>
+        </w:rPr>
+      </w:pPr>
+      <w:proofErr w:type="spellStart"/>
+      <w:proofErr w:type="gramStart"/>
+      <w:r>
+        <w:rPr>
+          <w:bCs/>
+        </w:rPr>
+        <w:t>getSize</w:t>
+      </w:r>
+      <w:proofErr w:type="spellEnd"/>
+      <w:r>
+        <w:rPr>
+          <w:bCs/>
+        </w:rPr>
+        <w:t>(</w:t>
+      </w:r>
+      <w:proofErr w:type="gramEnd"/>
+      <w:r>
+        <w:rPr>
+          <w:bCs/>
+        </w:rPr>
+        <w:t>): Returns the requested size of the page.</w:t>
+      </w:r>
+    </w:p>
+    <w:p>
+      <w:pPr>
+        <w:pStyle w:val="ListParagraph"/>
+        <w:numPr>
+          <w:ilvl w:val="0"/>
+          <w:numId w:val="16"/>
+        </w:numPr>
+        <w:ind w:left="0"/>
+        <w:rPr>
+          <w:bCs/>
+        </w:rPr>
+      </w:pPr>
+      <w:proofErr w:type="spellStart"/>
+      <w:proofErr w:type="gramStart"/>
+      <w:r>
+        <w:rPr>
+          <w:bCs/>
+        </w:rPr>
+        <w:t>isFirst</w:t>
+      </w:r>
+      <w:proofErr w:type="spellEnd"/>
+      <w:r>
+        <w:rPr>
+          <w:bCs/>
+        </w:rPr>
+        <w:t>(</w:t>
+      </w:r>
+      <w:proofErr w:type="gramEnd"/>
+      <w:r>
+        <w:rPr>
+          <w:bCs/>
+        </w:rPr>
+        <w:t xml:space="preserve">) / </w:t>
+      </w:r>
+      <w:proofErr w:type="spellStart"/>
+      <w:r>
+        <w:rPr>
+          <w:bCs/>
+        </w:rPr>
+        <w:t>isLast</w:t>
+      </w:r>
+      <w:proofErr w:type="spellEnd"/>
+      <w:r>
+        <w:rPr>
+          <w:bCs/>
+        </w:rPr>
+        <w:t>(): Checks if the cu</w:t>
+      </w:r>
+      <w:r>
+        <w:rPr>
+          <w:bCs/>
+        </w:rPr>
+        <w:t>rrent page is the first or last.</w:t>
+      </w:r>
+    </w:p>
+    <w:p>
+      <w:pPr>
+        <w:pStyle w:val="ListParagraph"/>
+        <w:ind w:left="0"/>
+        <w:rPr>
+          <w:bCs/>
+        </w:rPr>
+      </w:pPr>
+    </w:p>
+    <w:p>
+      <w:pPr>
+        <w:pStyle w:val="ListParagraph"/>
+        <w:ind w:left="0"/>
+        <w:rPr>
+          <w:bCs/>
+        </w:rPr>
+      </w:pPr>
+      <w:r>
+        <w:rPr>
+          <w:b/>
+        </w:rPr>
+        <w:t>Note:</w:t>
+      </w:r>
+    </w:p>
+    <w:p>
+      <w:pPr>
+        <w:rPr>
+          <w:bCs/>
+        </w:rPr>
+      </w:pPr>
+      <w:r>
+        <w:rPr>
+          <w:bCs/>
+        </w:rPr>
+        <w:t xml:space="preserve">In Spring Data JPA, the repository layer gives us automatic query generation using method name conventions. </w:t>
+      </w:r>
+      <w:r>
+        <w:rPr>
+          <w:bCs/>
+        </w:rPr>
+        <w:br/>
+      </w:r>
+      <w:r>
+        <w:rPr>
+          <w:bCs/>
+        </w:rPr>
+        <w:t xml:space="preserve">When we extend </w:t>
+      </w:r>
+      <w:proofErr w:type="spellStart"/>
+      <w:r>
+        <w:rPr>
+          <w:bCs/>
+        </w:rPr>
+        <w:t>JpaRepository</w:t>
+      </w:r>
+      <w:proofErr w:type="spellEnd"/>
+      <w:r>
+        <w:rPr>
+          <w:bCs/>
+        </w:rPr>
+        <w:t xml:space="preserve">, </w:t>
+      </w:r>
+      <w:proofErr w:type="gramStart"/>
+      <w:r>
+        <w:rPr>
+          <w:bCs/>
+        </w:rPr>
+        <w:t>Spring</w:t>
+      </w:r>
+      <w:proofErr w:type="gramEnd"/>
+      <w:r>
+        <w:rPr>
+          <w:bCs/>
+        </w:rPr>
+        <w:t xml:space="preserve"> inspects the method name we write and dynamically creates the required query by matching it with the field names of the Entity.</w:t>
+      </w:r>
+    </w:p>
+    <w:p>
+      <w:pPr>
+        <w:rPr>
+          <w:bCs/>
+        </w:rPr>
+      </w:pPr>
+      <w:r>
+        <w:rPr>
+          <w:bCs/>
+        </w:rPr>
+        <w:t xml:space="preserve">For example, if my entity has fields </w:t>
+      </w:r>
+      <w:proofErr w:type="spellStart"/>
+      <w:r>
+        <w:rPr>
+          <w:bCs/>
+        </w:rPr>
+        <w:t>firstName</w:t>
+      </w:r>
+      <w:proofErr w:type="spellEnd"/>
+      <w:r>
+        <w:rPr>
+          <w:bCs/>
+        </w:rPr>
+        <w:t xml:space="preserve"> and status, and I define a method like</w:t>
+      </w:r>
+      <w:proofErr w:type="gramStart"/>
+      <w:r>
+        <w:rPr>
+          <w:bCs/>
+        </w:rPr>
+        <w:t>:</w:t>
+      </w:r>
+      <w:proofErr w:type="gramEnd"/>
+      <w:r>
+        <w:rPr>
+          <w:bCs/>
+        </w:rPr>
+        <w:br/>
+      </w:r>
+      <w:r>
+        <w:rPr>
+          <w:bCs/>
+        </w:rPr>
+        <w:t xml:space="preserve">List&lt;User&gt; </w:t>
+      </w:r>
+      <w:proofErr w:type="spellStart"/>
+      <w:r>
+        <w:rPr>
+          <w:bCs/>
+        </w:rPr>
+        <w:t>findByFirstNameAndStatus</w:t>
+      </w:r>
+      <w:proofErr w:type="spellEnd"/>
+      <w:r>
+        <w:rPr>
+          <w:bCs/>
+        </w:rPr>
+        <w:t xml:space="preserve">(String </w:t>
+      </w:r>
+      <w:proofErr w:type="spellStart"/>
+      <w:r>
+        <w:rPr>
+          <w:bCs/>
+        </w:rPr>
+        <w:t>firstName</w:t>
+      </w:r>
+      <w:proofErr w:type="spellEnd"/>
+      <w:r>
+        <w:rPr>
+          <w:bCs/>
+        </w:rPr>
+        <w:t>, String status);</w:t>
+      </w:r>
+      <w:r>
+        <w:rPr>
+          <w:bCs/>
+        </w:rPr>
+        <w:br/>
+      </w:r>
+      <w:r>
+        <w:rPr>
+          <w:bCs/>
+        </w:rPr>
+        <w:t>Spring Data parses the method name:</w:t>
+      </w:r>
+      <w:r>
+        <w:rPr>
+          <w:bCs/>
+        </w:rPr>
+        <w:br/>
+      </w:r>
+      <w:proofErr w:type="spellStart"/>
+      <w:r>
+        <w:rPr>
+          <w:bCs/>
+        </w:rPr>
+        <w:t>findBy</w:t>
+      </w:r>
+      <w:proofErr w:type="spellEnd"/>
+      <w:r>
+        <w:rPr>
+          <w:bCs/>
+        </w:rPr>
+        <w:t xml:space="preserve"> → start a select query</w:t>
+      </w:r>
+      <w:r>
+        <w:rPr>
+          <w:bCs/>
+        </w:rPr>
+        <w:br/>
+      </w:r>
+      <w:proofErr w:type="spellStart"/>
+      <w:r>
+        <w:rPr>
+          <w:bCs/>
+        </w:rPr>
+        <w:t>FirstNameAndStatus</w:t>
+      </w:r>
+      <w:proofErr w:type="spellEnd"/>
+      <w:r>
+        <w:rPr>
+          <w:bCs/>
+        </w:rPr>
+        <w:t xml:space="preserve"> → match those with entity attributes</w:t>
+      </w:r>
+      <w:r>
+        <w:rPr>
+          <w:bCs/>
+        </w:rPr>
+        <w:br/>
+      </w:r>
+      <w:r>
+        <w:rPr>
+          <w:bCs/>
+        </w:rPr>
+        <w:t>It automatically creates the query equivalent to:</w:t>
+      </w:r>
+      <w:r>
+        <w:rPr>
+          <w:bCs/>
+        </w:rPr>
+        <w:br/>
+      </w:r>
+      <w:r>
+        <w:rPr>
+          <w:bCs/>
+        </w:rPr>
+        <w:t xml:space="preserve">SELECT * FROM users WHERE </w:t>
+      </w:r>
+      <w:proofErr w:type="spellStart"/>
+      <w:r>
+        <w:rPr>
+          <w:bCs/>
+        </w:rPr>
+        <w:t>first_name</w:t>
+      </w:r>
+      <w:proofErr w:type="spellEnd"/>
+      <w:r>
+        <w:rPr>
+          <w:bCs/>
+        </w:rPr>
+        <w:t xml:space="preserve"> = ? AND status </w:t>
+      </w:r>
+      <w:proofErr w:type="gramStart"/>
+      <w:r>
+        <w:rPr>
+          <w:bCs/>
+        </w:rPr>
+        <w:t>= ?</w:t>
+      </w:r>
+      <w:proofErr w:type="gramEnd"/>
+      <w:r>
+        <w:rPr>
+          <w:bCs/>
+        </w:rPr>
+        <w:t>;</w:t>
+      </w:r>
+      <w:r>
+        <w:rPr>
+          <w:bCs/>
+        </w:rPr>
+        <w:br/>
+      </w:r>
+      <w:r>
+        <w:rPr>
+          <w:bCs/>
+        </w:rPr>
+        <w:t xml:space="preserve">So we don’t write SQL or JPQL for most simple filtering — naming convention drives the query. </w:t>
+      </w:r>
+      <w:r>
+        <w:rPr>
+          <w:bCs/>
+        </w:rPr>
+        <w:br/>
+      </w:r>
+      <w:r>
+        <w:rPr>
+          <w:bCs/>
+        </w:rPr>
+        <w:t xml:space="preserve">If the field doesn’t exist in the entity, the application will fail at startup. </w:t>
+      </w:r>
+      <w:r>
+        <w:rPr>
+          <w:bCs/>
+        </w:rPr>
+        <w:br/>
+      </w:r>
+      <w:r>
+        <w:rPr>
+          <w:bCs/>
+        </w:rPr>
+        <w:t>For complex queries we can still use @Query.</w:t>
+      </w:r>
+    </w:p>
+    <w:p>
+      <w:pPr>
+        <w:jc w:val="center"/>
+        <w:rPr>
+          <w:b/>
+          <w:bCs/>
+        </w:rPr>
+      </w:pPr>
+      <w:proofErr w:type="gramStart"/>
+      <w:r>
+        <w:rPr>
+          <w:b/>
+          <w:bCs/>
+        </w:rPr>
+        <w:lastRenderedPageBreak/>
+        <w:t>Transaction</w:t>
+      </w:r>
+      <w:r>
+        <w:rPr>
+          <w:b/>
+          <w:bCs/>
+        </w:rPr>
+        <w:t xml:space="preserve"> and Transaction Management</w:t>
+      </w:r>
+      <w:r>
+        <w:rPr>
+          <w:b/>
+          <w:bCs/>
+        </w:rPr>
+        <w:t>.</w:t>
+      </w:r>
+      <w:proofErr w:type="gramEnd"/>
+    </w:p>
+    <w:p>
+      <w:r>
+        <w:t>T</w:t>
+      </w:r>
+      <w:r>
+        <w:t>ransaction is a logical unit of work that consists of one or more database operations (such as inserts, updates, or deletes) that are executed as a single, indivisible unit. Transactions are used to ensure the consistency, integrity, and reliability of the data in the database.</w:t>
+      </w:r>
+      <w:r>
+        <w:t xml:space="preserve"> </w:t>
+      </w:r>
+      <w:r>
+        <w:t>The primary properties of a transaction are often ref</w:t>
+      </w:r>
+      <w:r>
+        <w:t>erred to as the ACID properties.</w:t>
+      </w:r>
+    </w:p>
+    <w:p>
+      <w:pPr>
+        <w:pStyle w:val="ListParagraph"/>
+        <w:numPr>
+          <w:ilvl w:val="0"/>
+          <w:numId w:val="7"/>
+        </w:numPr>
+        <w:ind w:left="426"/>
+      </w:pPr>
+      <w:r>
+        <w:t>Atomicity: It means if any operation is performed on the data, either it should be executed completely or should not be executed at all. (All or Nothing)</w:t>
+      </w:r>
+    </w:p>
+    <w:p>
+      <w:pPr>
+        <w:pStyle w:val="ListParagraph"/>
+        <w:numPr>
+          <w:ilvl w:val="0"/>
+          <w:numId w:val="7"/>
+        </w:numPr>
+        <w:ind w:left="426"/>
+      </w:pPr>
+      <w:r>
+        <w:t>Consistency: Either the changed data passes all consistency check (foreign key or unique constraints) or all operations are rolled back and data is set back to the state we started.</w:t>
+      </w:r>
+    </w:p>
+    <w:p>
+      <w:pPr>
+        <w:pStyle w:val="ListParagraph"/>
+        <w:numPr>
+          <w:ilvl w:val="0"/>
+          <w:numId w:val="7"/>
+        </w:numPr>
+        <w:ind w:left="426"/>
+      </w:pPr>
+      <w:r>
+        <w:t>Isolation: It means if 2 transactions are happening concurrently, then these 2 transactions will not be visible to each other.</w:t>
+      </w:r>
+    </w:p>
+    <w:p>
+      <w:pPr>
+        <w:pStyle w:val="ListParagraph"/>
+        <w:numPr>
+          <w:ilvl w:val="0"/>
+          <w:numId w:val="7"/>
+        </w:numPr>
+        <w:ind w:left="426"/>
+      </w:pPr>
+      <w:r>
+        <w:t>Durability: It ensures that the data after the successful execution of the operation becomes permanent in the database.</w:t>
+      </w:r>
+    </w:p>
+    <w:p>
+      <w:pPr>
+        <w:rPr>
+          <w:b/>
+          <w:bCs/>
+        </w:rPr>
+      </w:pPr>
+      <w:r>
+        <w:rPr>
+          <w:b/>
+          <w:bCs/>
+        </w:rPr>
+        <w:t>What does @ Transactional do?</w:t>
+      </w:r>
+    </w:p>
+    <w:p>
+      <w:r>
+        <w:t xml:space="preserve">It is used to perform transaction management in spring boot. </w:t>
+      </w:r>
+      <w:r>
+        <w:br/>
+        <w:t xml:space="preserve">It can be applied at method level and class level. @Transactional annotation on the method in the same class takes precedence over @Transactional at class level. </w:t>
+      </w:r>
+      <w:r>
+        <w:br/>
+        <w:t>@</w:t>
+      </w:r>
+      <w:proofErr w:type="spellStart"/>
+      <w:r>
+        <w:t>EnableTransactionManagement</w:t>
+      </w:r>
+      <w:proofErr w:type="spellEnd"/>
+      <w:r>
+        <w:t xml:space="preserve"> should be used over main class.</w:t>
+      </w:r>
+    </w:p>
+    <w:p>
+      <w:r>
+        <w:t>Note: Annotating @Transactional to a private method is of no use.</w:t>
+      </w:r>
+    </w:p>
+    <w:p>
+      <w:pPr>
+        <w:rPr>
+          <w:b/>
+          <w:bCs/>
+        </w:rPr>
+      </w:pPr>
+      <w:r>
+        <w:rPr>
+          <w:b/>
+          <w:bCs/>
+        </w:rPr>
+        <w:t>Internal working of @Transactional</w:t>
+      </w:r>
+    </w:p>
+    <w:p>
+      <w:r>
+        <w:t xml:space="preserve">Internal working of @Transactional relies on </w:t>
+      </w:r>
+      <w:proofErr w:type="gramStart"/>
+      <w:r>
+        <w:t>Spring's</w:t>
+      </w:r>
+      <w:proofErr w:type="gramEnd"/>
+      <w:r>
+        <w:t xml:space="preserve"> Aspect-Oriented Programming using proxy creation.</w:t>
+      </w:r>
+    </w:p>
+    <w:p>
+      <w:r>
+        <w:t xml:space="preserve">Proxy Creation: When Spring detects a class or method annotated with @Transactional, it creates a Proxy object that wraps the original service </w:t>
+      </w:r>
+      <w:proofErr w:type="gramStart"/>
+      <w:r>
+        <w:t>bean(</w:t>
+      </w:r>
+      <w:proofErr w:type="gramEnd"/>
+      <w:r>
+        <w:t>our method or class that is annotated with @Transactional).</w:t>
+      </w:r>
+    </w:p>
+    <w:p>
+      <w:r>
+        <w:t xml:space="preserve">Spring uses either CGLIB or JDK Dynamic Proxies to create this wrapper. If our class implements an interface, </w:t>
+      </w:r>
+      <w:proofErr w:type="gramStart"/>
+      <w:r>
+        <w:t>Spring</w:t>
+      </w:r>
+      <w:proofErr w:type="gramEnd"/>
+      <w:r>
+        <w:t xml:space="preserve"> uses JDK Dynamic Proxy. If not, </w:t>
+      </w:r>
+      <w:proofErr w:type="gramStart"/>
+      <w:r>
+        <w:t>Spring</w:t>
+      </w:r>
+      <w:proofErr w:type="gramEnd"/>
+      <w:r>
+        <w:t xml:space="preserve"> uses CGLIB Proxy</w:t>
+      </w:r>
+    </w:p>
+    <w:p>
+      <w:r>
+        <w:t>Method Interception: When an external component (e.g., a Controller) calls a public method on our service, the call first goes to the Proxy object, not the original bean.</w:t>
+      </w:r>
+    </w:p>
+    <w:p>
+      <w:r>
+        <w:t xml:space="preserve">The proxy contains an Interceptor (known as a </w:t>
+      </w:r>
+      <w:proofErr w:type="spellStart"/>
+      <w:r>
+        <w:t>TransactionInterceptor</w:t>
+      </w:r>
+      <w:proofErr w:type="spellEnd"/>
+      <w:r>
+        <w:t xml:space="preserve"> </w:t>
+      </w:r>
+      <w:proofErr w:type="spellStart"/>
+      <w:r>
+        <w:t>a.k.a</w:t>
+      </w:r>
+      <w:proofErr w:type="spellEnd"/>
+      <w:r>
+        <w:t xml:space="preserve"> advice) which is responsible for adding transactional logic before and after the execution of the actual business method.</w:t>
+      </w:r>
+    </w:p>
+    <w:p/>
+    <w:p>
+      <w:r>
+        <w:lastRenderedPageBreak/>
+        <w:t xml:space="preserve">The Transaction internally uses </w:t>
+      </w:r>
+      <w:proofErr w:type="spellStart"/>
+      <w:r>
+        <w:t>PlatformTransactionManager</w:t>
+      </w:r>
+      <w:proofErr w:type="spellEnd"/>
+      <w:r>
+        <w:t xml:space="preserve"> (PTM). The PTM is a core </w:t>
+      </w:r>
+      <w:proofErr w:type="gramStart"/>
+      <w:r>
+        <w:t>Spring</w:t>
+      </w:r>
+      <w:proofErr w:type="gramEnd"/>
+      <w:r>
+        <w:t xml:space="preserve"> interface that provides a consistent way to handle transactions, abstracting away the underlying technology.</w:t>
+      </w:r>
+    </w:p>
+    <w:p>
+      <w:r>
+        <w:t xml:space="preserve">We should configure a specific implementation of PTM based on your data source. For Example we should configure </w:t>
+      </w:r>
+      <w:proofErr w:type="spellStart"/>
+      <w:r>
+        <w:t>JpaTransactionManager</w:t>
+      </w:r>
+      <w:proofErr w:type="spellEnd"/>
+      <w:r>
+        <w:t xml:space="preserve"> (or </w:t>
+      </w:r>
+      <w:proofErr w:type="spellStart"/>
+      <w:r>
+        <w:t>HibernateTransactionManager</w:t>
+      </w:r>
+      <w:proofErr w:type="spellEnd"/>
+      <w:r>
+        <w:t>) if we are using ORMs like JPA/Hibernate.</w:t>
+      </w:r>
+      <w:r>
+        <w:t xml:space="preserve">  The PTM is responsible for: Acquiring the appropriate resource (e.g., a Connection from the </w:t>
+      </w:r>
+      <w:proofErr w:type="spellStart"/>
+      <w:r>
+        <w:t>DataSource</w:t>
+      </w:r>
+      <w:proofErr w:type="spellEnd"/>
+      <w:r>
+        <w:t xml:space="preserve">) </w:t>
+      </w:r>
+      <w:r>
+        <w:t>AND</w:t>
+      </w:r>
+      <w:r>
+        <w:t xml:space="preserve"> Calling the low-level API methods: </w:t>
+      </w:r>
+      <w:proofErr w:type="spellStart"/>
+      <w:proofErr w:type="gramStart"/>
+      <w:r>
+        <w:t>connection.setAutoCommit</w:t>
+      </w:r>
+      <w:proofErr w:type="spellEnd"/>
+      <w:r>
+        <w:t>(</w:t>
+      </w:r>
+      <w:proofErr w:type="gramEnd"/>
+      <w:r>
+        <w:t xml:space="preserve">false), </w:t>
+      </w:r>
+      <w:proofErr w:type="spellStart"/>
+      <w:r>
+        <w:t>connection.commit</w:t>
+      </w:r>
+      <w:proofErr w:type="spellEnd"/>
+      <w:r>
+        <w:t xml:space="preserve">(), and </w:t>
+      </w:r>
+      <w:proofErr w:type="spellStart"/>
+      <w:r>
+        <w:t>connection.rollback</w:t>
+      </w:r>
+      <w:proofErr w:type="spellEnd"/>
+      <w:r>
+        <w:t>().</w:t>
+      </w:r>
+    </w:p>
+    <w:p>
+      <w:r>
+        <w:t>What happens in transaction logic before method execution?</w:t>
+      </w:r>
+    </w:p>
+    <w:p>
+      <w:r>
+        <w:t xml:space="preserve">The interceptor looks up the current settings on the @Transactional annotation (e.g., propagation, isolation, </w:t>
+      </w:r>
+      <w:proofErr w:type="spellStart"/>
+      <w:r>
+        <w:t>readOnly</w:t>
+      </w:r>
+      <w:proofErr w:type="spellEnd"/>
+      <w:r>
+        <w:t>).</w:t>
+      </w:r>
+    </w:p>
+    <w:p>
+      <w:r>
+        <w:t>It asks the Transaction Manager to start a new transaction or join to an existing one, based on the propagation setting.</w:t>
+      </w:r>
+    </w:p>
+    <w:p>
+      <w:r>
+        <w:t>During Method Execution:</w:t>
+      </w:r>
+    </w:p>
+    <w:p>
+      <w:r>
+        <w:t>The actual business logic method of our service bean runs. All underlying JPA/Hibernate calls use the thread-bound connection and are now part of the active transaction.</w:t>
+      </w:r>
+    </w:p>
+    <w:p>
+      <w:r>
+        <w:t>After Method Execution:</w:t>
+      </w:r>
+    </w:p>
+    <w:p>
+      <w:r>
+        <w:t xml:space="preserve">Success: If the method executes successfully (without throwing an unchecked exception), the interceptor tells the Transaction Manager to call the </w:t>
+      </w:r>
+      <w:proofErr w:type="gramStart"/>
+      <w:r>
+        <w:t>commit(</w:t>
+      </w:r>
+      <w:proofErr w:type="gramEnd"/>
+      <w:r>
+        <w:t>) method on the connection.</w:t>
+      </w:r>
+    </w:p>
+    <w:p>
+      <w:r>
+        <w:t xml:space="preserve">Failure: If the method throws an unchecked exception (like </w:t>
+      </w:r>
+      <w:proofErr w:type="spellStart"/>
+      <w:r>
+        <w:t>RuntimeException</w:t>
+      </w:r>
+      <w:proofErr w:type="spellEnd"/>
+      <w:r>
+        <w:t xml:space="preserve"> or its subclasses—the default behavior) or a checked exception specified for rollback, the interceptor tells the Transaction Manager to call the </w:t>
+      </w:r>
+      <w:proofErr w:type="gramStart"/>
+      <w:r>
+        <w:t>rollback(</w:t>
+      </w:r>
+      <w:proofErr w:type="gramEnd"/>
+      <w:r>
+        <w:t>) method on the connection.</w:t>
+      </w:r>
+    </w:p>
+    <w:p>
+      <w:r>
+        <w:t xml:space="preserve">Here's a simple example of using @Transactional in </w:t>
+      </w:r>
+      <w:proofErr w:type="gramStart"/>
+      <w:r>
+        <w:t>Spring</w:t>
+      </w:r>
+      <w:proofErr w:type="gramEnd"/>
+      <w:r>
+        <w:t>:</w:t>
+      </w:r>
+    </w:p>
+    <w:p>
+      <w:r>
+        <w:t>@Service</w:t>
+      </w:r>
+      <w:r>
+        <w:br/>
+        <w:t>@Transactional</w:t>
+      </w:r>
+      <w:r>
+        <w:br/>
+        <w:t xml:space="preserve">public class </w:t>
+      </w:r>
+      <w:proofErr w:type="spellStart"/>
+      <w:r>
+        <w:t>MyService</w:t>
+      </w:r>
+      <w:proofErr w:type="spellEnd"/>
+      <w:r>
+        <w:t xml:space="preserve"> {</w:t>
+      </w:r>
+      <w:r>
+        <w:br/>
+        <w:t xml:space="preserve"> </w:t>
+      </w:r>
+      <w:r>
+        <w:tab/>
+        <w:t>@</w:t>
+      </w:r>
+      <w:proofErr w:type="spellStart"/>
+      <w:r>
+        <w:t>Autowired</w:t>
+      </w:r>
+      <w:proofErr w:type="spellEnd"/>
+      <w:r>
+        <w:br/>
+        <w:t xml:space="preserve"> </w:t>
+      </w:r>
+      <w:r>
+        <w:tab/>
+        <w:t xml:space="preserve">private </w:t>
+      </w:r>
+      <w:proofErr w:type="spellStart"/>
+      <w:r>
+        <w:t>MyRepository</w:t>
+      </w:r>
+      <w:proofErr w:type="spellEnd"/>
+      <w:r>
+        <w:t xml:space="preserve"> </w:t>
+      </w:r>
+      <w:proofErr w:type="spellStart"/>
+      <w:r>
+        <w:t>myRepository</w:t>
+      </w:r>
+      <w:proofErr w:type="spellEnd"/>
+      <w:r>
+        <w:t>;</w:t>
+      </w:r>
+      <w:r>
+        <w:br/>
+        <w:t xml:space="preserve"> </w:t>
+      </w:r>
+      <w:r>
+        <w:tab/>
+        <w:t xml:space="preserve">public void </w:t>
+      </w:r>
+      <w:proofErr w:type="spellStart"/>
+      <w:proofErr w:type="gramStart"/>
+      <w:r>
+        <w:t>performDatabaseOperation</w:t>
+      </w:r>
+      <w:proofErr w:type="spellEnd"/>
+      <w:r>
+        <w:t>(</w:t>
+      </w:r>
+      <w:proofErr w:type="gramEnd"/>
+      <w:r>
+        <w:t>) {</w:t>
+      </w:r>
+      <w:r>
+        <w:br/>
+        <w:t xml:space="preserve"> </w:t>
+      </w:r>
+      <w:r>
+        <w:tab/>
+      </w:r>
+      <w:r>
+        <w:tab/>
+        <w:t>// This method runs in a transaction</w:t>
+      </w:r>
+      <w:r>
+        <w:br/>
+        <w:t xml:space="preserve"> </w:t>
+      </w:r>
+      <w:r>
+        <w:tab/>
+      </w:r>
+      <w:r>
+        <w:tab/>
+      </w:r>
+      <w:proofErr w:type="spellStart"/>
+      <w:r>
+        <w:t>myRepository.saveEntity</w:t>
+      </w:r>
+      <w:proofErr w:type="spellEnd"/>
+      <w:r>
+        <w:t>(entity);</w:t>
+      </w:r>
+      <w:r>
+        <w:br/>
+        <w:t xml:space="preserve"> </w:t>
+      </w:r>
+      <w:r>
+        <w:tab/>
+        <w:t>}</w:t>
+      </w:r>
+      <w:r>
+        <w:br/>
+        <w:t>}</w:t>
+      </w:r>
+    </w:p>
+    <w:p>
+      <w:r>
+        <w:t xml:space="preserve">In this example, the @Transactional annotation on the </w:t>
+      </w:r>
+      <w:proofErr w:type="spellStart"/>
+      <w:r>
+        <w:t>MyService</w:t>
+      </w:r>
+      <w:proofErr w:type="spellEnd"/>
+      <w:r>
+        <w:t xml:space="preserve"> class ensures that the </w:t>
+      </w:r>
+      <w:proofErr w:type="spellStart"/>
+      <w:r>
+        <w:t>performDatabaseOperation</w:t>
+      </w:r>
+      <w:proofErr w:type="spellEnd"/>
+      <w:r>
+        <w:t xml:space="preserve"> method runs within a database transaction. If the method completes </w:t>
+      </w:r>
+      <w:r>
+        <w:lastRenderedPageBreak/>
+        <w:t>successfully, the transaction is committed, and any changes made to the database are saved. If an exception occurs, the transaction is rolled back to maintain data consistency.</w:t>
+      </w:r>
+    </w:p>
+    <w:p>
+      <w:pPr>
+        <w:rPr>
+          <w:b/>
+        </w:rPr>
+      </w:pPr>
+      <w:r>
+        <w:rPr>
+          <w:b/>
+        </w:rPr>
+        <w:t>Transaction Propagation</w:t>
+      </w:r>
+    </w:p>
+    <w:p>
+      <w:r>
+        <w:t xml:space="preserve">In the context of the @Transactional annotation in Java frameworks like </w:t>
+      </w:r>
+      <w:proofErr w:type="gramStart"/>
+      <w:r>
+        <w:t>Spring</w:t>
+      </w:r>
+      <w:proofErr w:type="gramEnd"/>
+      <w:r>
+        <w:t>, "transaction propagation" refers to the behavior that dictates how an annotated method should interact with an existing transaction or start a new one if none exists. Transaction propagation defines the rules for how transactions should be handled when a method annotated with @Transactional is called, especially in scenarios involving nested method calls.</w:t>
+      </w:r>
+    </w:p>
+    <w:p>
+      <w:r>
+        <w:t>There are several transaction propagation behaviors available in the @Transactional annotation, each specifying how a method should participate in the current transaction context. The most commonly used propagation behaviors include:</w:t>
+      </w:r>
+    </w:p>
+    <w:p>
+      <w:pPr>
+        <w:pStyle w:val="ListParagraph"/>
+        <w:numPr>
+          <w:ilvl w:val="0"/>
+          <w:numId w:val="8"/>
+        </w:numPr>
+      </w:pPr>
+      <w:r>
+        <w:rPr>
+          <w:b/>
+        </w:rPr>
+        <w:t>REQUIRED</w:t>
+      </w:r>
+      <w:r>
+        <w:t>: This is the default propagation behavior. If a transaction context already exists when the method is called, the method will join that transaction. If no transaction exists, a new one will be created.</w:t>
+      </w:r>
+    </w:p>
+    <w:p>
+      <w:pPr>
+        <w:pStyle w:val="ListParagraph"/>
+        <w:numPr>
+          <w:ilvl w:val="0"/>
+          <w:numId w:val="8"/>
+        </w:numPr>
+      </w:pPr>
+      <w:r>
+        <w:rPr>
+          <w:b/>
+        </w:rPr>
+        <w:t>REQUIRES_NEW</w:t>
+      </w:r>
+      <w:r>
+        <w:t>: This behavior always starts a new transaction, suspending the current one if it exists. It ensures that the method's work is isolated within its own transaction.</w:t>
+      </w:r>
+    </w:p>
+    <w:p>
+      <w:pPr>
+        <w:pStyle w:val="ListParagraph"/>
+        <w:numPr>
+          <w:ilvl w:val="0"/>
+          <w:numId w:val="8"/>
+        </w:numPr>
+      </w:pPr>
+      <w:r>
+        <w:rPr>
+          <w:b/>
+        </w:rPr>
+        <w:t>SUPPORTS</w:t>
+      </w:r>
+      <w:r>
+        <w:t>: This behavior doesn't start a new transaction but participates in an existing one if available. If no transaction exists, the method executes without a transaction.</w:t>
+      </w:r>
+    </w:p>
+    <w:p>
+      <w:pPr>
+        <w:pStyle w:val="ListParagraph"/>
+        <w:numPr>
+          <w:ilvl w:val="0"/>
+          <w:numId w:val="8"/>
+        </w:numPr>
+      </w:pPr>
+      <w:r>
+        <w:rPr>
+          <w:b/>
+        </w:rPr>
+        <w:t>MANDATORY</w:t>
+      </w:r>
+      <w:r>
+        <w:t>: This behavior requires that an existing transaction is available; otherwise, it throws an exception. It enforces that the method must be executed within an existing transaction context.</w:t>
+      </w:r>
+    </w:p>
+    <w:p>
+      <w:pPr>
+        <w:pStyle w:val="ListParagraph"/>
+        <w:numPr>
+          <w:ilvl w:val="0"/>
+          <w:numId w:val="8"/>
+        </w:numPr>
+      </w:pPr>
+      <w:r>
+        <w:rPr>
+          <w:b/>
+        </w:rPr>
+        <w:t>NOT_SUPPORTED</w:t>
+      </w:r>
+      <w:r>
+        <w:t>: This behavior suspends the current transaction if one exists and executes the method without a transaction context. It ensures that the method is executed independently of any ongoing transactions.</w:t>
+      </w:r>
+    </w:p>
+    <w:p>
+      <w:pPr>
+        <w:pStyle w:val="ListParagraph"/>
+        <w:numPr>
+          <w:ilvl w:val="0"/>
+          <w:numId w:val="8"/>
+        </w:numPr>
+      </w:pPr>
+      <w:r>
+        <w:rPr>
+          <w:b/>
+        </w:rPr>
+        <w:t>NEVER</w:t>
+      </w:r>
+      <w:r>
+        <w:t>: This behavior ensures that no transaction context is available when the method is executed. If a transaction exists, it throws an exception.</w:t>
+      </w:r>
+    </w:p>
+    <w:p>
+      <w:pPr>
+        <w:pStyle w:val="ListParagraph"/>
+        <w:numPr>
+          <w:ilvl w:val="0"/>
+          <w:numId w:val="8"/>
+        </w:numPr>
+      </w:pPr>
+      <w:r>
+        <w:rPr>
+          <w:b/>
+        </w:rPr>
+        <w:t>NESTED</w:t>
+      </w:r>
+      <w:r>
+        <w:t xml:space="preserve">: This behavior allows for nested transactions within the scope of the current transaction. If a transaction exists when the method is called, it starts a new </w:t>
+      </w:r>
+      <w:proofErr w:type="spellStart"/>
+      <w:r>
+        <w:t>savepoint</w:t>
+      </w:r>
+      <w:proofErr w:type="spellEnd"/>
+      <w:r>
+        <w:t xml:space="preserve"> within that transaction. If no transaction exists, it behaves like REQUIRED.</w:t>
+      </w:r>
+    </w:p>
+    <w:p>
+      <w:r>
+        <w:rPr>
+          <w:b/>
+          <w:bCs/>
+        </w:rPr>
+        <w:t>1+N Problem</w:t>
+      </w:r>
+      <w:r>
+        <w:rPr>
+          <w:b/>
+          <w:bCs/>
+        </w:rPr>
+        <w:t xml:space="preserve">: </w:t>
+      </w:r>
+      <w:r>
+        <w:rPr>
+          <w:b/>
+          <w:bCs/>
+        </w:rPr>
+        <w:br/>
+      </w:r>
+      <w:r>
+        <w:t>The 1+</w:t>
+      </w:r>
+      <w:proofErr w:type="gramStart"/>
+      <w:r>
+        <w:t>N  problem</w:t>
+      </w:r>
+      <w:proofErr w:type="gramEnd"/>
+      <w:r>
+        <w:t xml:space="preserve"> occurs when JPA fetches one query to load the parent records (1 query), and then executes an additional query for each parent to load its associated child records (N queries).</w:t>
+      </w:r>
+    </w:p>
+    <w:p>
+      <w:r>
+        <w:t xml:space="preserve">As a result, a single fetch operation triggers 1 + N database </w:t>
+      </w:r>
+      <w:proofErr w:type="gramStart"/>
+      <w:r>
+        <w:t>queries, which causes</w:t>
+      </w:r>
+      <w:proofErr w:type="gramEnd"/>
+      <w:r>
+        <w:t xml:space="preserve"> severe performance degradation especially for large datasets.</w:t>
+      </w:r>
+    </w:p>
+    <w:p>
+      <w:r>
+        <w:t xml:space="preserve">It is a problem that is more prominently seen in Lazy Loading. </w:t>
+      </w:r>
+      <w:proofErr w:type="gramStart"/>
+      <w:r>
+        <w:t xml:space="preserve">Example to understand </w:t>
+      </w:r>
+      <w:r>
+        <w:t>1+N problem.</w:t>
+      </w:r>
+      <w:proofErr w:type="gramEnd"/>
+    </w:p>
+    <w:p>
+      <w:r>
+        <w:t xml:space="preserve">The IPL 1+N Problem </w:t>
+      </w:r>
+    </w:p>
+    <w:p>
+      <w:r>
+        <w:lastRenderedPageBreak/>
+        <w:t xml:space="preserve">Scenario: Let's assume the following simplified data model for the IPL, where the relationship between </w:t>
+      </w:r>
+      <w:proofErr w:type="spellStart"/>
+      <w:r>
+        <w:t>IPL_Table</w:t>
+      </w:r>
+      <w:proofErr w:type="spellEnd"/>
+      <w:r>
+        <w:t xml:space="preserve"> and </w:t>
+      </w:r>
+      <w:proofErr w:type="spellStart"/>
+      <w:r>
+        <w:t>TeamList</w:t>
+      </w:r>
+      <w:proofErr w:type="spellEnd"/>
+      <w:r>
+        <w:t xml:space="preserve"> (or just Team) is a one-to-many relationship (one IPL season has many teams).</w:t>
+      </w:r>
+    </w:p>
+    <w:p>
+      <w:pPr>
+        <w:rPr>
+          <w:b/>
+          <w:bCs/>
+        </w:rPr>
+      </w:pPr>
+      <w:r>
+        <w:rPr>
+          <w:b/>
+          <w:bCs/>
+        </w:rPr>
+        <w:t>The Initial Query (The "1")</w:t>
+      </w:r>
+    </w:p>
+    <w:p>
+      <w:r>
+        <w:t>Your code executes a query to fetch the list of teams from the “</w:t>
+      </w:r>
+      <w:proofErr w:type="spellStart"/>
+      <w:r>
+        <w:t>IPL_Table</w:t>
+      </w:r>
+      <w:proofErr w:type="spellEnd"/>
+      <w:r>
+        <w:t>”.</w:t>
+      </w:r>
+    </w:p>
+    <w:p>
+      <w:pPr>
+        <w:rPr>
+          <w:i/>
+          <w:iCs/>
+        </w:rPr>
+      </w:pPr>
+      <w:r>
+        <w:rPr>
+          <w:i/>
+          <w:iCs/>
+        </w:rPr>
+        <w:t xml:space="preserve">List&lt;Team&gt; teams = </w:t>
+      </w:r>
+      <w:proofErr w:type="spellStart"/>
+      <w:proofErr w:type="gramStart"/>
+      <w:r>
+        <w:rPr>
+          <w:i/>
+          <w:iCs/>
+        </w:rPr>
+        <w:t>iplRepository.findTeamListByIplSeason</w:t>
+      </w:r>
+      <w:proofErr w:type="spellEnd"/>
+      <w:r>
+        <w:rPr>
+          <w:i/>
+          <w:iCs/>
+        </w:rPr>
+        <w:t>(</w:t>
+      </w:r>
+      <w:proofErr w:type="spellStart"/>
+      <w:proofErr w:type="gramEnd"/>
+      <w:r>
+        <w:rPr>
+          <w:i/>
+          <w:iCs/>
+        </w:rPr>
+        <w:t>currentSeasonId</w:t>
+      </w:r>
+      <w:proofErr w:type="spellEnd"/>
+      <w:r>
+        <w:rPr>
+          <w:i/>
+          <w:iCs/>
+        </w:rPr>
+        <w:t>);</w:t>
+      </w:r>
+    </w:p>
+    <w:p>
+      <w:r>
+        <w:t>The ORM executes a single query to fetch the Team records. If there are 10 teams in the IPL, you get 10 records.</w:t>
+      </w:r>
+    </w:p>
+    <w:p>
+      <w:r>
+        <w:t xml:space="preserve">At this point, the </w:t>
+      </w:r>
+      <w:proofErr w:type="spellStart"/>
+      <w:r>
+        <w:t>PlayersList</w:t>
+      </w:r>
+      <w:proofErr w:type="spellEnd"/>
+      <w:r>
+        <w:t xml:space="preserve"> collection inside each Team object is not yet loaded. It holds a placeholder object (a proxy) because the relationship is LAZY.</w:t>
+      </w:r>
+    </w:p>
+    <w:p>
+      <w:r>
+        <w:rPr>
+          <w:b/>
+          <w:bCs/>
+        </w:rPr>
+        <w:t>Accessing Related Data (The "N")</w:t>
+      </w:r>
+    </w:p>
+    <w:p>
+      <w:r>
+        <w:t xml:space="preserve">The 1+N </w:t>
+      </w:r>
+      <w:proofErr w:type="gramStart"/>
+      <w:r>
+        <w:t>problem</w:t>
+      </w:r>
+      <w:proofErr w:type="gramEnd"/>
+      <w:r>
+        <w:t xml:space="preserve"> occurs when our application logic iterates through the fetched list of teams and tries to access the lazy-loaded </w:t>
+      </w:r>
+      <w:proofErr w:type="spellStart"/>
+      <w:r>
+        <w:t>PlayersList</w:t>
+      </w:r>
+      <w:proofErr w:type="spellEnd"/>
+      <w:r>
+        <w:t xml:space="preserve"> for each team.</w:t>
+      </w:r>
+    </w:p>
+    <w:p>
+      <w:proofErr w:type="gramStart"/>
+      <w:r>
+        <w:t>for</w:t>
+      </w:r>
+      <w:proofErr w:type="gramEnd"/>
+      <w:r>
+        <w:t xml:space="preserve"> (Team team : teams) {</w:t>
+      </w:r>
+      <w:r>
+        <w:br/>
+        <w:t xml:space="preserve"> </w:t>
+      </w:r>
+      <w:r>
+        <w:tab/>
+        <w:t xml:space="preserve">List&lt;Player&gt; players = </w:t>
+      </w:r>
+      <w:proofErr w:type="spellStart"/>
+      <w:r>
+        <w:t>team.getPlayersList</w:t>
+      </w:r>
+      <w:proofErr w:type="spellEnd"/>
+      <w:r>
+        <w:t xml:space="preserve">(); </w:t>
+      </w:r>
+      <w:r>
+        <w:br/>
+        <w:t xml:space="preserve"> </w:t>
+      </w:r>
+      <w:r>
+        <w:tab/>
+        <w:t>// ... process players ...</w:t>
+      </w:r>
+      <w:r>
+        <w:br/>
+        <w:t xml:space="preserve"> }</w:t>
+      </w:r>
+    </w:p>
+    <w:p>
+      <w:r>
+        <w:t xml:space="preserve">For each of the 10 teams, the ORM detects that the </w:t>
+      </w:r>
+      <w:proofErr w:type="spellStart"/>
+      <w:r>
+        <w:t>PlayersList</w:t>
+      </w:r>
+      <w:proofErr w:type="spellEnd"/>
+      <w:r>
+        <w:t xml:space="preserve"> needs to be initialized. Since the association is lazy, it executes a separate query to fetch the players for that specific team.</w:t>
+      </w:r>
+    </w:p>
+    <w:p>
+      <w:r>
+        <w:t>For Team 1 (e.g., Mumbai Indians)</w:t>
+      </w:r>
+      <w:proofErr w:type="gramStart"/>
+      <w:r>
+        <w:t>:SELECT</w:t>
+      </w:r>
+      <w:proofErr w:type="gramEnd"/>
+      <w:r>
+        <w:t xml:space="preserve"> player.* FROM player WHERE </w:t>
+      </w:r>
+      <w:proofErr w:type="spellStart"/>
+      <w:r>
+        <w:t>team_id</w:t>
+      </w:r>
+      <w:proofErr w:type="spellEnd"/>
+      <w:r>
+        <w:t xml:space="preserve"> = 1;</w:t>
+      </w:r>
+      <w:r>
+        <w:br/>
+      </w:r>
+      <w:r>
+        <w:t xml:space="preserve">For Team 2 (e.g., Chennai Super Kings):SELECT player.* FROM player WHERE </w:t>
+      </w:r>
+      <w:proofErr w:type="spellStart"/>
+      <w:r>
+        <w:t>team_id</w:t>
+      </w:r>
+      <w:proofErr w:type="spellEnd"/>
+      <w:r>
+        <w:t xml:space="preserve"> = 2;...</w:t>
+      </w:r>
+      <w:r>
+        <w:br/>
+      </w:r>
+      <w:r>
+        <w:t>For Team 10:</w:t>
+      </w:r>
+      <w:r>
+        <w:t xml:space="preserve"> </w:t>
+      </w:r>
+      <w:r>
+        <w:t xml:space="preserve">SELECT player.* FROM player WHERE </w:t>
+      </w:r>
+      <w:proofErr w:type="spellStart"/>
+      <w:r>
+        <w:t>team_id</w:t>
+      </w:r>
+      <w:proofErr w:type="spellEnd"/>
+      <w:r>
+        <w:t xml:space="preserve"> = 10</w:t>
+      </w:r>
+      <w:proofErr w:type="gramStart"/>
+      <w:r>
+        <w:t>;</w:t>
+      </w:r>
+      <w:proofErr w:type="gramEnd"/>
+      <w:r>
+        <w:br/>
+        <w:t xml:space="preserve">If you have 10 </w:t>
+      </w:r>
+      <w:r>
+        <w:t>teams, you get 10 additional queries.</w:t>
+      </w:r>
+    </w:p>
+    <w:p>
+      <w:r>
+        <w:rPr>
+          <w:b/>
+          <w:bCs/>
+        </w:rPr>
+        <w:t>The Result:</w:t>
+      </w:r>
+      <w:r>
+        <w:t xml:space="preserve"> 1 + N Queries</w:t>
+      </w:r>
+      <w:r>
+        <w:t xml:space="preserve"> </w:t>
+      </w:r>
+    </w:p>
+    <w:p>
+      <w:r>
+        <w:t>The total number of databa</w:t>
+      </w:r>
+      <w:r>
+        <w:t xml:space="preserve">se hits to the player table is </w:t>
+      </w:r>
+      <w:proofErr w:type="gramStart"/>
+      <w:r>
+        <w:t xml:space="preserve">1 </w:t>
+      </w:r>
+      <w:r>
+        <w:t xml:space="preserve"> (</w:t>
+      </w:r>
+      <w:proofErr w:type="gramEnd"/>
+      <w:r>
+        <w:t xml:space="preserve">for </w:t>
+      </w:r>
+      <w:r>
+        <w:t xml:space="preserve">getting </w:t>
+      </w:r>
+      <w:r>
+        <w:t>the initial team list</w:t>
+      </w:r>
+      <w:r>
+        <w:t xml:space="preserve"> from IPL_TABLE) + N</w:t>
+      </w:r>
+      <w:r>
+        <w:t xml:space="preserve"> (for </w:t>
+      </w:r>
+      <w:r>
+        <w:t xml:space="preserve">getting </w:t>
+      </w:r>
+      <w:r>
+        <w:t>player list</w:t>
+      </w:r>
+      <w:r>
+        <w:t xml:space="preserve"> from each </w:t>
+      </w:r>
+      <w:proofErr w:type="spellStart"/>
+      <w:r>
+        <w:t>team_table</w:t>
+      </w:r>
+      <w:proofErr w:type="spellEnd"/>
+      <w:r>
+        <w:t xml:space="preserve"> </w:t>
+      </w:r>
+      <w:r>
+        <w:t>).</w:t>
+      </w:r>
+    </w:p>
+    <w:p>
+      <w:r>
+        <w:t xml:space="preserve">In this IPL example, you execute 11 database queries (1 initial query + 10 team queries) to retrieve data that could have been fetched in just one or two optimized queries. This is the 1+N performance </w:t>
+      </w:r>
+      <w:proofErr w:type="gramStart"/>
+      <w:r>
+        <w:t>bottleneck</w:t>
+      </w:r>
+      <w:proofErr w:type="gramEnd"/>
+      <w:r>
+        <w:t>.</w:t>
+      </w:r>
+    </w:p>
+    <w:p>
+      <w:pPr>
+        <w:rPr>
+          <w:b/>
+        </w:rPr>
+      </w:pPr>
+    </w:p>
+    <w:p>
+      <w:pPr>
+        <w:rPr>
+          <w:b/>
+        </w:rPr>
+      </w:pPr>
+    </w:p>
+    <w:p>
+      <w:pPr>
+        <w:rPr>
+          <w:b/>
+        </w:rPr>
+      </w:pPr>
+    </w:p>
+    <w:p>
+      <w:pPr>
+        <w:rPr>
+          <w:b/>
+        </w:rPr>
+      </w:pPr>
+      <w:r>
+        <w:rPr>
+          <w:b/>
+        </w:rPr>
+        <w:lastRenderedPageBreak/>
+        <w:t>How to solve this 1+N problem?</w:t>
+      </w:r>
+    </w:p>
+    <w:p>
+      <w:pPr>
+        <w:pStyle w:val="ListParagraph"/>
+        <w:numPr>
+          <w:ilvl w:val="0"/>
+          <w:numId w:val="17"/>
+        </w:numPr>
+        <w:ind w:left="0"/>
+        <w:rPr>
+          <w:bCs/>
+        </w:rPr>
+      </w:pPr>
+      <w:r>
+        <w:rPr>
+          <w:b/>
+        </w:rPr>
+        <w:t>Using JOIN FETCH (JPQL/HQL)</w:t>
+      </w:r>
+    </w:p>
+    <w:p>
+      <w:pPr>
+        <w:rPr>
+          <w:bCs/>
+        </w:rPr>
+      </w:pPr>
+      <w:r>
+        <w:rPr>
+          <w:bCs/>
+        </w:rPr>
+        <w:t>JOIN FETCH is used directly within a query defined in your Spring Data JPA repository interface. It tells the ORM (Hibernate) to not only join the tables but also to include the joined entity in the persistence context as an initialized, eagerly-fetched association.</w:t>
+      </w:r>
+    </w:p>
+    <w:p>
+      <w:pPr>
+        <w:rPr>
+          <w:bCs/>
+        </w:rPr>
+      </w:pPr>
+      <w:proofErr w:type="gramStart"/>
+      <w:r>
+        <w:rPr>
+          <w:bCs/>
+        </w:rPr>
+        <w:t>@Query(</w:t>
+      </w:r>
+      <w:proofErr w:type="gramEnd"/>
+      <w:r>
+        <w:rPr>
+          <w:bCs/>
+        </w:rPr>
+        <w:t xml:space="preserve">"SELECT t FROM Team t JOIN FETCH </w:t>
+      </w:r>
+      <w:proofErr w:type="spellStart"/>
+      <w:r>
+        <w:rPr>
+          <w:bCs/>
+        </w:rPr>
+        <w:t>t.playersList</w:t>
+      </w:r>
+      <w:proofErr w:type="spellEnd"/>
+      <w:r>
+        <w:rPr>
+          <w:bCs/>
+        </w:rPr>
+        <w:t>")</w:t>
+      </w:r>
+      <w:r>
+        <w:rPr>
+          <w:bCs/>
+        </w:rPr>
+        <w:br/>
+      </w:r>
+      <w:r>
+        <w:rPr>
+          <w:bCs/>
+        </w:rPr>
+        <w:t xml:space="preserve">List&lt;Team&gt; </w:t>
+      </w:r>
+      <w:proofErr w:type="spellStart"/>
+      <w:r>
+        <w:rPr>
+          <w:bCs/>
+        </w:rPr>
+        <w:t>findAllTeamsWithPlayers</w:t>
+      </w:r>
+      <w:proofErr w:type="spellEnd"/>
+      <w:r>
+        <w:rPr>
+          <w:bCs/>
+        </w:rPr>
+        <w:t>();</w:t>
+      </w:r>
+    </w:p>
+    <w:p>
+      <w:pPr>
+        <w:pStyle w:val="ListParagraph"/>
+        <w:numPr>
+          <w:ilvl w:val="0"/>
+          <w:numId w:val="17"/>
+        </w:numPr>
+        <w:ind w:left="0"/>
+        <w:rPr>
+          <w:b/>
+        </w:rPr>
+      </w:pPr>
+      <w:r>
+        <w:rPr>
+          <w:b/>
+        </w:rPr>
+        <w:t>Using @</w:t>
+      </w:r>
+      <w:proofErr w:type="spellStart"/>
+      <w:r>
+        <w:rPr>
+          <w:b/>
+        </w:rPr>
+        <w:t>EntityGraph</w:t>
+      </w:r>
+      <w:proofErr w:type="spellEnd"/>
+      <w:r>
+        <w:rPr>
+          <w:b/>
+        </w:rPr>
+        <w:t xml:space="preserve"> (Spring Data JPA)</w:t>
+      </w:r>
+    </w:p>
+    <w:p>
+      <w:pPr>
+        <w:rPr>
+          <w:bCs/>
+        </w:rPr>
+      </w:pPr>
+      <w:r>
+        <w:rPr>
+          <w:bCs/>
+        </w:rPr>
+        <w:t>@</w:t>
+      </w:r>
+      <w:proofErr w:type="spellStart"/>
+      <w:r>
+        <w:rPr>
+          <w:bCs/>
+        </w:rPr>
+        <w:t>EntityGraph</w:t>
+      </w:r>
+      <w:proofErr w:type="spellEnd"/>
+      <w:r>
+        <w:rPr>
+          <w:bCs/>
+        </w:rPr>
+        <w:t xml:space="preserve"> is a cleaner, more declarative way to achieve the same result, especially within Spring Data JPA repositories. You define the graph of entities you want to load, and Spring/JPA handles creating the efficient query for you.</w:t>
+      </w:r>
+    </w:p>
+    <w:p>
+      <w:pPr>
+        <w:rPr>
+          <w:b/>
+        </w:rPr>
+      </w:pPr>
+      <w:r>
+        <w:rPr>
+          <w:b/>
+        </w:rPr>
+        <w:t>Team Entity (Define the Graph):</w:t>
+      </w:r>
+    </w:p>
+    <w:p>
+      <w:pPr>
+        <w:rPr>
+          <w:bCs/>
+        </w:rPr>
+      </w:pPr>
+      <w:proofErr w:type="gramStart"/>
+      <w:r>
+        <w:rPr>
+          <w:bCs/>
+        </w:rPr>
+        <w:t>@</w:t>
+      </w:r>
+      <w:proofErr w:type="spellStart"/>
+      <w:r>
+        <w:rPr>
+          <w:bCs/>
+        </w:rPr>
+        <w:t>NamedEntityGraph</w:t>
+      </w:r>
+      <w:proofErr w:type="spellEnd"/>
+      <w:r>
+        <w:rPr>
+          <w:bCs/>
+        </w:rPr>
+        <w:t>(</w:t>
+      </w:r>
+      <w:proofErr w:type="gramEnd"/>
+      <w:r>
+        <w:rPr>
+          <w:bCs/>
+        </w:rPr>
+        <w:t xml:space="preserve"> </w:t>
+      </w:r>
+      <w:r>
+        <w:rPr>
+          <w:bCs/>
+        </w:rPr>
+        <w:t>name = "team-with-players-graph",</w:t>
+      </w:r>
+      <w:r>
+        <w:rPr>
+          <w:bCs/>
+        </w:rPr>
+        <w:t xml:space="preserve"> </w:t>
+      </w:r>
+      <w:proofErr w:type="spellStart"/>
+      <w:r>
+        <w:rPr>
+          <w:bCs/>
+        </w:rPr>
+        <w:t>attributeNodes</w:t>
+      </w:r>
+      <w:proofErr w:type="spellEnd"/>
+      <w:r>
+        <w:rPr>
+          <w:bCs/>
+        </w:rPr>
+        <w:t xml:space="preserve"> = @</w:t>
+      </w:r>
+      <w:proofErr w:type="spellStart"/>
+      <w:r>
+        <w:rPr>
+          <w:bCs/>
+        </w:rPr>
+        <w:t>NamedAttributeNode</w:t>
+      </w:r>
+      <w:proofErr w:type="spellEnd"/>
+      <w:r>
+        <w:rPr>
+          <w:bCs/>
+        </w:rPr>
+        <w:t>("</w:t>
+      </w:r>
+      <w:proofErr w:type="spellStart"/>
+      <w:r>
+        <w:rPr>
+          <w:bCs/>
+        </w:rPr>
+        <w:t>playersList</w:t>
+      </w:r>
+      <w:proofErr w:type="spellEnd"/>
+      <w:r>
+        <w:rPr>
+          <w:bCs/>
+        </w:rPr>
+        <w:t>"))</w:t>
+      </w:r>
+      <w:r>
+        <w:rPr>
+          <w:bCs/>
+        </w:rPr>
+        <w:br/>
+      </w:r>
+      <w:r>
+        <w:rPr>
+          <w:bCs/>
+        </w:rPr>
+        <w:t>@Entity</w:t>
+      </w:r>
+      <w:r>
+        <w:rPr>
+          <w:bCs/>
+        </w:rPr>
+        <w:br/>
+      </w:r>
+      <w:r>
+        <w:rPr>
+          <w:bCs/>
+        </w:rPr>
+        <w:t>public class Team {</w:t>
+      </w:r>
+      <w:r>
+        <w:rPr>
+          <w:bCs/>
+        </w:rPr>
+        <w:br/>
+        <w:t xml:space="preserve"> </w:t>
+      </w:r>
+      <w:r>
+        <w:rPr>
+          <w:bCs/>
+        </w:rPr>
+        <w:tab/>
+      </w:r>
+      <w:r>
+        <w:rPr>
+          <w:bCs/>
+        </w:rPr>
+        <w:t>@Id</w:t>
+      </w:r>
+      <w:r>
+        <w:rPr>
+          <w:bCs/>
+        </w:rPr>
+        <w:br/>
+        <w:t xml:space="preserve"> </w:t>
+      </w:r>
+      <w:r>
+        <w:rPr>
+          <w:bCs/>
+        </w:rPr>
+        <w:tab/>
+      </w:r>
+      <w:r>
+        <w:rPr>
+          <w:bCs/>
+        </w:rPr>
+        <w:t>private Long id;</w:t>
+      </w:r>
+      <w:r>
+        <w:rPr>
+          <w:bCs/>
+        </w:rPr>
+        <w:br/>
+        <w:t xml:space="preserve"> </w:t>
+      </w:r>
+      <w:r>
+        <w:rPr>
+          <w:bCs/>
+        </w:rPr>
+        <w:tab/>
+      </w:r>
+      <w:r>
+        <w:rPr>
+          <w:bCs/>
+        </w:rPr>
+        <w:t>private String name;</w:t>
+      </w:r>
+      <w:r>
+        <w:rPr>
+          <w:bCs/>
+        </w:rPr>
+        <w:br/>
+        <w:t xml:space="preserve"> </w:t>
+      </w:r>
+      <w:r>
+        <w:rPr>
+          <w:bCs/>
+        </w:rPr>
+        <w:tab/>
+      </w:r>
+      <w:r>
+        <w:rPr>
+          <w:bCs/>
+        </w:rPr>
+        <w:t>@</w:t>
+      </w:r>
+      <w:proofErr w:type="spellStart"/>
+      <w:r>
+        <w:rPr>
+          <w:bCs/>
+        </w:rPr>
+        <w:t>OneToMany</w:t>
+      </w:r>
+      <w:proofErr w:type="spellEnd"/>
+      <w:r>
+        <w:rPr>
+          <w:bCs/>
+        </w:rPr>
+        <w:t>(</w:t>
+      </w:r>
+      <w:proofErr w:type="spellStart"/>
+      <w:r>
+        <w:rPr>
+          <w:bCs/>
+        </w:rPr>
+        <w:t>mappedBy</w:t>
+      </w:r>
+      <w:proofErr w:type="spellEnd"/>
+      <w:r>
+        <w:rPr>
+          <w:bCs/>
+        </w:rPr>
+        <w:t xml:space="preserve"> = "team")</w:t>
+      </w:r>
+      <w:r>
+        <w:rPr>
+          <w:bCs/>
+        </w:rPr>
+        <w:br/>
+        <w:t xml:space="preserve"> </w:t>
+      </w:r>
+      <w:r>
+        <w:rPr>
+          <w:bCs/>
+        </w:rPr>
+        <w:tab/>
+      </w:r>
+      <w:r>
+        <w:rPr>
+          <w:bCs/>
+        </w:rPr>
+        <w:t xml:space="preserve">private List&lt;Player&gt; </w:t>
+      </w:r>
+      <w:proofErr w:type="spellStart"/>
+      <w:r>
+        <w:rPr>
+          <w:bCs/>
+        </w:rPr>
+        <w:t>playersList</w:t>
+      </w:r>
+      <w:proofErr w:type="spellEnd"/>
+      <w:r>
+        <w:rPr>
+          <w:bCs/>
+        </w:rPr>
+        <w:t xml:space="preserve">; </w:t>
+      </w:r>
+      <w:r>
+        <w:rPr>
+          <w:bCs/>
+        </w:rPr>
+        <w:br/>
+      </w:r>
+      <w:r>
+        <w:rPr>
+          <w:bCs/>
+        </w:rPr>
+        <w:t>}</w:t>
+      </w:r>
+    </w:p>
+    <w:p>
+      <w:pPr>
+        <w:rPr>
+          <w:b/>
+        </w:rPr>
+      </w:pPr>
+      <w:proofErr w:type="spellStart"/>
+      <w:r>
+        <w:rPr>
+          <w:b/>
+        </w:rPr>
+        <w:t>TeamRepository</w:t>
+      </w:r>
+      <w:proofErr w:type="spellEnd"/>
+      <w:r>
+        <w:rPr>
+          <w:b/>
+        </w:rPr>
+        <w:t xml:space="preserve"> Interface (Apply the Graph):</w:t>
+      </w:r>
+    </w:p>
+    <w:p>
+      <w:pPr>
+        <w:rPr>
+          <w:bCs/>
+        </w:rPr>
+      </w:pPr>
+      <w:r>
+        <w:rPr>
+          <w:bCs/>
+        </w:rPr>
+        <w:t xml:space="preserve">public interface </w:t>
+      </w:r>
+      <w:proofErr w:type="spellStart"/>
+      <w:r>
+        <w:rPr>
+          <w:bCs/>
+        </w:rPr>
+        <w:t>TeamRepository</w:t>
+      </w:r>
+      <w:proofErr w:type="spellEnd"/>
+      <w:r>
+        <w:rPr>
+          <w:bCs/>
+        </w:rPr>
+        <w:t xml:space="preserve"> extends </w:t>
+      </w:r>
+      <w:proofErr w:type="spellStart"/>
+      <w:r>
+        <w:rPr>
+          <w:bCs/>
+        </w:rPr>
+        <w:t>JpaRepository</w:t>
+      </w:r>
+      <w:proofErr w:type="spellEnd"/>
+      <w:r>
+        <w:rPr>
+          <w:bCs/>
+        </w:rPr>
+        <w:t>&lt;Team, Long&gt; {</w:t>
+      </w:r>
+      <w:r>
+        <w:rPr>
+          <w:bCs/>
+        </w:rPr>
+        <w:br/>
+        <w:t xml:space="preserve"> /*</w:t>
+      </w:r>
+      <w:r>
+        <w:rPr>
+          <w:bCs/>
+        </w:rPr>
+        <w:t xml:space="preserve">* Applies the named </w:t>
+      </w:r>
+      <w:proofErr w:type="spellStart"/>
+      <w:r>
+        <w:rPr>
+          <w:bCs/>
+        </w:rPr>
+        <w:t>EntityGraph</w:t>
+      </w:r>
+      <w:proofErr w:type="spellEnd"/>
+      <w:r>
+        <w:rPr>
+          <w:bCs/>
+        </w:rPr>
+        <w:t xml:space="preserve"> to the find method.</w:t>
+      </w:r>
+      <w:r>
+        <w:rPr>
+          <w:bCs/>
+        </w:rPr>
+        <w:t xml:space="preserve"> </w:t>
+      </w:r>
+      <w:r>
+        <w:rPr>
+          <w:bCs/>
+        </w:rPr>
+        <w:t>This tells Spring/JPA to load the '</w:t>
+      </w:r>
+      <w:proofErr w:type="spellStart"/>
+      <w:r>
+        <w:rPr>
+          <w:bCs/>
+        </w:rPr>
+        <w:t>playersList</w:t>
+      </w:r>
+      <w:proofErr w:type="spellEnd"/>
+      <w:r>
+        <w:rPr>
+          <w:bCs/>
+        </w:rPr>
+        <w:t>' eagerly for this specific call.*/</w:t>
+      </w:r>
+    </w:p>
+    <w:p>
+      <w:pPr>
+        <w:ind w:firstLine="720"/>
+        <w:rPr>
+          <w:bCs/>
+        </w:rPr>
+      </w:pPr>
+      <w:proofErr w:type="gramStart"/>
+      <w:r>
+        <w:rPr>
+          <w:bCs/>
+        </w:rPr>
+        <w:t>@</w:t>
+      </w:r>
+      <w:proofErr w:type="spellStart"/>
+      <w:r>
+        <w:rPr>
+          <w:bCs/>
+        </w:rPr>
+        <w:t>EntityGraph</w:t>
+      </w:r>
+      <w:proofErr w:type="spellEnd"/>
+      <w:r>
+        <w:rPr>
+          <w:bCs/>
+        </w:rPr>
+        <w:t>(</w:t>
+      </w:r>
+      <w:proofErr w:type="gramEnd"/>
+      <w:r>
+        <w:rPr>
+          <w:bCs/>
+        </w:rPr>
+        <w:t xml:space="preserve">value = "team-with-players-graph", type = </w:t>
+      </w:r>
+      <w:proofErr w:type="spellStart"/>
+      <w:r>
+        <w:rPr>
+          <w:bCs/>
+        </w:rPr>
+        <w:t>EntityGraph.EntityGraphType.LOAD</w:t>
+      </w:r>
+      <w:proofErr w:type="spellEnd"/>
+      <w:r>
+        <w:rPr>
+          <w:bCs/>
+        </w:rPr>
+        <w:t>)</w:t>
+      </w:r>
+      <w:r>
+        <w:rPr>
+          <w:bCs/>
+        </w:rPr>
+        <w:br/>
+        <w:t xml:space="preserve"> </w:t>
+      </w:r>
+      <w:r>
+        <w:rPr>
+          <w:bCs/>
+        </w:rPr>
+        <w:tab/>
+      </w:r>
+      <w:r>
+        <w:rPr>
+          <w:bCs/>
+        </w:rPr>
+        <w:t xml:space="preserve">List&lt;Team&gt; </w:t>
+      </w:r>
+      <w:proofErr w:type="spellStart"/>
+      <w:r>
+        <w:rPr>
+          <w:bCs/>
+        </w:rPr>
+        <w:t>findAll</w:t>
+      </w:r>
+      <w:proofErr w:type="spellEnd"/>
+      <w:r>
+        <w:rPr>
+          <w:bCs/>
+        </w:rPr>
+        <w:t>();</w:t>
+      </w:r>
+    </w:p>
+    <w:p>
+      <w:pPr>
+        <w:rPr>
+          <w:bCs/>
+        </w:rPr>
+      </w:pPr>
+      <w:r>
+        <w:rPr>
+          <w:bCs/>
+        </w:rPr>
+        <w:t>}</w:t>
+      </w:r>
+    </w:p>
+    <w:p>
+      <w:pPr>
+        <w:rPr>
+          <w:bCs/>
+        </w:rPr>
+      </w:pPr>
+      <w:r>
+        <w:rPr>
+          <w:bCs/>
         </w:rPr>
         <w:br w:type="page"/>
       </w:r>
     </w:p>
     <w:p>
+      <w:pPr>
+        <w:rPr>
+          <w:b/>
+        </w:rPr>
+      </w:pPr>
       <w:r>
         <w:rPr>
           <w:b/>
         </w:rPr>
         <w:lastRenderedPageBreak/>
-        <w:t>What is Hibernate.</w:t>
-      </w:r>
+        <w:t xml:space="preserve">Caching </w:t>
+      </w:r>
+      <w:proofErr w:type="gramStart"/>
+      <w:r>
+        <w:rPr>
+          <w:b/>
+        </w:rPr>
+        <w:t>In</w:t>
+      </w:r>
+      <w:proofErr w:type="gramEnd"/>
+      <w:r>
+        <w:rPr>
+          <w:b/>
+        </w:rPr>
+        <w:t xml:space="preserve"> spring Boot</w:t>
+      </w:r>
+    </w:p>
+    <w:p>
+      <w:pPr>
+        <w:rPr>
+          <w:bCs/>
+        </w:rPr>
+      </w:pPr>
+      <w:r>
+        <w:rPr>
+          <w:bCs/>
+        </w:rPr>
+        <w:t>To implement Caching in Spring Boot add “</w:t>
+      </w:r>
+      <w:r>
+        <w:rPr>
+          <w:bCs/>
+        </w:rPr>
+        <w:t>spring-boot-starter-cache</w:t>
+      </w:r>
+      <w:r>
+        <w:rPr>
+          <w:bCs/>
+        </w:rPr>
+        <w:t xml:space="preserve">” to POM.xml. </w:t>
+      </w:r>
+      <w:proofErr w:type="gramStart"/>
+      <w:r>
+        <w:rPr>
+          <w:bCs/>
+        </w:rPr>
+        <w:t>After that at @</w:t>
+      </w:r>
+      <w:proofErr w:type="spellStart"/>
+      <w:r>
+        <w:rPr>
+          <w:bCs/>
+        </w:rPr>
+        <w:t>EnableCaching</w:t>
+      </w:r>
+      <w:proofErr w:type="spellEnd"/>
+      <w:r>
+        <w:rPr>
+          <w:bCs/>
+        </w:rPr>
+        <w:t xml:space="preserve"> to Spring Boot Main Class.</w:t>
+      </w:r>
+      <w:proofErr w:type="gramEnd"/>
+      <w:r>
+        <w:rPr>
+          <w:bCs/>
+        </w:rPr>
+        <w:t xml:space="preserve"> </w:t>
+      </w:r>
+    </w:p>
+    <w:p>
+      <w:pPr>
+        <w:rPr>
+          <w:bCs/>
+        </w:rPr>
+      </w:pPr>
+      <w:r>
+        <w:rPr>
+          <w:bCs/>
+        </w:rPr>
+        <w:t xml:space="preserve">Internally Caching uses Spring AOP to implement caching. When a method annotated with @Cacheable is called, Spring AOP intercepts the call and checks cache before executing the method. The </w:t>
+      </w:r>
+      <w:proofErr w:type="spellStart"/>
+      <w:r>
+        <w:rPr>
+          <w:bCs/>
+        </w:rPr>
+        <w:t>CacheManager</w:t>
+      </w:r>
+      <w:proofErr w:type="spellEnd"/>
+      <w:r>
+        <w:rPr>
+          <w:bCs/>
+        </w:rPr>
+        <w:t xml:space="preserve"> is called to retrieve the cache associated with the cache name</w:t>
+      </w:r>
+      <w:r>
+        <w:rPr>
+          <w:bCs/>
+        </w:rPr>
+        <w:t>.</w:t>
+      </w:r>
+      <w:r>
+        <w:rPr>
+          <w:bCs/>
+        </w:rPr>
+        <w:br/>
+        <w:t xml:space="preserve">Cache Hit or </w:t>
+      </w:r>
+      <w:proofErr w:type="gramStart"/>
+      <w:r>
+        <w:rPr>
+          <w:bCs/>
+        </w:rPr>
+        <w:t>Miss :</w:t>
+      </w:r>
+      <w:proofErr w:type="gramEnd"/>
+      <w:r>
+        <w:rPr>
+          <w:bCs/>
+        </w:rPr>
+        <w:t xml:space="preserve"> </w:t>
+      </w:r>
+      <w:r>
+        <w:rPr>
+          <w:bCs/>
+        </w:rPr>
+        <w:br/>
+        <w:t>Hit: If the key exists, cache value is returned directly.</w:t>
+      </w:r>
+      <w:r>
+        <w:rPr>
+          <w:bCs/>
+        </w:rPr>
+        <w:br/>
+        <w:t xml:space="preserve">Miss: If the key does not </w:t>
+      </w:r>
+      <w:proofErr w:type="gramStart"/>
+      <w:r>
+        <w:rPr>
+          <w:bCs/>
+        </w:rPr>
+        <w:t>exists</w:t>
+      </w:r>
+      <w:proofErr w:type="gramEnd"/>
+      <w:r>
+        <w:rPr>
+          <w:bCs/>
+        </w:rPr>
+        <w:t>, the original method is executed.</w:t>
+      </w:r>
+      <w:r>
+        <w:rPr>
+          <w:bCs/>
+        </w:rPr>
+        <w:br/>
+        <w:t>In case of Cache Miss, after the execution of original method the result is stored in cache.</w:t>
+      </w:r>
+    </w:p>
+    <w:p>
+      <w:pPr>
+        <w:rPr>
+          <w:bCs/>
+        </w:rPr>
+      </w:pPr>
+      <w:r>
+        <w:rPr>
+          <w:bCs/>
+        </w:rPr>
+        <w:t xml:space="preserve">For </w:t>
+      </w:r>
+      <w:proofErr w:type="gramStart"/>
+      <w:r>
+        <w:rPr>
+          <w:bCs/>
+        </w:rPr>
+        <w:t>Implementing</w:t>
+      </w:r>
+      <w:proofErr w:type="gramEnd"/>
+      <w:r>
+        <w:rPr>
+          <w:bCs/>
+        </w:rPr>
+        <w:t xml:space="preserve"> caching we have following Annotations.</w:t>
+      </w:r>
+    </w:p>
+    <w:p>
+      <w:pPr>
+        <w:pStyle w:val="ListParagraph"/>
+        <w:numPr>
+          <w:ilvl w:val="0"/>
+          <w:numId w:val="19"/>
+        </w:numPr>
+        <w:ind w:left="0"/>
+        <w:rPr>
+          <w:bCs/>
+        </w:rPr>
+      </w:pPr>
+      <w:r>
+        <w:rPr>
+          <w:bCs/>
+        </w:rPr>
+        <w:t>@</w:t>
+      </w:r>
+      <w:proofErr w:type="spellStart"/>
+      <w:r>
+        <w:rPr>
+          <w:bCs/>
+        </w:rPr>
+        <w:t>EnableCaching</w:t>
+      </w:r>
+      <w:proofErr w:type="spellEnd"/>
+      <w:r>
+        <w:rPr>
+          <w:bCs/>
+        </w:rPr>
+        <w:t>: It is a class level annotation to enable caching in spring boot application</w:t>
+      </w:r>
+      <w:r>
+        <w:rPr>
+          <w:bCs/>
+        </w:rPr>
+        <w:t xml:space="preserve">. By default it set up </w:t>
+      </w:r>
+      <w:proofErr w:type="spellStart"/>
+      <w:r>
+        <w:rPr>
+          <w:bCs/>
+        </w:rPr>
+        <w:t>CacheManager</w:t>
+      </w:r>
+      <w:proofErr w:type="spellEnd"/>
+      <w:r>
+        <w:rPr>
+          <w:bCs/>
+        </w:rPr>
+        <w:t xml:space="preserve"> and creates in-memory cache using a concurrent </w:t>
+      </w:r>
+      <w:proofErr w:type="spellStart"/>
+      <w:r>
+        <w:rPr>
+          <w:bCs/>
+        </w:rPr>
+        <w:t>hashmap</w:t>
+      </w:r>
+      <w:proofErr w:type="spellEnd"/>
+      <w:r>
+        <w:rPr>
+          <w:bCs/>
+        </w:rPr>
+        <w:t>.</w:t>
+      </w:r>
+    </w:p>
+    <w:p>
+      <w:pPr>
+        <w:pStyle w:val="ListParagraph"/>
+        <w:numPr>
+          <w:ilvl w:val="0"/>
+          <w:numId w:val="19"/>
+        </w:numPr>
+        <w:ind w:left="0"/>
+        <w:rPr>
+          <w:bCs/>
+        </w:rPr>
+      </w:pPr>
+      <w:r>
+        <w:rPr>
+          <w:bCs/>
+        </w:rPr>
+        <w:t xml:space="preserve">@Cacheable: It is a method level </w:t>
+      </w:r>
+      <w:proofErr w:type="gramStart"/>
+      <w:r>
+        <w:rPr>
+          <w:bCs/>
+        </w:rPr>
+        <w:t>annotation, that</w:t>
+      </w:r>
+      <w:proofErr w:type="gramEnd"/>
+      <w:r>
+        <w:rPr>
+          <w:bCs/>
+        </w:rPr>
+        <w:t xml:space="preserve"> is used in the method whose response is to be cached.</w:t>
+      </w:r>
+    </w:p>
+    <w:p>
+      <w:pPr>
+        <w:pStyle w:val="ListParagraph"/>
+        <w:numPr>
+          <w:ilvl w:val="0"/>
+          <w:numId w:val="19"/>
+        </w:numPr>
+        <w:ind w:left="0"/>
+        <w:rPr>
+          <w:bCs/>
+        </w:rPr>
+      </w:pPr>
+      <w:r>
+        <w:rPr>
+          <w:bCs/>
+        </w:rPr>
+        <w:t>@</w:t>
+      </w:r>
+      <w:proofErr w:type="spellStart"/>
+      <w:r>
+        <w:rPr>
+          <w:bCs/>
+        </w:rPr>
+        <w:t>CachePut</w:t>
+      </w:r>
+      <w:proofErr w:type="spellEnd"/>
+      <w:r>
+        <w:rPr>
+          <w:bCs/>
+        </w:rPr>
+        <w:t xml:space="preserve">: It is a method level </w:t>
+      </w:r>
+      <w:proofErr w:type="gramStart"/>
+      <w:r>
+        <w:rPr>
+          <w:bCs/>
+        </w:rPr>
+        <w:t>annotation, that</w:t>
+      </w:r>
+      <w:proofErr w:type="gramEnd"/>
+      <w:r>
+        <w:rPr>
+          <w:bCs/>
+        </w:rPr>
+        <w:t xml:space="preserve"> is used to update the cache after invoking the original method.</w:t>
+      </w:r>
+    </w:p>
+    <w:p>
+      <w:pPr>
+        <w:pStyle w:val="ListParagraph"/>
+        <w:numPr>
+          <w:ilvl w:val="0"/>
+          <w:numId w:val="19"/>
+        </w:numPr>
+        <w:ind w:left="0"/>
+        <w:rPr>
+          <w:bCs/>
+        </w:rPr>
+      </w:pPr>
+      <w:r>
+        <w:rPr>
+          <w:bCs/>
+        </w:rPr>
+        <w:t>@</w:t>
+      </w:r>
+      <w:proofErr w:type="spellStart"/>
+      <w:r>
+        <w:rPr>
+          <w:bCs/>
+        </w:rPr>
+        <w:t>CacheEvict</w:t>
+      </w:r>
+      <w:proofErr w:type="spellEnd"/>
+      <w:r>
+        <w:rPr>
+          <w:bCs/>
+        </w:rPr>
+        <w:t>: It is a method level annotation that is used to delete the data from the cache.</w:t>
+      </w:r>
+    </w:p>
+    <w:p>
+      <w:pPr>
+        <w:rPr>
+          <w:bCs/>
+        </w:rPr>
+      </w:pPr>
+      <w:r>
+        <w:rPr>
+          <w:bCs/>
+        </w:rPr>
+        <w:t xml:space="preserve"> </w:t>
+      </w:r>
+    </w:p>
+    <w:p>
+      <w:pPr>
+        <w:pStyle w:val="ListParagraph"/>
+        <w:numPr>
+          <w:ilvl w:val="0"/>
+          <w:numId w:val="18"/>
+        </w:numPr>
+        <w:ind w:left="0"/>
+        <w:rPr>
+          <w:b/>
+        </w:rPr>
+      </w:pPr>
+      <w:r>
+        <w:rPr>
+          <w:b/>
+        </w:rPr>
+        <w:br w:type="page"/>
+      </w:r>
+    </w:p>
+    <w:p>
+      <w:r>
+        <w:rPr>
+          <w:b/>
+        </w:rPr>
+        <w:lastRenderedPageBreak/>
+        <w:t xml:space="preserve">What is </w:t>
+      </w:r>
+      <w:proofErr w:type="gramStart"/>
+      <w:r>
+        <w:rPr>
+          <w:b/>
+        </w:rPr>
+        <w:t>Hibernate.</w:t>
+      </w:r>
+      <w:proofErr w:type="gramEnd"/>
       <w:r>
         <w:rPr>
           <w:b/>
@@ -1802,15 +5969,36 @@
       </w:r>
       <w:r>
         <w:br/>
-        <w:t>Hibernate implements JPA.</w:t>
-      </w:r>
-    </w:p>
-    <w:p>
-      <w:r>
-        <w:rPr>
-          <w:b/>
-        </w:rPr>
-        <w:t>How hibernate maps POJO and database tables.</w:t>
+      </w:r>
+      <w:proofErr w:type="gramStart"/>
+      <w:r>
+        <w:t>Hibernate</w:t>
+      </w:r>
+      <w:proofErr w:type="gramEnd"/>
+      <w:r>
+        <w:t xml:space="preserve"> implements JPA.</w:t>
+      </w:r>
+    </w:p>
+    <w:p>
+      <w:r>
+        <w:rPr>
+          <w:b/>
+        </w:rPr>
+        <w:t xml:space="preserve">How </w:t>
+      </w:r>
+      <w:proofErr w:type="gramStart"/>
+      <w:r>
+        <w:rPr>
+          <w:b/>
+        </w:rPr>
+        <w:t>hibernate</w:t>
+      </w:r>
+      <w:proofErr w:type="gramEnd"/>
+      <w:r>
+        <w:rPr>
+          <w:b/>
+        </w:rPr>
+        <w:t xml:space="preserve"> maps POJO and database tables.</w:t>
       </w:r>
       <w:r>
         <w:rPr>
@@ -1854,12 +6042,28 @@
           <w:b/>
         </w:rPr>
       </w:pPr>
-      <w:r>
-        <w:rPr>
-          <w:b/>
-        </w:rPr>
-        <w:t>Advantages of Hibernate over jdbc?</w:t>
-      </w:r>
+      <w:proofErr w:type="gramStart"/>
+      <w:r>
+        <w:rPr>
+          <w:b/>
+        </w:rPr>
+        <w:t xml:space="preserve">Advantages of Hibernate over </w:t>
+      </w:r>
+      <w:proofErr w:type="spellStart"/>
+      <w:r>
+        <w:rPr>
+          <w:b/>
+        </w:rPr>
+        <w:t>jdbc</w:t>
+      </w:r>
+      <w:proofErr w:type="spellEnd"/>
+      <w:r>
+        <w:rPr>
+          <w:b/>
+        </w:rPr>
+        <w:t>?</w:t>
+      </w:r>
+      <w:proofErr w:type="gramEnd"/>
     </w:p>
     <w:p>
       <w:pPr>
@@ -1869,11 +6073,19 @@
           <w:numId w:val="9"/>
         </w:numPr>
       </w:pPr>
-      <w:r>
-        <w:rPr>
-          <w:b/>
-        </w:rPr>
-        <w:t>Bolier Plate Code</w:t>
+      <w:proofErr w:type="spellStart"/>
+      <w:r>
+        <w:rPr>
+          <w:b/>
+        </w:rPr>
+        <w:t>Bolier</w:t>
+      </w:r>
+      <w:proofErr w:type="spellEnd"/>
+      <w:r>
+        <w:rPr>
+          <w:b/>
+        </w:rPr>
+        <w:t xml:space="preserve"> Plate Code</w:t>
       </w:r>
       <w:r>
         <w:t xml:space="preserve">: </w:t>
@@ -1900,7 +6112,15 @@
         <w:t xml:space="preserve">: </w:t>
       </w:r>
       <w:r>
-        <w:t>In JDBC transactions have to managed by ourselves whereas Hibernate manages transactions implicitly.</w:t>
+        <w:t xml:space="preserve">In JDBC transactions have to </w:t>
+      </w:r>
+      <w:proofErr w:type="gramStart"/>
+      <w:r>
+        <w:t>managed</w:t>
+      </w:r>
+      <w:proofErr w:type="gramEnd"/>
+      <w:r>
+        <w:t xml:space="preserve"> by ourselves whereas Hibernate manages transactions implicitly.</w:t>
       </w:r>
     </w:p>
     <w:p>
@@ -1911,8 +6131,13 @@
           <w:numId w:val="9"/>
         </w:numPr>
       </w:pPr>
-      <w:r>
-        <w:t xml:space="preserve">Hibernate Supports </w:t>
+      <w:proofErr w:type="gramStart"/>
+      <w:r>
+        <w:t>Hibernate</w:t>
+      </w:r>
+      <w:proofErr w:type="gramEnd"/>
+      <w:r>
+        <w:t xml:space="preserve"> Supports </w:t>
       </w:r>
       <w:r>
         <w:rPr>
@@ -1930,8 +6155,13 @@
           <w:b/>
         </w:rPr>
       </w:pPr>
-      <w:r>
-        <w:t xml:space="preserve">NOTE : </w:t>
+      <w:proofErr w:type="gramStart"/>
+      <w:r>
+        <w:t>NOTE :</w:t>
+      </w:r>
+      <w:proofErr w:type="gramEnd"/>
+      <w:r>
+        <w:t xml:space="preserve"> </w:t>
       </w:r>
       <w:r>
         <w:rPr>
@@ -1965,13 +6195,23 @@
         </w:rPr>
         <w:t xml:space="preserve">In Hibernate, </w:t>
       </w:r>
+      <w:proofErr w:type="spellStart"/>
       <w:r>
         <w:rPr>
           <w:bCs/>
           <w:i/>
           <w:iCs/>
         </w:rPr>
-        <w:t>SessionFactory, Session, and Transaction</w:t>
+        <w:t>SessionFactory</w:t>
+      </w:r>
+      <w:proofErr w:type="spellEnd"/>
+      <w:r>
+        <w:rPr>
+          <w:bCs/>
+          <w:i/>
+          <w:iCs/>
+        </w:rPr>
+        <w:t>, Session, and Transaction</w:t>
       </w:r>
       <w:r>
         <w:rPr>
@@ -1991,27 +6231,53 @@
           <w:bCs/>
         </w:rPr>
       </w:pPr>
-      <w:r>
-        <w:rPr>
-          <w:bCs/>
-        </w:rPr>
-        <w:t xml:space="preserve">SessionFactory </w:t>
-      </w:r>
-      <w:r>
-        <w:rPr>
-          <w:bCs/>
-        </w:rPr>
-        <w:t xml:space="preserve">:It </w:t>
-      </w:r>
-      <w:r>
-        <w:t>helps creating instance of Session.  Entire application generally has a single instance of SessionFactory.</w:t>
-      </w:r>
-      <w:r>
-        <w:rPr>
-          <w:bCs/>
-        </w:rPr>
+      <w:proofErr w:type="spellStart"/>
+      <w:proofErr w:type="gramStart"/>
+      <w:r>
+        <w:rPr>
+          <w:bCs/>
+        </w:rPr>
+        <w:t>SessionFactory</w:t>
+      </w:r>
+      <w:proofErr w:type="spellEnd"/>
+      <w:r>
+        <w:rPr>
+          <w:bCs/>
+        </w:rPr>
+        <w:t xml:space="preserve"> </w:t>
+      </w:r>
+      <w:r>
+        <w:rPr>
+          <w:bCs/>
+        </w:rPr>
+        <w:t>:It</w:t>
+      </w:r>
+      <w:proofErr w:type="gramEnd"/>
+      <w:r>
+        <w:rPr>
+          <w:bCs/>
+        </w:rPr>
+        <w:t xml:space="preserve"> </w:t>
+      </w:r>
+      <w:r>
+        <w:t xml:space="preserve">helps creating instance of Session.  Entire application generally has a single instance of </w:t>
+      </w:r>
+      <w:proofErr w:type="spellStart"/>
+      <w:r>
+        <w:t>SessionFactory</w:t>
+      </w:r>
+      <w:proofErr w:type="spellEnd"/>
+      <w:proofErr w:type="gramStart"/>
+      <w:r>
         <w:t>.</w:t>
       </w:r>
+      <w:r>
+        <w:rPr>
+          <w:bCs/>
+        </w:rPr>
+        <w:t>.</w:t>
+      </w:r>
+      <w:proofErr w:type="gramEnd"/>
     </w:p>
     <w:p>
       <w:pPr>
@@ -2063,20 +6329,69 @@
     </w:p>
     <w:p>
       <w:r>
-        <w:t>Generated Value, Transient,etc.</w:t>
-      </w:r>
-    </w:p>
-    <w:p>
-      <w:pPr>
-        <w:rPr>
-          <w:b/>
-        </w:rPr>
-      </w:pPr>
-      <w:r>
-        <w:rPr>
-          <w:b/>
-        </w:rPr>
-        <w:t>Difference between openSession() &amp; getCurrentSession()?</w:t>
+        <w:t xml:space="preserve">Generated Value, </w:t>
+      </w:r>
+      <w:proofErr w:type="spellStart"/>
+      <w:r>
+        <w:t>Transient</w:t>
+      </w:r>
+      <w:proofErr w:type="gramStart"/>
+      <w:r>
+        <w:t>,etc</w:t>
+      </w:r>
+      <w:proofErr w:type="spellEnd"/>
+      <w:proofErr w:type="gramEnd"/>
+      <w:r>
+        <w:t>.</w:t>
+      </w:r>
+    </w:p>
+    <w:p>
+      <w:pPr>
+        <w:rPr>
+          <w:b/>
+        </w:rPr>
+      </w:pPr>
+      <w:r>
+        <w:rPr>
+          <w:b/>
+        </w:rPr>
+        <w:t xml:space="preserve">Difference between </w:t>
+      </w:r>
+      <w:proofErr w:type="spellStart"/>
+      <w:proofErr w:type="gramStart"/>
+      <w:r>
+        <w:rPr>
+          <w:b/>
+        </w:rPr>
+        <w:t>openSession</w:t>
+      </w:r>
+      <w:proofErr w:type="spellEnd"/>
+      <w:r>
+        <w:rPr>
+          <w:b/>
+        </w:rPr>
+        <w:t>(</w:t>
+      </w:r>
+      <w:proofErr w:type="gramEnd"/>
+      <w:r>
+        <w:rPr>
+          <w:b/>
+        </w:rPr>
+        <w:t xml:space="preserve">) &amp; </w:t>
+      </w:r>
+      <w:proofErr w:type="spellStart"/>
+      <w:r>
+        <w:rPr>
+          <w:b/>
+        </w:rPr>
+        <w:t>getCurrentSession</w:t>
+      </w:r>
+      <w:proofErr w:type="spellEnd"/>
+      <w:r>
+        <w:rPr>
+          <w:b/>
+        </w:rPr>
+        <w:t>()?</w:t>
       </w:r>
     </w:p>
     <w:p>
@@ -2087,8 +6402,18 @@
           <w:numId w:val="13"/>
         </w:numPr>
       </w:pPr>
-      <w:r>
-        <w:t xml:space="preserve">openSession(): create </w:t>
+      <w:proofErr w:type="spellStart"/>
+      <w:proofErr w:type="gramStart"/>
+      <w:r>
+        <w:t>openSession</w:t>
+      </w:r>
+      <w:proofErr w:type="spellEnd"/>
+      <w:r>
+        <w:t>(</w:t>
+      </w:r>
+      <w:proofErr w:type="gramEnd"/>
+      <w:r>
+        <w:t xml:space="preserve">): create </w:t>
       </w:r>
       <w:r>
         <w:t>new session</w:t>
@@ -2114,8 +6439,18 @@
           <w:numId w:val="13"/>
         </w:numPr>
       </w:pPr>
-      <w:r>
-        <w:t>getCurrentSession()</w:t>
+      <w:proofErr w:type="spellStart"/>
+      <w:proofErr w:type="gramStart"/>
+      <w:r>
+        <w:t>getCurrentSession</w:t>
+      </w:r>
+      <w:proofErr w:type="spellEnd"/>
+      <w:r>
+        <w:t>(</w:t>
+      </w:r>
+      <w:proofErr w:type="gramEnd"/>
+      <w:r>
+        <w:t>)</w:t>
       </w:r>
       <w:r>
         <w:t xml:space="preserve">: </w:t>
@@ -2154,8 +6489,50 @@
         </w:rPr>
         <w:br/>
       </w:r>
-      <w:r>
-        <w:t>findAll(), findById(), getById(), saveAll(), findAllById()</w:t>
+      <w:proofErr w:type="spellStart"/>
+      <w:proofErr w:type="gramStart"/>
+      <w:r>
+        <w:t>findAll</w:t>
+      </w:r>
+      <w:proofErr w:type="spellEnd"/>
+      <w:r>
+        <w:t>(</w:t>
+      </w:r>
+      <w:proofErr w:type="gramEnd"/>
+      <w:r>
+        <w:t xml:space="preserve">), </w:t>
+      </w:r>
+      <w:proofErr w:type="spellStart"/>
+      <w:r>
+        <w:t>findById</w:t>
+      </w:r>
+      <w:proofErr w:type="spellEnd"/>
+      <w:r>
+        <w:t xml:space="preserve">(), </w:t>
+      </w:r>
+      <w:proofErr w:type="spellStart"/>
+      <w:r>
+        <w:t>getById</w:t>
+      </w:r>
+      <w:proofErr w:type="spellEnd"/>
+      <w:r>
+        <w:t xml:space="preserve">(), </w:t>
+      </w:r>
+      <w:proofErr w:type="spellStart"/>
+      <w:r>
+        <w:t>saveAll</w:t>
+      </w:r>
+      <w:proofErr w:type="spellEnd"/>
+      <w:r>
+        <w:t xml:space="preserve">(), </w:t>
+      </w:r>
+      <w:proofErr w:type="spellStart"/>
+      <w:r>
+        <w:t>findAllById</w:t>
+      </w:r>
+      <w:proofErr w:type="spellEnd"/>
+      <w:r>
+        <w:t>()</w:t>
       </w:r>
     </w:p>
     <w:p>
@@ -2177,11 +6554,19 @@
         </w:rPr>
         <w:br/>
       </w:r>
-      <w:r>
-        <w:rPr>
-          <w:bCs/>
-        </w:rPr>
-        <w:t>we use UUID’s</w:t>
+      <w:proofErr w:type="gramStart"/>
+      <w:r>
+        <w:rPr>
+          <w:bCs/>
+        </w:rPr>
+        <w:t>we</w:t>
+      </w:r>
+      <w:proofErr w:type="gramEnd"/>
+      <w:r>
+        <w:rPr>
+          <w:bCs/>
+        </w:rPr>
+        <w:t xml:space="preserve"> use UUID’s</w:t>
       </w:r>
       <w:r>
         <w:rPr>
@@ -2213,23 +6598,73 @@
         </w:rPr>
         <w:br/>
       </w:r>
-      <w:r>
-        <w:rPr>
-          <w:bCs/>
-        </w:rPr>
-        <w:t>@GeneratedValue(generator = "uuid2")</w:t>
-      </w:r>
-      <w:r>
-        <w:rPr>
-          <w:bCs/>
-        </w:rPr>
-        <w:br/>
-      </w:r>
-      <w:r>
-        <w:rPr>
-          <w:bCs/>
-        </w:rPr>
-        <w:t>@GenericGenerator(name = "uuid2", strategy = "org.hibernate.id.UUIDGenerator")</w:t>
+      <w:proofErr w:type="gramStart"/>
+      <w:r>
+        <w:rPr>
+          <w:bCs/>
+        </w:rPr>
+        <w:t>@</w:t>
+      </w:r>
+      <w:proofErr w:type="spellStart"/>
+      <w:r>
+        <w:rPr>
+          <w:bCs/>
+        </w:rPr>
+        <w:t>GeneratedValue</w:t>
+      </w:r>
+      <w:proofErr w:type="spellEnd"/>
+      <w:r>
+        <w:rPr>
+          <w:bCs/>
+        </w:rPr>
+        <w:t>(</w:t>
+      </w:r>
+      <w:proofErr w:type="gramEnd"/>
+      <w:r>
+        <w:rPr>
+          <w:bCs/>
+        </w:rPr>
+        <w:t>generator = "uuid2")</w:t>
+      </w:r>
+      <w:r>
+        <w:rPr>
+          <w:bCs/>
+        </w:rPr>
+        <w:br/>
+      </w:r>
+      <w:r>
+        <w:rPr>
+          <w:bCs/>
+        </w:rPr>
+        <w:t>@</w:t>
+      </w:r>
+      <w:proofErr w:type="spellStart"/>
+      <w:r>
+        <w:rPr>
+          <w:bCs/>
+        </w:rPr>
+        <w:t>GenericGenerator</w:t>
+      </w:r>
+      <w:proofErr w:type="spellEnd"/>
+      <w:r>
+        <w:rPr>
+          <w:bCs/>
+        </w:rPr>
+        <w:t>(name = "uuid2", strategy = "</w:t>
+      </w:r>
+      <w:proofErr w:type="spellStart"/>
+      <w:r>
+        <w:rPr>
+          <w:bCs/>
+        </w:rPr>
+        <w:t>org.hibernate.id.UUIDGenerator</w:t>
+      </w:r>
+      <w:proofErr w:type="spellEnd"/>
+      <w:r>
+        <w:rPr>
+          <w:bCs/>
+        </w:rPr>
+        <w:t>")</w:t>
       </w:r>
       <w:r>
         <w:rPr>
@@ -2260,7 +6695,21 @@
         <w:rPr>
           <w:b/>
         </w:rPr>
-        <w:t>Difference between Session get() &amp; load() method?</w:t>
+        <w:t xml:space="preserve">Difference between Session </w:t>
+      </w:r>
+      <w:proofErr w:type="gramStart"/>
+      <w:r>
+        <w:rPr>
+          <w:b/>
+        </w:rPr>
+        <w:t>get(</w:t>
+      </w:r>
+      <w:proofErr w:type="gramEnd"/>
+      <w:r>
+        <w:rPr>
+          <w:b/>
+        </w:rPr>
+        <w:t>) &amp; load() method?</w:t>
       </w:r>
     </w:p>
     <w:tbl>
@@ -2301,8 +6750,13 @@
             <w:tcW w:w="4788" w:type="dxa"/>
           </w:tcPr>
           <w:p>
+            <w:proofErr w:type="gramStart"/>
             <w:r>
-              <w:t>return null if object is not found in cache as well as on DB.</w:t>
+              <w:t>return</w:t>
+            </w:r>
+            <w:proofErr w:type="gramEnd"/>
+            <w:r>
+              <w:t xml:space="preserve"> null if object is not found in cache as well as on DB.</w:t>
             </w:r>
           </w:p>
         </w:tc>
@@ -2311,8 +6765,21 @@
             <w:tcW w:w="4788" w:type="dxa"/>
           </w:tcPr>
           <w:p>
+            <w:proofErr w:type="gramStart"/>
             <w:r>
-              <w:t>throws ObjectNotFoundException if object is not found in cache as well as on DB, but never returns null.</w:t>
+              <w:t>throws</w:t>
+            </w:r>
+            <w:proofErr w:type="gramEnd"/>
+            <w:r>
+              <w:t xml:space="preserve"> </w:t>
+            </w:r>
+            <w:proofErr w:type="spellStart"/>
+            <w:r>
+              <w:t>ObjectNotFoundException</w:t>
+            </w:r>
+            <w:proofErr w:type="spellEnd"/>
+            <w:r>
+              <w:t xml:space="preserve"> if object is not found in cache as well as on DB, but never returns null.</w:t>
             </w:r>
           </w:p>
         </w:tc>
@@ -2333,11 +6800,32 @@
             <w:tcW w:w="4788" w:type="dxa"/>
           </w:tcPr>
           <w:p>
+            <w:proofErr w:type="gramStart"/>
             <w:r>
-              <w:t>returns proxy Object and only initialize the object or hit the DB if any method other then getId() is called on persistent or entity Object. This is lazy initialization which increases performance.</w:t>
+              <w:t>returns</w:t>
+            </w:r>
+            <w:proofErr w:type="gramEnd"/>
+            <w:r>
+              <w:t xml:space="preserve"> proxy Object and only initialize the object or hit the DB if any method other then </w:t>
+            </w:r>
+            <w:proofErr w:type="spellStart"/>
+            <w:r>
+              <w:t>getId</w:t>
+            </w:r>
+            <w:proofErr w:type="spellEnd"/>
+            <w:r>
+              <w:t xml:space="preserve">() is called on persistent or entity Object. This is lazy initialization which increases </w:t>
+            </w:r>
+            <w:proofErr w:type="spellStart"/>
+            <w:r>
+              <w:t>performance.</w:t>
             </w:r>
             <w:r>
-              <w:t>i.e Lazy Loading</w:t>
+              <w:t>i.e</w:t>
+            </w:r>
+            <w:proofErr w:type="spellEnd"/>
+            <w:r>
+              <w:t xml:space="preserve"> Lazy Loading</w:t>
             </w:r>
           </w:p>
         </w:tc>
@@ -2348,8 +6836,13 @@
             <w:tcW w:w="4788" w:type="dxa"/>
           </w:tcPr>
           <w:p>
+            <w:proofErr w:type="gramStart"/>
             <w:r>
-              <w:t>should be used when we are not sure that Object exist in DB or not.</w:t>
+              <w:t>should</w:t>
+            </w:r>
+            <w:proofErr w:type="gramEnd"/>
+            <w:r>
+              <w:t xml:space="preserve"> be used when we are not sure that Object exist in DB or not.</w:t>
             </w:r>
           </w:p>
         </w:tc>
@@ -2358,8 +6851,13 @@
             <w:tcW w:w="4788" w:type="dxa"/>
           </w:tcPr>
           <w:p>
+            <w:proofErr w:type="gramStart"/>
             <w:r>
-              <w:t>should be used when we are sure that Object exist in DB.</w:t>
+              <w:t>should</w:t>
+            </w:r>
+            <w:proofErr w:type="gramEnd"/>
+            <w:r>
+              <w:t xml:space="preserve"> be used when we are sure that Object exist in DB.</w:t>
             </w:r>
           </w:p>
         </w:tc>
@@ -2432,8 +6930,13 @@
       </w:r>
       <w:r>
         <w:br/>
-        <w:t>@Table (name = "question")</w:t>
-      </w:r>
+        <w:t>@Table (name = "question"</w:t>
+      </w:r>
+      <w:proofErr w:type="gramStart"/>
+      <w:r>
+        <w:t>)</w:t>
+      </w:r>
+      <w:proofErr w:type="gramEnd"/>
       <w:r>
         <w:br/>
         <w:t>public class Question {</w:t>
@@ -2452,7 +6955,23 @@
       </w:r>
       <w:r>
         <w:tab/>
-        <w:t>@GeneratedValue(strategy = GenerationType.IDENTITY)</w:t>
+        <w:t>@</w:t>
+      </w:r>
+      <w:proofErr w:type="spellStart"/>
+      <w:r>
+        <w:t>GeneratedValue</w:t>
+      </w:r>
+      <w:proofErr w:type="spellEnd"/>
+      <w:r>
+        <w:t xml:space="preserve">(strategy = </w:t>
+      </w:r>
+      <w:proofErr w:type="spellStart"/>
+      <w:r>
+        <w:t>GenerationType.IDENTITY</w:t>
+      </w:r>
+      <w:proofErr w:type="spellEnd"/>
+      <w:r>
+        <w:t>)</w:t>
       </w:r>
       <w:r>
         <w:br/>
@@ -2460,7 +6979,15 @@
       </w:r>
       <w:r>
         <w:tab/>
-        <w:t>@Column(name = "question_id")</w:t>
+        <w:t>@Column(name = "</w:t>
+      </w:r>
+      <w:proofErr w:type="spellStart"/>
+      <w:r>
+        <w:t>question_id</w:t>
+      </w:r>
+      <w:proofErr w:type="spellEnd"/>
+      <w:r>
+        <w:t>")</w:t>
       </w:r>
       <w:r>
         <w:br/>
@@ -2468,7 +6995,15 @@
       </w:r>
       <w:r>
         <w:tab/>
-        <w:t>private Long questionId;</w:t>
+        <w:t xml:space="preserve">private Long </w:t>
+      </w:r>
+      <w:proofErr w:type="spellStart"/>
+      <w:r>
+        <w:t>questionId</w:t>
+      </w:r>
+      <w:proofErr w:type="spellEnd"/>
+      <w:r>
+        <w:t>;</w:t>
       </w:r>
     </w:p>
     <w:p>
@@ -2477,7 +7012,22 @@
       </w:r>
       <w:r>
         <w:tab/>
-        <w:t>@Column(name = "question_text")</w:t>
+      </w:r>
+      <w:proofErr w:type="gramStart"/>
+      <w:r>
+        <w:t>@Column(</w:t>
+      </w:r>
+      <w:proofErr w:type="gramEnd"/>
+      <w:r>
+        <w:t>name = "</w:t>
+      </w:r>
+      <w:proofErr w:type="spellStart"/>
+      <w:r>
+        <w:t>question_text</w:t>
+      </w:r>
+      <w:proofErr w:type="spellEnd"/>
+      <w:r>
+        <w:t>")</w:t>
       </w:r>
       <w:r>
         <w:br/>
@@ -2485,7 +7035,15 @@
       </w:r>
       <w:r>
         <w:tab/>
-        <w:t>private String questionText;</w:t>
+        <w:t xml:space="preserve">private String </w:t>
+      </w:r>
+      <w:proofErr w:type="spellStart"/>
+      <w:r>
+        <w:t>questionText</w:t>
+      </w:r>
+      <w:proofErr w:type="spellEnd"/>
+      <w:r>
+        <w:t>;</w:t>
       </w:r>
     </w:p>
     <w:p>
@@ -2495,15 +7053,43 @@
       </w:r>
       <w:r>
         <w:tab/>
-        <w:t>@OneToOne</w:t>
-      </w:r>
+        <w:t>@</w:t>
+      </w:r>
+      <w:proofErr w:type="spellStart"/>
+      <w:r>
+        <w:t>OneToOne</w:t>
+      </w:r>
+      <w:proofErr w:type="spellEnd"/>
       <w:r>
         <w:br/>
         <w:t xml:space="preserve"> </w:t>
       </w:r>
       <w:r>
         <w:tab/>
-        <w:t>@JoinColumn(name = "answer_id", unique = true)</w:t>
+      </w:r>
+      <w:proofErr w:type="gramStart"/>
+      <w:r>
+        <w:t>@</w:t>
+      </w:r>
+      <w:proofErr w:type="spellStart"/>
+      <w:r>
+        <w:t>JoinColumn</w:t>
+      </w:r>
+      <w:proofErr w:type="spellEnd"/>
+      <w:r>
+        <w:t>(</w:t>
+      </w:r>
+      <w:proofErr w:type="gramEnd"/>
+      <w:r>
+        <w:t>name = "</w:t>
+      </w:r>
+      <w:proofErr w:type="spellStart"/>
+      <w:r>
+        <w:t>answer_id</w:t>
+      </w:r>
+      <w:proofErr w:type="spellEnd"/>
+      <w:r>
+        <w:t>", unique = true)</w:t>
       </w:r>
       <w:r>
         <w:br/>
@@ -2511,7 +7097,15 @@
       </w:r>
       <w:r>
         <w:tab/>
-        <w:t>private Answer answer;</w:t>
+        <w:t xml:space="preserve">private Answer </w:t>
+      </w:r>
+      <w:proofErr w:type="spellStart"/>
+      <w:r>
+        <w:t>answer</w:t>
+      </w:r>
+      <w:proofErr w:type="spellEnd"/>
+      <w:r>
+        <w:t>;</w:t>
       </w:r>
       <w:r>
         <w:br/>
@@ -2528,8 +7122,13 @@
       </w:r>
       <w:r>
         <w:br/>
-        <w:t>@Table (name = "answer")</w:t>
-      </w:r>
+        <w:t>@Table (name = "answer"</w:t>
+      </w:r>
+      <w:proofErr w:type="gramStart"/>
+      <w:r>
+        <w:t>)</w:t>
+      </w:r>
+      <w:proofErr w:type="gramEnd"/>
       <w:r>
         <w:br/>
         <w:t>public class Answer {</w:t>
@@ -2548,7 +7147,23 @@
       </w:r>
       <w:r>
         <w:tab/>
-        <w:t>@GeneratedValue(strategy = GenerationType.IDENTITY)</w:t>
+        <w:t>@</w:t>
+      </w:r>
+      <w:proofErr w:type="spellStart"/>
+      <w:r>
+        <w:t>GeneratedValue</w:t>
+      </w:r>
+      <w:proofErr w:type="spellEnd"/>
+      <w:r>
+        <w:t xml:space="preserve">(strategy = </w:t>
+      </w:r>
+      <w:proofErr w:type="spellStart"/>
+      <w:r>
+        <w:t>GenerationType.IDENTITY</w:t>
+      </w:r>
+      <w:proofErr w:type="spellEnd"/>
+      <w:r>
+        <w:t>)</w:t>
       </w:r>
       <w:r>
         <w:br/>
@@ -2556,7 +7171,15 @@
       </w:r>
       <w:r>
         <w:tab/>
-        <w:t>@Column(name = "answer_id")</w:t>
+        <w:t>@Column(name = "</w:t>
+      </w:r>
+      <w:proofErr w:type="spellStart"/>
+      <w:r>
+        <w:t>answer_id</w:t>
+      </w:r>
+      <w:proofErr w:type="spellEnd"/>
+      <w:r>
+        <w:t>")</w:t>
       </w:r>
       <w:r>
         <w:br/>
@@ -2564,15 +7187,36 @@
       </w:r>
       <w:r>
         <w:tab/>
-        <w:t>private Long answerId;</w:t>
+        <w:t xml:space="preserve">private Long </w:t>
+      </w:r>
+      <w:proofErr w:type="spellStart"/>
+      <w:r>
+        <w:t>answerId</w:t>
+      </w:r>
+      <w:proofErr w:type="spellEnd"/>
+      <w:r>
+        <w:t>;</w:t>
       </w:r>
     </w:p>
     <w:p>
       <w:pPr>
         <w:ind w:firstLine="720"/>
       </w:pPr>
-      <w:r>
-        <w:t>@Column(name = "answer_text")</w:t>
+      <w:proofErr w:type="gramStart"/>
+      <w:r>
+        <w:t>@Column(</w:t>
+      </w:r>
+      <w:proofErr w:type="gramEnd"/>
+      <w:r>
+        <w:t>name = "</w:t>
+      </w:r>
+      <w:proofErr w:type="spellStart"/>
+      <w:r>
+        <w:t>answer_text</w:t>
+      </w:r>
+      <w:proofErr w:type="spellEnd"/>
+      <w:r>
+        <w:t>")</w:t>
       </w:r>
       <w:r>
         <w:br/>
@@ -2580,7 +7224,15 @@
       </w:r>
       <w:r>
         <w:tab/>
-        <w:t>private String answerText;</w:t>
+        <w:t xml:space="preserve">private String </w:t>
+      </w:r>
+      <w:proofErr w:type="spellStart"/>
+      <w:r>
+        <w:t>answerText</w:t>
+      </w:r>
+      <w:proofErr w:type="spellEnd"/>
+      <w:r>
+        <w:t>;</w:t>
       </w:r>
       <w:r>
         <w:br/>
@@ -2594,7 +7246,15 @@
     </w:p>
     <w:p>
       <w:r>
-        <w:t>Example of Bi-Directional OnetoOne Mapping</w:t>
+        <w:t xml:space="preserve">Example of Bi-Directional </w:t>
+      </w:r>
+      <w:proofErr w:type="spellStart"/>
+      <w:r>
+        <w:t>OnetoOne</w:t>
+      </w:r>
+      <w:proofErr w:type="spellEnd"/>
+      <w:r>
+        <w:t xml:space="preserve"> Mapping</w:t>
       </w:r>
     </w:p>
     <w:p>
@@ -2603,7 +7263,14 @@
       </w:r>
       <w:r>
         <w:br/>
-        <w:t>@Table(name = "question")</w:t>
+      </w:r>
+      <w:proofErr w:type="gramStart"/>
+      <w:r>
+        <w:t>@Table(</w:t>
+      </w:r>
+      <w:proofErr w:type="gramEnd"/>
+      <w:r>
+        <w:t>name = "question")</w:t>
       </w:r>
       <w:r>
         <w:br/>
@@ -2623,7 +7290,23 @@
       </w:r>
       <w:r>
         <w:tab/>
-        <w:t>@GeneratedValue(strategy = GenerationType.IDENTITY)</w:t>
+        <w:t>@</w:t>
+      </w:r>
+      <w:proofErr w:type="spellStart"/>
+      <w:r>
+        <w:t>GeneratedValue</w:t>
+      </w:r>
+      <w:proofErr w:type="spellEnd"/>
+      <w:r>
+        <w:t xml:space="preserve">(strategy = </w:t>
+      </w:r>
+      <w:proofErr w:type="spellStart"/>
+      <w:r>
+        <w:t>GenerationType.IDENTITY</w:t>
+      </w:r>
+      <w:proofErr w:type="spellEnd"/>
+      <w:r>
+        <w:t>)</w:t>
       </w:r>
       <w:r>
         <w:br/>
@@ -2631,7 +7314,15 @@
       </w:r>
       <w:r>
         <w:tab/>
-        <w:t>@Column(name = "question_id")</w:t>
+        <w:t>@Column(name = "</w:t>
+      </w:r>
+      <w:proofErr w:type="spellStart"/>
+      <w:r>
+        <w:t>question_id</w:t>
+      </w:r>
+      <w:proofErr w:type="spellEnd"/>
+      <w:r>
+        <w:t>")</w:t>
       </w:r>
       <w:r>
         <w:br/>
@@ -2639,7 +7330,15 @@
       </w:r>
       <w:r>
         <w:tab/>
-        <w:t>private Long questionId;</w:t>
+        <w:t xml:space="preserve">private Long </w:t>
+      </w:r>
+      <w:proofErr w:type="spellStart"/>
+      <w:r>
+        <w:t>questionId</w:t>
+      </w:r>
+      <w:proofErr w:type="spellEnd"/>
+      <w:r>
+        <w:t>;</w:t>
       </w:r>
     </w:p>
     <w:p>
@@ -2648,7 +7347,22 @@
       </w:r>
       <w:r>
         <w:tab/>
-        <w:t>@Column(name = "question_text")</w:t>
+      </w:r>
+      <w:proofErr w:type="gramStart"/>
+      <w:r>
+        <w:t>@Column(</w:t>
+      </w:r>
+      <w:proofErr w:type="gramEnd"/>
+      <w:r>
+        <w:t>name = "</w:t>
+      </w:r>
+      <w:proofErr w:type="spellStart"/>
+      <w:r>
+        <w:t>question_text</w:t>
+      </w:r>
+      <w:proofErr w:type="spellEnd"/>
+      <w:r>
+        <w:t>")</w:t>
       </w:r>
       <w:r>
         <w:br/>
@@ -2656,7 +7370,15 @@
       </w:r>
       <w:r>
         <w:tab/>
-        <w:t>private String questionText;</w:t>
+        <w:t xml:space="preserve">private String </w:t>
+      </w:r>
+      <w:proofErr w:type="spellStart"/>
+      <w:r>
+        <w:t>questionText</w:t>
+      </w:r>
+      <w:proofErr w:type="spellEnd"/>
+      <w:r>
+        <w:t>;</w:t>
       </w:r>
     </w:p>
     <w:p>
@@ -2665,15 +7387,43 @@
       </w:r>
       <w:r>
         <w:tab/>
-        <w:t>@OneToOne</w:t>
-      </w:r>
+        <w:t>@</w:t>
+      </w:r>
+      <w:proofErr w:type="spellStart"/>
+      <w:r>
+        <w:t>OneToOne</w:t>
+      </w:r>
+      <w:proofErr w:type="spellEnd"/>
       <w:r>
         <w:br/>
         <w:t xml:space="preserve"> </w:t>
       </w:r>
       <w:r>
         <w:tab/>
-        <w:t>@JoinColumn(name = "answer_id", unique = true)</w:t>
+      </w:r>
+      <w:proofErr w:type="gramStart"/>
+      <w:r>
+        <w:t>@</w:t>
+      </w:r>
+      <w:proofErr w:type="spellStart"/>
+      <w:r>
+        <w:t>JoinColumn</w:t>
+      </w:r>
+      <w:proofErr w:type="spellEnd"/>
+      <w:r>
+        <w:t>(</w:t>
+      </w:r>
+      <w:proofErr w:type="gramEnd"/>
+      <w:r>
+        <w:t>name = "</w:t>
+      </w:r>
+      <w:proofErr w:type="spellStart"/>
+      <w:r>
+        <w:t>answer_id</w:t>
+      </w:r>
+      <w:proofErr w:type="spellEnd"/>
+      <w:r>
+        <w:t>", unique = true)</w:t>
       </w:r>
       <w:r>
         <w:br/>
@@ -2681,7 +7431,15 @@
       </w:r>
       <w:r>
         <w:tab/>
-        <w:t>private Answer answer;</w:t>
+        <w:t xml:space="preserve">private Answer </w:t>
+      </w:r>
+      <w:proofErr w:type="spellStart"/>
+      <w:r>
+        <w:t>answer</w:t>
+      </w:r>
+      <w:proofErr w:type="spellEnd"/>
+      <w:r>
+        <w:t>;</w:t>
       </w:r>
     </w:p>
     <w:p>
@@ -2700,7 +7458,14 @@
       </w:r>
       <w:r>
         <w:br/>
-        <w:t>@Table(name = "answer")</w:t>
+      </w:r>
+      <w:proofErr w:type="gramStart"/>
+      <w:r>
+        <w:t>@Table(</w:t>
+      </w:r>
+      <w:proofErr w:type="gramEnd"/>
+      <w:r>
+        <w:t>name = "answer")</w:t>
       </w:r>
       <w:r>
         <w:br/>
@@ -2723,7 +7488,23 @@
       </w:r>
       <w:r>
         <w:tab/>
-        <w:t>@GeneratedValue(strategy = GenerationType.IDENTITY)</w:t>
+        <w:t>@</w:t>
+      </w:r>
+      <w:proofErr w:type="spellStart"/>
+      <w:r>
+        <w:t>GeneratedValue</w:t>
+      </w:r>
+      <w:proofErr w:type="spellEnd"/>
+      <w:r>
+        <w:t xml:space="preserve">(strategy = </w:t>
+      </w:r>
+      <w:proofErr w:type="spellStart"/>
+      <w:r>
+        <w:t>GenerationType.IDENTITY</w:t>
+      </w:r>
+      <w:proofErr w:type="spellEnd"/>
+      <w:r>
+        <w:t>)</w:t>
       </w:r>
       <w:r>
         <w:br/>
@@ -2731,7 +7512,15 @@
       </w:r>
       <w:r>
         <w:tab/>
-        <w:t>@Column(name = "answer_id")</w:t>
+        <w:t>@Column(name = "</w:t>
+      </w:r>
+      <w:proofErr w:type="spellStart"/>
+      <w:r>
+        <w:t>answer_id</w:t>
+      </w:r>
+      <w:proofErr w:type="spellEnd"/>
+      <w:r>
+        <w:t>")</w:t>
       </w:r>
       <w:r>
         <w:br/>
@@ -2739,19 +7528,48 @@
       </w:r>
       <w:r>
         <w:tab/>
-        <w:t>private Long answerId;</w:t>
+        <w:t xml:space="preserve">private Long </w:t>
+      </w:r>
+      <w:proofErr w:type="spellStart"/>
+      <w:r>
+        <w:t>answerId</w:t>
+      </w:r>
+      <w:proofErr w:type="spellEnd"/>
+      <w:r>
+        <w:t>;</w:t>
       </w:r>
     </w:p>
     <w:p>
       <w:pPr>
         <w:ind w:left="720"/>
       </w:pPr>
-      <w:r>
-        <w:t>@Column(name = "answer_text")</w:t>
-      </w:r>
-      <w:r>
-        <w:br/>
-        <w:t>private String answerText;</w:t>
+      <w:proofErr w:type="gramStart"/>
+      <w:r>
+        <w:t>@Column(</w:t>
+      </w:r>
+      <w:proofErr w:type="gramEnd"/>
+      <w:r>
+        <w:t>name = "</w:t>
+      </w:r>
+      <w:proofErr w:type="spellStart"/>
+      <w:r>
+        <w:t>answer_text</w:t>
+      </w:r>
+      <w:proofErr w:type="spellEnd"/>
+      <w:r>
+        <w:t>")</w:t>
+      </w:r>
+      <w:r>
+        <w:br/>
+        <w:t xml:space="preserve">private String </w:t>
+      </w:r>
+      <w:proofErr w:type="spellStart"/>
+      <w:r>
+        <w:t>answerText</w:t>
+      </w:r>
+      <w:proofErr w:type="spellEnd"/>
+      <w:r>
+        <w:t>;</w:t>
       </w:r>
     </w:p>
     <w:p>
@@ -2760,7 +7578,27 @@
       </w:r>
       <w:r>
         <w:tab/>
-        <w:t>@OneToOne(mappedBy = "answer")</w:t>
+      </w:r>
+      <w:proofErr w:type="gramStart"/>
+      <w:r>
+        <w:t>@</w:t>
+      </w:r>
+      <w:proofErr w:type="spellStart"/>
+      <w:r>
+        <w:t>OneToOne</w:t>
+      </w:r>
+      <w:proofErr w:type="spellEnd"/>
+      <w:r>
+        <w:t>(</w:t>
+      </w:r>
+      <w:proofErr w:type="spellStart"/>
+      <w:proofErr w:type="gramEnd"/>
+      <w:r>
+        <w:t>mappedBy</w:t>
+      </w:r>
+      <w:proofErr w:type="spellEnd"/>
+      <w:r>
+        <w:t xml:space="preserve"> = "answer")</w:t>
       </w:r>
       <w:r>
         <w:br/>
@@ -2768,7 +7606,15 @@
       </w:r>
       <w:r>
         <w:tab/>
-        <w:t>private Question question;</w:t>
+        <w:t xml:space="preserve">private Question </w:t>
+      </w:r>
+      <w:proofErr w:type="spellStart"/>
+      <w:r>
+        <w:t>question</w:t>
+      </w:r>
+      <w:proofErr w:type="spellEnd"/>
+      <w:r>
+        <w:t>;</w:t>
       </w:r>
     </w:p>
     <w:p>
@@ -2824,8 +7670,13 @@
     </w:p>
     <w:p>
       <w:r>
-        <w:t>One-to-Many &amp; Many-to-One: In this case an extra table may be created in case of bidirectional mapping. To avoid this we will use mappedBy</w:t>
-      </w:r>
+        <w:t xml:space="preserve">One-to-Many &amp; Many-to-One: In this case an extra table may be created in case of bidirectional mapping. To avoid this we will use </w:t>
+      </w:r>
+      <w:proofErr w:type="spellStart"/>
+      <w:r>
+        <w:t>mappedBy</w:t>
+      </w:r>
+      <w:proofErr w:type="spellEnd"/>
     </w:p>
     <w:p>
       <w:r>
@@ -2838,8 +7689,13 @@
       </w:r>
       <w:r>
         <w:br/>
-        <w:t>@Table (name = "question")</w:t>
-      </w:r>
+        <w:t>@Table (name = "question"</w:t>
+      </w:r>
+      <w:proofErr w:type="gramStart"/>
+      <w:r>
+        <w:t>)</w:t>
+      </w:r>
+      <w:proofErr w:type="gramEnd"/>
       <w:r>
         <w:br/>
         <w:t>public class Question {</w:t>
@@ -2858,7 +7714,23 @@
       </w:r>
       <w:r>
         <w:tab/>
-        <w:t>@GeneratedValue(strategy = GenerationType.IDENTITY)</w:t>
+        <w:t>@</w:t>
+      </w:r>
+      <w:proofErr w:type="spellStart"/>
+      <w:r>
+        <w:t>GeneratedValue</w:t>
+      </w:r>
+      <w:proofErr w:type="spellEnd"/>
+      <w:r>
+        <w:t xml:space="preserve">(strategy = </w:t>
+      </w:r>
+      <w:proofErr w:type="spellStart"/>
+      <w:r>
+        <w:t>GenerationType.IDENTITY</w:t>
+      </w:r>
+      <w:proofErr w:type="spellEnd"/>
+      <w:r>
+        <w:t>)</w:t>
       </w:r>
       <w:r>
         <w:br/>
@@ -2866,7 +7738,15 @@
       </w:r>
       <w:r>
         <w:tab/>
-        <w:t>@Column(name = "question_id")</w:t>
+        <w:t>@Column(name = "</w:t>
+      </w:r>
+      <w:proofErr w:type="spellStart"/>
+      <w:r>
+        <w:t>question_id</w:t>
+      </w:r>
+      <w:proofErr w:type="spellEnd"/>
+      <w:r>
+        <w:t>")</w:t>
       </w:r>
       <w:r>
         <w:br/>
@@ -2874,7 +7754,15 @@
       </w:r>
       <w:r>
         <w:tab/>
-        <w:t>private Long questionId;</w:t>
+        <w:t xml:space="preserve">private Long </w:t>
+      </w:r>
+      <w:proofErr w:type="spellStart"/>
+      <w:r>
+        <w:t>questionId</w:t>
+      </w:r>
+      <w:proofErr w:type="spellEnd"/>
+      <w:r>
+        <w:t>;</w:t>
       </w:r>
     </w:p>
     <w:p>
@@ -2883,7 +7771,22 @@
       </w:r>
       <w:r>
         <w:tab/>
-        <w:t>@Column(name = "question_text")</w:t>
+      </w:r>
+      <w:proofErr w:type="gramStart"/>
+      <w:r>
+        <w:t>@Column(</w:t>
+      </w:r>
+      <w:proofErr w:type="gramEnd"/>
+      <w:r>
+        <w:t>name = "</w:t>
+      </w:r>
+      <w:proofErr w:type="spellStart"/>
+      <w:r>
+        <w:t>question_text</w:t>
+      </w:r>
+      <w:proofErr w:type="spellEnd"/>
+      <w:r>
+        <w:t>")</w:t>
       </w:r>
       <w:r>
         <w:br/>
@@ -2891,7 +7794,15 @@
       </w:r>
       <w:r>
         <w:tab/>
-        <w:t>private String questionText;</w:t>
+        <w:t xml:space="preserve">private String </w:t>
+      </w:r>
+      <w:proofErr w:type="spellStart"/>
+      <w:r>
+        <w:t>questionText</w:t>
+      </w:r>
+      <w:proofErr w:type="spellEnd"/>
+      <w:r>
+        <w:t>;</w:t>
       </w:r>
     </w:p>
     <w:p>
@@ -2900,13 +7811,41 @@
       </w:r>
       <w:r>
         <w:tab/>
-        <w:t xml:space="preserve">@OneToMany(mappedBy= “question”)  </w:t>
+      </w:r>
+      <w:proofErr w:type="gramStart"/>
+      <w:r>
+        <w:t>@</w:t>
+      </w:r>
+      <w:proofErr w:type="spellStart"/>
+      <w:r>
+        <w:t>OneToMany</w:t>
+      </w:r>
+      <w:proofErr w:type="spellEnd"/>
+      <w:r>
+        <w:t>(</w:t>
+      </w:r>
+      <w:proofErr w:type="spellStart"/>
+      <w:proofErr w:type="gramEnd"/>
+      <w:r>
+        <w:t>mappedBy</w:t>
+      </w:r>
+      <w:proofErr w:type="spellEnd"/>
+      <w:r>
+        <w:t xml:space="preserve">= “question”)  </w:t>
       </w:r>
       <w:r>
         <w:sym w:font="Wingdings" w:char="F0E0"/>
       </w:r>
       <w:r>
-        <w:t xml:space="preserve"> this prevent creating extra table “question_answer”</w:t>
+        <w:t xml:space="preserve"> this prevent creating extra table “</w:t>
+      </w:r>
+      <w:proofErr w:type="spellStart"/>
+      <w:r>
+        <w:t>question_answer</w:t>
+      </w:r>
+      <w:proofErr w:type="spellEnd"/>
+      <w:r>
+        <w:t>”</w:t>
       </w:r>
       <w:r>
         <w:br/>
@@ -2931,8 +7870,13 @@
       </w:r>
       <w:r>
         <w:br/>
-        <w:t>@Table (name = "answer")</w:t>
-      </w:r>
+        <w:t>@Table (name = "answer"</w:t>
+      </w:r>
+      <w:proofErr w:type="gramStart"/>
+      <w:r>
+        <w:t>)</w:t>
+      </w:r>
+      <w:proofErr w:type="gramEnd"/>
       <w:r>
         <w:br/>
         <w:t>public class Answer {</w:t>
@@ -2954,7 +7898,23 @@
       </w:r>
       <w:r>
         <w:tab/>
-        <w:t>@GeneratedValue(strategy = GenerationType.IDENTITY)</w:t>
+        <w:t>@</w:t>
+      </w:r>
+      <w:proofErr w:type="spellStart"/>
+      <w:r>
+        <w:t>GeneratedValue</w:t>
+      </w:r>
+      <w:proofErr w:type="spellEnd"/>
+      <w:r>
+        <w:t xml:space="preserve">(strategy = </w:t>
+      </w:r>
+      <w:proofErr w:type="spellStart"/>
+      <w:r>
+        <w:t>GenerationType.IDENTITY</w:t>
+      </w:r>
+      <w:proofErr w:type="spellEnd"/>
+      <w:r>
+        <w:t>)</w:t>
       </w:r>
       <w:r>
         <w:br/>
@@ -2962,7 +7922,15 @@
       </w:r>
       <w:r>
         <w:tab/>
-        <w:t>@Column(name = "answer_id")</w:t>
+        <w:t>@Column(name = "</w:t>
+      </w:r>
+      <w:proofErr w:type="spellStart"/>
+      <w:r>
+        <w:t>answer_id</w:t>
+      </w:r>
+      <w:proofErr w:type="spellEnd"/>
+      <w:r>
+        <w:t>")</w:t>
       </w:r>
       <w:r>
         <w:br/>
@@ -2970,15 +7938,36 @@
       </w:r>
       <w:r>
         <w:tab/>
-        <w:t>private Long answerId;</w:t>
+        <w:t xml:space="preserve">private Long </w:t>
+      </w:r>
+      <w:proofErr w:type="spellStart"/>
+      <w:r>
+        <w:t>answerId</w:t>
+      </w:r>
+      <w:proofErr w:type="spellEnd"/>
+      <w:r>
+        <w:t>;</w:t>
       </w:r>
     </w:p>
     <w:p>
       <w:pPr>
         <w:ind w:firstLine="720"/>
       </w:pPr>
-      <w:r>
-        <w:t>@Column(name = "answer_text")</w:t>
+      <w:proofErr w:type="gramStart"/>
+      <w:r>
+        <w:t>@Column(</w:t>
+      </w:r>
+      <w:proofErr w:type="gramEnd"/>
+      <w:r>
+        <w:t>name = "</w:t>
+      </w:r>
+      <w:proofErr w:type="spellStart"/>
+      <w:r>
+        <w:t>answer_text</w:t>
+      </w:r>
+      <w:proofErr w:type="spellEnd"/>
+      <w:r>
+        <w:t>")</w:t>
       </w:r>
       <w:r>
         <w:br/>
@@ -2986,7 +7975,15 @@
       </w:r>
       <w:r>
         <w:tab/>
-        <w:t>private String answerText;</w:t>
+        <w:t xml:space="preserve">private String </w:t>
+      </w:r>
+      <w:proofErr w:type="spellStart"/>
+      <w:r>
+        <w:t>answerText</w:t>
+      </w:r>
+      <w:proofErr w:type="spellEnd"/>
+      <w:r>
+        <w:t>;</w:t>
       </w:r>
     </w:p>
     <w:p>
@@ -2994,21 +7991,73 @@
         <w:ind w:left="720"/>
       </w:pPr>
       <w:r>
-        <w:t>@ManyToOne</w:t>
-      </w:r>
-      <w:r>
-        <w:br/>
-        <w:t xml:space="preserve">@JoinColumn(“Question_id”) </w:t>
+        <w:t>@</w:t>
+      </w:r>
+      <w:proofErr w:type="spellStart"/>
+      <w:r>
+        <w:t>ManyToOne</w:t>
+      </w:r>
+      <w:proofErr w:type="spellEnd"/>
+      <w:r>
+        <w:br/>
+      </w:r>
+      <w:proofErr w:type="gramStart"/>
+      <w:r>
+        <w:t>@</w:t>
+      </w:r>
+      <w:proofErr w:type="spellStart"/>
+      <w:r>
+        <w:t>JoinColumn</w:t>
+      </w:r>
+      <w:proofErr w:type="spellEnd"/>
+      <w:r>
+        <w:t>(</w:t>
+      </w:r>
+      <w:proofErr w:type="gramEnd"/>
+      <w:r>
+        <w:t>“</w:t>
+      </w:r>
+      <w:proofErr w:type="spellStart"/>
+      <w:r>
+        <w:t>Question_id</w:t>
+      </w:r>
+      <w:proofErr w:type="spellEnd"/>
+      <w:r>
+        <w:t xml:space="preserve">”) </w:t>
       </w:r>
       <w:r>
         <w:sym w:font="Wingdings" w:char="F0E0"/>
       </w:r>
       <w:r>
-        <w:t xml:space="preserve"> By default it is question_question_id. It creates FK.</w:t>
-      </w:r>
-      <w:r>
-        <w:br/>
-        <w:t xml:space="preserve"> private Question question;</w:t>
+        <w:t xml:space="preserve"> By default it is </w:t>
+      </w:r>
+      <w:proofErr w:type="spellStart"/>
+      <w:r>
+        <w:t>question_question_id</w:t>
+      </w:r>
+      <w:proofErr w:type="spellEnd"/>
+      <w:r>
+        <w:t>. It creates FK.</w:t>
+      </w:r>
+      <w:r>
+        <w:br/>
+        <w:t xml:space="preserve"> </w:t>
+      </w:r>
+      <w:proofErr w:type="gramStart"/>
+      <w:r>
+        <w:t>private</w:t>
+      </w:r>
+      <w:proofErr w:type="gramEnd"/>
+      <w:r>
+        <w:t xml:space="preserve"> Question </w:t>
+      </w:r>
+      <w:proofErr w:type="spellStart"/>
+      <w:r>
+        <w:t>question</w:t>
+      </w:r>
+      <w:proofErr w:type="spellEnd"/>
+      <w:r>
+        <w:t>;</w:t>
       </w:r>
       <w:r>
         <w:br/>
@@ -3022,7 +8071,15 @@
     </w:p>
     <w:p>
       <w:r>
-        <w:t xml:space="preserve">Many-to-Many : </w:t>
+        <w:t>Many-to-</w:t>
+      </w:r>
+      <w:proofErr w:type="gramStart"/>
+      <w:r>
+        <w:t>Many :</w:t>
+      </w:r>
+      <w:proofErr w:type="gramEnd"/>
+      <w:r>
+        <w:t xml:space="preserve"> </w:t>
       </w:r>
     </w:p>
     <w:p>
@@ -3036,11 +8093,24 @@
       </w:r>
       <w:r>
         <w:br/>
-        <w:t>@Table (name = “Employee”)</w:t>
-      </w:r>
-      <w:r>
-        <w:br/>
-        <w:t>public class Emp{</w:t>
+        <w:t>@Table (name = “Employee”</w:t>
+      </w:r>
+      <w:proofErr w:type="gramStart"/>
+      <w:r>
+        <w:t>)</w:t>
+      </w:r>
+      <w:proofErr w:type="gramEnd"/>
+      <w:r>
+        <w:br/>
+        <w:t xml:space="preserve">public class </w:t>
+      </w:r>
+      <w:proofErr w:type="spellStart"/>
+      <w:r>
+        <w:t>Emp</w:t>
+      </w:r>
+      <w:proofErr w:type="spellEnd"/>
+      <w:r>
+        <w:t>{</w:t>
       </w:r>
       <w:r>
         <w:br/>
@@ -3056,7 +8126,23 @@
       </w:r>
       <w:r>
         <w:tab/>
-        <w:t>@GeneratedValue(strategy = GenerationType.IDENTITY)</w:t>
+        <w:t>@</w:t>
+      </w:r>
+      <w:proofErr w:type="spellStart"/>
+      <w:r>
+        <w:t>GeneratedValue</w:t>
+      </w:r>
+      <w:proofErr w:type="spellEnd"/>
+      <w:r>
+        <w:t xml:space="preserve">(strategy = </w:t>
+      </w:r>
+      <w:proofErr w:type="spellStart"/>
+      <w:r>
+        <w:t>GenerationType.IDENTITY</w:t>
+      </w:r>
+      <w:proofErr w:type="spellEnd"/>
+      <w:r>
+        <w:t>)</w:t>
       </w:r>
       <w:r>
         <w:br/>
@@ -3064,7 +8150,15 @@
       </w:r>
       <w:r>
         <w:tab/>
-        <w:t>private String emp_id;</w:t>
+        <w:t xml:space="preserve">private String </w:t>
+      </w:r>
+      <w:proofErr w:type="spellStart"/>
+      <w:r>
+        <w:t>emp_id</w:t>
+      </w:r>
+      <w:proofErr w:type="spellEnd"/>
+      <w:r>
+        <w:t>;</w:t>
       </w:r>
       <w:r>
         <w:br/>
@@ -3072,7 +8166,15 @@
       </w:r>
       <w:r>
         <w:tab/>
-        <w:t>private String emp_name;</w:t>
+        <w:t xml:space="preserve">private String </w:t>
+      </w:r>
+      <w:proofErr w:type="spellStart"/>
+      <w:r>
+        <w:t>emp_name</w:t>
+      </w:r>
+      <w:proofErr w:type="spellEnd"/>
+      <w:r>
+        <w:t>;</w:t>
       </w:r>
       <w:r>
         <w:br/>
@@ -3080,15 +8182,36 @@
       </w:r>
       <w:r>
         <w:tab/>
-        <w:t>@ManyToMany</w:t>
-      </w:r>
+        <w:t>@</w:t>
+      </w:r>
+      <w:proofErr w:type="spellStart"/>
+      <w:r>
+        <w:t>ManyToMany</w:t>
+      </w:r>
+      <w:proofErr w:type="spellEnd"/>
       <w:r>
         <w:br/>
         <w:t xml:space="preserve"> </w:t>
       </w:r>
       <w:r>
         <w:tab/>
-        <w:t xml:space="preserve">@JoinTable(name = “emp_project_table”, </w:t>
+        <w:t>@</w:t>
+      </w:r>
+      <w:proofErr w:type="spellStart"/>
+      <w:r>
+        <w:t>JoinTable</w:t>
+      </w:r>
+      <w:proofErr w:type="spellEnd"/>
+      <w:r>
+        <w:t>(name = “</w:t>
+      </w:r>
+      <w:proofErr w:type="spellStart"/>
+      <w:r>
+        <w:t>emp_project_table</w:t>
+      </w:r>
+      <w:proofErr w:type="spellEnd"/>
+      <w:r>
+        <w:t xml:space="preserve">”, </w:t>
       </w:r>
       <w:r>
         <w:br/>
@@ -3096,7 +8219,22 @@
       </w:r>
       <w:r>
         <w:tab/>
-        <w:t xml:space="preserve">joinColumns = {@JoinColumn(name = “Employee Id”)}, </w:t>
+      </w:r>
+      <w:proofErr w:type="spellStart"/>
+      <w:r>
+        <w:t>joinColumns</w:t>
+      </w:r>
+      <w:proofErr w:type="spellEnd"/>
+      <w:r>
+        <w:t xml:space="preserve"> = {@</w:t>
+      </w:r>
+      <w:proofErr w:type="spellStart"/>
+      <w:r>
+        <w:t>JoinColumn</w:t>
+      </w:r>
+      <w:proofErr w:type="spellEnd"/>
+      <w:r>
+        <w:t xml:space="preserve">(name = “Employee Id”)}, </w:t>
       </w:r>
       <w:r>
         <w:br/>
@@ -3104,7 +8242,22 @@
       </w:r>
       <w:r>
         <w:tab/>
-        <w:t>inverseJoinColumn =  {@JoinColumn(name = “Project Id”)})</w:t>
+      </w:r>
+      <w:proofErr w:type="spellStart"/>
+      <w:r>
+        <w:t>inverseJoinColumn</w:t>
+      </w:r>
+      <w:proofErr w:type="spellEnd"/>
+      <w:r>
+        <w:t xml:space="preserve"> =  {@</w:t>
+      </w:r>
+      <w:proofErr w:type="spellStart"/>
+      <w:r>
+        <w:t>JoinColumn</w:t>
+      </w:r>
+      <w:proofErr w:type="spellEnd"/>
+      <w:r>
+        <w:t>(name = “Project Id”)})</w:t>
       </w:r>
       <w:r>
         <w:br/>
@@ -3112,7 +8265,15 @@
       </w:r>
       <w:r>
         <w:tab/>
-        <w:t>private List&lt;Project&gt; projectList;</w:t>
+        <w:t xml:space="preserve">private List&lt;Project&gt; </w:t>
+      </w:r>
+      <w:proofErr w:type="spellStart"/>
+      <w:r>
+        <w:t>projectList</w:t>
+      </w:r>
+      <w:proofErr w:type="spellEnd"/>
+      <w:r>
+        <w:t>;</w:t>
       </w:r>
       <w:r>
         <w:br/>
@@ -3129,8 +8290,13 @@
       </w:r>
       <w:r>
         <w:br/>
-        <w:t>@Table (name = “Project”)</w:t>
-      </w:r>
+        <w:t>@Table (name = “Project”</w:t>
+      </w:r>
+      <w:proofErr w:type="gramStart"/>
+      <w:r>
+        <w:t>)</w:t>
+      </w:r>
+      <w:proofErr w:type="gramEnd"/>
       <w:r>
         <w:br/>
         <w:t>public class Project{</w:t>
@@ -3149,7 +8315,23 @@
       </w:r>
       <w:r>
         <w:tab/>
-        <w:t>@GeneratedValue(strategy = GenerationType.IDENTITY)</w:t>
+        <w:t>@</w:t>
+      </w:r>
+      <w:proofErr w:type="spellStart"/>
+      <w:r>
+        <w:t>GeneratedValue</w:t>
+      </w:r>
+      <w:proofErr w:type="spellEnd"/>
+      <w:r>
+        <w:t xml:space="preserve">(strategy = </w:t>
+      </w:r>
+      <w:proofErr w:type="spellStart"/>
+      <w:r>
+        <w:t>GenerationType.IDENTITY</w:t>
+      </w:r>
+      <w:proofErr w:type="spellEnd"/>
+      <w:r>
+        <w:t>)</w:t>
       </w:r>
       <w:r>
         <w:br/>
@@ -3157,7 +8339,15 @@
       </w:r>
       <w:r>
         <w:tab/>
-        <w:t>private String proj_id;</w:t>
+        <w:t xml:space="preserve">private String </w:t>
+      </w:r>
+      <w:proofErr w:type="spellStart"/>
+      <w:r>
+        <w:t>proj_id</w:t>
+      </w:r>
+      <w:proofErr w:type="spellEnd"/>
+      <w:r>
+        <w:t>;</w:t>
       </w:r>
       <w:r>
         <w:br/>
@@ -3165,7 +8355,15 @@
       </w:r>
       <w:r>
         <w:tab/>
-        <w:t>private String proj_name;</w:t>
+        <w:t xml:space="preserve">private String </w:t>
+      </w:r>
+      <w:proofErr w:type="spellStart"/>
+      <w:r>
+        <w:t>proj_name</w:t>
+      </w:r>
+      <w:proofErr w:type="spellEnd"/>
+      <w:r>
+        <w:t>;</w:t>
       </w:r>
       <w:r>
         <w:br/>
@@ -3173,15 +8371,36 @@
       </w:r>
       <w:r>
         <w:tab/>
-        <w:t>@ManyToMany</w:t>
-      </w:r>
+        <w:t>@</w:t>
+      </w:r>
+      <w:proofErr w:type="spellStart"/>
+      <w:r>
+        <w:t>ManyToMany</w:t>
+      </w:r>
+      <w:proofErr w:type="spellEnd"/>
       <w:r>
         <w:br/>
         <w:t xml:space="preserve"> </w:t>
       </w:r>
       <w:r>
         <w:tab/>
-        <w:t>private List&lt;Emp&gt; empList;</w:t>
+        <w:t>private List&lt;</w:t>
+      </w:r>
+      <w:proofErr w:type="spellStart"/>
+      <w:r>
+        <w:t>Emp</w:t>
+      </w:r>
+      <w:proofErr w:type="spellEnd"/>
+      <w:r>
+        <w:t xml:space="preserve">&gt; </w:t>
+      </w:r>
+      <w:proofErr w:type="spellStart"/>
+      <w:r>
+        <w:t>empList</w:t>
+      </w:r>
+      <w:proofErr w:type="spellEnd"/>
+      <w:r>
+        <w:t>;</w:t>
       </w:r>
       <w:r>
         <w:br/>
@@ -3205,29 +8424,30 @@
         <w:rPr>
           <w:b/>
         </w:rPr>
-        <w:t>In mybatis, I am trying to fetch a data using select *, but I want that only first 500 records should be fetched, but then we need to fetch the next 500 records automatically. How can we implement it ?</w:t>
-      </w:r>
-    </w:p>
-    <w:p>
-      <w:pPr>
-        <w:rPr>
-          <w:b/>
-        </w:rPr>
-      </w:pPr>
-    </w:p>
-    <w:p>
-      <w:pPr>
-        <w:rPr>
-          <w:b/>
-        </w:rPr>
-      </w:pPr>
-    </w:p>
-    <w:p>
-      <w:pPr>
-        <w:rPr>
-          <w:b/>
-        </w:rPr>
-      </w:pPr>
+        <w:t xml:space="preserve">In </w:t>
+      </w:r>
+      <w:proofErr w:type="spellStart"/>
+      <w:r>
+        <w:rPr>
+          <w:b/>
+        </w:rPr>
+        <w:t>mybatis</w:t>
+      </w:r>
+      <w:proofErr w:type="spellEnd"/>
+      <w:r>
+        <w:rPr>
+          <w:b/>
+        </w:rPr>
+        <w:t xml:space="preserve">, I am trying to fetch a data using select *, but I want that only first 500 records should be fetched, but then we need to fetch the next 500 records automatically. How can we implement </w:t>
+      </w:r>
+      <w:proofErr w:type="gramStart"/>
+      <w:r>
+        <w:rPr>
+          <w:b/>
+        </w:rPr>
+        <w:t>it ?</w:t>
+      </w:r>
+      <w:proofErr w:type="gramEnd"/>
     </w:p>
     <w:p>
       <w:pPr>
@@ -3274,7 +8494,15 @@
         <w:br/>
       </w:r>
       <w:r>
-        <w:t>Hibernate is not aware of them, and they are not managed by Hibernate's session.</w:t>
+        <w:t xml:space="preserve">Hibernate is not aware of them, and they are not managed by </w:t>
+      </w:r>
+      <w:proofErr w:type="spellStart"/>
+      <w:r>
+        <w:t>Hibernate's</w:t>
+      </w:r>
+      <w:proofErr w:type="spellEnd"/>
+      <w:r>
+        <w:t xml:space="preserve"> session.</w:t>
       </w:r>
     </w:p>
     <w:p>
@@ -3288,8 +8516,26 @@
       </w:r>
     </w:p>
     <w:p>
-      <w:r>
-        <w:t>MyEntity entity = new MyEntity(); // Transient state</w:t>
+      <w:proofErr w:type="spellStart"/>
+      <w:r>
+        <w:t>MyEntity</w:t>
+      </w:r>
+      <w:proofErr w:type="spellEnd"/>
+      <w:r>
+        <w:t xml:space="preserve"> entity = new </w:t>
+      </w:r>
+      <w:proofErr w:type="spellStart"/>
+      <w:proofErr w:type="gramStart"/>
+      <w:r>
+        <w:t>MyEntity</w:t>
+      </w:r>
+      <w:proofErr w:type="spellEnd"/>
+      <w:r>
+        <w:t>(</w:t>
+      </w:r>
+      <w:proofErr w:type="gramEnd"/>
+      <w:r>
+        <w:t>); // Transient state</w:t>
       </w:r>
     </w:p>
     <w:p>
@@ -3313,7 +8559,15 @@
         <w:br/>
       </w:r>
       <w:r>
-        <w:t>They are typically retrieved from the database using Hibernate and are managed by Hibernate's session.</w:t>
+        <w:t xml:space="preserve">They are typically retrieved from the database using Hibernate and are managed by </w:t>
+      </w:r>
+      <w:proofErr w:type="spellStart"/>
+      <w:r>
+        <w:t>Hibernate's</w:t>
+      </w:r>
+      <w:proofErr w:type="spellEnd"/>
+      <w:r>
+        <w:t xml:space="preserve"> session.</w:t>
       </w:r>
       <w:r>
         <w:br/>
@@ -3334,8 +8588,31 @@
       </w:r>
     </w:p>
     <w:p>
-      <w:r>
-        <w:t>MyEntity entity = session.get(MyEntity.class, 1L); // Persistent state</w:t>
+      <w:proofErr w:type="spellStart"/>
+      <w:r>
+        <w:t>MyEntity</w:t>
+      </w:r>
+      <w:proofErr w:type="spellEnd"/>
+      <w:r>
+        <w:t xml:space="preserve"> entity = </w:t>
+      </w:r>
+      <w:proofErr w:type="spellStart"/>
+      <w:proofErr w:type="gramStart"/>
+      <w:r>
+        <w:t>session.get</w:t>
+      </w:r>
+      <w:proofErr w:type="spellEnd"/>
+      <w:r>
+        <w:t>(</w:t>
+      </w:r>
+      <w:proofErr w:type="spellStart"/>
+      <w:proofErr w:type="gramEnd"/>
+      <w:r>
+        <w:t>MyEntity.class</w:t>
+      </w:r>
+      <w:proofErr w:type="spellEnd"/>
+      <w:r>
+        <w:t>, 1L); // Persistent state</w:t>
       </w:r>
     </w:p>
     <w:p>
@@ -3353,7 +8630,15 @@
     </w:p>
     <w:p>
       <w:r>
-        <w:t>Objects in the Detached state were once persistent but are no longer associated with a Hibernate session.</w:t>
+        <w:t xml:space="preserve">Objects in the </w:t>
+      </w:r>
+      <w:proofErr w:type="gramStart"/>
+      <w:r>
+        <w:t>Detached</w:t>
+      </w:r>
+      <w:proofErr w:type="gramEnd"/>
+      <w:r>
+        <w:t xml:space="preserve"> state were once persistent but are no longer associated with a Hibernate session.</w:t>
       </w:r>
       <w:r>
         <w:br/>
@@ -3365,14 +8650,114 @@
         <w:br/>
       </w:r>
       <w:r>
+        <w:t>Detached objects are not managed by Hibernate, and changes made to them are not automatically synchronized with the database.</w:t>
+      </w:r>
+      <w:r>
+        <w:br/>
+      </w:r>
+      <w:r>
+        <w:t>However, you can reattach them to a session to make them persistent again and synchronize changes.</w:t>
+      </w:r>
+    </w:p>
+    <w:p>
+      <w:r>
+        <w:t>Example:</w:t>
+      </w:r>
+    </w:p>
+    <w:p>
+      <w:proofErr w:type="spellStart"/>
+      <w:proofErr w:type="gramStart"/>
+      <w:r>
         <w:lastRenderedPageBreak/>
-        <w:t>Detached objects are not managed by Hibernate, and changes made to them are not automatically synchronized with the database.</w:t>
-      </w:r>
-      <w:r>
-        <w:br/>
-      </w:r>
-      <w:r>
-        <w:t>However, you can reattach them to a session to make them persistent again and synchronize changes.</w:t>
+        <w:t>session.close</w:t>
+      </w:r>
+      <w:proofErr w:type="spellEnd"/>
+      <w:r>
+        <w:t>(</w:t>
+      </w:r>
+      <w:proofErr w:type="gramEnd"/>
+      <w:r>
+        <w:t>); // Detaches previously persistent objects</w:t>
+      </w:r>
+    </w:p>
+    <w:p>
+      <w:pPr>
+        <w:rPr>
+          <w:b/>
+        </w:rPr>
+      </w:pPr>
+      <w:r>
+        <w:rPr>
+          <w:b/>
+        </w:rPr>
+        <w:t>Relation Between save and persist</w:t>
+      </w:r>
+    </w:p>
+    <w:p>
+      <w:r>
+        <w:t>In Hibernate, both save and persist are methods used to make an entity persistent (i.e., to save it to the database). However, there are subtle differences in their behavior and use cases:</w:t>
+      </w:r>
+    </w:p>
+    <w:p>
+      <w:pPr>
+        <w:rPr>
+          <w:b/>
+        </w:rPr>
+      </w:pPr>
+      <w:proofErr w:type="gramStart"/>
+      <w:r>
+        <w:rPr>
+          <w:b/>
+        </w:rPr>
+        <w:t>save</w:t>
+      </w:r>
+      <w:proofErr w:type="gramEnd"/>
+    </w:p>
+    <w:p>
+      <w:proofErr w:type="gramStart"/>
+      <w:r>
+        <w:t>save</w:t>
+      </w:r>
+      <w:proofErr w:type="gramEnd"/>
+      <w:r>
+        <w:t xml:space="preserve"> is a method defined in the Session interface in Hibernate.</w:t>
+      </w:r>
+      <w:r>
+        <w:br/>
+      </w:r>
+      <w:r>
+        <w:t>It returns the generated identifier (primary key) of the entity after it's saved.</w:t>
+      </w:r>
+      <w:r>
+        <w:br/>
+      </w:r>
+      <w:r>
+        <w:t>If an identifier is provided for the entity before calling save, Hibernate may still generate a new identifier and assign it to the entity.</w:t>
+      </w:r>
+      <w:r>
+        <w:br/>
+      </w:r>
+      <w:proofErr w:type="gramStart"/>
+      <w:r>
+        <w:t>save</w:t>
+      </w:r>
+      <w:proofErr w:type="gramEnd"/>
+      <w:r>
+        <w:t xml:space="preserve"> is not guaranteed to be executed immediately; it might be delayed until the transaction is committed or until Hibernate flushes the session.</w:t>
+      </w:r>
+      <w:r>
+        <w:br/>
+      </w:r>
+      <w:r>
+        <w:t xml:space="preserve">If an entity with the same identifier already exists in the database, save will throw an exception (a </w:t>
+      </w:r>
+      <w:proofErr w:type="spellStart"/>
+      <w:r>
+        <w:t>NonUniqueObjectException</w:t>
+      </w:r>
+      <w:proofErr w:type="spellEnd"/>
+      <w:r>
+        <w:t>).</w:t>
       </w:r>
     </w:p>
     <w:p>
@@ -3381,157 +8766,192 @@
       </w:r>
     </w:p>
     <w:p>
-      <w:r>
-        <w:t>session.close(); // Detaches previously persistent objects</w:t>
-      </w:r>
-    </w:p>
-    <w:p>
-      <w:pPr>
-        <w:rPr>
-          <w:b/>
-        </w:rPr>
-      </w:pPr>
-      <w:r>
-        <w:rPr>
-          <w:b/>
-        </w:rPr>
-        <w:t>Relation Between save and persist</w:t>
-      </w:r>
-    </w:p>
-    <w:p>
-      <w:r>
-        <w:t>In Hibernate, both save and persist are methods used to make an entity persistent (i.e., to save it to the database). However, there are subtle differences in their behavior and use cases:</w:t>
-      </w:r>
-    </w:p>
-    <w:p>
-      <w:pPr>
-        <w:rPr>
-          <w:b/>
-        </w:rPr>
-      </w:pPr>
-      <w:r>
-        <w:rPr>
-          <w:b/>
-        </w:rPr>
+      <w:proofErr w:type="spellStart"/>
+      <w:r>
+        <w:t>MyEntity</w:t>
+      </w:r>
+      <w:proofErr w:type="spellEnd"/>
+      <w:r>
+        <w:t xml:space="preserve"> entity = new </w:t>
+      </w:r>
+      <w:proofErr w:type="spellStart"/>
+      <w:proofErr w:type="gramStart"/>
+      <w:r>
+        <w:t>MyEntity</w:t>
+      </w:r>
+      <w:proofErr w:type="spellEnd"/>
+      <w:r>
+        <w:t>(</w:t>
+      </w:r>
+      <w:proofErr w:type="gramEnd"/>
+      <w:r>
+        <w:t>);</w:t>
+      </w:r>
+    </w:p>
+    <w:p>
+      <w:r>
+        <w:t xml:space="preserve">Long id = (Long) </w:t>
+      </w:r>
+      <w:proofErr w:type="spellStart"/>
+      <w:proofErr w:type="gramStart"/>
+      <w:r>
+        <w:t>session.save</w:t>
+      </w:r>
+      <w:proofErr w:type="spellEnd"/>
+      <w:r>
+        <w:t>(</w:t>
+      </w:r>
+      <w:proofErr w:type="gramEnd"/>
+      <w:r>
+        <w:t>entity); // Persist and get the generated ID</w:t>
+      </w:r>
+    </w:p>
+    <w:p>
+      <w:pPr>
+        <w:rPr>
+          <w:b/>
+        </w:rPr>
+      </w:pPr>
+      <w:proofErr w:type="gramStart"/>
+      <w:r>
+        <w:rPr>
+          <w:b/>
+        </w:rPr>
+        <w:t>persist</w:t>
+      </w:r>
+      <w:proofErr w:type="gramEnd"/>
+    </w:p>
+    <w:p>
+      <w:proofErr w:type="gramStart"/>
+      <w:r>
+        <w:t>persist</w:t>
+      </w:r>
+      <w:proofErr w:type="gramEnd"/>
+      <w:r>
+        <w:t xml:space="preserve"> is a method defined in the </w:t>
+      </w:r>
+      <w:proofErr w:type="spellStart"/>
+      <w:r>
+        <w:t>EntityManager</w:t>
+      </w:r>
+      <w:proofErr w:type="spellEnd"/>
+      <w:r>
+        <w:t xml:space="preserve"> interface in JPA (Java Persistence API). Hibernate, as a JPA implementation, supports this method as well.</w:t>
+      </w:r>
+    </w:p>
+    <w:p>
+      <w:r>
+        <w:t>It is used to make a transient entity persistent.</w:t>
+      </w:r>
+    </w:p>
+    <w:p>
+      <w:r>
+        <w:t>Unlike save, persist does not return the generated identifier; it does not guarantee that the entity will be assigned an identifier immediately.</w:t>
+      </w:r>
+    </w:p>
+    <w:p>
+      <w:r>
+        <w:t xml:space="preserve">If the entity already has an identifier when persist is called, it will throw an exception (an </w:t>
+      </w:r>
+      <w:proofErr w:type="spellStart"/>
+      <w:r>
+        <w:t>EntityExistsException</w:t>
+      </w:r>
+      <w:proofErr w:type="spellEnd"/>
+      <w:r>
+        <w:t>).</w:t>
+      </w:r>
+    </w:p>
+    <w:p>
+      <w:proofErr w:type="gramStart"/>
+      <w:r>
+        <w:t>persist</w:t>
+      </w:r>
+      <w:proofErr w:type="gramEnd"/>
+      <w:r>
+        <w:t xml:space="preserve"> is designed for use within a managed transaction, and it ensures that the entity becomes persistent and managed by the persistence context.</w:t>
+      </w:r>
+    </w:p>
+    <w:p>
+      <w:r>
+        <w:t>Example:</w:t>
+      </w:r>
+    </w:p>
+    <w:p>
+      <w:proofErr w:type="spellStart"/>
+      <w:r>
+        <w:t>MyEntity</w:t>
+      </w:r>
+      <w:proofErr w:type="spellEnd"/>
+      <w:r>
+        <w:t xml:space="preserve"> entity = new </w:t>
+      </w:r>
+      <w:proofErr w:type="spellStart"/>
+      <w:proofErr w:type="gramStart"/>
+      <w:r>
+        <w:t>MyEntity</w:t>
+      </w:r>
+      <w:proofErr w:type="spellEnd"/>
+      <w:r>
+        <w:t>(</w:t>
+      </w:r>
+      <w:proofErr w:type="gramEnd"/>
+      <w:r>
+        <w:t>);</w:t>
+      </w:r>
+    </w:p>
+    <w:p>
+      <w:proofErr w:type="spellStart"/>
+      <w:proofErr w:type="gramStart"/>
+      <w:r>
+        <w:t>entityManager.persist</w:t>
+      </w:r>
+      <w:proofErr w:type="spellEnd"/>
+      <w:r>
+        <w:t>(</w:t>
+      </w:r>
+      <w:proofErr w:type="gramEnd"/>
+      <w:r>
+        <w:t>entity); // Make the entity persistent</w:t>
+      </w:r>
+    </w:p>
+    <w:p>
+      <w:r>
+        <w:t>In summary, the key differences between save and persist in Hibernate are related to their return values, identifier handling, and the timing of database operations:</w:t>
+      </w:r>
+    </w:p>
+    <w:p>
+      <w:proofErr w:type="gramStart"/>
+      <w:r>
+        <w:lastRenderedPageBreak/>
         <w:t>save</w:t>
       </w:r>
-    </w:p>
-    <w:p>
-      <w:r>
-        <w:t>save is a method defined in the Session interface in Hibernate.</w:t>
-      </w:r>
-      <w:r>
-        <w:br/>
-      </w:r>
-      <w:r>
-        <w:t>It returns the generated identifier (primary key) of the entity after it's saved.</w:t>
-      </w:r>
-      <w:r>
-        <w:br/>
-      </w:r>
-      <w:r>
-        <w:t>If an identifier is provided for the entity before calling save, Hibernate may still generate a new identifier and assign it to the entity.</w:t>
-      </w:r>
-      <w:r>
-        <w:br/>
-      </w:r>
-      <w:r>
-        <w:t>save is not guaranteed to be executed immediately; it might be delayed until the transaction is committed or until Hibernate flushes the session.</w:t>
-      </w:r>
-      <w:r>
-        <w:br/>
-      </w:r>
-      <w:r>
-        <w:t>If an entity with the same identifier already exists in the database, save will throw an exception (a NonUniqueObjectException).</w:t>
-      </w:r>
-    </w:p>
-    <w:p>
-      <w:r>
-        <w:t>Example:</w:t>
-      </w:r>
-    </w:p>
-    <w:p>
-      <w:r>
-        <w:t>MyEntity entity = new MyEntity();</w:t>
-      </w:r>
-    </w:p>
-    <w:p>
-      <w:r>
-        <w:t>Long id = (Long) session.save(entity); // Persist and get the generated ID</w:t>
-      </w:r>
-    </w:p>
-    <w:p>
-      <w:pPr>
-        <w:rPr>
-          <w:b/>
-        </w:rPr>
-      </w:pPr>
-      <w:r>
-        <w:rPr>
-          <w:b/>
-        </w:rPr>
+      <w:proofErr w:type="gramEnd"/>
+      <w:r>
+        <w:t xml:space="preserve"> returns the generated identifier and may generate a new identifier even if one is provided.</w:t>
+      </w:r>
+    </w:p>
+    <w:p>
+      <w:proofErr w:type="gramStart"/>
+      <w:r>
         <w:t>persist</w:t>
       </w:r>
-    </w:p>
-    <w:p>
-      <w:r>
-        <w:t>persist is a method defined in the EntityManager interface in JPA (Java Persistence API). Hibernate, as a JPA implementation, supports this method as well.</w:t>
-      </w:r>
-    </w:p>
-    <w:p>
-      <w:r>
-        <w:t>It is used to make a transient entity persistent.</w:t>
-      </w:r>
-    </w:p>
-    <w:p>
-      <w:r>
-        <w:t>Unlike save, persist does not return the generated identifier; it does not guarantee that the entity will be assigned an identifier immediately.</w:t>
-      </w:r>
-    </w:p>
-    <w:p>
-      <w:r>
-        <w:t>If the entity already has an identifier when persist is called, it will throw an exception (an EntityExistsException).</w:t>
-      </w:r>
-    </w:p>
-    <w:p>
-      <w:r>
-        <w:t>persist is designed for use within a managed transaction, and it ensures that the entity becomes persistent and managed by the persistence context.</w:t>
-      </w:r>
-    </w:p>
-    <w:p>
-      <w:r>
-        <w:t>Example:</w:t>
-      </w:r>
-    </w:p>
-    <w:p>
-      <w:r>
-        <w:lastRenderedPageBreak/>
-        <w:t>MyEntity entity = new MyEntity();</w:t>
-      </w:r>
-    </w:p>
-    <w:p>
-      <w:r>
-        <w:t>entityManager.persist(entity); // Make the entity persistent</w:t>
-      </w:r>
-    </w:p>
-    <w:p>
-      <w:r>
-        <w:t>In summary, the key differences between save and persist in Hibernate are related to their return values, identifier handling, and the timing of database operations:</w:t>
-      </w:r>
-    </w:p>
-    <w:p>
-      <w:r>
-        <w:t>save returns the generated identifier and may generate a new identifier even if one is provided.</w:t>
-      </w:r>
-    </w:p>
-    <w:p>
-      <w:r>
-        <w:t>persist does not return the identifier and expects the entity to be transient (not already having an identifier).</w:t>
-      </w:r>
-    </w:p>
-    <w:p>
-      <w:r>
-        <w:t>Both methods make the entity persistent, but the timing of when the SQL insert statement is executed can be controlled by Hibernate's flush mechanism, and both methods are typically used within a managed transaction.</w:t>
+      <w:proofErr w:type="gramEnd"/>
+      <w:r>
+        <w:t xml:space="preserve"> does not return the identifier and expects the entity to be transient (not already having an identifier).</w:t>
+      </w:r>
+    </w:p>
+    <w:p>
+      <w:r>
+        <w:t xml:space="preserve">Both methods make the entity persistent, but the timing of when the SQL insert statement is executed can be controlled by </w:t>
+      </w:r>
+      <w:proofErr w:type="spellStart"/>
+      <w:r>
+        <w:t>Hibernate's</w:t>
+      </w:r>
+      <w:proofErr w:type="spellEnd"/>
+      <w:r>
+        <w:t xml:space="preserve"> flush mechanism, and both methods are typically used within a managed transaction.</w:t>
       </w:r>
     </w:p>
     <w:p>
@@ -3669,29 +9089,55 @@
       </w:r>
       <w:r>
         <w:br/>
-        <w:t>Currently EHCache and infinispan provides implementation for Hibernate Second Level Cache.</w:t>
-      </w:r>
-    </w:p>
-    <w:p>
-      <w:pPr>
-        <w:rPr>
-          <w:b/>
-        </w:rPr>
-      </w:pPr>
+        <w:t xml:space="preserve">Currently </w:t>
+      </w:r>
+      <w:proofErr w:type="spellStart"/>
+      <w:r>
+        <w:t>EHCache</w:t>
+      </w:r>
+      <w:proofErr w:type="spellEnd"/>
+      <w:r>
+        <w:t xml:space="preserve"> and </w:t>
+      </w:r>
+      <w:proofErr w:type="spellStart"/>
+      <w:r>
+        <w:t>infinispan</w:t>
+      </w:r>
+      <w:proofErr w:type="spellEnd"/>
+      <w:r>
+        <w:t xml:space="preserve"> provides implementation for Hibernate Second Level Cache.</w:t>
+      </w:r>
+    </w:p>
+    <w:p>
+      <w:pPr>
+        <w:rPr>
+          <w:b/>
+        </w:rPr>
+      </w:pPr>
+      <w:proofErr w:type="gramStart"/>
       <w:r>
         <w:rPr>
           <w:b/>
         </w:rPr>
         <w:t>Query Level Caching.</w:t>
       </w:r>
-      <w:r>
-        <w:rPr>
-          <w:b/>
-        </w:rPr>
-        <w:br/>
-      </w:r>
-      <w:r>
-        <w:t>Query Level Cache should be used in conjuction with Second Level Cache.</w:t>
+      <w:proofErr w:type="gramEnd"/>
+      <w:r>
+        <w:rPr>
+          <w:b/>
+        </w:rPr>
+        <w:br/>
+      </w:r>
+      <w:r>
+        <w:t xml:space="preserve">Query Level Cache should be used in </w:t>
+      </w:r>
+      <w:proofErr w:type="spellStart"/>
+      <w:r>
+        <w:t>conjuction</w:t>
+      </w:r>
+      <w:proofErr w:type="spellEnd"/>
+      <w:r>
+        <w:t xml:space="preserve"> with Second Level Cache.</w:t>
       </w:r>
       <w:r>
         <w:rPr>
@@ -3710,7 +9156,6 @@
     </w:p>
     <w:p>
       <w:r>
-        <w:lastRenderedPageBreak/>
         <w:t>D</w:t>
       </w:r>
       <w:r>
@@ -3723,497 +9168,25 @@
         <w:t>updating &amp; delete operations should propagate from one entity to associated entities that are part of a relationship.</w:t>
       </w:r>
       <w:r>
-        <w:t xml:space="preserve"> There are multiple cascadeTypes(ALL, PERSIST, MERGE, REMOVE, REFRESH, DETACH)</w:t>
+        <w:t xml:space="preserve"> There are multiple </w:t>
+      </w:r>
+      <w:proofErr w:type="spellStart"/>
+      <w:proofErr w:type="gramStart"/>
+      <w:r>
+        <w:t>cascadeTypes</w:t>
+      </w:r>
+      <w:proofErr w:type="spellEnd"/>
+      <w:r>
+        <w:t>(</w:t>
+      </w:r>
+      <w:proofErr w:type="gramEnd"/>
+      <w:r>
+        <w:t>ALL, PERSIST, MERGE, REMOVE, REFRESH, DETACH)</w:t>
       </w:r>
       <w:r>
         <w:t>.</w:t>
       </w:r>
     </w:p>
-    <w:p>
-      <w:r>
-        <w:t>What is Transaction.</w:t>
-      </w:r>
-    </w:p>
-    <w:p>
-      <w:r>
-        <w:t>T</w:t>
-      </w:r>
-      <w:r>
-        <w:t>ransaction is a logical unit of work that consists of one or more database operations (such as inserts, updates, or deletes) that are executed as a single, indivisible unit. Transactions are used to ensure the consistency, integrity, and reliability of the data in the database.</w:t>
-      </w:r>
-      <w:r>
-        <w:t xml:space="preserve"> </w:t>
-      </w:r>
-      <w:r>
-        <w:t>The primary properties of a transaction are often ref</w:t>
-      </w:r>
-      <w:r>
-        <w:t>erred to as the ACID properties.</w:t>
-      </w:r>
-    </w:p>
-    <w:p>
-      <w:pPr>
-        <w:pStyle w:val="ListParagraph"/>
-        <w:numPr>
-          <w:ilvl w:val="0"/>
-          <w:numId w:val="7"/>
-        </w:numPr>
-        <w:ind w:left="426"/>
-      </w:pPr>
-      <w:r>
-        <w:t>Atomicity: It means if any operation is performed on the data, either it should be executed completely or should not be executed at all.</w:t>
-      </w:r>
-      <w:r>
-        <w:t xml:space="preserve"> (All or Nothing)</w:t>
-      </w:r>
-    </w:p>
-    <w:p>
-      <w:pPr>
-        <w:pStyle w:val="ListParagraph"/>
-        <w:numPr>
-          <w:ilvl w:val="0"/>
-          <w:numId w:val="7"/>
-        </w:numPr>
-        <w:ind w:left="426"/>
-      </w:pPr>
-      <w:r>
-        <w:t>Consistency:</w:t>
-      </w:r>
-      <w:r>
-        <w:t xml:space="preserve"> Either the changed data passes all consistency check</w:t>
-      </w:r>
-      <w:r>
-        <w:t xml:space="preserve"> (foreign key or unique constraints)</w:t>
-      </w:r>
-      <w:r>
-        <w:t xml:space="preserve"> or all operation</w:t>
-      </w:r>
-      <w:r>
-        <w:t>s</w:t>
-      </w:r>
-      <w:r>
-        <w:t xml:space="preserve"> are rolled back and data is set back to the state we started</w:t>
-      </w:r>
-      <w:r>
-        <w:t>.</w:t>
-      </w:r>
-    </w:p>
-    <w:p>
-      <w:pPr>
-        <w:pStyle w:val="ListParagraph"/>
-        <w:numPr>
-          <w:ilvl w:val="0"/>
-          <w:numId w:val="7"/>
-        </w:numPr>
-        <w:ind w:left="426"/>
-      </w:pPr>
-      <w:r>
-        <w:t>Isolation: It means if 2 transaction</w:t>
-      </w:r>
-      <w:r>
-        <w:t>s</w:t>
-      </w:r>
-      <w:r>
-        <w:t xml:space="preserve"> are happening concurrently, then these 2 transaction</w:t>
-      </w:r>
-      <w:r>
-        <w:t>s</w:t>
-      </w:r>
-      <w:r>
-        <w:t xml:space="preserve"> will</w:t>
-      </w:r>
-      <w:r>
-        <w:t xml:space="preserve"> not be visible to each other</w:t>
-      </w:r>
-      <w:r>
-        <w:t>.</w:t>
-      </w:r>
-    </w:p>
-    <w:p>
-      <w:pPr>
-        <w:pStyle w:val="ListParagraph"/>
-        <w:numPr>
-          <w:ilvl w:val="0"/>
-          <w:numId w:val="7"/>
-        </w:numPr>
-        <w:ind w:left="426"/>
-      </w:pPr>
-      <w:r>
-        <w:t>Durability: It ensures that the data after the successful execution of the operation becomes permanent in the database.</w:t>
-      </w:r>
-    </w:p>
-    <w:p>
-      <w:r>
-        <w:t>What does @ Transactional do?</w:t>
-      </w:r>
-    </w:p>
-    <w:p>
-      <w:r>
-        <w:t>It is used to perform transaction management in spring</w:t>
-      </w:r>
-      <w:r>
-        <w:t xml:space="preserve"> boot</w:t>
-      </w:r>
-      <w:r>
-        <w:t>.</w:t>
-      </w:r>
-      <w:r>
-        <w:t xml:space="preserve"> </w:t>
-      </w:r>
-      <w:r>
-        <w:t>It can be applied at method level and class level</w:t>
-      </w:r>
-      <w:r>
-        <w:t>. @Transactional annotation on the method in the same class takes precedence over @Transactional at class level.</w:t>
-      </w:r>
-    </w:p>
-    <w:p>
-      <w:pPr>
-        <w:pStyle w:val="ListParagraph"/>
-        <w:numPr>
-          <w:ilvl w:val="0"/>
-          <w:numId w:val="6"/>
-        </w:numPr>
-        <w:ind w:left="426"/>
-      </w:pPr>
-      <w:r>
-        <w:rPr>
-          <w:b/>
-        </w:rPr>
-        <w:t>Transaction Demarcation</w:t>
-      </w:r>
-      <w:r>
-        <w:t>: When a method with the @Transactional annotation is invoked, a new transaction is automatically started before the method's execution. This demarcates the beginning of a transaction scope.</w:t>
-      </w:r>
-    </w:p>
-    <w:p>
-      <w:pPr>
-        <w:pStyle w:val="ListParagraph"/>
-        <w:numPr>
-          <w:ilvl w:val="0"/>
-          <w:numId w:val="6"/>
-        </w:numPr>
-        <w:ind w:left="426"/>
-      </w:pPr>
-      <w:r>
-        <w:rPr>
-          <w:b/>
-        </w:rPr>
-        <w:t>Commit on Success</w:t>
-      </w:r>
-      <w:r>
-        <w:t>: If the annotated method completes successfully (i.e., no exceptions are thrown), the transaction is automatically committed, which means any changes made to the database within that transaction are saved.</w:t>
-      </w:r>
-    </w:p>
-    <w:p>
-      <w:pPr>
-        <w:pStyle w:val="ListParagraph"/>
-        <w:numPr>
-          <w:ilvl w:val="0"/>
-          <w:numId w:val="6"/>
-        </w:numPr>
-        <w:ind w:left="426"/>
-      </w:pPr>
-      <w:r>
-        <w:rPr>
-          <w:b/>
-        </w:rPr>
-        <w:t>Rollback on Exception</w:t>
-      </w:r>
-      <w:r>
-        <w:t>: If an exception is thrown within the annotated method, the transaction is typically rolled back automatically. This ensures that any changes made during the transaction are discarded, maintaining data consistency.</w:t>
-      </w:r>
-    </w:p>
-    <w:p>
-      <w:pPr>
-        <w:pStyle w:val="ListParagraph"/>
-        <w:numPr>
-          <w:ilvl w:val="0"/>
-          <w:numId w:val="6"/>
-        </w:numPr>
-        <w:ind w:left="426"/>
-      </w:pPr>
-      <w:r>
-        <w:rPr>
-          <w:b/>
-        </w:rPr>
-        <w:t>Nested Transactions</w:t>
-      </w:r>
-      <w:r>
-        <w:t>: Depending on the transaction management framework being used, @Transactional annotations can support nested transactions. Nested transactions allow you to create a hierarchy of transactions, where inner transactions can be rolled back independently of outer transactions.</w:t>
-      </w:r>
-    </w:p>
-    <w:p>
-      <w:pPr>
-        <w:pStyle w:val="ListParagraph"/>
-        <w:numPr>
-          <w:ilvl w:val="0"/>
-          <w:numId w:val="6"/>
-        </w:numPr>
-        <w:ind w:left="426"/>
-      </w:pPr>
-      <w:r>
-        <w:rPr>
-          <w:b/>
-        </w:rPr>
-        <w:t>Customization</w:t>
-      </w:r>
-      <w:r>
-        <w:t>: The @Transactional annotation often supports various attributes that allow you to customize transaction behavior. You can specify attributes like isolation levels, propagation behaviors, timeout values, and more depending on the framework being used.</w:t>
-      </w:r>
-    </w:p>
-    <w:p>
-      <w:pPr>
-        <w:pStyle w:val="ListParagraph"/>
-        <w:numPr>
-          <w:ilvl w:val="0"/>
-          <w:numId w:val="6"/>
-        </w:numPr>
-        <w:ind w:left="426"/>
-      </w:pPr>
-      <w:r>
-        <w:rPr>
-          <w:b/>
-        </w:rPr>
-        <w:lastRenderedPageBreak/>
-        <w:t>Declarative Approach</w:t>
-      </w:r>
-      <w:r>
-        <w:t>: @Transactional enables a declarative approach to transaction management. You don't need to write explicit transaction handling code; instead, you annotate methods or classes to indicate the transactional behavior you desire.</w:t>
-      </w:r>
-    </w:p>
-    <w:p>
-      <w:r>
-        <w:t>Here's a simple example of using @Transactional in Spring:</w:t>
-      </w:r>
-    </w:p>
-    <w:p>
-      <w:r>
-        <w:t>@Service</w:t>
-      </w:r>
-      <w:r>
-        <w:br/>
-        <w:t>@Transactional</w:t>
-      </w:r>
-      <w:r>
-        <w:br/>
-        <w:t>public class MyService {</w:t>
-      </w:r>
-      <w:r>
-        <w:br/>
-        <w:t xml:space="preserve"> </w:t>
-      </w:r>
-      <w:r>
-        <w:tab/>
-        <w:t>@Autowired</w:t>
-      </w:r>
-      <w:r>
-        <w:br/>
-        <w:t xml:space="preserve"> </w:t>
-      </w:r>
-      <w:r>
-        <w:tab/>
-        <w:t>private MyRepository myRepository;</w:t>
-      </w:r>
-      <w:r>
-        <w:br/>
-        <w:t xml:space="preserve"> </w:t>
-      </w:r>
-      <w:r>
-        <w:tab/>
-        <w:t>public void performDatabaseOperation() {</w:t>
-      </w:r>
-      <w:r>
-        <w:br/>
-        <w:t xml:space="preserve"> </w:t>
-      </w:r>
-      <w:r>
-        <w:tab/>
-      </w:r>
-      <w:r>
-        <w:tab/>
-        <w:t>// This method runs in a transaction</w:t>
-      </w:r>
-      <w:r>
-        <w:br/>
-        <w:t xml:space="preserve"> </w:t>
-      </w:r>
-      <w:r>
-        <w:tab/>
-      </w:r>
-      <w:r>
-        <w:tab/>
-        <w:t>myRepository.saveEntity(entity);</w:t>
-      </w:r>
-      <w:r>
-        <w:br/>
-        <w:t xml:space="preserve"> </w:t>
-      </w:r>
-      <w:r>
-        <w:tab/>
-        <w:t>}</w:t>
-      </w:r>
-      <w:r>
-        <w:br/>
-        <w:t>}</w:t>
-      </w:r>
-    </w:p>
-    <w:p>
-      <w:r>
-        <w:t>In this example, the @Transactional annotation on the MyService class ensures that the performDatabaseOperation method runs within a database transaction. If the method completes successfully, the transaction is committed, and any changes made to the database are saved. If an exception occurs, the transaction is rolled back to maintain data consistency.</w:t>
-      </w:r>
-    </w:p>
-    <w:p>
-      <w:pPr>
-        <w:rPr>
-          <w:b/>
-        </w:rPr>
-      </w:pPr>
-      <w:r>
-        <w:rPr>
-          <w:b/>
-        </w:rPr>
-        <w:t>Transaction Propagation</w:t>
-      </w:r>
-    </w:p>
-    <w:p>
-      <w:r>
-        <w:t>In the context of the @Transactional annotation in Java frameworks like Spring, "transaction propagation" refers to the behavior that dictates how an annotated method should interact with an existing transaction or start a new one if none exists. Transaction propagation defines the rules for how transactions should be handled when a method annotated with @Transactional is called, especially in scenarios involving nested method calls.</w:t>
-      </w:r>
-    </w:p>
-    <w:p>
-      <w:r>
-        <w:t>There are several transaction propagation behaviors available in the @Transactional annotation, each specifying how a method should participate in the current transaction context. The most commonly used propagation behaviors include:</w:t>
-      </w:r>
-    </w:p>
-    <w:p>
-      <w:pPr>
-        <w:pStyle w:val="ListParagraph"/>
-        <w:numPr>
-          <w:ilvl w:val="0"/>
-          <w:numId w:val="8"/>
-        </w:numPr>
-      </w:pPr>
-      <w:r>
-        <w:rPr>
-          <w:b/>
-        </w:rPr>
-        <w:t>REQUIRED</w:t>
-      </w:r>
-      <w:r>
-        <w:t>: This is the default propagation behavior. If a transaction context already exists when the method is called, the method will join that transaction. If no transaction exists, a new one will be created.</w:t>
-      </w:r>
-    </w:p>
-    <w:p>
-      <w:pPr>
-        <w:pStyle w:val="ListParagraph"/>
-        <w:numPr>
-          <w:ilvl w:val="0"/>
-          <w:numId w:val="8"/>
-        </w:numPr>
-      </w:pPr>
-      <w:r>
-        <w:rPr>
-          <w:b/>
-        </w:rPr>
-        <w:t>REQUIRES_NEW</w:t>
-      </w:r>
-      <w:r>
-        <w:t>: This behavior always starts a new transaction, suspending the current one if it exists. It ensures that the method's work is isolated within its own transaction.</w:t>
-      </w:r>
-    </w:p>
-    <w:p>
-      <w:pPr>
-        <w:pStyle w:val="ListParagraph"/>
-        <w:numPr>
-          <w:ilvl w:val="0"/>
-          <w:numId w:val="8"/>
-        </w:numPr>
-      </w:pPr>
-      <w:r>
-        <w:rPr>
-          <w:b/>
-        </w:rPr>
-        <w:t>SUPPORTS</w:t>
-      </w:r>
-      <w:r>
-        <w:t>: This behavior doesn't start a new transaction but participates in an existing one if available. If no transaction exists, the method executes without a transaction.</w:t>
-      </w:r>
-    </w:p>
-    <w:p>
-      <w:pPr>
-        <w:pStyle w:val="ListParagraph"/>
-        <w:numPr>
-          <w:ilvl w:val="0"/>
-          <w:numId w:val="8"/>
-        </w:numPr>
-      </w:pPr>
-      <w:r>
-        <w:rPr>
-          <w:b/>
-        </w:rPr>
-        <w:t>MANDATORY</w:t>
-      </w:r>
-      <w:r>
-        <w:t>: This behavior requires that an existing transaction is available; otherwise, it throws an exception. It enforces that the method must be executed within an existing transaction context.</w:t>
-      </w:r>
-    </w:p>
-    <w:p>
-      <w:pPr>
-        <w:pStyle w:val="ListParagraph"/>
-        <w:numPr>
-          <w:ilvl w:val="0"/>
-          <w:numId w:val="8"/>
-        </w:numPr>
-      </w:pPr>
-      <w:r>
-        <w:rPr>
-          <w:b/>
-        </w:rPr>
-        <w:lastRenderedPageBreak/>
-        <w:t>NOT_SUPPORTED</w:t>
-      </w:r>
-      <w:r>
-        <w:t>: This behavior suspends the current transaction if one exists and executes the method without a transaction context. It ensures that the method is executed independently of any ongoing transactions.</w:t>
-      </w:r>
-    </w:p>
-    <w:p>
-      <w:pPr>
-        <w:pStyle w:val="ListParagraph"/>
-        <w:numPr>
-          <w:ilvl w:val="0"/>
-          <w:numId w:val="8"/>
-        </w:numPr>
-      </w:pPr>
-      <w:r>
-        <w:rPr>
-          <w:b/>
-        </w:rPr>
-        <w:t>NEVER</w:t>
-      </w:r>
-      <w:r>
-        <w:t>: This behavior ensures that no transaction context is available when the method is executed. If a transaction exists, it throws an exception.</w:t>
-      </w:r>
-    </w:p>
-    <w:p>
-      <w:pPr>
-        <w:pStyle w:val="ListParagraph"/>
-        <w:numPr>
-          <w:ilvl w:val="0"/>
-          <w:numId w:val="8"/>
-        </w:numPr>
-      </w:pPr>
-      <w:r>
-        <w:rPr>
-          <w:b/>
-        </w:rPr>
-        <w:t>NESTED</w:t>
-      </w:r>
-      <w:r>
-        <w:t>: This behavior allows for nested transactions within the scope of the current transaction. If a transaction exists when the method is called, it starts a new savepoint within that transaction. If no transaction exists, it behaves like REQUIRED.</w:t>
-      </w:r>
-    </w:p>
-    <w:p/>
     <w:sectPr>
       <w:pgSz w:w="12240" w:h="15840"/>
       <w:pgMar w:top="1440" w:right="1440" w:bottom="1440" w:left="1440" w:header="708" w:footer="708" w:gutter="0"/>
@@ -4655,6 +9628,232 @@
     </w:lvl>
   </w:abstractNum>
   <w:abstractNum w:abstractNumId="4">
+    <w:nsid w:val="3B7376F3"/>
+    <w:multiLevelType w:val="hybridMultilevel"/>
+    <w:tmpl w:val="566252C4"/>
+    <w:lvl w:ilvl="0" w:tplc="04090001">
+      <w:start w:val="1"/>
+      <w:numFmt w:val="bullet"/>
+      <w:lvlText w:val=""/>
+      <w:lvlJc w:val="left"/>
+      <w:pPr>
+        <w:ind w:left="3637" w:hanging="360"/>
+      </w:pPr>
+      <w:rPr>
+        <w:rFonts w:ascii="Symbol" w:hAnsi="Symbol" w:hint="default"/>
+      </w:rPr>
+    </w:lvl>
+    <w:lvl w:ilvl="1" w:tplc="04090003" w:tentative="1">
+      <w:start w:val="1"/>
+      <w:numFmt w:val="bullet"/>
+      <w:lvlText w:val="o"/>
+      <w:lvlJc w:val="left"/>
+      <w:pPr>
+        <w:ind w:left="4357" w:hanging="360"/>
+      </w:pPr>
+      <w:rPr>
+        <w:rFonts w:ascii="Courier New" w:hAnsi="Courier New" w:cs="Courier New" w:hint="default"/>
+      </w:rPr>
+    </w:lvl>
+    <w:lvl w:ilvl="2" w:tplc="04090005" w:tentative="1">
+      <w:start w:val="1"/>
+      <w:numFmt w:val="bullet"/>
+      <w:lvlText w:val=""/>
+      <w:lvlJc w:val="left"/>
+      <w:pPr>
+        <w:ind w:left="5077" w:hanging="360"/>
+      </w:pPr>
+      <w:rPr>
+        <w:rFonts w:ascii="Wingdings" w:hAnsi="Wingdings" w:hint="default"/>
+      </w:rPr>
+    </w:lvl>
+    <w:lvl w:ilvl="3" w:tplc="04090001" w:tentative="1">
+      <w:start w:val="1"/>
+      <w:numFmt w:val="bullet"/>
+      <w:lvlText w:val=""/>
+      <w:lvlJc w:val="left"/>
+      <w:pPr>
+        <w:ind w:left="5797" w:hanging="360"/>
+      </w:pPr>
+      <w:rPr>
+        <w:rFonts w:ascii="Symbol" w:hAnsi="Symbol" w:hint="default"/>
+      </w:rPr>
+    </w:lvl>
+    <w:lvl w:ilvl="4" w:tplc="04090003" w:tentative="1">
+      <w:start w:val="1"/>
+      <w:numFmt w:val="bullet"/>
+      <w:lvlText w:val="o"/>
+      <w:lvlJc w:val="left"/>
+      <w:pPr>
+        <w:ind w:left="6517" w:hanging="360"/>
+      </w:pPr>
+      <w:rPr>
+        <w:rFonts w:ascii="Courier New" w:hAnsi="Courier New" w:cs="Courier New" w:hint="default"/>
+      </w:rPr>
+    </w:lvl>
+    <w:lvl w:ilvl="5" w:tplc="04090005" w:tentative="1">
+      <w:start w:val="1"/>
+      <w:numFmt w:val="bullet"/>
+      <w:lvlText w:val=""/>
+      <w:lvlJc w:val="left"/>
+      <w:pPr>
+        <w:ind w:left="7237" w:hanging="360"/>
+      </w:pPr>
+      <w:rPr>
+        <w:rFonts w:ascii="Wingdings" w:hAnsi="Wingdings" w:hint="default"/>
+      </w:rPr>
+    </w:lvl>
+    <w:lvl w:ilvl="6" w:tplc="04090001" w:tentative="1">
+      <w:start w:val="1"/>
+      <w:numFmt w:val="bullet"/>
+      <w:lvlText w:val=""/>
+      <w:lvlJc w:val="left"/>
+      <w:pPr>
+        <w:ind w:left="7957" w:hanging="360"/>
+      </w:pPr>
+      <w:rPr>
+        <w:rFonts w:ascii="Symbol" w:hAnsi="Symbol" w:hint="default"/>
+      </w:rPr>
+    </w:lvl>
+    <w:lvl w:ilvl="7" w:tplc="04090003" w:tentative="1">
+      <w:start w:val="1"/>
+      <w:numFmt w:val="bullet"/>
+      <w:lvlText w:val="o"/>
+      <w:lvlJc w:val="left"/>
+      <w:pPr>
+        <w:ind w:left="8677" w:hanging="360"/>
+      </w:pPr>
+      <w:rPr>
+        <w:rFonts w:ascii="Courier New" w:hAnsi="Courier New" w:cs="Courier New" w:hint="default"/>
+      </w:rPr>
+    </w:lvl>
+    <w:lvl w:ilvl="8" w:tplc="04090005" w:tentative="1">
+      <w:start w:val="1"/>
+      <w:numFmt w:val="bullet"/>
+      <w:lvlText w:val=""/>
+      <w:lvlJc w:val="left"/>
+      <w:pPr>
+        <w:ind w:left="9397" w:hanging="360"/>
+      </w:pPr>
+      <w:rPr>
+        <w:rFonts w:ascii="Wingdings" w:hAnsi="Wingdings" w:hint="default"/>
+      </w:rPr>
+    </w:lvl>
+  </w:abstractNum>
+  <w:abstractNum w:abstractNumId="5">
+    <w:nsid w:val="427F47BF"/>
+    <w:multiLevelType w:val="hybridMultilevel"/>
+    <w:tmpl w:val="69BE3E5A"/>
+    <w:lvl w:ilvl="0" w:tplc="04090001">
+      <w:start w:val="1"/>
+      <w:numFmt w:val="bullet"/>
+      <w:lvlText w:val=""/>
+      <w:lvlJc w:val="left"/>
+      <w:pPr>
+        <w:ind w:left="720" w:hanging="360"/>
+      </w:pPr>
+      <w:rPr>
+        <w:rFonts w:ascii="Symbol" w:hAnsi="Symbol" w:hint="default"/>
+      </w:rPr>
+    </w:lvl>
+    <w:lvl w:ilvl="1" w:tplc="04090003" w:tentative="1">
+      <w:start w:val="1"/>
+      <w:numFmt w:val="bullet"/>
+      <w:lvlText w:val="o"/>
+      <w:lvlJc w:val="left"/>
+      <w:pPr>
+        <w:ind w:left="1440" w:hanging="360"/>
+      </w:pPr>
+      <w:rPr>
+        <w:rFonts w:ascii="Courier New" w:hAnsi="Courier New" w:cs="Courier New" w:hint="default"/>
+      </w:rPr>
+    </w:lvl>
+    <w:lvl w:ilvl="2" w:tplc="04090005" w:tentative="1">
+      <w:start w:val="1"/>
+      <w:numFmt w:val="bullet"/>
+      <w:lvlText w:val=""/>
+      <w:lvlJc w:val="left"/>
+      <w:pPr>
+        <w:ind w:left="2160" w:hanging="360"/>
+      </w:pPr>
+      <w:rPr>
+        <w:rFonts w:ascii="Wingdings" w:hAnsi="Wingdings" w:hint="default"/>
+      </w:rPr>
+    </w:lvl>
+    <w:lvl w:ilvl="3" w:tplc="04090001" w:tentative="1">
+      <w:start w:val="1"/>
+      <w:numFmt w:val="bullet"/>
+      <w:lvlText w:val=""/>
+      <w:lvlJc w:val="left"/>
+      <w:pPr>
+        <w:ind w:left="2880" w:hanging="360"/>
+      </w:pPr>
+      <w:rPr>
+        <w:rFonts w:ascii="Symbol" w:hAnsi="Symbol" w:hint="default"/>
+      </w:rPr>
+    </w:lvl>
+    <w:lvl w:ilvl="4" w:tplc="04090003" w:tentative="1">
+      <w:start w:val="1"/>
+      <w:numFmt w:val="bullet"/>
+      <w:lvlText w:val="o"/>
+      <w:lvlJc w:val="left"/>
+      <w:pPr>
+        <w:ind w:left="3600" w:hanging="360"/>
+      </w:pPr>
+      <w:rPr>
+        <w:rFonts w:ascii="Courier New" w:hAnsi="Courier New" w:cs="Courier New" w:hint="default"/>
+      </w:rPr>
+    </w:lvl>
+    <w:lvl w:ilvl="5" w:tplc="04090005" w:tentative="1">
+      <w:start w:val="1"/>
+      <w:numFmt w:val="bullet"/>
+      <w:lvlText w:val=""/>
+      <w:lvlJc w:val="left"/>
+      <w:pPr>
+        <w:ind w:left="4320" w:hanging="360"/>
+      </w:pPr>
+      <w:rPr>
+        <w:rFonts w:ascii="Wingdings" w:hAnsi="Wingdings" w:hint="default"/>
+      </w:rPr>
+    </w:lvl>
+    <w:lvl w:ilvl="6" w:tplc="04090001" w:tentative="1">
+      <w:start w:val="1"/>
+      <w:numFmt w:val="bullet"/>
+      <w:lvlText w:val=""/>
+      <w:lvlJc w:val="left"/>
+      <w:pPr>
+        <w:ind w:left="5040" w:hanging="360"/>
+      </w:pPr>
+      <w:rPr>
+        <w:rFonts w:ascii="Symbol" w:hAnsi="Symbol" w:hint="default"/>
+      </w:rPr>
+    </w:lvl>
+    <w:lvl w:ilvl="7" w:tplc="04090003" w:tentative="1">
+      <w:start w:val="1"/>
+      <w:numFmt w:val="bullet"/>
+      <w:lvlText w:val="o"/>
+      <w:lvlJc w:val="left"/>
+      <w:pPr>
+        <w:ind w:left="5760" w:hanging="360"/>
+      </w:pPr>
+      <w:rPr>
+        <w:rFonts w:ascii="Courier New" w:hAnsi="Courier New" w:cs="Courier New" w:hint="default"/>
+      </w:rPr>
+    </w:lvl>
+    <w:lvl w:ilvl="8" w:tplc="04090005" w:tentative="1">
+      <w:start w:val="1"/>
+      <w:numFmt w:val="bullet"/>
+      <w:lvlText w:val=""/>
+      <w:lvlJc w:val="left"/>
+      <w:pPr>
+        <w:ind w:left="6480" w:hanging="360"/>
+      </w:pPr>
+      <w:rPr>
+        <w:rFonts w:ascii="Wingdings" w:hAnsi="Wingdings" w:hint="default"/>
+      </w:rPr>
+    </w:lvl>
+  </w:abstractNum>
+  <w:abstractNum w:abstractNumId="6">
     <w:nsid w:val="49D41970"/>
     <w:multiLevelType w:val="hybridMultilevel"/>
     <w:tmpl w:val="AA646FE2"/>
@@ -4767,7 +9966,7 @@
       </w:rPr>
     </w:lvl>
   </w:abstractNum>
-  <w:abstractNum w:abstractNumId="5">
+  <w:abstractNum w:abstractNumId="7">
     <w:nsid w:val="4A1C4E62"/>
     <w:multiLevelType w:val="hybridMultilevel"/>
     <w:tmpl w:val="2B129862"/>
@@ -4880,7 +10079,7 @@
       </w:rPr>
     </w:lvl>
   </w:abstractNum>
-  <w:abstractNum w:abstractNumId="6">
+  <w:abstractNum w:abstractNumId="8">
     <w:nsid w:val="4B4A2288"/>
     <w:multiLevelType w:val="hybridMultilevel"/>
     <w:tmpl w:val="CE24DCCA"/>
@@ -4993,7 +10192,7 @@
       </w:rPr>
     </w:lvl>
   </w:abstractNum>
-  <w:abstractNum w:abstractNumId="7">
+  <w:abstractNum w:abstractNumId="9">
     <w:nsid w:val="520005EF"/>
     <w:multiLevelType w:val="hybridMultilevel"/>
     <w:tmpl w:val="8452A950"/>
@@ -5106,7 +10305,7 @@
       </w:rPr>
     </w:lvl>
   </w:abstractNum>
-  <w:abstractNum w:abstractNumId="8">
+  <w:abstractNum w:abstractNumId="10">
     <w:nsid w:val="56EC587F"/>
     <w:multiLevelType w:val="hybridMultilevel"/>
     <w:tmpl w:val="8DA6AA4E"/>
@@ -5219,7 +10418,7 @@
       </w:rPr>
     </w:lvl>
   </w:abstractNum>
-  <w:abstractNum w:abstractNumId="9">
+  <w:abstractNum w:abstractNumId="11">
     <w:nsid w:val="5D7E076F"/>
     <w:multiLevelType w:val="hybridMultilevel"/>
     <w:tmpl w:val="DFD467A2"/>
@@ -5308,7 +10507,97 @@
       </w:pPr>
     </w:lvl>
   </w:abstractNum>
-  <w:abstractNum w:abstractNumId="10">
+  <w:abstractNum w:abstractNumId="12">
+    <w:nsid w:val="633F2959"/>
+    <w:multiLevelType w:val="hybridMultilevel"/>
+    <w:tmpl w:val="AB7C3138"/>
+    <w:lvl w:ilvl="0" w:tplc="D980A18A">
+      <w:start w:val="1"/>
+      <w:numFmt w:val="decimal"/>
+      <w:lvlText w:val="%1."/>
+      <w:lvlJc w:val="left"/>
+      <w:pPr>
+        <w:ind w:left="720" w:hanging="360"/>
+      </w:pPr>
+      <w:rPr>
+        <w:rFonts w:hint="default"/>
+        <w:b/>
+      </w:rPr>
+    </w:lvl>
+    <w:lvl w:ilvl="1" w:tplc="04090019" w:tentative="1">
+      <w:start w:val="1"/>
+      <w:numFmt w:val="lowerLetter"/>
+      <w:lvlText w:val="%2."/>
+      <w:lvlJc w:val="left"/>
+      <w:pPr>
+        <w:ind w:left="1440" w:hanging="360"/>
+      </w:pPr>
+    </w:lvl>
+    <w:lvl w:ilvl="2" w:tplc="0409001B" w:tentative="1">
+      <w:start w:val="1"/>
+      <w:numFmt w:val="lowerRoman"/>
+      <w:lvlText w:val="%3."/>
+      <w:lvlJc w:val="right"/>
+      <w:pPr>
+        <w:ind w:left="2160" w:hanging="180"/>
+      </w:pPr>
+    </w:lvl>
+    <w:lvl w:ilvl="3" w:tplc="0409000F" w:tentative="1">
+      <w:start w:val="1"/>
+      <w:numFmt w:val="decimal"/>
+      <w:lvlText w:val="%4."/>
+      <w:lvlJc w:val="left"/>
+      <w:pPr>
+        <w:ind w:left="2880" w:hanging="360"/>
+      </w:pPr>
+    </w:lvl>
+    <w:lvl w:ilvl="4" w:tplc="04090019" w:tentative="1">
+      <w:start w:val="1"/>
+      <w:numFmt w:val="lowerLetter"/>
+      <w:lvlText w:val="%5."/>
+      <w:lvlJc w:val="left"/>
+      <w:pPr>
+        <w:ind w:left="3600" w:hanging="360"/>
+      </w:pPr>
+    </w:lvl>
+    <w:lvl w:ilvl="5" w:tplc="0409001B" w:tentative="1">
+      <w:start w:val="1"/>
+      <w:numFmt w:val="lowerRoman"/>
+      <w:lvlText w:val="%6."/>
+      <w:lvlJc w:val="right"/>
+      <w:pPr>
+        <w:ind w:left="4320" w:hanging="180"/>
+      </w:pPr>
+    </w:lvl>
+    <w:lvl w:ilvl="6" w:tplc="0409000F" w:tentative="1">
+      <w:start w:val="1"/>
+      <w:numFmt w:val="decimal"/>
+      <w:lvlText w:val="%7."/>
+      <w:lvlJc w:val="left"/>
+      <w:pPr>
+        <w:ind w:left="5040" w:hanging="360"/>
+      </w:pPr>
+    </w:lvl>
+    <w:lvl w:ilvl="7" w:tplc="04090019" w:tentative="1">
+      <w:start w:val="1"/>
+      <w:numFmt w:val="lowerLetter"/>
+      <w:lvlText w:val="%8."/>
+      <w:lvlJc w:val="left"/>
+      <w:pPr>
+        <w:ind w:left="5760" w:hanging="360"/>
+      </w:pPr>
+    </w:lvl>
+    <w:lvl w:ilvl="8" w:tplc="0409001B" w:tentative="1">
+      <w:start w:val="1"/>
+      <w:numFmt w:val="lowerRoman"/>
+      <w:lvlText w:val="%9."/>
+      <w:lvlJc w:val="right"/>
+      <w:pPr>
+        <w:ind w:left="6480" w:hanging="180"/>
+      </w:pPr>
+    </w:lvl>
+  </w:abstractNum>
+  <w:abstractNum w:abstractNumId="13">
     <w:nsid w:val="66E77F62"/>
     <w:multiLevelType w:val="hybridMultilevel"/>
     <w:tmpl w:val="85860816"/>
@@ -5397,7 +10686,7 @@
       </w:pPr>
     </w:lvl>
   </w:abstractNum>
-  <w:abstractNum w:abstractNumId="11">
+  <w:abstractNum w:abstractNumId="14">
     <w:nsid w:val="6D06584D"/>
     <w:multiLevelType w:val="hybridMultilevel"/>
     <w:tmpl w:val="CD980098"/>
@@ -5486,7 +10775,120 @@
       </w:pPr>
     </w:lvl>
   </w:abstractNum>
-  <w:abstractNum w:abstractNumId="12">
+  <w:abstractNum w:abstractNumId="15">
+    <w:nsid w:val="6EDF36E0"/>
+    <w:multiLevelType w:val="hybridMultilevel"/>
+    <w:tmpl w:val="C04A8D8A"/>
+    <w:lvl w:ilvl="0" w:tplc="04090001">
+      <w:start w:val="1"/>
+      <w:numFmt w:val="bullet"/>
+      <w:lvlText w:val=""/>
+      <w:lvlJc w:val="left"/>
+      <w:pPr>
+        <w:ind w:left="720" w:hanging="360"/>
+      </w:pPr>
+      <w:rPr>
+        <w:rFonts w:ascii="Symbol" w:hAnsi="Symbol" w:hint="default"/>
+      </w:rPr>
+    </w:lvl>
+    <w:lvl w:ilvl="1" w:tplc="04090003" w:tentative="1">
+      <w:start w:val="1"/>
+      <w:numFmt w:val="bullet"/>
+      <w:lvlText w:val="o"/>
+      <w:lvlJc w:val="left"/>
+      <w:pPr>
+        <w:ind w:left="1440" w:hanging="360"/>
+      </w:pPr>
+      <w:rPr>
+        <w:rFonts w:ascii="Courier New" w:hAnsi="Courier New" w:cs="Courier New" w:hint="default"/>
+      </w:rPr>
+    </w:lvl>
+    <w:lvl w:ilvl="2" w:tplc="04090005" w:tentative="1">
+      <w:start w:val="1"/>
+      <w:numFmt w:val="bullet"/>
+      <w:lvlText w:val=""/>
+      <w:lvlJc w:val="left"/>
+      <w:pPr>
+        <w:ind w:left="2160" w:hanging="360"/>
+      </w:pPr>
+      <w:rPr>
+        <w:rFonts w:ascii="Wingdings" w:hAnsi="Wingdings" w:hint="default"/>
+      </w:rPr>
+    </w:lvl>
+    <w:lvl w:ilvl="3" w:tplc="04090001" w:tentative="1">
+      <w:start w:val="1"/>
+      <w:numFmt w:val="bullet"/>
+      <w:lvlText w:val=""/>
+      <w:lvlJc w:val="left"/>
+      <w:pPr>
+        <w:ind w:left="2880" w:hanging="360"/>
+      </w:pPr>
+      <w:rPr>
+        <w:rFonts w:ascii="Symbol" w:hAnsi="Symbol" w:hint="default"/>
+      </w:rPr>
+    </w:lvl>
+    <w:lvl w:ilvl="4" w:tplc="04090003" w:tentative="1">
+      <w:start w:val="1"/>
+      <w:numFmt w:val="bullet"/>
+      <w:lvlText w:val="o"/>
+      <w:lvlJc w:val="left"/>
+      <w:pPr>
+        <w:ind w:left="3600" w:hanging="360"/>
+      </w:pPr>
+      <w:rPr>
+        <w:rFonts w:ascii="Courier New" w:hAnsi="Courier New" w:cs="Courier New" w:hint="default"/>
+      </w:rPr>
+    </w:lvl>
+    <w:lvl w:ilvl="5" w:tplc="04090005" w:tentative="1">
+      <w:start w:val="1"/>
+      <w:numFmt w:val="bullet"/>
+      <w:lvlText w:val=""/>
+      <w:lvlJc w:val="left"/>
+      <w:pPr>
+        <w:ind w:left="4320" w:hanging="360"/>
+      </w:pPr>
+      <w:rPr>
+        <w:rFonts w:ascii="Wingdings" w:hAnsi="Wingdings" w:hint="default"/>
+      </w:rPr>
+    </w:lvl>
+    <w:lvl w:ilvl="6" w:tplc="04090001" w:tentative="1">
+      <w:start w:val="1"/>
+      <w:numFmt w:val="bullet"/>
+      <w:lvlText w:val=""/>
+      <w:lvlJc w:val="left"/>
+      <w:pPr>
+        <w:ind w:left="5040" w:hanging="360"/>
+      </w:pPr>
+      <w:rPr>
+        <w:rFonts w:ascii="Symbol" w:hAnsi="Symbol" w:hint="default"/>
+      </w:rPr>
+    </w:lvl>
+    <w:lvl w:ilvl="7" w:tplc="04090003" w:tentative="1">
+      <w:start w:val="1"/>
+      <w:numFmt w:val="bullet"/>
+      <w:lvlText w:val="o"/>
+      <w:lvlJc w:val="left"/>
+      <w:pPr>
+        <w:ind w:left="5760" w:hanging="360"/>
+      </w:pPr>
+      <w:rPr>
+        <w:rFonts w:ascii="Courier New" w:hAnsi="Courier New" w:cs="Courier New" w:hint="default"/>
+      </w:rPr>
+    </w:lvl>
+    <w:lvl w:ilvl="8" w:tplc="04090005" w:tentative="1">
+      <w:start w:val="1"/>
+      <w:numFmt w:val="bullet"/>
+      <w:lvlText w:val=""/>
+      <w:lvlJc w:val="left"/>
+      <w:pPr>
+        <w:ind w:left="6480" w:hanging="360"/>
+      </w:pPr>
+      <w:rPr>
+        <w:rFonts w:ascii="Wingdings" w:hAnsi="Wingdings" w:hint="default"/>
+      </w:rPr>
+    </w:lvl>
+  </w:abstractNum>
+  <w:abstractNum w:abstractNumId="16">
     <w:nsid w:val="78035F22"/>
     <w:multiLevelType w:val="hybridMultilevel"/>
     <w:tmpl w:val="D5C0C46A"/>
@@ -5599,7 +11001,7 @@
       </w:rPr>
     </w:lvl>
   </w:abstractNum>
-  <w:abstractNum w:abstractNumId="13">
+  <w:abstractNum w:abstractNumId="17">
     <w:nsid w:val="7B9F486E"/>
     <w:multiLevelType w:val="hybridMultilevel"/>
     <w:tmpl w:val="ECE21DB6"/>
@@ -5712,7 +11114,7 @@
       </w:rPr>
     </w:lvl>
   </w:abstractNum>
-  <w:abstractNum w:abstractNumId="14">
+  <w:abstractNum w:abstractNumId="18">
     <w:nsid w:val="7F885036"/>
     <w:multiLevelType w:val="hybridMultilevel"/>
     <w:tmpl w:val="DA5EC566"/>
@@ -5826,25 +11228,25 @@
     </w:lvl>
   </w:abstractNum>
   <w:num w:numId="1">
+    <w:abstractNumId w:val="17"/>
+  </w:num>
+  <w:num w:numId="2">
     <w:abstractNumId w:val="13"/>
   </w:num>
-  <w:num w:numId="2">
-    <w:abstractNumId w:val="10"/>
-  </w:num>
   <w:num w:numId="3">
-    <w:abstractNumId w:val="11"/>
+    <w:abstractNumId w:val="14"/>
   </w:num>
   <w:num w:numId="4">
-    <w:abstractNumId w:val="5"/>
+    <w:abstractNumId w:val="7"/>
   </w:num>
   <w:num w:numId="5">
-    <w:abstractNumId w:val="14"/>
+    <w:abstractNumId w:val="18"/>
   </w:num>
   <w:num w:numId="6">
-    <w:abstractNumId w:val="4"/>
+    <w:abstractNumId w:val="6"/>
   </w:num>
   <w:num w:numId="7">
-    <w:abstractNumId w:val="12"/>
+    <w:abstractNumId w:val="16"/>
   </w:num>
   <w:num w:numId="8">
     <w:abstractNumId w:val="0"/>
@@ -5856,19 +11258,31 @@
     <w:abstractNumId w:val="2"/>
   </w:num>
   <w:num w:numId="11">
-    <w:abstractNumId w:val="8"/>
+    <w:abstractNumId w:val="10"/>
   </w:num>
   <w:num w:numId="12">
     <w:abstractNumId w:val="3"/>
   </w:num>
   <w:num w:numId="13">
-    <w:abstractNumId w:val="6"/>
+    <w:abstractNumId w:val="8"/>
   </w:num>
   <w:num w:numId="14">
+    <w:abstractNumId w:val="11"/>
+  </w:num>
+  <w:num w:numId="15">
     <w:abstractNumId w:val="9"/>
   </w:num>
-  <w:num w:numId="15">
-    <w:abstractNumId w:val="7"/>
+  <w:num w:numId="16">
+    <w:abstractNumId w:val="5"/>
+  </w:num>
+  <w:num w:numId="17">
+    <w:abstractNumId w:val="12"/>
+  </w:num>
+  <w:num w:numId="18">
+    <w:abstractNumId w:val="4"/>
+  </w:num>
+  <w:num w:numId="19">
+    <w:abstractNumId w:val="15"/>
   </w:num>
 </w:numbering>
 </file>

--- a/note/Hibernate.docx
+++ b/note/Hibernate.docx
@@ -147,21 +147,7 @@
           <w:bCs/>
         </w:rPr>
         <w:br/>
-        <w:t xml:space="preserve">Hibernate: It is an implementation of JPA. Despite many advantages, there were few disadvantages </w:t>
-      </w:r>
-      <w:proofErr w:type="gramStart"/>
-      <w:r>
-        <w:rPr>
-          <w:bCs/>
-        </w:rPr>
-        <w:t>like,</w:t>
-      </w:r>
-      <w:proofErr w:type="gramEnd"/>
-      <w:r>
-        <w:rPr>
-          <w:bCs/>
-        </w:rPr>
-        <w:t xml:space="preserve"> we still need to write a lot of repetitive code.</w:t>
+        <w:t>Hibernate: It is an implementation of JPA. Despite many advantages, there were few disadvantages like, we still need to write a lot of repetitive code.</w:t>
       </w:r>
       <w:r>
         <w:rPr>
@@ -200,21 +186,7 @@
         <w:rPr>
           <w:bCs/>
         </w:rPr>
-        <w:t xml:space="preserve">It is library that simplifies working with JPA. It automatically </w:t>
-      </w:r>
-      <w:proofErr w:type="gramStart"/>
-      <w:r>
-        <w:rPr>
-          <w:bCs/>
-        </w:rPr>
-        <w:t>generate</w:t>
-      </w:r>
-      <w:proofErr w:type="gramEnd"/>
-      <w:r>
-        <w:rPr>
-          <w:bCs/>
-        </w:rPr>
-        <w:t xml:space="preserve"> queries based on method names. It works on top of JPA provider (e.g. of JPA provider is Hibernate)</w:t>
+        <w:t>It is library that simplifies working with JPA. It automatically generate queries based on method names. It works on top of JPA provider (e.g. of JPA provider is Hibernate)</w:t>
       </w:r>
       <w:r>
         <w:rPr>
@@ -242,55 +214,11 @@
           <w:bCs/>
         </w:rPr>
       </w:pPr>
-      <w:proofErr w:type="spellStart"/>
-      <w:r>
-        <w:rPr>
-          <w:bCs/>
-        </w:rPr>
-        <w:t>CrudRepository</w:t>
-      </w:r>
-      <w:proofErr w:type="spellEnd"/>
-      <w:r>
-        <w:rPr>
-          <w:bCs/>
-        </w:rPr>
-        <w:t xml:space="preserve">, </w:t>
-      </w:r>
-      <w:proofErr w:type="spellStart"/>
-      <w:r>
-        <w:rPr>
-          <w:bCs/>
-        </w:rPr>
-        <w:t>PagingAndSortingRepository</w:t>
-      </w:r>
-      <w:proofErr w:type="spellEnd"/>
-      <w:r>
-        <w:rPr>
-          <w:bCs/>
-        </w:rPr>
-        <w:t xml:space="preserve">, </w:t>
-      </w:r>
-      <w:proofErr w:type="spellStart"/>
-      <w:proofErr w:type="gramStart"/>
-      <w:r>
-        <w:rPr>
-          <w:bCs/>
-        </w:rPr>
-        <w:t>JpaRepository</w:t>
-      </w:r>
-      <w:proofErr w:type="spellEnd"/>
-      <w:r>
-        <w:rPr>
-          <w:bCs/>
-        </w:rPr>
-        <w:t>(</w:t>
-      </w:r>
-      <w:proofErr w:type="gramEnd"/>
-      <w:r>
-        <w:rPr>
-          <w:bCs/>
-        </w:rPr>
-        <w:t>most commonly used) .</w:t>
+      <w:r>
+        <w:rPr>
+          <w:bCs/>
+        </w:rPr>
+        <w:t>CrudRepository, PagingAndSortingRepository, JpaRepository(most commonly used) .</w:t>
       </w:r>
     </w:p>
     <w:p>
@@ -312,27 +240,11 @@
           <w:bCs/>
         </w:rPr>
       </w:pPr>
-      <w:proofErr w:type="spellStart"/>
-      <w:proofErr w:type="gramStart"/>
-      <w:r>
-        <w:rPr>
-          <w:bCs/>
-        </w:rPr>
-        <w:t>src</w:t>
-      </w:r>
-      <w:proofErr w:type="spellEnd"/>
-      <w:r>
-        <w:rPr>
-          <w:bCs/>
-        </w:rPr>
-        <w:t>/main/java/com/example/demo</w:t>
-      </w:r>
-      <w:proofErr w:type="gramEnd"/>
-      <w:r>
-        <w:rPr>
-          <w:bCs/>
-        </w:rPr>
-        <w:t>/</w:t>
+      <w:r>
+        <w:rPr>
+          <w:bCs/>
+        </w:rPr>
+        <w:t>src/main/java/com/example/demo/</w:t>
       </w:r>
     </w:p>
     <w:p>
@@ -359,36 +271,100 @@
           <w:rFonts w:ascii="Calibri" w:hAnsi="Calibri" w:cs="Calibri"/>
           <w:bCs/>
         </w:rPr>
-        <w:t xml:space="preserve">── </w:t>
-      </w:r>
-      <w:proofErr w:type="gramStart"/>
+        <w:t>── entity/</w:t>
+      </w:r>
+    </w:p>
+    <w:p>
+      <w:pPr>
+        <w:rPr>
+          <w:bCs/>
+        </w:rPr>
+      </w:pPr>
+      <w:r>
+        <w:rPr>
+          <w:bCs/>
+        </w:rPr>
+        <w:t xml:space="preserve">    │     └── Student.java</w:t>
+      </w:r>
+    </w:p>
+    <w:p>
+      <w:pPr>
+        <w:rPr>
+          <w:bCs/>
+        </w:rPr>
+      </w:pPr>
+      <w:r>
+        <w:rPr>
+          <w:bCs/>
+        </w:rPr>
+        <w:t xml:space="preserve">    </w:t>
+      </w:r>
+      <w:r>
+        <w:rPr>
+          <w:rFonts w:ascii="Arial" w:hAnsi="Arial" w:cs="Arial"/>
+          <w:bCs/>
+        </w:rPr>
+        <w:t>├</w:t>
+      </w:r>
       <w:r>
         <w:rPr>
           <w:rFonts w:ascii="Calibri" w:hAnsi="Calibri" w:cs="Calibri"/>
           <w:bCs/>
         </w:rPr>
-        <w:t>entity</w:t>
-      </w:r>
-      <w:proofErr w:type="gramEnd"/>
+        <w:t>── repository/</w:t>
+      </w:r>
+    </w:p>
+    <w:p>
+      <w:pPr>
+        <w:rPr>
+          <w:bCs/>
+        </w:rPr>
+      </w:pPr>
+      <w:r>
+        <w:rPr>
+          <w:bCs/>
+        </w:rPr>
+        <w:t xml:space="preserve">    │     └── StudentRepository.java</w:t>
+      </w:r>
+    </w:p>
+    <w:p>
+      <w:pPr>
+        <w:rPr>
+          <w:bCs/>
+        </w:rPr>
+      </w:pPr>
+      <w:r>
+        <w:rPr>
+          <w:bCs/>
+        </w:rPr>
+        <w:t xml:space="preserve">    </w:t>
+      </w:r>
+      <w:r>
+        <w:rPr>
+          <w:rFonts w:ascii="Arial" w:hAnsi="Arial" w:cs="Arial"/>
+          <w:bCs/>
+        </w:rPr>
+        <w:t>├</w:t>
+      </w:r>
       <w:r>
         <w:rPr>
           <w:rFonts w:ascii="Calibri" w:hAnsi="Calibri" w:cs="Calibri"/>
           <w:bCs/>
         </w:rPr>
-        <w:t>/</w:t>
-      </w:r>
-    </w:p>
-    <w:p>
-      <w:pPr>
-        <w:rPr>
-          <w:bCs/>
-        </w:rPr>
-      </w:pPr>
-      <w:r>
-        <w:rPr>
-          <w:bCs/>
-        </w:rPr>
-        <w:t xml:space="preserve">    │     └── Student.java</w:t>
+        <w:t>── service/</w:t>
+      </w:r>
+    </w:p>
+    <w:p>
+      <w:pPr>
+        <w:rPr>
+          <w:bCs/>
+        </w:rPr>
+      </w:pPr>
+      <w:r>
+        <w:rPr>
+          <w:bCs/>
+        </w:rPr>
+        <w:t xml:space="preserve">    │     └── StudentService.java</w:t>
       </w:r>
     </w:p>
     <w:p>
@@ -415,387 +391,729 @@
           <w:rFonts w:ascii="Calibri" w:hAnsi="Calibri" w:cs="Calibri"/>
           <w:bCs/>
         </w:rPr>
-        <w:t xml:space="preserve">── </w:t>
-      </w:r>
-      <w:proofErr w:type="gramStart"/>
-      <w:r>
-        <w:rPr>
-          <w:rFonts w:ascii="Calibri" w:hAnsi="Calibri" w:cs="Calibri"/>
-          <w:bCs/>
-        </w:rPr>
-        <w:t>repository</w:t>
-      </w:r>
-      <w:proofErr w:type="gramEnd"/>
-      <w:r>
-        <w:rPr>
-          <w:rFonts w:ascii="Calibri" w:hAnsi="Calibri" w:cs="Calibri"/>
-          <w:bCs/>
-        </w:rPr>
-        <w:t>/</w:t>
-      </w:r>
-    </w:p>
-    <w:p>
-      <w:pPr>
-        <w:rPr>
-          <w:bCs/>
-        </w:rPr>
-      </w:pPr>
-      <w:r>
-        <w:rPr>
-          <w:bCs/>
-        </w:rPr>
-        <w:t xml:space="preserve">    │     └── StudentRepository.java</w:t>
-      </w:r>
-    </w:p>
-    <w:p>
-      <w:pPr>
-        <w:rPr>
-          <w:bCs/>
-        </w:rPr>
-      </w:pPr>
-      <w:r>
-        <w:rPr>
-          <w:bCs/>
-        </w:rPr>
+        <w:t>── controller/</w:t>
+      </w:r>
+    </w:p>
+    <w:p>
+      <w:pPr>
+        <w:rPr>
+          <w:bCs/>
+        </w:rPr>
+      </w:pPr>
+      <w:r>
+        <w:rPr>
+          <w:bCs/>
+        </w:rPr>
+        <w:t xml:space="preserve">    │     └── StudentController.java</w:t>
+      </w:r>
+    </w:p>
+    <w:p>
+      <w:pPr>
+        <w:rPr>
+          <w:bCs/>
+        </w:rPr>
+      </w:pPr>
+      <w:r>
+        <w:rPr>
+          <w:bCs/>
+        </w:rPr>
+        <w:t xml:space="preserve">    └── DemoApplication.java</w:t>
+      </w:r>
+    </w:p>
+    <w:p>
+      <w:pPr>
+        <w:rPr>
+          <w:bCs/>
+        </w:rPr>
+      </w:pPr>
+      <w:r>
+        <w:rPr>
+          <w:bCs/>
+        </w:rPr>
+        <w:lastRenderedPageBreak/>
+        <w:t>Entity Class(Student.java)</w:t>
+      </w:r>
+    </w:p>
+    <w:p>
+      <w:pPr>
+        <w:rPr>
+          <w:bCs/>
+        </w:rPr>
+      </w:pPr>
+      <w:r>
+        <w:rPr>
+          <w:bCs/>
+        </w:rPr>
+        <w:t>@Entity</w:t>
+      </w:r>
+      <w:r>
+        <w:rPr>
+          <w:bCs/>
+        </w:rPr>
+        <w:br/>
+      </w:r>
+      <w:r>
+        <w:rPr>
+          <w:bCs/>
+        </w:rPr>
+        <w:t>public class Student {</w:t>
+      </w:r>
+    </w:p>
+    <w:p>
+      <w:pPr>
+        <w:rPr>
+          <w:bCs/>
+        </w:rPr>
+      </w:pPr>
+      <w:r>
+        <w:rPr>
+          <w:bCs/>
+        </w:rPr>
+        <w:t>@Id</w:t>
+      </w:r>
+      <w:r>
+        <w:rPr>
+          <w:bCs/>
+        </w:rPr>
+        <w:br/>
+      </w:r>
+      <w:r>
+        <w:rPr>
+          <w:bCs/>
+        </w:rPr>
+        <w:t>@GeneratedValue(strategy = GenerationType.IDENTITY)</w:t>
+      </w:r>
+      <w:r>
+        <w:rPr>
+          <w:bCs/>
+        </w:rPr>
+        <w:br/>
+      </w:r>
+      <w:r>
+        <w:rPr>
+          <w:bCs/>
+        </w:rPr>
+        <w:t>private Long id;</w:t>
+      </w:r>
+      <w:r>
+        <w:rPr>
+          <w:bCs/>
+        </w:rPr>
+        <w:br/>
+      </w:r>
+      <w:r>
+        <w:rPr>
+          <w:bCs/>
+        </w:rPr>
+        <w:t>private String name;</w:t>
+      </w:r>
+      <w:r>
+        <w:rPr>
+          <w:bCs/>
+        </w:rPr>
+        <w:br/>
+      </w:r>
+      <w:r>
+        <w:rPr>
+          <w:bCs/>
+        </w:rPr>
+        <w:t>private String email;</w:t>
+      </w:r>
+      <w:r>
+        <w:rPr>
+          <w:bCs/>
+        </w:rPr>
+        <w:br/>
+      </w:r>
+      <w:r>
+        <w:rPr>
+          <w:bCs/>
+        </w:rPr>
+        <w:t>public Student() {}</w:t>
+      </w:r>
+      <w:r>
+        <w:rPr>
+          <w:bCs/>
+        </w:rPr>
+        <w:t xml:space="preserve"> // constructor</w:t>
+      </w:r>
+      <w:r>
+        <w:rPr>
+          <w:bCs/>
+        </w:rPr>
+        <w:br/>
+      </w:r>
+      <w:r>
+        <w:rPr>
+          <w:bCs/>
+        </w:rPr>
+        <w:t>public Student(String name, String email) {</w:t>
+      </w:r>
+      <w:r>
+        <w:rPr>
+          <w:bCs/>
+        </w:rPr>
+        <w:br/>
+        <w:t xml:space="preserve"> </w:t>
+      </w:r>
+      <w:r>
+        <w:rPr>
+          <w:bCs/>
+        </w:rPr>
+        <w:tab/>
+      </w:r>
+      <w:r>
+        <w:rPr>
+          <w:bCs/>
+        </w:rPr>
+        <w:t>this.name = name;</w:t>
+      </w:r>
+      <w:r>
+        <w:rPr>
+          <w:bCs/>
+        </w:rPr>
+        <w:br/>
+        <w:t xml:space="preserve"> </w:t>
+      </w:r>
+      <w:r>
+        <w:rPr>
+          <w:bCs/>
+        </w:rPr>
+        <w:tab/>
+      </w:r>
+      <w:r>
+        <w:rPr>
+          <w:bCs/>
+        </w:rPr>
+        <w:t>this.email = email;</w:t>
+      </w:r>
+      <w:r>
+        <w:rPr>
+          <w:bCs/>
+        </w:rPr>
+        <w:br/>
+      </w:r>
+      <w:r>
+        <w:rPr>
+          <w:bCs/>
+        </w:rPr>
+        <w:t>}</w:t>
+      </w:r>
+    </w:p>
+    <w:p>
+      <w:pPr>
+        <w:rPr>
+          <w:bCs/>
+        </w:rPr>
+      </w:pPr>
+      <w:r>
+        <w:rPr>
+          <w:bCs/>
+        </w:rPr>
+        <w:t xml:space="preserve">    // Getters &amp; Setters</w:t>
+      </w:r>
+      <w:r>
+        <w:rPr>
+          <w:bCs/>
+        </w:rPr>
+        <w:br/>
+      </w:r>
+      <w:r>
+        <w:rPr>
+          <w:bCs/>
+        </w:rPr>
+        <w:t>public Long getId() { return id; }</w:t>
+      </w:r>
+      <w:r>
+        <w:rPr>
+          <w:bCs/>
+        </w:rPr>
+        <w:br/>
+      </w:r>
+      <w:r>
+        <w:rPr>
+          <w:bCs/>
+        </w:rPr>
+        <w:t>public String getName() { return name; }</w:t>
+      </w:r>
+      <w:r>
+        <w:rPr>
+          <w:bCs/>
+        </w:rPr>
+        <w:br/>
+      </w:r>
+      <w:r>
+        <w:rPr>
+          <w:bCs/>
+        </w:rPr>
+        <w:t>public void setName(String name) { this.name = name; }</w:t>
+      </w:r>
+      <w:r>
+        <w:rPr>
+          <w:bCs/>
+        </w:rPr>
+        <w:br/>
+      </w:r>
+      <w:r>
+        <w:rPr>
+          <w:bCs/>
+        </w:rPr>
+        <w:t>public String getEmail() { return email; }</w:t>
+      </w:r>
+      <w:r>
+        <w:rPr>
+          <w:bCs/>
+        </w:rPr>
+        <w:br/>
+      </w:r>
+      <w:r>
+        <w:rPr>
+          <w:bCs/>
+        </w:rPr>
+        <w:t>public void setEmail(String email) { this.email = email; }</w:t>
+      </w:r>
+      <w:r>
+        <w:rPr>
+          <w:bCs/>
+        </w:rPr>
+        <w:br/>
+      </w:r>
+      <w:r>
+        <w:rPr>
+          <w:bCs/>
+        </w:rPr>
+        <w:t>}</w:t>
+      </w:r>
+    </w:p>
+    <w:p>
+      <w:pPr>
+        <w:rPr>
+          <w:b/>
+        </w:rPr>
+      </w:pPr>
+      <w:r>
+        <w:rPr>
+          <w:b/>
+        </w:rPr>
+        <w:t>Repository Interface</w:t>
+      </w:r>
+      <w:r>
+        <w:rPr>
+          <w:b/>
+        </w:rPr>
+        <w:t xml:space="preserve"> (StudentRepository.java)</w:t>
+      </w:r>
+    </w:p>
+    <w:p>
+      <w:pPr>
+        <w:rPr>
+          <w:bCs/>
+        </w:rPr>
+      </w:pPr>
+      <w:r>
+        <w:rPr>
+          <w:bCs/>
+        </w:rPr>
+        <w:t>public interface StudentRepository extends JpaRepository&lt;Student, Long&gt; {}</w:t>
+      </w:r>
+    </w:p>
+    <w:p>
+      <w:pPr>
+        <w:rPr>
+          <w:b/>
+        </w:rPr>
+      </w:pPr>
+      <w:r>
+        <w:rPr>
+          <w:b/>
+        </w:rPr>
+        <w:t>Service Layer (StudentService.java)</w:t>
+      </w:r>
+    </w:p>
+    <w:p>
+      <w:pPr>
+        <w:rPr>
+          <w:bCs/>
+        </w:rPr>
+      </w:pPr>
+      <w:r>
+        <w:rPr>
+          <w:bCs/>
+        </w:rPr>
+        <w:t>@Service</w:t>
+      </w:r>
+      <w:r>
+        <w:rPr>
+          <w:bCs/>
+        </w:rPr>
+        <w:br/>
+      </w:r>
+      <w:r>
+        <w:rPr>
+          <w:bCs/>
+        </w:rPr>
+        <w:t>public class StudentService {</w:t>
+      </w:r>
+      <w:r>
+        <w:rPr>
+          <w:bCs/>
+        </w:rPr>
+        <w:br/>
+        <w:t xml:space="preserve"> </w:t>
+      </w:r>
+      <w:r>
+        <w:rPr>
+          <w:bCs/>
+        </w:rPr>
+        <w:tab/>
+      </w:r>
+      <w:r>
+        <w:rPr>
+          <w:bCs/>
+        </w:rPr>
+        <w:t>private final StudentRepository repo;</w:t>
+      </w:r>
+      <w:r>
+        <w:rPr>
+          <w:bCs/>
+        </w:rPr>
+        <w:br/>
+        <w:t xml:space="preserve"> </w:t>
+      </w:r>
+      <w:r>
+        <w:rPr>
+          <w:bCs/>
+        </w:rPr>
+        <w:tab/>
+      </w:r>
+      <w:r>
+        <w:rPr>
+          <w:bCs/>
+        </w:rPr>
+        <w:t>public StudentService(StudentRepository repo) {this.repo = repo;}</w:t>
+      </w:r>
+      <w:r>
+        <w:rPr>
+          <w:bCs/>
+        </w:rPr>
+        <w:br/>
+        <w:t xml:space="preserve"> </w:t>
+      </w:r>
+      <w:r>
+        <w:rPr>
+          <w:bCs/>
+        </w:rPr>
+        <w:tab/>
+      </w:r>
+      <w:r>
+        <w:rPr>
+          <w:bCs/>
+        </w:rPr>
+        <w:t>public Student saveStudent(Student student) {return repo.save(student);}</w:t>
+      </w:r>
+      <w:r>
+        <w:rPr>
+          <w:bCs/>
+        </w:rPr>
+        <w:br/>
+        <w:t xml:space="preserve"> </w:t>
+      </w:r>
+      <w:r>
+        <w:rPr>
+          <w:bCs/>
+        </w:rPr>
+        <w:tab/>
+      </w:r>
+      <w:r>
+        <w:rPr>
+          <w:bCs/>
+        </w:rPr>
+        <w:t>public List&lt;Student&gt; getAllStudents() {return repo.findAll();}</w:t>
+      </w:r>
+      <w:r>
+        <w:rPr>
+          <w:bCs/>
+        </w:rPr>
+        <w:br/>
+      </w:r>
+      <w:r>
+        <w:rPr>
+          <w:bCs/>
+        </w:rPr>
+        <w:t>}</w:t>
+      </w:r>
+      <w:r>
+        <w:rPr>
+          <w:bCs/>
+        </w:rPr>
+        <w:t xml:space="preserve"> </w:t>
+      </w:r>
+    </w:p>
+    <w:p>
+      <w:pPr>
+        <w:rPr>
+          <w:b/>
+        </w:rPr>
+      </w:pPr>
+      <w:r>
+        <w:rPr>
+          <w:b/>
+        </w:rPr>
+        <w:t>RestController (StudentController.java)</w:t>
+      </w:r>
+    </w:p>
+    <w:p>
+      <w:pPr>
+        <w:rPr>
+          <w:bCs/>
+        </w:rPr>
+      </w:pPr>
+      <w:r>
+        <w:rPr>
+          <w:bCs/>
+        </w:rPr>
+        <w:t>@RestController</w:t>
+      </w:r>
+      <w:r>
+        <w:rPr>
+          <w:bCs/>
+        </w:rPr>
+        <w:br/>
+      </w:r>
+      <w:r>
+        <w:rPr>
+          <w:bCs/>
+        </w:rPr>
+        <w:t>@RequestMapping("/api/students")</w:t>
+      </w:r>
+      <w:r>
+        <w:rPr>
+          <w:bCs/>
+        </w:rPr>
+        <w:br/>
+      </w:r>
+      <w:r>
+        <w:rPr>
+          <w:bCs/>
+        </w:rPr>
+        <w:t>public class StudentController {</w:t>
+      </w:r>
+      <w:r>
+        <w:rPr>
+          <w:bCs/>
+        </w:rPr>
+        <w:br/>
+        <w:t xml:space="preserve"> </w:t>
+      </w:r>
+      <w:r>
+        <w:rPr>
+          <w:bCs/>
+        </w:rPr>
+        <w:tab/>
+      </w:r>
+      <w:r>
+        <w:rPr>
+          <w:bCs/>
+        </w:rPr>
+        <w:t>private final StudentService service;</w:t>
+      </w:r>
+      <w:r>
+        <w:rPr>
+          <w:bCs/>
+        </w:rPr>
+        <w:br/>
+        <w:t xml:space="preserve"> </w:t>
+      </w:r>
+      <w:r>
+        <w:rPr>
+          <w:bCs/>
+        </w:rPr>
+        <w:tab/>
+      </w:r>
+      <w:r>
+        <w:rPr>
+          <w:bCs/>
+        </w:rPr>
+        <w:t>public StudentController(StudentService service) {this.service = service;}</w:t>
+      </w:r>
+      <w:r>
+        <w:rPr>
+          <w:bCs/>
+        </w:rPr>
+        <w:t xml:space="preserve"> // constructor Injection</w:t>
+      </w:r>
+    </w:p>
+    <w:p>
+      <w:pPr>
+        <w:ind w:firstLine="720"/>
+        <w:rPr>
+          <w:bCs/>
+        </w:rPr>
+      </w:pPr>
+      <w:r>
+        <w:rPr>
+          <w:bCs/>
+        </w:rPr>
+        <w:lastRenderedPageBreak/>
+        <w:t>@PostMapping</w:t>
+      </w:r>
+      <w:r>
+        <w:rPr>
+          <w:bCs/>
+        </w:rPr>
+        <w:br/>
+        <w:t xml:space="preserve"> </w:t>
+      </w:r>
+      <w:r>
+        <w:rPr>
+          <w:bCs/>
+        </w:rPr>
+        <w:tab/>
+      </w:r>
+      <w:r>
+        <w:rPr>
+          <w:bCs/>
+        </w:rPr>
+        <w:t>public Student saveStudent(@RequestBody Student student) {</w:t>
+      </w:r>
+      <w:r>
+        <w:rPr>
+          <w:bCs/>
+        </w:rPr>
+        <w:t xml:space="preserve"> </w:t>
+      </w:r>
+      <w:r>
+        <w:rPr>
+          <w:bCs/>
+        </w:rPr>
+        <w:t>return service.saveStudent(student);}</w:t>
+      </w:r>
+    </w:p>
+    <w:p>
+      <w:pPr>
+        <w:rPr>
+          <w:bCs/>
+        </w:rPr>
+      </w:pPr>
+      <w:r>
+        <w:rPr>
+          <w:bCs/>
+        </w:rPr>
+        <w:t xml:space="preserve">    @GetMapping</w:t>
+      </w:r>
+      <w:r>
+        <w:rPr>
+          <w:bCs/>
+        </w:rPr>
+        <w:br/>
+        <w:t xml:space="preserve"> </w:t>
+      </w:r>
+      <w:r>
+        <w:rPr>
+          <w:bCs/>
+        </w:rPr>
+        <w:t>public List&lt;Student&gt; getStudents() {return service.getAllStudents();}</w:t>
+      </w:r>
+    </w:p>
+    <w:p>
+      <w:pPr>
+        <w:rPr>
+          <w:bCs/>
+        </w:rPr>
+      </w:pPr>
+      <w:r>
+        <w:rPr>
+          <w:bCs/>
+        </w:rPr>
+        <w:t>}</w:t>
+      </w:r>
+    </w:p>
+    <w:p>
+      <w:pPr>
+        <w:rPr>
+          <w:b/>
+        </w:rPr>
+      </w:pPr>
+      <w:r>
+        <w:rPr>
+          <w:b/>
+        </w:rPr>
+        <w:t>How can write our own custom query in Hibernate?</w:t>
+      </w:r>
+      <w:r>
+        <w:rPr>
+          <w:b/>
+        </w:rPr>
+        <w:br/>
+      </w:r>
+      <w:r>
+        <w:rPr>
+          <w:bCs/>
+        </w:rPr>
+        <w:t xml:space="preserve">We can use </w:t>
+      </w:r>
+      <w:r>
+        <w:rPr>
+          <w:b/>
+        </w:rPr>
+        <w:t xml:space="preserve">@Query </w:t>
+      </w:r>
+      <w:r>
+        <w:rPr>
+          <w:bCs/>
+        </w:rPr>
+        <w:t>annotation.</w:t>
+      </w:r>
+      <w:r>
+        <w:rPr>
+          <w:bCs/>
+        </w:rPr>
+        <w:t xml:space="preserve"> It is provided by Spring Data JPA.</w:t>
+      </w:r>
+      <w:r>
+        <w:rPr>
+          <w:bCs/>
+        </w:rPr>
+        <w:br/>
+        <w:t xml:space="preserve">E.g. </w:t>
+      </w:r>
+      <w:r>
+        <w:rPr>
+          <w:bCs/>
+        </w:rPr>
+        <w:br/>
+      </w:r>
+      <w:r>
+        <w:rPr>
+          <w:bCs/>
+        </w:rPr>
+        <w:t>public interface StudentRepository extends JpaRepository&lt;Student, Long&gt; {</w:t>
+      </w:r>
+      <w:r>
+        <w:rPr>
+          <w:bCs/>
+        </w:rPr>
+        <w:br/>
         <w:t xml:space="preserve">    </w:t>
       </w:r>
       <w:r>
         <w:rPr>
-          <w:rFonts w:ascii="Arial" w:hAnsi="Arial" w:cs="Arial"/>
-          <w:bCs/>
-        </w:rPr>
-        <w:t>├</w:t>
-      </w:r>
-      <w:r>
-        <w:rPr>
-          <w:rFonts w:ascii="Calibri" w:hAnsi="Calibri" w:cs="Calibri"/>
-          <w:bCs/>
-        </w:rPr>
-        <w:t xml:space="preserve">── </w:t>
-      </w:r>
-      <w:proofErr w:type="gramStart"/>
-      <w:r>
-        <w:rPr>
-          <w:rFonts w:ascii="Calibri" w:hAnsi="Calibri" w:cs="Calibri"/>
-          <w:bCs/>
-        </w:rPr>
-        <w:t>service</w:t>
-      </w:r>
-      <w:proofErr w:type="gramEnd"/>
-      <w:r>
-        <w:rPr>
-          <w:rFonts w:ascii="Calibri" w:hAnsi="Calibri" w:cs="Calibri"/>
-          <w:bCs/>
-        </w:rPr>
-        <w:t>/</w:t>
-      </w:r>
-    </w:p>
-    <w:p>
-      <w:pPr>
-        <w:rPr>
-          <w:bCs/>
-        </w:rPr>
-      </w:pPr>
-      <w:r>
-        <w:rPr>
-          <w:bCs/>
-        </w:rPr>
-        <w:t xml:space="preserve">    │     └── StudentService.java</w:t>
-      </w:r>
-    </w:p>
-    <w:p>
-      <w:pPr>
-        <w:rPr>
-          <w:bCs/>
-        </w:rPr>
-      </w:pPr>
-      <w:r>
-        <w:rPr>
-          <w:bCs/>
-        </w:rPr>
+          <w:bCs/>
+        </w:rPr>
+        <w:t>@Query(value = "SELECT * FROM students WHERE email = :email", nativeQuery = true)</w:t>
+      </w:r>
+      <w:r>
+        <w:rPr>
+          <w:bCs/>
+        </w:rPr>
+        <w:br/>
         <w:t xml:space="preserve">    </w:t>
       </w:r>
       <w:r>
         <w:rPr>
-          <w:rFonts w:ascii="Arial" w:hAnsi="Arial" w:cs="Arial"/>
-          <w:bCs/>
-        </w:rPr>
-        <w:t>├</w:t>
-      </w:r>
-      <w:r>
-        <w:rPr>
-          <w:rFonts w:ascii="Calibri" w:hAnsi="Calibri" w:cs="Calibri"/>
-          <w:bCs/>
-        </w:rPr>
-        <w:t xml:space="preserve">── </w:t>
-      </w:r>
-      <w:proofErr w:type="gramStart"/>
-      <w:r>
-        <w:rPr>
-          <w:rFonts w:ascii="Calibri" w:hAnsi="Calibri" w:cs="Calibri"/>
-          <w:bCs/>
-        </w:rPr>
-        <w:t>controller</w:t>
-      </w:r>
-      <w:proofErr w:type="gramEnd"/>
-      <w:r>
-        <w:rPr>
-          <w:rFonts w:ascii="Calibri" w:hAnsi="Calibri" w:cs="Calibri"/>
-          <w:bCs/>
-        </w:rPr>
-        <w:t>/</w:t>
-      </w:r>
-    </w:p>
-    <w:p>
-      <w:pPr>
-        <w:rPr>
-          <w:bCs/>
-        </w:rPr>
-      </w:pPr>
-      <w:r>
-        <w:rPr>
-          <w:bCs/>
-        </w:rPr>
-        <w:t xml:space="preserve">    │     └── StudentController.java</w:t>
-      </w:r>
-    </w:p>
-    <w:p>
-      <w:pPr>
-        <w:rPr>
-          <w:bCs/>
-        </w:rPr>
-      </w:pPr>
-      <w:r>
-        <w:rPr>
-          <w:bCs/>
-        </w:rPr>
-        <w:t xml:space="preserve">    └── DemoApplication.java</w:t>
-      </w:r>
-    </w:p>
-    <w:p>
-      <w:pPr>
-        <w:rPr>
-          <w:bCs/>
-        </w:rPr>
-      </w:pPr>
-      <w:r>
-        <w:rPr>
-          <w:bCs/>
-        </w:rPr>
-        <w:lastRenderedPageBreak/>
-        <w:t xml:space="preserve">Entity </w:t>
-      </w:r>
-      <w:proofErr w:type="gramStart"/>
-      <w:r>
-        <w:rPr>
-          <w:bCs/>
-        </w:rPr>
-        <w:t>Class(</w:t>
-      </w:r>
-      <w:proofErr w:type="gramEnd"/>
-      <w:r>
-        <w:rPr>
-          <w:bCs/>
-        </w:rPr>
-        <w:t>Student.java)</w:t>
-      </w:r>
-    </w:p>
-    <w:p>
-      <w:pPr>
-        <w:rPr>
-          <w:bCs/>
-        </w:rPr>
-      </w:pPr>
-      <w:r>
-        <w:rPr>
-          <w:bCs/>
-        </w:rPr>
-        <w:t>@Entity</w:t>
-      </w:r>
-      <w:r>
-        <w:rPr>
-          <w:bCs/>
-        </w:rPr>
-        <w:br/>
-      </w:r>
-      <w:r>
-        <w:rPr>
-          <w:bCs/>
-        </w:rPr>
-        <w:t>public class Student {</w:t>
-      </w:r>
-    </w:p>
-    <w:p>
-      <w:pPr>
-        <w:rPr>
-          <w:bCs/>
-        </w:rPr>
-      </w:pPr>
-      <w:r>
-        <w:rPr>
-          <w:bCs/>
-        </w:rPr>
-        <w:t>@Id</w:t>
-      </w:r>
-      <w:r>
-        <w:rPr>
-          <w:bCs/>
-        </w:rPr>
-        <w:br/>
-      </w:r>
-      <w:proofErr w:type="gramStart"/>
-      <w:r>
-        <w:rPr>
-          <w:bCs/>
-        </w:rPr>
-        <w:t>@</w:t>
-      </w:r>
-      <w:proofErr w:type="spellStart"/>
-      <w:r>
-        <w:rPr>
-          <w:bCs/>
-        </w:rPr>
-        <w:t>GeneratedValue</w:t>
-      </w:r>
-      <w:proofErr w:type="spellEnd"/>
-      <w:r>
-        <w:rPr>
-          <w:bCs/>
-        </w:rPr>
-        <w:t>(</w:t>
-      </w:r>
-      <w:proofErr w:type="gramEnd"/>
-      <w:r>
-        <w:rPr>
-          <w:bCs/>
-        </w:rPr>
-        <w:t xml:space="preserve">strategy = </w:t>
-      </w:r>
-      <w:proofErr w:type="spellStart"/>
-      <w:r>
-        <w:rPr>
-          <w:bCs/>
-        </w:rPr>
-        <w:t>GenerationType.IDENTITY</w:t>
-      </w:r>
-      <w:proofErr w:type="spellEnd"/>
-      <w:r>
-        <w:rPr>
-          <w:bCs/>
-        </w:rPr>
-        <w:t>)</w:t>
-      </w:r>
-      <w:r>
-        <w:rPr>
-          <w:bCs/>
-        </w:rPr>
-        <w:br/>
-      </w:r>
-      <w:r>
-        <w:rPr>
-          <w:bCs/>
-        </w:rPr>
-        <w:t>private Long id;</w:t>
-      </w:r>
-      <w:r>
-        <w:rPr>
-          <w:bCs/>
-        </w:rPr>
-        <w:br/>
-      </w:r>
-      <w:r>
-        <w:rPr>
-          <w:bCs/>
-        </w:rPr>
-        <w:t>private String name;</w:t>
-      </w:r>
-      <w:r>
-        <w:rPr>
-          <w:bCs/>
-        </w:rPr>
-        <w:br/>
-      </w:r>
-      <w:r>
-        <w:rPr>
-          <w:bCs/>
-        </w:rPr>
-        <w:t>private String email;</w:t>
-      </w:r>
-      <w:r>
-        <w:rPr>
-          <w:bCs/>
-        </w:rPr>
-        <w:br/>
-      </w:r>
-      <w:r>
-        <w:rPr>
-          <w:bCs/>
-        </w:rPr>
-        <w:t>public Student() {}</w:t>
-      </w:r>
-      <w:r>
-        <w:rPr>
-          <w:bCs/>
-        </w:rPr>
-        <w:t xml:space="preserve"> // constructor</w:t>
-      </w:r>
-      <w:r>
-        <w:rPr>
-          <w:bCs/>
-        </w:rPr>
-        <w:br/>
-      </w:r>
-      <w:r>
-        <w:rPr>
-          <w:bCs/>
-        </w:rPr>
-        <w:t>public Student(String name, String email) {</w:t>
-      </w:r>
-      <w:r>
-        <w:rPr>
-          <w:bCs/>
-        </w:rPr>
-        <w:br/>
-        <w:t xml:space="preserve"> </w:t>
-      </w:r>
-      <w:r>
-        <w:rPr>
-          <w:bCs/>
-        </w:rPr>
-        <w:tab/>
-      </w:r>
-      <w:r>
-        <w:rPr>
-          <w:bCs/>
-        </w:rPr>
-        <w:t>this.name = name;</w:t>
-      </w:r>
-      <w:r>
-        <w:rPr>
-          <w:bCs/>
-        </w:rPr>
-        <w:br/>
-        <w:t xml:space="preserve"> </w:t>
-      </w:r>
-      <w:r>
-        <w:rPr>
-          <w:bCs/>
-        </w:rPr>
-        <w:tab/>
-      </w:r>
-      <w:proofErr w:type="spellStart"/>
-      <w:r>
-        <w:rPr>
-          <w:bCs/>
-        </w:rPr>
-        <w:t>this.email</w:t>
-      </w:r>
-      <w:proofErr w:type="spellEnd"/>
-      <w:r>
-        <w:rPr>
-          <w:bCs/>
-        </w:rPr>
-        <w:t xml:space="preserve"> = email;</w:t>
+          <w:bCs/>
+        </w:rPr>
+        <w:t>Student findByEmailNative(@Param("email") String email);</w:t>
       </w:r>
       <w:r>
         <w:rPr>
@@ -809,1089 +1127,12 @@
         </w:rPr>
         <w:t>}</w:t>
       </w:r>
-    </w:p>
-    <w:p>
-      <w:pPr>
-        <w:rPr>
-          <w:bCs/>
-        </w:rPr>
-      </w:pPr>
-      <w:r>
-        <w:rPr>
-          <w:bCs/>
-        </w:rPr>
-        <w:t xml:space="preserve">    // Getters &amp; Setters</w:t>
-      </w:r>
-      <w:r>
-        <w:rPr>
-          <w:bCs/>
-        </w:rPr>
-        <w:br/>
-      </w:r>
-      <w:r>
-        <w:rPr>
-          <w:bCs/>
-        </w:rPr>
-        <w:t xml:space="preserve">public Long </w:t>
-      </w:r>
-      <w:proofErr w:type="spellStart"/>
-      <w:r>
-        <w:rPr>
-          <w:bCs/>
-        </w:rPr>
-        <w:t>getId</w:t>
-      </w:r>
-      <w:proofErr w:type="spellEnd"/>
-      <w:r>
-        <w:rPr>
-          <w:bCs/>
-        </w:rPr>
-        <w:t>() { return id; }</w:t>
-      </w:r>
-      <w:r>
-        <w:rPr>
-          <w:bCs/>
-        </w:rPr>
-        <w:br/>
-      </w:r>
-      <w:r>
-        <w:rPr>
-          <w:bCs/>
-        </w:rPr>
-        <w:t xml:space="preserve">public String </w:t>
-      </w:r>
-      <w:proofErr w:type="spellStart"/>
-      <w:r>
-        <w:rPr>
-          <w:bCs/>
-        </w:rPr>
-        <w:t>getName</w:t>
-      </w:r>
-      <w:proofErr w:type="spellEnd"/>
-      <w:r>
-        <w:rPr>
-          <w:bCs/>
-        </w:rPr>
-        <w:t>() { return name; }</w:t>
-      </w:r>
-      <w:r>
-        <w:rPr>
-          <w:bCs/>
-        </w:rPr>
-        <w:br/>
-      </w:r>
-      <w:r>
-        <w:rPr>
-          <w:bCs/>
-        </w:rPr>
-        <w:t xml:space="preserve">public void </w:t>
-      </w:r>
-      <w:proofErr w:type="spellStart"/>
-      <w:r>
-        <w:rPr>
-          <w:bCs/>
-        </w:rPr>
-        <w:t>setName</w:t>
-      </w:r>
-      <w:proofErr w:type="spellEnd"/>
-      <w:r>
-        <w:rPr>
-          <w:bCs/>
-        </w:rPr>
-        <w:t>(String name) { this.name = name; }</w:t>
-      </w:r>
-      <w:r>
-        <w:rPr>
-          <w:bCs/>
-        </w:rPr>
-        <w:br/>
-      </w:r>
-      <w:r>
-        <w:rPr>
-          <w:bCs/>
-        </w:rPr>
-        <w:t xml:space="preserve">public String </w:t>
-      </w:r>
-      <w:proofErr w:type="spellStart"/>
-      <w:r>
-        <w:rPr>
-          <w:bCs/>
-        </w:rPr>
-        <w:t>getEmail</w:t>
-      </w:r>
-      <w:proofErr w:type="spellEnd"/>
-      <w:r>
-        <w:rPr>
-          <w:bCs/>
-        </w:rPr>
-        <w:t>() { return email; }</w:t>
-      </w:r>
-      <w:r>
-        <w:rPr>
-          <w:bCs/>
-        </w:rPr>
-        <w:br/>
-      </w:r>
-      <w:r>
-        <w:rPr>
-          <w:bCs/>
-        </w:rPr>
-        <w:t xml:space="preserve">public void </w:t>
-      </w:r>
-      <w:proofErr w:type="spellStart"/>
-      <w:r>
-        <w:rPr>
-          <w:bCs/>
-        </w:rPr>
-        <w:t>setEmail</w:t>
-      </w:r>
-      <w:proofErr w:type="spellEnd"/>
-      <w:r>
-        <w:rPr>
-          <w:bCs/>
-        </w:rPr>
-        <w:t xml:space="preserve">(String email) { </w:t>
-      </w:r>
-      <w:proofErr w:type="spellStart"/>
-      <w:r>
-        <w:rPr>
-          <w:bCs/>
-        </w:rPr>
-        <w:t>this.email</w:t>
-      </w:r>
-      <w:proofErr w:type="spellEnd"/>
-      <w:r>
-        <w:rPr>
-          <w:bCs/>
-        </w:rPr>
-        <w:t xml:space="preserve"> = email; }</w:t>
-      </w:r>
-      <w:r>
-        <w:rPr>
-          <w:bCs/>
-        </w:rPr>
-        <w:br/>
-      </w:r>
-      <w:r>
-        <w:rPr>
-          <w:bCs/>
-        </w:rPr>
-        <w:t>}</w:t>
-      </w:r>
-    </w:p>
-    <w:p>
-      <w:pPr>
-        <w:rPr>
-          <w:b/>
-        </w:rPr>
-      </w:pPr>
-      <w:r>
-        <w:rPr>
-          <w:b/>
-        </w:rPr>
-        <w:t>Repository Interface</w:t>
-      </w:r>
-      <w:r>
-        <w:rPr>
-          <w:b/>
-        </w:rPr>
-        <w:t xml:space="preserve"> (StudentRepository.java)</w:t>
-      </w:r>
-    </w:p>
-    <w:p>
-      <w:pPr>
-        <w:rPr>
-          <w:bCs/>
-        </w:rPr>
-      </w:pPr>
-      <w:proofErr w:type="gramStart"/>
-      <w:r>
-        <w:rPr>
-          <w:bCs/>
-        </w:rPr>
-        <w:t>public</w:t>
-      </w:r>
-      <w:proofErr w:type="gramEnd"/>
-      <w:r>
-        <w:rPr>
-          <w:bCs/>
-        </w:rPr>
-        <w:t xml:space="preserve"> interface </w:t>
-      </w:r>
-      <w:proofErr w:type="spellStart"/>
-      <w:r>
-        <w:rPr>
-          <w:bCs/>
-        </w:rPr>
-        <w:t>StudentRepository</w:t>
-      </w:r>
-      <w:proofErr w:type="spellEnd"/>
-      <w:r>
-        <w:rPr>
-          <w:bCs/>
-        </w:rPr>
-        <w:t xml:space="preserve"> extends </w:t>
-      </w:r>
-      <w:proofErr w:type="spellStart"/>
-      <w:r>
-        <w:rPr>
-          <w:bCs/>
-        </w:rPr>
-        <w:t>JpaRepository</w:t>
-      </w:r>
-      <w:proofErr w:type="spellEnd"/>
-      <w:r>
-        <w:rPr>
-          <w:bCs/>
-        </w:rPr>
-        <w:t>&lt;Student, Long&gt; {}</w:t>
-      </w:r>
-    </w:p>
-    <w:p>
-      <w:pPr>
-        <w:rPr>
-          <w:b/>
-        </w:rPr>
-      </w:pPr>
-      <w:r>
-        <w:rPr>
-          <w:b/>
-        </w:rPr>
-        <w:t>Service Layer (StudentService.java)</w:t>
-      </w:r>
-    </w:p>
-    <w:p>
-      <w:pPr>
-        <w:rPr>
-          <w:bCs/>
-        </w:rPr>
-      </w:pPr>
-      <w:r>
-        <w:rPr>
-          <w:bCs/>
-        </w:rPr>
-        <w:t>@Service</w:t>
-      </w:r>
-      <w:r>
-        <w:rPr>
-          <w:bCs/>
-        </w:rPr>
-        <w:br/>
-      </w:r>
-      <w:r>
-        <w:rPr>
-          <w:bCs/>
-        </w:rPr>
-        <w:t xml:space="preserve">public class </w:t>
-      </w:r>
-      <w:proofErr w:type="spellStart"/>
-      <w:r>
-        <w:rPr>
-          <w:bCs/>
-        </w:rPr>
-        <w:t>StudentService</w:t>
-      </w:r>
-      <w:proofErr w:type="spellEnd"/>
-      <w:r>
-        <w:rPr>
-          <w:bCs/>
-        </w:rPr>
-        <w:t xml:space="preserve"> {</w:t>
-      </w:r>
-      <w:r>
-        <w:rPr>
-          <w:bCs/>
-        </w:rPr>
-        <w:br/>
-        <w:t xml:space="preserve"> </w:t>
-      </w:r>
-      <w:r>
-        <w:rPr>
-          <w:bCs/>
-        </w:rPr>
-        <w:tab/>
-      </w:r>
-      <w:r>
-        <w:rPr>
-          <w:bCs/>
-        </w:rPr>
-        <w:t xml:space="preserve">private final </w:t>
-      </w:r>
-      <w:proofErr w:type="spellStart"/>
-      <w:r>
-        <w:rPr>
-          <w:bCs/>
-        </w:rPr>
-        <w:t>StudentRepository</w:t>
-      </w:r>
-      <w:proofErr w:type="spellEnd"/>
-      <w:r>
-        <w:rPr>
-          <w:bCs/>
-        </w:rPr>
-        <w:t xml:space="preserve"> repo;</w:t>
-      </w:r>
-      <w:r>
-        <w:rPr>
-          <w:bCs/>
-        </w:rPr>
-        <w:br/>
-        <w:t xml:space="preserve"> </w:t>
-      </w:r>
-      <w:r>
-        <w:rPr>
-          <w:bCs/>
-        </w:rPr>
-        <w:tab/>
-      </w:r>
-      <w:r>
-        <w:rPr>
-          <w:bCs/>
-        </w:rPr>
-        <w:t xml:space="preserve">public </w:t>
-      </w:r>
-      <w:proofErr w:type="spellStart"/>
-      <w:proofErr w:type="gramStart"/>
-      <w:r>
-        <w:rPr>
-          <w:bCs/>
-        </w:rPr>
-        <w:t>StudentService</w:t>
-      </w:r>
-      <w:proofErr w:type="spellEnd"/>
-      <w:r>
-        <w:rPr>
-          <w:bCs/>
-        </w:rPr>
-        <w:t>(</w:t>
-      </w:r>
-      <w:proofErr w:type="spellStart"/>
-      <w:proofErr w:type="gramEnd"/>
-      <w:r>
-        <w:rPr>
-          <w:bCs/>
-        </w:rPr>
-        <w:t>StudentRepository</w:t>
-      </w:r>
-      <w:proofErr w:type="spellEnd"/>
-      <w:r>
-        <w:rPr>
-          <w:bCs/>
-        </w:rPr>
-        <w:t xml:space="preserve"> repo) {</w:t>
-      </w:r>
-      <w:proofErr w:type="spellStart"/>
-      <w:r>
-        <w:rPr>
-          <w:bCs/>
-        </w:rPr>
-        <w:t>this.repo</w:t>
-      </w:r>
-      <w:proofErr w:type="spellEnd"/>
-      <w:r>
-        <w:rPr>
-          <w:bCs/>
-        </w:rPr>
-        <w:t xml:space="preserve"> = repo;}</w:t>
-      </w:r>
-      <w:r>
-        <w:rPr>
-          <w:bCs/>
-        </w:rPr>
-        <w:br/>
-        <w:t xml:space="preserve"> </w:t>
-      </w:r>
-      <w:r>
-        <w:rPr>
-          <w:bCs/>
-        </w:rPr>
-        <w:tab/>
-      </w:r>
-      <w:r>
-        <w:rPr>
-          <w:bCs/>
-        </w:rPr>
-        <w:t xml:space="preserve">public Student </w:t>
-      </w:r>
-      <w:proofErr w:type="spellStart"/>
-      <w:r>
-        <w:rPr>
-          <w:bCs/>
-        </w:rPr>
-        <w:t>saveStudent</w:t>
-      </w:r>
-      <w:proofErr w:type="spellEnd"/>
-      <w:r>
-        <w:rPr>
-          <w:bCs/>
-        </w:rPr>
-        <w:t xml:space="preserve">(Student student) {return </w:t>
-      </w:r>
-      <w:proofErr w:type="spellStart"/>
-      <w:r>
-        <w:rPr>
-          <w:bCs/>
-        </w:rPr>
-        <w:t>repo.save</w:t>
-      </w:r>
-      <w:proofErr w:type="spellEnd"/>
-      <w:r>
-        <w:rPr>
-          <w:bCs/>
-        </w:rPr>
-        <w:t>(student);}</w:t>
-      </w:r>
-      <w:r>
-        <w:rPr>
-          <w:bCs/>
-        </w:rPr>
-        <w:br/>
-        <w:t xml:space="preserve"> </w:t>
-      </w:r>
-      <w:r>
-        <w:rPr>
-          <w:bCs/>
-        </w:rPr>
-        <w:tab/>
-      </w:r>
-      <w:r>
-        <w:rPr>
-          <w:bCs/>
-        </w:rPr>
-        <w:t xml:space="preserve">public List&lt;Student&gt; </w:t>
-      </w:r>
-      <w:proofErr w:type="spellStart"/>
-      <w:r>
-        <w:rPr>
-          <w:bCs/>
-        </w:rPr>
-        <w:t>getAllStudents</w:t>
-      </w:r>
-      <w:proofErr w:type="spellEnd"/>
-      <w:r>
-        <w:rPr>
-          <w:bCs/>
-        </w:rPr>
-        <w:t xml:space="preserve">() {return </w:t>
-      </w:r>
-      <w:proofErr w:type="spellStart"/>
-      <w:r>
-        <w:rPr>
-          <w:bCs/>
-        </w:rPr>
-        <w:t>repo.findAll</w:t>
-      </w:r>
-      <w:proofErr w:type="spellEnd"/>
-      <w:r>
-        <w:rPr>
-          <w:bCs/>
-        </w:rPr>
-        <w:t>();}</w:t>
-      </w:r>
-      <w:r>
-        <w:rPr>
-          <w:bCs/>
-        </w:rPr>
-        <w:br/>
-      </w:r>
-      <w:r>
-        <w:rPr>
-          <w:bCs/>
-        </w:rPr>
-        <w:t>}</w:t>
-      </w:r>
-      <w:r>
-        <w:rPr>
-          <w:bCs/>
-        </w:rPr>
-        <w:t xml:space="preserve"> </w:t>
-      </w:r>
-    </w:p>
-    <w:p>
-      <w:pPr>
-        <w:rPr>
-          <w:b/>
-        </w:rPr>
-      </w:pPr>
-      <w:proofErr w:type="spellStart"/>
-      <w:r>
-        <w:rPr>
-          <w:b/>
-        </w:rPr>
-        <w:t>RestController</w:t>
-      </w:r>
-      <w:proofErr w:type="spellEnd"/>
-      <w:r>
-        <w:rPr>
-          <w:b/>
-        </w:rPr>
-        <w:t xml:space="preserve"> (StudentController.java)</w:t>
-      </w:r>
-    </w:p>
-    <w:p>
-      <w:pPr>
-        <w:rPr>
-          <w:bCs/>
-        </w:rPr>
-      </w:pPr>
-      <w:r>
-        <w:rPr>
-          <w:bCs/>
-        </w:rPr>
-        <w:t>@</w:t>
-      </w:r>
-      <w:proofErr w:type="spellStart"/>
-      <w:r>
-        <w:rPr>
-          <w:bCs/>
-        </w:rPr>
-        <w:t>RestController</w:t>
-      </w:r>
-      <w:proofErr w:type="spellEnd"/>
-      <w:r>
-        <w:rPr>
-          <w:bCs/>
-        </w:rPr>
-        <w:br/>
-      </w:r>
-      <w:proofErr w:type="gramStart"/>
-      <w:r>
-        <w:rPr>
-          <w:bCs/>
-        </w:rPr>
-        <w:t>@RequestMapping(</w:t>
-      </w:r>
-      <w:proofErr w:type="gramEnd"/>
-      <w:r>
-        <w:rPr>
-          <w:bCs/>
-        </w:rPr>
-        <w:t>"/api/students")</w:t>
-      </w:r>
-      <w:r>
-        <w:rPr>
-          <w:bCs/>
-        </w:rPr>
-        <w:br/>
-      </w:r>
-      <w:r>
-        <w:rPr>
-          <w:bCs/>
-        </w:rPr>
-        <w:t xml:space="preserve">public class </w:t>
-      </w:r>
-      <w:proofErr w:type="spellStart"/>
-      <w:r>
-        <w:rPr>
-          <w:bCs/>
-        </w:rPr>
-        <w:t>StudentController</w:t>
-      </w:r>
-      <w:proofErr w:type="spellEnd"/>
-      <w:r>
-        <w:rPr>
-          <w:bCs/>
-        </w:rPr>
-        <w:t xml:space="preserve"> {</w:t>
-      </w:r>
-      <w:r>
-        <w:rPr>
-          <w:bCs/>
-        </w:rPr>
-        <w:br/>
-        <w:t xml:space="preserve"> </w:t>
-      </w:r>
-      <w:r>
-        <w:rPr>
-          <w:bCs/>
-        </w:rPr>
-        <w:tab/>
-      </w:r>
-      <w:r>
-        <w:rPr>
-          <w:bCs/>
-        </w:rPr>
-        <w:t xml:space="preserve">private final </w:t>
-      </w:r>
-      <w:proofErr w:type="spellStart"/>
-      <w:r>
-        <w:rPr>
-          <w:bCs/>
-        </w:rPr>
-        <w:t>StudentService</w:t>
-      </w:r>
-      <w:proofErr w:type="spellEnd"/>
-      <w:r>
-        <w:rPr>
-          <w:bCs/>
-        </w:rPr>
-        <w:t xml:space="preserve"> service;</w:t>
-      </w:r>
-      <w:r>
-        <w:rPr>
-          <w:bCs/>
-        </w:rPr>
-        <w:br/>
-        <w:t xml:space="preserve"> </w:t>
-      </w:r>
-      <w:r>
-        <w:rPr>
-          <w:bCs/>
-        </w:rPr>
-        <w:tab/>
-      </w:r>
-      <w:r>
-        <w:rPr>
-          <w:bCs/>
-        </w:rPr>
-        <w:t xml:space="preserve">public </w:t>
-      </w:r>
-      <w:proofErr w:type="spellStart"/>
-      <w:r>
-        <w:rPr>
-          <w:bCs/>
-        </w:rPr>
-        <w:t>StudentController</w:t>
-      </w:r>
-      <w:proofErr w:type="spellEnd"/>
-      <w:r>
-        <w:rPr>
-          <w:bCs/>
-        </w:rPr>
-        <w:t>(</w:t>
-      </w:r>
-      <w:proofErr w:type="spellStart"/>
-      <w:r>
-        <w:rPr>
-          <w:bCs/>
-        </w:rPr>
-        <w:t>StudentService</w:t>
-      </w:r>
-      <w:proofErr w:type="spellEnd"/>
-      <w:r>
-        <w:rPr>
-          <w:bCs/>
-        </w:rPr>
-        <w:t xml:space="preserve"> service) {</w:t>
-      </w:r>
-      <w:proofErr w:type="spellStart"/>
-      <w:r>
-        <w:rPr>
-          <w:bCs/>
-        </w:rPr>
-        <w:t>this.service</w:t>
-      </w:r>
-      <w:proofErr w:type="spellEnd"/>
-      <w:r>
-        <w:rPr>
-          <w:bCs/>
-        </w:rPr>
-        <w:t xml:space="preserve"> = service;}</w:t>
-      </w:r>
-      <w:r>
-        <w:rPr>
-          <w:bCs/>
-        </w:rPr>
-        <w:t xml:space="preserve"> // constructor Injection</w:t>
-      </w:r>
-    </w:p>
-    <w:p>
-      <w:pPr>
-        <w:ind w:firstLine="720"/>
-        <w:rPr>
-          <w:bCs/>
-        </w:rPr>
-      </w:pPr>
-      <w:r>
-        <w:rPr>
-          <w:bCs/>
-        </w:rPr>
-        <w:lastRenderedPageBreak/>
-        <w:t>@</w:t>
-      </w:r>
-      <w:proofErr w:type="spellStart"/>
-      <w:r>
-        <w:rPr>
-          <w:bCs/>
-        </w:rPr>
-        <w:t>PostMapping</w:t>
-      </w:r>
-      <w:proofErr w:type="spellEnd"/>
-      <w:r>
-        <w:rPr>
-          <w:bCs/>
-        </w:rPr>
-        <w:br/>
-        <w:t xml:space="preserve"> </w:t>
-      </w:r>
-      <w:r>
-        <w:rPr>
-          <w:bCs/>
-        </w:rPr>
-        <w:tab/>
-      </w:r>
-      <w:r>
-        <w:rPr>
-          <w:bCs/>
-        </w:rPr>
-        <w:t xml:space="preserve">public Student </w:t>
-      </w:r>
-      <w:proofErr w:type="spellStart"/>
-      <w:proofErr w:type="gramStart"/>
-      <w:r>
-        <w:rPr>
-          <w:bCs/>
-        </w:rPr>
-        <w:t>saveStudent</w:t>
-      </w:r>
-      <w:proofErr w:type="spellEnd"/>
-      <w:r>
-        <w:rPr>
-          <w:bCs/>
-        </w:rPr>
-        <w:t>(</w:t>
-      </w:r>
-      <w:proofErr w:type="gramEnd"/>
-      <w:r>
-        <w:rPr>
-          <w:bCs/>
-        </w:rPr>
-        <w:t>@</w:t>
-      </w:r>
-      <w:proofErr w:type="spellStart"/>
-      <w:r>
-        <w:rPr>
-          <w:bCs/>
-        </w:rPr>
-        <w:t>RequestBody</w:t>
-      </w:r>
-      <w:proofErr w:type="spellEnd"/>
-      <w:r>
-        <w:rPr>
-          <w:bCs/>
-        </w:rPr>
-        <w:t xml:space="preserve"> Student </w:t>
-      </w:r>
-      <w:proofErr w:type="spellStart"/>
-      <w:r>
-        <w:rPr>
-          <w:bCs/>
-        </w:rPr>
-        <w:t>student</w:t>
-      </w:r>
-      <w:proofErr w:type="spellEnd"/>
-      <w:r>
-        <w:rPr>
-          <w:bCs/>
-        </w:rPr>
-        <w:t>) {</w:t>
-      </w:r>
-      <w:r>
-        <w:rPr>
-          <w:bCs/>
-        </w:rPr>
-        <w:t xml:space="preserve"> </w:t>
-      </w:r>
-      <w:r>
-        <w:rPr>
-          <w:bCs/>
-        </w:rPr>
-        <w:t xml:space="preserve">return </w:t>
-      </w:r>
-      <w:proofErr w:type="spellStart"/>
-      <w:r>
-        <w:rPr>
-          <w:bCs/>
-        </w:rPr>
-        <w:t>service.saveStudent</w:t>
-      </w:r>
-      <w:proofErr w:type="spellEnd"/>
-      <w:r>
-        <w:rPr>
-          <w:bCs/>
-        </w:rPr>
-        <w:t>(student);}</w:t>
-      </w:r>
-    </w:p>
-    <w:p>
-      <w:pPr>
-        <w:rPr>
-          <w:bCs/>
-        </w:rPr>
-      </w:pPr>
-      <w:r>
-        <w:rPr>
-          <w:bCs/>
-        </w:rPr>
-        <w:t xml:space="preserve">    @</w:t>
-      </w:r>
-      <w:proofErr w:type="spellStart"/>
-      <w:r>
-        <w:rPr>
-          <w:bCs/>
-        </w:rPr>
-        <w:t>GetMapping</w:t>
-      </w:r>
-      <w:proofErr w:type="spellEnd"/>
-      <w:r>
-        <w:rPr>
-          <w:bCs/>
-        </w:rPr>
-        <w:br/>
-        <w:t xml:space="preserve"> </w:t>
-      </w:r>
-      <w:r>
-        <w:rPr>
-          <w:bCs/>
-        </w:rPr>
-        <w:t xml:space="preserve">public List&lt;Student&gt; </w:t>
-      </w:r>
-      <w:proofErr w:type="spellStart"/>
-      <w:proofErr w:type="gramStart"/>
-      <w:r>
-        <w:rPr>
-          <w:bCs/>
-        </w:rPr>
-        <w:t>getStudents</w:t>
-      </w:r>
-      <w:proofErr w:type="spellEnd"/>
-      <w:r>
-        <w:rPr>
-          <w:bCs/>
-        </w:rPr>
-        <w:t>(</w:t>
-      </w:r>
-      <w:proofErr w:type="gramEnd"/>
-      <w:r>
-        <w:rPr>
-          <w:bCs/>
-        </w:rPr>
-        <w:t xml:space="preserve">) {return </w:t>
-      </w:r>
-      <w:proofErr w:type="spellStart"/>
-      <w:r>
-        <w:rPr>
-          <w:bCs/>
-        </w:rPr>
-        <w:t>service.getAllStudents</w:t>
-      </w:r>
-      <w:proofErr w:type="spellEnd"/>
-      <w:r>
-        <w:rPr>
-          <w:bCs/>
-        </w:rPr>
-        <w:t>();}</w:t>
-      </w:r>
-    </w:p>
-    <w:p>
-      <w:pPr>
-        <w:rPr>
-          <w:bCs/>
-        </w:rPr>
-      </w:pPr>
-      <w:r>
-        <w:rPr>
-          <w:bCs/>
-        </w:rPr>
-        <w:t>}</w:t>
-      </w:r>
-    </w:p>
-    <w:p>
-      <w:pPr>
-        <w:rPr>
-          <w:b/>
-        </w:rPr>
-      </w:pPr>
-      <w:r>
-        <w:rPr>
-          <w:b/>
-        </w:rPr>
-        <w:t>How can write our own custom query in Hibernate?</w:t>
-      </w:r>
-      <w:r>
-        <w:rPr>
-          <w:b/>
-        </w:rPr>
-        <w:br/>
-      </w:r>
-      <w:r>
-        <w:rPr>
-          <w:bCs/>
-        </w:rPr>
-        <w:t xml:space="preserve">We can use </w:t>
-      </w:r>
-      <w:r>
-        <w:rPr>
-          <w:b/>
-        </w:rPr>
-        <w:t xml:space="preserve">@Query </w:t>
-      </w:r>
-      <w:r>
-        <w:rPr>
-          <w:bCs/>
-        </w:rPr>
-        <w:t>annotation.</w:t>
-      </w:r>
-      <w:r>
-        <w:rPr>
-          <w:bCs/>
-        </w:rPr>
-        <w:t xml:space="preserve"> It is provided by Spring Data JPA.</w:t>
-      </w:r>
-      <w:r>
-        <w:rPr>
-          <w:bCs/>
-        </w:rPr>
-        <w:br/>
-        <w:t xml:space="preserve">E.g. </w:t>
-      </w:r>
-      <w:r>
-        <w:rPr>
-          <w:bCs/>
-        </w:rPr>
-        <w:br/>
-      </w:r>
-      <w:r>
-        <w:rPr>
-          <w:bCs/>
-        </w:rPr>
-        <w:t xml:space="preserve">public interface </w:t>
-      </w:r>
-      <w:proofErr w:type="spellStart"/>
-      <w:r>
-        <w:rPr>
-          <w:bCs/>
-        </w:rPr>
-        <w:t>StudentRepository</w:t>
-      </w:r>
-      <w:proofErr w:type="spellEnd"/>
-      <w:r>
-        <w:rPr>
-          <w:bCs/>
-        </w:rPr>
-        <w:t xml:space="preserve"> extends </w:t>
-      </w:r>
-      <w:proofErr w:type="spellStart"/>
-      <w:r>
-        <w:rPr>
-          <w:bCs/>
-        </w:rPr>
-        <w:t>JpaRepository</w:t>
-      </w:r>
-      <w:proofErr w:type="spellEnd"/>
-      <w:r>
-        <w:rPr>
-          <w:bCs/>
-        </w:rPr>
-        <w:t>&lt;Student, Long&gt; {</w:t>
-      </w:r>
-      <w:r>
-        <w:rPr>
-          <w:bCs/>
-        </w:rPr>
-        <w:br/>
-        <w:t xml:space="preserve">    </w:t>
-      </w:r>
-      <w:proofErr w:type="gramStart"/>
-      <w:r>
-        <w:rPr>
-          <w:bCs/>
-        </w:rPr>
-        <w:t>@Query(</w:t>
-      </w:r>
-      <w:proofErr w:type="gramEnd"/>
-      <w:r>
-        <w:rPr>
-          <w:bCs/>
-        </w:rPr>
-        <w:t xml:space="preserve">value = "SELECT * FROM students WHERE email = :email", </w:t>
-      </w:r>
-      <w:proofErr w:type="spellStart"/>
-      <w:r>
-        <w:rPr>
-          <w:bCs/>
-        </w:rPr>
-        <w:t>nativeQuery</w:t>
-      </w:r>
-      <w:proofErr w:type="spellEnd"/>
-      <w:r>
-        <w:rPr>
-          <w:bCs/>
-        </w:rPr>
-        <w:t xml:space="preserve"> = true)</w:t>
-      </w:r>
-      <w:r>
-        <w:rPr>
-          <w:bCs/>
-        </w:rPr>
-        <w:br/>
-        <w:t xml:space="preserve">    </w:t>
-      </w:r>
-      <w:r>
-        <w:rPr>
-          <w:bCs/>
-        </w:rPr>
-        <w:t xml:space="preserve">Student </w:t>
-      </w:r>
-      <w:proofErr w:type="spellStart"/>
-      <w:r>
-        <w:rPr>
-          <w:bCs/>
-        </w:rPr>
-        <w:t>findByEmailNative</w:t>
-      </w:r>
-      <w:proofErr w:type="spellEnd"/>
-      <w:r>
-        <w:rPr>
-          <w:bCs/>
-        </w:rPr>
-        <w:t>(@</w:t>
-      </w:r>
-      <w:proofErr w:type="spellStart"/>
-      <w:r>
-        <w:rPr>
-          <w:bCs/>
-        </w:rPr>
-        <w:t>Param</w:t>
-      </w:r>
-      <w:proofErr w:type="spellEnd"/>
-      <w:r>
-        <w:rPr>
-          <w:bCs/>
-        </w:rPr>
-        <w:t>("email") String email);</w:t>
-      </w:r>
-      <w:r>
-        <w:rPr>
-          <w:bCs/>
-        </w:rPr>
-        <w:br/>
-      </w:r>
-      <w:r>
-        <w:rPr>
-          <w:bCs/>
-        </w:rPr>
-        <w:t>}</w:t>
-      </w:r>
-      <w:r>
-        <w:rPr>
-          <w:bCs/>
-        </w:rPr>
-        <w:br/>
-      </w:r>
-      <w:proofErr w:type="spellStart"/>
-      <w:r>
-        <w:rPr>
-          <w:bCs/>
-        </w:rPr>
-        <w:t>nativeQuery</w:t>
-      </w:r>
-      <w:proofErr w:type="spellEnd"/>
-      <w:r>
-        <w:rPr>
-          <w:bCs/>
-        </w:rPr>
-        <w:t>=true implies that the query we have provided is real SQL Query</w:t>
+      <w:r>
+        <w:rPr>
+          <w:bCs/>
+        </w:rPr>
+        <w:br/>
+        <w:t>nativeQuery=true implies that the query we have provided is real SQL Query</w:t>
       </w:r>
     </w:p>
     <w:p>
@@ -2029,15 +1270,7 @@
         <w:ind w:left="0" w:hanging="426"/>
       </w:pPr>
       <w:r>
-        <w:t>@</w:t>
-      </w:r>
-      <w:proofErr w:type="spellStart"/>
-      <w:r>
-        <w:t>EmbeddedId</w:t>
-      </w:r>
-      <w:proofErr w:type="spellEnd"/>
-      <w:r>
-        <w:t xml:space="preserve">: </w:t>
+        <w:t xml:space="preserve">@EmbeddedId: </w:t>
       </w:r>
       <w:r>
         <w:t>indicates it is a composite primary key</w:t>
@@ -2060,21 +1293,7 @@
         <w:rPr>
           <w:b/>
         </w:rPr>
-        <w:t xml:space="preserve">Is there any need for creating sessions in spring data </w:t>
-      </w:r>
-      <w:proofErr w:type="spellStart"/>
-      <w:r>
-        <w:rPr>
-          <w:b/>
-        </w:rPr>
-        <w:t>jpa</w:t>
-      </w:r>
-      <w:proofErr w:type="spellEnd"/>
-      <w:r>
-        <w:rPr>
-          <w:b/>
-        </w:rPr>
-        <w:t>?</w:t>
+        <w:t>Is there any need for creating sessions in spring data jpa?</w:t>
       </w:r>
       <w:r>
         <w:rPr>
@@ -2110,7 +1329,6 @@
         </w:rPr>
         <w:t xml:space="preserve"> </w:t>
       </w:r>
-      <w:proofErr w:type="spellStart"/>
       <w:r>
         <w:rPr>
           <w:rStyle w:val="HTMLCode"/>
@@ -2120,7 +1338,6 @@
         </w:rPr>
         <w:t>EntityManager</w:t>
       </w:r>
-      <w:proofErr w:type="spellEnd"/>
       <w:r>
         <w:rPr>
           <w:rStyle w:val="HTMLCode"/>
@@ -2143,36 +1360,12 @@
           <w:b/>
           <w:bCs/>
         </w:rPr>
-        <w:t xml:space="preserve">What is </w:t>
-      </w:r>
-      <w:proofErr w:type="spellStart"/>
-      <w:r>
-        <w:rPr>
-          <w:b/>
-          <w:bCs/>
-        </w:rPr>
-        <w:t>EntityManager</w:t>
-      </w:r>
-      <w:proofErr w:type="spellEnd"/>
-      <w:r>
-        <w:rPr>
-          <w:b/>
-          <w:bCs/>
-        </w:rPr>
-        <w:t xml:space="preserve"> and why it is used?</w:t>
-      </w:r>
-    </w:p>
-    <w:p>
-      <w:r>
-        <w:t xml:space="preserve">The </w:t>
-      </w:r>
-      <w:proofErr w:type="spellStart"/>
-      <w:r>
-        <w:t>EntityManager</w:t>
-      </w:r>
-      <w:proofErr w:type="spellEnd"/>
-      <w:r>
-        <w:t xml:space="preserve"> is the core interface in JPA (Java Persistence API) used to interact with the database.</w:t>
+        <w:t>What is EntityManager and why it is used?</w:t>
+      </w:r>
+    </w:p>
+    <w:p>
+      <w:r>
+        <w:t>The EntityManager is the core interface in JPA (Java Persistence API) used to interact with the database.</w:t>
       </w:r>
       <w:r>
         <w:br/>
@@ -2247,23 +1440,7 @@
     </w:p>
     <w:p>
       <w:r>
-        <w:t xml:space="preserve">In simple terms: </w:t>
-      </w:r>
-      <w:proofErr w:type="spellStart"/>
-      <w:r>
-        <w:t>EntityManager</w:t>
-      </w:r>
-      <w:proofErr w:type="spellEnd"/>
-      <w:r>
-        <w:t xml:space="preserve"> = </w:t>
-      </w:r>
-      <w:proofErr w:type="gramStart"/>
-      <w:r>
-        <w:t>The</w:t>
-      </w:r>
-      <w:proofErr w:type="gramEnd"/>
-      <w:r>
-        <w:t xml:space="preserve"> main object used by Hibernate (or any JPA provider) to talk to the database.</w:t>
+        <w:t>In simple terms: EntityManager = The main object used by Hibernate (or any JPA provider) to talk to the database.</w:t>
       </w:r>
     </w:p>
     <w:p>
@@ -2290,7 +1467,6 @@
       <w:r>
         <w:t xml:space="preserve">Spring Data JPA internally uses </w:t>
       </w:r>
-      <w:proofErr w:type="spellStart"/>
       <w:r>
         <w:rPr>
           <w:i/>
@@ -2298,7 +1474,6 @@
         </w:rPr>
         <w:t>JpaTransactionManager</w:t>
       </w:r>
-      <w:proofErr w:type="spellEnd"/>
       <w:r>
         <w:t xml:space="preserve"> to automatically handle commit and rollback. We should use @Transactional in the service layer where multiple database operation happens.</w:t>
       </w:r>
@@ -2343,7 +1518,19 @@
         <w:rPr>
           <w:bCs/>
         </w:rPr>
-        <w:t xml:space="preserve"> (for e.g. Lazy Loading Support</w:t>
+        <w:t xml:space="preserve"> (for e.g. </w:t>
+      </w:r>
+      <w:r>
+        <w:rPr>
+          <w:bCs/>
+        </w:rPr>
+        <w:t xml:space="preserve">Pagination, Sorting, </w:t>
+      </w:r>
+      <w:r>
+        <w:rPr>
+          <w:bCs/>
+        </w:rPr>
+        <w:t>Lazy Loading</w:t>
       </w:r>
       <w:r>
         <w:rPr>
@@ -2374,21 +1561,7 @@
         <w:rPr>
           <w:b/>
         </w:rPr>
-        <w:t xml:space="preserve">When can we use @Repository annotation in </w:t>
-      </w:r>
-      <w:proofErr w:type="gramStart"/>
-      <w:r>
-        <w:rPr>
-          <w:b/>
-        </w:rPr>
-        <w:t>Spring</w:t>
-      </w:r>
-      <w:proofErr w:type="gramEnd"/>
-      <w:r>
-        <w:rPr>
-          <w:b/>
-        </w:rPr>
-        <w:t xml:space="preserve"> data JPA?</w:t>
+        <w:t>When can we use @Repository annotation in Spring data JPA?</w:t>
       </w:r>
       <w:r>
         <w:rPr>
@@ -2438,35 +1611,7 @@
         <w:rPr>
           <w:b/>
         </w:rPr>
-        <w:t xml:space="preserve">Can we fetch from Views in </w:t>
-      </w:r>
-      <w:proofErr w:type="gramStart"/>
-      <w:r>
-        <w:rPr>
-          <w:b/>
-        </w:rPr>
-        <w:t>Spring</w:t>
-      </w:r>
-      <w:proofErr w:type="gramEnd"/>
-      <w:r>
-        <w:rPr>
-          <w:b/>
-        </w:rPr>
-        <w:t xml:space="preserve"> data </w:t>
-      </w:r>
-      <w:proofErr w:type="spellStart"/>
-      <w:r>
-        <w:rPr>
-          <w:b/>
-        </w:rPr>
-        <w:t>jpa</w:t>
-      </w:r>
-      <w:proofErr w:type="spellEnd"/>
-      <w:r>
-        <w:rPr>
-          <w:b/>
-        </w:rPr>
-        <w:t>?</w:t>
+        <w:t>Can we fetch from Views in Spring data jpa?</w:t>
       </w:r>
       <w:r>
         <w:rPr>
@@ -2527,55 +1672,6 @@
     <w:p>
       <w:pPr>
         <w:rPr>
-          <w:b/>
-          <w:bCs/>
-        </w:rPr>
-      </w:pPr>
-      <w:r>
-        <w:rPr>
-          <w:b/>
-          <w:bCs/>
-        </w:rPr>
-        <w:t>What is N+1 Problem and how to avoid it?</w:t>
-      </w:r>
-    </w:p>
-    <w:p>
-      <w:r>
-        <w:t>N+1 occurs when Spring Data JPA executes 1 query to fetch parent records and then N additional queries to fetch child entities lazily. It happens due to LAZY relationships.</w:t>
-      </w:r>
-    </w:p>
-    <w:p>
-      <w:r>
-        <w:t>We can avoid it by using JOIN FETCH, Entity Graphs, or Hibernate batch fetching (@</w:t>
-      </w:r>
-      <w:proofErr w:type="spellStart"/>
-      <w:r>
-        <w:t>BatchSize</w:t>
-      </w:r>
-      <w:proofErr w:type="spellEnd"/>
-      <w:r>
-        <w:t xml:space="preserve">, </w:t>
-      </w:r>
-      <w:proofErr w:type="spellStart"/>
-      <w:r>
-        <w:t>default_batch_fetch_size</w:t>
-      </w:r>
-      <w:proofErr w:type="spellEnd"/>
-      <w:r>
-        <w:t xml:space="preserve">). These convert </w:t>
-      </w:r>
-      <w:proofErr w:type="gramStart"/>
-      <w:r>
-        <w:t>N+1 queries</w:t>
-      </w:r>
-      <w:proofErr w:type="gramEnd"/>
-      <w:r>
-        <w:t xml:space="preserve"> into a single optimized query or batched queries.</w:t>
-      </w:r>
-    </w:p>
-    <w:p>
-      <w:pPr>
-        <w:rPr>
           <w:bCs/>
         </w:rPr>
       </w:pPr>
@@ -2631,21 +1727,7 @@
         <w:rPr>
           <w:bCs/>
         </w:rPr>
-        <w:t xml:space="preserve">must use @Modifying so </w:t>
-      </w:r>
-      <w:proofErr w:type="gramStart"/>
-      <w:r>
-        <w:rPr>
-          <w:bCs/>
-        </w:rPr>
-        <w:t>Spring</w:t>
-      </w:r>
-      <w:proofErr w:type="gramEnd"/>
-      <w:r>
-        <w:rPr>
-          <w:bCs/>
-        </w:rPr>
-        <w:t xml:space="preserve"> knows it’s a DML (Data Manipulation Language) query.</w:t>
+        <w:t>must use @Modifying so Spring knows it’s a DML (Data Manipulation Language) query.</w:t>
       </w:r>
     </w:p>
     <w:p>
@@ -2671,85 +1753,82 @@
         <w:rPr>
           <w:bCs/>
         </w:rPr>
-        <w:t xml:space="preserve">For pagination we can use </w:t>
-      </w:r>
-      <w:proofErr w:type="spellStart"/>
-      <w:r>
-        <w:rPr>
-          <w:bCs/>
-        </w:rPr>
-        <w:t>Pagable</w:t>
-      </w:r>
-      <w:proofErr w:type="spellEnd"/>
-      <w:r>
-        <w:rPr>
-          <w:bCs/>
-        </w:rPr>
-        <w:t xml:space="preserve"> interface. We can create an instance of Type </w:t>
-      </w:r>
-      <w:proofErr w:type="spellStart"/>
-      <w:r>
-        <w:rPr>
-          <w:bCs/>
-        </w:rPr>
-        <w:t>Pagable</w:t>
-      </w:r>
-      <w:proofErr w:type="spellEnd"/>
-      <w:r>
-        <w:rPr>
-          <w:bCs/>
-        </w:rPr>
-        <w:t xml:space="preserve"> using </w:t>
-      </w:r>
-      <w:proofErr w:type="spellStart"/>
-      <w:proofErr w:type="gramStart"/>
-      <w:r>
-        <w:rPr>
-          <w:bCs/>
-        </w:rPr>
-        <w:t>PageRequest.of</w:t>
-      </w:r>
-      <w:proofErr w:type="spellEnd"/>
-      <w:r>
-        <w:rPr>
-          <w:bCs/>
-        </w:rPr>
-        <w:t>(</w:t>
-      </w:r>
-      <w:proofErr w:type="gramEnd"/>
-      <w:r>
-        <w:rPr>
-          <w:bCs/>
-        </w:rPr>
-        <w:t xml:space="preserve">). </w:t>
-      </w:r>
-      <w:proofErr w:type="spellStart"/>
-      <w:r>
-        <w:rPr>
-          <w:bCs/>
-        </w:rPr>
-        <w:t>PageRequest.of</w:t>
-      </w:r>
-      <w:proofErr w:type="spellEnd"/>
-      <w:r>
-        <w:rPr>
-          <w:bCs/>
-        </w:rPr>
-        <w:t xml:space="preserve">() takes 3 arguments First Argument has to be Page Number, Second Argument has to be </w:t>
-      </w:r>
-      <w:proofErr w:type="spellStart"/>
-      <w:r>
-        <w:rPr>
-          <w:bCs/>
-        </w:rPr>
-        <w:t>PageSize</w:t>
-      </w:r>
-      <w:proofErr w:type="spellEnd"/>
-      <w:r>
-        <w:rPr>
-          <w:bCs/>
-        </w:rPr>
-        <w:t xml:space="preserve"> and third argument is for sorting but this is optional.</w:t>
+        <w:t>For pagination we can use Pagable interface. We can create an instance of Type Pagable using PageRequest.of(). PageRequest.of() takes 3 arguments First Argument has to be Page Number, Second Argument has to be PageSize and third argument is for sorting but this is optional.</w:t>
+      </w:r>
+    </w:p>
+    <w:p>
+      <w:pPr>
+        <w:rPr>
+          <w:bCs/>
+        </w:rPr>
+      </w:pPr>
+      <w:r>
+        <w:rPr>
+          <w:bCs/>
+        </w:rPr>
+        <w:t xml:space="preserve">This pagable should be passed to </w:t>
+      </w:r>
+      <w:r>
+        <w:rPr>
+          <w:bCs/>
+        </w:rPr>
+        <w:t>repository methods.</w:t>
+      </w:r>
+    </w:p>
+    <w:p>
+      <w:pPr>
+        <w:rPr>
+          <w:bCs/>
+        </w:rPr>
+      </w:pPr>
+      <w:r>
+        <w:rPr>
+          <w:bCs/>
+        </w:rPr>
+        <w:t>For Example:</w:t>
+      </w:r>
+    </w:p>
+    <w:p>
+      <w:pPr>
+        <w:rPr>
+          <w:bCs/>
+        </w:rPr>
+      </w:pPr>
+      <w:r>
+        <w:rPr>
+          <w:bCs/>
+        </w:rPr>
+        <w:t xml:space="preserve">To request the </w:t>
+      </w:r>
+      <w:r>
+        <w:rPr>
+          <w:b/>
+        </w:rPr>
+        <w:t>second page</w:t>
+      </w:r>
+      <w:r>
+        <w:rPr>
+          <w:bCs/>
+        </w:rPr>
+        <w:t xml:space="preserve"> (index 1) with 10 items, sorted by the name property, </w:t>
+      </w:r>
+      <w:r>
+        <w:rPr>
+          <w:bCs/>
+        </w:rPr>
+        <w:br/>
+      </w:r>
+      <w:r>
+        <w:rPr>
+          <w:b/>
+        </w:rPr>
+        <w:t>we use: Pageable pageable = PageRequest.of(1, 10, Sort.by("name"))</w:t>
+      </w:r>
+      <w:r>
+        <w:rPr>
+          <w:bCs/>
+        </w:rPr>
+        <w:t>;</w:t>
       </w:r>
     </w:p>
     <w:p>
@@ -2763,257 +1842,26 @@
           <w:bCs/>
         </w:rPr>
         <w:lastRenderedPageBreak/>
-        <w:t xml:space="preserve">This </w:t>
-      </w:r>
-      <w:proofErr w:type="spellStart"/>
-      <w:r>
-        <w:rPr>
-          <w:bCs/>
-        </w:rPr>
-        <w:t>pagable</w:t>
-      </w:r>
-      <w:proofErr w:type="spellEnd"/>
-      <w:r>
-        <w:rPr>
-          <w:bCs/>
-        </w:rPr>
-        <w:t xml:space="preserve"> should be passed to </w:t>
-      </w:r>
-      <w:r>
-        <w:rPr>
-          <w:bCs/>
-        </w:rPr>
-        <w:t>repository methods.</w:t>
-      </w:r>
-    </w:p>
-    <w:p>
-      <w:pPr>
-        <w:rPr>
-          <w:bCs/>
-        </w:rPr>
-      </w:pPr>
-      <w:r>
-        <w:rPr>
-          <w:bCs/>
-        </w:rPr>
-        <w:t>For Example:</w:t>
-      </w:r>
-    </w:p>
-    <w:p>
-      <w:pPr>
-        <w:rPr>
-          <w:bCs/>
-        </w:rPr>
-      </w:pPr>
-      <w:r>
-        <w:rPr>
-          <w:bCs/>
-        </w:rPr>
-        <w:t xml:space="preserve">To request the </w:t>
-      </w:r>
-      <w:r>
-        <w:rPr>
-          <w:b/>
-        </w:rPr>
-        <w:t>second page</w:t>
-      </w:r>
-      <w:r>
-        <w:rPr>
-          <w:bCs/>
-        </w:rPr>
-        <w:t xml:space="preserve"> (index 1) with 10 items, sorted by the name property, </w:t>
-      </w:r>
-      <w:r>
-        <w:rPr>
-          <w:bCs/>
-        </w:rPr>
-        <w:br/>
-      </w:r>
-      <w:r>
-        <w:rPr>
-          <w:b/>
-        </w:rPr>
-        <w:t xml:space="preserve">we use: </w:t>
-      </w:r>
-      <w:proofErr w:type="spellStart"/>
-      <w:r>
-        <w:rPr>
-          <w:b/>
-        </w:rPr>
-        <w:t>Pageable</w:t>
-      </w:r>
-      <w:proofErr w:type="spellEnd"/>
-      <w:r>
-        <w:rPr>
-          <w:b/>
-        </w:rPr>
-        <w:t xml:space="preserve"> </w:t>
-      </w:r>
-      <w:proofErr w:type="spellStart"/>
-      <w:r>
-        <w:rPr>
-          <w:b/>
-        </w:rPr>
-        <w:t>pageable</w:t>
-      </w:r>
-      <w:proofErr w:type="spellEnd"/>
-      <w:r>
-        <w:rPr>
-          <w:b/>
-        </w:rPr>
-        <w:t xml:space="preserve"> = </w:t>
-      </w:r>
-      <w:proofErr w:type="spellStart"/>
-      <w:proofErr w:type="gramStart"/>
-      <w:r>
-        <w:rPr>
-          <w:b/>
-        </w:rPr>
-        <w:t>PageRequest.of</w:t>
-      </w:r>
-      <w:proofErr w:type="spellEnd"/>
-      <w:r>
-        <w:rPr>
-          <w:b/>
-        </w:rPr>
-        <w:t>(</w:t>
-      </w:r>
-      <w:proofErr w:type="gramEnd"/>
-      <w:r>
-        <w:rPr>
-          <w:b/>
-        </w:rPr>
-        <w:t xml:space="preserve">1, 10, </w:t>
-      </w:r>
-      <w:proofErr w:type="spellStart"/>
-      <w:r>
-        <w:rPr>
-          <w:b/>
-        </w:rPr>
-        <w:t>Sort.by</w:t>
-      </w:r>
-      <w:proofErr w:type="spellEnd"/>
-      <w:r>
-        <w:rPr>
-          <w:b/>
-        </w:rPr>
-        <w:t>("name"))</w:t>
-      </w:r>
-      <w:r>
-        <w:rPr>
-          <w:bCs/>
-        </w:rPr>
-        <w:t>;</w:t>
-      </w:r>
-    </w:p>
-    <w:p>
-      <w:pPr>
-        <w:rPr>
-          <w:bCs/>
-        </w:rPr>
-      </w:pPr>
-      <w:proofErr w:type="gramStart"/>
-      <w:r>
-        <w:rPr>
-          <w:bCs/>
-        </w:rPr>
-        <w:t>public</w:t>
-      </w:r>
-      <w:proofErr w:type="gramEnd"/>
-      <w:r>
-        <w:rPr>
-          <w:bCs/>
-        </w:rPr>
-        <w:t xml:space="preserve"> interface </w:t>
-      </w:r>
-      <w:proofErr w:type="spellStart"/>
-      <w:r>
-        <w:rPr>
-          <w:bCs/>
-        </w:rPr>
-        <w:t>UserRepository</w:t>
-      </w:r>
-      <w:proofErr w:type="spellEnd"/>
-      <w:r>
-        <w:rPr>
-          <w:bCs/>
-        </w:rPr>
-        <w:t xml:space="preserve"> extends </w:t>
-      </w:r>
-      <w:proofErr w:type="spellStart"/>
-      <w:r>
-        <w:rPr>
-          <w:bCs/>
-        </w:rPr>
-        <w:t>JpaRepository</w:t>
-      </w:r>
-      <w:proofErr w:type="spellEnd"/>
-      <w:r>
-        <w:rPr>
-          <w:bCs/>
-        </w:rPr>
-        <w:t>&lt;User, Long&gt; {</w:t>
-      </w:r>
-      <w:r>
-        <w:rPr>
-          <w:bCs/>
-        </w:rPr>
-        <w:br/>
-        <w:t xml:space="preserve"> </w:t>
-      </w:r>
-      <w:r>
-        <w:rPr>
-          <w:bCs/>
-        </w:rPr>
-        <w:tab/>
-      </w:r>
-      <w:r>
-        <w:rPr>
-          <w:bCs/>
-        </w:rPr>
-        <w:t xml:space="preserve">Page&lt;User&gt; </w:t>
-      </w:r>
-      <w:proofErr w:type="spellStart"/>
-      <w:r>
-        <w:rPr>
-          <w:bCs/>
-        </w:rPr>
-        <w:t>findAll</w:t>
-      </w:r>
-      <w:proofErr w:type="spellEnd"/>
-      <w:r>
-        <w:rPr>
-          <w:bCs/>
-        </w:rPr>
-        <w:t>(</w:t>
-      </w:r>
-      <w:proofErr w:type="spellStart"/>
-      <w:r>
-        <w:rPr>
-          <w:bCs/>
-        </w:rPr>
-        <w:t>Pageable</w:t>
-      </w:r>
-      <w:proofErr w:type="spellEnd"/>
-      <w:r>
-        <w:rPr>
-          <w:bCs/>
-        </w:rPr>
-        <w:t xml:space="preserve"> </w:t>
-      </w:r>
-      <w:proofErr w:type="spellStart"/>
-      <w:r>
-        <w:rPr>
-          <w:bCs/>
-        </w:rPr>
-        <w:t>pageable</w:t>
-      </w:r>
-      <w:proofErr w:type="spellEnd"/>
-      <w:r>
-        <w:rPr>
-          <w:bCs/>
-        </w:rPr>
-        <w:t>);</w:t>
+        <w:t>public interface UserRepository extends JpaRepository&lt;User, Long&gt; {</w:t>
+      </w:r>
+      <w:r>
+        <w:rPr>
+          <w:bCs/>
+        </w:rPr>
+        <w:br/>
+        <w:t xml:space="preserve"> </w:t>
+      </w:r>
+      <w:r>
+        <w:rPr>
+          <w:bCs/>
+        </w:rPr>
+        <w:tab/>
+      </w:r>
+      <w:r>
+        <w:rPr>
+          <w:bCs/>
+        </w:rPr>
+        <w:t>Page&lt;User&gt; findAll(Pageable pageable);</w:t>
       </w:r>
       <w:r>
         <w:rPr>
@@ -3045,49 +1893,7 @@
         <w:rPr>
           <w:bCs/>
         </w:rPr>
-        <w:t xml:space="preserve">Page&lt;User&gt; </w:t>
-      </w:r>
-      <w:proofErr w:type="spellStart"/>
-      <w:r>
-        <w:rPr>
-          <w:bCs/>
-        </w:rPr>
-        <w:t>findByRole</w:t>
-      </w:r>
-      <w:proofErr w:type="spellEnd"/>
-      <w:r>
-        <w:rPr>
-          <w:bCs/>
-        </w:rPr>
-        <w:t xml:space="preserve">(String role, </w:t>
-      </w:r>
-      <w:proofErr w:type="spellStart"/>
-      <w:r>
-        <w:rPr>
-          <w:bCs/>
-        </w:rPr>
-        <w:t>Pageable</w:t>
-      </w:r>
-      <w:proofErr w:type="spellEnd"/>
-      <w:r>
-        <w:rPr>
-          <w:bCs/>
-        </w:rPr>
-        <w:t xml:space="preserve"> </w:t>
-      </w:r>
-      <w:proofErr w:type="spellStart"/>
-      <w:r>
-        <w:rPr>
-          <w:bCs/>
-        </w:rPr>
-        <w:t>pageable</w:t>
-      </w:r>
-      <w:proofErr w:type="spellEnd"/>
-      <w:r>
-        <w:rPr>
-          <w:bCs/>
-        </w:rPr>
-        <w:t>);</w:t>
+        <w:t>Page&lt;User&gt; findByRole(String role, Pageable pageable);</w:t>
       </w:r>
     </w:p>
     <w:p>
@@ -3177,27 +1983,11 @@
           <w:bCs/>
         </w:rPr>
       </w:pPr>
-      <w:proofErr w:type="spellStart"/>
-      <w:proofErr w:type="gramStart"/>
-      <w:r>
-        <w:rPr>
-          <w:bCs/>
-        </w:rPr>
-        <w:t>getContent</w:t>
-      </w:r>
-      <w:proofErr w:type="spellEnd"/>
-      <w:r>
-        <w:rPr>
-          <w:bCs/>
-        </w:rPr>
-        <w:t>(</w:t>
-      </w:r>
-      <w:proofErr w:type="gramEnd"/>
-      <w:r>
-        <w:rPr>
-          <w:bCs/>
-        </w:rPr>
-        <w:t>) : Returns the List of entities for the current page.</w:t>
+      <w:r>
+        <w:rPr>
+          <w:bCs/>
+        </w:rPr>
+        <w:t>getContent() : Returns the List of entities for the current page.</w:t>
       </w:r>
     </w:p>
     <w:p>
@@ -3212,27 +2002,11 @@
           <w:bCs/>
         </w:rPr>
       </w:pPr>
-      <w:proofErr w:type="spellStart"/>
-      <w:proofErr w:type="gramStart"/>
-      <w:r>
-        <w:rPr>
-          <w:bCs/>
-        </w:rPr>
-        <w:t>getTotalElements</w:t>
-      </w:r>
-      <w:proofErr w:type="spellEnd"/>
-      <w:r>
-        <w:rPr>
-          <w:bCs/>
-        </w:rPr>
-        <w:t>(</w:t>
-      </w:r>
-      <w:proofErr w:type="gramEnd"/>
-      <w:r>
-        <w:rPr>
-          <w:bCs/>
-        </w:rPr>
-        <w:t>): Returns the total number of records found (across all pages).</w:t>
+      <w:r>
+        <w:rPr>
+          <w:bCs/>
+        </w:rPr>
+        <w:t>getTotalElements(): Returns the total number of records found (across all pages).</w:t>
       </w:r>
     </w:p>
     <w:p>
@@ -3247,27 +2021,11 @@
           <w:bCs/>
         </w:rPr>
       </w:pPr>
-      <w:proofErr w:type="spellStart"/>
-      <w:proofErr w:type="gramStart"/>
-      <w:r>
-        <w:rPr>
-          <w:bCs/>
-        </w:rPr>
-        <w:t>getTotalPages</w:t>
-      </w:r>
-      <w:proofErr w:type="spellEnd"/>
-      <w:r>
-        <w:rPr>
-          <w:bCs/>
-        </w:rPr>
-        <w:t>(</w:t>
-      </w:r>
-      <w:proofErr w:type="gramEnd"/>
-      <w:r>
-        <w:rPr>
-          <w:bCs/>
-        </w:rPr>
-        <w:t>): Returns the total number of pages.</w:t>
+      <w:r>
+        <w:rPr>
+          <w:bCs/>
+        </w:rPr>
+        <w:t>getTotalPages(): Returns the total number of pages.</w:t>
       </w:r>
     </w:p>
     <w:p>
@@ -3282,27 +2040,11 @@
           <w:bCs/>
         </w:rPr>
       </w:pPr>
-      <w:proofErr w:type="spellStart"/>
-      <w:proofErr w:type="gramStart"/>
-      <w:r>
-        <w:rPr>
-          <w:bCs/>
-        </w:rPr>
-        <w:t>getNumber</w:t>
-      </w:r>
-      <w:proofErr w:type="spellEnd"/>
-      <w:r>
-        <w:rPr>
-          <w:bCs/>
-        </w:rPr>
-        <w:t>(</w:t>
-      </w:r>
-      <w:proofErr w:type="gramEnd"/>
-      <w:r>
-        <w:rPr>
-          <w:bCs/>
-        </w:rPr>
-        <w:t>): Returns the index of the current page.</w:t>
+      <w:r>
+        <w:rPr>
+          <w:bCs/>
+        </w:rPr>
+        <w:t>getNumber(): Returns the index of the current page.</w:t>
       </w:r>
     </w:p>
     <w:p>
@@ -3317,27 +2059,11 @@
           <w:bCs/>
         </w:rPr>
       </w:pPr>
-      <w:proofErr w:type="spellStart"/>
-      <w:proofErr w:type="gramStart"/>
-      <w:r>
-        <w:rPr>
-          <w:bCs/>
-        </w:rPr>
-        <w:t>getSize</w:t>
-      </w:r>
-      <w:proofErr w:type="spellEnd"/>
-      <w:r>
-        <w:rPr>
-          <w:bCs/>
-        </w:rPr>
-        <w:t>(</w:t>
-      </w:r>
-      <w:proofErr w:type="gramEnd"/>
-      <w:r>
-        <w:rPr>
-          <w:bCs/>
-        </w:rPr>
-        <w:t>): Returns the requested size of the page.</w:t>
+      <w:r>
+        <w:rPr>
+          <w:bCs/>
+        </w:rPr>
+        <w:t>getSize(): Returns the requested size of the page.</w:t>
       </w:r>
     </w:p>
     <w:p>
@@ -3352,47 +2078,185 @@
           <w:bCs/>
         </w:rPr>
       </w:pPr>
-      <w:proofErr w:type="spellStart"/>
-      <w:proofErr w:type="gramStart"/>
-      <w:r>
-        <w:rPr>
-          <w:bCs/>
-        </w:rPr>
-        <w:t>isFirst</w:t>
-      </w:r>
-      <w:proofErr w:type="spellEnd"/>
-      <w:r>
-        <w:rPr>
-          <w:bCs/>
-        </w:rPr>
-        <w:t>(</w:t>
-      </w:r>
-      <w:proofErr w:type="gramEnd"/>
-      <w:r>
-        <w:rPr>
-          <w:bCs/>
-        </w:rPr>
-        <w:t xml:space="preserve">) / </w:t>
-      </w:r>
-      <w:proofErr w:type="spellStart"/>
-      <w:r>
-        <w:rPr>
-          <w:bCs/>
-        </w:rPr>
-        <w:t>isLast</w:t>
-      </w:r>
-      <w:proofErr w:type="spellEnd"/>
-      <w:r>
-        <w:rPr>
-          <w:bCs/>
-        </w:rPr>
-        <w:t>(): Checks if the cu</w:t>
+      <w:r>
+        <w:rPr>
+          <w:bCs/>
+        </w:rPr>
+        <w:t>isFirst() / isLast(): Checks if the cu</w:t>
       </w:r>
       <w:r>
         <w:rPr>
           <w:bCs/>
         </w:rPr>
         <w:t>rrent page is the first or last.</w:t>
+      </w:r>
+    </w:p>
+    <w:p>
+      <w:pPr>
+        <w:rPr>
+          <w:bCs/>
+        </w:rPr>
+      </w:pPr>
+      <w:r>
+        <w:rPr>
+          <w:bCs/>
+        </w:rPr>
+        <w:t>User.java</w:t>
+      </w:r>
+      <w:r>
+        <w:rPr>
+          <w:bCs/>
+        </w:rPr>
+        <w:br/>
+      </w:r>
+      <w:r>
+        <w:rPr>
+          <w:bCs/>
+        </w:rPr>
+        <w:t>@Data</w:t>
+      </w:r>
+      <w:r>
+        <w:rPr>
+          <w:bCs/>
+        </w:rPr>
+        <w:br/>
+      </w:r>
+      <w:r>
+        <w:rPr>
+          <w:bCs/>
+        </w:rPr>
+        <w:t>@Entity</w:t>
+      </w:r>
+      <w:r>
+        <w:rPr>
+          <w:bCs/>
+        </w:rPr>
+        <w:br/>
+      </w:r>
+      <w:r>
+        <w:rPr>
+          <w:bCs/>
+        </w:rPr>
+        <w:t>@Table(name = "users")</w:t>
+      </w:r>
+      <w:r>
+        <w:rPr>
+          <w:bCs/>
+        </w:rPr>
+        <w:br/>
+      </w:r>
+      <w:r>
+        <w:rPr>
+          <w:bCs/>
+        </w:rPr>
+        <w:t>public class User {</w:t>
+      </w:r>
+      <w:r>
+        <w:rPr>
+          <w:bCs/>
+        </w:rPr>
+        <w:br/>
+        <w:t xml:space="preserve"> </w:t>
+      </w:r>
+      <w:r>
+        <w:rPr>
+          <w:bCs/>
+        </w:rPr>
+        <w:tab/>
+      </w:r>
+      <w:r>
+        <w:rPr>
+          <w:bCs/>
+        </w:rPr>
+        <w:t>@Id</w:t>
+      </w:r>
+      <w:r>
+        <w:rPr>
+          <w:bCs/>
+        </w:rPr>
+        <w:br/>
+        <w:t xml:space="preserve"> </w:t>
+      </w:r>
+      <w:r>
+        <w:rPr>
+          <w:bCs/>
+        </w:rPr>
+        <w:tab/>
+      </w:r>
+      <w:r>
+        <w:rPr>
+          <w:bCs/>
+        </w:rPr>
+        <w:t>@GeneratedValue(strategy = GenerationType.IDENTITY)</w:t>
+      </w:r>
+      <w:r>
+        <w:rPr>
+          <w:bCs/>
+        </w:rPr>
+        <w:br/>
+        <w:t xml:space="preserve"> </w:t>
+      </w:r>
+      <w:r>
+        <w:rPr>
+          <w:bCs/>
+        </w:rPr>
+        <w:tab/>
+      </w:r>
+      <w:r>
+        <w:rPr>
+          <w:bCs/>
+        </w:rPr>
+        <w:t>private Long id;</w:t>
+      </w:r>
+      <w:r>
+        <w:rPr>
+          <w:bCs/>
+        </w:rPr>
+        <w:br/>
+        <w:t xml:space="preserve"> </w:t>
+      </w:r>
+      <w:r>
+        <w:rPr>
+          <w:bCs/>
+        </w:rPr>
+        <w:tab/>
+      </w:r>
+      <w:r>
+        <w:rPr>
+          <w:bCs/>
+        </w:rPr>
+        <w:t>private String name;</w:t>
+      </w:r>
+      <w:r>
+        <w:rPr>
+          <w:bCs/>
+        </w:rPr>
+        <w:br/>
+        <w:t xml:space="preserve"> </w:t>
+      </w:r>
+      <w:r>
+        <w:rPr>
+          <w:bCs/>
+        </w:rPr>
+        <w:tab/>
+      </w:r>
+      <w:r>
+        <w:rPr>
+          <w:bCs/>
+        </w:rPr>
+        <w:t>private String email;</w:t>
+      </w:r>
+      <w:r>
+        <w:rPr>
+          <w:bCs/>
+        </w:rPr>
+        <w:br/>
+      </w:r>
+      <w:r>
+        <w:rPr>
+          <w:bCs/>
+        </w:rPr>
+        <w:t xml:space="preserve"> }</w:t>
       </w:r>
     </w:p>
     <w:p>
@@ -3403,6 +2267,947 @@
           <w:bCs/>
         </w:rPr>
       </w:pPr>
+      <w:r>
+        <w:rPr>
+          <w:bCs/>
+        </w:rPr>
+        <w:t>UserRepository.java</w:t>
+      </w:r>
+      <w:r>
+        <w:rPr>
+          <w:bCs/>
+        </w:rPr>
+        <w:br/>
+      </w:r>
+      <w:r>
+        <w:rPr>
+          <w:bCs/>
+        </w:rPr>
+        <w:t>public interface UserRepository extends JpaRepository&lt;User, Long&gt; {}</w:t>
+      </w:r>
+    </w:p>
+    <w:p>
+      <w:pPr>
+        <w:rPr>
+          <w:bCs/>
+        </w:rPr>
+      </w:pPr>
+      <w:r>
+        <w:rPr>
+          <w:bCs/>
+        </w:rPr>
+        <w:t>UserService.java</w:t>
+      </w:r>
+      <w:r>
+        <w:rPr>
+          <w:bCs/>
+        </w:rPr>
+        <w:br/>
+      </w:r>
+      <w:r>
+        <w:rPr>
+          <w:bCs/>
+        </w:rPr>
+        <w:t>@Service</w:t>
+      </w:r>
+      <w:r>
+        <w:rPr>
+          <w:bCs/>
+        </w:rPr>
+        <w:br/>
+      </w:r>
+      <w:r>
+        <w:rPr>
+          <w:bCs/>
+        </w:rPr>
+        <w:t>public class UserService {</w:t>
+      </w:r>
+      <w:r>
+        <w:rPr>
+          <w:bCs/>
+        </w:rPr>
+        <w:br/>
+        <w:t xml:space="preserve"> </w:t>
+      </w:r>
+      <w:r>
+        <w:rPr>
+          <w:bCs/>
+        </w:rPr>
+        <w:tab/>
+      </w:r>
+      <w:r>
+        <w:rPr>
+          <w:bCs/>
+        </w:rPr>
+        <w:t>@Autowired</w:t>
+      </w:r>
+      <w:r>
+        <w:rPr>
+          <w:bCs/>
+        </w:rPr>
+        <w:br/>
+        <w:t xml:space="preserve"> </w:t>
+      </w:r>
+      <w:r>
+        <w:rPr>
+          <w:bCs/>
+        </w:rPr>
+        <w:tab/>
+      </w:r>
+      <w:r>
+        <w:rPr>
+          <w:bCs/>
+        </w:rPr>
+        <w:t>private UserRepository userRepository;</w:t>
+      </w:r>
+      <w:r>
+        <w:rPr>
+          <w:bCs/>
+        </w:rPr>
+        <w:br/>
+        <w:t xml:space="preserve"> </w:t>
+      </w:r>
+      <w:r>
+        <w:rPr>
+          <w:bCs/>
+        </w:rPr>
+        <w:tab/>
+      </w:r>
+      <w:r>
+        <w:rPr>
+          <w:bCs/>
+        </w:rPr>
+        <w:t>public Page&lt;User&gt; getUsers(int page, int size) {</w:t>
+      </w:r>
+      <w:r>
+        <w:rPr>
+          <w:bCs/>
+        </w:rPr>
+        <w:br/>
+        <w:t xml:space="preserve"> </w:t>
+      </w:r>
+      <w:r>
+        <w:rPr>
+          <w:bCs/>
+        </w:rPr>
+        <w:tab/>
+      </w:r>
+      <w:r>
+        <w:rPr>
+          <w:bCs/>
+        </w:rPr>
+        <w:t>Pageable pageable = PageRequest.of(page, size);</w:t>
+      </w:r>
+      <w:r>
+        <w:rPr>
+          <w:bCs/>
+        </w:rPr>
+        <w:br/>
+        <w:t xml:space="preserve"> </w:t>
+      </w:r>
+      <w:r>
+        <w:rPr>
+          <w:bCs/>
+        </w:rPr>
+        <w:tab/>
+      </w:r>
+      <w:r>
+        <w:rPr>
+          <w:bCs/>
+        </w:rPr>
+        <w:t>return userRepository.findAll(pageable);</w:t>
+      </w:r>
+      <w:r>
+        <w:rPr>
+          <w:bCs/>
+        </w:rPr>
+        <w:br/>
+      </w:r>
+      <w:r>
+        <w:rPr>
+          <w:bCs/>
+        </w:rPr>
+        <w:t>}}</w:t>
+      </w:r>
+    </w:p>
+    <w:p>
+      <w:pPr>
+        <w:rPr>
+          <w:bCs/>
+        </w:rPr>
+      </w:pPr>
+      <w:r>
+        <w:rPr>
+          <w:bCs/>
+        </w:rPr>
+        <w:lastRenderedPageBreak/>
+        <w:t>@RestController</w:t>
+      </w:r>
+      <w:r>
+        <w:rPr>
+          <w:bCs/>
+        </w:rPr>
+        <w:br/>
+      </w:r>
+      <w:r>
+        <w:rPr>
+          <w:bCs/>
+        </w:rPr>
+        <w:t>@RequestMapping("/api/users")</w:t>
+      </w:r>
+      <w:r>
+        <w:rPr>
+          <w:bCs/>
+        </w:rPr>
+        <w:br/>
+      </w:r>
+      <w:r>
+        <w:rPr>
+          <w:bCs/>
+        </w:rPr>
+        <w:t>public class UserController {</w:t>
+      </w:r>
+      <w:r>
+        <w:rPr>
+          <w:bCs/>
+        </w:rPr>
+        <w:br/>
+        <w:t xml:space="preserve"> </w:t>
+      </w:r>
+      <w:r>
+        <w:rPr>
+          <w:bCs/>
+        </w:rPr>
+        <w:tab/>
+      </w:r>
+      <w:r>
+        <w:rPr>
+          <w:bCs/>
+        </w:rPr>
+        <w:t>@Autowired</w:t>
+      </w:r>
+      <w:r>
+        <w:rPr>
+          <w:bCs/>
+        </w:rPr>
+        <w:br/>
+        <w:t xml:space="preserve"> </w:t>
+      </w:r>
+      <w:r>
+        <w:rPr>
+          <w:bCs/>
+        </w:rPr>
+        <w:tab/>
+      </w:r>
+      <w:r>
+        <w:rPr>
+          <w:bCs/>
+        </w:rPr>
+        <w:t>private UserService userService;</w:t>
+      </w:r>
+    </w:p>
+    <w:p>
+      <w:pPr>
+        <w:rPr>
+          <w:bCs/>
+        </w:rPr>
+      </w:pPr>
+      <w:r>
+        <w:rPr>
+          <w:bCs/>
+        </w:rPr>
+        <w:t xml:space="preserve">    // Example: /api/users?page=0&amp;size=20</w:t>
+      </w:r>
+    </w:p>
+    <w:p>
+      <w:pPr>
+        <w:ind w:firstLine="720"/>
+        <w:rPr>
+          <w:bCs/>
+        </w:rPr>
+      </w:pPr>
+      <w:r>
+        <w:rPr>
+          <w:bCs/>
+        </w:rPr>
+        <w:t>@GetMapping</w:t>
+      </w:r>
+      <w:r>
+        <w:rPr>
+          <w:bCs/>
+        </w:rPr>
+        <w:br/>
+        <w:t xml:space="preserve"> </w:t>
+      </w:r>
+      <w:r>
+        <w:rPr>
+          <w:bCs/>
+        </w:rPr>
+        <w:tab/>
+      </w:r>
+      <w:r>
+        <w:rPr>
+          <w:bCs/>
+        </w:rPr>
+        <w:t>public Page&lt;User&gt; getUsers(</w:t>
+      </w:r>
+      <w:r>
+        <w:rPr>
+          <w:bCs/>
+        </w:rPr>
+        <w:t xml:space="preserve"> </w:t>
+      </w:r>
+      <w:r>
+        <w:rPr>
+          <w:bCs/>
+        </w:rPr>
+        <w:t>@RequestParam(defaultValue = "0") int page,</w:t>
+      </w:r>
+      <w:r>
+        <w:rPr>
+          <w:bCs/>
+        </w:rPr>
+        <w:t xml:space="preserve"> </w:t>
+      </w:r>
+      <w:r>
+        <w:rPr>
+          <w:bCs/>
+        </w:rPr>
+        <w:t>@RequestParam(defaultValue = "10") int size) {</w:t>
+      </w:r>
+      <w:r>
+        <w:rPr>
+          <w:bCs/>
+        </w:rPr>
+        <w:br/>
+        <w:t xml:space="preserve"> </w:t>
+      </w:r>
+      <w:r>
+        <w:rPr>
+          <w:bCs/>
+        </w:rPr>
+        <w:tab/>
+      </w:r>
+      <w:r>
+        <w:rPr>
+          <w:bCs/>
+        </w:rPr>
+        <w:t>return userService.getUsers(page, size);</w:t>
+      </w:r>
+      <w:r>
+        <w:rPr>
+          <w:bCs/>
+        </w:rPr>
+        <w:br/>
+        <w:t xml:space="preserve"> </w:t>
+      </w:r>
+      <w:r>
+        <w:rPr>
+          <w:bCs/>
+        </w:rPr>
+        <w:tab/>
+      </w:r>
+      <w:r>
+        <w:rPr>
+          <w:bCs/>
+        </w:rPr>
+        <w:t>}</w:t>
+      </w:r>
+      <w:r>
+        <w:rPr>
+          <w:bCs/>
+        </w:rPr>
+        <w:br/>
+      </w:r>
+      <w:r>
+        <w:rPr>
+          <w:bCs/>
+        </w:rPr>
+        <w:t>}</w:t>
+      </w:r>
+    </w:p>
+    <w:p>
+      <w:pPr>
+        <w:rPr>
+          <w:bCs/>
+        </w:rPr>
+      </w:pPr>
+      <w:r>
+        <w:rPr>
+          <w:bCs/>
+        </w:rPr>
+        <w:t>Sample Output:</w:t>
+      </w:r>
+      <w:r>
+        <w:rPr>
+          <w:bCs/>
+        </w:rPr>
+        <w:br/>
+      </w:r>
+      <w:r>
+        <w:rPr>
+          <w:bCs/>
+        </w:rPr>
+        <w:t>{</w:t>
+      </w:r>
+      <w:r>
+        <w:rPr>
+          <w:bCs/>
+        </w:rPr>
+        <w:br/>
+        <w:t xml:space="preserve"> </w:t>
+      </w:r>
+      <w:r>
+        <w:rPr>
+          <w:bCs/>
+        </w:rPr>
+        <w:tab/>
+      </w:r>
+      <w:r>
+        <w:rPr>
+          <w:bCs/>
+        </w:rPr>
+        <w:t>"content": [</w:t>
+      </w:r>
+      <w:r>
+        <w:rPr>
+          <w:bCs/>
+        </w:rPr>
+        <w:br/>
+        <w:t xml:space="preserve"> </w:t>
+      </w:r>
+      <w:r>
+        <w:rPr>
+          <w:bCs/>
+        </w:rPr>
+        <w:tab/>
+      </w:r>
+      <w:r>
+        <w:rPr>
+          <w:bCs/>
+        </w:rPr>
+        <w:tab/>
+      </w:r>
+      <w:r>
+        <w:rPr>
+          <w:bCs/>
+        </w:rPr>
+        <w:t>{ "id": 21, "name": "User1" },</w:t>
+      </w:r>
+      <w:r>
+        <w:rPr>
+          <w:bCs/>
+        </w:rPr>
+        <w:br/>
+        <w:t xml:space="preserve"> </w:t>
+      </w:r>
+      <w:r>
+        <w:rPr>
+          <w:bCs/>
+        </w:rPr>
+        <w:tab/>
+      </w:r>
+      <w:r>
+        <w:rPr>
+          <w:bCs/>
+        </w:rPr>
+        <w:tab/>
+      </w:r>
+      <w:r>
+        <w:rPr>
+          <w:bCs/>
+        </w:rPr>
+        <w:t>{ "id": 22, "name": "User2" }</w:t>
+      </w:r>
+      <w:r>
+        <w:rPr>
+          <w:bCs/>
+        </w:rPr>
+        <w:br/>
+        <w:t xml:space="preserve"> </w:t>
+      </w:r>
+      <w:r>
+        <w:rPr>
+          <w:bCs/>
+        </w:rPr>
+        <w:tab/>
+      </w:r>
+      <w:r>
+        <w:rPr>
+          <w:bCs/>
+        </w:rPr>
+        <w:t>],</w:t>
+      </w:r>
+      <w:r>
+        <w:rPr>
+          <w:bCs/>
+        </w:rPr>
+        <w:br/>
+        <w:t xml:space="preserve"> </w:t>
+      </w:r>
+      <w:r>
+        <w:rPr>
+          <w:bCs/>
+        </w:rPr>
+        <w:tab/>
+      </w:r>
+      <w:r>
+        <w:rPr>
+          <w:bCs/>
+        </w:rPr>
+        <w:t>"pageable": {</w:t>
+      </w:r>
+      <w:r>
+        <w:rPr>
+          <w:bCs/>
+        </w:rPr>
+        <w:br/>
+        <w:t xml:space="preserve"> </w:t>
+      </w:r>
+      <w:r>
+        <w:rPr>
+          <w:bCs/>
+        </w:rPr>
+        <w:tab/>
+      </w:r>
+      <w:r>
+        <w:rPr>
+          <w:bCs/>
+        </w:rPr>
+        <w:tab/>
+      </w:r>
+      <w:r>
+        <w:rPr>
+          <w:bCs/>
+        </w:rPr>
+        <w:t>"sort": {</w:t>
+      </w:r>
+      <w:r>
+        <w:rPr>
+          <w:bCs/>
+        </w:rPr>
+        <w:br/>
+        <w:t xml:space="preserve"> </w:t>
+      </w:r>
+      <w:r>
+        <w:rPr>
+          <w:bCs/>
+        </w:rPr>
+        <w:tab/>
+      </w:r>
+      <w:r>
+        <w:rPr>
+          <w:bCs/>
+        </w:rPr>
+        <w:tab/>
+      </w:r>
+      <w:r>
+        <w:rPr>
+          <w:bCs/>
+        </w:rPr>
+        <w:tab/>
+      </w:r>
+      <w:r>
+        <w:rPr>
+          <w:bCs/>
+        </w:rPr>
+        <w:t>"empty": true,</w:t>
+      </w:r>
+      <w:r>
+        <w:rPr>
+          <w:bCs/>
+        </w:rPr>
+        <w:br/>
+        <w:t xml:space="preserve"> </w:t>
+      </w:r>
+      <w:r>
+        <w:rPr>
+          <w:bCs/>
+        </w:rPr>
+        <w:tab/>
+      </w:r>
+      <w:r>
+        <w:rPr>
+          <w:bCs/>
+        </w:rPr>
+        <w:tab/>
+      </w:r>
+      <w:r>
+        <w:rPr>
+          <w:bCs/>
+        </w:rPr>
+        <w:tab/>
+      </w:r>
+      <w:r>
+        <w:rPr>
+          <w:bCs/>
+        </w:rPr>
+        <w:t>"sorted": false,</w:t>
+      </w:r>
+      <w:r>
+        <w:rPr>
+          <w:bCs/>
+        </w:rPr>
+        <w:br/>
+        <w:t xml:space="preserve"> </w:t>
+      </w:r>
+      <w:r>
+        <w:rPr>
+          <w:bCs/>
+        </w:rPr>
+        <w:tab/>
+      </w:r>
+      <w:r>
+        <w:rPr>
+          <w:bCs/>
+        </w:rPr>
+        <w:tab/>
+      </w:r>
+      <w:r>
+        <w:rPr>
+          <w:bCs/>
+        </w:rPr>
+        <w:tab/>
+      </w:r>
+      <w:r>
+        <w:rPr>
+          <w:bCs/>
+        </w:rPr>
+        <w:t>"unsorted": true</w:t>
+      </w:r>
+      <w:r>
+        <w:rPr>
+          <w:bCs/>
+        </w:rPr>
+        <w:br/>
+        <w:t xml:space="preserve"> </w:t>
+      </w:r>
+      <w:r>
+        <w:rPr>
+          <w:bCs/>
+        </w:rPr>
+        <w:tab/>
+      </w:r>
+      <w:r>
+        <w:rPr>
+          <w:bCs/>
+        </w:rPr>
+        <w:tab/>
+      </w:r>
+      <w:r>
+        <w:rPr>
+          <w:bCs/>
+        </w:rPr>
+        <w:t>},</w:t>
+      </w:r>
+      <w:r>
+        <w:rPr>
+          <w:bCs/>
+        </w:rPr>
+        <w:br/>
+        <w:t xml:space="preserve"> </w:t>
+      </w:r>
+      <w:r>
+        <w:rPr>
+          <w:bCs/>
+        </w:rPr>
+        <w:tab/>
+      </w:r>
+      <w:r>
+        <w:rPr>
+          <w:bCs/>
+        </w:rPr>
+        <w:tab/>
+      </w:r>
+      <w:r>
+        <w:rPr>
+          <w:bCs/>
+        </w:rPr>
+        <w:t>"offset": 20,</w:t>
+      </w:r>
+      <w:r>
+        <w:rPr>
+          <w:bCs/>
+        </w:rPr>
+        <w:br/>
+        <w:t xml:space="preserve"> </w:t>
+      </w:r>
+      <w:r>
+        <w:rPr>
+          <w:bCs/>
+        </w:rPr>
+        <w:tab/>
+      </w:r>
+      <w:r>
+        <w:rPr>
+          <w:bCs/>
+        </w:rPr>
+        <w:tab/>
+      </w:r>
+      <w:r>
+        <w:rPr>
+          <w:bCs/>
+        </w:rPr>
+        <w:t>"pageNumber": 2,</w:t>
+      </w:r>
+      <w:r>
+        <w:rPr>
+          <w:bCs/>
+        </w:rPr>
+        <w:br/>
+        <w:t xml:space="preserve"> </w:t>
+      </w:r>
+      <w:r>
+        <w:rPr>
+          <w:bCs/>
+        </w:rPr>
+        <w:tab/>
+      </w:r>
+      <w:r>
+        <w:rPr>
+          <w:bCs/>
+        </w:rPr>
+        <w:tab/>
+      </w:r>
+      <w:r>
+        <w:rPr>
+          <w:bCs/>
+        </w:rPr>
+        <w:t>"pageSize": 10,</w:t>
+      </w:r>
+      <w:r>
+        <w:rPr>
+          <w:bCs/>
+        </w:rPr>
+        <w:br/>
+        <w:t xml:space="preserve"> </w:t>
+      </w:r>
+      <w:r>
+        <w:rPr>
+          <w:bCs/>
+        </w:rPr>
+        <w:tab/>
+      </w:r>
+      <w:r>
+        <w:rPr>
+          <w:bCs/>
+        </w:rPr>
+        <w:tab/>
+      </w:r>
+      <w:r>
+        <w:rPr>
+          <w:bCs/>
+        </w:rPr>
+        <w:t>"paged": true,</w:t>
+      </w:r>
+      <w:r>
+        <w:rPr>
+          <w:bCs/>
+        </w:rPr>
+        <w:br/>
+        <w:t xml:space="preserve"> </w:t>
+      </w:r>
+      <w:r>
+        <w:rPr>
+          <w:bCs/>
+        </w:rPr>
+        <w:tab/>
+      </w:r>
+      <w:r>
+        <w:rPr>
+          <w:bCs/>
+        </w:rPr>
+        <w:tab/>
+      </w:r>
+      <w:r>
+        <w:rPr>
+          <w:bCs/>
+        </w:rPr>
+        <w:t>"unpaged": false</w:t>
+      </w:r>
+      <w:r>
+        <w:rPr>
+          <w:bCs/>
+        </w:rPr>
+        <w:br/>
+        <w:t xml:space="preserve"> </w:t>
+      </w:r>
+      <w:r>
+        <w:rPr>
+          <w:bCs/>
+        </w:rPr>
+        <w:tab/>
+      </w:r>
+      <w:r>
+        <w:rPr>
+          <w:bCs/>
+        </w:rPr>
+        <w:t>},</w:t>
+      </w:r>
+      <w:r>
+        <w:rPr>
+          <w:bCs/>
+        </w:rPr>
+        <w:br/>
+        <w:t xml:space="preserve">  </w:t>
+      </w:r>
+      <w:r>
+        <w:rPr>
+          <w:bCs/>
+        </w:rPr>
+        <w:tab/>
+      </w:r>
+      <w:r>
+        <w:rPr>
+          <w:bCs/>
+        </w:rPr>
+        <w:t>"totalPages": 50,</w:t>
+      </w:r>
+      <w:r>
+        <w:rPr>
+          <w:bCs/>
+        </w:rPr>
+        <w:br/>
+        <w:t xml:space="preserve"> </w:t>
+      </w:r>
+      <w:r>
+        <w:rPr>
+          <w:bCs/>
+        </w:rPr>
+        <w:tab/>
+      </w:r>
+      <w:r>
+        <w:rPr>
+          <w:bCs/>
+        </w:rPr>
+        <w:t>"totalElements": 500,</w:t>
+      </w:r>
+      <w:r>
+        <w:rPr>
+          <w:bCs/>
+        </w:rPr>
+        <w:br/>
+        <w:t xml:space="preserve"> </w:t>
+      </w:r>
+      <w:r>
+        <w:rPr>
+          <w:bCs/>
+        </w:rPr>
+        <w:tab/>
+      </w:r>
+      <w:r>
+        <w:rPr>
+          <w:bCs/>
+        </w:rPr>
+        <w:t>"last": false,</w:t>
+      </w:r>
+      <w:r>
+        <w:rPr>
+          <w:bCs/>
+        </w:rPr>
+        <w:br/>
+        <w:t xml:space="preserve"> </w:t>
+      </w:r>
+      <w:r>
+        <w:rPr>
+          <w:bCs/>
+        </w:rPr>
+        <w:tab/>
+      </w:r>
+      <w:r>
+        <w:rPr>
+          <w:bCs/>
+        </w:rPr>
+        <w:t>"first": false,</w:t>
+      </w:r>
+      <w:r>
+        <w:rPr>
+          <w:bCs/>
+        </w:rPr>
+        <w:br/>
+        <w:t xml:space="preserve"> </w:t>
+      </w:r>
+      <w:r>
+        <w:rPr>
+          <w:bCs/>
+        </w:rPr>
+        <w:tab/>
+      </w:r>
+      <w:r>
+        <w:rPr>
+          <w:bCs/>
+        </w:rPr>
+        <w:t>"number": 2,</w:t>
+      </w:r>
+      <w:r>
+        <w:rPr>
+          <w:bCs/>
+        </w:rPr>
+        <w:br/>
+        <w:t xml:space="preserve"> </w:t>
+      </w:r>
+      <w:r>
+        <w:rPr>
+          <w:bCs/>
+        </w:rPr>
+        <w:tab/>
+      </w:r>
+      <w:r>
+        <w:rPr>
+          <w:bCs/>
+        </w:rPr>
+        <w:t>"size": 10,</w:t>
+      </w:r>
+      <w:r>
+        <w:rPr>
+          <w:bCs/>
+        </w:rPr>
+        <w:br/>
+        <w:t xml:space="preserve"> </w:t>
+      </w:r>
+      <w:r>
+        <w:rPr>
+          <w:bCs/>
+        </w:rPr>
+        <w:tab/>
+      </w:r>
+      <w:r>
+        <w:rPr>
+          <w:bCs/>
+        </w:rPr>
+        <w:t>"numberOfElements": 2,</w:t>
+      </w:r>
+      <w:r>
+        <w:rPr>
+          <w:bCs/>
+        </w:rPr>
+        <w:br/>
+        <w:t xml:space="preserve"> </w:t>
+      </w:r>
+      <w:r>
+        <w:rPr>
+          <w:bCs/>
+        </w:rPr>
+        <w:tab/>
+      </w:r>
+      <w:r>
+        <w:rPr>
+          <w:bCs/>
+        </w:rPr>
+        <w:t>"empty": false</w:t>
+      </w:r>
+      <w:r>
+        <w:rPr>
+          <w:bCs/>
+        </w:rPr>
+        <w:br/>
+      </w:r>
+      <w:r>
+        <w:rPr>
+          <w:bCs/>
+        </w:rPr>
+        <w:t>}</w:t>
+      </w:r>
     </w:p>
     <w:p>
       <w:pPr>
@@ -3416,6 +3221,7 @@
         <w:rPr>
           <w:b/>
         </w:rPr>
+        <w:lastRenderedPageBreak/>
         <w:t>Note:</w:t>
       </w:r>
     </w:p>
@@ -3441,110 +3247,32 @@
         <w:rPr>
           <w:bCs/>
         </w:rPr>
-        <w:t xml:space="preserve">When we extend </w:t>
-      </w:r>
-      <w:proofErr w:type="spellStart"/>
-      <w:r>
-        <w:rPr>
-          <w:bCs/>
-        </w:rPr>
-        <w:t>JpaRepository</w:t>
-      </w:r>
-      <w:proofErr w:type="spellEnd"/>
-      <w:r>
-        <w:rPr>
-          <w:bCs/>
-        </w:rPr>
-        <w:t xml:space="preserve">, </w:t>
-      </w:r>
-      <w:proofErr w:type="gramStart"/>
-      <w:r>
-        <w:rPr>
-          <w:bCs/>
-        </w:rPr>
-        <w:t>Spring</w:t>
-      </w:r>
-      <w:proofErr w:type="gramEnd"/>
-      <w:r>
-        <w:rPr>
-          <w:bCs/>
-        </w:rPr>
-        <w:t xml:space="preserve"> inspects the method name we write and dynamically creates the required query by matching it with the field names of the Entity.</w:t>
-      </w:r>
-    </w:p>
-    <w:p>
-      <w:pPr>
-        <w:rPr>
-          <w:bCs/>
-        </w:rPr>
-      </w:pPr>
-      <w:r>
-        <w:rPr>
-          <w:bCs/>
-        </w:rPr>
-        <w:t xml:space="preserve">For example, if my entity has fields </w:t>
-      </w:r>
-      <w:proofErr w:type="spellStart"/>
-      <w:r>
-        <w:rPr>
-          <w:bCs/>
-        </w:rPr>
-        <w:t>firstName</w:t>
-      </w:r>
-      <w:proofErr w:type="spellEnd"/>
-      <w:r>
-        <w:rPr>
-          <w:bCs/>
-        </w:rPr>
-        <w:t xml:space="preserve"> and status, and I define a method like</w:t>
-      </w:r>
-      <w:proofErr w:type="gramStart"/>
-      <w:r>
-        <w:rPr>
-          <w:bCs/>
-        </w:rPr>
-        <w:t>:</w:t>
-      </w:r>
-      <w:proofErr w:type="gramEnd"/>
-      <w:r>
-        <w:rPr>
-          <w:bCs/>
-        </w:rPr>
-        <w:br/>
-      </w:r>
-      <w:r>
-        <w:rPr>
-          <w:bCs/>
-        </w:rPr>
-        <w:t xml:space="preserve">List&lt;User&gt; </w:t>
-      </w:r>
-      <w:proofErr w:type="spellStart"/>
-      <w:r>
-        <w:rPr>
-          <w:bCs/>
-        </w:rPr>
-        <w:t>findByFirstNameAndStatus</w:t>
-      </w:r>
-      <w:proofErr w:type="spellEnd"/>
-      <w:r>
-        <w:rPr>
-          <w:bCs/>
-        </w:rPr>
-        <w:t xml:space="preserve">(String </w:t>
-      </w:r>
-      <w:proofErr w:type="spellStart"/>
-      <w:r>
-        <w:rPr>
-          <w:bCs/>
-        </w:rPr>
-        <w:t>firstName</w:t>
-      </w:r>
-      <w:proofErr w:type="spellEnd"/>
-      <w:r>
-        <w:rPr>
-          <w:bCs/>
-        </w:rPr>
-        <w:t>, String status);</w:t>
+        <w:t>When we extend JpaRepository, Spring inspects the method name we write and dynamically creates the required query by matching it with the field names of the Entity.</w:t>
+      </w:r>
+    </w:p>
+    <w:p>
+      <w:pPr>
+        <w:rPr>
+          <w:bCs/>
+        </w:rPr>
+      </w:pPr>
+      <w:r>
+        <w:rPr>
+          <w:bCs/>
+        </w:rPr>
+        <w:t>For example, if my entity has fields firstName and status, and I define a method like:</w:t>
+      </w:r>
+      <w:r>
+        <w:rPr>
+          <w:bCs/>
+        </w:rPr>
+        <w:br/>
+      </w:r>
+      <w:r>
+        <w:rPr>
+          <w:bCs/>
+        </w:rPr>
+        <w:t>List&lt;User&gt; findByFirstNameAndStatus(String firstName, String status);</w:t>
       </w:r>
       <w:r>
         <w:rPr>
@@ -3564,39 +3292,23 @@
         </w:rPr>
         <w:br/>
       </w:r>
-      <w:proofErr w:type="spellStart"/>
-      <w:r>
-        <w:rPr>
-          <w:bCs/>
-        </w:rPr>
-        <w:t>findBy</w:t>
-      </w:r>
-      <w:proofErr w:type="spellEnd"/>
-      <w:r>
-        <w:rPr>
-          <w:bCs/>
-        </w:rPr>
-        <w:t xml:space="preserve"> → start a select query</w:t>
-      </w:r>
-      <w:r>
-        <w:rPr>
-          <w:bCs/>
-        </w:rPr>
-        <w:br/>
-      </w:r>
-      <w:proofErr w:type="spellStart"/>
-      <w:r>
-        <w:rPr>
-          <w:bCs/>
-        </w:rPr>
-        <w:t>FirstNameAndStatus</w:t>
-      </w:r>
-      <w:proofErr w:type="spellEnd"/>
-      <w:r>
-        <w:rPr>
-          <w:bCs/>
-        </w:rPr>
-        <w:t xml:space="preserve"> → match those with entity attributes</w:t>
+      <w:r>
+        <w:rPr>
+          <w:bCs/>
+        </w:rPr>
+        <w:t>findBy → start a select query</w:t>
+      </w:r>
+      <w:r>
+        <w:rPr>
+          <w:bCs/>
+        </w:rPr>
+        <w:br/>
+      </w:r>
+      <w:r>
+        <w:rPr>
+          <w:bCs/>
+        </w:rPr>
+        <w:t>FirstNameAndStatus → match those with entity attributes</w:t>
       </w:r>
       <w:r>
         <w:rPr>
@@ -3620,35 +3332,7 @@
         <w:rPr>
           <w:bCs/>
         </w:rPr>
-        <w:t xml:space="preserve">SELECT * FROM users WHERE </w:t>
-      </w:r>
-      <w:proofErr w:type="spellStart"/>
-      <w:r>
-        <w:rPr>
-          <w:bCs/>
-        </w:rPr>
-        <w:t>first_name</w:t>
-      </w:r>
-      <w:proofErr w:type="spellEnd"/>
-      <w:r>
-        <w:rPr>
-          <w:bCs/>
-        </w:rPr>
-        <w:t xml:space="preserve"> = ? AND status </w:t>
-      </w:r>
-      <w:proofErr w:type="gramStart"/>
-      <w:r>
-        <w:rPr>
-          <w:bCs/>
-        </w:rPr>
-        <w:t>= ?</w:t>
-      </w:r>
-      <w:proofErr w:type="gramEnd"/>
-      <w:r>
-        <w:rPr>
-          <w:bCs/>
-        </w:rPr>
-        <w:t>;</w:t>
+        <w:t>SELECT * FROM users WHERE first_name = ? AND status = ?;</w:t>
       </w:r>
       <w:r>
         <w:rPr>
@@ -3695,7 +3379,30 @@
           <w:bCs/>
         </w:rPr>
       </w:pPr>
-      <w:proofErr w:type="gramStart"/>
+    </w:p>
+    <w:p>
+      <w:pPr>
+        <w:rPr>
+          <w:b/>
+          <w:bCs/>
+        </w:rPr>
+      </w:pPr>
+      <w:r>
+        <w:rPr>
+          <w:b/>
+          <w:bCs/>
+        </w:rPr>
+        <w:br w:type="page"/>
+      </w:r>
+    </w:p>
+    <w:p>
+      <w:pPr>
+        <w:jc w:val="center"/>
+        <w:rPr>
+          <w:b/>
+          <w:bCs/>
+        </w:rPr>
+      </w:pPr>
       <w:r>
         <w:rPr>
           <w:b/>
@@ -3718,14 +3425,25 @@
         </w:rPr>
         <w:t>.</w:t>
       </w:r>
-      <w:proofErr w:type="gramEnd"/>
     </w:p>
     <w:p>
       <w:r>
         <w:t>T</w:t>
       </w:r>
       <w:r>
-        <w:t>ransaction is a logical unit of work that consists of one or more database operations (such as inserts, updates, or deletes) that are executed as a single, indivisible unit. Transactions are used to ensure the consistency, integrity, and reliability of the data in the database.</w:t>
+        <w:t>ransaction is a logical unit of work that consists of one or more database operations (such as inserts, updates, or deletes)</w:t>
+      </w:r>
+      <w:r>
+        <w:t>.</w:t>
+      </w:r>
+      <w:r>
+        <w:t xml:space="preserve"> Transactions ensure</w:t>
+      </w:r>
+      <w:r>
+        <w:t>s</w:t>
+      </w:r>
+      <w:r>
+        <w:t xml:space="preserve"> the consistency, integrity, and reliability of the data in the database.</w:t>
       </w:r>
       <w:r>
         <w:t xml:space="preserve"> </w:t>
@@ -3801,6 +3519,32 @@
           <w:b/>
           <w:bCs/>
         </w:rPr>
+        <w:t>How can we do Transaction Management.</w:t>
+      </w:r>
+    </w:p>
+    <w:p>
+      <w:r>
+        <w:t>The best way to do transaction management is by using @Transaction</w:t>
+      </w:r>
+      <w:r>
+        <w:t>al</w:t>
+      </w:r>
+      <w:r>
+        <w:t xml:space="preserve"> annotation.</w:t>
+      </w:r>
+    </w:p>
+    <w:p>
+      <w:pPr>
+        <w:rPr>
+          <w:b/>
+          <w:bCs/>
+        </w:rPr>
+      </w:pPr>
+      <w:r>
+        <w:rPr>
+          <w:b/>
+          <w:bCs/>
+        </w:rPr>
         <w:t>What does @ Transactional do?</w:t>
       </w:r>
     </w:p>
@@ -3814,15 +3558,7 @@
       </w:r>
       <w:r>
         <w:br/>
-        <w:t>@</w:t>
-      </w:r>
-      <w:proofErr w:type="spellStart"/>
-      <w:r>
-        <w:t>EnableTransactionManagement</w:t>
-      </w:r>
-      <w:proofErr w:type="spellEnd"/>
-      <w:r>
-        <w:t xml:space="preserve"> should be used over main class.</w:t>
+        <w:t>@EnableTransactionManagement should be used over main class.</w:t>
       </w:r>
     </w:p>
     <w:p>
@@ -3847,49 +3583,17 @@
     </w:p>
     <w:p>
       <w:r>
-        <w:t xml:space="preserve">Internal working of @Transactional relies on </w:t>
-      </w:r>
-      <w:proofErr w:type="gramStart"/>
-      <w:r>
-        <w:t>Spring's</w:t>
-      </w:r>
-      <w:proofErr w:type="gramEnd"/>
-      <w:r>
-        <w:t xml:space="preserve"> Aspect-Oriented Programming using proxy creation.</w:t>
-      </w:r>
-    </w:p>
-    <w:p>
-      <w:r>
-        <w:t xml:space="preserve">Proxy Creation: When Spring detects a class or method annotated with @Transactional, it creates a Proxy object that wraps the original service </w:t>
-      </w:r>
-      <w:proofErr w:type="gramStart"/>
-      <w:r>
-        <w:t>bean(</w:t>
-      </w:r>
-      <w:proofErr w:type="gramEnd"/>
-      <w:r>
-        <w:t>our method or class that is annotated with @Transactional).</w:t>
-      </w:r>
-    </w:p>
-    <w:p>
-      <w:r>
-        <w:t xml:space="preserve">Spring uses either CGLIB or JDK Dynamic Proxies to create this wrapper. If our class implements an interface, </w:t>
-      </w:r>
-      <w:proofErr w:type="gramStart"/>
-      <w:r>
-        <w:t>Spring</w:t>
-      </w:r>
-      <w:proofErr w:type="gramEnd"/>
-      <w:r>
-        <w:t xml:space="preserve"> uses JDK Dynamic Proxy. If not, </w:t>
-      </w:r>
-      <w:proofErr w:type="gramStart"/>
-      <w:r>
-        <w:t>Spring</w:t>
-      </w:r>
-      <w:proofErr w:type="gramEnd"/>
-      <w:r>
-        <w:t xml:space="preserve"> uses CGLIB Proxy</w:t>
+        <w:t>Internal working of @Transactional relies on Spring's Aspect-Oriented Programming using proxy creation.</w:t>
+      </w:r>
+    </w:p>
+    <w:p>
+      <w:r>
+        <w:t>Proxy Creation: When Spring detects a class or method annotated with @Transactional, it creates a Proxy object that wraps the original service bean(our method or class that is annotated with @Transactional).</w:t>
+      </w:r>
+    </w:p>
+    <w:p>
+      <w:r>
+        <w:t>Spring uses either CGLIB or JDK Dynamic Proxies to create this wrapper. If our class implements an interface, Spring uses JDK Dynamic Proxy. If not, Spring uses CGLIB Proxy</w:t>
       </w:r>
     </w:p>
     <w:p>
@@ -3899,113 +3603,27 @@
     </w:p>
     <w:p>
       <w:r>
-        <w:t xml:space="preserve">The proxy contains an Interceptor (known as a </w:t>
-      </w:r>
-      <w:proofErr w:type="spellStart"/>
-      <w:r>
-        <w:t>TransactionInterceptor</w:t>
-      </w:r>
-      <w:proofErr w:type="spellEnd"/>
-      <w:r>
-        <w:t xml:space="preserve"> </w:t>
-      </w:r>
-      <w:proofErr w:type="spellStart"/>
-      <w:r>
-        <w:t>a.k.a</w:t>
-      </w:r>
-      <w:proofErr w:type="spellEnd"/>
-      <w:r>
-        <w:t xml:space="preserve"> advice) which is responsible for adding transactional logic before and after the execution of the actual business method.</w:t>
-      </w:r>
-    </w:p>
-    <w:p/>
+        <w:t>The proxy contains an Interceptor (known as a TransactionInterceptor a.k.a advice) which is responsible for adding transactional logic before and after the execution of the actual business method.</w:t>
+      </w:r>
+    </w:p>
     <w:p>
       <w:r>
         <w:lastRenderedPageBreak/>
-        <w:t xml:space="preserve">The Transaction internally uses </w:t>
-      </w:r>
-      <w:proofErr w:type="spellStart"/>
-      <w:r>
-        <w:t>PlatformTransactionManager</w:t>
-      </w:r>
-      <w:proofErr w:type="spellEnd"/>
-      <w:r>
-        <w:t xml:space="preserve"> (PTM). The PTM is a core </w:t>
-      </w:r>
-      <w:proofErr w:type="gramStart"/>
-      <w:r>
-        <w:t>Spring</w:t>
-      </w:r>
-      <w:proofErr w:type="gramEnd"/>
-      <w:r>
-        <w:t xml:space="preserve"> interface that provides a consistent way to handle transactions, abstracting away the underlying technology.</w:t>
-      </w:r>
-    </w:p>
-    <w:p>
-      <w:r>
-        <w:t xml:space="preserve">We should configure a specific implementation of PTM based on your data source. For Example we should configure </w:t>
-      </w:r>
-      <w:proofErr w:type="spellStart"/>
-      <w:r>
-        <w:t>JpaTransactionManager</w:t>
-      </w:r>
-      <w:proofErr w:type="spellEnd"/>
-      <w:r>
-        <w:t xml:space="preserve"> (or </w:t>
-      </w:r>
-      <w:proofErr w:type="spellStart"/>
-      <w:r>
-        <w:t>HibernateTransactionManager</w:t>
-      </w:r>
-      <w:proofErr w:type="spellEnd"/>
-      <w:r>
-        <w:t>) if we are using ORMs like JPA/Hibernate.</w:t>
-      </w:r>
-      <w:r>
-        <w:t xml:space="preserve">  The PTM is responsible for: Acquiring the appropriate resource (e.g., a Connection from the </w:t>
-      </w:r>
-      <w:proofErr w:type="spellStart"/>
-      <w:r>
-        <w:t>DataSource</w:t>
-      </w:r>
-      <w:proofErr w:type="spellEnd"/>
-      <w:r>
-        <w:t xml:space="preserve">) </w:t>
+        <w:t>The Transaction internally uses PlatformTransactionManager (PTM). The PTM is a core Spring interface that provides a consistent way to handle transactions, abstracting away the underlying technology.</w:t>
+      </w:r>
+    </w:p>
+    <w:p>
+      <w:r>
+        <w:t>We should configure a specific implementation of PTM based on your data source. For Example we should configure JpaTransactionManager (or HibernateTransactionManager) if we are using ORMs like JPA/Hibernate.</w:t>
+      </w:r>
+      <w:r>
+        <w:t xml:space="preserve">  The PTM is responsible for: Acquiring the appropriate resource (e.g., a Connection from the DataSource) </w:t>
       </w:r>
       <w:r>
         <w:t>AND</w:t>
       </w:r>
       <w:r>
-        <w:t xml:space="preserve"> Calling the low-level API methods: </w:t>
-      </w:r>
-      <w:proofErr w:type="spellStart"/>
-      <w:proofErr w:type="gramStart"/>
-      <w:r>
-        <w:t>connection.setAutoCommit</w:t>
-      </w:r>
-      <w:proofErr w:type="spellEnd"/>
-      <w:r>
-        <w:t>(</w:t>
-      </w:r>
-      <w:proofErr w:type="gramEnd"/>
-      <w:r>
-        <w:t xml:space="preserve">false), </w:t>
-      </w:r>
-      <w:proofErr w:type="spellStart"/>
-      <w:r>
-        <w:t>connection.commit</w:t>
-      </w:r>
-      <w:proofErr w:type="spellEnd"/>
-      <w:r>
-        <w:t xml:space="preserve">(), and </w:t>
-      </w:r>
-      <w:proofErr w:type="spellStart"/>
-      <w:r>
-        <w:t>connection.rollback</w:t>
-      </w:r>
-      <w:proofErr w:type="spellEnd"/>
-      <w:r>
-        <w:t>().</w:t>
+        <w:t xml:space="preserve"> Calling the low-level API methods: connection.setAutoCommit(false), connection.commit(), and connection.rollback().</w:t>
       </w:r>
     </w:p>
     <w:p>
@@ -4015,15 +3633,7 @@
     </w:p>
     <w:p>
       <w:r>
-        <w:t xml:space="preserve">The interceptor looks up the current settings on the @Transactional annotation (e.g., propagation, isolation, </w:t>
-      </w:r>
-      <w:proofErr w:type="spellStart"/>
-      <w:r>
-        <w:t>readOnly</w:t>
-      </w:r>
-      <w:proofErr w:type="spellEnd"/>
-      <w:r>
-        <w:t>).</w:t>
+        <w:t>The interceptor looks up the current settings on the @Transactional annotation (e.g., propagation, isolation, readOnly).</w:t>
       </w:r>
     </w:p>
     <w:p>
@@ -4048,49 +3658,17 @@
     </w:p>
     <w:p>
       <w:r>
-        <w:t xml:space="preserve">Success: If the method executes successfully (without throwing an unchecked exception), the interceptor tells the Transaction Manager to call the </w:t>
-      </w:r>
-      <w:proofErr w:type="gramStart"/>
-      <w:r>
-        <w:t>commit(</w:t>
-      </w:r>
-      <w:proofErr w:type="gramEnd"/>
-      <w:r>
-        <w:t>) method on the connection.</w:t>
-      </w:r>
-    </w:p>
-    <w:p>
-      <w:r>
-        <w:t xml:space="preserve">Failure: If the method throws an unchecked exception (like </w:t>
-      </w:r>
-      <w:proofErr w:type="spellStart"/>
-      <w:r>
-        <w:t>RuntimeException</w:t>
-      </w:r>
-      <w:proofErr w:type="spellEnd"/>
-      <w:r>
-        <w:t xml:space="preserve"> or its subclasses—the default behavior) or a checked exception specified for rollback, the interceptor tells the Transaction Manager to call the </w:t>
-      </w:r>
-      <w:proofErr w:type="gramStart"/>
-      <w:r>
-        <w:t>rollback(</w:t>
-      </w:r>
-      <w:proofErr w:type="gramEnd"/>
-      <w:r>
-        <w:t>) method on the connection.</w:t>
-      </w:r>
-    </w:p>
-    <w:p>
-      <w:r>
-        <w:t xml:space="preserve">Here's a simple example of using @Transactional in </w:t>
-      </w:r>
-      <w:proofErr w:type="gramStart"/>
-      <w:r>
-        <w:t>Spring</w:t>
-      </w:r>
-      <w:proofErr w:type="gramEnd"/>
-      <w:r>
-        <w:t>:</w:t>
+        <w:t>Success: If the method executes successfully (without throwing an unchecked exception), the interceptor tells the Transaction Manager to call the commit() method on the connection.</w:t>
+      </w:r>
+    </w:p>
+    <w:p>
+      <w:r>
+        <w:t>Failure: If the method throws an unchecked exception (like RuntimeException or its subclasses—the default behavior) or a checked exception specified for rollback, the interceptor tells the Transaction Manager to call the rollback() method on the connection.</w:t>
+      </w:r>
+    </w:p>
+    <w:p>
+      <w:r>
+        <w:t>Here's a simple example of using @Transactional in Spring:</w:t>
       </w:r>
     </w:p>
     <w:p>
@@ -4103,73 +3681,31 @@
       </w:r>
       <w:r>
         <w:br/>
-        <w:t xml:space="preserve">public class </w:t>
-      </w:r>
-      <w:proofErr w:type="spellStart"/>
-      <w:r>
-        <w:t>MyService</w:t>
-      </w:r>
-      <w:proofErr w:type="spellEnd"/>
-      <w:r>
-        <w:t xml:space="preserve"> {</w:t>
-      </w:r>
-      <w:r>
-        <w:br/>
-        <w:t xml:space="preserve"> </w:t>
-      </w:r>
-      <w:r>
-        <w:tab/>
-        <w:t>@</w:t>
-      </w:r>
-      <w:proofErr w:type="spellStart"/>
-      <w:r>
-        <w:t>Autowired</w:t>
-      </w:r>
-      <w:proofErr w:type="spellEnd"/>
-      <w:r>
-        <w:br/>
-        <w:t xml:space="preserve"> </w:t>
-      </w:r>
-      <w:r>
-        <w:tab/>
-        <w:t xml:space="preserve">private </w:t>
-      </w:r>
-      <w:proofErr w:type="spellStart"/>
-      <w:r>
-        <w:t>MyRepository</w:t>
-      </w:r>
-      <w:proofErr w:type="spellEnd"/>
-      <w:r>
-        <w:t xml:space="preserve"> </w:t>
-      </w:r>
-      <w:proofErr w:type="spellStart"/>
-      <w:r>
-        <w:t>myRepository</w:t>
-      </w:r>
-      <w:proofErr w:type="spellEnd"/>
-      <w:r>
-        <w:t>;</w:t>
-      </w:r>
-      <w:r>
-        <w:br/>
-        <w:t xml:space="preserve"> </w:t>
-      </w:r>
-      <w:r>
-        <w:tab/>
-        <w:t xml:space="preserve">public void </w:t>
-      </w:r>
-      <w:proofErr w:type="spellStart"/>
-      <w:proofErr w:type="gramStart"/>
-      <w:r>
-        <w:t>performDatabaseOperation</w:t>
-      </w:r>
-      <w:proofErr w:type="spellEnd"/>
-      <w:r>
-        <w:t>(</w:t>
-      </w:r>
-      <w:proofErr w:type="gramEnd"/>
-      <w:r>
-        <w:t>) {</w:t>
+        <w:t>public class MyService {</w:t>
+      </w:r>
+      <w:r>
+        <w:br/>
+        <w:t xml:space="preserve"> </w:t>
+      </w:r>
+      <w:r>
+        <w:tab/>
+        <w:t>@Autowired</w:t>
+      </w:r>
+      <w:r>
+        <w:br/>
+        <w:t xml:space="preserve"> </w:t>
+      </w:r>
+      <w:r>
+        <w:tab/>
+        <w:t>private MyRepository myRepository;</w:t>
+      </w:r>
+      <w:r>
+        <w:br/>
+        <w:t xml:space="preserve"> </w:t>
+      </w:r>
+      <w:r>
+        <w:tab/>
+        <w:t>public void performDatabaseOperation() {</w:t>
       </w:r>
       <w:r>
         <w:br/>
@@ -4191,77 +3727,37 @@
       </w:r>
       <w:r>
         <w:tab/>
-      </w:r>
-      <w:proofErr w:type="spellStart"/>
-      <w:r>
-        <w:t>myRepository.saveEntity</w:t>
-      </w:r>
-      <w:proofErr w:type="spellEnd"/>
-      <w:r>
-        <w:t>(entity);</w:t>
-      </w:r>
-      <w:r>
-        <w:br/>
-        <w:t xml:space="preserve"> </w:t>
-      </w:r>
-      <w:r>
-        <w:tab/>
+        <w:t>myR</w:t>
+      </w:r>
+      <w:r>
+        <w:t>epository.saveEntity(entity);}</w:t>
+      </w:r>
+      <w:r>
         <w:t>}</w:t>
       </w:r>
-      <w:r>
-        <w:br/>
-        <w:t>}</w:t>
-      </w:r>
-    </w:p>
-    <w:p>
-      <w:r>
-        <w:t xml:space="preserve">In this example, the @Transactional annotation on the </w:t>
-      </w:r>
-      <w:proofErr w:type="spellStart"/>
-      <w:r>
-        <w:t>MyService</w:t>
-      </w:r>
-      <w:proofErr w:type="spellEnd"/>
-      <w:r>
-        <w:t xml:space="preserve"> class ensures that the </w:t>
-      </w:r>
-      <w:proofErr w:type="spellStart"/>
-      <w:r>
-        <w:t>performDatabaseOperation</w:t>
-      </w:r>
-      <w:proofErr w:type="spellEnd"/>
-      <w:r>
-        <w:t xml:space="preserve"> method runs within a database transaction. If the method completes </w:t>
-      </w:r>
-      <w:r>
+    </w:p>
+    <w:p>
+      <w:r>
+        <w:t>In this example, the @Transactional annotation on the MyService class ensures that the performDatabaseOperation method runs within a database transaction. If the method completes successfully, the transaction is committed, and any changes made to the database are saved. If an exception occurs, the transaction is rolled back to maintain data consistency.</w:t>
+      </w:r>
+    </w:p>
+    <w:p>
+      <w:pPr>
+        <w:rPr>
+          <w:b/>
+        </w:rPr>
+      </w:pPr>
+      <w:r>
+        <w:rPr>
+          <w:b/>
+        </w:rPr>
         <w:lastRenderedPageBreak/>
-        <w:t>successfully, the transaction is committed, and any changes made to the database are saved. If an exception occurs, the transaction is rolled back to maintain data consistency.</w:t>
-      </w:r>
-    </w:p>
-    <w:p>
-      <w:pPr>
-        <w:rPr>
-          <w:b/>
-        </w:rPr>
-      </w:pPr>
-      <w:r>
-        <w:rPr>
-          <w:b/>
-        </w:rPr>
         <w:t>Transaction Propagation</w:t>
       </w:r>
     </w:p>
     <w:p>
       <w:r>
-        <w:t xml:space="preserve">In the context of the @Transactional annotation in Java frameworks like </w:t>
-      </w:r>
-      <w:proofErr w:type="gramStart"/>
-      <w:r>
-        <w:t>Spring</w:t>
-      </w:r>
-      <w:proofErr w:type="gramEnd"/>
-      <w:r>
-        <w:t>, "transaction propagation" refers to the behavior that dictates how an annotated method should interact with an existing transaction or start a new one if none exists. Transaction propagation defines the rules for how transactions should be handled when a method annotated with @Transactional is called, especially in scenarios involving nested method calls.</w:t>
+        <w:t>In the context of the @Transactional annotation in Java frameworks like Spring, "transaction propagation" refers to the behavior that dictates how an annotated method should interact with an existing transaction or start a new one if none exists. Transaction propagation defines the rules for how transactions should be handled when a method annotated with @Transactional is called, especially in scenarios involving nested method calls.</w:t>
       </w:r>
     </w:p>
     <w:p>
@@ -4392,15 +3888,7 @@
         <w:t>NESTED</w:t>
       </w:r>
       <w:r>
-        <w:t xml:space="preserve">: This behavior allows for nested transactions within the scope of the current transaction. If a transaction exists when the method is called, it starts a new </w:t>
-      </w:r>
-      <w:proofErr w:type="spellStart"/>
-      <w:r>
-        <w:t>savepoint</w:t>
-      </w:r>
-      <w:proofErr w:type="spellEnd"/>
-      <w:r>
-        <w:t xml:space="preserve"> within that transaction. If no transaction exists, it behaves like REQUIRED.</w:t>
+        <w:t>: This behavior allows for nested transactions within the scope of the current transaction. If a transaction exists when the method is called, it starts a new savepoint within that transaction. If no transaction exists, it behaves like REQUIRED.</w:t>
       </w:r>
     </w:p>
     <w:p>
@@ -4426,42 +3914,21 @@
         <w:br/>
       </w:r>
       <w:r>
-        <w:t>The 1+</w:t>
-      </w:r>
-      <w:proofErr w:type="gramStart"/>
-      <w:r>
-        <w:t>N  problem</w:t>
-      </w:r>
-      <w:proofErr w:type="gramEnd"/>
-      <w:r>
-        <w:t xml:space="preserve"> occurs when JPA fetches one query to load the parent records (1 query), and then executes an additional query for each parent to load its associated child records (N queries).</w:t>
-      </w:r>
-    </w:p>
-    <w:p>
-      <w:r>
-        <w:t xml:space="preserve">As a result, a single fetch operation triggers 1 + N database </w:t>
-      </w:r>
-      <w:proofErr w:type="gramStart"/>
-      <w:r>
-        <w:t>queries, which causes</w:t>
-      </w:r>
-      <w:proofErr w:type="gramEnd"/>
-      <w:r>
-        <w:t xml:space="preserve"> severe performance degradation especially for large datasets.</w:t>
-      </w:r>
-    </w:p>
-    <w:p>
-      <w:r>
-        <w:t xml:space="preserve">It is a problem that is more prominently seen in Lazy Loading. </w:t>
-      </w:r>
-      <w:proofErr w:type="gramStart"/>
-      <w:r>
-        <w:t xml:space="preserve">Example to understand </w:t>
+        <w:t>The 1+N  problem occurs when JPA fetches one query to load the parent records (1 query), and then executes an additional query for each parent to load its associated child records (N queries).</w:t>
+      </w:r>
+    </w:p>
+    <w:p>
+      <w:r>
+        <w:t>As a result, a single fetch operation triggers 1 + N database queries, which causes severe performance degradation especially for large datasets.</w:t>
+      </w:r>
+    </w:p>
+    <w:p>
+      <w:r>
+        <w:t xml:space="preserve">It is a problem that is more prominently seen in Lazy Loading. Example to understand </w:t>
       </w:r>
       <w:r>
         <w:t>1+N problem.</w:t>
       </w:r>
-      <w:proofErr w:type="gramEnd"/>
     </w:p>
     <w:p>
       <w:r>
@@ -4470,52 +3937,28 @@
     </w:p>
     <w:p>
       <w:r>
+        <w:t>Scenario: Let's assume the following simplified data model for the IPL, where the relationship between IPL_Table and TeamList (or just Team) is a one-to-many relationship (one IPL season has many teams).</w:t>
+      </w:r>
+    </w:p>
+    <w:p>
+      <w:pPr>
+        <w:rPr>
+          <w:b/>
+          <w:bCs/>
+        </w:rPr>
+      </w:pPr>
+      <w:r>
+        <w:rPr>
+          <w:b/>
+          <w:bCs/>
+        </w:rPr>
         <w:lastRenderedPageBreak/>
-        <w:t xml:space="preserve">Scenario: Let's assume the following simplified data model for the IPL, where the relationship between </w:t>
-      </w:r>
-      <w:proofErr w:type="spellStart"/>
-      <w:r>
-        <w:t>IPL_Table</w:t>
-      </w:r>
-      <w:proofErr w:type="spellEnd"/>
-      <w:r>
-        <w:t xml:space="preserve"> and </w:t>
-      </w:r>
-      <w:proofErr w:type="spellStart"/>
-      <w:r>
-        <w:t>TeamList</w:t>
-      </w:r>
-      <w:proofErr w:type="spellEnd"/>
-      <w:r>
-        <w:t xml:space="preserve"> (or just Team) is a one-to-many relationship (one IPL season has many teams).</w:t>
-      </w:r>
-    </w:p>
-    <w:p>
-      <w:pPr>
-        <w:rPr>
-          <w:b/>
-          <w:bCs/>
-        </w:rPr>
-      </w:pPr>
-      <w:r>
-        <w:rPr>
-          <w:b/>
-          <w:bCs/>
-        </w:rPr>
         <w:t>The Initial Query (The "1")</w:t>
       </w:r>
     </w:p>
     <w:p>
       <w:r>
-        <w:t>Your code executes a query to fetch the list of teams from the “</w:t>
-      </w:r>
-      <w:proofErr w:type="spellStart"/>
-      <w:r>
-        <w:t>IPL_Table</w:t>
-      </w:r>
-      <w:proofErr w:type="spellEnd"/>
-      <w:r>
-        <w:t>”.</w:t>
+        <w:t>Your code executes a query to fetch the list of teams from the “IPL_Table”.</w:t>
       </w:r>
     </w:p>
     <w:p>
@@ -4530,41 +3973,7 @@
           <w:i/>
           <w:iCs/>
         </w:rPr>
-        <w:t xml:space="preserve">List&lt;Team&gt; teams = </w:t>
-      </w:r>
-      <w:proofErr w:type="spellStart"/>
-      <w:proofErr w:type="gramStart"/>
-      <w:r>
-        <w:rPr>
-          <w:i/>
-          <w:iCs/>
-        </w:rPr>
-        <w:t>iplRepository.findTeamListByIplSeason</w:t>
-      </w:r>
-      <w:proofErr w:type="spellEnd"/>
-      <w:r>
-        <w:rPr>
-          <w:i/>
-          <w:iCs/>
-        </w:rPr>
-        <w:t>(</w:t>
-      </w:r>
-      <w:proofErr w:type="spellStart"/>
-      <w:proofErr w:type="gramEnd"/>
-      <w:r>
-        <w:rPr>
-          <w:i/>
-          <w:iCs/>
-        </w:rPr>
-        <w:t>currentSeasonId</w:t>
-      </w:r>
-      <w:proofErr w:type="spellEnd"/>
-      <w:r>
-        <w:rPr>
-          <w:i/>
-          <w:iCs/>
-        </w:rPr>
-        <w:t>);</w:t>
+        <w:t>List&lt;Team&gt; teams = iplRepository.findTeamListByIplSeason(currentSeasonId);</w:t>
       </w:r>
     </w:p>
     <w:p>
@@ -4574,15 +3983,7 @@
     </w:p>
     <w:p>
       <w:r>
-        <w:t xml:space="preserve">At this point, the </w:t>
-      </w:r>
-      <w:proofErr w:type="spellStart"/>
-      <w:r>
-        <w:t>PlayersList</w:t>
-      </w:r>
-      <w:proofErr w:type="spellEnd"/>
-      <w:r>
-        <w:t xml:space="preserve"> collection inside each Team object is not yet loaded. It holds a placeholder object (a proxy) because the relationship is LAZY.</w:t>
+        <w:t>At this point, the PlayersList collection inside each Team object is not yet loaded. It holds a placeholder object (a proxy) because the relationship is LAZY.</w:t>
       </w:r>
     </w:p>
     <w:p>
@@ -4596,49 +3997,20 @@
     </w:p>
     <w:p>
       <w:r>
-        <w:t xml:space="preserve">The 1+N </w:t>
-      </w:r>
-      <w:proofErr w:type="gramStart"/>
-      <w:r>
-        <w:t>problem</w:t>
-      </w:r>
-      <w:proofErr w:type="gramEnd"/>
-      <w:r>
-        <w:t xml:space="preserve"> occurs when our application logic iterates through the fetched list of teams and tries to access the lazy-loaded </w:t>
-      </w:r>
-      <w:proofErr w:type="spellStart"/>
-      <w:r>
-        <w:t>PlayersList</w:t>
-      </w:r>
-      <w:proofErr w:type="spellEnd"/>
-      <w:r>
-        <w:t xml:space="preserve"> for each team.</w:t>
-      </w:r>
-    </w:p>
-    <w:p>
-      <w:proofErr w:type="gramStart"/>
-      <w:r>
-        <w:t>for</w:t>
-      </w:r>
-      <w:proofErr w:type="gramEnd"/>
-      <w:r>
-        <w:t xml:space="preserve"> (Team team : teams) {</w:t>
-      </w:r>
-      <w:r>
-        <w:br/>
-        <w:t xml:space="preserve"> </w:t>
-      </w:r>
-      <w:r>
-        <w:tab/>
-        <w:t xml:space="preserve">List&lt;Player&gt; players = </w:t>
-      </w:r>
-      <w:proofErr w:type="spellStart"/>
-      <w:r>
-        <w:t>team.getPlayersList</w:t>
-      </w:r>
-      <w:proofErr w:type="spellEnd"/>
-      <w:r>
-        <w:t xml:space="preserve">(); </w:t>
+        <w:t>The 1+N problem occurs when our application logic iterates through the fetched list of teams and tries to access the lazy-loaded PlayersList for each team.</w:t>
+      </w:r>
+    </w:p>
+    <w:p>
+      <w:r>
+        <w:t>for (Team team : teams) {</w:t>
+      </w:r>
+      <w:r>
+        <w:br/>
+        <w:t xml:space="preserve"> </w:t>
+      </w:r>
+      <w:r>
+        <w:tab/>
+        <w:t xml:space="preserve">List&lt;Player&gt; players = team.getPlayersList(); </w:t>
       </w:r>
       <w:r>
         <w:br/>
@@ -4655,50 +4027,18 @@
     </w:p>
     <w:p>
       <w:r>
-        <w:t xml:space="preserve">For each of the 10 teams, the ORM detects that the </w:t>
-      </w:r>
-      <w:proofErr w:type="spellStart"/>
-      <w:r>
-        <w:t>PlayersList</w:t>
-      </w:r>
-      <w:proofErr w:type="spellEnd"/>
-      <w:r>
-        <w:t xml:space="preserve"> needs to be initialized. Since the association is lazy, it executes a separate query to fetch the players for that specific team.</w:t>
-      </w:r>
-    </w:p>
-    <w:p>
-      <w:r>
-        <w:t>For Team 1 (e.g., Mumbai Indians)</w:t>
-      </w:r>
-      <w:proofErr w:type="gramStart"/>
-      <w:r>
-        <w:t>:SELECT</w:t>
-      </w:r>
-      <w:proofErr w:type="gramEnd"/>
-      <w:r>
-        <w:t xml:space="preserve"> player.* FROM player WHERE </w:t>
-      </w:r>
-      <w:proofErr w:type="spellStart"/>
-      <w:r>
-        <w:t>team_id</w:t>
-      </w:r>
-      <w:proofErr w:type="spellEnd"/>
-      <w:r>
-        <w:t xml:space="preserve"> = 1;</w:t>
-      </w:r>
-      <w:r>
-        <w:br/>
-      </w:r>
-      <w:r>
-        <w:t xml:space="preserve">For Team 2 (e.g., Chennai Super Kings):SELECT player.* FROM player WHERE </w:t>
-      </w:r>
-      <w:proofErr w:type="spellStart"/>
-      <w:r>
-        <w:t>team_id</w:t>
-      </w:r>
-      <w:proofErr w:type="spellEnd"/>
-      <w:r>
-        <w:t xml:space="preserve"> = 2;...</w:t>
+        <w:t>For each of the 10 teams, the ORM detects that the PlayersList needs to be initialized. Since the association is lazy, it executes a separate query to fetch the players for that specific team.</w:t>
+      </w:r>
+    </w:p>
+    <w:p>
+      <w:r>
+        <w:t>For Team 1 (e.g., Mumbai Indians):SELECT player.* FROM player WHERE team_id = 1;</w:t>
+      </w:r>
+      <w:r>
+        <w:br/>
+      </w:r>
+      <w:r>
+        <w:t>For Team 2 (e.g., Chennai Super Kings):SELECT player.* FROM player WHERE team_id = 2;...</w:t>
       </w:r>
       <w:r>
         <w:br/>
@@ -4710,21 +4050,8 @@
         <w:t xml:space="preserve"> </w:t>
       </w:r>
       <w:r>
-        <w:t xml:space="preserve">SELECT player.* FROM player WHERE </w:t>
-      </w:r>
-      <w:proofErr w:type="spellStart"/>
-      <w:r>
-        <w:t>team_id</w:t>
-      </w:r>
-      <w:proofErr w:type="spellEnd"/>
-      <w:r>
-        <w:t xml:space="preserve"> = 10</w:t>
-      </w:r>
-      <w:proofErr w:type="gramStart"/>
-      <w:r>
-        <w:t>;</w:t>
-      </w:r>
-      <w:proofErr w:type="gramEnd"/>
+        <w:t>SELECT player.* FROM player WHERE team_id = 10;</w:t>
+      </w:r>
       <w:r>
         <w:br/>
         <w:t xml:space="preserve">If you have 10 </w:t>
@@ -4753,18 +4080,10 @@
         <w:t>The total number of databa</w:t>
       </w:r>
       <w:r>
-        <w:t xml:space="preserve">se hits to the player table is </w:t>
-      </w:r>
-      <w:proofErr w:type="gramStart"/>
-      <w:r>
-        <w:t xml:space="preserve">1 </w:t>
-      </w:r>
-      <w:r>
-        <w:t xml:space="preserve"> (</w:t>
-      </w:r>
-      <w:proofErr w:type="gramEnd"/>
-      <w:r>
-        <w:t xml:space="preserve">for </w:t>
+        <w:t xml:space="preserve">se hits to the player table is 1 </w:t>
+      </w:r>
+      <w:r>
+        <w:t xml:space="preserve"> (for </w:t>
       </w:r>
       <w:r>
         <w:t xml:space="preserve">getting </w:t>
@@ -4785,15 +4104,7 @@
         <w:t>player list</w:t>
       </w:r>
       <w:r>
-        <w:t xml:space="preserve"> from each </w:t>
-      </w:r>
-      <w:proofErr w:type="spellStart"/>
-      <w:r>
-        <w:t>team_table</w:t>
-      </w:r>
-      <w:proofErr w:type="spellEnd"/>
-      <w:r>
-        <w:t xml:space="preserve"> </w:t>
+        <w:t xml:space="preserve"> from each team_table </w:t>
       </w:r>
       <w:r>
         <w:t>).</w:t>
@@ -4801,49 +4112,19 @@
     </w:p>
     <w:p>
       <w:r>
-        <w:t xml:space="preserve">In this IPL example, you execute 11 database queries (1 initial query + 10 team queries) to retrieve data that could have been fetched in just one or two optimized queries. This is the 1+N performance </w:t>
-      </w:r>
-      <w:proofErr w:type="gramStart"/>
-      <w:r>
-        <w:t>bottleneck</w:t>
-      </w:r>
-      <w:proofErr w:type="gramEnd"/>
-      <w:r>
-        <w:t>.</w:t>
-      </w:r>
-    </w:p>
-    <w:p>
-      <w:pPr>
-        <w:rPr>
-          <w:b/>
-        </w:rPr>
-      </w:pPr>
-    </w:p>
-    <w:p>
-      <w:pPr>
-        <w:rPr>
-          <w:b/>
-        </w:rPr>
-      </w:pPr>
-    </w:p>
-    <w:p>
-      <w:pPr>
-        <w:rPr>
-          <w:b/>
-        </w:rPr>
-      </w:pPr>
-    </w:p>
-    <w:p>
-      <w:pPr>
-        <w:rPr>
-          <w:b/>
-        </w:rPr>
-      </w:pPr>
-      <w:r>
-        <w:rPr>
-          <w:b/>
-        </w:rPr>
-        <w:lastRenderedPageBreak/>
+        <w:t>In this IPL example, you execute 11 database queries (1 initial query + 10 team queries) to retrieve data that could have been fetched in just one or two optimized queries. This is the 1+N performance bottleneck.</w:t>
+      </w:r>
+    </w:p>
+    <w:p>
+      <w:pPr>
+        <w:rPr>
+          <w:b/>
+        </w:rPr>
+      </w:pPr>
+      <w:r>
+        <w:rPr>
+          <w:b/>
+        </w:rPr>
         <w:t>How to solve this 1+N problem?</w:t>
       </w:r>
     </w:p>
@@ -4885,59 +4166,24 @@
           <w:bCs/>
         </w:rPr>
       </w:pPr>
-      <w:proofErr w:type="gramStart"/>
-      <w:r>
-        <w:rPr>
-          <w:bCs/>
-        </w:rPr>
-        <w:t>@Query(</w:t>
-      </w:r>
-      <w:proofErr w:type="gramEnd"/>
-      <w:r>
-        <w:rPr>
-          <w:bCs/>
-        </w:rPr>
-        <w:t xml:space="preserve">"SELECT t FROM Team t JOIN FETCH </w:t>
-      </w:r>
-      <w:proofErr w:type="spellStart"/>
-      <w:r>
-        <w:rPr>
-          <w:bCs/>
-        </w:rPr>
-        <w:t>t.playersList</w:t>
-      </w:r>
-      <w:proofErr w:type="spellEnd"/>
-      <w:r>
-        <w:rPr>
-          <w:bCs/>
-        </w:rPr>
-        <w:t>")</w:t>
-      </w:r>
-      <w:r>
-        <w:rPr>
-          <w:bCs/>
-        </w:rPr>
-        <w:br/>
-      </w:r>
-      <w:r>
-        <w:rPr>
-          <w:bCs/>
-        </w:rPr>
-        <w:t xml:space="preserve">List&lt;Team&gt; </w:t>
-      </w:r>
-      <w:proofErr w:type="spellStart"/>
-      <w:r>
-        <w:rPr>
-          <w:bCs/>
-        </w:rPr>
-        <w:t>findAllTeamsWithPlayers</w:t>
-      </w:r>
-      <w:proofErr w:type="spellEnd"/>
-      <w:r>
-        <w:rPr>
-          <w:bCs/>
-        </w:rPr>
-        <w:t>();</w:t>
+      <w:r>
+        <w:rPr>
+          <w:bCs/>
+        </w:rPr>
+        <w:lastRenderedPageBreak/>
+        <w:t>@Query("SELECT t FROM Team t JOIN FETCH t.playersList")</w:t>
+      </w:r>
+      <w:r>
+        <w:rPr>
+          <w:bCs/>
+        </w:rPr>
+        <w:br/>
+      </w:r>
+      <w:r>
+        <w:rPr>
+          <w:bCs/>
+        </w:rPr>
+        <w:t>List&lt;Team&gt; findAllTeamsWithPlayers();</w:t>
       </w:r>
     </w:p>
     <w:p>
@@ -4956,48 +4202,20 @@
         <w:rPr>
           <w:b/>
         </w:rPr>
-        <w:t>Using @</w:t>
-      </w:r>
-      <w:proofErr w:type="spellStart"/>
-      <w:r>
-        <w:rPr>
-          <w:b/>
-        </w:rPr>
-        <w:t>EntityGraph</w:t>
-      </w:r>
-      <w:proofErr w:type="spellEnd"/>
-      <w:r>
-        <w:rPr>
-          <w:b/>
-        </w:rPr>
-        <w:t xml:space="preserve"> (Spring Data JPA)</w:t>
-      </w:r>
-    </w:p>
-    <w:p>
-      <w:pPr>
-        <w:rPr>
-          <w:bCs/>
-        </w:rPr>
-      </w:pPr>
-      <w:r>
-        <w:rPr>
-          <w:bCs/>
-        </w:rPr>
-        <w:t>@</w:t>
-      </w:r>
-      <w:proofErr w:type="spellStart"/>
-      <w:r>
-        <w:rPr>
-          <w:bCs/>
-        </w:rPr>
-        <w:t>EntityGraph</w:t>
-      </w:r>
-      <w:proofErr w:type="spellEnd"/>
-      <w:r>
-        <w:rPr>
-          <w:bCs/>
-        </w:rPr>
-        <w:t xml:space="preserve"> is a cleaner, more declarative way to achieve the same result, especially within Spring Data JPA repositories. You define the graph of entities you want to load, and Spring/JPA handles creating the efficient query for you.</w:t>
+        <w:t>Using @EntityGraph (Spring Data JPA)</w:t>
+      </w:r>
+    </w:p>
+    <w:p>
+      <w:pPr>
+        <w:rPr>
+          <w:bCs/>
+        </w:rPr>
+      </w:pPr>
+      <w:r>
+        <w:rPr>
+          <w:bCs/>
+        </w:rPr>
+        <w:t>@EntityGraph is a cleaner, more declarative way to achieve the same result, especially within Spring Data JPA repositories. You define the graph of entities you want to load, and Spring/JPA handles creating the efficient query for you.</w:t>
       </w:r>
     </w:p>
     <w:p>
@@ -5019,28 +4237,12 @@
           <w:bCs/>
         </w:rPr>
       </w:pPr>
-      <w:proofErr w:type="gramStart"/>
-      <w:r>
-        <w:rPr>
-          <w:bCs/>
-        </w:rPr>
-        <w:t>@</w:t>
-      </w:r>
-      <w:proofErr w:type="spellStart"/>
-      <w:r>
-        <w:rPr>
-          <w:bCs/>
-        </w:rPr>
-        <w:t>NamedEntityGraph</w:t>
-      </w:r>
-      <w:proofErr w:type="spellEnd"/>
-      <w:r>
-        <w:rPr>
-          <w:bCs/>
-        </w:rPr>
-        <w:t>(</w:t>
-      </w:r>
-      <w:proofErr w:type="gramEnd"/>
+      <w:r>
+        <w:rPr>
+          <w:bCs/>
+        </w:rPr>
+        <w:t>@NamedEntityGraph(</w:t>
+      </w:r>
       <w:r>
         <w:rPr>
           <w:bCs/>
@@ -5059,47 +4261,11 @@
         </w:rPr>
         <w:t xml:space="preserve"> </w:t>
       </w:r>
-      <w:proofErr w:type="spellStart"/>
-      <w:r>
-        <w:rPr>
-          <w:bCs/>
-        </w:rPr>
-        <w:t>attributeNodes</w:t>
-      </w:r>
-      <w:proofErr w:type="spellEnd"/>
-      <w:r>
-        <w:rPr>
-          <w:bCs/>
-        </w:rPr>
-        <w:t xml:space="preserve"> = @</w:t>
-      </w:r>
-      <w:proofErr w:type="spellStart"/>
-      <w:r>
-        <w:rPr>
-          <w:bCs/>
-        </w:rPr>
-        <w:t>NamedAttributeNode</w:t>
-      </w:r>
-      <w:proofErr w:type="spellEnd"/>
-      <w:r>
-        <w:rPr>
-          <w:bCs/>
-        </w:rPr>
-        <w:t>("</w:t>
-      </w:r>
-      <w:proofErr w:type="spellStart"/>
-      <w:r>
-        <w:rPr>
-          <w:bCs/>
-        </w:rPr>
-        <w:t>playersList</w:t>
-      </w:r>
-      <w:proofErr w:type="spellEnd"/>
-      <w:r>
-        <w:rPr>
-          <w:bCs/>
-        </w:rPr>
-        <w:t>"))</w:t>
+      <w:r>
+        <w:rPr>
+          <w:bCs/>
+        </w:rPr>
+        <w:t>attributeNodes = @NamedAttributeNode("playersList"))</w:t>
       </w:r>
       <w:r>
         <w:rPr>
@@ -5199,68 +4365,26 @@
         <w:rPr>
           <w:bCs/>
         </w:rPr>
-        <w:t>@</w:t>
-      </w:r>
-      <w:proofErr w:type="spellStart"/>
-      <w:r>
-        <w:rPr>
-          <w:bCs/>
-        </w:rPr>
-        <w:t>OneToMany</w:t>
-      </w:r>
-      <w:proofErr w:type="spellEnd"/>
-      <w:r>
-        <w:rPr>
-          <w:bCs/>
-        </w:rPr>
-        <w:t>(</w:t>
-      </w:r>
-      <w:proofErr w:type="spellStart"/>
-      <w:r>
-        <w:rPr>
-          <w:bCs/>
-        </w:rPr>
-        <w:t>mappedBy</w:t>
-      </w:r>
-      <w:proofErr w:type="spellEnd"/>
-      <w:r>
-        <w:rPr>
-          <w:bCs/>
-        </w:rPr>
-        <w:t xml:space="preserve"> = "team")</w:t>
-      </w:r>
-      <w:r>
-        <w:rPr>
-          <w:bCs/>
-        </w:rPr>
-        <w:br/>
-        <w:t xml:space="preserve"> </w:t>
-      </w:r>
-      <w:r>
-        <w:rPr>
-          <w:bCs/>
-        </w:rPr>
-        <w:tab/>
-      </w:r>
-      <w:r>
-        <w:rPr>
-          <w:bCs/>
-        </w:rPr>
-        <w:t xml:space="preserve">private List&lt;Player&gt; </w:t>
-      </w:r>
-      <w:proofErr w:type="spellStart"/>
-      <w:r>
-        <w:rPr>
-          <w:bCs/>
-        </w:rPr>
-        <w:t>playersList</w:t>
-      </w:r>
-      <w:proofErr w:type="spellEnd"/>
-      <w:r>
-        <w:rPr>
-          <w:bCs/>
-        </w:rPr>
-        <w:t xml:space="preserve">; </w:t>
+        <w:t>@OneToMany(mappedBy = "team")</w:t>
+      </w:r>
+      <w:r>
+        <w:rPr>
+          <w:bCs/>
+        </w:rPr>
+        <w:br/>
+        <w:t xml:space="preserve"> </w:t>
+      </w:r>
+      <w:r>
+        <w:rPr>
+          <w:bCs/>
+        </w:rPr>
+        <w:tab/>
+      </w:r>
+      <w:r>
+        <w:rPr>
+          <w:bCs/>
+        </w:rPr>
+        <w:t xml:space="preserve">private List&lt;Player&gt; playersList; </w:t>
       </w:r>
       <w:r>
         <w:rPr>
@@ -5281,60 +4405,24 @@
           <w:b/>
         </w:rPr>
       </w:pPr>
-      <w:proofErr w:type="spellStart"/>
-      <w:r>
-        <w:rPr>
-          <w:b/>
-        </w:rPr>
-        <w:t>TeamRepository</w:t>
-      </w:r>
-      <w:proofErr w:type="spellEnd"/>
-      <w:r>
-        <w:rPr>
-          <w:b/>
-        </w:rPr>
-        <w:t xml:space="preserve"> Interface (Apply the Graph):</w:t>
-      </w:r>
-    </w:p>
-    <w:p>
-      <w:pPr>
-        <w:rPr>
-          <w:bCs/>
-        </w:rPr>
-      </w:pPr>
-      <w:r>
-        <w:rPr>
-          <w:bCs/>
-        </w:rPr>
-        <w:t xml:space="preserve">public interface </w:t>
-      </w:r>
-      <w:proofErr w:type="spellStart"/>
-      <w:r>
-        <w:rPr>
-          <w:bCs/>
-        </w:rPr>
-        <w:t>TeamRepository</w:t>
-      </w:r>
-      <w:proofErr w:type="spellEnd"/>
-      <w:r>
-        <w:rPr>
-          <w:bCs/>
-        </w:rPr>
-        <w:t xml:space="preserve"> extends </w:t>
-      </w:r>
-      <w:proofErr w:type="spellStart"/>
-      <w:r>
-        <w:rPr>
-          <w:bCs/>
-        </w:rPr>
-        <w:t>JpaRepository</w:t>
-      </w:r>
-      <w:proofErr w:type="spellEnd"/>
-      <w:r>
-        <w:rPr>
-          <w:bCs/>
-        </w:rPr>
-        <w:t>&lt;Team, Long&gt; {</w:t>
+      <w:r>
+        <w:rPr>
+          <w:b/>
+        </w:rPr>
+        <w:t>TeamRepository Interface (Apply the Graph):</w:t>
+      </w:r>
+    </w:p>
+    <w:p>
+      <w:pPr>
+        <w:rPr>
+          <w:bCs/>
+        </w:rPr>
+      </w:pPr>
+      <w:r>
+        <w:rPr>
+          <w:bCs/>
+        </w:rPr>
+        <w:t>public interface TeamRepository extends JpaRepository&lt;Team, Long&gt; {</w:t>
       </w:r>
       <w:r>
         <w:rPr>
@@ -5347,47 +4435,19 @@
         <w:rPr>
           <w:bCs/>
         </w:rPr>
-        <w:t xml:space="preserve">* Applies the named </w:t>
-      </w:r>
-      <w:proofErr w:type="spellStart"/>
-      <w:r>
-        <w:rPr>
-          <w:bCs/>
-        </w:rPr>
-        <w:t>EntityGraph</w:t>
-      </w:r>
-      <w:proofErr w:type="spellEnd"/>
-      <w:r>
-        <w:rPr>
-          <w:bCs/>
-        </w:rPr>
-        <w:t xml:space="preserve"> to the find method.</w:t>
-      </w:r>
-      <w:r>
-        <w:rPr>
-          <w:bCs/>
-        </w:rPr>
-        <w:t xml:space="preserve"> </w:t>
-      </w:r>
-      <w:r>
-        <w:rPr>
-          <w:bCs/>
-        </w:rPr>
-        <w:t>This tells Spring/JPA to load the '</w:t>
-      </w:r>
-      <w:proofErr w:type="spellStart"/>
-      <w:r>
-        <w:rPr>
-          <w:bCs/>
-        </w:rPr>
-        <w:t>playersList</w:t>
-      </w:r>
-      <w:proofErr w:type="spellEnd"/>
-      <w:r>
-        <w:rPr>
-          <w:bCs/>
-        </w:rPr>
-        <w:t>' eagerly for this specific call.*/</w:t>
+        <w:t>* Applies the named EntityGraph to the find method.</w:t>
+      </w:r>
+      <w:r>
+        <w:rPr>
+          <w:bCs/>
+        </w:rPr>
+        <w:t xml:space="preserve"> </w:t>
+      </w:r>
+      <w:r>
+        <w:rPr>
+          <w:bCs/>
+        </w:rPr>
+        <w:t>This tells Spring/JPA to load the 'playersList' eagerly for this specific call.*/</w:t>
       </w:r>
     </w:p>
     <w:p>
@@ -5397,80 +4457,30 @@
           <w:bCs/>
         </w:rPr>
       </w:pPr>
-      <w:proofErr w:type="gramStart"/>
-      <w:r>
-        <w:rPr>
-          <w:bCs/>
-        </w:rPr>
-        <w:t>@</w:t>
-      </w:r>
-      <w:proofErr w:type="spellStart"/>
-      <w:r>
-        <w:rPr>
-          <w:bCs/>
-        </w:rPr>
-        <w:t>EntityGraph</w:t>
-      </w:r>
-      <w:proofErr w:type="spellEnd"/>
-      <w:r>
-        <w:rPr>
-          <w:bCs/>
-        </w:rPr>
-        <w:t>(</w:t>
-      </w:r>
-      <w:proofErr w:type="gramEnd"/>
-      <w:r>
-        <w:rPr>
-          <w:bCs/>
-        </w:rPr>
-        <w:t xml:space="preserve">value = "team-with-players-graph", type = </w:t>
-      </w:r>
-      <w:proofErr w:type="spellStart"/>
-      <w:r>
-        <w:rPr>
-          <w:bCs/>
-        </w:rPr>
-        <w:t>EntityGraph.EntityGraphType.LOAD</w:t>
-      </w:r>
-      <w:proofErr w:type="spellEnd"/>
-      <w:r>
-        <w:rPr>
-          <w:bCs/>
-        </w:rPr>
-        <w:t>)</w:t>
-      </w:r>
-      <w:r>
-        <w:rPr>
-          <w:bCs/>
-        </w:rPr>
-        <w:br/>
-        <w:t xml:space="preserve"> </w:t>
-      </w:r>
-      <w:r>
-        <w:rPr>
-          <w:bCs/>
-        </w:rPr>
-        <w:tab/>
-      </w:r>
-      <w:r>
-        <w:rPr>
-          <w:bCs/>
-        </w:rPr>
-        <w:t xml:space="preserve">List&lt;Team&gt; </w:t>
-      </w:r>
-      <w:proofErr w:type="spellStart"/>
-      <w:r>
-        <w:rPr>
-          <w:bCs/>
-        </w:rPr>
-        <w:t>findAll</w:t>
-      </w:r>
-      <w:proofErr w:type="spellEnd"/>
-      <w:r>
-        <w:rPr>
-          <w:bCs/>
-        </w:rPr>
-        <w:t>();</w:t>
+      <w:r>
+        <w:rPr>
+          <w:bCs/>
+        </w:rPr>
+        <w:t>@EntityGraph(value = "team-with-players-graph", type = EntityGraph.EntityGraphType.LOAD)</w:t>
+      </w:r>
+      <w:r>
+        <w:rPr>
+          <w:bCs/>
+        </w:rPr>
+        <w:br/>
+        <w:t xml:space="preserve"> </w:t>
+      </w:r>
+      <w:r>
+        <w:rPr>
+          <w:bCs/>
+        </w:rPr>
+        <w:tab/>
+      </w:r>
+      <w:r>
+        <w:rPr>
+          <w:bCs/>
+        </w:rPr>
+        <w:t>List&lt;Team&gt; findAll();</w:t>
       </w:r>
     </w:p>
     <w:p>
@@ -5510,21 +4520,7 @@
           <w:b/>
         </w:rPr>
         <w:lastRenderedPageBreak/>
-        <w:t xml:space="preserve">Caching </w:t>
-      </w:r>
-      <w:proofErr w:type="gramStart"/>
-      <w:r>
-        <w:rPr>
-          <w:b/>
-        </w:rPr>
-        <w:t>In</w:t>
-      </w:r>
-      <w:proofErr w:type="gramEnd"/>
-      <w:r>
-        <w:rPr>
-          <w:b/>
-        </w:rPr>
-        <w:t xml:space="preserve"> spring Boot</w:t>
+        <w:t>Caching In spring Boot</w:t>
       </w:r>
     </w:p>
     <w:p>
@@ -5549,62 +4545,20 @@
         <w:rPr>
           <w:bCs/>
         </w:rPr>
-        <w:t xml:space="preserve">” to POM.xml. </w:t>
-      </w:r>
-      <w:proofErr w:type="gramStart"/>
-      <w:r>
-        <w:rPr>
-          <w:bCs/>
-        </w:rPr>
-        <w:t>After that at @</w:t>
-      </w:r>
-      <w:proofErr w:type="spellStart"/>
-      <w:r>
-        <w:rPr>
-          <w:bCs/>
-        </w:rPr>
-        <w:t>EnableCaching</w:t>
-      </w:r>
-      <w:proofErr w:type="spellEnd"/>
-      <w:r>
-        <w:rPr>
-          <w:bCs/>
-        </w:rPr>
-        <w:t xml:space="preserve"> to Spring Boot Main Class.</w:t>
-      </w:r>
-      <w:proofErr w:type="gramEnd"/>
-      <w:r>
-        <w:rPr>
-          <w:bCs/>
-        </w:rPr>
-        <w:t xml:space="preserve"> </w:t>
-      </w:r>
-    </w:p>
-    <w:p>
-      <w:pPr>
-        <w:rPr>
-          <w:bCs/>
-        </w:rPr>
-      </w:pPr>
-      <w:r>
-        <w:rPr>
-          <w:bCs/>
-        </w:rPr>
-        <w:t xml:space="preserve">Internally Caching uses Spring AOP to implement caching. When a method annotated with @Cacheable is called, Spring AOP intercepts the call and checks cache before executing the method. The </w:t>
-      </w:r>
-      <w:proofErr w:type="spellStart"/>
-      <w:r>
-        <w:rPr>
-          <w:bCs/>
-        </w:rPr>
-        <w:t>CacheManager</w:t>
-      </w:r>
-      <w:proofErr w:type="spellEnd"/>
-      <w:r>
-        <w:rPr>
-          <w:bCs/>
-        </w:rPr>
-        <w:t xml:space="preserve"> is called to retrieve the cache associated with the cache name</w:t>
+        <w:t xml:space="preserve">” to POM.xml. After that at @EnableCaching to Spring Boot Main Class. </w:t>
+      </w:r>
+    </w:p>
+    <w:p>
+      <w:pPr>
+        <w:rPr>
+          <w:bCs/>
+        </w:rPr>
+      </w:pPr>
+      <w:r>
+        <w:rPr>
+          <w:bCs/>
+        </w:rPr>
+        <w:t>Internally Caching uses Spring AOP to implement caching. When a method annotated with @Cacheable is called, Spring AOP intercepts the call and checks cache before executing the method. The CacheManager is called to retrieve the cache associated with the cache name</w:t>
       </w:r>
       <w:r>
         <w:rPr>
@@ -5617,21 +4571,7 @@
           <w:bCs/>
         </w:rPr>
         <w:br/>
-        <w:t xml:space="preserve">Cache Hit or </w:t>
-      </w:r>
-      <w:proofErr w:type="gramStart"/>
-      <w:r>
-        <w:rPr>
-          <w:bCs/>
-        </w:rPr>
-        <w:t>Miss :</w:t>
-      </w:r>
-      <w:proofErr w:type="gramEnd"/>
-      <w:r>
-        <w:rPr>
-          <w:bCs/>
-        </w:rPr>
-        <w:t xml:space="preserve"> </w:t>
+        <w:t xml:space="preserve">Cache Hit or Miss : </w:t>
       </w:r>
       <w:r>
         <w:rPr>
@@ -5645,21 +4585,7 @@
           <w:bCs/>
         </w:rPr>
         <w:br/>
-        <w:t xml:space="preserve">Miss: If the key does not </w:t>
-      </w:r>
-      <w:proofErr w:type="gramStart"/>
-      <w:r>
-        <w:rPr>
-          <w:bCs/>
-        </w:rPr>
-        <w:t>exists</w:t>
-      </w:r>
-      <w:proofErr w:type="gramEnd"/>
-      <w:r>
-        <w:rPr>
-          <w:bCs/>
-        </w:rPr>
-        <w:t>, the original method is executed.</w:t>
+        <w:t>Miss: If the key does not exists, the original method is executed.</w:t>
       </w:r>
       <w:r>
         <w:rPr>
@@ -5679,21 +4605,7 @@
         <w:rPr>
           <w:bCs/>
         </w:rPr>
-        <w:t xml:space="preserve">For </w:t>
-      </w:r>
-      <w:proofErr w:type="gramStart"/>
-      <w:r>
-        <w:rPr>
-          <w:bCs/>
-        </w:rPr>
-        <w:t>Implementing</w:t>
-      </w:r>
-      <w:proofErr w:type="gramEnd"/>
-      <w:r>
-        <w:rPr>
-          <w:bCs/>
-        </w:rPr>
-        <w:t xml:space="preserve"> caching we have following Annotations.</w:t>
+        <w:t>For Implementing caching we have following Annotations.</w:t>
       </w:r>
     </w:p>
     <w:p>
@@ -5712,55 +4624,13 @@
         <w:rPr>
           <w:bCs/>
         </w:rPr>
-        <w:t>@</w:t>
-      </w:r>
-      <w:proofErr w:type="spellStart"/>
-      <w:r>
-        <w:rPr>
-          <w:bCs/>
-        </w:rPr>
-        <w:t>EnableCaching</w:t>
-      </w:r>
-      <w:proofErr w:type="spellEnd"/>
-      <w:r>
-        <w:rPr>
-          <w:bCs/>
-        </w:rPr>
-        <w:t>: It is a class level annotation to enable caching in spring boot application</w:t>
-      </w:r>
-      <w:r>
-        <w:rPr>
-          <w:bCs/>
-        </w:rPr>
-        <w:t xml:space="preserve">. By default it set up </w:t>
-      </w:r>
-      <w:proofErr w:type="spellStart"/>
-      <w:r>
-        <w:rPr>
-          <w:bCs/>
-        </w:rPr>
-        <w:t>CacheManager</w:t>
-      </w:r>
-      <w:proofErr w:type="spellEnd"/>
-      <w:r>
-        <w:rPr>
-          <w:bCs/>
-        </w:rPr>
-        <w:t xml:space="preserve"> and creates in-memory cache using a concurrent </w:t>
-      </w:r>
-      <w:proofErr w:type="spellStart"/>
-      <w:r>
-        <w:rPr>
-          <w:bCs/>
-        </w:rPr>
-        <w:t>hashmap</w:t>
-      </w:r>
-      <w:proofErr w:type="spellEnd"/>
-      <w:r>
-        <w:rPr>
-          <w:bCs/>
-        </w:rPr>
-        <w:t>.</w:t>
+        <w:t>@EnableCaching: It is a class level annotation to enable caching in spring boot application</w:t>
+      </w:r>
+      <w:r>
+        <w:rPr>
+          <w:bCs/>
+        </w:rPr>
+        <w:t>. By default it set up CacheManager and creates in-memory cache using a concurrent hashmap.</w:t>
       </w:r>
     </w:p>
     <w:p>
@@ -5779,21 +4649,7 @@
         <w:rPr>
           <w:bCs/>
         </w:rPr>
-        <w:t xml:space="preserve">@Cacheable: It is a method level </w:t>
-      </w:r>
-      <w:proofErr w:type="gramStart"/>
-      <w:r>
-        <w:rPr>
-          <w:bCs/>
-        </w:rPr>
-        <w:t>annotation, that</w:t>
-      </w:r>
-      <w:proofErr w:type="gramEnd"/>
-      <w:r>
-        <w:rPr>
-          <w:bCs/>
-        </w:rPr>
-        <w:t xml:space="preserve"> is used in the method whose response is to be cached.</w:t>
+        <w:t>@Cacheable: It is a method level annotation, that is used in the method whose response is to be cached.</w:t>
       </w:r>
     </w:p>
     <w:p>
@@ -5812,35 +4668,7 @@
         <w:rPr>
           <w:bCs/>
         </w:rPr>
-        <w:t>@</w:t>
-      </w:r>
-      <w:proofErr w:type="spellStart"/>
-      <w:r>
-        <w:rPr>
-          <w:bCs/>
-        </w:rPr>
-        <w:t>CachePut</w:t>
-      </w:r>
-      <w:proofErr w:type="spellEnd"/>
-      <w:r>
-        <w:rPr>
-          <w:bCs/>
-        </w:rPr>
-        <w:t xml:space="preserve">: It is a method level </w:t>
-      </w:r>
-      <w:proofErr w:type="gramStart"/>
-      <w:r>
-        <w:rPr>
-          <w:bCs/>
-        </w:rPr>
-        <w:t>annotation, that</w:t>
-      </w:r>
-      <w:proofErr w:type="gramEnd"/>
-      <w:r>
-        <w:rPr>
-          <w:bCs/>
-        </w:rPr>
-        <w:t xml:space="preserve"> is used to update the cache after invoking the original method.</w:t>
+        <w:t>@CachePut: It is a method level annotation, that is used to update the cache after invoking the original method.</w:t>
       </w:r>
     </w:p>
     <w:p>
@@ -5859,21 +4687,7 @@
         <w:rPr>
           <w:bCs/>
         </w:rPr>
-        <w:t>@</w:t>
-      </w:r>
-      <w:proofErr w:type="spellStart"/>
-      <w:r>
-        <w:rPr>
-          <w:bCs/>
-        </w:rPr>
-        <w:t>CacheEvict</w:t>
-      </w:r>
-      <w:proofErr w:type="spellEnd"/>
-      <w:r>
-        <w:rPr>
-          <w:bCs/>
-        </w:rPr>
-        <w:t>: It is a method level annotation that is used to delete the data from the cache.</w:t>
+        <w:t>@CacheEvict: It is a method level annotation that is used to delete the data from the cache.</w:t>
       </w:r>
     </w:p>
     <w:p>
@@ -5914,16 +4728,8 @@
           <w:b/>
         </w:rPr>
         <w:lastRenderedPageBreak/>
-        <w:t xml:space="preserve">What is </w:t>
-      </w:r>
-      <w:proofErr w:type="gramStart"/>
-      <w:r>
-        <w:rPr>
-          <w:b/>
-        </w:rPr>
-        <w:t>Hibernate.</w:t>
-      </w:r>
-      <w:proofErr w:type="gramEnd"/>
+        <w:t>What is Hibernate.</w:t>
+      </w:r>
       <w:r>
         <w:rPr>
           <w:b/>
@@ -5969,36 +4775,15 @@
       </w:r>
       <w:r>
         <w:br/>
-      </w:r>
-      <w:proofErr w:type="gramStart"/>
-      <w:r>
-        <w:t>Hibernate</w:t>
-      </w:r>
-      <w:proofErr w:type="gramEnd"/>
-      <w:r>
-        <w:t xml:space="preserve"> implements JPA.</w:t>
-      </w:r>
-    </w:p>
-    <w:p>
-      <w:r>
-        <w:rPr>
-          <w:b/>
-        </w:rPr>
-        <w:t xml:space="preserve">How </w:t>
-      </w:r>
-      <w:proofErr w:type="gramStart"/>
-      <w:r>
-        <w:rPr>
-          <w:b/>
-        </w:rPr>
-        <w:t>hibernate</w:t>
-      </w:r>
-      <w:proofErr w:type="gramEnd"/>
-      <w:r>
-        <w:rPr>
-          <w:b/>
-        </w:rPr>
-        <w:t xml:space="preserve"> maps POJO and database tables.</w:t>
+        <w:t>Hibernate implements JPA.</w:t>
+      </w:r>
+    </w:p>
+    <w:p>
+      <w:r>
+        <w:rPr>
+          <w:b/>
+        </w:rPr>
+        <w:t>How hibernate maps POJO and database tables.</w:t>
       </w:r>
       <w:r>
         <w:rPr>
@@ -6042,28 +4827,12 @@
           <w:b/>
         </w:rPr>
       </w:pPr>
-      <w:proofErr w:type="gramStart"/>
-      <w:r>
-        <w:rPr>
-          <w:b/>
-        </w:rPr>
-        <w:t xml:space="preserve">Advantages of Hibernate over </w:t>
-      </w:r>
-      <w:proofErr w:type="spellStart"/>
-      <w:r>
-        <w:rPr>
-          <w:b/>
-        </w:rPr>
-        <w:t>jdbc</w:t>
-      </w:r>
-      <w:proofErr w:type="spellEnd"/>
-      <w:r>
-        <w:rPr>
-          <w:b/>
-        </w:rPr>
-        <w:t>?</w:t>
-      </w:r>
-      <w:proofErr w:type="gramEnd"/>
+      <w:r>
+        <w:rPr>
+          <w:b/>
+        </w:rPr>
+        <w:t>Advantages of Hibernate over jdbc?</w:t>
+      </w:r>
     </w:p>
     <w:p>
       <w:pPr>
@@ -6073,19 +4842,11 @@
           <w:numId w:val="9"/>
         </w:numPr>
       </w:pPr>
-      <w:proofErr w:type="spellStart"/>
-      <w:r>
-        <w:rPr>
-          <w:b/>
-        </w:rPr>
-        <w:t>Bolier</w:t>
-      </w:r>
-      <w:proofErr w:type="spellEnd"/>
-      <w:r>
-        <w:rPr>
-          <w:b/>
-        </w:rPr>
-        <w:t xml:space="preserve"> Plate Code</w:t>
+      <w:r>
+        <w:rPr>
+          <w:b/>
+        </w:rPr>
+        <w:t>Bolier Plate Code</w:t>
       </w:r>
       <w:r>
         <w:t xml:space="preserve">: </w:t>
@@ -6112,15 +4873,7 @@
         <w:t xml:space="preserve">: </w:t>
       </w:r>
       <w:r>
-        <w:t xml:space="preserve">In JDBC transactions have to </w:t>
-      </w:r>
-      <w:proofErr w:type="gramStart"/>
-      <w:r>
-        <w:t>managed</w:t>
-      </w:r>
-      <w:proofErr w:type="gramEnd"/>
-      <w:r>
-        <w:t xml:space="preserve"> by ourselves whereas Hibernate manages transactions implicitly.</w:t>
+        <w:t>In JDBC transactions have to managed by ourselves whereas Hibernate manages transactions implicitly.</w:t>
       </w:r>
     </w:p>
     <w:p>
@@ -6131,13 +4884,8 @@
           <w:numId w:val="9"/>
         </w:numPr>
       </w:pPr>
-      <w:proofErr w:type="gramStart"/>
-      <w:r>
-        <w:t>Hibernate</w:t>
-      </w:r>
-      <w:proofErr w:type="gramEnd"/>
-      <w:r>
-        <w:t xml:space="preserve"> Supports </w:t>
+      <w:r>
+        <w:t xml:space="preserve">Hibernate Supports </w:t>
       </w:r>
       <w:r>
         <w:rPr>
@@ -6155,13 +4903,8 @@
           <w:b/>
         </w:rPr>
       </w:pPr>
-      <w:proofErr w:type="gramStart"/>
-      <w:r>
-        <w:t>NOTE :</w:t>
-      </w:r>
-      <w:proofErr w:type="gramEnd"/>
-      <w:r>
-        <w:t xml:space="preserve"> </w:t>
+      <w:r>
+        <w:t xml:space="preserve">NOTE : </w:t>
       </w:r>
       <w:r>
         <w:rPr>
@@ -6195,23 +4938,13 @@
         </w:rPr>
         <w:t xml:space="preserve">In Hibernate, </w:t>
       </w:r>
-      <w:proofErr w:type="spellStart"/>
       <w:r>
         <w:rPr>
           <w:bCs/>
           <w:i/>
           <w:iCs/>
         </w:rPr>
-        <w:t>SessionFactory</w:t>
-      </w:r>
-      <w:proofErr w:type="spellEnd"/>
-      <w:r>
-        <w:rPr>
-          <w:bCs/>
-          <w:i/>
-          <w:iCs/>
-        </w:rPr>
-        <w:t>, Session, and Transaction</w:t>
+        <w:t>SessionFactory, Session, and Transaction</w:t>
       </w:r>
       <w:r>
         <w:rPr>
@@ -6231,53 +4964,27 @@
           <w:bCs/>
         </w:rPr>
       </w:pPr>
-      <w:proofErr w:type="spellStart"/>
-      <w:proofErr w:type="gramStart"/>
-      <w:r>
-        <w:rPr>
-          <w:bCs/>
-        </w:rPr>
-        <w:t>SessionFactory</w:t>
-      </w:r>
-      <w:proofErr w:type="spellEnd"/>
-      <w:r>
-        <w:rPr>
-          <w:bCs/>
-        </w:rPr>
-        <w:t xml:space="preserve"> </w:t>
-      </w:r>
-      <w:r>
-        <w:rPr>
-          <w:bCs/>
-        </w:rPr>
-        <w:t>:It</w:t>
-      </w:r>
-      <w:proofErr w:type="gramEnd"/>
-      <w:r>
-        <w:rPr>
-          <w:bCs/>
-        </w:rPr>
-        <w:t xml:space="preserve"> </w:t>
-      </w:r>
-      <w:r>
-        <w:t xml:space="preserve">helps creating instance of Session.  Entire application generally has a single instance of </w:t>
-      </w:r>
-      <w:proofErr w:type="spellStart"/>
-      <w:r>
-        <w:t>SessionFactory</w:t>
-      </w:r>
-      <w:proofErr w:type="spellEnd"/>
-      <w:proofErr w:type="gramStart"/>
-      <w:r>
+      <w:r>
+        <w:rPr>
+          <w:bCs/>
+        </w:rPr>
+        <w:t xml:space="preserve">SessionFactory </w:t>
+      </w:r>
+      <w:r>
+        <w:rPr>
+          <w:bCs/>
+        </w:rPr>
+        <w:t xml:space="preserve">:It </w:t>
+      </w:r>
+      <w:r>
+        <w:t>helps creating instance of Session.  Entire application generally has a single instance of SessionFactory.</w:t>
+      </w:r>
+      <w:r>
+        <w:rPr>
+          <w:bCs/>
+        </w:rPr>
         <w:t>.</w:t>
       </w:r>
-      <w:r>
-        <w:rPr>
-          <w:bCs/>
-        </w:rPr>
-        <w:t>.</w:t>
-      </w:r>
-      <w:proofErr w:type="gramEnd"/>
     </w:p>
     <w:p>
       <w:pPr>
@@ -6329,69 +5036,20 @@
     </w:p>
     <w:p>
       <w:r>
-        <w:t xml:space="preserve">Generated Value, </w:t>
-      </w:r>
-      <w:proofErr w:type="spellStart"/>
-      <w:r>
-        <w:t>Transient</w:t>
-      </w:r>
-      <w:proofErr w:type="gramStart"/>
-      <w:r>
-        <w:t>,etc</w:t>
-      </w:r>
-      <w:proofErr w:type="spellEnd"/>
-      <w:proofErr w:type="gramEnd"/>
-      <w:r>
-        <w:t>.</w:t>
-      </w:r>
-    </w:p>
-    <w:p>
-      <w:pPr>
-        <w:rPr>
-          <w:b/>
-        </w:rPr>
-      </w:pPr>
-      <w:r>
-        <w:rPr>
-          <w:b/>
-        </w:rPr>
-        <w:t xml:space="preserve">Difference between </w:t>
-      </w:r>
-      <w:proofErr w:type="spellStart"/>
-      <w:proofErr w:type="gramStart"/>
-      <w:r>
-        <w:rPr>
-          <w:b/>
-        </w:rPr>
-        <w:t>openSession</w:t>
-      </w:r>
-      <w:proofErr w:type="spellEnd"/>
-      <w:r>
-        <w:rPr>
-          <w:b/>
-        </w:rPr>
-        <w:t>(</w:t>
-      </w:r>
-      <w:proofErr w:type="gramEnd"/>
-      <w:r>
-        <w:rPr>
-          <w:b/>
-        </w:rPr>
-        <w:t xml:space="preserve">) &amp; </w:t>
-      </w:r>
-      <w:proofErr w:type="spellStart"/>
-      <w:r>
-        <w:rPr>
-          <w:b/>
-        </w:rPr>
-        <w:t>getCurrentSession</w:t>
-      </w:r>
-      <w:proofErr w:type="spellEnd"/>
-      <w:r>
-        <w:rPr>
-          <w:b/>
-        </w:rPr>
-        <w:t>()?</w:t>
+        <w:t>Generated Value, Transient,etc.</w:t>
+      </w:r>
+    </w:p>
+    <w:p>
+      <w:pPr>
+        <w:rPr>
+          <w:b/>
+        </w:rPr>
+      </w:pPr>
+      <w:r>
+        <w:rPr>
+          <w:b/>
+        </w:rPr>
+        <w:t>Difference between openSession() &amp; getCurrentSession()?</w:t>
       </w:r>
     </w:p>
     <w:p>
@@ -6402,18 +5060,8 @@
           <w:numId w:val="13"/>
         </w:numPr>
       </w:pPr>
-      <w:proofErr w:type="spellStart"/>
-      <w:proofErr w:type="gramStart"/>
-      <w:r>
-        <w:t>openSession</w:t>
-      </w:r>
-      <w:proofErr w:type="spellEnd"/>
-      <w:r>
-        <w:t>(</w:t>
-      </w:r>
-      <w:proofErr w:type="gramEnd"/>
-      <w:r>
-        <w:t xml:space="preserve">): create </w:t>
+      <w:r>
+        <w:t xml:space="preserve">openSession(): create </w:t>
       </w:r>
       <w:r>
         <w:t>new session</w:t>
@@ -6439,18 +5087,8 @@
           <w:numId w:val="13"/>
         </w:numPr>
       </w:pPr>
-      <w:proofErr w:type="spellStart"/>
-      <w:proofErr w:type="gramStart"/>
-      <w:r>
-        <w:t>getCurrentSession</w:t>
-      </w:r>
-      <w:proofErr w:type="spellEnd"/>
-      <w:r>
-        <w:t>(</w:t>
-      </w:r>
-      <w:proofErr w:type="gramEnd"/>
-      <w:r>
-        <w:t>)</w:t>
+      <w:r>
+        <w:t>getCurrentSession()</w:t>
       </w:r>
       <w:r>
         <w:t xml:space="preserve">: </w:t>
@@ -6489,50 +5127,8 @@
         </w:rPr>
         <w:br/>
       </w:r>
-      <w:proofErr w:type="spellStart"/>
-      <w:proofErr w:type="gramStart"/>
-      <w:r>
-        <w:t>findAll</w:t>
-      </w:r>
-      <w:proofErr w:type="spellEnd"/>
-      <w:r>
-        <w:t>(</w:t>
-      </w:r>
-      <w:proofErr w:type="gramEnd"/>
-      <w:r>
-        <w:t xml:space="preserve">), </w:t>
-      </w:r>
-      <w:proofErr w:type="spellStart"/>
-      <w:r>
-        <w:t>findById</w:t>
-      </w:r>
-      <w:proofErr w:type="spellEnd"/>
-      <w:r>
-        <w:t xml:space="preserve">(), </w:t>
-      </w:r>
-      <w:proofErr w:type="spellStart"/>
-      <w:r>
-        <w:t>getById</w:t>
-      </w:r>
-      <w:proofErr w:type="spellEnd"/>
-      <w:r>
-        <w:t xml:space="preserve">(), </w:t>
-      </w:r>
-      <w:proofErr w:type="spellStart"/>
-      <w:r>
-        <w:t>saveAll</w:t>
-      </w:r>
-      <w:proofErr w:type="spellEnd"/>
-      <w:r>
-        <w:t xml:space="preserve">(), </w:t>
-      </w:r>
-      <w:proofErr w:type="spellStart"/>
-      <w:r>
-        <w:t>findAllById</w:t>
-      </w:r>
-      <w:proofErr w:type="spellEnd"/>
-      <w:r>
-        <w:t>()</w:t>
+      <w:r>
+        <w:t>findAll(), findById(), getById(), saveAll(), findAllById()</w:t>
       </w:r>
     </w:p>
     <w:p>
@@ -6554,19 +5150,11 @@
         </w:rPr>
         <w:br/>
       </w:r>
-      <w:proofErr w:type="gramStart"/>
-      <w:r>
-        <w:rPr>
-          <w:bCs/>
-        </w:rPr>
-        <w:t>we</w:t>
-      </w:r>
-      <w:proofErr w:type="gramEnd"/>
-      <w:r>
-        <w:rPr>
-          <w:bCs/>
-        </w:rPr>
-        <w:t xml:space="preserve"> use UUID’s</w:t>
+      <w:r>
+        <w:rPr>
+          <w:bCs/>
+        </w:rPr>
+        <w:t>we use UUID’s</w:t>
       </w:r>
       <w:r>
         <w:rPr>
@@ -6598,73 +5186,23 @@
         </w:rPr>
         <w:br/>
       </w:r>
-      <w:proofErr w:type="gramStart"/>
-      <w:r>
-        <w:rPr>
-          <w:bCs/>
-        </w:rPr>
-        <w:t>@</w:t>
-      </w:r>
-      <w:proofErr w:type="spellStart"/>
-      <w:r>
-        <w:rPr>
-          <w:bCs/>
-        </w:rPr>
-        <w:t>GeneratedValue</w:t>
-      </w:r>
-      <w:proofErr w:type="spellEnd"/>
-      <w:r>
-        <w:rPr>
-          <w:bCs/>
-        </w:rPr>
-        <w:t>(</w:t>
-      </w:r>
-      <w:proofErr w:type="gramEnd"/>
-      <w:r>
-        <w:rPr>
-          <w:bCs/>
-        </w:rPr>
-        <w:t>generator = "uuid2")</w:t>
-      </w:r>
-      <w:r>
-        <w:rPr>
-          <w:bCs/>
-        </w:rPr>
-        <w:br/>
-      </w:r>
-      <w:r>
-        <w:rPr>
-          <w:bCs/>
-        </w:rPr>
-        <w:t>@</w:t>
-      </w:r>
-      <w:proofErr w:type="spellStart"/>
-      <w:r>
-        <w:rPr>
-          <w:bCs/>
-        </w:rPr>
-        <w:t>GenericGenerator</w:t>
-      </w:r>
-      <w:proofErr w:type="spellEnd"/>
-      <w:r>
-        <w:rPr>
-          <w:bCs/>
-        </w:rPr>
-        <w:t>(name = "uuid2", strategy = "</w:t>
-      </w:r>
-      <w:proofErr w:type="spellStart"/>
-      <w:r>
-        <w:rPr>
-          <w:bCs/>
-        </w:rPr>
-        <w:t>org.hibernate.id.UUIDGenerator</w:t>
-      </w:r>
-      <w:proofErr w:type="spellEnd"/>
-      <w:r>
-        <w:rPr>
-          <w:bCs/>
-        </w:rPr>
-        <w:t>")</w:t>
+      <w:r>
+        <w:rPr>
+          <w:bCs/>
+        </w:rPr>
+        <w:t>@GeneratedValue(generator = "uuid2")</w:t>
+      </w:r>
+      <w:r>
+        <w:rPr>
+          <w:bCs/>
+        </w:rPr>
+        <w:br/>
+      </w:r>
+      <w:r>
+        <w:rPr>
+          <w:bCs/>
+        </w:rPr>
+        <w:t>@GenericGenerator(name = "uuid2", strategy = "org.hibernate.id.UUIDGenerator")</w:t>
       </w:r>
       <w:r>
         <w:rPr>
@@ -6695,21 +5233,7 @@
         <w:rPr>
           <w:b/>
         </w:rPr>
-        <w:t xml:space="preserve">Difference between Session </w:t>
-      </w:r>
-      <w:proofErr w:type="gramStart"/>
-      <w:r>
-        <w:rPr>
-          <w:b/>
-        </w:rPr>
-        <w:t>get(</w:t>
-      </w:r>
-      <w:proofErr w:type="gramEnd"/>
-      <w:r>
-        <w:rPr>
-          <w:b/>
-        </w:rPr>
-        <w:t>) &amp; load() method?</w:t>
+        <w:t>Difference between Session get() &amp; load() method?</w:t>
       </w:r>
     </w:p>
     <w:tbl>
@@ -6750,13 +5274,8 @@
             <w:tcW w:w="4788" w:type="dxa"/>
           </w:tcPr>
           <w:p>
-            <w:proofErr w:type="gramStart"/>
             <w:r>
-              <w:t>return</w:t>
-            </w:r>
-            <w:proofErr w:type="gramEnd"/>
-            <w:r>
-              <w:t xml:space="preserve"> null if object is not found in cache as well as on DB.</w:t>
+              <w:t>return null if object is not found in cache as well as on DB.</w:t>
             </w:r>
           </w:p>
         </w:tc>
@@ -6765,21 +5284,8 @@
             <w:tcW w:w="4788" w:type="dxa"/>
           </w:tcPr>
           <w:p>
-            <w:proofErr w:type="gramStart"/>
             <w:r>
-              <w:t>throws</w:t>
-            </w:r>
-            <w:proofErr w:type="gramEnd"/>
-            <w:r>
-              <w:t xml:space="preserve"> </w:t>
-            </w:r>
-            <w:proofErr w:type="spellStart"/>
-            <w:r>
-              <w:t>ObjectNotFoundException</w:t>
-            </w:r>
-            <w:proofErr w:type="spellEnd"/>
-            <w:r>
-              <w:t xml:space="preserve"> if object is not found in cache as well as on DB, but never returns null.</w:t>
+              <w:t>throws ObjectNotFoundException if object is not found in cache as well as on DB, but never returns null.</w:t>
             </w:r>
           </w:p>
         </w:tc>
@@ -6800,32 +5306,11 @@
             <w:tcW w:w="4788" w:type="dxa"/>
           </w:tcPr>
           <w:p>
-            <w:proofErr w:type="gramStart"/>
             <w:r>
-              <w:t>returns</w:t>
-            </w:r>
-            <w:proofErr w:type="gramEnd"/>
-            <w:r>
-              <w:t xml:space="preserve"> proxy Object and only initialize the object or hit the DB if any method other then </w:t>
-            </w:r>
-            <w:proofErr w:type="spellStart"/>
-            <w:r>
-              <w:t>getId</w:t>
-            </w:r>
-            <w:proofErr w:type="spellEnd"/>
-            <w:r>
-              <w:t xml:space="preserve">() is called on persistent or entity Object. This is lazy initialization which increases </w:t>
-            </w:r>
-            <w:proofErr w:type="spellStart"/>
-            <w:r>
-              <w:t>performance.</w:t>
+              <w:t>returns proxy Object and only initialize the object or hit the DB if any method other then getId() is called on persistent or entity Object. This is lazy initialization which increases performance.</w:t>
             </w:r>
             <w:r>
-              <w:t>i.e</w:t>
-            </w:r>
-            <w:proofErr w:type="spellEnd"/>
-            <w:r>
-              <w:t xml:space="preserve"> Lazy Loading</w:t>
+              <w:t>i.e Lazy Loading</w:t>
             </w:r>
           </w:p>
         </w:tc>
@@ -6836,13 +5321,8 @@
             <w:tcW w:w="4788" w:type="dxa"/>
           </w:tcPr>
           <w:p>
-            <w:proofErr w:type="gramStart"/>
             <w:r>
-              <w:t>should</w:t>
-            </w:r>
-            <w:proofErr w:type="gramEnd"/>
-            <w:r>
-              <w:t xml:space="preserve"> be used when we are not sure that Object exist in DB or not.</w:t>
+              <w:t>should be used when we are not sure that Object exist in DB or not.</w:t>
             </w:r>
           </w:p>
         </w:tc>
@@ -6851,13 +5331,8 @@
             <w:tcW w:w="4788" w:type="dxa"/>
           </w:tcPr>
           <w:p>
-            <w:proofErr w:type="gramStart"/>
             <w:r>
-              <w:t>should</w:t>
-            </w:r>
-            <w:proofErr w:type="gramEnd"/>
-            <w:r>
-              <w:t xml:space="preserve"> be used when we are sure that Object exist in DB.</w:t>
+              <w:t>should be used when we are sure that Object exist in DB.</w:t>
             </w:r>
           </w:p>
         </w:tc>
@@ -6930,13 +5405,8 @@
       </w:r>
       <w:r>
         <w:br/>
-        <w:t>@Table (name = "question"</w:t>
-      </w:r>
-      <w:proofErr w:type="gramStart"/>
-      <w:r>
-        <w:t>)</w:t>
-      </w:r>
-      <w:proofErr w:type="gramEnd"/>
+        <w:t>@Table (name = "question")</w:t>
+      </w:r>
       <w:r>
         <w:br/>
         <w:t>public class Question {</w:t>
@@ -6955,55 +5425,23 @@
       </w:r>
       <w:r>
         <w:tab/>
-        <w:t>@</w:t>
-      </w:r>
-      <w:proofErr w:type="spellStart"/>
-      <w:r>
-        <w:t>GeneratedValue</w:t>
-      </w:r>
-      <w:proofErr w:type="spellEnd"/>
-      <w:r>
-        <w:t xml:space="preserve">(strategy = </w:t>
-      </w:r>
-      <w:proofErr w:type="spellStart"/>
-      <w:r>
-        <w:t>GenerationType.IDENTITY</w:t>
-      </w:r>
-      <w:proofErr w:type="spellEnd"/>
-      <w:r>
-        <w:t>)</w:t>
-      </w:r>
-      <w:r>
-        <w:br/>
-        <w:t xml:space="preserve"> </w:t>
-      </w:r>
-      <w:r>
-        <w:tab/>
-        <w:t>@Column(name = "</w:t>
-      </w:r>
-      <w:proofErr w:type="spellStart"/>
-      <w:r>
-        <w:t>question_id</w:t>
-      </w:r>
-      <w:proofErr w:type="spellEnd"/>
-      <w:r>
-        <w:t>")</w:t>
-      </w:r>
-      <w:r>
-        <w:br/>
-        <w:t xml:space="preserve"> </w:t>
-      </w:r>
-      <w:r>
-        <w:tab/>
-        <w:t xml:space="preserve">private Long </w:t>
-      </w:r>
-      <w:proofErr w:type="spellStart"/>
-      <w:r>
-        <w:t>questionId</w:t>
-      </w:r>
-      <w:proofErr w:type="spellEnd"/>
-      <w:r>
-        <w:t>;</w:t>
+        <w:t>@GeneratedValue(strategy = GenerationType.IDENTITY)</w:t>
+      </w:r>
+      <w:r>
+        <w:br/>
+        <w:t xml:space="preserve"> </w:t>
+      </w:r>
+      <w:r>
+        <w:tab/>
+        <w:t>@Column(name = "question_id")</w:t>
+      </w:r>
+      <w:r>
+        <w:br/>
+        <w:t xml:space="preserve"> </w:t>
+      </w:r>
+      <w:r>
+        <w:tab/>
+        <w:t>private Long questionId;</w:t>
       </w:r>
     </w:p>
     <w:p>
@@ -7012,38 +5450,15 @@
       </w:r>
       <w:r>
         <w:tab/>
-      </w:r>
-      <w:proofErr w:type="gramStart"/>
-      <w:r>
-        <w:t>@Column(</w:t>
-      </w:r>
-      <w:proofErr w:type="gramEnd"/>
-      <w:r>
-        <w:t>name = "</w:t>
-      </w:r>
-      <w:proofErr w:type="spellStart"/>
-      <w:r>
-        <w:t>question_text</w:t>
-      </w:r>
-      <w:proofErr w:type="spellEnd"/>
-      <w:r>
-        <w:t>")</w:t>
-      </w:r>
-      <w:r>
-        <w:br/>
-        <w:t xml:space="preserve"> </w:t>
-      </w:r>
-      <w:r>
-        <w:tab/>
-        <w:t xml:space="preserve">private String </w:t>
-      </w:r>
-      <w:proofErr w:type="spellStart"/>
-      <w:r>
-        <w:t>questionText</w:t>
-      </w:r>
-      <w:proofErr w:type="spellEnd"/>
-      <w:r>
-        <w:t>;</w:t>
+        <w:t>@Column(name = "question_text")</w:t>
+      </w:r>
+      <w:r>
+        <w:br/>
+        <w:t xml:space="preserve"> </w:t>
+      </w:r>
+      <w:r>
+        <w:tab/>
+        <w:t>private String questionText;</w:t>
       </w:r>
     </w:p>
     <w:p>
@@ -7053,59 +5468,23 @@
       </w:r>
       <w:r>
         <w:tab/>
-        <w:t>@</w:t>
-      </w:r>
-      <w:proofErr w:type="spellStart"/>
-      <w:r>
-        <w:t>OneToOne</w:t>
-      </w:r>
-      <w:proofErr w:type="spellEnd"/>
-      <w:r>
-        <w:br/>
-        <w:t xml:space="preserve"> </w:t>
-      </w:r>
-      <w:r>
-        <w:tab/>
-      </w:r>
-      <w:proofErr w:type="gramStart"/>
-      <w:r>
-        <w:t>@</w:t>
-      </w:r>
-      <w:proofErr w:type="spellStart"/>
-      <w:r>
-        <w:t>JoinColumn</w:t>
-      </w:r>
-      <w:proofErr w:type="spellEnd"/>
-      <w:r>
-        <w:t>(</w:t>
-      </w:r>
-      <w:proofErr w:type="gramEnd"/>
-      <w:r>
-        <w:t>name = "</w:t>
-      </w:r>
-      <w:proofErr w:type="spellStart"/>
-      <w:r>
-        <w:t>answer_id</w:t>
-      </w:r>
-      <w:proofErr w:type="spellEnd"/>
-      <w:r>
-        <w:t>", unique = true)</w:t>
-      </w:r>
-      <w:r>
-        <w:br/>
-        <w:t xml:space="preserve"> </w:t>
-      </w:r>
-      <w:r>
-        <w:tab/>
-        <w:t xml:space="preserve">private Answer </w:t>
-      </w:r>
-      <w:proofErr w:type="spellStart"/>
-      <w:r>
-        <w:t>answer</w:t>
-      </w:r>
-      <w:proofErr w:type="spellEnd"/>
-      <w:r>
-        <w:t>;</w:t>
+        <w:t>@OneToOne</w:t>
+      </w:r>
+      <w:r>
+        <w:br/>
+        <w:t xml:space="preserve"> </w:t>
+      </w:r>
+      <w:r>
+        <w:tab/>
+        <w:t>@JoinColumn(name = "answer_id", unique = true)</w:t>
+      </w:r>
+      <w:r>
+        <w:br/>
+        <w:t xml:space="preserve"> </w:t>
+      </w:r>
+      <w:r>
+        <w:tab/>
+        <w:t>private Answer answer;</w:t>
       </w:r>
       <w:r>
         <w:br/>
@@ -7122,13 +5501,8 @@
       </w:r>
       <w:r>
         <w:br/>
-        <w:t>@Table (name = "answer"</w:t>
-      </w:r>
-      <w:proofErr w:type="gramStart"/>
-      <w:r>
-        <w:t>)</w:t>
-      </w:r>
-      <w:proofErr w:type="gramEnd"/>
+        <w:t>@Table (name = "answer")</w:t>
+      </w:r>
       <w:r>
         <w:br/>
         <w:t>public class Answer {</w:t>
@@ -7147,92 +5521,39 @@
       </w:r>
       <w:r>
         <w:tab/>
-        <w:t>@</w:t>
-      </w:r>
-      <w:proofErr w:type="spellStart"/>
-      <w:r>
-        <w:t>GeneratedValue</w:t>
-      </w:r>
-      <w:proofErr w:type="spellEnd"/>
-      <w:r>
-        <w:t xml:space="preserve">(strategy = </w:t>
-      </w:r>
-      <w:proofErr w:type="spellStart"/>
-      <w:r>
-        <w:t>GenerationType.IDENTITY</w:t>
-      </w:r>
-      <w:proofErr w:type="spellEnd"/>
-      <w:r>
-        <w:t>)</w:t>
-      </w:r>
-      <w:r>
-        <w:br/>
-        <w:t xml:space="preserve"> </w:t>
-      </w:r>
-      <w:r>
-        <w:tab/>
-        <w:t>@Column(name = "</w:t>
-      </w:r>
-      <w:proofErr w:type="spellStart"/>
-      <w:r>
-        <w:t>answer_id</w:t>
-      </w:r>
-      <w:proofErr w:type="spellEnd"/>
-      <w:r>
-        <w:t>")</w:t>
-      </w:r>
-      <w:r>
-        <w:br/>
-        <w:t xml:space="preserve"> </w:t>
-      </w:r>
-      <w:r>
-        <w:tab/>
-        <w:t xml:space="preserve">private Long </w:t>
-      </w:r>
-      <w:proofErr w:type="spellStart"/>
-      <w:r>
-        <w:t>answerId</w:t>
-      </w:r>
-      <w:proofErr w:type="spellEnd"/>
-      <w:r>
-        <w:t>;</w:t>
+        <w:t>@GeneratedValue(strategy = GenerationType.IDENTITY)</w:t>
+      </w:r>
+      <w:r>
+        <w:br/>
+        <w:t xml:space="preserve"> </w:t>
+      </w:r>
+      <w:r>
+        <w:tab/>
+        <w:t>@Column(name = "answer_id")</w:t>
+      </w:r>
+      <w:r>
+        <w:br/>
+        <w:t xml:space="preserve"> </w:t>
+      </w:r>
+      <w:r>
+        <w:tab/>
+        <w:t>private Long answerId;</w:t>
       </w:r>
     </w:p>
     <w:p>
       <w:pPr>
         <w:ind w:firstLine="720"/>
       </w:pPr>
-      <w:proofErr w:type="gramStart"/>
-      <w:r>
-        <w:t>@Column(</w:t>
-      </w:r>
-      <w:proofErr w:type="gramEnd"/>
-      <w:r>
-        <w:t>name = "</w:t>
-      </w:r>
-      <w:proofErr w:type="spellStart"/>
-      <w:r>
-        <w:t>answer_text</w:t>
-      </w:r>
-      <w:proofErr w:type="spellEnd"/>
-      <w:r>
-        <w:t>")</w:t>
-      </w:r>
-      <w:r>
-        <w:br/>
-        <w:t xml:space="preserve"> </w:t>
-      </w:r>
-      <w:r>
-        <w:tab/>
-        <w:t xml:space="preserve">private String </w:t>
-      </w:r>
-      <w:proofErr w:type="spellStart"/>
-      <w:r>
-        <w:t>answerText</w:t>
-      </w:r>
-      <w:proofErr w:type="spellEnd"/>
-      <w:r>
-        <w:t>;</w:t>
+      <w:r>
+        <w:t>@Column(name = "answer_text")</w:t>
+      </w:r>
+      <w:r>
+        <w:br/>
+        <w:t xml:space="preserve"> </w:t>
+      </w:r>
+      <w:r>
+        <w:tab/>
+        <w:t>private String answerText;</w:t>
       </w:r>
       <w:r>
         <w:br/>
@@ -7246,15 +5567,7 @@
     </w:p>
     <w:p>
       <w:r>
-        <w:t xml:space="preserve">Example of Bi-Directional </w:t>
-      </w:r>
-      <w:proofErr w:type="spellStart"/>
-      <w:r>
-        <w:t>OnetoOne</w:t>
-      </w:r>
-      <w:proofErr w:type="spellEnd"/>
-      <w:r>
-        <w:t xml:space="preserve"> Mapping</w:t>
+        <w:t>Example of Bi-Directional OnetoOne Mapping</w:t>
       </w:r>
     </w:p>
     <w:p>
@@ -7263,14 +5576,7 @@
       </w:r>
       <w:r>
         <w:br/>
-      </w:r>
-      <w:proofErr w:type="gramStart"/>
-      <w:r>
-        <w:t>@Table(</w:t>
-      </w:r>
-      <w:proofErr w:type="gramEnd"/>
-      <w:r>
-        <w:t>name = "question")</w:t>
+        <w:t>@Table(name = "question")</w:t>
       </w:r>
       <w:r>
         <w:br/>
@@ -7290,55 +5596,23 @@
       </w:r>
       <w:r>
         <w:tab/>
-        <w:t>@</w:t>
-      </w:r>
-      <w:proofErr w:type="spellStart"/>
-      <w:r>
-        <w:t>GeneratedValue</w:t>
-      </w:r>
-      <w:proofErr w:type="spellEnd"/>
-      <w:r>
-        <w:t xml:space="preserve">(strategy = </w:t>
-      </w:r>
-      <w:proofErr w:type="spellStart"/>
-      <w:r>
-        <w:t>GenerationType.IDENTITY</w:t>
-      </w:r>
-      <w:proofErr w:type="spellEnd"/>
-      <w:r>
-        <w:t>)</w:t>
-      </w:r>
-      <w:r>
-        <w:br/>
-        <w:t xml:space="preserve"> </w:t>
-      </w:r>
-      <w:r>
-        <w:tab/>
-        <w:t>@Column(name = "</w:t>
-      </w:r>
-      <w:proofErr w:type="spellStart"/>
-      <w:r>
-        <w:t>question_id</w:t>
-      </w:r>
-      <w:proofErr w:type="spellEnd"/>
-      <w:r>
-        <w:t>")</w:t>
-      </w:r>
-      <w:r>
-        <w:br/>
-        <w:t xml:space="preserve"> </w:t>
-      </w:r>
-      <w:r>
-        <w:tab/>
-        <w:t xml:space="preserve">private Long </w:t>
-      </w:r>
-      <w:proofErr w:type="spellStart"/>
-      <w:r>
-        <w:t>questionId</w:t>
-      </w:r>
-      <w:proofErr w:type="spellEnd"/>
-      <w:r>
-        <w:t>;</w:t>
+        <w:t>@GeneratedValue(strategy = GenerationType.IDENTITY)</w:t>
+      </w:r>
+      <w:r>
+        <w:br/>
+        <w:t xml:space="preserve"> </w:t>
+      </w:r>
+      <w:r>
+        <w:tab/>
+        <w:t>@Column(name = "question_id")</w:t>
+      </w:r>
+      <w:r>
+        <w:br/>
+        <w:t xml:space="preserve"> </w:t>
+      </w:r>
+      <w:r>
+        <w:tab/>
+        <w:t>private Long questionId;</w:t>
       </w:r>
     </w:p>
     <w:p>
@@ -7347,38 +5621,15 @@
       </w:r>
       <w:r>
         <w:tab/>
-      </w:r>
-      <w:proofErr w:type="gramStart"/>
-      <w:r>
-        <w:t>@Column(</w:t>
-      </w:r>
-      <w:proofErr w:type="gramEnd"/>
-      <w:r>
-        <w:t>name = "</w:t>
-      </w:r>
-      <w:proofErr w:type="spellStart"/>
-      <w:r>
-        <w:t>question_text</w:t>
-      </w:r>
-      <w:proofErr w:type="spellEnd"/>
-      <w:r>
-        <w:t>")</w:t>
-      </w:r>
-      <w:r>
-        <w:br/>
-        <w:t xml:space="preserve"> </w:t>
-      </w:r>
-      <w:r>
-        <w:tab/>
-        <w:t xml:space="preserve">private String </w:t>
-      </w:r>
-      <w:proofErr w:type="spellStart"/>
-      <w:r>
-        <w:t>questionText</w:t>
-      </w:r>
-      <w:proofErr w:type="spellEnd"/>
-      <w:r>
-        <w:t>;</w:t>
+        <w:t>@Column(name = "question_text")</w:t>
+      </w:r>
+      <w:r>
+        <w:br/>
+        <w:t xml:space="preserve"> </w:t>
+      </w:r>
+      <w:r>
+        <w:tab/>
+        <w:t>private String questionText;</w:t>
       </w:r>
     </w:p>
     <w:p>
@@ -7387,59 +5638,23 @@
       </w:r>
       <w:r>
         <w:tab/>
-        <w:t>@</w:t>
-      </w:r>
-      <w:proofErr w:type="spellStart"/>
-      <w:r>
-        <w:t>OneToOne</w:t>
-      </w:r>
-      <w:proofErr w:type="spellEnd"/>
-      <w:r>
-        <w:br/>
-        <w:t xml:space="preserve"> </w:t>
-      </w:r>
-      <w:r>
-        <w:tab/>
-      </w:r>
-      <w:proofErr w:type="gramStart"/>
-      <w:r>
-        <w:t>@</w:t>
-      </w:r>
-      <w:proofErr w:type="spellStart"/>
-      <w:r>
-        <w:t>JoinColumn</w:t>
-      </w:r>
-      <w:proofErr w:type="spellEnd"/>
-      <w:r>
-        <w:t>(</w:t>
-      </w:r>
-      <w:proofErr w:type="gramEnd"/>
-      <w:r>
-        <w:t>name = "</w:t>
-      </w:r>
-      <w:proofErr w:type="spellStart"/>
-      <w:r>
-        <w:t>answer_id</w:t>
-      </w:r>
-      <w:proofErr w:type="spellEnd"/>
-      <w:r>
-        <w:t>", unique = true)</w:t>
-      </w:r>
-      <w:r>
-        <w:br/>
-        <w:t xml:space="preserve"> </w:t>
-      </w:r>
-      <w:r>
-        <w:tab/>
-        <w:t xml:space="preserve">private Answer </w:t>
-      </w:r>
-      <w:proofErr w:type="spellStart"/>
-      <w:r>
-        <w:t>answer</w:t>
-      </w:r>
-      <w:proofErr w:type="spellEnd"/>
-      <w:r>
-        <w:t>;</w:t>
+        <w:t>@OneToOne</w:t>
+      </w:r>
+      <w:r>
+        <w:br/>
+        <w:t xml:space="preserve"> </w:t>
+      </w:r>
+      <w:r>
+        <w:tab/>
+        <w:t>@JoinColumn(name = "answer_id", unique = true)</w:t>
+      </w:r>
+      <w:r>
+        <w:br/>
+        <w:t xml:space="preserve"> </w:t>
+      </w:r>
+      <w:r>
+        <w:tab/>
+        <w:t>private Answer answer;</w:t>
       </w:r>
     </w:p>
     <w:p>
@@ -7458,14 +5673,7 @@
       </w:r>
       <w:r>
         <w:br/>
-      </w:r>
-      <w:proofErr w:type="gramStart"/>
-      <w:r>
-        <w:t>@Table(</w:t>
-      </w:r>
-      <w:proofErr w:type="gramEnd"/>
-      <w:r>
-        <w:t>name = "answer")</w:t>
+        <w:t>@Table(name = "answer")</w:t>
       </w:r>
       <w:r>
         <w:br/>
@@ -7488,88 +5696,35 @@
       </w:r>
       <w:r>
         <w:tab/>
-        <w:t>@</w:t>
-      </w:r>
-      <w:proofErr w:type="spellStart"/>
-      <w:r>
-        <w:t>GeneratedValue</w:t>
-      </w:r>
-      <w:proofErr w:type="spellEnd"/>
-      <w:r>
-        <w:t xml:space="preserve">(strategy = </w:t>
-      </w:r>
-      <w:proofErr w:type="spellStart"/>
-      <w:r>
-        <w:t>GenerationType.IDENTITY</w:t>
-      </w:r>
-      <w:proofErr w:type="spellEnd"/>
-      <w:r>
-        <w:t>)</w:t>
-      </w:r>
-      <w:r>
-        <w:br/>
-        <w:t xml:space="preserve"> </w:t>
-      </w:r>
-      <w:r>
-        <w:tab/>
-        <w:t>@Column(name = "</w:t>
-      </w:r>
-      <w:proofErr w:type="spellStart"/>
-      <w:r>
-        <w:t>answer_id</w:t>
-      </w:r>
-      <w:proofErr w:type="spellEnd"/>
-      <w:r>
-        <w:t>")</w:t>
-      </w:r>
-      <w:r>
-        <w:br/>
-        <w:t xml:space="preserve"> </w:t>
-      </w:r>
-      <w:r>
-        <w:tab/>
-        <w:t xml:space="preserve">private Long </w:t>
-      </w:r>
-      <w:proofErr w:type="spellStart"/>
-      <w:r>
-        <w:t>answerId</w:t>
-      </w:r>
-      <w:proofErr w:type="spellEnd"/>
-      <w:r>
-        <w:t>;</w:t>
+        <w:t>@GeneratedValue(strategy = GenerationType.IDENTITY)</w:t>
+      </w:r>
+      <w:r>
+        <w:br/>
+        <w:t xml:space="preserve"> </w:t>
+      </w:r>
+      <w:r>
+        <w:tab/>
+        <w:t>@Column(name = "answer_id")</w:t>
+      </w:r>
+      <w:r>
+        <w:br/>
+        <w:t xml:space="preserve"> </w:t>
+      </w:r>
+      <w:r>
+        <w:tab/>
+        <w:t>private Long answerId;</w:t>
       </w:r>
     </w:p>
     <w:p>
       <w:pPr>
         <w:ind w:left="720"/>
       </w:pPr>
-      <w:proofErr w:type="gramStart"/>
-      <w:r>
-        <w:t>@Column(</w:t>
-      </w:r>
-      <w:proofErr w:type="gramEnd"/>
-      <w:r>
-        <w:t>name = "</w:t>
-      </w:r>
-      <w:proofErr w:type="spellStart"/>
-      <w:r>
-        <w:t>answer_text</w:t>
-      </w:r>
-      <w:proofErr w:type="spellEnd"/>
-      <w:r>
-        <w:t>")</w:t>
-      </w:r>
-      <w:r>
-        <w:br/>
-        <w:t xml:space="preserve">private String </w:t>
-      </w:r>
-      <w:proofErr w:type="spellStart"/>
-      <w:r>
-        <w:t>answerText</w:t>
-      </w:r>
-      <w:proofErr w:type="spellEnd"/>
-      <w:r>
-        <w:t>;</w:t>
+      <w:r>
+        <w:t>@Column(name = "answer_text")</w:t>
+      </w:r>
+      <w:r>
+        <w:br/>
+        <w:t>private String answerText;</w:t>
       </w:r>
     </w:p>
     <w:p>
@@ -7578,43 +5733,15 @@
       </w:r>
       <w:r>
         <w:tab/>
-      </w:r>
-      <w:proofErr w:type="gramStart"/>
-      <w:r>
-        <w:t>@</w:t>
-      </w:r>
-      <w:proofErr w:type="spellStart"/>
-      <w:r>
-        <w:t>OneToOne</w:t>
-      </w:r>
-      <w:proofErr w:type="spellEnd"/>
-      <w:r>
-        <w:t>(</w:t>
-      </w:r>
-      <w:proofErr w:type="spellStart"/>
-      <w:proofErr w:type="gramEnd"/>
-      <w:r>
-        <w:t>mappedBy</w:t>
-      </w:r>
-      <w:proofErr w:type="spellEnd"/>
-      <w:r>
-        <w:t xml:space="preserve"> = "answer")</w:t>
-      </w:r>
-      <w:r>
-        <w:br/>
-        <w:t xml:space="preserve"> </w:t>
-      </w:r>
-      <w:r>
-        <w:tab/>
-        <w:t xml:space="preserve">private Question </w:t>
-      </w:r>
-      <w:proofErr w:type="spellStart"/>
-      <w:r>
-        <w:t>question</w:t>
-      </w:r>
-      <w:proofErr w:type="spellEnd"/>
-      <w:r>
-        <w:t>;</w:t>
+        <w:t>@OneToOne(mappedBy = "answer")</w:t>
+      </w:r>
+      <w:r>
+        <w:br/>
+        <w:t xml:space="preserve"> </w:t>
+      </w:r>
+      <w:r>
+        <w:tab/>
+        <w:t>private Question question;</w:t>
       </w:r>
     </w:p>
     <w:p>
@@ -7670,13 +5797,8 @@
     </w:p>
     <w:p>
       <w:r>
-        <w:t xml:space="preserve">One-to-Many &amp; Many-to-One: In this case an extra table may be created in case of bidirectional mapping. To avoid this we will use </w:t>
-      </w:r>
-      <w:proofErr w:type="spellStart"/>
-      <w:r>
-        <w:t>mappedBy</w:t>
-      </w:r>
-      <w:proofErr w:type="spellEnd"/>
+        <w:t>One-to-Many &amp; Many-to-One: In this case an extra table may be created in case of bidirectional mapping. To avoid this we will use mappedBy</w:t>
+      </w:r>
     </w:p>
     <w:p>
       <w:r>
@@ -7689,13 +5811,8 @@
       </w:r>
       <w:r>
         <w:br/>
-        <w:t>@Table (name = "question"</w:t>
-      </w:r>
-      <w:proofErr w:type="gramStart"/>
-      <w:r>
-        <w:t>)</w:t>
-      </w:r>
-      <w:proofErr w:type="gramEnd"/>
+        <w:t>@Table (name = "question")</w:t>
+      </w:r>
       <w:r>
         <w:br/>
         <w:t>public class Question {</w:t>
@@ -7714,55 +5831,23 @@
       </w:r>
       <w:r>
         <w:tab/>
-        <w:t>@</w:t>
-      </w:r>
-      <w:proofErr w:type="spellStart"/>
-      <w:r>
-        <w:t>GeneratedValue</w:t>
-      </w:r>
-      <w:proofErr w:type="spellEnd"/>
-      <w:r>
-        <w:t xml:space="preserve">(strategy = </w:t>
-      </w:r>
-      <w:proofErr w:type="spellStart"/>
-      <w:r>
-        <w:t>GenerationType.IDENTITY</w:t>
-      </w:r>
-      <w:proofErr w:type="spellEnd"/>
-      <w:r>
-        <w:t>)</w:t>
-      </w:r>
-      <w:r>
-        <w:br/>
-        <w:t xml:space="preserve"> </w:t>
-      </w:r>
-      <w:r>
-        <w:tab/>
-        <w:t>@Column(name = "</w:t>
-      </w:r>
-      <w:proofErr w:type="spellStart"/>
-      <w:r>
-        <w:t>question_id</w:t>
-      </w:r>
-      <w:proofErr w:type="spellEnd"/>
-      <w:r>
-        <w:t>")</w:t>
-      </w:r>
-      <w:r>
-        <w:br/>
-        <w:t xml:space="preserve"> </w:t>
-      </w:r>
-      <w:r>
-        <w:tab/>
-        <w:t xml:space="preserve">private Long </w:t>
-      </w:r>
-      <w:proofErr w:type="spellStart"/>
-      <w:r>
-        <w:t>questionId</w:t>
-      </w:r>
-      <w:proofErr w:type="spellEnd"/>
-      <w:r>
-        <w:t>;</w:t>
+        <w:t>@GeneratedValue(strategy = GenerationType.IDENTITY)</w:t>
+      </w:r>
+      <w:r>
+        <w:br/>
+        <w:t xml:space="preserve"> </w:t>
+      </w:r>
+      <w:r>
+        <w:tab/>
+        <w:t>@Column(name = "question_id")</w:t>
+      </w:r>
+      <w:r>
+        <w:br/>
+        <w:t xml:space="preserve"> </w:t>
+      </w:r>
+      <w:r>
+        <w:tab/>
+        <w:t>private Long questionId;</w:t>
       </w:r>
     </w:p>
     <w:p>
@@ -7771,38 +5856,15 @@
       </w:r>
       <w:r>
         <w:tab/>
-      </w:r>
-      <w:proofErr w:type="gramStart"/>
-      <w:r>
-        <w:t>@Column(</w:t>
-      </w:r>
-      <w:proofErr w:type="gramEnd"/>
-      <w:r>
-        <w:t>name = "</w:t>
-      </w:r>
-      <w:proofErr w:type="spellStart"/>
-      <w:r>
-        <w:t>question_text</w:t>
-      </w:r>
-      <w:proofErr w:type="spellEnd"/>
-      <w:r>
-        <w:t>")</w:t>
-      </w:r>
-      <w:r>
-        <w:br/>
-        <w:t xml:space="preserve"> </w:t>
-      </w:r>
-      <w:r>
-        <w:tab/>
-        <w:t xml:space="preserve">private String </w:t>
-      </w:r>
-      <w:proofErr w:type="spellStart"/>
-      <w:r>
-        <w:t>questionText</w:t>
-      </w:r>
-      <w:proofErr w:type="spellEnd"/>
-      <w:r>
-        <w:t>;</w:t>
+        <w:t>@Column(name = "question_text")</w:t>
+      </w:r>
+      <w:r>
+        <w:br/>
+        <w:t xml:space="preserve"> </w:t>
+      </w:r>
+      <w:r>
+        <w:tab/>
+        <w:t>private String questionText;</w:t>
       </w:r>
     </w:p>
     <w:p>
@@ -7811,41 +5873,13 @@
       </w:r>
       <w:r>
         <w:tab/>
-      </w:r>
-      <w:proofErr w:type="gramStart"/>
-      <w:r>
-        <w:t>@</w:t>
-      </w:r>
-      <w:proofErr w:type="spellStart"/>
-      <w:r>
-        <w:t>OneToMany</w:t>
-      </w:r>
-      <w:proofErr w:type="spellEnd"/>
-      <w:r>
-        <w:t>(</w:t>
-      </w:r>
-      <w:proofErr w:type="spellStart"/>
-      <w:proofErr w:type="gramEnd"/>
-      <w:r>
-        <w:t>mappedBy</w:t>
-      </w:r>
-      <w:proofErr w:type="spellEnd"/>
-      <w:r>
-        <w:t xml:space="preserve">= “question”)  </w:t>
+        <w:t xml:space="preserve">@OneToMany(mappedBy= “question”)  </w:t>
       </w:r>
       <w:r>
         <w:sym w:font="Wingdings" w:char="F0E0"/>
       </w:r>
       <w:r>
-        <w:t xml:space="preserve"> this prevent creating extra table “</w:t>
-      </w:r>
-      <w:proofErr w:type="spellStart"/>
-      <w:r>
-        <w:t>question_answer</w:t>
-      </w:r>
-      <w:proofErr w:type="spellEnd"/>
-      <w:r>
-        <w:t>”</w:t>
+        <w:t xml:space="preserve"> this prevent creating extra table “question_answer”</w:t>
       </w:r>
       <w:r>
         <w:br/>
@@ -7870,13 +5904,8 @@
       </w:r>
       <w:r>
         <w:br/>
-        <w:t>@Table (name = "answer"</w:t>
-      </w:r>
-      <w:proofErr w:type="gramStart"/>
-      <w:r>
-        <w:t>)</w:t>
-      </w:r>
-      <w:proofErr w:type="gramEnd"/>
+        <w:t>@Table (name = "answer")</w:t>
+      </w:r>
       <w:r>
         <w:br/>
         <w:t>public class Answer {</w:t>
@@ -7898,92 +5927,39 @@
       </w:r>
       <w:r>
         <w:tab/>
-        <w:t>@</w:t>
-      </w:r>
-      <w:proofErr w:type="spellStart"/>
-      <w:r>
-        <w:t>GeneratedValue</w:t>
-      </w:r>
-      <w:proofErr w:type="spellEnd"/>
-      <w:r>
-        <w:t xml:space="preserve">(strategy = </w:t>
-      </w:r>
-      <w:proofErr w:type="spellStart"/>
-      <w:r>
-        <w:t>GenerationType.IDENTITY</w:t>
-      </w:r>
-      <w:proofErr w:type="spellEnd"/>
-      <w:r>
-        <w:t>)</w:t>
-      </w:r>
-      <w:r>
-        <w:br/>
-        <w:t xml:space="preserve"> </w:t>
-      </w:r>
-      <w:r>
-        <w:tab/>
-        <w:t>@Column(name = "</w:t>
-      </w:r>
-      <w:proofErr w:type="spellStart"/>
-      <w:r>
-        <w:t>answer_id</w:t>
-      </w:r>
-      <w:proofErr w:type="spellEnd"/>
-      <w:r>
-        <w:t>")</w:t>
-      </w:r>
-      <w:r>
-        <w:br/>
-        <w:t xml:space="preserve"> </w:t>
-      </w:r>
-      <w:r>
-        <w:tab/>
-        <w:t xml:space="preserve">private Long </w:t>
-      </w:r>
-      <w:proofErr w:type="spellStart"/>
-      <w:r>
-        <w:t>answerId</w:t>
-      </w:r>
-      <w:proofErr w:type="spellEnd"/>
-      <w:r>
-        <w:t>;</w:t>
+        <w:t>@GeneratedValue(strategy = GenerationType.IDENTITY)</w:t>
+      </w:r>
+      <w:r>
+        <w:br/>
+        <w:t xml:space="preserve"> </w:t>
+      </w:r>
+      <w:r>
+        <w:tab/>
+        <w:t>@Column(name = "answer_id")</w:t>
+      </w:r>
+      <w:r>
+        <w:br/>
+        <w:t xml:space="preserve"> </w:t>
+      </w:r>
+      <w:r>
+        <w:tab/>
+        <w:t>private Long answerId;</w:t>
       </w:r>
     </w:p>
     <w:p>
       <w:pPr>
         <w:ind w:firstLine="720"/>
       </w:pPr>
-      <w:proofErr w:type="gramStart"/>
-      <w:r>
-        <w:t>@Column(</w:t>
-      </w:r>
-      <w:proofErr w:type="gramEnd"/>
-      <w:r>
-        <w:t>name = "</w:t>
-      </w:r>
-      <w:proofErr w:type="spellStart"/>
-      <w:r>
-        <w:t>answer_text</w:t>
-      </w:r>
-      <w:proofErr w:type="spellEnd"/>
-      <w:r>
-        <w:t>")</w:t>
-      </w:r>
-      <w:r>
-        <w:br/>
-        <w:t xml:space="preserve"> </w:t>
-      </w:r>
-      <w:r>
-        <w:tab/>
-        <w:t xml:space="preserve">private String </w:t>
-      </w:r>
-      <w:proofErr w:type="spellStart"/>
-      <w:r>
-        <w:t>answerText</w:t>
-      </w:r>
-      <w:proofErr w:type="spellEnd"/>
-      <w:r>
-        <w:t>;</w:t>
+      <w:r>
+        <w:t>@Column(name = "answer_text")</w:t>
+      </w:r>
+      <w:r>
+        <w:br/>
+        <w:t xml:space="preserve"> </w:t>
+      </w:r>
+      <w:r>
+        <w:tab/>
+        <w:t>private String answerText;</w:t>
       </w:r>
     </w:p>
     <w:p>
@@ -7991,73 +5967,21 @@
         <w:ind w:left="720"/>
       </w:pPr>
       <w:r>
-        <w:t>@</w:t>
-      </w:r>
-      <w:proofErr w:type="spellStart"/>
-      <w:r>
-        <w:t>ManyToOne</w:t>
-      </w:r>
-      <w:proofErr w:type="spellEnd"/>
-      <w:r>
-        <w:br/>
-      </w:r>
-      <w:proofErr w:type="gramStart"/>
-      <w:r>
-        <w:t>@</w:t>
-      </w:r>
-      <w:proofErr w:type="spellStart"/>
-      <w:r>
-        <w:t>JoinColumn</w:t>
-      </w:r>
-      <w:proofErr w:type="spellEnd"/>
-      <w:r>
-        <w:t>(</w:t>
-      </w:r>
-      <w:proofErr w:type="gramEnd"/>
-      <w:r>
-        <w:t>“</w:t>
-      </w:r>
-      <w:proofErr w:type="spellStart"/>
-      <w:r>
-        <w:t>Question_id</w:t>
-      </w:r>
-      <w:proofErr w:type="spellEnd"/>
-      <w:r>
-        <w:t xml:space="preserve">”) </w:t>
+        <w:t>@ManyToOne</w:t>
+      </w:r>
+      <w:r>
+        <w:br/>
+        <w:t xml:space="preserve">@JoinColumn(“Question_id”) </w:t>
       </w:r>
       <w:r>
         <w:sym w:font="Wingdings" w:char="F0E0"/>
       </w:r>
       <w:r>
-        <w:t xml:space="preserve"> By default it is </w:t>
-      </w:r>
-      <w:proofErr w:type="spellStart"/>
-      <w:r>
-        <w:t>question_question_id</w:t>
-      </w:r>
-      <w:proofErr w:type="spellEnd"/>
-      <w:r>
-        <w:t>. It creates FK.</w:t>
-      </w:r>
-      <w:r>
-        <w:br/>
-        <w:t xml:space="preserve"> </w:t>
-      </w:r>
-      <w:proofErr w:type="gramStart"/>
-      <w:r>
-        <w:t>private</w:t>
-      </w:r>
-      <w:proofErr w:type="gramEnd"/>
-      <w:r>
-        <w:t xml:space="preserve"> Question </w:t>
-      </w:r>
-      <w:proofErr w:type="spellStart"/>
-      <w:r>
-        <w:t>question</w:t>
-      </w:r>
-      <w:proofErr w:type="spellEnd"/>
-      <w:r>
-        <w:t>;</w:t>
+        <w:t xml:space="preserve"> By default it is question_question_id. It creates FK.</w:t>
+      </w:r>
+      <w:r>
+        <w:br/>
+        <w:t xml:space="preserve"> private Question question;</w:t>
       </w:r>
       <w:r>
         <w:br/>
@@ -8071,15 +5995,7 @@
     </w:p>
     <w:p>
       <w:r>
-        <w:t>Many-to-</w:t>
-      </w:r>
-      <w:proofErr w:type="gramStart"/>
-      <w:r>
-        <w:t>Many :</w:t>
-      </w:r>
-      <w:proofErr w:type="gramEnd"/>
-      <w:r>
-        <w:t xml:space="preserve"> </w:t>
+        <w:t xml:space="preserve">Many-to-Many : </w:t>
       </w:r>
     </w:p>
     <w:p>
@@ -8093,24 +6009,11 @@
       </w:r>
       <w:r>
         <w:br/>
-        <w:t>@Table (name = “Employee”</w:t>
-      </w:r>
-      <w:proofErr w:type="gramStart"/>
-      <w:r>
-        <w:t>)</w:t>
-      </w:r>
-      <w:proofErr w:type="gramEnd"/>
-      <w:r>
-        <w:br/>
-        <w:t xml:space="preserve">public class </w:t>
-      </w:r>
-      <w:proofErr w:type="spellStart"/>
-      <w:r>
-        <w:t>Emp</w:t>
-      </w:r>
-      <w:proofErr w:type="spellEnd"/>
-      <w:r>
-        <w:t>{</w:t>
+        <w:t>@Table (name = “Employee”)</w:t>
+      </w:r>
+      <w:r>
+        <w:br/>
+        <w:t>public class Emp{</w:t>
       </w:r>
       <w:r>
         <w:br/>
@@ -8126,154 +6029,63 @@
       </w:r>
       <w:r>
         <w:tab/>
-        <w:t>@</w:t>
-      </w:r>
-      <w:proofErr w:type="spellStart"/>
-      <w:r>
-        <w:t>GeneratedValue</w:t>
-      </w:r>
-      <w:proofErr w:type="spellEnd"/>
-      <w:r>
-        <w:t xml:space="preserve">(strategy = </w:t>
-      </w:r>
-      <w:proofErr w:type="spellStart"/>
-      <w:r>
-        <w:t>GenerationType.IDENTITY</w:t>
-      </w:r>
-      <w:proofErr w:type="spellEnd"/>
-      <w:r>
-        <w:t>)</w:t>
-      </w:r>
-      <w:r>
-        <w:br/>
-        <w:t xml:space="preserve"> </w:t>
-      </w:r>
-      <w:r>
-        <w:tab/>
-        <w:t xml:space="preserve">private String </w:t>
-      </w:r>
-      <w:proofErr w:type="spellStart"/>
-      <w:r>
-        <w:t>emp_id</w:t>
-      </w:r>
-      <w:proofErr w:type="spellEnd"/>
-      <w:r>
-        <w:t>;</w:t>
-      </w:r>
-      <w:r>
-        <w:br/>
-        <w:t xml:space="preserve"> </w:t>
-      </w:r>
-      <w:r>
-        <w:tab/>
-        <w:t xml:space="preserve">private String </w:t>
-      </w:r>
-      <w:proofErr w:type="spellStart"/>
-      <w:r>
-        <w:t>emp_name</w:t>
-      </w:r>
-      <w:proofErr w:type="spellEnd"/>
-      <w:r>
-        <w:t>;</w:t>
-      </w:r>
-      <w:r>
-        <w:br/>
-        <w:t xml:space="preserve"> </w:t>
-      </w:r>
-      <w:r>
-        <w:tab/>
-        <w:t>@</w:t>
-      </w:r>
-      <w:proofErr w:type="spellStart"/>
-      <w:r>
-        <w:t>ManyToMany</w:t>
-      </w:r>
-      <w:proofErr w:type="spellEnd"/>
-      <w:r>
-        <w:br/>
-        <w:t xml:space="preserve"> </w:t>
-      </w:r>
-      <w:r>
-        <w:tab/>
-        <w:t>@</w:t>
-      </w:r>
-      <w:proofErr w:type="spellStart"/>
-      <w:r>
-        <w:t>JoinTable</w:t>
-      </w:r>
-      <w:proofErr w:type="spellEnd"/>
-      <w:r>
-        <w:t>(name = “</w:t>
-      </w:r>
-      <w:proofErr w:type="spellStart"/>
-      <w:r>
-        <w:t>emp_project_table</w:t>
-      </w:r>
-      <w:proofErr w:type="spellEnd"/>
-      <w:r>
-        <w:t xml:space="preserve">”, </w:t>
-      </w:r>
-      <w:r>
-        <w:br/>
-        <w:t xml:space="preserve"> </w:t>
-      </w:r>
-      <w:r>
-        <w:tab/>
-      </w:r>
-      <w:proofErr w:type="spellStart"/>
-      <w:r>
-        <w:t>joinColumns</w:t>
-      </w:r>
-      <w:proofErr w:type="spellEnd"/>
-      <w:r>
-        <w:t xml:space="preserve"> = {@</w:t>
-      </w:r>
-      <w:proofErr w:type="spellStart"/>
-      <w:r>
-        <w:t>JoinColumn</w:t>
-      </w:r>
-      <w:proofErr w:type="spellEnd"/>
-      <w:r>
-        <w:t xml:space="preserve">(name = “Employee Id”)}, </w:t>
-      </w:r>
-      <w:r>
-        <w:br/>
-        <w:t xml:space="preserve"> </w:t>
-      </w:r>
-      <w:r>
-        <w:tab/>
-      </w:r>
-      <w:proofErr w:type="spellStart"/>
-      <w:r>
-        <w:t>inverseJoinColumn</w:t>
-      </w:r>
-      <w:proofErr w:type="spellEnd"/>
-      <w:r>
-        <w:t xml:space="preserve"> =  {@</w:t>
-      </w:r>
-      <w:proofErr w:type="spellStart"/>
-      <w:r>
-        <w:t>JoinColumn</w:t>
-      </w:r>
-      <w:proofErr w:type="spellEnd"/>
-      <w:r>
-        <w:t>(name = “Project Id”)})</w:t>
-      </w:r>
-      <w:r>
-        <w:br/>
-        <w:t xml:space="preserve"> </w:t>
-      </w:r>
-      <w:r>
-        <w:tab/>
-        <w:t xml:space="preserve">private List&lt;Project&gt; </w:t>
-      </w:r>
-      <w:proofErr w:type="spellStart"/>
-      <w:r>
-        <w:t>projectList</w:t>
-      </w:r>
-      <w:proofErr w:type="spellEnd"/>
-      <w:r>
-        <w:t>;</w:t>
+        <w:t>@GeneratedValue(strategy = GenerationType.IDENTITY)</w:t>
+      </w:r>
+      <w:r>
+        <w:br/>
+        <w:t xml:space="preserve"> </w:t>
+      </w:r>
+      <w:r>
+        <w:tab/>
+        <w:t>private String emp_id;</w:t>
+      </w:r>
+      <w:r>
+        <w:br/>
+        <w:t xml:space="preserve"> </w:t>
+      </w:r>
+      <w:r>
+        <w:tab/>
+        <w:t>private String emp_name;</w:t>
+      </w:r>
+      <w:r>
+        <w:br/>
+        <w:t xml:space="preserve"> </w:t>
+      </w:r>
+      <w:r>
+        <w:tab/>
+        <w:t>@ManyToMany</w:t>
+      </w:r>
+      <w:r>
+        <w:br/>
+        <w:t xml:space="preserve"> </w:t>
+      </w:r>
+      <w:r>
+        <w:tab/>
+        <w:t xml:space="preserve">@JoinTable(name = “emp_project_table”, </w:t>
+      </w:r>
+      <w:r>
+        <w:br/>
+        <w:t xml:space="preserve"> </w:t>
+      </w:r>
+      <w:r>
+        <w:tab/>
+        <w:t xml:space="preserve">joinColumns = {@JoinColumn(name = “Employee Id”)}, </w:t>
+      </w:r>
+      <w:r>
+        <w:br/>
+        <w:t xml:space="preserve"> </w:t>
+      </w:r>
+      <w:r>
+        <w:tab/>
+        <w:t>inverseJoinColumn =  {@JoinColumn(name = “Project Id”)})</w:t>
+      </w:r>
+      <w:r>
+        <w:br/>
+        <w:t xml:space="preserve"> </w:t>
+      </w:r>
+      <w:r>
+        <w:tab/>
+        <w:t>private List&lt;Project&gt; projectList;</w:t>
       </w:r>
       <w:r>
         <w:br/>
@@ -8290,13 +6102,8 @@
       </w:r>
       <w:r>
         <w:br/>
-        <w:t>@Table (name = “Project”</w:t>
-      </w:r>
-      <w:proofErr w:type="gramStart"/>
-      <w:r>
-        <w:t>)</w:t>
-      </w:r>
-      <w:proofErr w:type="gramEnd"/>
+        <w:t>@Table (name = “Project”)</w:t>
+      </w:r>
       <w:r>
         <w:br/>
         <w:t>public class Project{</w:t>
@@ -8315,92 +6122,39 @@
       </w:r>
       <w:r>
         <w:tab/>
-        <w:t>@</w:t>
-      </w:r>
-      <w:proofErr w:type="spellStart"/>
-      <w:r>
-        <w:t>GeneratedValue</w:t>
-      </w:r>
-      <w:proofErr w:type="spellEnd"/>
-      <w:r>
-        <w:t xml:space="preserve">(strategy = </w:t>
-      </w:r>
-      <w:proofErr w:type="spellStart"/>
-      <w:r>
-        <w:t>GenerationType.IDENTITY</w:t>
-      </w:r>
-      <w:proofErr w:type="spellEnd"/>
-      <w:r>
-        <w:t>)</w:t>
-      </w:r>
-      <w:r>
-        <w:br/>
-        <w:t xml:space="preserve"> </w:t>
-      </w:r>
-      <w:r>
-        <w:tab/>
-        <w:t xml:space="preserve">private String </w:t>
-      </w:r>
-      <w:proofErr w:type="spellStart"/>
-      <w:r>
-        <w:t>proj_id</w:t>
-      </w:r>
-      <w:proofErr w:type="spellEnd"/>
-      <w:r>
-        <w:t>;</w:t>
-      </w:r>
-      <w:r>
-        <w:br/>
-        <w:t xml:space="preserve"> </w:t>
-      </w:r>
-      <w:r>
-        <w:tab/>
-        <w:t xml:space="preserve">private String </w:t>
-      </w:r>
-      <w:proofErr w:type="spellStart"/>
-      <w:r>
-        <w:t>proj_name</w:t>
-      </w:r>
-      <w:proofErr w:type="spellEnd"/>
-      <w:r>
-        <w:t>;</w:t>
-      </w:r>
-      <w:r>
-        <w:br/>
-        <w:t xml:space="preserve"> </w:t>
-      </w:r>
-      <w:r>
-        <w:tab/>
-        <w:t>@</w:t>
-      </w:r>
-      <w:proofErr w:type="spellStart"/>
-      <w:r>
-        <w:t>ManyToMany</w:t>
-      </w:r>
-      <w:proofErr w:type="spellEnd"/>
-      <w:r>
-        <w:br/>
-        <w:t xml:space="preserve"> </w:t>
-      </w:r>
-      <w:r>
-        <w:tab/>
-        <w:t>private List&lt;</w:t>
-      </w:r>
-      <w:proofErr w:type="spellStart"/>
-      <w:r>
-        <w:t>Emp</w:t>
-      </w:r>
-      <w:proofErr w:type="spellEnd"/>
-      <w:r>
-        <w:t xml:space="preserve">&gt; </w:t>
-      </w:r>
-      <w:proofErr w:type="spellStart"/>
-      <w:r>
-        <w:t>empList</w:t>
-      </w:r>
-      <w:proofErr w:type="spellEnd"/>
-      <w:r>
-        <w:t>;</w:t>
+        <w:t>@GeneratedValue(strategy = GenerationType.IDENTITY)</w:t>
+      </w:r>
+      <w:r>
+        <w:br/>
+        <w:t xml:space="preserve"> </w:t>
+      </w:r>
+      <w:r>
+        <w:tab/>
+        <w:t>private String proj_id;</w:t>
+      </w:r>
+      <w:r>
+        <w:br/>
+        <w:t xml:space="preserve"> </w:t>
+      </w:r>
+      <w:r>
+        <w:tab/>
+        <w:t>private String proj_name;</w:t>
+      </w:r>
+      <w:r>
+        <w:br/>
+        <w:t xml:space="preserve"> </w:t>
+      </w:r>
+      <w:r>
+        <w:tab/>
+        <w:t>@ManyToMany</w:t>
+      </w:r>
+      <w:r>
+        <w:br/>
+        <w:t xml:space="preserve"> </w:t>
+      </w:r>
+      <w:r>
+        <w:tab/>
+        <w:t>private List&lt;Emp&gt; empList;</w:t>
       </w:r>
       <w:r>
         <w:br/>
@@ -8424,30 +6178,8 @@
         <w:rPr>
           <w:b/>
         </w:rPr>
-        <w:t xml:space="preserve">In </w:t>
-      </w:r>
-      <w:proofErr w:type="spellStart"/>
-      <w:r>
-        <w:rPr>
-          <w:b/>
-        </w:rPr>
-        <w:t>mybatis</w:t>
-      </w:r>
-      <w:proofErr w:type="spellEnd"/>
-      <w:r>
-        <w:rPr>
-          <w:b/>
-        </w:rPr>
-        <w:t xml:space="preserve">, I am trying to fetch a data using select *, but I want that only first 500 records should be fetched, but then we need to fetch the next 500 records automatically. How can we implement </w:t>
-      </w:r>
-      <w:proofErr w:type="gramStart"/>
-      <w:r>
-        <w:rPr>
-          <w:b/>
-        </w:rPr>
-        <w:t>it ?</w:t>
-      </w:r>
-      <w:proofErr w:type="gramEnd"/>
+        <w:t>In mybatis, I am trying to fetch a data using select *, but I want that only first 500 records should be fetched, but then we need to fetch the next 500 records automatically. How can we implement it ?</w:t>
+      </w:r>
     </w:p>
     <w:p>
       <w:pPr>
@@ -8494,15 +6226,7 @@
         <w:br/>
       </w:r>
       <w:r>
-        <w:t xml:space="preserve">Hibernate is not aware of them, and they are not managed by </w:t>
-      </w:r>
-      <w:proofErr w:type="spellStart"/>
-      <w:r>
-        <w:t>Hibernate's</w:t>
-      </w:r>
-      <w:proofErr w:type="spellEnd"/>
-      <w:r>
-        <w:t xml:space="preserve"> session.</w:t>
+        <w:t>Hibernate is not aware of them, and they are not managed by Hibernate's session.</w:t>
       </w:r>
     </w:p>
     <w:p>
@@ -8516,26 +6240,8 @@
       </w:r>
     </w:p>
     <w:p>
-      <w:proofErr w:type="spellStart"/>
-      <w:r>
-        <w:t>MyEntity</w:t>
-      </w:r>
-      <w:proofErr w:type="spellEnd"/>
-      <w:r>
-        <w:t xml:space="preserve"> entity = new </w:t>
-      </w:r>
-      <w:proofErr w:type="spellStart"/>
-      <w:proofErr w:type="gramStart"/>
-      <w:r>
-        <w:t>MyEntity</w:t>
-      </w:r>
-      <w:proofErr w:type="spellEnd"/>
-      <w:r>
-        <w:t>(</w:t>
-      </w:r>
-      <w:proofErr w:type="gramEnd"/>
-      <w:r>
-        <w:t>); // Transient state</w:t>
+      <w:r>
+        <w:t>MyEntity entity = new MyEntity(); // Transient state</w:t>
       </w:r>
     </w:p>
     <w:p>
@@ -8559,15 +6265,7 @@
         <w:br/>
       </w:r>
       <w:r>
-        <w:t xml:space="preserve">They are typically retrieved from the database using Hibernate and are managed by </w:t>
-      </w:r>
-      <w:proofErr w:type="spellStart"/>
-      <w:r>
-        <w:t>Hibernate's</w:t>
-      </w:r>
-      <w:proofErr w:type="spellEnd"/>
-      <w:r>
-        <w:t xml:space="preserve"> session.</w:t>
+        <w:t>They are typically retrieved from the database using Hibernate and are managed by Hibernate's session.</w:t>
       </w:r>
       <w:r>
         <w:br/>
@@ -8588,31 +6286,8 @@
       </w:r>
     </w:p>
     <w:p>
-      <w:proofErr w:type="spellStart"/>
-      <w:r>
-        <w:t>MyEntity</w:t>
-      </w:r>
-      <w:proofErr w:type="spellEnd"/>
-      <w:r>
-        <w:t xml:space="preserve"> entity = </w:t>
-      </w:r>
-      <w:proofErr w:type="spellStart"/>
-      <w:proofErr w:type="gramStart"/>
-      <w:r>
-        <w:t>session.get</w:t>
-      </w:r>
-      <w:proofErr w:type="spellEnd"/>
-      <w:r>
-        <w:t>(</w:t>
-      </w:r>
-      <w:proofErr w:type="spellStart"/>
-      <w:proofErr w:type="gramEnd"/>
-      <w:r>
-        <w:t>MyEntity.class</w:t>
-      </w:r>
-      <w:proofErr w:type="spellEnd"/>
-      <w:r>
-        <w:t>, 1L); // Persistent state</w:t>
+      <w:r>
+        <w:t>MyEntity entity = session.get(MyEntity.class, 1L); // Persistent state</w:t>
       </w:r>
     </w:p>
     <w:p>
@@ -8630,15 +6305,7 @@
     </w:p>
     <w:p>
       <w:r>
-        <w:t xml:space="preserve">Objects in the </w:t>
-      </w:r>
-      <w:proofErr w:type="gramStart"/>
-      <w:r>
-        <w:t>Detached</w:t>
-      </w:r>
-      <w:proofErr w:type="gramEnd"/>
-      <w:r>
-        <w:t xml:space="preserve"> state were once persistent but are no longer associated with a Hibernate session.</w:t>
+        <w:t>Objects in the Detached state were once persistent but are no longer associated with a Hibernate session.</w:t>
       </w:r>
       <w:r>
         <w:br/>
@@ -8665,19 +6332,9 @@
       </w:r>
     </w:p>
     <w:p>
-      <w:proofErr w:type="spellStart"/>
-      <w:proofErr w:type="gramStart"/>
       <w:r>
         <w:lastRenderedPageBreak/>
-        <w:t>session.close</w:t>
-      </w:r>
-      <w:proofErr w:type="spellEnd"/>
-      <w:r>
-        <w:t>(</w:t>
-      </w:r>
-      <w:proofErr w:type="gramEnd"/>
-      <w:r>
-        <w:t>); // Detaches previously persistent objects</w:t>
+        <w:t>session.close(); // Detaches previously persistent objects</w:t>
       </w:r>
     </w:p>
     <w:p>
@@ -8704,23 +6361,16 @@
           <w:b/>
         </w:rPr>
       </w:pPr>
-      <w:proofErr w:type="gramStart"/>
       <w:r>
         <w:rPr>
           <w:b/>
         </w:rPr>
         <w:t>save</w:t>
       </w:r>
-      <w:proofErr w:type="gramEnd"/>
-    </w:p>
-    <w:p>
-      <w:proofErr w:type="gramStart"/>
-      <w:r>
-        <w:t>save</w:t>
-      </w:r>
-      <w:proofErr w:type="gramEnd"/>
-      <w:r>
-        <w:t xml:space="preserve"> is a method defined in the Session interface in Hibernate.</w:t>
+    </w:p>
+    <w:p>
+      <w:r>
+        <w:t>save is a method defined in the Session interface in Hibernate.</w:t>
       </w:r>
       <w:r>
         <w:br/>
@@ -8737,27 +6387,14 @@
       <w:r>
         <w:br/>
       </w:r>
-      <w:proofErr w:type="gramStart"/>
-      <w:r>
-        <w:t>save</w:t>
-      </w:r>
-      <w:proofErr w:type="gramEnd"/>
-      <w:r>
-        <w:t xml:space="preserve"> is not guaranteed to be executed immediately; it might be delayed until the transaction is committed or until Hibernate flushes the session.</w:t>
-      </w:r>
-      <w:r>
-        <w:br/>
-      </w:r>
-      <w:r>
-        <w:t xml:space="preserve">If an entity with the same identifier already exists in the database, save will throw an exception (a </w:t>
-      </w:r>
-      <w:proofErr w:type="spellStart"/>
-      <w:r>
-        <w:t>NonUniqueObjectException</w:t>
-      </w:r>
-      <w:proofErr w:type="spellEnd"/>
-      <w:r>
-        <w:t>).</w:t>
+      <w:r>
+        <w:t>save is not guaranteed to be executed immediately; it might be delayed until the transaction is committed or until Hibernate flushes the session.</w:t>
+      </w:r>
+      <w:r>
+        <w:br/>
+      </w:r>
+      <w:r>
+        <w:t>If an entity with the same identifier already exists in the database, save will throw an exception (a NonUniqueObjectException).</w:t>
       </w:r>
     </w:p>
     <w:p>
@@ -8766,77 +6403,31 @@
       </w:r>
     </w:p>
     <w:p>
-      <w:proofErr w:type="spellStart"/>
-      <w:r>
-        <w:t>MyEntity</w:t>
-      </w:r>
-      <w:proofErr w:type="spellEnd"/>
-      <w:r>
-        <w:t xml:space="preserve"> entity = new </w:t>
-      </w:r>
-      <w:proofErr w:type="spellStart"/>
-      <w:proofErr w:type="gramStart"/>
-      <w:r>
-        <w:t>MyEntity</w:t>
-      </w:r>
-      <w:proofErr w:type="spellEnd"/>
-      <w:r>
-        <w:t>(</w:t>
-      </w:r>
-      <w:proofErr w:type="gramEnd"/>
-      <w:r>
-        <w:t>);</w:t>
-      </w:r>
-    </w:p>
-    <w:p>
-      <w:r>
-        <w:t xml:space="preserve">Long id = (Long) </w:t>
-      </w:r>
-      <w:proofErr w:type="spellStart"/>
-      <w:proofErr w:type="gramStart"/>
-      <w:r>
-        <w:t>session.save</w:t>
-      </w:r>
-      <w:proofErr w:type="spellEnd"/>
-      <w:r>
-        <w:t>(</w:t>
-      </w:r>
-      <w:proofErr w:type="gramEnd"/>
-      <w:r>
-        <w:t>entity); // Persist and get the generated ID</w:t>
-      </w:r>
-    </w:p>
-    <w:p>
-      <w:pPr>
-        <w:rPr>
-          <w:b/>
-        </w:rPr>
-      </w:pPr>
-      <w:proofErr w:type="gramStart"/>
+      <w:r>
+        <w:t>MyEntity entity = new MyEntity();</w:t>
+      </w:r>
+    </w:p>
+    <w:p>
+      <w:r>
+        <w:t>Long id = (Long) session.save(entity); // Persist and get the generated ID</w:t>
+      </w:r>
+    </w:p>
+    <w:p>
+      <w:pPr>
+        <w:rPr>
+          <w:b/>
+        </w:rPr>
+      </w:pPr>
       <w:r>
         <w:rPr>
           <w:b/>
         </w:rPr>
         <w:t>persist</w:t>
       </w:r>
-      <w:proofErr w:type="gramEnd"/>
-    </w:p>
-    <w:p>
-      <w:proofErr w:type="gramStart"/>
-      <w:r>
-        <w:t>persist</w:t>
-      </w:r>
-      <w:proofErr w:type="gramEnd"/>
-      <w:r>
-        <w:t xml:space="preserve"> is a method defined in the </w:t>
-      </w:r>
-      <w:proofErr w:type="spellStart"/>
-      <w:r>
-        <w:t>EntityManager</w:t>
-      </w:r>
-      <w:proofErr w:type="spellEnd"/>
-      <w:r>
-        <w:t xml:space="preserve"> interface in JPA (Java Persistence API). Hibernate, as a JPA implementation, supports this method as well.</w:t>
+    </w:p>
+    <w:p>
+      <w:r>
+        <w:t>persist is a method defined in the EntityManager interface in JPA (Java Persistence API). Hibernate, as a JPA implementation, supports this method as well.</w:t>
       </w:r>
     </w:p>
     <w:p>
@@ -8851,25 +6442,12 @@
     </w:p>
     <w:p>
       <w:r>
-        <w:t xml:space="preserve">If the entity already has an identifier when persist is called, it will throw an exception (an </w:t>
-      </w:r>
-      <w:proofErr w:type="spellStart"/>
-      <w:r>
-        <w:t>EntityExistsException</w:t>
-      </w:r>
-      <w:proofErr w:type="spellEnd"/>
-      <w:r>
-        <w:t>).</w:t>
-      </w:r>
-    </w:p>
-    <w:p>
-      <w:proofErr w:type="gramStart"/>
-      <w:r>
-        <w:t>persist</w:t>
-      </w:r>
-      <w:proofErr w:type="gramEnd"/>
-      <w:r>
-        <w:t xml:space="preserve"> is designed for use within a managed transaction, and it ensures that the entity becomes persistent and managed by the persistence context.</w:t>
+        <w:t>If the entity already has an identifier when persist is called, it will throw an exception (an EntityExistsException).</w:t>
+      </w:r>
+    </w:p>
+    <w:p>
+      <w:r>
+        <w:t>persist is designed for use within a managed transaction, and it ensures that the entity becomes persistent and managed by the persistence context.</w:t>
       </w:r>
     </w:p>
     <w:p>
@@ -8878,41 +6456,13 @@
       </w:r>
     </w:p>
     <w:p>
-      <w:proofErr w:type="spellStart"/>
-      <w:r>
-        <w:t>MyEntity</w:t>
-      </w:r>
-      <w:proofErr w:type="spellEnd"/>
-      <w:r>
-        <w:t xml:space="preserve"> entity = new </w:t>
-      </w:r>
-      <w:proofErr w:type="spellStart"/>
-      <w:proofErr w:type="gramStart"/>
-      <w:r>
-        <w:t>MyEntity</w:t>
-      </w:r>
-      <w:proofErr w:type="spellEnd"/>
-      <w:r>
-        <w:t>(</w:t>
-      </w:r>
-      <w:proofErr w:type="gramEnd"/>
-      <w:r>
-        <w:t>);</w:t>
-      </w:r>
-    </w:p>
-    <w:p>
-      <w:proofErr w:type="spellStart"/>
-      <w:proofErr w:type="gramStart"/>
-      <w:r>
-        <w:t>entityManager.persist</w:t>
-      </w:r>
-      <w:proofErr w:type="spellEnd"/>
-      <w:r>
-        <w:t>(</w:t>
-      </w:r>
-      <w:proofErr w:type="gramEnd"/>
-      <w:r>
-        <w:t>entity); // Make the entity persistent</w:t>
+      <w:r>
+        <w:t>MyEntity entity = new MyEntity();</w:t>
+      </w:r>
+    </w:p>
+    <w:p>
+      <w:r>
+        <w:t>entityManager.persist(entity); // Make the entity persistent</w:t>
       </w:r>
     </w:p>
     <w:p>
@@ -8921,37 +6471,19 @@
       </w:r>
     </w:p>
     <w:p>
-      <w:proofErr w:type="gramStart"/>
       <w:r>
         <w:lastRenderedPageBreak/>
-        <w:t>save</w:t>
-      </w:r>
-      <w:proofErr w:type="gramEnd"/>
-      <w:r>
-        <w:t xml:space="preserve"> returns the generated identifier and may generate a new identifier even if one is provided.</w:t>
-      </w:r>
-    </w:p>
-    <w:p>
-      <w:proofErr w:type="gramStart"/>
-      <w:r>
-        <w:t>persist</w:t>
-      </w:r>
-      <w:proofErr w:type="gramEnd"/>
-      <w:r>
-        <w:t xml:space="preserve"> does not return the identifier and expects the entity to be transient (not already having an identifier).</w:t>
-      </w:r>
-    </w:p>
-    <w:p>
-      <w:r>
-        <w:t xml:space="preserve">Both methods make the entity persistent, but the timing of when the SQL insert statement is executed can be controlled by </w:t>
-      </w:r>
-      <w:proofErr w:type="spellStart"/>
-      <w:r>
-        <w:t>Hibernate's</w:t>
-      </w:r>
-      <w:proofErr w:type="spellEnd"/>
-      <w:r>
-        <w:t xml:space="preserve"> flush mechanism, and both methods are typically used within a managed transaction.</w:t>
+        <w:t>save returns the generated identifier and may generate a new identifier even if one is provided.</w:t>
+      </w:r>
+    </w:p>
+    <w:p>
+      <w:r>
+        <w:t>persist does not return the identifier and expects the entity to be transient (not already having an identifier).</w:t>
+      </w:r>
+    </w:p>
+    <w:p>
+      <w:r>
+        <w:t>Both methods make the entity persistent, but the timing of when the SQL insert statement is executed can be controlled by Hibernate's flush mechanism, and both methods are typically used within a managed transaction.</w:t>
       </w:r>
     </w:p>
     <w:p>
@@ -9089,55 +6621,29 @@
       </w:r>
       <w:r>
         <w:br/>
-        <w:t xml:space="preserve">Currently </w:t>
-      </w:r>
-      <w:proofErr w:type="spellStart"/>
-      <w:r>
-        <w:t>EHCache</w:t>
-      </w:r>
-      <w:proofErr w:type="spellEnd"/>
-      <w:r>
-        <w:t xml:space="preserve"> and </w:t>
-      </w:r>
-      <w:proofErr w:type="spellStart"/>
-      <w:r>
-        <w:t>infinispan</w:t>
-      </w:r>
-      <w:proofErr w:type="spellEnd"/>
-      <w:r>
-        <w:t xml:space="preserve"> provides implementation for Hibernate Second Level Cache.</w:t>
-      </w:r>
-    </w:p>
-    <w:p>
-      <w:pPr>
-        <w:rPr>
-          <w:b/>
-        </w:rPr>
-      </w:pPr>
-      <w:proofErr w:type="gramStart"/>
+        <w:t>Currently EHCache and infinispan provides implementation for Hibernate Second Level Cache.</w:t>
+      </w:r>
+    </w:p>
+    <w:p>
+      <w:pPr>
+        <w:rPr>
+          <w:b/>
+        </w:rPr>
+      </w:pPr>
       <w:r>
         <w:rPr>
           <w:b/>
         </w:rPr>
         <w:t>Query Level Caching.</w:t>
       </w:r>
-      <w:proofErr w:type="gramEnd"/>
-      <w:r>
-        <w:rPr>
-          <w:b/>
-        </w:rPr>
-        <w:br/>
-      </w:r>
-      <w:r>
-        <w:t xml:space="preserve">Query Level Cache should be used in </w:t>
-      </w:r>
-      <w:proofErr w:type="spellStart"/>
-      <w:r>
-        <w:t>conjuction</w:t>
-      </w:r>
-      <w:proofErr w:type="spellEnd"/>
-      <w:r>
-        <w:t xml:space="preserve"> with Second Level Cache.</w:t>
+      <w:r>
+        <w:rPr>
+          <w:b/>
+        </w:rPr>
+        <w:br/>
+      </w:r>
+      <w:r>
+        <w:t>Query Level Cache should be used in conjuction with Second Level Cache.</w:t>
       </w:r>
       <w:r>
         <w:rPr>
@@ -9168,20 +6674,7 @@
         <w:t>updating &amp; delete operations should propagate from one entity to associated entities that are part of a relationship.</w:t>
       </w:r>
       <w:r>
-        <w:t xml:space="preserve"> There are multiple </w:t>
-      </w:r>
-      <w:proofErr w:type="spellStart"/>
-      <w:proofErr w:type="gramStart"/>
-      <w:r>
-        <w:t>cascadeTypes</w:t>
-      </w:r>
-      <w:proofErr w:type="spellEnd"/>
-      <w:r>
-        <w:t>(</w:t>
-      </w:r>
-      <w:proofErr w:type="gramEnd"/>
-      <w:r>
-        <w:t>ALL, PERSIST, MERGE, REMOVE, REFRESH, DETACH)</w:t>
+        <w:t xml:space="preserve"> There are multiple cascadeTypes(ALL, PERSIST, MERGE, REMOVE, REFRESH, DETACH)</w:t>
       </w:r>
       <w:r>
         <w:t>.</w:t>

--- a/note/Hibernate.docx
+++ b/note/Hibernate.docx
@@ -147,7 +147,21 @@
           <w:bCs/>
         </w:rPr>
         <w:br/>
-        <w:t>Hibernate: It is an implementation of JPA. Despite many advantages, there were few disadvantages like, we still need to write a lot of repetitive code.</w:t>
+        <w:t xml:space="preserve">Hibernate: It is an implementation of JPA. Despite many advantages, there were few disadvantages </w:t>
+      </w:r>
+      <w:proofErr w:type="gramStart"/>
+      <w:r>
+        <w:rPr>
+          <w:bCs/>
+        </w:rPr>
+        <w:t>like,</w:t>
+      </w:r>
+      <w:proofErr w:type="gramEnd"/>
+      <w:r>
+        <w:rPr>
+          <w:bCs/>
+        </w:rPr>
+        <w:t xml:space="preserve"> we still need to write a lot of repetitive code.</w:t>
       </w:r>
       <w:r>
         <w:rPr>
@@ -186,7 +200,21 @@
         <w:rPr>
           <w:bCs/>
         </w:rPr>
-        <w:t>It is library that simplifies working with JPA. It automatically generate queries based on method names. It works on top of JPA provider (e.g. of JPA provider is Hibernate)</w:t>
+        <w:t xml:space="preserve">It is library that simplifies working with JPA. It automatically </w:t>
+      </w:r>
+      <w:proofErr w:type="gramStart"/>
+      <w:r>
+        <w:rPr>
+          <w:bCs/>
+        </w:rPr>
+        <w:t>generate</w:t>
+      </w:r>
+      <w:proofErr w:type="gramEnd"/>
+      <w:r>
+        <w:rPr>
+          <w:bCs/>
+        </w:rPr>
+        <w:t xml:space="preserve"> queries based on method names. It works on top of JPA provider (e.g. of JPA provider is Hibernate)</w:t>
       </w:r>
       <w:r>
         <w:rPr>
@@ -214,11 +242,55 @@
           <w:bCs/>
         </w:rPr>
       </w:pPr>
-      <w:r>
-        <w:rPr>
-          <w:bCs/>
-        </w:rPr>
-        <w:t>CrudRepository, PagingAndSortingRepository, JpaRepository(most commonly used) .</w:t>
+      <w:proofErr w:type="spellStart"/>
+      <w:r>
+        <w:rPr>
+          <w:bCs/>
+        </w:rPr>
+        <w:t>CrudRepository</w:t>
+      </w:r>
+      <w:proofErr w:type="spellEnd"/>
+      <w:r>
+        <w:rPr>
+          <w:bCs/>
+        </w:rPr>
+        <w:t xml:space="preserve">, </w:t>
+      </w:r>
+      <w:proofErr w:type="spellStart"/>
+      <w:r>
+        <w:rPr>
+          <w:bCs/>
+        </w:rPr>
+        <w:t>PagingAndSortingRepository</w:t>
+      </w:r>
+      <w:proofErr w:type="spellEnd"/>
+      <w:r>
+        <w:rPr>
+          <w:bCs/>
+        </w:rPr>
+        <w:t xml:space="preserve">, </w:t>
+      </w:r>
+      <w:proofErr w:type="spellStart"/>
+      <w:proofErr w:type="gramStart"/>
+      <w:r>
+        <w:rPr>
+          <w:bCs/>
+        </w:rPr>
+        <w:t>JpaRepository</w:t>
+      </w:r>
+      <w:proofErr w:type="spellEnd"/>
+      <w:r>
+        <w:rPr>
+          <w:bCs/>
+        </w:rPr>
+        <w:t>(</w:t>
+      </w:r>
+      <w:proofErr w:type="gramEnd"/>
+      <w:r>
+        <w:rPr>
+          <w:bCs/>
+        </w:rPr>
+        <w:t>most commonly used) .</w:t>
       </w:r>
     </w:p>
     <w:p>
@@ -240,11 +312,27 @@
           <w:bCs/>
         </w:rPr>
       </w:pPr>
-      <w:r>
-        <w:rPr>
-          <w:bCs/>
-        </w:rPr>
-        <w:t>src/main/java/com/example/demo/</w:t>
+      <w:proofErr w:type="spellStart"/>
+      <w:proofErr w:type="gramStart"/>
+      <w:r>
+        <w:rPr>
+          <w:bCs/>
+        </w:rPr>
+        <w:t>src</w:t>
+      </w:r>
+      <w:proofErr w:type="spellEnd"/>
+      <w:r>
+        <w:rPr>
+          <w:bCs/>
+        </w:rPr>
+        <w:t>/main/java/com/example/demo</w:t>
+      </w:r>
+      <w:proofErr w:type="gramEnd"/>
+      <w:r>
+        <w:rPr>
+          <w:bCs/>
+        </w:rPr>
+        <w:t>/</w:t>
       </w:r>
     </w:p>
     <w:p>
@@ -271,7 +359,23 @@
           <w:rFonts w:ascii="Calibri" w:hAnsi="Calibri" w:cs="Calibri"/>
           <w:bCs/>
         </w:rPr>
-        <w:t>── entity/</w:t>
+        <w:t xml:space="preserve">── </w:t>
+      </w:r>
+      <w:proofErr w:type="gramStart"/>
+      <w:r>
+        <w:rPr>
+          <w:rFonts w:ascii="Calibri" w:hAnsi="Calibri" w:cs="Calibri"/>
+          <w:bCs/>
+        </w:rPr>
+        <w:t>entity</w:t>
+      </w:r>
+      <w:proofErr w:type="gramEnd"/>
+      <w:r>
+        <w:rPr>
+          <w:rFonts w:ascii="Calibri" w:hAnsi="Calibri" w:cs="Calibri"/>
+          <w:bCs/>
+        </w:rPr>
+        <w:t>/</w:t>
       </w:r>
     </w:p>
     <w:p>
@@ -311,7 +415,23 @@
           <w:rFonts w:ascii="Calibri" w:hAnsi="Calibri" w:cs="Calibri"/>
           <w:bCs/>
         </w:rPr>
-        <w:t>── repository/</w:t>
+        <w:t xml:space="preserve">── </w:t>
+      </w:r>
+      <w:proofErr w:type="gramStart"/>
+      <w:r>
+        <w:rPr>
+          <w:rFonts w:ascii="Calibri" w:hAnsi="Calibri" w:cs="Calibri"/>
+          <w:bCs/>
+        </w:rPr>
+        <w:t>repository</w:t>
+      </w:r>
+      <w:proofErr w:type="gramEnd"/>
+      <w:r>
+        <w:rPr>
+          <w:rFonts w:ascii="Calibri" w:hAnsi="Calibri" w:cs="Calibri"/>
+          <w:bCs/>
+        </w:rPr>
+        <w:t>/</w:t>
       </w:r>
     </w:p>
     <w:p>
@@ -351,7 +471,23 @@
           <w:rFonts w:ascii="Calibri" w:hAnsi="Calibri" w:cs="Calibri"/>
           <w:bCs/>
         </w:rPr>
-        <w:t>── service/</w:t>
+        <w:t xml:space="preserve">── </w:t>
+      </w:r>
+      <w:proofErr w:type="gramStart"/>
+      <w:r>
+        <w:rPr>
+          <w:rFonts w:ascii="Calibri" w:hAnsi="Calibri" w:cs="Calibri"/>
+          <w:bCs/>
+        </w:rPr>
+        <w:t>service</w:t>
+      </w:r>
+      <w:proofErr w:type="gramEnd"/>
+      <w:r>
+        <w:rPr>
+          <w:rFonts w:ascii="Calibri" w:hAnsi="Calibri" w:cs="Calibri"/>
+          <w:bCs/>
+        </w:rPr>
+        <w:t>/</w:t>
       </w:r>
     </w:p>
     <w:p>
@@ -391,7 +527,23 @@
           <w:rFonts w:ascii="Calibri" w:hAnsi="Calibri" w:cs="Calibri"/>
           <w:bCs/>
         </w:rPr>
-        <w:t>── controller/</w:t>
+        <w:t xml:space="preserve">── </w:t>
+      </w:r>
+      <w:proofErr w:type="gramStart"/>
+      <w:r>
+        <w:rPr>
+          <w:rFonts w:ascii="Calibri" w:hAnsi="Calibri" w:cs="Calibri"/>
+          <w:bCs/>
+        </w:rPr>
+        <w:t>controller</w:t>
+      </w:r>
+      <w:proofErr w:type="gramEnd"/>
+      <w:r>
+        <w:rPr>
+          <w:rFonts w:ascii="Calibri" w:hAnsi="Calibri" w:cs="Calibri"/>
+          <w:bCs/>
+        </w:rPr>
+        <w:t>/</w:t>
       </w:r>
     </w:p>
     <w:p>
@@ -431,7 +583,21 @@
           <w:bCs/>
         </w:rPr>
         <w:lastRenderedPageBreak/>
-        <w:t>Entity Class(Student.java)</w:t>
+        <w:t xml:space="preserve">Entity </w:t>
+      </w:r>
+      <w:proofErr w:type="gramStart"/>
+      <w:r>
+        <w:rPr>
+          <w:bCs/>
+        </w:rPr>
+        <w:t>Class(</w:t>
+      </w:r>
+      <w:proofErr w:type="gramEnd"/>
+      <w:r>
+        <w:rPr>
+          <w:bCs/>
+        </w:rPr>
+        <w:t>Student.java)</w:t>
       </w:r>
     </w:p>
     <w:p>
@@ -477,11 +643,47 @@
         </w:rPr>
         <w:br/>
       </w:r>
-      <w:r>
-        <w:rPr>
-          <w:bCs/>
-        </w:rPr>
-        <w:t>@GeneratedValue(strategy = GenerationType.IDENTITY)</w:t>
+      <w:proofErr w:type="gramStart"/>
+      <w:r>
+        <w:rPr>
+          <w:bCs/>
+        </w:rPr>
+        <w:t>@</w:t>
+      </w:r>
+      <w:proofErr w:type="spellStart"/>
+      <w:r>
+        <w:rPr>
+          <w:bCs/>
+        </w:rPr>
+        <w:t>GeneratedValue</w:t>
+      </w:r>
+      <w:proofErr w:type="spellEnd"/>
+      <w:r>
+        <w:rPr>
+          <w:bCs/>
+        </w:rPr>
+        <w:t>(</w:t>
+      </w:r>
+      <w:proofErr w:type="gramEnd"/>
+      <w:r>
+        <w:rPr>
+          <w:bCs/>
+        </w:rPr>
+        <w:t xml:space="preserve">strategy = </w:t>
+      </w:r>
+      <w:proofErr w:type="spellStart"/>
+      <w:r>
+        <w:rPr>
+          <w:bCs/>
+        </w:rPr>
+        <w:t>GenerationType.IDENTITY</w:t>
+      </w:r>
+      <w:proofErr w:type="spellEnd"/>
+      <w:r>
+        <w:rPr>
+          <w:bCs/>
+        </w:rPr>
+        <w:t>)</w:t>
       </w:r>
       <w:r>
         <w:rPr>
@@ -581,11 +783,19 @@
         </w:rPr>
         <w:tab/>
       </w:r>
-      <w:r>
-        <w:rPr>
-          <w:bCs/>
-        </w:rPr>
-        <w:t>this.email = email;</w:t>
+      <w:proofErr w:type="spellStart"/>
+      <w:r>
+        <w:rPr>
+          <w:bCs/>
+        </w:rPr>
+        <w:t>this.email</w:t>
+      </w:r>
+      <w:proofErr w:type="spellEnd"/>
+      <w:r>
+        <w:rPr>
+          <w:bCs/>
+        </w:rPr>
+        <w:t xml:space="preserve"> = email;</w:t>
       </w:r>
       <w:r>
         <w:rPr>
@@ -622,55 +832,139 @@
         <w:rPr>
           <w:bCs/>
         </w:rPr>
-        <w:t>public Long getId() { return id; }</w:t>
-      </w:r>
-      <w:r>
-        <w:rPr>
-          <w:bCs/>
-        </w:rPr>
-        <w:br/>
-      </w:r>
-      <w:r>
-        <w:rPr>
-          <w:bCs/>
-        </w:rPr>
-        <w:t>public String getName() { return name; }</w:t>
-      </w:r>
-      <w:r>
-        <w:rPr>
-          <w:bCs/>
-        </w:rPr>
-        <w:br/>
-      </w:r>
-      <w:r>
-        <w:rPr>
-          <w:bCs/>
-        </w:rPr>
-        <w:t>public void setName(String name) { this.name = name; }</w:t>
-      </w:r>
-      <w:r>
-        <w:rPr>
-          <w:bCs/>
-        </w:rPr>
-        <w:br/>
-      </w:r>
-      <w:r>
-        <w:rPr>
-          <w:bCs/>
-        </w:rPr>
-        <w:t>public String getEmail() { return email; }</w:t>
-      </w:r>
-      <w:r>
-        <w:rPr>
-          <w:bCs/>
-        </w:rPr>
-        <w:br/>
-      </w:r>
-      <w:r>
-        <w:rPr>
-          <w:bCs/>
-        </w:rPr>
-        <w:t>public void setEmail(String email) { this.email = email; }</w:t>
+        <w:t xml:space="preserve">public Long </w:t>
+      </w:r>
+      <w:proofErr w:type="spellStart"/>
+      <w:r>
+        <w:rPr>
+          <w:bCs/>
+        </w:rPr>
+        <w:t>getId</w:t>
+      </w:r>
+      <w:proofErr w:type="spellEnd"/>
+      <w:r>
+        <w:rPr>
+          <w:bCs/>
+        </w:rPr>
+        <w:t>() { return id; }</w:t>
+      </w:r>
+      <w:r>
+        <w:rPr>
+          <w:bCs/>
+        </w:rPr>
+        <w:br/>
+      </w:r>
+      <w:r>
+        <w:rPr>
+          <w:bCs/>
+        </w:rPr>
+        <w:t xml:space="preserve">public String </w:t>
+      </w:r>
+      <w:proofErr w:type="spellStart"/>
+      <w:r>
+        <w:rPr>
+          <w:bCs/>
+        </w:rPr>
+        <w:t>getName</w:t>
+      </w:r>
+      <w:proofErr w:type="spellEnd"/>
+      <w:r>
+        <w:rPr>
+          <w:bCs/>
+        </w:rPr>
+        <w:t>() { return name; }</w:t>
+      </w:r>
+      <w:r>
+        <w:rPr>
+          <w:bCs/>
+        </w:rPr>
+        <w:br/>
+      </w:r>
+      <w:r>
+        <w:rPr>
+          <w:bCs/>
+        </w:rPr>
+        <w:t xml:space="preserve">public void </w:t>
+      </w:r>
+      <w:proofErr w:type="spellStart"/>
+      <w:r>
+        <w:rPr>
+          <w:bCs/>
+        </w:rPr>
+        <w:t>setName</w:t>
+      </w:r>
+      <w:proofErr w:type="spellEnd"/>
+      <w:r>
+        <w:rPr>
+          <w:bCs/>
+        </w:rPr>
+        <w:t>(String name) { this.name = name; }</w:t>
+      </w:r>
+      <w:r>
+        <w:rPr>
+          <w:bCs/>
+        </w:rPr>
+        <w:br/>
+      </w:r>
+      <w:r>
+        <w:rPr>
+          <w:bCs/>
+        </w:rPr>
+        <w:t xml:space="preserve">public String </w:t>
+      </w:r>
+      <w:proofErr w:type="spellStart"/>
+      <w:r>
+        <w:rPr>
+          <w:bCs/>
+        </w:rPr>
+        <w:t>getEmail</w:t>
+      </w:r>
+      <w:proofErr w:type="spellEnd"/>
+      <w:r>
+        <w:rPr>
+          <w:bCs/>
+        </w:rPr>
+        <w:t>() { return email; }</w:t>
+      </w:r>
+      <w:r>
+        <w:rPr>
+          <w:bCs/>
+        </w:rPr>
+        <w:br/>
+      </w:r>
+      <w:r>
+        <w:rPr>
+          <w:bCs/>
+        </w:rPr>
+        <w:t xml:space="preserve">public void </w:t>
+      </w:r>
+      <w:proofErr w:type="spellStart"/>
+      <w:r>
+        <w:rPr>
+          <w:bCs/>
+        </w:rPr>
+        <w:t>setEmail</w:t>
+      </w:r>
+      <w:proofErr w:type="spellEnd"/>
+      <w:r>
+        <w:rPr>
+          <w:bCs/>
+        </w:rPr>
+        <w:t xml:space="preserve">(String email) { </w:t>
+      </w:r>
+      <w:proofErr w:type="spellStart"/>
+      <w:r>
+        <w:rPr>
+          <w:bCs/>
+        </w:rPr>
+        <w:t>this.email</w:t>
+      </w:r>
+      <w:proofErr w:type="spellEnd"/>
+      <w:r>
+        <w:rPr>
+          <w:bCs/>
+        </w:rPr>
+        <w:t xml:space="preserve"> = email; }</w:t>
       </w:r>
       <w:r>
         <w:rPr>
@@ -710,11 +1004,47 @@
           <w:bCs/>
         </w:rPr>
       </w:pPr>
-      <w:r>
-        <w:rPr>
-          <w:bCs/>
-        </w:rPr>
-        <w:t>public interface StudentRepository extends JpaRepository&lt;Student, Long&gt; {}</w:t>
+      <w:proofErr w:type="gramStart"/>
+      <w:r>
+        <w:rPr>
+          <w:bCs/>
+        </w:rPr>
+        <w:t>public</w:t>
+      </w:r>
+      <w:proofErr w:type="gramEnd"/>
+      <w:r>
+        <w:rPr>
+          <w:bCs/>
+        </w:rPr>
+        <w:t xml:space="preserve"> interface </w:t>
+      </w:r>
+      <w:proofErr w:type="spellStart"/>
+      <w:r>
+        <w:rPr>
+          <w:bCs/>
+        </w:rPr>
+        <w:t>StudentRepository</w:t>
+      </w:r>
+      <w:proofErr w:type="spellEnd"/>
+      <w:r>
+        <w:rPr>
+          <w:bCs/>
+        </w:rPr>
+        <w:t xml:space="preserve"> extends </w:t>
+      </w:r>
+      <w:proofErr w:type="spellStart"/>
+      <w:r>
+        <w:rPr>
+          <w:bCs/>
+        </w:rPr>
+        <w:t>JpaRepository</w:t>
+      </w:r>
+      <w:proofErr w:type="spellEnd"/>
+      <w:r>
+        <w:rPr>
+          <w:bCs/>
+        </w:rPr>
+        <w:t>&lt;Student, Long&gt; {}</w:t>
       </w:r>
     </w:p>
     <w:p>
@@ -752,7 +1082,21 @@
         <w:rPr>
           <w:bCs/>
         </w:rPr>
-        <w:t>public class StudentService {</w:t>
+        <w:t xml:space="preserve">public class </w:t>
+      </w:r>
+      <w:proofErr w:type="spellStart"/>
+      <w:r>
+        <w:rPr>
+          <w:bCs/>
+        </w:rPr>
+        <w:t>StudentService</w:t>
+      </w:r>
+      <w:proofErr w:type="spellEnd"/>
+      <w:r>
+        <w:rPr>
+          <w:bCs/>
+        </w:rPr>
+        <w:t xml:space="preserve"> {</w:t>
       </w:r>
       <w:r>
         <w:rPr>
@@ -771,7 +1115,21 @@
         <w:rPr>
           <w:bCs/>
         </w:rPr>
-        <w:t>private final StudentRepository repo;</w:t>
+        <w:t xml:space="preserve">private final </w:t>
+      </w:r>
+      <w:proofErr w:type="spellStart"/>
+      <w:r>
+        <w:rPr>
+          <w:bCs/>
+        </w:rPr>
+        <w:t>StudentRepository</w:t>
+      </w:r>
+      <w:proofErr w:type="spellEnd"/>
+      <w:r>
+        <w:rPr>
+          <w:bCs/>
+        </w:rPr>
+        <w:t xml:space="preserve"> repo;</w:t>
       </w:r>
       <w:r>
         <w:rPr>
@@ -790,7 +1148,51 @@
         <w:rPr>
           <w:bCs/>
         </w:rPr>
-        <w:t>public StudentService(StudentRepository repo) {this.repo = repo;}</w:t>
+        <w:t xml:space="preserve">public </w:t>
+      </w:r>
+      <w:proofErr w:type="spellStart"/>
+      <w:proofErr w:type="gramStart"/>
+      <w:r>
+        <w:rPr>
+          <w:bCs/>
+        </w:rPr>
+        <w:t>StudentService</w:t>
+      </w:r>
+      <w:proofErr w:type="spellEnd"/>
+      <w:r>
+        <w:rPr>
+          <w:bCs/>
+        </w:rPr>
+        <w:t>(</w:t>
+      </w:r>
+      <w:proofErr w:type="spellStart"/>
+      <w:proofErr w:type="gramEnd"/>
+      <w:r>
+        <w:rPr>
+          <w:bCs/>
+        </w:rPr>
+        <w:t>StudentRepository</w:t>
+      </w:r>
+      <w:proofErr w:type="spellEnd"/>
+      <w:r>
+        <w:rPr>
+          <w:bCs/>
+        </w:rPr>
+        <w:t xml:space="preserve"> repo) {</w:t>
+      </w:r>
+      <w:proofErr w:type="spellStart"/>
+      <w:r>
+        <w:rPr>
+          <w:bCs/>
+        </w:rPr>
+        <w:t>this.repo</w:t>
+      </w:r>
+      <w:proofErr w:type="spellEnd"/>
+      <w:r>
+        <w:rPr>
+          <w:bCs/>
+        </w:rPr>
+        <w:t xml:space="preserve"> = repo;}</w:t>
       </w:r>
       <w:r>
         <w:rPr>
@@ -809,7 +1211,35 @@
         <w:rPr>
           <w:bCs/>
         </w:rPr>
-        <w:t>public Student saveStudent(Student student) {return repo.save(student);}</w:t>
+        <w:t xml:space="preserve">public Student </w:t>
+      </w:r>
+      <w:proofErr w:type="spellStart"/>
+      <w:r>
+        <w:rPr>
+          <w:bCs/>
+        </w:rPr>
+        <w:t>saveStudent</w:t>
+      </w:r>
+      <w:proofErr w:type="spellEnd"/>
+      <w:r>
+        <w:rPr>
+          <w:bCs/>
+        </w:rPr>
+        <w:t xml:space="preserve">(Student student) {return </w:t>
+      </w:r>
+      <w:proofErr w:type="spellStart"/>
+      <w:r>
+        <w:rPr>
+          <w:bCs/>
+        </w:rPr>
+        <w:t>repo.save</w:t>
+      </w:r>
+      <w:proofErr w:type="spellEnd"/>
+      <w:r>
+        <w:rPr>
+          <w:bCs/>
+        </w:rPr>
+        <w:t>(student);}</w:t>
       </w:r>
       <w:r>
         <w:rPr>
@@ -828,7 +1258,35 @@
         <w:rPr>
           <w:bCs/>
         </w:rPr>
-        <w:t>public List&lt;Student&gt; getAllStudents() {return repo.findAll();}</w:t>
+        <w:t xml:space="preserve">public List&lt;Student&gt; </w:t>
+      </w:r>
+      <w:proofErr w:type="spellStart"/>
+      <w:r>
+        <w:rPr>
+          <w:bCs/>
+        </w:rPr>
+        <w:t>getAllStudents</w:t>
+      </w:r>
+      <w:proofErr w:type="spellEnd"/>
+      <w:r>
+        <w:rPr>
+          <w:bCs/>
+        </w:rPr>
+        <w:t xml:space="preserve">() {return </w:t>
+      </w:r>
+      <w:proofErr w:type="spellStart"/>
+      <w:r>
+        <w:rPr>
+          <w:bCs/>
+        </w:rPr>
+        <w:t>repo.findAll</w:t>
+      </w:r>
+      <w:proofErr w:type="spellEnd"/>
+      <w:r>
+        <w:rPr>
+          <w:bCs/>
+        </w:rPr>
+        <w:t>();}</w:t>
       </w:r>
       <w:r>
         <w:rPr>
@@ -855,48 +1313,86 @@
           <w:b/>
         </w:rPr>
       </w:pPr>
-      <w:r>
-        <w:rPr>
-          <w:b/>
-        </w:rPr>
-        <w:t>RestController (StudentController.java)</w:t>
-      </w:r>
-    </w:p>
-    <w:p>
-      <w:pPr>
-        <w:rPr>
-          <w:bCs/>
-        </w:rPr>
-      </w:pPr>
-      <w:r>
-        <w:rPr>
-          <w:bCs/>
-        </w:rPr>
-        <w:t>@RestController</w:t>
-      </w:r>
-      <w:r>
-        <w:rPr>
-          <w:bCs/>
-        </w:rPr>
-        <w:br/>
-      </w:r>
-      <w:r>
-        <w:rPr>
-          <w:bCs/>
-        </w:rPr>
-        <w:t>@RequestMapping("/api/students")</w:t>
-      </w:r>
-      <w:r>
-        <w:rPr>
-          <w:bCs/>
-        </w:rPr>
-        <w:br/>
-      </w:r>
-      <w:r>
-        <w:rPr>
-          <w:bCs/>
-        </w:rPr>
-        <w:t>public class StudentController {</w:t>
+      <w:proofErr w:type="spellStart"/>
+      <w:r>
+        <w:rPr>
+          <w:b/>
+        </w:rPr>
+        <w:t>RestController</w:t>
+      </w:r>
+      <w:proofErr w:type="spellEnd"/>
+      <w:r>
+        <w:rPr>
+          <w:b/>
+        </w:rPr>
+        <w:t xml:space="preserve"> (StudentController.java)</w:t>
+      </w:r>
+    </w:p>
+    <w:p>
+      <w:pPr>
+        <w:rPr>
+          <w:bCs/>
+        </w:rPr>
+      </w:pPr>
+      <w:r>
+        <w:rPr>
+          <w:bCs/>
+        </w:rPr>
+        <w:t>@</w:t>
+      </w:r>
+      <w:proofErr w:type="spellStart"/>
+      <w:r>
+        <w:rPr>
+          <w:bCs/>
+        </w:rPr>
+        <w:t>RestController</w:t>
+      </w:r>
+      <w:proofErr w:type="spellEnd"/>
+      <w:r>
+        <w:rPr>
+          <w:bCs/>
+        </w:rPr>
+        <w:br/>
+      </w:r>
+      <w:proofErr w:type="gramStart"/>
+      <w:r>
+        <w:rPr>
+          <w:bCs/>
+        </w:rPr>
+        <w:t>@RequestMapping(</w:t>
+      </w:r>
+      <w:proofErr w:type="gramEnd"/>
+      <w:r>
+        <w:rPr>
+          <w:bCs/>
+        </w:rPr>
+        <w:t>"/api/students")</w:t>
+      </w:r>
+      <w:r>
+        <w:rPr>
+          <w:bCs/>
+        </w:rPr>
+        <w:br/>
+      </w:r>
+      <w:r>
+        <w:rPr>
+          <w:bCs/>
+        </w:rPr>
+        <w:t xml:space="preserve">public class </w:t>
+      </w:r>
+      <w:proofErr w:type="spellStart"/>
+      <w:r>
+        <w:rPr>
+          <w:bCs/>
+        </w:rPr>
+        <w:t>StudentController</w:t>
+      </w:r>
+      <w:proofErr w:type="spellEnd"/>
+      <w:r>
+        <w:rPr>
+          <w:bCs/>
+        </w:rPr>
+        <w:t xml:space="preserve"> {</w:t>
       </w:r>
       <w:r>
         <w:rPr>
@@ -915,7 +1411,21 @@
         <w:rPr>
           <w:bCs/>
         </w:rPr>
-        <w:t>private final StudentService service;</w:t>
+        <w:t xml:space="preserve">private final </w:t>
+      </w:r>
+      <w:proofErr w:type="spellStart"/>
+      <w:r>
+        <w:rPr>
+          <w:bCs/>
+        </w:rPr>
+        <w:t>StudentService</w:t>
+      </w:r>
+      <w:proofErr w:type="spellEnd"/>
+      <w:r>
+        <w:rPr>
+          <w:bCs/>
+        </w:rPr>
+        <w:t xml:space="preserve"> service;</w:t>
       </w:r>
       <w:r>
         <w:rPr>
@@ -934,7 +1444,49 @@
         <w:rPr>
           <w:bCs/>
         </w:rPr>
-        <w:t>public StudentController(StudentService service) {this.service = service;}</w:t>
+        <w:t xml:space="preserve">public </w:t>
+      </w:r>
+      <w:proofErr w:type="spellStart"/>
+      <w:r>
+        <w:rPr>
+          <w:bCs/>
+        </w:rPr>
+        <w:t>StudentController</w:t>
+      </w:r>
+      <w:proofErr w:type="spellEnd"/>
+      <w:r>
+        <w:rPr>
+          <w:bCs/>
+        </w:rPr>
+        <w:t>(</w:t>
+      </w:r>
+      <w:proofErr w:type="spellStart"/>
+      <w:r>
+        <w:rPr>
+          <w:bCs/>
+        </w:rPr>
+        <w:t>StudentService</w:t>
+      </w:r>
+      <w:proofErr w:type="spellEnd"/>
+      <w:r>
+        <w:rPr>
+          <w:bCs/>
+        </w:rPr>
+        <w:t xml:space="preserve"> service) {</w:t>
+      </w:r>
+      <w:proofErr w:type="spellStart"/>
+      <w:r>
+        <w:rPr>
+          <w:bCs/>
+        </w:rPr>
+        <w:t>this.service</w:t>
+      </w:r>
+      <w:proofErr w:type="spellEnd"/>
+      <w:r>
+        <w:rPr>
+          <w:bCs/>
+        </w:rPr>
+        <w:t xml:space="preserve"> = service;}</w:t>
       </w:r>
       <w:r>
         <w:rPr>
@@ -955,8 +1507,16 @@
           <w:bCs/>
         </w:rPr>
         <w:lastRenderedPageBreak/>
-        <w:t>@PostMapping</w:t>
-      </w:r>
+        <w:t>@</w:t>
+      </w:r>
+      <w:proofErr w:type="spellStart"/>
+      <w:r>
+        <w:rPr>
+          <w:bCs/>
+        </w:rPr>
+        <w:t>PostMapping</w:t>
+      </w:r>
+      <w:proofErr w:type="spellEnd"/>
       <w:r>
         <w:rPr>
           <w:bCs/>
@@ -974,45 +1534,153 @@
         <w:rPr>
           <w:bCs/>
         </w:rPr>
-        <w:t>public Student saveStudent(@RequestBody Student student) {</w:t>
-      </w:r>
-      <w:r>
-        <w:rPr>
-          <w:bCs/>
-        </w:rPr>
-        <w:t xml:space="preserve"> </w:t>
-      </w:r>
-      <w:r>
-        <w:rPr>
-          <w:bCs/>
-        </w:rPr>
-        <w:t>return service.saveStudent(student);}</w:t>
-      </w:r>
-    </w:p>
-    <w:p>
-      <w:pPr>
-        <w:rPr>
-          <w:bCs/>
-        </w:rPr>
-      </w:pPr>
-      <w:r>
-        <w:rPr>
-          <w:bCs/>
-        </w:rPr>
-        <w:t xml:space="preserve">    @GetMapping</w:t>
-      </w:r>
-      <w:r>
-        <w:rPr>
-          <w:bCs/>
-        </w:rPr>
-        <w:br/>
-        <w:t xml:space="preserve"> </w:t>
-      </w:r>
-      <w:r>
-        <w:rPr>
-          <w:bCs/>
-        </w:rPr>
-        <w:t>public List&lt;Student&gt; getStudents() {return service.getAllStudents();}</w:t>
+        <w:t xml:space="preserve">public Student </w:t>
+      </w:r>
+      <w:proofErr w:type="spellStart"/>
+      <w:proofErr w:type="gramStart"/>
+      <w:r>
+        <w:rPr>
+          <w:bCs/>
+        </w:rPr>
+        <w:t>saveStudent</w:t>
+      </w:r>
+      <w:proofErr w:type="spellEnd"/>
+      <w:r>
+        <w:rPr>
+          <w:bCs/>
+        </w:rPr>
+        <w:t>(</w:t>
+      </w:r>
+      <w:proofErr w:type="gramEnd"/>
+      <w:r>
+        <w:rPr>
+          <w:bCs/>
+        </w:rPr>
+        <w:t>@</w:t>
+      </w:r>
+      <w:proofErr w:type="spellStart"/>
+      <w:r>
+        <w:rPr>
+          <w:bCs/>
+        </w:rPr>
+        <w:t>RequestBody</w:t>
+      </w:r>
+      <w:proofErr w:type="spellEnd"/>
+      <w:r>
+        <w:rPr>
+          <w:bCs/>
+        </w:rPr>
+        <w:t xml:space="preserve"> Student </w:t>
+      </w:r>
+      <w:proofErr w:type="spellStart"/>
+      <w:r>
+        <w:rPr>
+          <w:bCs/>
+        </w:rPr>
+        <w:t>student</w:t>
+      </w:r>
+      <w:proofErr w:type="spellEnd"/>
+      <w:r>
+        <w:rPr>
+          <w:bCs/>
+        </w:rPr>
+        <w:t>) {</w:t>
+      </w:r>
+      <w:r>
+        <w:rPr>
+          <w:bCs/>
+        </w:rPr>
+        <w:t xml:space="preserve"> </w:t>
+      </w:r>
+      <w:r>
+        <w:rPr>
+          <w:bCs/>
+        </w:rPr>
+        <w:t xml:space="preserve">return </w:t>
+      </w:r>
+      <w:proofErr w:type="spellStart"/>
+      <w:r>
+        <w:rPr>
+          <w:bCs/>
+        </w:rPr>
+        <w:t>service.saveStudent</w:t>
+      </w:r>
+      <w:proofErr w:type="spellEnd"/>
+      <w:r>
+        <w:rPr>
+          <w:bCs/>
+        </w:rPr>
+        <w:t>(student);}</w:t>
+      </w:r>
+    </w:p>
+    <w:p>
+      <w:pPr>
+        <w:rPr>
+          <w:bCs/>
+        </w:rPr>
+      </w:pPr>
+      <w:r>
+        <w:rPr>
+          <w:bCs/>
+        </w:rPr>
+        <w:t xml:space="preserve">    @</w:t>
+      </w:r>
+      <w:proofErr w:type="spellStart"/>
+      <w:r>
+        <w:rPr>
+          <w:bCs/>
+        </w:rPr>
+        <w:t>GetMapping</w:t>
+      </w:r>
+      <w:proofErr w:type="spellEnd"/>
+      <w:r>
+        <w:rPr>
+          <w:bCs/>
+        </w:rPr>
+        <w:br/>
+        <w:t xml:space="preserve"> </w:t>
+      </w:r>
+      <w:r>
+        <w:rPr>
+          <w:bCs/>
+        </w:rPr>
+        <w:t xml:space="preserve">public List&lt;Student&gt; </w:t>
+      </w:r>
+      <w:proofErr w:type="spellStart"/>
+      <w:proofErr w:type="gramStart"/>
+      <w:r>
+        <w:rPr>
+          <w:bCs/>
+        </w:rPr>
+        <w:t>getStudents</w:t>
+      </w:r>
+      <w:proofErr w:type="spellEnd"/>
+      <w:r>
+        <w:rPr>
+          <w:bCs/>
+        </w:rPr>
+        <w:t>(</w:t>
+      </w:r>
+      <w:proofErr w:type="gramEnd"/>
+      <w:r>
+        <w:rPr>
+          <w:bCs/>
+        </w:rPr>
+        <w:t xml:space="preserve">) {return </w:t>
+      </w:r>
+      <w:proofErr w:type="spellStart"/>
+      <w:r>
+        <w:rPr>
+          <w:bCs/>
+        </w:rPr>
+        <w:t>service.getAllStudents</w:t>
+      </w:r>
+      <w:proofErr w:type="spellEnd"/>
+      <w:r>
+        <w:rPr>
+          <w:bCs/>
+        </w:rPr>
+        <w:t>();}</w:t>
       </w:r>
     </w:p>
     <w:p>
@@ -1087,7 +1755,35 @@
         <w:rPr>
           <w:bCs/>
         </w:rPr>
-        <w:t>public interface StudentRepository extends JpaRepository&lt;Student, Long&gt; {</w:t>
+        <w:t xml:space="preserve">public interface </w:t>
+      </w:r>
+      <w:proofErr w:type="spellStart"/>
+      <w:r>
+        <w:rPr>
+          <w:bCs/>
+        </w:rPr>
+        <w:t>StudentRepository</w:t>
+      </w:r>
+      <w:proofErr w:type="spellEnd"/>
+      <w:r>
+        <w:rPr>
+          <w:bCs/>
+        </w:rPr>
+        <w:t xml:space="preserve"> extends </w:t>
+      </w:r>
+      <w:proofErr w:type="spellStart"/>
+      <w:r>
+        <w:rPr>
+          <w:bCs/>
+        </w:rPr>
+        <w:t>JpaRepository</w:t>
+      </w:r>
+      <w:proofErr w:type="spellEnd"/>
+      <w:r>
+        <w:rPr>
+          <w:bCs/>
+        </w:rPr>
+        <w:t>&lt;Student, Long&gt; {</w:t>
       </w:r>
       <w:r>
         <w:rPr>
@@ -1096,11 +1792,33 @@
         <w:br/>
         <w:t xml:space="preserve">    </w:t>
       </w:r>
-      <w:r>
-        <w:rPr>
-          <w:bCs/>
-        </w:rPr>
-        <w:t>@Query(value = "SELECT * FROM students WHERE email = :email", nativeQuery = true)</w:t>
+      <w:proofErr w:type="gramStart"/>
+      <w:r>
+        <w:rPr>
+          <w:bCs/>
+        </w:rPr>
+        <w:t>@Query(</w:t>
+      </w:r>
+      <w:proofErr w:type="gramEnd"/>
+      <w:r>
+        <w:rPr>
+          <w:bCs/>
+        </w:rPr>
+        <w:t xml:space="preserve">value = "SELECT * FROM students WHERE email = :email", </w:t>
+      </w:r>
+      <w:proofErr w:type="spellStart"/>
+      <w:r>
+        <w:rPr>
+          <w:bCs/>
+        </w:rPr>
+        <w:t>nativeQuery</w:t>
+      </w:r>
+      <w:proofErr w:type="spellEnd"/>
+      <w:r>
+        <w:rPr>
+          <w:bCs/>
+        </w:rPr>
+        <w:t xml:space="preserve"> = true)</w:t>
       </w:r>
       <w:r>
         <w:rPr>
@@ -1113,7 +1831,35 @@
         <w:rPr>
           <w:bCs/>
         </w:rPr>
-        <w:t>Student findByEmailNative(@Param("email") String email);</w:t>
+        <w:t xml:space="preserve">Student </w:t>
+      </w:r>
+      <w:proofErr w:type="spellStart"/>
+      <w:r>
+        <w:rPr>
+          <w:bCs/>
+        </w:rPr>
+        <w:t>findByEmailNative</w:t>
+      </w:r>
+      <w:proofErr w:type="spellEnd"/>
+      <w:r>
+        <w:rPr>
+          <w:bCs/>
+        </w:rPr>
+        <w:t>(@</w:t>
+      </w:r>
+      <w:proofErr w:type="spellStart"/>
+      <w:r>
+        <w:rPr>
+          <w:bCs/>
+        </w:rPr>
+        <w:t>Param</w:t>
+      </w:r>
+      <w:proofErr w:type="spellEnd"/>
+      <w:r>
+        <w:rPr>
+          <w:bCs/>
+        </w:rPr>
+        <w:t>("email") String email);</w:t>
       </w:r>
       <w:r>
         <w:rPr>
@@ -1132,7 +1878,20 @@
           <w:bCs/>
         </w:rPr>
         <w:br/>
-        <w:t>nativeQuery=true implies that the query we have provided is real SQL Query</w:t>
+      </w:r>
+      <w:proofErr w:type="spellStart"/>
+      <w:r>
+        <w:rPr>
+          <w:bCs/>
+        </w:rPr>
+        <w:t>nativeQuery</w:t>
+      </w:r>
+      <w:proofErr w:type="spellEnd"/>
+      <w:r>
+        <w:rPr>
+          <w:bCs/>
+        </w:rPr>
+        <w:t>=true implies that the query we have provided is real SQL Query</w:t>
       </w:r>
     </w:p>
     <w:p>
@@ -1270,7 +2029,15 @@
         <w:ind w:left="0" w:hanging="426"/>
       </w:pPr>
       <w:r>
-        <w:t xml:space="preserve">@EmbeddedId: </w:t>
+        <w:t>@</w:t>
+      </w:r>
+      <w:proofErr w:type="spellStart"/>
+      <w:r>
+        <w:t>EmbeddedId</w:t>
+      </w:r>
+      <w:proofErr w:type="spellEnd"/>
+      <w:r>
+        <w:t xml:space="preserve">: </w:t>
       </w:r>
       <w:r>
         <w:t>indicates it is a composite primary key</w:t>
@@ -1293,7 +2060,21 @@
         <w:rPr>
           <w:b/>
         </w:rPr>
-        <w:t>Is there any need for creating sessions in spring data jpa?</w:t>
+        <w:t xml:space="preserve">Is there any need for creating sessions in spring data </w:t>
+      </w:r>
+      <w:proofErr w:type="spellStart"/>
+      <w:r>
+        <w:rPr>
+          <w:b/>
+        </w:rPr>
+        <w:t>jpa</w:t>
+      </w:r>
+      <w:proofErr w:type="spellEnd"/>
+      <w:r>
+        <w:rPr>
+          <w:b/>
+        </w:rPr>
+        <w:t>?</w:t>
       </w:r>
       <w:r>
         <w:rPr>
@@ -1329,6 +2110,7 @@
         </w:rPr>
         <w:t xml:space="preserve"> </w:t>
       </w:r>
+      <w:proofErr w:type="spellStart"/>
       <w:r>
         <w:rPr>
           <w:rStyle w:val="HTMLCode"/>
@@ -1338,6 +2120,7 @@
         </w:rPr>
         <w:t>EntityManager</w:t>
       </w:r>
+      <w:proofErr w:type="spellEnd"/>
       <w:r>
         <w:rPr>
           <w:rStyle w:val="HTMLCode"/>
@@ -1360,12 +2143,36 @@
           <w:b/>
           <w:bCs/>
         </w:rPr>
-        <w:t>What is EntityManager and why it is used?</w:t>
-      </w:r>
-    </w:p>
-    <w:p>
-      <w:r>
-        <w:t>The EntityManager is the core interface in JPA (Java Persistence API) used to interact with the database.</w:t>
+        <w:t xml:space="preserve">What is </w:t>
+      </w:r>
+      <w:proofErr w:type="spellStart"/>
+      <w:r>
+        <w:rPr>
+          <w:b/>
+          <w:bCs/>
+        </w:rPr>
+        <w:t>EntityManager</w:t>
+      </w:r>
+      <w:proofErr w:type="spellEnd"/>
+      <w:r>
+        <w:rPr>
+          <w:b/>
+          <w:bCs/>
+        </w:rPr>
+        <w:t xml:space="preserve"> and why it is used?</w:t>
+      </w:r>
+    </w:p>
+    <w:p>
+      <w:r>
+        <w:t xml:space="preserve">The </w:t>
+      </w:r>
+      <w:proofErr w:type="spellStart"/>
+      <w:r>
+        <w:t>EntityManager</w:t>
+      </w:r>
+      <w:proofErr w:type="spellEnd"/>
+      <w:r>
+        <w:t xml:space="preserve"> is the core interface in JPA (Java Persistence API) used to interact with the database.</w:t>
       </w:r>
       <w:r>
         <w:br/>
@@ -1440,7 +2247,23 @@
     </w:p>
     <w:p>
       <w:r>
-        <w:t>In simple terms: EntityManager = The main object used by Hibernate (or any JPA provider) to talk to the database.</w:t>
+        <w:t xml:space="preserve">In simple terms: </w:t>
+      </w:r>
+      <w:proofErr w:type="spellStart"/>
+      <w:r>
+        <w:t>EntityManager</w:t>
+      </w:r>
+      <w:proofErr w:type="spellEnd"/>
+      <w:r>
+        <w:t xml:space="preserve"> = </w:t>
+      </w:r>
+      <w:proofErr w:type="gramStart"/>
+      <w:r>
+        <w:t>The</w:t>
+      </w:r>
+      <w:proofErr w:type="gramEnd"/>
+      <w:r>
+        <w:t xml:space="preserve"> main object used by Hibernate (or any JPA provider) to talk to the database.</w:t>
       </w:r>
     </w:p>
     <w:p>
@@ -1467,6 +2290,7 @@
       <w:r>
         <w:t xml:space="preserve">Spring Data JPA internally uses </w:t>
       </w:r>
+      <w:proofErr w:type="spellStart"/>
       <w:r>
         <w:rPr>
           <w:i/>
@@ -1474,6 +2298,7 @@
         </w:rPr>
         <w:t>JpaTransactionManager</w:t>
       </w:r>
+      <w:proofErr w:type="spellEnd"/>
       <w:r>
         <w:t xml:space="preserve"> to automatically handle commit and rollback. We should use @Transactional in the service layer where multiple database operation happens.</w:t>
       </w:r>
@@ -1561,7 +2386,21 @@
         <w:rPr>
           <w:b/>
         </w:rPr>
-        <w:t>When can we use @Repository annotation in Spring data JPA?</w:t>
+        <w:t xml:space="preserve">When can we use @Repository annotation in </w:t>
+      </w:r>
+      <w:proofErr w:type="gramStart"/>
+      <w:r>
+        <w:rPr>
+          <w:b/>
+        </w:rPr>
+        <w:t>Spring</w:t>
+      </w:r>
+      <w:proofErr w:type="gramEnd"/>
+      <w:r>
+        <w:rPr>
+          <w:b/>
+        </w:rPr>
+        <w:t xml:space="preserve"> data JPA?</w:t>
       </w:r>
       <w:r>
         <w:rPr>
@@ -1611,7 +2450,35 @@
         <w:rPr>
           <w:b/>
         </w:rPr>
-        <w:t>Can we fetch from Views in Spring data jpa?</w:t>
+        <w:t xml:space="preserve">Can we fetch from Views in </w:t>
+      </w:r>
+      <w:proofErr w:type="gramStart"/>
+      <w:r>
+        <w:rPr>
+          <w:b/>
+        </w:rPr>
+        <w:t>Spring</w:t>
+      </w:r>
+      <w:proofErr w:type="gramEnd"/>
+      <w:r>
+        <w:rPr>
+          <w:b/>
+        </w:rPr>
+        <w:t xml:space="preserve"> data </w:t>
+      </w:r>
+      <w:proofErr w:type="spellStart"/>
+      <w:r>
+        <w:rPr>
+          <w:b/>
+        </w:rPr>
+        <w:t>jpa</w:t>
+      </w:r>
+      <w:proofErr w:type="spellEnd"/>
+      <w:r>
+        <w:rPr>
+          <w:b/>
+        </w:rPr>
+        <w:t>?</w:t>
       </w:r>
       <w:r>
         <w:rPr>
@@ -1727,7 +2594,21 @@
         <w:rPr>
           <w:bCs/>
         </w:rPr>
-        <w:t>must use @Modifying so Spring knows it’s a DML (Data Manipulation Language) query.</w:t>
+        <w:t xml:space="preserve">must use @Modifying so </w:t>
+      </w:r>
+      <w:proofErr w:type="gramStart"/>
+      <w:r>
+        <w:rPr>
+          <w:bCs/>
+        </w:rPr>
+        <w:t>Spring</w:t>
+      </w:r>
+      <w:proofErr w:type="gramEnd"/>
+      <w:r>
+        <w:rPr>
+          <w:bCs/>
+        </w:rPr>
+        <w:t xml:space="preserve"> knows it’s a DML (Data Manipulation Language) query.</w:t>
       </w:r>
     </w:p>
     <w:p>
@@ -1753,20 +2634,282 @@
         <w:rPr>
           <w:bCs/>
         </w:rPr>
-        <w:t>For pagination we can use Pagable interface. We can create an instance of Type Pagable using PageRequest.of(). PageRequest.of() takes 3 arguments First Argument has to be Page Number, Second Argument has to be PageSize and third argument is for sorting but this is optional.</w:t>
-      </w:r>
-    </w:p>
-    <w:p>
-      <w:pPr>
-        <w:rPr>
-          <w:bCs/>
-        </w:rPr>
-      </w:pPr>
-      <w:r>
-        <w:rPr>
-          <w:bCs/>
-        </w:rPr>
-        <w:t xml:space="preserve">This pagable should be passed to </w:t>
+        <w:t xml:space="preserve">For pagination we can use </w:t>
+      </w:r>
+      <w:r>
+        <w:rPr>
+          <w:bCs/>
+        </w:rPr>
+        <w:t>“</w:t>
+      </w:r>
+      <w:proofErr w:type="spellStart"/>
+      <w:r>
+        <w:rPr>
+          <w:bCs/>
+        </w:rPr>
+        <w:t>Pagable</w:t>
+      </w:r>
+      <w:proofErr w:type="spellEnd"/>
+      <w:r>
+        <w:rPr>
+          <w:bCs/>
+        </w:rPr>
+        <w:t>”</w:t>
+      </w:r>
+      <w:r>
+        <w:rPr>
+          <w:bCs/>
+        </w:rPr>
+        <w:t xml:space="preserve"> interface. </w:t>
+      </w:r>
+      <w:r>
+        <w:rPr>
+          <w:bCs/>
+        </w:rPr>
+        <w:br/>
+      </w:r>
+      <w:r>
+        <w:rPr>
+          <w:bCs/>
+        </w:rPr>
+        <w:t xml:space="preserve">We can create an instance of </w:t>
+      </w:r>
+      <w:proofErr w:type="spellStart"/>
+      <w:r>
+        <w:rPr>
+          <w:bCs/>
+          <w:i/>
+          <w:iCs/>
+        </w:rPr>
+        <w:t>Pagable</w:t>
+      </w:r>
+      <w:proofErr w:type="spellEnd"/>
+      <w:r>
+        <w:rPr>
+          <w:bCs/>
+          <w:i/>
+          <w:iCs/>
+        </w:rPr>
+        <w:t xml:space="preserve"> </w:t>
+      </w:r>
+      <w:r>
+        <w:rPr>
+          <w:bCs/>
+          <w:i/>
+          <w:iCs/>
+        </w:rPr>
+        <w:t>Type</w:t>
+      </w:r>
+      <w:r>
+        <w:rPr>
+          <w:bCs/>
+        </w:rPr>
+        <w:t xml:space="preserve"> </w:t>
+      </w:r>
+      <w:r>
+        <w:rPr>
+          <w:bCs/>
+        </w:rPr>
+        <w:t xml:space="preserve">using </w:t>
+      </w:r>
+      <w:proofErr w:type="spellStart"/>
+      <w:proofErr w:type="gramStart"/>
+      <w:r>
+        <w:rPr>
+          <w:bCs/>
+          <w:i/>
+          <w:iCs/>
+        </w:rPr>
+        <w:t>PageRequest.of</w:t>
+      </w:r>
+      <w:proofErr w:type="spellEnd"/>
+      <w:r>
+        <w:rPr>
+          <w:bCs/>
+          <w:i/>
+          <w:iCs/>
+        </w:rPr>
+        <w:t>(</w:t>
+      </w:r>
+      <w:proofErr w:type="gramEnd"/>
+      <w:r>
+        <w:rPr>
+          <w:bCs/>
+          <w:i/>
+          <w:iCs/>
+        </w:rPr>
+        <w:t>).</w:t>
+      </w:r>
+      <w:r>
+        <w:rPr>
+          <w:bCs/>
+        </w:rPr>
+        <w:t xml:space="preserve"> </w:t>
+      </w:r>
+      <w:r>
+        <w:rPr>
+          <w:bCs/>
+        </w:rPr>
+        <w:br/>
+      </w:r>
+      <w:proofErr w:type="spellStart"/>
+      <w:proofErr w:type="gramStart"/>
+      <w:r>
+        <w:rPr>
+          <w:bCs/>
+        </w:rPr>
+        <w:t>Pag</w:t>
+      </w:r>
+      <w:r>
+        <w:rPr>
+          <w:bCs/>
+        </w:rPr>
+        <w:t>eRequest.of</w:t>
+      </w:r>
+      <w:proofErr w:type="spellEnd"/>
+      <w:r>
+        <w:rPr>
+          <w:bCs/>
+        </w:rPr>
+        <w:t>(</w:t>
+      </w:r>
+      <w:proofErr w:type="gramEnd"/>
+      <w:r>
+        <w:rPr>
+          <w:bCs/>
+        </w:rPr>
+        <w:t>) takes 3 arguments:</w:t>
+      </w:r>
+    </w:p>
+    <w:p>
+      <w:pPr>
+        <w:pStyle w:val="ListParagraph"/>
+        <w:numPr>
+          <w:ilvl w:val="0"/>
+          <w:numId w:val="20"/>
+        </w:numPr>
+        <w:rPr>
+          <w:bCs/>
+        </w:rPr>
+      </w:pPr>
+      <w:r>
+        <w:rPr>
+          <w:bCs/>
+        </w:rPr>
+        <w:t xml:space="preserve">First Argument has to be </w:t>
+      </w:r>
+      <w:r>
+        <w:rPr>
+          <w:bCs/>
+          <w:i/>
+          <w:iCs/>
+        </w:rPr>
+        <w:t>Page Number</w:t>
+      </w:r>
+      <w:r>
+        <w:rPr>
+          <w:bCs/>
+        </w:rPr>
+        <w:t xml:space="preserve">, </w:t>
+      </w:r>
+    </w:p>
+    <w:p>
+      <w:pPr>
+        <w:pStyle w:val="ListParagraph"/>
+        <w:numPr>
+          <w:ilvl w:val="0"/>
+          <w:numId w:val="20"/>
+        </w:numPr>
+        <w:rPr>
+          <w:bCs/>
+        </w:rPr>
+      </w:pPr>
+      <w:r>
+        <w:rPr>
+          <w:bCs/>
+        </w:rPr>
+        <w:t xml:space="preserve">Second Argument has to be </w:t>
+      </w:r>
+      <w:proofErr w:type="spellStart"/>
+      <w:r>
+        <w:rPr>
+          <w:bCs/>
+          <w:i/>
+          <w:iCs/>
+        </w:rPr>
+        <w:t>PageSize</w:t>
+      </w:r>
+      <w:proofErr w:type="spellEnd"/>
+      <w:r>
+        <w:rPr>
+          <w:bCs/>
+        </w:rPr>
+        <w:t xml:space="preserve"> and </w:t>
+      </w:r>
+    </w:p>
+    <w:p>
+      <w:pPr>
+        <w:pStyle w:val="ListParagraph"/>
+        <w:numPr>
+          <w:ilvl w:val="0"/>
+          <w:numId w:val="20"/>
+        </w:numPr>
+        <w:rPr>
+          <w:bCs/>
+        </w:rPr>
+      </w:pPr>
+      <w:r>
+        <w:rPr>
+          <w:bCs/>
+        </w:rPr>
+        <w:t>T</w:t>
+      </w:r>
+      <w:r>
+        <w:rPr>
+          <w:bCs/>
+        </w:rPr>
+        <w:t xml:space="preserve">hird argument is for </w:t>
+      </w:r>
+      <w:r>
+        <w:rPr>
+          <w:bCs/>
+          <w:i/>
+          <w:iCs/>
+        </w:rPr>
+        <w:t>sorting</w:t>
+      </w:r>
+      <w:r>
+        <w:rPr>
+          <w:bCs/>
+        </w:rPr>
+        <w:t xml:space="preserve"> but this is optional.</w:t>
+      </w:r>
+    </w:p>
+    <w:p>
+      <w:pPr>
+        <w:rPr>
+          <w:bCs/>
+        </w:rPr>
+      </w:pPr>
+      <w:r>
+        <w:rPr>
+          <w:bCs/>
+        </w:rPr>
+        <w:t xml:space="preserve">This </w:t>
+      </w:r>
+      <w:proofErr w:type="spellStart"/>
+      <w:r>
+        <w:rPr>
+          <w:bCs/>
+        </w:rPr>
+        <w:t>pagable</w:t>
+      </w:r>
+      <w:proofErr w:type="spellEnd"/>
+      <w:r>
+        <w:rPr>
+          <w:bCs/>
+        </w:rPr>
+        <w:t xml:space="preserve"> should be passed to </w:t>
       </w:r>
       <w:r>
         <w:rPr>
@@ -1798,6 +2941,7 @@
         <w:rPr>
           <w:bCs/>
         </w:rPr>
+        <w:lastRenderedPageBreak/>
         <w:t xml:space="preserve">To request the </w:t>
       </w:r>
       <w:r>
@@ -1822,7 +2966,71 @@
         <w:rPr>
           <w:b/>
         </w:rPr>
-        <w:t>we use: Pageable pageable = PageRequest.of(1, 10, Sort.by("name"))</w:t>
+        <w:t xml:space="preserve">we use: </w:t>
+      </w:r>
+      <w:proofErr w:type="spellStart"/>
+      <w:r>
+        <w:rPr>
+          <w:b/>
+        </w:rPr>
+        <w:t>Pageable</w:t>
+      </w:r>
+      <w:proofErr w:type="spellEnd"/>
+      <w:r>
+        <w:rPr>
+          <w:b/>
+        </w:rPr>
+        <w:t xml:space="preserve"> </w:t>
+      </w:r>
+      <w:proofErr w:type="spellStart"/>
+      <w:r>
+        <w:rPr>
+          <w:b/>
+        </w:rPr>
+        <w:t>pageable</w:t>
+      </w:r>
+      <w:proofErr w:type="spellEnd"/>
+      <w:r>
+        <w:rPr>
+          <w:b/>
+        </w:rPr>
+        <w:t xml:space="preserve"> = </w:t>
+      </w:r>
+      <w:proofErr w:type="spellStart"/>
+      <w:proofErr w:type="gramStart"/>
+      <w:r>
+        <w:rPr>
+          <w:b/>
+        </w:rPr>
+        <w:t>PageRequest.of</w:t>
+      </w:r>
+      <w:proofErr w:type="spellEnd"/>
+      <w:r>
+        <w:rPr>
+          <w:b/>
+        </w:rPr>
+        <w:t>(</w:t>
+      </w:r>
+      <w:proofErr w:type="gramEnd"/>
+      <w:r>
+        <w:rPr>
+          <w:b/>
+        </w:rPr>
+        <w:t xml:space="preserve">1, 10, </w:t>
+      </w:r>
+      <w:proofErr w:type="spellStart"/>
+      <w:r>
+        <w:rPr>
+          <w:b/>
+        </w:rPr>
+        <w:t>Sort.by</w:t>
+      </w:r>
+      <w:proofErr w:type="spellEnd"/>
+      <w:r>
+        <w:rPr>
+          <w:b/>
+        </w:rPr>
+        <w:t>("name"))</w:t>
       </w:r>
       <w:r>
         <w:rPr>
@@ -1837,12 +3045,47 @@
           <w:bCs/>
         </w:rPr>
       </w:pPr>
-      <w:r>
-        <w:rPr>
-          <w:bCs/>
-        </w:rPr>
-        <w:lastRenderedPageBreak/>
-        <w:t>public interface UserRepository extends JpaRepository&lt;User, Long&gt; {</w:t>
+      <w:proofErr w:type="gramStart"/>
+      <w:r>
+        <w:rPr>
+          <w:bCs/>
+        </w:rPr>
+        <w:t>public</w:t>
+      </w:r>
+      <w:proofErr w:type="gramEnd"/>
+      <w:r>
+        <w:rPr>
+          <w:bCs/>
+        </w:rPr>
+        <w:t xml:space="preserve"> interface </w:t>
+      </w:r>
+      <w:proofErr w:type="spellStart"/>
+      <w:r>
+        <w:rPr>
+          <w:bCs/>
+        </w:rPr>
+        <w:t>UserRepository</w:t>
+      </w:r>
+      <w:proofErr w:type="spellEnd"/>
+      <w:r>
+        <w:rPr>
+          <w:bCs/>
+        </w:rPr>
+        <w:t xml:space="preserve"> extends </w:t>
+      </w:r>
+      <w:proofErr w:type="spellStart"/>
+      <w:r>
+        <w:rPr>
+          <w:bCs/>
+        </w:rPr>
+        <w:t>JpaRepository</w:t>
+      </w:r>
+      <w:proofErr w:type="spellEnd"/>
+      <w:r>
+        <w:rPr>
+          <w:bCs/>
+        </w:rPr>
+        <w:t>&lt;User, Long&gt; {</w:t>
       </w:r>
       <w:r>
         <w:rPr>
@@ -1861,7 +3104,49 @@
         <w:rPr>
           <w:bCs/>
         </w:rPr>
-        <w:t>Page&lt;User&gt; findAll(Pageable pageable);</w:t>
+        <w:t xml:space="preserve">Page&lt;User&gt; </w:t>
+      </w:r>
+      <w:proofErr w:type="spellStart"/>
+      <w:r>
+        <w:rPr>
+          <w:bCs/>
+        </w:rPr>
+        <w:t>findAll</w:t>
+      </w:r>
+      <w:proofErr w:type="spellEnd"/>
+      <w:r>
+        <w:rPr>
+          <w:bCs/>
+        </w:rPr>
+        <w:t>(</w:t>
+      </w:r>
+      <w:proofErr w:type="spellStart"/>
+      <w:r>
+        <w:rPr>
+          <w:bCs/>
+        </w:rPr>
+        <w:t>Pageable</w:t>
+      </w:r>
+      <w:proofErr w:type="spellEnd"/>
+      <w:r>
+        <w:rPr>
+          <w:bCs/>
+        </w:rPr>
+        <w:t xml:space="preserve"> </w:t>
+      </w:r>
+      <w:proofErr w:type="spellStart"/>
+      <w:r>
+        <w:rPr>
+          <w:bCs/>
+        </w:rPr>
+        <w:t>pageable</w:t>
+      </w:r>
+      <w:proofErr w:type="spellEnd"/>
+      <w:r>
+        <w:rPr>
+          <w:bCs/>
+        </w:rPr>
+        <w:t>);</w:t>
       </w:r>
       <w:r>
         <w:rPr>
@@ -1893,7 +3178,49 @@
         <w:rPr>
           <w:bCs/>
         </w:rPr>
-        <w:t>Page&lt;User&gt; findByRole(String role, Pageable pageable);</w:t>
+        <w:t xml:space="preserve">Page&lt;User&gt; </w:t>
+      </w:r>
+      <w:proofErr w:type="spellStart"/>
+      <w:r>
+        <w:rPr>
+          <w:bCs/>
+        </w:rPr>
+        <w:t>findByRole</w:t>
+      </w:r>
+      <w:proofErr w:type="spellEnd"/>
+      <w:r>
+        <w:rPr>
+          <w:bCs/>
+        </w:rPr>
+        <w:t xml:space="preserve">(String role, </w:t>
+      </w:r>
+      <w:proofErr w:type="spellStart"/>
+      <w:r>
+        <w:rPr>
+          <w:bCs/>
+        </w:rPr>
+        <w:t>Pageable</w:t>
+      </w:r>
+      <w:proofErr w:type="spellEnd"/>
+      <w:r>
+        <w:rPr>
+          <w:bCs/>
+        </w:rPr>
+        <w:t xml:space="preserve"> </w:t>
+      </w:r>
+      <w:proofErr w:type="spellStart"/>
+      <w:r>
+        <w:rPr>
+          <w:bCs/>
+        </w:rPr>
+        <w:t>pageable</w:t>
+      </w:r>
+      <w:proofErr w:type="spellEnd"/>
+      <w:r>
+        <w:rPr>
+          <w:bCs/>
+        </w:rPr>
+        <w:t>);</w:t>
       </w:r>
     </w:p>
     <w:p>
@@ -1983,11 +3310,27 @@
           <w:bCs/>
         </w:rPr>
       </w:pPr>
-      <w:r>
-        <w:rPr>
-          <w:bCs/>
-        </w:rPr>
-        <w:t>getContent() : Returns the List of entities for the current page.</w:t>
+      <w:proofErr w:type="spellStart"/>
+      <w:proofErr w:type="gramStart"/>
+      <w:r>
+        <w:rPr>
+          <w:bCs/>
+        </w:rPr>
+        <w:t>getContent</w:t>
+      </w:r>
+      <w:proofErr w:type="spellEnd"/>
+      <w:r>
+        <w:rPr>
+          <w:bCs/>
+        </w:rPr>
+        <w:t>(</w:t>
+      </w:r>
+      <w:proofErr w:type="gramEnd"/>
+      <w:r>
+        <w:rPr>
+          <w:bCs/>
+        </w:rPr>
+        <w:t>) : Returns the List of entities for the current page.</w:t>
       </w:r>
     </w:p>
     <w:p>
@@ -2002,11 +3345,27 @@
           <w:bCs/>
         </w:rPr>
       </w:pPr>
-      <w:r>
-        <w:rPr>
-          <w:bCs/>
-        </w:rPr>
-        <w:t>getTotalElements(): Returns the total number of records found (across all pages).</w:t>
+      <w:proofErr w:type="spellStart"/>
+      <w:proofErr w:type="gramStart"/>
+      <w:r>
+        <w:rPr>
+          <w:bCs/>
+        </w:rPr>
+        <w:t>getTotalElements</w:t>
+      </w:r>
+      <w:proofErr w:type="spellEnd"/>
+      <w:r>
+        <w:rPr>
+          <w:bCs/>
+        </w:rPr>
+        <w:t>(</w:t>
+      </w:r>
+      <w:proofErr w:type="gramEnd"/>
+      <w:r>
+        <w:rPr>
+          <w:bCs/>
+        </w:rPr>
+        <w:t>): Returns the total number of records found (across all pages).</w:t>
       </w:r>
     </w:p>
     <w:p>
@@ -2021,11 +3380,27 @@
           <w:bCs/>
         </w:rPr>
       </w:pPr>
-      <w:r>
-        <w:rPr>
-          <w:bCs/>
-        </w:rPr>
-        <w:t>getTotalPages(): Returns the total number of pages.</w:t>
+      <w:proofErr w:type="spellStart"/>
+      <w:proofErr w:type="gramStart"/>
+      <w:r>
+        <w:rPr>
+          <w:bCs/>
+        </w:rPr>
+        <w:t>getTotalPages</w:t>
+      </w:r>
+      <w:proofErr w:type="spellEnd"/>
+      <w:r>
+        <w:rPr>
+          <w:bCs/>
+        </w:rPr>
+        <w:t>(</w:t>
+      </w:r>
+      <w:proofErr w:type="gramEnd"/>
+      <w:r>
+        <w:rPr>
+          <w:bCs/>
+        </w:rPr>
+        <w:t>): Returns the total number of pages.</w:t>
       </w:r>
     </w:p>
     <w:p>
@@ -2040,11 +3415,27 @@
           <w:bCs/>
         </w:rPr>
       </w:pPr>
-      <w:r>
-        <w:rPr>
-          <w:bCs/>
-        </w:rPr>
-        <w:t>getNumber(): Returns the index of the current page.</w:t>
+      <w:proofErr w:type="spellStart"/>
+      <w:proofErr w:type="gramStart"/>
+      <w:r>
+        <w:rPr>
+          <w:bCs/>
+        </w:rPr>
+        <w:t>getNumber</w:t>
+      </w:r>
+      <w:proofErr w:type="spellEnd"/>
+      <w:r>
+        <w:rPr>
+          <w:bCs/>
+        </w:rPr>
+        <w:t>(</w:t>
+      </w:r>
+      <w:proofErr w:type="gramEnd"/>
+      <w:r>
+        <w:rPr>
+          <w:bCs/>
+        </w:rPr>
+        <w:t>): Returns the index of the current page.</w:t>
       </w:r>
     </w:p>
     <w:p>
@@ -2059,11 +3450,27 @@
           <w:bCs/>
         </w:rPr>
       </w:pPr>
-      <w:r>
-        <w:rPr>
-          <w:bCs/>
-        </w:rPr>
-        <w:t>getSize(): Returns the requested size of the page.</w:t>
+      <w:proofErr w:type="spellStart"/>
+      <w:proofErr w:type="gramStart"/>
+      <w:r>
+        <w:rPr>
+          <w:bCs/>
+        </w:rPr>
+        <w:t>getSize</w:t>
+      </w:r>
+      <w:proofErr w:type="spellEnd"/>
+      <w:r>
+        <w:rPr>
+          <w:bCs/>
+        </w:rPr>
+        <w:t>(</w:t>
+      </w:r>
+      <w:proofErr w:type="gramEnd"/>
+      <w:r>
+        <w:rPr>
+          <w:bCs/>
+        </w:rPr>
+        <w:t>): Returns the requested size of the page.</w:t>
       </w:r>
     </w:p>
     <w:p>
@@ -2078,11 +3485,41 @@
           <w:bCs/>
         </w:rPr>
       </w:pPr>
-      <w:r>
-        <w:rPr>
-          <w:bCs/>
-        </w:rPr>
-        <w:t>isFirst() / isLast(): Checks if the cu</w:t>
+      <w:proofErr w:type="spellStart"/>
+      <w:proofErr w:type="gramStart"/>
+      <w:r>
+        <w:rPr>
+          <w:bCs/>
+        </w:rPr>
+        <w:t>isFirst</w:t>
+      </w:r>
+      <w:proofErr w:type="spellEnd"/>
+      <w:r>
+        <w:rPr>
+          <w:bCs/>
+        </w:rPr>
+        <w:t>(</w:t>
+      </w:r>
+      <w:proofErr w:type="gramEnd"/>
+      <w:r>
+        <w:rPr>
+          <w:bCs/>
+        </w:rPr>
+        <w:t xml:space="preserve">) / </w:t>
+      </w:r>
+      <w:proofErr w:type="spellStart"/>
+      <w:r>
+        <w:rPr>
+          <w:bCs/>
+        </w:rPr>
+        <w:t>isLast</w:t>
+      </w:r>
+      <w:proofErr w:type="spellEnd"/>
+      <w:r>
+        <w:rPr>
+          <w:bCs/>
+        </w:rPr>
+        <w:t>(): Checks if the cu</w:t>
       </w:r>
       <w:r>
         <w:rPr>
@@ -2133,11 +3570,19 @@
         </w:rPr>
         <w:br/>
       </w:r>
-      <w:r>
-        <w:rPr>
-          <w:bCs/>
-        </w:rPr>
-        <w:t>@Table(name = "users")</w:t>
+      <w:proofErr w:type="gramStart"/>
+      <w:r>
+        <w:rPr>
+          <w:bCs/>
+        </w:rPr>
+        <w:t>@Table(</w:t>
+      </w:r>
+      <w:proofErr w:type="gramEnd"/>
+      <w:r>
+        <w:rPr>
+          <w:bCs/>
+        </w:rPr>
+        <w:t>name = "users")</w:t>
       </w:r>
       <w:r>
         <w:rPr>
@@ -2187,7 +3632,35 @@
         <w:rPr>
           <w:bCs/>
         </w:rPr>
-        <w:t>@GeneratedValue(strategy = GenerationType.IDENTITY)</w:t>
+        <w:t>@</w:t>
+      </w:r>
+      <w:proofErr w:type="spellStart"/>
+      <w:r>
+        <w:rPr>
+          <w:bCs/>
+        </w:rPr>
+        <w:t>GeneratedValue</w:t>
+      </w:r>
+      <w:proofErr w:type="spellEnd"/>
+      <w:r>
+        <w:rPr>
+          <w:bCs/>
+        </w:rPr>
+        <w:t xml:space="preserve">(strategy = </w:t>
+      </w:r>
+      <w:proofErr w:type="spellStart"/>
+      <w:r>
+        <w:rPr>
+          <w:bCs/>
+        </w:rPr>
+        <w:t>GenerationType.IDENTITY</w:t>
+      </w:r>
+      <w:proofErr w:type="spellEnd"/>
+      <w:r>
+        <w:rPr>
+          <w:bCs/>
+        </w:rPr>
+        <w:t>)</w:t>
       </w:r>
       <w:r>
         <w:rPr>
@@ -2283,7 +3756,35 @@
         <w:rPr>
           <w:bCs/>
         </w:rPr>
-        <w:t>public interface UserRepository extends JpaRepository&lt;User, Long&gt; {}</w:t>
+        <w:t xml:space="preserve">public interface </w:t>
+      </w:r>
+      <w:proofErr w:type="spellStart"/>
+      <w:r>
+        <w:rPr>
+          <w:bCs/>
+        </w:rPr>
+        <w:t>UserRepository</w:t>
+      </w:r>
+      <w:proofErr w:type="spellEnd"/>
+      <w:r>
+        <w:rPr>
+          <w:bCs/>
+        </w:rPr>
+        <w:t xml:space="preserve"> extends </w:t>
+      </w:r>
+      <w:proofErr w:type="spellStart"/>
+      <w:r>
+        <w:rPr>
+          <w:bCs/>
+        </w:rPr>
+        <w:t>JpaRepository</w:t>
+      </w:r>
+      <w:proofErr w:type="spellEnd"/>
+      <w:r>
+        <w:rPr>
+          <w:bCs/>
+        </w:rPr>
+        <w:t>&lt;User, Long&gt; {}</w:t>
       </w:r>
     </w:p>
     <w:p>
@@ -2320,7 +3821,21 @@
         <w:rPr>
           <w:bCs/>
         </w:rPr>
-        <w:t>public class UserService {</w:t>
+        <w:t xml:space="preserve">public class </w:t>
+      </w:r>
+      <w:proofErr w:type="spellStart"/>
+      <w:r>
+        <w:rPr>
+          <w:bCs/>
+        </w:rPr>
+        <w:t>UserService</w:t>
+      </w:r>
+      <w:proofErr w:type="spellEnd"/>
+      <w:r>
+        <w:rPr>
+          <w:bCs/>
+        </w:rPr>
+        <w:t xml:space="preserve"> {</w:t>
       </w:r>
       <w:r>
         <w:rPr>
@@ -2339,8 +3854,16 @@
         <w:rPr>
           <w:bCs/>
         </w:rPr>
-        <w:t>@Autowired</w:t>
-      </w:r>
+        <w:t>@</w:t>
+      </w:r>
+      <w:proofErr w:type="spellStart"/>
+      <w:r>
+        <w:rPr>
+          <w:bCs/>
+        </w:rPr>
+        <w:t>Autowired</w:t>
+      </w:r>
+      <w:proofErr w:type="spellEnd"/>
       <w:r>
         <w:rPr>
           <w:bCs/>
@@ -2358,7 +3881,35 @@
         <w:rPr>
           <w:bCs/>
         </w:rPr>
-        <w:t>private UserRepository userRepository;</w:t>
+        <w:t xml:space="preserve">private </w:t>
+      </w:r>
+      <w:proofErr w:type="spellStart"/>
+      <w:r>
+        <w:rPr>
+          <w:bCs/>
+        </w:rPr>
+        <w:t>UserRepository</w:t>
+      </w:r>
+      <w:proofErr w:type="spellEnd"/>
+      <w:r>
+        <w:rPr>
+          <w:bCs/>
+        </w:rPr>
+        <w:t xml:space="preserve"> </w:t>
+      </w:r>
+      <w:proofErr w:type="spellStart"/>
+      <w:r>
+        <w:rPr>
+          <w:bCs/>
+        </w:rPr>
+        <w:t>userRepository</w:t>
+      </w:r>
+      <w:proofErr w:type="spellEnd"/>
+      <w:r>
+        <w:rPr>
+          <w:bCs/>
+        </w:rPr>
+        <w:t>;</w:t>
       </w:r>
       <w:r>
         <w:rPr>
@@ -2377,13 +3928,63 @@
         <w:rPr>
           <w:bCs/>
         </w:rPr>
-        <w:t>public Page&lt;User&gt; getUsers(int page, int size) {</w:t>
-      </w:r>
-      <w:r>
-        <w:rPr>
-          <w:bCs/>
-        </w:rPr>
-        <w:br/>
+        <w:t xml:space="preserve">public Page&lt;User&gt; </w:t>
+      </w:r>
+      <w:proofErr w:type="spellStart"/>
+      <w:proofErr w:type="gramStart"/>
+      <w:r>
+        <w:rPr>
+          <w:bCs/>
+        </w:rPr>
+        <w:t>getUsers</w:t>
+      </w:r>
+      <w:proofErr w:type="spellEnd"/>
+      <w:r>
+        <w:rPr>
+          <w:bCs/>
+        </w:rPr>
+        <w:t>(</w:t>
+      </w:r>
+      <w:proofErr w:type="spellStart"/>
+      <w:proofErr w:type="gramEnd"/>
+      <w:r>
+        <w:rPr>
+          <w:bCs/>
+        </w:rPr>
+        <w:t>int</w:t>
+      </w:r>
+      <w:proofErr w:type="spellEnd"/>
+      <w:r>
+        <w:rPr>
+          <w:bCs/>
+        </w:rPr>
+        <w:t xml:space="preserve"> page, </w:t>
+      </w:r>
+      <w:proofErr w:type="spellStart"/>
+      <w:r>
+        <w:rPr>
+          <w:bCs/>
+        </w:rPr>
+        <w:t>int</w:t>
+      </w:r>
+      <w:proofErr w:type="spellEnd"/>
+      <w:r>
+        <w:rPr>
+          <w:bCs/>
+        </w:rPr>
+        <w:t xml:space="preserve"> size) {</w:t>
+      </w:r>
+      <w:r>
+        <w:rPr>
+          <w:bCs/>
+        </w:rPr>
+        <w:br/>
+      </w:r>
+      <w:r>
+        <w:rPr>
+          <w:bCs/>
+        </w:rPr>
+        <w:lastRenderedPageBreak/>
         <w:t xml:space="preserve"> </w:t>
       </w:r>
       <w:r>
@@ -2392,11 +3993,47 @@
         </w:rPr>
         <w:tab/>
       </w:r>
-      <w:r>
-        <w:rPr>
-          <w:bCs/>
-        </w:rPr>
-        <w:t>Pageable pageable = PageRequest.of(page, size);</w:t>
+      <w:proofErr w:type="spellStart"/>
+      <w:r>
+        <w:rPr>
+          <w:bCs/>
+        </w:rPr>
+        <w:t>Pageable</w:t>
+      </w:r>
+      <w:proofErr w:type="spellEnd"/>
+      <w:r>
+        <w:rPr>
+          <w:bCs/>
+        </w:rPr>
+        <w:t xml:space="preserve"> </w:t>
+      </w:r>
+      <w:proofErr w:type="spellStart"/>
+      <w:r>
+        <w:rPr>
+          <w:bCs/>
+        </w:rPr>
+        <w:t>pageable</w:t>
+      </w:r>
+      <w:proofErr w:type="spellEnd"/>
+      <w:r>
+        <w:rPr>
+          <w:bCs/>
+        </w:rPr>
+        <w:t xml:space="preserve"> = </w:t>
+      </w:r>
+      <w:proofErr w:type="spellStart"/>
+      <w:r>
+        <w:rPr>
+          <w:bCs/>
+        </w:rPr>
+        <w:t>PageRequest.of</w:t>
+      </w:r>
+      <w:proofErr w:type="spellEnd"/>
+      <w:r>
+        <w:rPr>
+          <w:bCs/>
+        </w:rPr>
+        <w:t>(page, size);</w:t>
       </w:r>
       <w:r>
         <w:rPr>
@@ -2415,7 +4052,35 @@
         <w:rPr>
           <w:bCs/>
         </w:rPr>
-        <w:t>return userRepository.findAll(pageable);</w:t>
+        <w:t xml:space="preserve">return </w:t>
+      </w:r>
+      <w:proofErr w:type="spellStart"/>
+      <w:r>
+        <w:rPr>
+          <w:bCs/>
+        </w:rPr>
+        <w:t>userRepository.findAll</w:t>
+      </w:r>
+      <w:proofErr w:type="spellEnd"/>
+      <w:r>
+        <w:rPr>
+          <w:bCs/>
+        </w:rPr>
+        <w:t>(</w:t>
+      </w:r>
+      <w:proofErr w:type="spellStart"/>
+      <w:r>
+        <w:rPr>
+          <w:bCs/>
+        </w:rPr>
+        <w:t>pageable</w:t>
+      </w:r>
+      <w:proofErr w:type="spellEnd"/>
+      <w:r>
+        <w:rPr>
+          <w:bCs/>
+        </w:rPr>
+        <w:t>);</w:t>
       </w:r>
       <w:r>
         <w:rPr>
@@ -2440,38 +4105,1014 @@
         <w:rPr>
           <w:bCs/>
         </w:rPr>
+        <w:t>@</w:t>
+      </w:r>
+      <w:proofErr w:type="spellStart"/>
+      <w:r>
+        <w:rPr>
+          <w:bCs/>
+        </w:rPr>
+        <w:t>RestController</w:t>
+      </w:r>
+      <w:proofErr w:type="spellEnd"/>
+      <w:r>
+        <w:rPr>
+          <w:bCs/>
+        </w:rPr>
+        <w:br/>
+      </w:r>
+      <w:proofErr w:type="gramStart"/>
+      <w:r>
+        <w:rPr>
+          <w:bCs/>
+        </w:rPr>
+        <w:t>@RequestMapping(</w:t>
+      </w:r>
+      <w:proofErr w:type="gramEnd"/>
+      <w:r>
+        <w:rPr>
+          <w:bCs/>
+        </w:rPr>
+        <w:t>"/api/users")</w:t>
+      </w:r>
+      <w:r>
+        <w:rPr>
+          <w:bCs/>
+        </w:rPr>
+        <w:br/>
+      </w:r>
+      <w:r>
+        <w:rPr>
+          <w:bCs/>
+        </w:rPr>
+        <w:t xml:space="preserve">public class </w:t>
+      </w:r>
+      <w:proofErr w:type="spellStart"/>
+      <w:r>
+        <w:rPr>
+          <w:bCs/>
+        </w:rPr>
+        <w:t>UserController</w:t>
+      </w:r>
+      <w:proofErr w:type="spellEnd"/>
+      <w:r>
+        <w:rPr>
+          <w:bCs/>
+        </w:rPr>
+        <w:t xml:space="preserve"> {</w:t>
+      </w:r>
+      <w:r>
+        <w:rPr>
+          <w:bCs/>
+        </w:rPr>
+        <w:br/>
+        <w:t xml:space="preserve"> </w:t>
+      </w:r>
+      <w:r>
+        <w:rPr>
+          <w:bCs/>
+        </w:rPr>
+        <w:tab/>
+      </w:r>
+      <w:r>
+        <w:rPr>
+          <w:bCs/>
+        </w:rPr>
+        <w:t>@</w:t>
+      </w:r>
+      <w:proofErr w:type="spellStart"/>
+      <w:r>
+        <w:rPr>
+          <w:bCs/>
+        </w:rPr>
+        <w:t>Autowired</w:t>
+      </w:r>
+      <w:proofErr w:type="spellEnd"/>
+      <w:r>
+        <w:rPr>
+          <w:bCs/>
+        </w:rPr>
+        <w:br/>
+        <w:t xml:space="preserve"> </w:t>
+      </w:r>
+      <w:r>
+        <w:rPr>
+          <w:bCs/>
+        </w:rPr>
+        <w:tab/>
+      </w:r>
+      <w:r>
+        <w:rPr>
+          <w:bCs/>
+        </w:rPr>
+        <w:t xml:space="preserve">private </w:t>
+      </w:r>
+      <w:proofErr w:type="spellStart"/>
+      <w:r>
+        <w:rPr>
+          <w:bCs/>
+        </w:rPr>
+        <w:t>UserService</w:t>
+      </w:r>
+      <w:proofErr w:type="spellEnd"/>
+      <w:r>
+        <w:rPr>
+          <w:bCs/>
+        </w:rPr>
+        <w:t xml:space="preserve"> </w:t>
+      </w:r>
+      <w:proofErr w:type="spellStart"/>
+      <w:r>
+        <w:rPr>
+          <w:bCs/>
+        </w:rPr>
+        <w:t>userService</w:t>
+      </w:r>
+      <w:proofErr w:type="spellEnd"/>
+      <w:r>
+        <w:rPr>
+          <w:bCs/>
+        </w:rPr>
+        <w:t>;</w:t>
+      </w:r>
+    </w:p>
+    <w:p>
+      <w:pPr>
+        <w:rPr>
+          <w:bCs/>
+        </w:rPr>
+      </w:pPr>
+      <w:r>
+        <w:rPr>
+          <w:bCs/>
+        </w:rPr>
+        <w:t xml:space="preserve">    // Example: /api/</w:t>
+      </w:r>
+      <w:proofErr w:type="spellStart"/>
+      <w:r>
+        <w:rPr>
+          <w:bCs/>
+        </w:rPr>
+        <w:t>users</w:t>
+      </w:r>
+      <w:proofErr w:type="gramStart"/>
+      <w:r>
+        <w:rPr>
+          <w:bCs/>
+        </w:rPr>
+        <w:t>?page</w:t>
+      </w:r>
+      <w:proofErr w:type="spellEnd"/>
+      <w:proofErr w:type="gramEnd"/>
+      <w:r>
+        <w:rPr>
+          <w:bCs/>
+        </w:rPr>
+        <w:t>=0&amp;size=20</w:t>
+      </w:r>
+    </w:p>
+    <w:p>
+      <w:pPr>
+        <w:ind w:firstLine="720"/>
+        <w:rPr>
+          <w:bCs/>
+        </w:rPr>
+      </w:pPr>
+      <w:r>
+        <w:rPr>
+          <w:bCs/>
+        </w:rPr>
+        <w:t>@</w:t>
+      </w:r>
+      <w:proofErr w:type="spellStart"/>
+      <w:r>
+        <w:rPr>
+          <w:bCs/>
+        </w:rPr>
+        <w:t>GetMapping</w:t>
+      </w:r>
+      <w:proofErr w:type="spellEnd"/>
+      <w:r>
+        <w:rPr>
+          <w:bCs/>
+        </w:rPr>
+        <w:br/>
+        <w:t xml:space="preserve"> </w:t>
+      </w:r>
+      <w:r>
+        <w:rPr>
+          <w:bCs/>
+        </w:rPr>
+        <w:tab/>
+      </w:r>
+      <w:r>
+        <w:rPr>
+          <w:bCs/>
+        </w:rPr>
+        <w:t xml:space="preserve">public Page&lt;User&gt; </w:t>
+      </w:r>
+      <w:proofErr w:type="spellStart"/>
+      <w:proofErr w:type="gramStart"/>
+      <w:r>
+        <w:rPr>
+          <w:bCs/>
+        </w:rPr>
+        <w:t>getUsers</w:t>
+      </w:r>
+      <w:proofErr w:type="spellEnd"/>
+      <w:r>
+        <w:rPr>
+          <w:bCs/>
+        </w:rPr>
+        <w:t>(</w:t>
+      </w:r>
+      <w:proofErr w:type="gramEnd"/>
+      <w:r>
+        <w:rPr>
+          <w:bCs/>
+        </w:rPr>
+        <w:t xml:space="preserve"> </w:t>
+      </w:r>
+      <w:r>
+        <w:rPr>
+          <w:bCs/>
+        </w:rPr>
+        <w:t>@</w:t>
+      </w:r>
+      <w:proofErr w:type="spellStart"/>
+      <w:r>
+        <w:rPr>
+          <w:bCs/>
+        </w:rPr>
+        <w:t>RequestParam</w:t>
+      </w:r>
+      <w:proofErr w:type="spellEnd"/>
+      <w:r>
+        <w:rPr>
+          <w:bCs/>
+        </w:rPr>
+        <w:t>(</w:t>
+      </w:r>
+      <w:proofErr w:type="spellStart"/>
+      <w:r>
+        <w:rPr>
+          <w:bCs/>
+        </w:rPr>
+        <w:t>defaultValue</w:t>
+      </w:r>
+      <w:proofErr w:type="spellEnd"/>
+      <w:r>
+        <w:rPr>
+          <w:bCs/>
+        </w:rPr>
+        <w:t xml:space="preserve"> = "0") </w:t>
+      </w:r>
+      <w:proofErr w:type="spellStart"/>
+      <w:r>
+        <w:rPr>
+          <w:bCs/>
+        </w:rPr>
+        <w:t>int</w:t>
+      </w:r>
+      <w:proofErr w:type="spellEnd"/>
+      <w:r>
+        <w:rPr>
+          <w:bCs/>
+        </w:rPr>
+        <w:t xml:space="preserve"> page,</w:t>
+      </w:r>
+      <w:r>
+        <w:rPr>
+          <w:bCs/>
+        </w:rPr>
+        <w:t xml:space="preserve"> </w:t>
+      </w:r>
+      <w:r>
+        <w:rPr>
+          <w:bCs/>
+        </w:rPr>
+        <w:t>@</w:t>
+      </w:r>
+      <w:proofErr w:type="spellStart"/>
+      <w:r>
+        <w:rPr>
+          <w:bCs/>
+        </w:rPr>
+        <w:t>RequestParam</w:t>
+      </w:r>
+      <w:proofErr w:type="spellEnd"/>
+      <w:r>
+        <w:rPr>
+          <w:bCs/>
+        </w:rPr>
+        <w:t>(</w:t>
+      </w:r>
+      <w:proofErr w:type="spellStart"/>
+      <w:r>
+        <w:rPr>
+          <w:bCs/>
+        </w:rPr>
+        <w:t>defaultValue</w:t>
+      </w:r>
+      <w:proofErr w:type="spellEnd"/>
+      <w:r>
+        <w:rPr>
+          <w:bCs/>
+        </w:rPr>
+        <w:t xml:space="preserve"> = "10") </w:t>
+      </w:r>
+      <w:proofErr w:type="spellStart"/>
+      <w:r>
+        <w:rPr>
+          <w:bCs/>
+        </w:rPr>
+        <w:t>int</w:t>
+      </w:r>
+      <w:proofErr w:type="spellEnd"/>
+      <w:r>
+        <w:rPr>
+          <w:bCs/>
+        </w:rPr>
+        <w:t xml:space="preserve"> size) {</w:t>
+      </w:r>
+      <w:r>
+        <w:rPr>
+          <w:bCs/>
+        </w:rPr>
+        <w:br/>
+        <w:t xml:space="preserve"> </w:t>
+      </w:r>
+      <w:r>
+        <w:rPr>
+          <w:bCs/>
+        </w:rPr>
+        <w:tab/>
+      </w:r>
+      <w:r>
+        <w:rPr>
+          <w:bCs/>
+        </w:rPr>
+        <w:t xml:space="preserve">return </w:t>
+      </w:r>
+      <w:proofErr w:type="spellStart"/>
+      <w:r>
+        <w:rPr>
+          <w:bCs/>
+        </w:rPr>
+        <w:t>userService.getUsers</w:t>
+      </w:r>
+      <w:proofErr w:type="spellEnd"/>
+      <w:r>
+        <w:rPr>
+          <w:bCs/>
+        </w:rPr>
+        <w:t>(page, size);</w:t>
+      </w:r>
+      <w:r>
+        <w:rPr>
+          <w:bCs/>
+        </w:rPr>
+        <w:br/>
+        <w:t xml:space="preserve"> </w:t>
+      </w:r>
+      <w:r>
+        <w:rPr>
+          <w:bCs/>
+        </w:rPr>
+        <w:tab/>
+      </w:r>
+      <w:r>
+        <w:rPr>
+          <w:bCs/>
+        </w:rPr>
+        <w:t>}</w:t>
+      </w:r>
+      <w:r>
+        <w:rPr>
+          <w:bCs/>
+        </w:rPr>
+        <w:br/>
+      </w:r>
+      <w:r>
+        <w:rPr>
+          <w:bCs/>
+        </w:rPr>
+        <w:t>}</w:t>
+      </w:r>
+    </w:p>
+    <w:p>
+      <w:pPr>
+        <w:rPr>
+          <w:bCs/>
+        </w:rPr>
+      </w:pPr>
+      <w:r>
+        <w:rPr>
+          <w:bCs/>
+        </w:rPr>
+        <w:t>Sample Output:</w:t>
+      </w:r>
+      <w:r>
+        <w:rPr>
+          <w:bCs/>
+        </w:rPr>
+        <w:br/>
+      </w:r>
+      <w:r>
+        <w:rPr>
+          <w:bCs/>
+        </w:rPr>
+        <w:t>{</w:t>
+      </w:r>
+      <w:r>
+        <w:rPr>
+          <w:bCs/>
+        </w:rPr>
+        <w:br/>
+        <w:t xml:space="preserve"> </w:t>
+      </w:r>
+      <w:r>
+        <w:rPr>
+          <w:bCs/>
+        </w:rPr>
+        <w:tab/>
+      </w:r>
+      <w:r>
+        <w:rPr>
+          <w:bCs/>
+        </w:rPr>
+        <w:t>"content": [</w:t>
+      </w:r>
+      <w:r>
+        <w:rPr>
+          <w:bCs/>
+        </w:rPr>
+        <w:br/>
+        <w:t xml:space="preserve"> </w:t>
+      </w:r>
+      <w:r>
+        <w:rPr>
+          <w:bCs/>
+        </w:rPr>
+        <w:tab/>
+      </w:r>
+      <w:r>
+        <w:rPr>
+          <w:bCs/>
+        </w:rPr>
+        <w:tab/>
+      </w:r>
+      <w:r>
+        <w:rPr>
+          <w:bCs/>
+        </w:rPr>
+        <w:t>{ "id": 21, "name": "User1" },</w:t>
+      </w:r>
+      <w:r>
+        <w:rPr>
+          <w:bCs/>
+        </w:rPr>
+        <w:br/>
+        <w:t xml:space="preserve"> </w:t>
+      </w:r>
+      <w:r>
+        <w:rPr>
+          <w:bCs/>
+        </w:rPr>
+        <w:tab/>
+      </w:r>
+      <w:r>
+        <w:rPr>
+          <w:bCs/>
+        </w:rPr>
+        <w:tab/>
+      </w:r>
+      <w:r>
+        <w:rPr>
+          <w:bCs/>
+        </w:rPr>
+        <w:t>{ "id": 22, "name": "User2" }</w:t>
+      </w:r>
+      <w:r>
+        <w:rPr>
+          <w:bCs/>
+        </w:rPr>
+        <w:br/>
+        <w:t xml:space="preserve"> </w:t>
+      </w:r>
+      <w:r>
+        <w:rPr>
+          <w:bCs/>
+        </w:rPr>
+        <w:tab/>
+      </w:r>
+      <w:r>
+        <w:rPr>
+          <w:bCs/>
+        </w:rPr>
+        <w:t>],</w:t>
+      </w:r>
+      <w:r>
+        <w:rPr>
+          <w:bCs/>
+        </w:rPr>
+        <w:br/>
+        <w:t xml:space="preserve"> </w:t>
+      </w:r>
+      <w:r>
+        <w:rPr>
+          <w:bCs/>
+        </w:rPr>
+        <w:tab/>
+      </w:r>
+      <w:r>
+        <w:rPr>
+          <w:bCs/>
+        </w:rPr>
+        <w:t>"</w:t>
+      </w:r>
+      <w:proofErr w:type="spellStart"/>
+      <w:r>
+        <w:rPr>
+          <w:bCs/>
+        </w:rPr>
+        <w:t>pageable</w:t>
+      </w:r>
+      <w:proofErr w:type="spellEnd"/>
+      <w:r>
+        <w:rPr>
+          <w:bCs/>
+        </w:rPr>
+        <w:t>": {</w:t>
+      </w:r>
+      <w:r>
+        <w:rPr>
+          <w:bCs/>
+        </w:rPr>
+        <w:br/>
+        <w:t xml:space="preserve"> </w:t>
+      </w:r>
+      <w:r>
+        <w:rPr>
+          <w:bCs/>
+        </w:rPr>
+        <w:tab/>
+      </w:r>
+      <w:r>
+        <w:rPr>
+          <w:bCs/>
+        </w:rPr>
+        <w:tab/>
+      </w:r>
+      <w:r>
+        <w:rPr>
+          <w:bCs/>
+        </w:rPr>
+        <w:t>"sort": {</w:t>
+      </w:r>
+      <w:r>
+        <w:rPr>
+          <w:bCs/>
+        </w:rPr>
+        <w:br/>
+        <w:t xml:space="preserve"> </w:t>
+      </w:r>
+      <w:r>
+        <w:rPr>
+          <w:bCs/>
+        </w:rPr>
+        <w:tab/>
+      </w:r>
+      <w:r>
+        <w:rPr>
+          <w:bCs/>
+        </w:rPr>
+        <w:tab/>
+      </w:r>
+      <w:r>
+        <w:rPr>
+          <w:bCs/>
+        </w:rPr>
+        <w:tab/>
+      </w:r>
+      <w:r>
+        <w:rPr>
+          <w:bCs/>
+        </w:rPr>
+        <w:t>"empty": true,</w:t>
+      </w:r>
+      <w:r>
+        <w:rPr>
+          <w:bCs/>
+        </w:rPr>
+        <w:br/>
+        <w:t xml:space="preserve"> </w:t>
+      </w:r>
+      <w:r>
+        <w:rPr>
+          <w:bCs/>
+        </w:rPr>
+        <w:tab/>
+      </w:r>
+      <w:r>
+        <w:rPr>
+          <w:bCs/>
+        </w:rPr>
+        <w:tab/>
+      </w:r>
+      <w:r>
+        <w:rPr>
+          <w:bCs/>
+        </w:rPr>
+        <w:tab/>
+      </w:r>
+      <w:r>
+        <w:rPr>
+          <w:bCs/>
+        </w:rPr>
+        <w:t>"sorted": false,</w:t>
+      </w:r>
+      <w:r>
+        <w:rPr>
+          <w:bCs/>
+        </w:rPr>
+        <w:br/>
+        <w:t xml:space="preserve"> </w:t>
+      </w:r>
+      <w:r>
+        <w:rPr>
+          <w:bCs/>
+        </w:rPr>
+        <w:tab/>
+      </w:r>
+      <w:r>
+        <w:rPr>
+          <w:bCs/>
+        </w:rPr>
+        <w:tab/>
+      </w:r>
+      <w:r>
+        <w:rPr>
+          <w:bCs/>
+        </w:rPr>
+        <w:tab/>
+      </w:r>
+      <w:r>
+        <w:rPr>
+          <w:bCs/>
+        </w:rPr>
+        <w:t>"unsorted": true</w:t>
+      </w:r>
+      <w:r>
+        <w:rPr>
+          <w:bCs/>
+        </w:rPr>
+        <w:br/>
+        <w:t xml:space="preserve"> </w:t>
+      </w:r>
+      <w:r>
+        <w:rPr>
+          <w:bCs/>
+        </w:rPr>
+        <w:tab/>
+      </w:r>
+      <w:r>
+        <w:rPr>
+          <w:bCs/>
+        </w:rPr>
+        <w:tab/>
+      </w:r>
+      <w:r>
+        <w:rPr>
+          <w:bCs/>
+        </w:rPr>
+        <w:t>},</w:t>
+      </w:r>
+      <w:r>
+        <w:rPr>
+          <w:bCs/>
+        </w:rPr>
+        <w:br/>
+        <w:t xml:space="preserve"> </w:t>
+      </w:r>
+      <w:r>
+        <w:rPr>
+          <w:bCs/>
+        </w:rPr>
+        <w:tab/>
+      </w:r>
+      <w:r>
+        <w:rPr>
+          <w:bCs/>
+        </w:rPr>
+        <w:tab/>
+      </w:r>
+      <w:r>
+        <w:rPr>
+          <w:bCs/>
+        </w:rPr>
+        <w:t>"offset": 20,</w:t>
+      </w:r>
+      <w:r>
+        <w:rPr>
+          <w:bCs/>
+        </w:rPr>
+        <w:br/>
+        <w:t xml:space="preserve"> </w:t>
+      </w:r>
+      <w:r>
+        <w:rPr>
+          <w:bCs/>
+        </w:rPr>
+        <w:tab/>
+      </w:r>
+      <w:r>
+        <w:rPr>
+          <w:bCs/>
+        </w:rPr>
+        <w:tab/>
+      </w:r>
+      <w:r>
+        <w:rPr>
+          <w:bCs/>
+        </w:rPr>
+        <w:t>"</w:t>
+      </w:r>
+      <w:proofErr w:type="spellStart"/>
+      <w:r>
+        <w:rPr>
+          <w:bCs/>
+        </w:rPr>
+        <w:t>pageNumber</w:t>
+      </w:r>
+      <w:proofErr w:type="spellEnd"/>
+      <w:r>
+        <w:rPr>
+          <w:bCs/>
+        </w:rPr>
+        <w:t>": 2,</w:t>
+      </w:r>
+      <w:r>
+        <w:rPr>
+          <w:bCs/>
+        </w:rPr>
+        <w:br/>
+        <w:t xml:space="preserve"> </w:t>
+      </w:r>
+      <w:r>
+        <w:rPr>
+          <w:bCs/>
+        </w:rPr>
+        <w:tab/>
+      </w:r>
+      <w:r>
+        <w:rPr>
+          <w:bCs/>
+        </w:rPr>
+        <w:tab/>
+      </w:r>
+      <w:r>
+        <w:rPr>
+          <w:bCs/>
+        </w:rPr>
+        <w:t>"</w:t>
+      </w:r>
+      <w:proofErr w:type="spellStart"/>
+      <w:r>
+        <w:rPr>
+          <w:bCs/>
+        </w:rPr>
+        <w:t>pageSize</w:t>
+      </w:r>
+      <w:proofErr w:type="spellEnd"/>
+      <w:r>
+        <w:rPr>
+          <w:bCs/>
+        </w:rPr>
+        <w:t>": 10,</w:t>
+      </w:r>
+      <w:r>
+        <w:rPr>
+          <w:bCs/>
+        </w:rPr>
+        <w:br/>
+        <w:t xml:space="preserve"> </w:t>
+      </w:r>
+      <w:r>
+        <w:rPr>
+          <w:bCs/>
+        </w:rPr>
+        <w:tab/>
+      </w:r>
+      <w:r>
+        <w:rPr>
+          <w:bCs/>
+        </w:rPr>
+        <w:tab/>
+      </w:r>
+      <w:r>
+        <w:rPr>
+          <w:bCs/>
+        </w:rPr>
+        <w:t>"paged": true,</w:t>
+      </w:r>
+      <w:r>
+        <w:rPr>
+          <w:bCs/>
+        </w:rPr>
+        <w:br/>
+        <w:t xml:space="preserve"> </w:t>
+      </w:r>
+      <w:r>
+        <w:rPr>
+          <w:bCs/>
+        </w:rPr>
+        <w:tab/>
+      </w:r>
+      <w:r>
+        <w:rPr>
+          <w:bCs/>
+        </w:rPr>
+        <w:tab/>
+      </w:r>
+      <w:r>
+        <w:rPr>
+          <w:bCs/>
+        </w:rPr>
+        <w:t>"unpaged": false</w:t>
+      </w:r>
+      <w:r>
+        <w:rPr>
+          <w:bCs/>
+        </w:rPr>
+        <w:br/>
+        <w:t xml:space="preserve"> </w:t>
+      </w:r>
+      <w:r>
+        <w:rPr>
+          <w:bCs/>
+        </w:rPr>
+        <w:tab/>
+      </w:r>
+      <w:r>
+        <w:rPr>
+          <w:bCs/>
+        </w:rPr>
+        <w:t>},</w:t>
+      </w:r>
+      <w:r>
+        <w:rPr>
+          <w:bCs/>
+        </w:rPr>
+        <w:br/>
+        <w:t xml:space="preserve">  </w:t>
+      </w:r>
+      <w:r>
+        <w:rPr>
+          <w:bCs/>
+        </w:rPr>
+        <w:tab/>
+      </w:r>
+      <w:r>
+        <w:rPr>
+          <w:bCs/>
+        </w:rPr>
+        <w:t>"</w:t>
+      </w:r>
+      <w:proofErr w:type="spellStart"/>
+      <w:r>
+        <w:rPr>
+          <w:bCs/>
+        </w:rPr>
+        <w:t>totalPages</w:t>
+      </w:r>
+      <w:proofErr w:type="spellEnd"/>
+      <w:r>
+        <w:rPr>
+          <w:bCs/>
+        </w:rPr>
+        <w:t>": 50,</w:t>
+      </w:r>
+      <w:r>
+        <w:rPr>
+          <w:bCs/>
+        </w:rPr>
+        <w:br/>
+        <w:t xml:space="preserve"> </w:t>
+      </w:r>
+      <w:r>
+        <w:rPr>
+          <w:bCs/>
+        </w:rPr>
+        <w:tab/>
+      </w:r>
+      <w:r>
+        <w:rPr>
+          <w:bCs/>
+        </w:rPr>
+        <w:t>"</w:t>
+      </w:r>
+      <w:proofErr w:type="spellStart"/>
+      <w:r>
+        <w:rPr>
+          <w:bCs/>
+        </w:rPr>
+        <w:t>totalElements</w:t>
+      </w:r>
+      <w:proofErr w:type="spellEnd"/>
+      <w:r>
+        <w:rPr>
+          <w:bCs/>
+        </w:rPr>
+        <w:t>": 500,</w:t>
+      </w:r>
+      <w:r>
+        <w:rPr>
+          <w:bCs/>
+        </w:rPr>
+        <w:br/>
+        <w:t xml:space="preserve"> </w:t>
+      </w:r>
+      <w:r>
+        <w:rPr>
+          <w:bCs/>
+        </w:rPr>
+        <w:tab/>
+      </w:r>
+      <w:r>
+        <w:rPr>
+          <w:bCs/>
+        </w:rPr>
+        <w:t>"last": false,</w:t>
+      </w:r>
+      <w:r>
+        <w:rPr>
+          <w:bCs/>
+        </w:rPr>
+        <w:br/>
+        <w:t xml:space="preserve"> </w:t>
+      </w:r>
+      <w:r>
+        <w:rPr>
+          <w:bCs/>
+        </w:rPr>
+        <w:tab/>
+      </w:r>
+      <w:r>
+        <w:rPr>
+          <w:bCs/>
+        </w:rPr>
+        <w:t>"first": false,</w:t>
+      </w:r>
+      <w:r>
+        <w:rPr>
+          <w:bCs/>
+        </w:rPr>
+        <w:br/>
+        <w:t xml:space="preserve"> </w:t>
+      </w:r>
+      <w:r>
+        <w:rPr>
+          <w:bCs/>
+        </w:rPr>
+        <w:tab/>
+      </w:r>
+      <w:r>
+        <w:rPr>
+          <w:bCs/>
+        </w:rPr>
+        <w:t>"number": 2,</w:t>
+      </w:r>
+      <w:r>
+        <w:rPr>
+          <w:bCs/>
+        </w:rPr>
+        <w:br/>
+        <w:t xml:space="preserve"> </w:t>
+      </w:r>
+      <w:r>
+        <w:rPr>
+          <w:bCs/>
+        </w:rPr>
+        <w:tab/>
+      </w:r>
+      <w:r>
+        <w:rPr>
+          <w:bCs/>
+        </w:rPr>
+        <w:t>"size": 10,</w:t>
+      </w:r>
+      <w:r>
+        <w:rPr>
+          <w:bCs/>
+        </w:rPr>
+        <w:br/>
+      </w:r>
+      <w:r>
+        <w:rPr>
+          <w:bCs/>
+        </w:rPr>
         <w:lastRenderedPageBreak/>
-        <w:t>@RestController</w:t>
-      </w:r>
-      <w:r>
-        <w:rPr>
-          <w:bCs/>
-        </w:rPr>
-        <w:br/>
-      </w:r>
-      <w:r>
-        <w:rPr>
-          <w:bCs/>
-        </w:rPr>
-        <w:t>@RequestMapping("/api/users")</w:t>
-      </w:r>
-      <w:r>
-        <w:rPr>
-          <w:bCs/>
-        </w:rPr>
-        <w:br/>
-      </w:r>
-      <w:r>
-        <w:rPr>
-          <w:bCs/>
-        </w:rPr>
-        <w:t>public class UserController {</w:t>
-      </w:r>
-      <w:r>
-        <w:rPr>
-          <w:bCs/>
-        </w:rPr>
-        <w:br/>
         <w:t xml:space="preserve"> </w:t>
       </w:r>
       <w:r>
@@ -2484,698 +5125,21 @@
         <w:rPr>
           <w:bCs/>
         </w:rPr>
-        <w:t>@Autowired</w:t>
-      </w:r>
-      <w:r>
-        <w:rPr>
-          <w:bCs/>
-        </w:rPr>
-        <w:br/>
-        <w:t xml:space="preserve"> </w:t>
-      </w:r>
-      <w:r>
-        <w:rPr>
-          <w:bCs/>
-        </w:rPr>
-        <w:tab/>
-      </w:r>
-      <w:r>
-        <w:rPr>
-          <w:bCs/>
-        </w:rPr>
-        <w:t>private UserService userService;</w:t>
-      </w:r>
-    </w:p>
-    <w:p>
-      <w:pPr>
-        <w:rPr>
-          <w:bCs/>
-        </w:rPr>
-      </w:pPr>
-      <w:r>
-        <w:rPr>
-          <w:bCs/>
-        </w:rPr>
-        <w:t xml:space="preserve">    // Example: /api/users?page=0&amp;size=20</w:t>
-      </w:r>
-    </w:p>
-    <w:p>
-      <w:pPr>
-        <w:ind w:firstLine="720"/>
-        <w:rPr>
-          <w:bCs/>
-        </w:rPr>
-      </w:pPr>
-      <w:r>
-        <w:rPr>
-          <w:bCs/>
-        </w:rPr>
-        <w:t>@GetMapping</w:t>
-      </w:r>
-      <w:r>
-        <w:rPr>
-          <w:bCs/>
-        </w:rPr>
-        <w:br/>
-        <w:t xml:space="preserve"> </w:t>
-      </w:r>
-      <w:r>
-        <w:rPr>
-          <w:bCs/>
-        </w:rPr>
-        <w:tab/>
-      </w:r>
-      <w:r>
-        <w:rPr>
-          <w:bCs/>
-        </w:rPr>
-        <w:t>public Page&lt;User&gt; getUsers(</w:t>
-      </w:r>
-      <w:r>
-        <w:rPr>
-          <w:bCs/>
-        </w:rPr>
-        <w:t xml:space="preserve"> </w:t>
-      </w:r>
-      <w:r>
-        <w:rPr>
-          <w:bCs/>
-        </w:rPr>
-        <w:t>@RequestParam(defaultValue = "0") int page,</w:t>
-      </w:r>
-      <w:r>
-        <w:rPr>
-          <w:bCs/>
-        </w:rPr>
-        <w:t xml:space="preserve"> </w:t>
-      </w:r>
-      <w:r>
-        <w:rPr>
-          <w:bCs/>
-        </w:rPr>
-        <w:t>@RequestParam(defaultValue = "10") int size) {</w:t>
-      </w:r>
-      <w:r>
-        <w:rPr>
-          <w:bCs/>
-        </w:rPr>
-        <w:br/>
-        <w:t xml:space="preserve"> </w:t>
-      </w:r>
-      <w:r>
-        <w:rPr>
-          <w:bCs/>
-        </w:rPr>
-        <w:tab/>
-      </w:r>
-      <w:r>
-        <w:rPr>
-          <w:bCs/>
-        </w:rPr>
-        <w:t>return userService.getUsers(page, size);</w:t>
-      </w:r>
-      <w:r>
-        <w:rPr>
-          <w:bCs/>
-        </w:rPr>
-        <w:br/>
-        <w:t xml:space="preserve"> </w:t>
-      </w:r>
-      <w:r>
-        <w:rPr>
-          <w:bCs/>
-        </w:rPr>
-        <w:tab/>
-      </w:r>
-      <w:r>
-        <w:rPr>
-          <w:bCs/>
-        </w:rPr>
-        <w:t>}</w:t>
-      </w:r>
-      <w:r>
-        <w:rPr>
-          <w:bCs/>
-        </w:rPr>
-        <w:br/>
-      </w:r>
-      <w:r>
-        <w:rPr>
-          <w:bCs/>
-        </w:rPr>
-        <w:t>}</w:t>
-      </w:r>
-    </w:p>
-    <w:p>
-      <w:pPr>
-        <w:rPr>
-          <w:bCs/>
-        </w:rPr>
-      </w:pPr>
-      <w:r>
-        <w:rPr>
-          <w:bCs/>
-        </w:rPr>
-        <w:t>Sample Output:</w:t>
-      </w:r>
-      <w:r>
-        <w:rPr>
-          <w:bCs/>
-        </w:rPr>
-        <w:br/>
-      </w:r>
-      <w:r>
-        <w:rPr>
-          <w:bCs/>
-        </w:rPr>
-        <w:t>{</w:t>
-      </w:r>
-      <w:r>
-        <w:rPr>
-          <w:bCs/>
-        </w:rPr>
-        <w:br/>
-        <w:t xml:space="preserve"> </w:t>
-      </w:r>
-      <w:r>
-        <w:rPr>
-          <w:bCs/>
-        </w:rPr>
-        <w:tab/>
-      </w:r>
-      <w:r>
-        <w:rPr>
-          <w:bCs/>
-        </w:rPr>
-        <w:t>"content": [</w:t>
-      </w:r>
-      <w:r>
-        <w:rPr>
-          <w:bCs/>
-        </w:rPr>
-        <w:br/>
-        <w:t xml:space="preserve"> </w:t>
-      </w:r>
-      <w:r>
-        <w:rPr>
-          <w:bCs/>
-        </w:rPr>
-        <w:tab/>
-      </w:r>
-      <w:r>
-        <w:rPr>
-          <w:bCs/>
-        </w:rPr>
-        <w:tab/>
-      </w:r>
-      <w:r>
-        <w:rPr>
-          <w:bCs/>
-        </w:rPr>
-        <w:t>{ "id": 21, "name": "User1" },</w:t>
-      </w:r>
-      <w:r>
-        <w:rPr>
-          <w:bCs/>
-        </w:rPr>
-        <w:br/>
-        <w:t xml:space="preserve"> </w:t>
-      </w:r>
-      <w:r>
-        <w:rPr>
-          <w:bCs/>
-        </w:rPr>
-        <w:tab/>
-      </w:r>
-      <w:r>
-        <w:rPr>
-          <w:bCs/>
-        </w:rPr>
-        <w:tab/>
-      </w:r>
-      <w:r>
-        <w:rPr>
-          <w:bCs/>
-        </w:rPr>
-        <w:t>{ "id": 22, "name": "User2" }</w:t>
-      </w:r>
-      <w:r>
-        <w:rPr>
-          <w:bCs/>
-        </w:rPr>
-        <w:br/>
-        <w:t xml:space="preserve"> </w:t>
-      </w:r>
-      <w:r>
-        <w:rPr>
-          <w:bCs/>
-        </w:rPr>
-        <w:tab/>
-      </w:r>
-      <w:r>
-        <w:rPr>
-          <w:bCs/>
-        </w:rPr>
-        <w:t>],</w:t>
-      </w:r>
-      <w:r>
-        <w:rPr>
-          <w:bCs/>
-        </w:rPr>
-        <w:br/>
-        <w:t xml:space="preserve"> </w:t>
-      </w:r>
-      <w:r>
-        <w:rPr>
-          <w:bCs/>
-        </w:rPr>
-        <w:tab/>
-      </w:r>
-      <w:r>
-        <w:rPr>
-          <w:bCs/>
-        </w:rPr>
-        <w:t>"pageable": {</w:t>
-      </w:r>
-      <w:r>
-        <w:rPr>
-          <w:bCs/>
-        </w:rPr>
-        <w:br/>
-        <w:t xml:space="preserve"> </w:t>
-      </w:r>
-      <w:r>
-        <w:rPr>
-          <w:bCs/>
-        </w:rPr>
-        <w:tab/>
-      </w:r>
-      <w:r>
-        <w:rPr>
-          <w:bCs/>
-        </w:rPr>
-        <w:tab/>
-      </w:r>
-      <w:r>
-        <w:rPr>
-          <w:bCs/>
-        </w:rPr>
-        <w:t>"sort": {</w:t>
-      </w:r>
-      <w:r>
-        <w:rPr>
-          <w:bCs/>
-        </w:rPr>
-        <w:br/>
-        <w:t xml:space="preserve"> </w:t>
-      </w:r>
-      <w:r>
-        <w:rPr>
-          <w:bCs/>
-        </w:rPr>
-        <w:tab/>
-      </w:r>
-      <w:r>
-        <w:rPr>
-          <w:bCs/>
-        </w:rPr>
-        <w:tab/>
-      </w:r>
-      <w:r>
-        <w:rPr>
-          <w:bCs/>
-        </w:rPr>
-        <w:tab/>
-      </w:r>
-      <w:r>
-        <w:rPr>
-          <w:bCs/>
-        </w:rPr>
-        <w:t>"empty": true,</w:t>
-      </w:r>
-      <w:r>
-        <w:rPr>
-          <w:bCs/>
-        </w:rPr>
-        <w:br/>
-        <w:t xml:space="preserve"> </w:t>
-      </w:r>
-      <w:r>
-        <w:rPr>
-          <w:bCs/>
-        </w:rPr>
-        <w:tab/>
-      </w:r>
-      <w:r>
-        <w:rPr>
-          <w:bCs/>
-        </w:rPr>
-        <w:tab/>
-      </w:r>
-      <w:r>
-        <w:rPr>
-          <w:bCs/>
-        </w:rPr>
-        <w:tab/>
-      </w:r>
-      <w:r>
-        <w:rPr>
-          <w:bCs/>
-        </w:rPr>
-        <w:t>"sorted": false,</w:t>
-      </w:r>
-      <w:r>
-        <w:rPr>
-          <w:bCs/>
-        </w:rPr>
-        <w:br/>
-        <w:t xml:space="preserve"> </w:t>
-      </w:r>
-      <w:r>
-        <w:rPr>
-          <w:bCs/>
-        </w:rPr>
-        <w:tab/>
-      </w:r>
-      <w:r>
-        <w:rPr>
-          <w:bCs/>
-        </w:rPr>
-        <w:tab/>
-      </w:r>
-      <w:r>
-        <w:rPr>
-          <w:bCs/>
-        </w:rPr>
-        <w:tab/>
-      </w:r>
-      <w:r>
-        <w:rPr>
-          <w:bCs/>
-        </w:rPr>
-        <w:t>"unsorted": true</w:t>
-      </w:r>
-      <w:r>
-        <w:rPr>
-          <w:bCs/>
-        </w:rPr>
-        <w:br/>
-        <w:t xml:space="preserve"> </w:t>
-      </w:r>
-      <w:r>
-        <w:rPr>
-          <w:bCs/>
-        </w:rPr>
-        <w:tab/>
-      </w:r>
-      <w:r>
-        <w:rPr>
-          <w:bCs/>
-        </w:rPr>
-        <w:tab/>
-      </w:r>
-      <w:r>
-        <w:rPr>
-          <w:bCs/>
-        </w:rPr>
-        <w:t>},</w:t>
-      </w:r>
-      <w:r>
-        <w:rPr>
-          <w:bCs/>
-        </w:rPr>
-        <w:br/>
-        <w:t xml:space="preserve"> </w:t>
-      </w:r>
-      <w:r>
-        <w:rPr>
-          <w:bCs/>
-        </w:rPr>
-        <w:tab/>
-      </w:r>
-      <w:r>
-        <w:rPr>
-          <w:bCs/>
-        </w:rPr>
-        <w:tab/>
-      </w:r>
-      <w:r>
-        <w:rPr>
-          <w:bCs/>
-        </w:rPr>
-        <w:t>"offset": 20,</w:t>
-      </w:r>
-      <w:r>
-        <w:rPr>
-          <w:bCs/>
-        </w:rPr>
-        <w:br/>
-        <w:t xml:space="preserve"> </w:t>
-      </w:r>
-      <w:r>
-        <w:rPr>
-          <w:bCs/>
-        </w:rPr>
-        <w:tab/>
-      </w:r>
-      <w:r>
-        <w:rPr>
-          <w:bCs/>
-        </w:rPr>
-        <w:tab/>
-      </w:r>
-      <w:r>
-        <w:rPr>
-          <w:bCs/>
-        </w:rPr>
-        <w:t>"pageNumber": 2,</w:t>
-      </w:r>
-      <w:r>
-        <w:rPr>
-          <w:bCs/>
-        </w:rPr>
-        <w:br/>
-        <w:t xml:space="preserve"> </w:t>
-      </w:r>
-      <w:r>
-        <w:rPr>
-          <w:bCs/>
-        </w:rPr>
-        <w:tab/>
-      </w:r>
-      <w:r>
-        <w:rPr>
-          <w:bCs/>
-        </w:rPr>
-        <w:tab/>
-      </w:r>
-      <w:r>
-        <w:rPr>
-          <w:bCs/>
-        </w:rPr>
-        <w:t>"pageSize": 10,</w:t>
-      </w:r>
-      <w:r>
-        <w:rPr>
-          <w:bCs/>
-        </w:rPr>
-        <w:br/>
-        <w:t xml:space="preserve"> </w:t>
-      </w:r>
-      <w:r>
-        <w:rPr>
-          <w:bCs/>
-        </w:rPr>
-        <w:tab/>
-      </w:r>
-      <w:r>
-        <w:rPr>
-          <w:bCs/>
-        </w:rPr>
-        <w:tab/>
-      </w:r>
-      <w:r>
-        <w:rPr>
-          <w:bCs/>
-        </w:rPr>
-        <w:t>"paged": true,</w:t>
-      </w:r>
-      <w:r>
-        <w:rPr>
-          <w:bCs/>
-        </w:rPr>
-        <w:br/>
-        <w:t xml:space="preserve"> </w:t>
-      </w:r>
-      <w:r>
-        <w:rPr>
-          <w:bCs/>
-        </w:rPr>
-        <w:tab/>
-      </w:r>
-      <w:r>
-        <w:rPr>
-          <w:bCs/>
-        </w:rPr>
-        <w:tab/>
-      </w:r>
-      <w:r>
-        <w:rPr>
-          <w:bCs/>
-        </w:rPr>
-        <w:t>"unpaged": false</w:t>
-      </w:r>
-      <w:r>
-        <w:rPr>
-          <w:bCs/>
-        </w:rPr>
-        <w:br/>
-        <w:t xml:space="preserve"> </w:t>
-      </w:r>
-      <w:r>
-        <w:rPr>
-          <w:bCs/>
-        </w:rPr>
-        <w:tab/>
-      </w:r>
-      <w:r>
-        <w:rPr>
-          <w:bCs/>
-        </w:rPr>
-        <w:t>},</w:t>
-      </w:r>
-      <w:r>
-        <w:rPr>
-          <w:bCs/>
-        </w:rPr>
-        <w:br/>
-        <w:t xml:space="preserve">  </w:t>
-      </w:r>
-      <w:r>
-        <w:rPr>
-          <w:bCs/>
-        </w:rPr>
-        <w:tab/>
-      </w:r>
-      <w:r>
-        <w:rPr>
-          <w:bCs/>
-        </w:rPr>
-        <w:t>"totalPages": 50,</w:t>
-      </w:r>
-      <w:r>
-        <w:rPr>
-          <w:bCs/>
-        </w:rPr>
-        <w:br/>
-        <w:t xml:space="preserve"> </w:t>
-      </w:r>
-      <w:r>
-        <w:rPr>
-          <w:bCs/>
-        </w:rPr>
-        <w:tab/>
-      </w:r>
-      <w:r>
-        <w:rPr>
-          <w:bCs/>
-        </w:rPr>
-        <w:t>"totalElements": 500,</w:t>
-      </w:r>
-      <w:r>
-        <w:rPr>
-          <w:bCs/>
-        </w:rPr>
-        <w:br/>
-        <w:t xml:space="preserve"> </w:t>
-      </w:r>
-      <w:r>
-        <w:rPr>
-          <w:bCs/>
-        </w:rPr>
-        <w:tab/>
-      </w:r>
-      <w:r>
-        <w:rPr>
-          <w:bCs/>
-        </w:rPr>
-        <w:t>"last": false,</w:t>
-      </w:r>
-      <w:r>
-        <w:rPr>
-          <w:bCs/>
-        </w:rPr>
-        <w:br/>
-        <w:t xml:space="preserve"> </w:t>
-      </w:r>
-      <w:r>
-        <w:rPr>
-          <w:bCs/>
-        </w:rPr>
-        <w:tab/>
-      </w:r>
-      <w:r>
-        <w:rPr>
-          <w:bCs/>
-        </w:rPr>
-        <w:t>"first": false,</w:t>
-      </w:r>
-      <w:r>
-        <w:rPr>
-          <w:bCs/>
-        </w:rPr>
-        <w:br/>
-        <w:t xml:space="preserve"> </w:t>
-      </w:r>
-      <w:r>
-        <w:rPr>
-          <w:bCs/>
-        </w:rPr>
-        <w:tab/>
-      </w:r>
-      <w:r>
-        <w:rPr>
-          <w:bCs/>
-        </w:rPr>
-        <w:t>"number": 2,</w:t>
-      </w:r>
-      <w:r>
-        <w:rPr>
-          <w:bCs/>
-        </w:rPr>
-        <w:br/>
-        <w:t xml:space="preserve"> </w:t>
-      </w:r>
-      <w:r>
-        <w:rPr>
-          <w:bCs/>
-        </w:rPr>
-        <w:tab/>
-      </w:r>
-      <w:r>
-        <w:rPr>
-          <w:bCs/>
-        </w:rPr>
-        <w:t>"size": 10,</w:t>
-      </w:r>
-      <w:r>
-        <w:rPr>
-          <w:bCs/>
-        </w:rPr>
-        <w:br/>
-        <w:t xml:space="preserve"> </w:t>
-      </w:r>
-      <w:r>
-        <w:rPr>
-          <w:bCs/>
-        </w:rPr>
-        <w:tab/>
-      </w:r>
-      <w:r>
-        <w:rPr>
-          <w:bCs/>
-        </w:rPr>
-        <w:t>"numberOfElements": 2,</w:t>
+        <w:t>"</w:t>
+      </w:r>
+      <w:proofErr w:type="spellStart"/>
+      <w:r>
+        <w:rPr>
+          <w:bCs/>
+        </w:rPr>
+        <w:t>numberOfElements</w:t>
+      </w:r>
+      <w:proofErr w:type="spellEnd"/>
+      <w:r>
+        <w:rPr>
+          <w:bCs/>
+        </w:rPr>
+        <w:t>": 2,</w:t>
       </w:r>
       <w:r>
         <w:rPr>
@@ -3221,7 +5185,6 @@
         <w:rPr>
           <w:b/>
         </w:rPr>
-        <w:lastRenderedPageBreak/>
         <w:t>Note:</w:t>
       </w:r>
     </w:p>
@@ -3247,32 +5210,110 @@
         <w:rPr>
           <w:bCs/>
         </w:rPr>
-        <w:t>When we extend JpaRepository, Spring inspects the method name we write and dynamically creates the required query by matching it with the field names of the Entity.</w:t>
-      </w:r>
-    </w:p>
-    <w:p>
-      <w:pPr>
-        <w:rPr>
-          <w:bCs/>
-        </w:rPr>
-      </w:pPr>
-      <w:r>
-        <w:rPr>
-          <w:bCs/>
-        </w:rPr>
-        <w:t>For example, if my entity has fields firstName and status, and I define a method like:</w:t>
-      </w:r>
-      <w:r>
-        <w:rPr>
-          <w:bCs/>
-        </w:rPr>
-        <w:br/>
-      </w:r>
-      <w:r>
-        <w:rPr>
-          <w:bCs/>
-        </w:rPr>
-        <w:t>List&lt;User&gt; findByFirstNameAndStatus(String firstName, String status);</w:t>
+        <w:t xml:space="preserve">When we extend </w:t>
+      </w:r>
+      <w:proofErr w:type="spellStart"/>
+      <w:r>
+        <w:rPr>
+          <w:bCs/>
+        </w:rPr>
+        <w:t>JpaRepository</w:t>
+      </w:r>
+      <w:proofErr w:type="spellEnd"/>
+      <w:r>
+        <w:rPr>
+          <w:bCs/>
+        </w:rPr>
+        <w:t xml:space="preserve">, </w:t>
+      </w:r>
+      <w:proofErr w:type="gramStart"/>
+      <w:r>
+        <w:rPr>
+          <w:bCs/>
+        </w:rPr>
+        <w:t>Spring</w:t>
+      </w:r>
+      <w:proofErr w:type="gramEnd"/>
+      <w:r>
+        <w:rPr>
+          <w:bCs/>
+        </w:rPr>
+        <w:t xml:space="preserve"> inspects the method name we write and dynamically creates the required query by matching it with the field names of the Entity.</w:t>
+      </w:r>
+    </w:p>
+    <w:p>
+      <w:pPr>
+        <w:rPr>
+          <w:bCs/>
+        </w:rPr>
+      </w:pPr>
+      <w:r>
+        <w:rPr>
+          <w:bCs/>
+        </w:rPr>
+        <w:t xml:space="preserve">For example, if my entity has fields </w:t>
+      </w:r>
+      <w:proofErr w:type="spellStart"/>
+      <w:r>
+        <w:rPr>
+          <w:bCs/>
+        </w:rPr>
+        <w:t>firstName</w:t>
+      </w:r>
+      <w:proofErr w:type="spellEnd"/>
+      <w:r>
+        <w:rPr>
+          <w:bCs/>
+        </w:rPr>
+        <w:t xml:space="preserve"> and status, and I define a method like</w:t>
+      </w:r>
+      <w:proofErr w:type="gramStart"/>
+      <w:r>
+        <w:rPr>
+          <w:bCs/>
+        </w:rPr>
+        <w:t>:</w:t>
+      </w:r>
+      <w:proofErr w:type="gramEnd"/>
+      <w:r>
+        <w:rPr>
+          <w:bCs/>
+        </w:rPr>
+        <w:br/>
+      </w:r>
+      <w:r>
+        <w:rPr>
+          <w:bCs/>
+        </w:rPr>
+        <w:t xml:space="preserve">List&lt;User&gt; </w:t>
+      </w:r>
+      <w:proofErr w:type="spellStart"/>
+      <w:r>
+        <w:rPr>
+          <w:bCs/>
+        </w:rPr>
+        <w:t>findByFirstNameAndStatus</w:t>
+      </w:r>
+      <w:proofErr w:type="spellEnd"/>
+      <w:r>
+        <w:rPr>
+          <w:bCs/>
+        </w:rPr>
+        <w:t xml:space="preserve">(String </w:t>
+      </w:r>
+      <w:proofErr w:type="spellStart"/>
+      <w:r>
+        <w:rPr>
+          <w:bCs/>
+        </w:rPr>
+        <w:t>firstName</w:t>
+      </w:r>
+      <w:proofErr w:type="spellEnd"/>
+      <w:r>
+        <w:rPr>
+          <w:bCs/>
+        </w:rPr>
+        <w:t>, String status);</w:t>
       </w:r>
       <w:r>
         <w:rPr>
@@ -3292,23 +5333,39 @@
         </w:rPr>
         <w:br/>
       </w:r>
-      <w:r>
-        <w:rPr>
-          <w:bCs/>
-        </w:rPr>
-        <w:t>findBy → start a select query</w:t>
-      </w:r>
-      <w:r>
-        <w:rPr>
-          <w:bCs/>
-        </w:rPr>
-        <w:br/>
-      </w:r>
-      <w:r>
-        <w:rPr>
-          <w:bCs/>
-        </w:rPr>
-        <w:t>FirstNameAndStatus → match those with entity attributes</w:t>
+      <w:proofErr w:type="spellStart"/>
+      <w:r>
+        <w:rPr>
+          <w:bCs/>
+        </w:rPr>
+        <w:t>findBy</w:t>
+      </w:r>
+      <w:proofErr w:type="spellEnd"/>
+      <w:r>
+        <w:rPr>
+          <w:bCs/>
+        </w:rPr>
+        <w:t xml:space="preserve"> → start a select query</w:t>
+      </w:r>
+      <w:r>
+        <w:rPr>
+          <w:bCs/>
+        </w:rPr>
+        <w:br/>
+      </w:r>
+      <w:proofErr w:type="spellStart"/>
+      <w:r>
+        <w:rPr>
+          <w:bCs/>
+        </w:rPr>
+        <w:t>FirstNameAndStatus</w:t>
+      </w:r>
+      <w:proofErr w:type="spellEnd"/>
+      <w:r>
+        <w:rPr>
+          <w:bCs/>
+        </w:rPr>
+        <w:t xml:space="preserve"> → match those with entity attributes</w:t>
       </w:r>
       <w:r>
         <w:rPr>
@@ -3332,7 +5389,35 @@
         <w:rPr>
           <w:bCs/>
         </w:rPr>
-        <w:t>SELECT * FROM users WHERE first_name = ? AND status = ?;</w:t>
+        <w:t xml:space="preserve">SELECT * FROM users WHERE </w:t>
+      </w:r>
+      <w:proofErr w:type="spellStart"/>
+      <w:r>
+        <w:rPr>
+          <w:bCs/>
+        </w:rPr>
+        <w:t>first_name</w:t>
+      </w:r>
+      <w:proofErr w:type="spellEnd"/>
+      <w:r>
+        <w:rPr>
+          <w:bCs/>
+        </w:rPr>
+        <w:t xml:space="preserve"> = ? AND status </w:t>
+      </w:r>
+      <w:proofErr w:type="gramStart"/>
+      <w:r>
+        <w:rPr>
+          <w:bCs/>
+        </w:rPr>
+        <w:t>= ?</w:t>
+      </w:r>
+      <w:proofErr w:type="gramEnd"/>
+      <w:r>
+        <w:rPr>
+          <w:bCs/>
+        </w:rPr>
+        <w:t>;</w:t>
       </w:r>
       <w:r>
         <w:rPr>
@@ -3403,6 +5488,7 @@
           <w:bCs/>
         </w:rPr>
       </w:pPr>
+      <w:proofErr w:type="gramStart"/>
       <w:r>
         <w:rPr>
           <w:b/>
@@ -3425,6 +5511,7 @@
         </w:rPr>
         <w:t>.</w:t>
       </w:r>
+      <w:proofErr w:type="gramEnd"/>
     </w:p>
     <w:p>
       <w:r>
@@ -3437,11 +5524,16 @@
         <w:t>.</w:t>
       </w:r>
       <w:r>
-        <w:t xml:space="preserve"> Transactions ensure</w:t>
+        <w:t xml:space="preserve"> </w:t>
+      </w:r>
+      <w:proofErr w:type="gramStart"/>
+      <w:r>
+        <w:t>Transactions ensure</w:t>
       </w:r>
       <w:r>
         <w:t>s</w:t>
       </w:r>
+      <w:proofErr w:type="gramEnd"/>
       <w:r>
         <w:t xml:space="preserve"> the consistency, integrity, and reliability of the data in the database.</w:t>
       </w:r>
@@ -3519,8 +5611,17 @@
           <w:b/>
           <w:bCs/>
         </w:rPr>
-        <w:t>How can we do Transaction Management.</w:t>
-      </w:r>
+        <w:t xml:space="preserve">How can we do Transaction </w:t>
+      </w:r>
+      <w:proofErr w:type="gramStart"/>
+      <w:r>
+        <w:rPr>
+          <w:b/>
+          <w:bCs/>
+        </w:rPr>
+        <w:t>Management.</w:t>
+      </w:r>
+      <w:proofErr w:type="gramEnd"/>
     </w:p>
     <w:p>
       <w:r>
@@ -3558,7 +5659,15 @@
       </w:r>
       <w:r>
         <w:br/>
-        <w:t>@EnableTransactionManagement should be used over main class.</w:t>
+        <w:t>@</w:t>
+      </w:r>
+      <w:proofErr w:type="spellStart"/>
+      <w:r>
+        <w:t>EnableTransactionManagement</w:t>
+      </w:r>
+      <w:proofErr w:type="spellEnd"/>
+      <w:r>
+        <w:t xml:space="preserve"> should be used over main class.</w:t>
       </w:r>
     </w:p>
     <w:p>
@@ -3583,17 +5692,49 @@
     </w:p>
     <w:p>
       <w:r>
-        <w:t>Internal working of @Transactional relies on Spring's Aspect-Oriented Programming using proxy creation.</w:t>
-      </w:r>
-    </w:p>
-    <w:p>
-      <w:r>
-        <w:t>Proxy Creation: When Spring detects a class or method annotated with @Transactional, it creates a Proxy object that wraps the original service bean(our method or class that is annotated with @Transactional).</w:t>
-      </w:r>
-    </w:p>
-    <w:p>
-      <w:r>
-        <w:t>Spring uses either CGLIB or JDK Dynamic Proxies to create this wrapper. If our class implements an interface, Spring uses JDK Dynamic Proxy. If not, Spring uses CGLIB Proxy</w:t>
+        <w:t xml:space="preserve">Internal working of @Transactional relies on </w:t>
+      </w:r>
+      <w:proofErr w:type="gramStart"/>
+      <w:r>
+        <w:t>Spring's</w:t>
+      </w:r>
+      <w:proofErr w:type="gramEnd"/>
+      <w:r>
+        <w:t xml:space="preserve"> Aspect-Oriented Programming using proxy creation.</w:t>
+      </w:r>
+    </w:p>
+    <w:p>
+      <w:r>
+        <w:t xml:space="preserve">Proxy Creation: When Spring detects a class or method annotated with @Transactional, it creates a Proxy object that wraps the original service </w:t>
+      </w:r>
+      <w:proofErr w:type="gramStart"/>
+      <w:r>
+        <w:t>bean(</w:t>
+      </w:r>
+      <w:proofErr w:type="gramEnd"/>
+      <w:r>
+        <w:t>our method or class that is annotated with @Transactional).</w:t>
+      </w:r>
+    </w:p>
+    <w:p>
+      <w:r>
+        <w:t xml:space="preserve">Spring uses either CGLIB or JDK Dynamic Proxies to create this wrapper. If our class implements an interface, </w:t>
+      </w:r>
+      <w:proofErr w:type="gramStart"/>
+      <w:r>
+        <w:t>Spring</w:t>
+      </w:r>
+      <w:proofErr w:type="gramEnd"/>
+      <w:r>
+        <w:t xml:space="preserve"> uses JDK Dynamic Proxy. If not, </w:t>
+      </w:r>
+      <w:proofErr w:type="gramStart"/>
+      <w:r>
+        <w:t>Spring</w:t>
+      </w:r>
+      <w:proofErr w:type="gramEnd"/>
+      <w:r>
+        <w:t xml:space="preserve"> uses CGLIB Proxy</w:t>
       </w:r>
     </w:p>
     <w:p>
@@ -3603,27 +5744,118 @@
     </w:p>
     <w:p>
       <w:r>
-        <w:t>The proxy contains an Interceptor (known as a TransactionInterceptor a.k.a advice) which is responsible for adding transactional logic before and after the execution of the actual business method.</w:t>
+        <w:t xml:space="preserve">The proxy contains an Interceptor (known as a </w:t>
+      </w:r>
+      <w:proofErr w:type="spellStart"/>
+      <w:r>
+        <w:t>TransactionInterceptor</w:t>
+      </w:r>
+      <w:proofErr w:type="spellEnd"/>
+      <w:r>
+        <w:t xml:space="preserve"> </w:t>
+      </w:r>
+      <w:proofErr w:type="spellStart"/>
+      <w:r>
+        <w:t>a.k.a</w:t>
+      </w:r>
+      <w:proofErr w:type="spellEnd"/>
+      <w:r>
+        <w:t xml:space="preserve"> advice) which is responsible for adding transactional logic before and after the execution of the actual business method.</w:t>
       </w:r>
     </w:p>
     <w:p>
       <w:r>
         <w:lastRenderedPageBreak/>
-        <w:t>The Transaction internally uses PlatformTransactionManager (PTM). The PTM is a core Spring interface that provides a consistent way to handle transactions, abstracting away the underlying technology.</w:t>
-      </w:r>
-    </w:p>
-    <w:p>
-      <w:r>
-        <w:t>We should configure a specific implementation of PTM based on your data source. For Example we should configure JpaTransactionManager (or HibernateTransactionManager) if we are using ORMs like JPA/Hibernate.</w:t>
-      </w:r>
-      <w:r>
-        <w:t xml:space="preserve">  The PTM is responsible for: Acquiring the appropriate resource (e.g., a Connection from the DataSource) </w:t>
+        <w:t xml:space="preserve">The Transaction internally uses </w:t>
+      </w:r>
+      <w:proofErr w:type="spellStart"/>
+      <w:r>
+        <w:t>PlatformTransactionManager</w:t>
+      </w:r>
+      <w:proofErr w:type="spellEnd"/>
+      <w:r>
+        <w:t xml:space="preserve"> (PTM). The PTM is a core </w:t>
+      </w:r>
+      <w:proofErr w:type="gramStart"/>
+      <w:r>
+        <w:t>Spring</w:t>
+      </w:r>
+      <w:proofErr w:type="gramEnd"/>
+      <w:r>
+        <w:t xml:space="preserve"> interface that provides a consistent way to handle transactions, abstracting away the underlying technology.</w:t>
+      </w:r>
+    </w:p>
+    <w:p>
+      <w:r>
+        <w:t xml:space="preserve">We should configure a specific </w:t>
+      </w:r>
+      <w:r>
+        <w:t xml:space="preserve">implementation of PTM based on </w:t>
+      </w:r>
+      <w:r>
+        <w:t xml:space="preserve">our data source. For Example we should configure </w:t>
+      </w:r>
+      <w:proofErr w:type="spellStart"/>
+      <w:r>
+        <w:t>JpaTransactionManager</w:t>
+      </w:r>
+      <w:proofErr w:type="spellEnd"/>
+      <w:r>
+        <w:t xml:space="preserve"> (or </w:t>
+      </w:r>
+      <w:proofErr w:type="spellStart"/>
+      <w:r>
+        <w:t>HibernateTransactionManager</w:t>
+      </w:r>
+      <w:proofErr w:type="spellEnd"/>
+      <w:r>
+        <w:t>) if we are using ORMs like JPA/Hibernate.</w:t>
+      </w:r>
+      <w:r>
+        <w:t xml:space="preserve">  The PTM is responsible for: Acquiring the appropriate resource (e.g., a Connection from the </w:t>
+      </w:r>
+      <w:proofErr w:type="spellStart"/>
+      <w:r>
+        <w:t>DataSource</w:t>
+      </w:r>
+      <w:proofErr w:type="spellEnd"/>
+      <w:r>
+        <w:t xml:space="preserve">) </w:t>
       </w:r>
       <w:r>
         <w:t>AND</w:t>
       </w:r>
       <w:r>
-        <w:t xml:space="preserve"> Calling the low-level API methods: connection.setAutoCommit(false), connection.commit(), and connection.rollback().</w:t>
+        <w:t xml:space="preserve"> Calling the low-level API methods: </w:t>
+      </w:r>
+      <w:proofErr w:type="spellStart"/>
+      <w:proofErr w:type="gramStart"/>
+      <w:r>
+        <w:t>connection.setAutoCommit</w:t>
+      </w:r>
+      <w:proofErr w:type="spellEnd"/>
+      <w:r>
+        <w:t>(</w:t>
+      </w:r>
+      <w:proofErr w:type="gramEnd"/>
+      <w:r>
+        <w:t xml:space="preserve">false), </w:t>
+      </w:r>
+      <w:proofErr w:type="spellStart"/>
+      <w:r>
+        <w:t>connection.commit</w:t>
+      </w:r>
+      <w:proofErr w:type="spellEnd"/>
+      <w:r>
+        <w:t xml:space="preserve">(), and </w:t>
+      </w:r>
+      <w:proofErr w:type="spellStart"/>
+      <w:r>
+        <w:t>connection.rollback</w:t>
+      </w:r>
+      <w:proofErr w:type="spellEnd"/>
+      <w:r>
+        <w:t>().</w:t>
       </w:r>
     </w:p>
     <w:p>
@@ -3633,7 +5865,15 @@
     </w:p>
     <w:p>
       <w:r>
-        <w:t>The interceptor looks up the current settings on the @Transactional annotation (e.g., propagation, isolation, readOnly).</w:t>
+        <w:t xml:space="preserve">The interceptor looks up the current settings on the @Transactional annotation (e.g., propagation, isolation, </w:t>
+      </w:r>
+      <w:proofErr w:type="spellStart"/>
+      <w:r>
+        <w:t>readOnly</w:t>
+      </w:r>
+      <w:proofErr w:type="spellEnd"/>
+      <w:r>
+        <w:t>).</w:t>
       </w:r>
     </w:p>
     <w:p>
@@ -3658,17 +5898,49 @@
     </w:p>
     <w:p>
       <w:r>
-        <w:t>Success: If the method executes successfully (without throwing an unchecked exception), the interceptor tells the Transaction Manager to call the commit() method on the connection.</w:t>
-      </w:r>
-    </w:p>
-    <w:p>
-      <w:r>
-        <w:t>Failure: If the method throws an unchecked exception (like RuntimeException or its subclasses—the default behavior) or a checked exception specified for rollback, the interceptor tells the Transaction Manager to call the rollback() method on the connection.</w:t>
-      </w:r>
-    </w:p>
-    <w:p>
-      <w:r>
-        <w:t>Here's a simple example of using @Transactional in Spring:</w:t>
+        <w:t xml:space="preserve">Success: If the method executes successfully (without throwing an unchecked exception), the interceptor tells the Transaction Manager to call the </w:t>
+      </w:r>
+      <w:proofErr w:type="gramStart"/>
+      <w:r>
+        <w:t>commit(</w:t>
+      </w:r>
+      <w:proofErr w:type="gramEnd"/>
+      <w:r>
+        <w:t>) method on the connection.</w:t>
+      </w:r>
+    </w:p>
+    <w:p>
+      <w:r>
+        <w:t xml:space="preserve">Failure: If the method throws an unchecked exception (like </w:t>
+      </w:r>
+      <w:proofErr w:type="spellStart"/>
+      <w:r>
+        <w:t>RuntimeException</w:t>
+      </w:r>
+      <w:proofErr w:type="spellEnd"/>
+      <w:r>
+        <w:t xml:space="preserve"> or its subclasses—the default behavior) or a checked exception specified for rollback, the interceptor tells the Transaction Manager to call the </w:t>
+      </w:r>
+      <w:proofErr w:type="gramStart"/>
+      <w:r>
+        <w:t>rollback(</w:t>
+      </w:r>
+      <w:proofErr w:type="gramEnd"/>
+      <w:r>
+        <w:t>) method on the connection.</w:t>
+      </w:r>
+    </w:p>
+    <w:p>
+      <w:r>
+        <w:t xml:space="preserve">Here's a simple example of using @Transactional in </w:t>
+      </w:r>
+      <w:proofErr w:type="gramStart"/>
+      <w:r>
+        <w:t>Spring</w:t>
+      </w:r>
+      <w:proofErr w:type="gramEnd"/>
+      <w:r>
+        <w:t>:</w:t>
       </w:r>
     </w:p>
     <w:p>
@@ -3681,7 +5953,15 @@
       </w:r>
       <w:r>
         <w:br/>
-        <w:t>public class MyService {</w:t>
+        <w:t xml:space="preserve">public class </w:t>
+      </w:r>
+      <w:proofErr w:type="spellStart"/>
+      <w:r>
+        <w:t>MyService</w:t>
+      </w:r>
+      <w:proofErr w:type="spellEnd"/>
+      <w:r>
+        <w:t xml:space="preserve"> {</w:t>
       </w:r>
       <w:r>
         <w:br/>
@@ -3689,15 +5969,36 @@
       </w:r>
       <w:r>
         <w:tab/>
-        <w:t>@Autowired</w:t>
-      </w:r>
+        <w:t>@</w:t>
+      </w:r>
+      <w:proofErr w:type="spellStart"/>
+      <w:r>
+        <w:t>Autowired</w:t>
+      </w:r>
+      <w:proofErr w:type="spellEnd"/>
       <w:r>
         <w:br/>
         <w:t xml:space="preserve"> </w:t>
       </w:r>
       <w:r>
         <w:tab/>
-        <w:t>private MyRepository myRepository;</w:t>
+        <w:t xml:space="preserve">private </w:t>
+      </w:r>
+      <w:proofErr w:type="spellStart"/>
+      <w:r>
+        <w:t>MyRepository</w:t>
+      </w:r>
+      <w:proofErr w:type="spellEnd"/>
+      <w:r>
+        <w:t xml:space="preserve"> </w:t>
+      </w:r>
+      <w:proofErr w:type="spellStart"/>
+      <w:r>
+        <w:t>myRepository</w:t>
+      </w:r>
+      <w:proofErr w:type="spellEnd"/>
+      <w:r>
+        <w:t>;</w:t>
       </w:r>
       <w:r>
         <w:br/>
@@ -3705,7 +6006,20 @@
       </w:r>
       <w:r>
         <w:tab/>
-        <w:t>public void performDatabaseOperation() {</w:t>
+        <w:t xml:space="preserve">public void </w:t>
+      </w:r>
+      <w:proofErr w:type="spellStart"/>
+      <w:proofErr w:type="gramStart"/>
+      <w:r>
+        <w:t>performDatabaseOperation</w:t>
+      </w:r>
+      <w:proofErr w:type="spellEnd"/>
+      <w:r>
+        <w:t>(</w:t>
+      </w:r>
+      <w:proofErr w:type="gramEnd"/>
+      <w:r>
+        <w:t>) {</w:t>
       </w:r>
       <w:r>
         <w:br/>
@@ -3727,10 +6041,17 @@
       </w:r>
       <w:r>
         <w:tab/>
+      </w:r>
+      <w:proofErr w:type="spellStart"/>
+      <w:r>
         <w:t>myR</w:t>
       </w:r>
       <w:r>
-        <w:t>epository.saveEntity(entity);}</w:t>
+        <w:t>epository.saveEntity</w:t>
+      </w:r>
+      <w:proofErr w:type="spellEnd"/>
+      <w:r>
+        <w:t>(entity);}</w:t>
       </w:r>
       <w:r>
         <w:t>}</w:t>
@@ -3738,7 +6059,23 @@
     </w:p>
     <w:p>
       <w:r>
-        <w:t>In this example, the @Transactional annotation on the MyService class ensures that the performDatabaseOperation method runs within a database transaction. If the method completes successfully, the transaction is committed, and any changes made to the database are saved. If an exception occurs, the transaction is rolled back to maintain data consistency.</w:t>
+        <w:t xml:space="preserve">In this example, the @Transactional annotation on the </w:t>
+      </w:r>
+      <w:proofErr w:type="spellStart"/>
+      <w:r>
+        <w:t>MyService</w:t>
+      </w:r>
+      <w:proofErr w:type="spellEnd"/>
+      <w:r>
+        <w:t xml:space="preserve"> class ensures that the </w:t>
+      </w:r>
+      <w:proofErr w:type="spellStart"/>
+      <w:r>
+        <w:t>performDatabaseOperation</w:t>
+      </w:r>
+      <w:proofErr w:type="spellEnd"/>
+      <w:r>
+        <w:t xml:space="preserve"> method runs within a database transaction. If the method completes successfully, the transaction is committed, and any changes made to the database are saved. If an exception occurs, the transaction is rolled back to maintain data consistency.</w:t>
       </w:r>
     </w:p>
     <w:p>
@@ -3757,7 +6094,15 @@
     </w:p>
     <w:p>
       <w:r>
-        <w:t>In the context of the @Transactional annotation in Java frameworks like Spring, "transaction propagation" refers to the behavior that dictates how an annotated method should interact with an existing transaction or start a new one if none exists. Transaction propagation defines the rules for how transactions should be handled when a method annotated with @Transactional is called, especially in scenarios involving nested method calls.</w:t>
+        <w:t xml:space="preserve">In the context of the @Transactional annotation in Java frameworks like </w:t>
+      </w:r>
+      <w:proofErr w:type="gramStart"/>
+      <w:r>
+        <w:t>Spring</w:t>
+      </w:r>
+      <w:proofErr w:type="gramEnd"/>
+      <w:r>
+        <w:t>, "transaction propagation" refers to the behavior that dictates how an annotated method should interact with an existing transaction or start a new one if none exists. Transaction propagation defines the rules for how transactions should be handled when a method annotated with @Transactional is called, especially in scenarios involving nested method calls.</w:t>
       </w:r>
     </w:p>
     <w:p>
@@ -3888,7 +6233,15 @@
         <w:t>NESTED</w:t>
       </w:r>
       <w:r>
-        <w:t>: This behavior allows for nested transactions within the scope of the current transaction. If a transaction exists when the method is called, it starts a new savepoint within that transaction. If no transaction exists, it behaves like REQUIRED.</w:t>
+        <w:t xml:space="preserve">: This behavior allows for nested transactions within the scope of the current transaction. If a transaction exists when the method is called, it starts a new </w:t>
+      </w:r>
+      <w:proofErr w:type="spellStart"/>
+      <w:r>
+        <w:t>savepoint</w:t>
+      </w:r>
+      <w:proofErr w:type="spellEnd"/>
+      <w:r>
+        <w:t xml:space="preserve"> within that transaction. If no transaction exists, it behaves like REQUIRED.</w:t>
       </w:r>
     </w:p>
     <w:p>
@@ -3914,21 +6267,42 @@
         <w:br/>
       </w:r>
       <w:r>
-        <w:t>The 1+N  problem occurs when JPA fetches one query to load the parent records (1 query), and then executes an additional query for each parent to load its associated child records (N queries).</w:t>
-      </w:r>
-    </w:p>
-    <w:p>
-      <w:r>
-        <w:t>As a result, a single fetch operation triggers 1 + N database queries, which causes severe performance degradation especially for large datasets.</w:t>
-      </w:r>
-    </w:p>
-    <w:p>
-      <w:r>
-        <w:t xml:space="preserve">It is a problem that is more prominently seen in Lazy Loading. Example to understand </w:t>
+        <w:t>The 1+</w:t>
+      </w:r>
+      <w:proofErr w:type="gramStart"/>
+      <w:r>
+        <w:t>N  problem</w:t>
+      </w:r>
+      <w:proofErr w:type="gramEnd"/>
+      <w:r>
+        <w:t xml:space="preserve"> occurs when JPA fetches one query to load the parent records (1 query), and then executes an additional query for each parent to load its associated child records (N queries).</w:t>
+      </w:r>
+    </w:p>
+    <w:p>
+      <w:r>
+        <w:t xml:space="preserve">As a result, a single fetch operation triggers 1 + N database </w:t>
+      </w:r>
+      <w:proofErr w:type="gramStart"/>
+      <w:r>
+        <w:t>queries, which causes</w:t>
+      </w:r>
+      <w:proofErr w:type="gramEnd"/>
+      <w:r>
+        <w:t xml:space="preserve"> severe performance degradation especially for large datasets.</w:t>
+      </w:r>
+    </w:p>
+    <w:p>
+      <w:r>
+        <w:t xml:space="preserve">It is a problem that is more prominently seen in Lazy Loading. </w:t>
+      </w:r>
+      <w:proofErr w:type="gramStart"/>
+      <w:r>
+        <w:t xml:space="preserve">Example to understand </w:t>
       </w:r>
       <w:r>
         <w:t>1+N problem.</w:t>
       </w:r>
+      <w:proofErr w:type="gramEnd"/>
     </w:p>
     <w:p>
       <w:r>
@@ -3937,7 +6311,23 @@
     </w:p>
     <w:p>
       <w:r>
-        <w:t>Scenario: Let's assume the following simplified data model for the IPL, where the relationship between IPL_Table and TeamList (or just Team) is a one-to-many relationship (one IPL season has many teams).</w:t>
+        <w:t xml:space="preserve">Scenario: Let's assume the following simplified data model for the IPL, where the relationship between </w:t>
+      </w:r>
+      <w:proofErr w:type="spellStart"/>
+      <w:r>
+        <w:t>IPL_Table</w:t>
+      </w:r>
+      <w:proofErr w:type="spellEnd"/>
+      <w:r>
+        <w:t xml:space="preserve"> and </w:t>
+      </w:r>
+      <w:proofErr w:type="spellStart"/>
+      <w:r>
+        <w:t>TeamList</w:t>
+      </w:r>
+      <w:proofErr w:type="spellEnd"/>
+      <w:r>
+        <w:t xml:space="preserve"> (or just Team) is a one-to-many relationship (one IPL season has many teams).</w:t>
       </w:r>
     </w:p>
     <w:p>
@@ -3958,7 +6348,15 @@
     </w:p>
     <w:p>
       <w:r>
-        <w:t>Your code executes a query to fetch the list of teams from the “IPL_Table”.</w:t>
+        <w:t>Your code executes a query to fetch the list of teams from the “</w:t>
+      </w:r>
+      <w:proofErr w:type="spellStart"/>
+      <w:r>
+        <w:t>IPL_Table</w:t>
+      </w:r>
+      <w:proofErr w:type="spellEnd"/>
+      <w:r>
+        <w:t>”.</w:t>
       </w:r>
     </w:p>
     <w:p>
@@ -3973,7 +6371,41 @@
           <w:i/>
           <w:iCs/>
         </w:rPr>
-        <w:t>List&lt;Team&gt; teams = iplRepository.findTeamListByIplSeason(currentSeasonId);</w:t>
+        <w:t xml:space="preserve">List&lt;Team&gt; teams = </w:t>
+      </w:r>
+      <w:proofErr w:type="spellStart"/>
+      <w:proofErr w:type="gramStart"/>
+      <w:r>
+        <w:rPr>
+          <w:i/>
+          <w:iCs/>
+        </w:rPr>
+        <w:t>iplRepository.findTeamListByIplSeason</w:t>
+      </w:r>
+      <w:proofErr w:type="spellEnd"/>
+      <w:r>
+        <w:rPr>
+          <w:i/>
+          <w:iCs/>
+        </w:rPr>
+        <w:t>(</w:t>
+      </w:r>
+      <w:proofErr w:type="spellStart"/>
+      <w:proofErr w:type="gramEnd"/>
+      <w:r>
+        <w:rPr>
+          <w:i/>
+          <w:iCs/>
+        </w:rPr>
+        <w:t>currentSeasonId</w:t>
+      </w:r>
+      <w:proofErr w:type="spellEnd"/>
+      <w:r>
+        <w:rPr>
+          <w:i/>
+          <w:iCs/>
+        </w:rPr>
+        <w:t>);</w:t>
       </w:r>
     </w:p>
     <w:p>
@@ -3983,7 +6415,15 @@
     </w:p>
     <w:p>
       <w:r>
-        <w:t>At this point, the PlayersList collection inside each Team object is not yet loaded. It holds a placeholder object (a proxy) because the relationship is LAZY.</w:t>
+        <w:t xml:space="preserve">At this point, the </w:t>
+      </w:r>
+      <w:proofErr w:type="spellStart"/>
+      <w:r>
+        <w:t>PlayersList</w:t>
+      </w:r>
+      <w:proofErr w:type="spellEnd"/>
+      <w:r>
+        <w:t xml:space="preserve"> collection inside each Team object is not yet loaded. It holds a placeholder object (a proxy) because the relationship is LAZY.</w:t>
       </w:r>
     </w:p>
     <w:p>
@@ -3997,12 +6437,33 @@
     </w:p>
     <w:p>
       <w:r>
-        <w:t>The 1+N problem occurs when our application logic iterates through the fetched list of teams and tries to access the lazy-loaded PlayersList for each team.</w:t>
-      </w:r>
-    </w:p>
-    <w:p>
-      <w:r>
-        <w:t>for (Team team : teams) {</w:t>
+        <w:t xml:space="preserve">The 1+N </w:t>
+      </w:r>
+      <w:proofErr w:type="gramStart"/>
+      <w:r>
+        <w:t>problem</w:t>
+      </w:r>
+      <w:proofErr w:type="gramEnd"/>
+      <w:r>
+        <w:t xml:space="preserve"> occurs when our application logic iterates through the fetched list of teams and tries to access the lazy-loaded </w:t>
+      </w:r>
+      <w:proofErr w:type="spellStart"/>
+      <w:r>
+        <w:t>PlayersList</w:t>
+      </w:r>
+      <w:proofErr w:type="spellEnd"/>
+      <w:r>
+        <w:t xml:space="preserve"> for each team.</w:t>
+      </w:r>
+    </w:p>
+    <w:p>
+      <w:proofErr w:type="gramStart"/>
+      <w:r>
+        <w:t>for</w:t>
+      </w:r>
+      <w:proofErr w:type="gramEnd"/>
+      <w:r>
+        <w:t xml:space="preserve"> (Team team : teams) {</w:t>
       </w:r>
       <w:r>
         <w:br/>
@@ -4010,7 +6471,15 @@
       </w:r>
       <w:r>
         <w:tab/>
-        <w:t xml:space="preserve">List&lt;Player&gt; players = team.getPlayersList(); </w:t>
+        <w:t xml:space="preserve">List&lt;Player&gt; players = </w:t>
+      </w:r>
+      <w:proofErr w:type="spellStart"/>
+      <w:r>
+        <w:t>team.getPlayersList</w:t>
+      </w:r>
+      <w:proofErr w:type="spellEnd"/>
+      <w:r>
+        <w:t xml:space="preserve">(); </w:t>
       </w:r>
       <w:r>
         <w:br/>
@@ -4027,18 +6496,50 @@
     </w:p>
     <w:p>
       <w:r>
-        <w:t>For each of the 10 teams, the ORM detects that the PlayersList needs to be initialized. Since the association is lazy, it executes a separate query to fetch the players for that specific team.</w:t>
-      </w:r>
-    </w:p>
-    <w:p>
-      <w:r>
-        <w:t>For Team 1 (e.g., Mumbai Indians):SELECT player.* FROM player WHERE team_id = 1;</w:t>
-      </w:r>
-      <w:r>
-        <w:br/>
-      </w:r>
-      <w:r>
-        <w:t>For Team 2 (e.g., Chennai Super Kings):SELECT player.* FROM player WHERE team_id = 2;...</w:t>
+        <w:t xml:space="preserve">For each of the 10 teams, the ORM detects that the </w:t>
+      </w:r>
+      <w:proofErr w:type="spellStart"/>
+      <w:r>
+        <w:t>PlayersList</w:t>
+      </w:r>
+      <w:proofErr w:type="spellEnd"/>
+      <w:r>
+        <w:t xml:space="preserve"> needs to be initialized. Since the association is lazy, it executes a separate query to fetch the players for that specific team.</w:t>
+      </w:r>
+    </w:p>
+    <w:p>
+      <w:r>
+        <w:t>For Team 1 (e.g., Mumbai Indians)</w:t>
+      </w:r>
+      <w:proofErr w:type="gramStart"/>
+      <w:r>
+        <w:t>:SELECT</w:t>
+      </w:r>
+      <w:proofErr w:type="gramEnd"/>
+      <w:r>
+        <w:t xml:space="preserve"> player.* FROM player WHERE </w:t>
+      </w:r>
+      <w:proofErr w:type="spellStart"/>
+      <w:r>
+        <w:t>team_id</w:t>
+      </w:r>
+      <w:proofErr w:type="spellEnd"/>
+      <w:r>
+        <w:t xml:space="preserve"> = 1;</w:t>
+      </w:r>
+      <w:r>
+        <w:br/>
+      </w:r>
+      <w:r>
+        <w:t xml:space="preserve">For Team 2 (e.g., Chennai Super Kings):SELECT player.* FROM player WHERE </w:t>
+      </w:r>
+      <w:proofErr w:type="spellStart"/>
+      <w:r>
+        <w:t>team_id</w:t>
+      </w:r>
+      <w:proofErr w:type="spellEnd"/>
+      <w:r>
+        <w:t xml:space="preserve"> = 2;...</w:t>
       </w:r>
       <w:r>
         <w:br/>
@@ -4050,8 +6551,21 @@
         <w:t xml:space="preserve"> </w:t>
       </w:r>
       <w:r>
-        <w:t>SELECT player.* FROM player WHERE team_id = 10;</w:t>
-      </w:r>
+        <w:t xml:space="preserve">SELECT player.* FROM player WHERE </w:t>
+      </w:r>
+      <w:proofErr w:type="spellStart"/>
+      <w:r>
+        <w:t>team_id</w:t>
+      </w:r>
+      <w:proofErr w:type="spellEnd"/>
+      <w:r>
+        <w:t xml:space="preserve"> = 10</w:t>
+      </w:r>
+      <w:proofErr w:type="gramStart"/>
+      <w:r>
+        <w:t>;</w:t>
+      </w:r>
+      <w:proofErr w:type="gramEnd"/>
       <w:r>
         <w:br/>
         <w:t xml:space="preserve">If you have 10 </w:t>
@@ -4080,7 +6594,27 @@
         <w:t>The total number of databa</w:t>
       </w:r>
       <w:r>
-        <w:t xml:space="preserve">se hits to the player table is 1 </w:t>
+        <w:t xml:space="preserve">se hits to the player table is </w:t>
+      </w:r>
+      <w:proofErr w:type="gramStart"/>
+      <w:r>
+        <w:t xml:space="preserve">1 </w:t>
+      </w:r>
+      <w:r>
+        <w:t xml:space="preserve"> (</w:t>
+      </w:r>
+      <w:proofErr w:type="gramEnd"/>
+      <w:r>
+        <w:t xml:space="preserve">for </w:t>
+      </w:r>
+      <w:r>
+        <w:t xml:space="preserve">getting </w:t>
+      </w:r>
+      <w:r>
+        <w:t>the initial team list</w:t>
+      </w:r>
+      <w:r>
+        <w:t xml:space="preserve"> from IPL_TABLE) + N</w:t>
       </w:r>
       <w:r>
         <w:t xml:space="preserve"> (for </w:t>
@@ -4089,22 +6623,18 @@
         <w:t xml:space="preserve">getting </w:t>
       </w:r>
       <w:r>
-        <w:t>the initial team list</w:t>
-      </w:r>
-      <w:r>
-        <w:t xml:space="preserve"> from IPL_TABLE) + N</w:t>
-      </w:r>
-      <w:r>
-        <w:t xml:space="preserve"> (for </w:t>
-      </w:r>
-      <w:r>
-        <w:t xml:space="preserve">getting </w:t>
-      </w:r>
-      <w:r>
         <w:t>player list</w:t>
       </w:r>
       <w:r>
-        <w:t xml:space="preserve"> from each team_table </w:t>
+        <w:t xml:space="preserve"> from each </w:t>
+      </w:r>
+      <w:proofErr w:type="spellStart"/>
+      <w:r>
+        <w:t>team_table</w:t>
+      </w:r>
+      <w:proofErr w:type="spellEnd"/>
+      <w:r>
+        <w:t xml:space="preserve"> </w:t>
       </w:r>
       <w:r>
         <w:t>).</w:t>
@@ -4112,7 +6642,27 @@
     </w:p>
     <w:p>
       <w:r>
-        <w:t>In this IPL example, you execute 11 database queries (1 initial query + 10 team queries) to retrieve data that could have been fetched in just one or two optimized queries. This is the 1+N performance bottleneck.</w:t>
+        <w:t xml:space="preserve">In this IPL example, </w:t>
+      </w:r>
+      <w:r>
+        <w:t xml:space="preserve">we </w:t>
+      </w:r>
+      <w:r>
+        <w:t>execute</w:t>
+      </w:r>
+      <w:r>
+        <w:t>d</w:t>
+      </w:r>
+      <w:r>
+        <w:t xml:space="preserve"> 11 database queries (1 initial query + 10 team queries) to retrieve data that could have been fetched in just one or two optimized queries. This is the 1+N performance </w:t>
+      </w:r>
+      <w:proofErr w:type="gramStart"/>
+      <w:r>
+        <w:t>bottleneck</w:t>
+      </w:r>
+      <w:proofErr w:type="gramEnd"/>
+      <w:r>
+        <w:t>.</w:t>
       </w:r>
     </w:p>
     <w:p>
@@ -4157,33 +6707,81 @@
         <w:rPr>
           <w:bCs/>
         </w:rPr>
-        <w:t>JOIN FETCH is used directly within a query defined in your Spring Data JPA repository interface. It tells the ORM (Hibernate) to not only join the tables but also to include the joined entity in the persistence context as an initialized, eagerly-fetched association.</w:t>
-      </w:r>
-    </w:p>
-    <w:p>
-      <w:pPr>
-        <w:rPr>
-          <w:bCs/>
-        </w:rPr>
-      </w:pPr>
+        <w:t>JOIN FETCH is used dire</w:t>
+      </w:r>
+      <w:r>
+        <w:rPr>
+          <w:bCs/>
+        </w:rPr>
+        <w:t xml:space="preserve">ctly within a query defined in </w:t>
+      </w:r>
+      <w:r>
+        <w:rPr>
+          <w:bCs/>
+        </w:rPr>
+        <w:t>our Spring Data JPA repository interface. It tells the ORM (Hibernate) to not only join the tables but also to include the joined entity in the persistence context as an initialized, eagerly-fetched association.</w:t>
+      </w:r>
+    </w:p>
+    <w:p>
+      <w:pPr>
+        <w:rPr>
+          <w:bCs/>
+        </w:rPr>
+      </w:pPr>
+      <w:proofErr w:type="gramStart"/>
       <w:r>
         <w:rPr>
           <w:bCs/>
         </w:rPr>
         <w:lastRenderedPageBreak/>
-        <w:t>@Query("SELECT t FROM Team t JOIN FETCH t.playersList")</w:t>
-      </w:r>
-      <w:r>
-        <w:rPr>
-          <w:bCs/>
-        </w:rPr>
-        <w:br/>
-      </w:r>
-      <w:r>
-        <w:rPr>
-          <w:bCs/>
-        </w:rPr>
-        <w:t>List&lt;Team&gt; findAllTeamsWithPlayers();</w:t>
+        <w:t>@Query(</w:t>
+      </w:r>
+      <w:proofErr w:type="gramEnd"/>
+      <w:r>
+        <w:rPr>
+          <w:bCs/>
+        </w:rPr>
+        <w:t xml:space="preserve">"SELECT t FROM Team t JOIN FETCH </w:t>
+      </w:r>
+      <w:proofErr w:type="spellStart"/>
+      <w:r>
+        <w:rPr>
+          <w:bCs/>
+        </w:rPr>
+        <w:t>t.playersList</w:t>
+      </w:r>
+      <w:proofErr w:type="spellEnd"/>
+      <w:r>
+        <w:rPr>
+          <w:bCs/>
+        </w:rPr>
+        <w:t>")</w:t>
+      </w:r>
+      <w:r>
+        <w:rPr>
+          <w:bCs/>
+        </w:rPr>
+        <w:br/>
+      </w:r>
+      <w:r>
+        <w:rPr>
+          <w:bCs/>
+        </w:rPr>
+        <w:t xml:space="preserve">List&lt;Team&gt; </w:t>
+      </w:r>
+      <w:proofErr w:type="spellStart"/>
+      <w:r>
+        <w:rPr>
+          <w:bCs/>
+        </w:rPr>
+        <w:t>findAllTeamsWithPlayers</w:t>
+      </w:r>
+      <w:proofErr w:type="spellEnd"/>
+      <w:r>
+        <w:rPr>
+          <w:bCs/>
+        </w:rPr>
+        <w:t>();</w:t>
       </w:r>
     </w:p>
     <w:p>
@@ -4202,20 +6800,84 @@
         <w:rPr>
           <w:b/>
         </w:rPr>
-        <w:t>Using @EntityGraph (Spring Data JPA)</w:t>
-      </w:r>
-    </w:p>
-    <w:p>
-      <w:pPr>
-        <w:rPr>
-          <w:bCs/>
-        </w:rPr>
-      </w:pPr>
-      <w:r>
-        <w:rPr>
-          <w:bCs/>
-        </w:rPr>
-        <w:t>@EntityGraph is a cleaner, more declarative way to achieve the same result, especially within Spring Data JPA repositories. You define the graph of entities you want to load, and Spring/JPA handles creating the efficient query for you.</w:t>
+        <w:t>Using @</w:t>
+      </w:r>
+      <w:proofErr w:type="spellStart"/>
+      <w:r>
+        <w:rPr>
+          <w:b/>
+        </w:rPr>
+        <w:t>EntityGraph</w:t>
+      </w:r>
+      <w:proofErr w:type="spellEnd"/>
+      <w:r>
+        <w:rPr>
+          <w:b/>
+        </w:rPr>
+        <w:t xml:space="preserve"> (Spring Data JPA)</w:t>
+      </w:r>
+    </w:p>
+    <w:p>
+      <w:pPr>
+        <w:rPr>
+          <w:bCs/>
+        </w:rPr>
+      </w:pPr>
+      <w:r>
+        <w:rPr>
+          <w:bCs/>
+        </w:rPr>
+        <w:t>@</w:t>
+      </w:r>
+      <w:proofErr w:type="spellStart"/>
+      <w:r>
+        <w:rPr>
+          <w:bCs/>
+        </w:rPr>
+        <w:t>EntityGraph</w:t>
+      </w:r>
+      <w:proofErr w:type="spellEnd"/>
+      <w:r>
+        <w:rPr>
+          <w:bCs/>
+        </w:rPr>
+        <w:t xml:space="preserve"> is a cleaner, more declarative way to achieve the same result, especially within Spring Data JPA repositories. </w:t>
+      </w:r>
+      <w:r>
+        <w:rPr>
+          <w:bCs/>
+        </w:rPr>
+        <w:t xml:space="preserve">Here we </w:t>
+      </w:r>
+      <w:r>
+        <w:rPr>
+          <w:bCs/>
+        </w:rPr>
+        <w:t xml:space="preserve">define the graph of entities </w:t>
+      </w:r>
+      <w:r>
+        <w:rPr>
+          <w:bCs/>
+        </w:rPr>
+        <w:t xml:space="preserve">that we </w:t>
+      </w:r>
+      <w:r>
+        <w:rPr>
+          <w:bCs/>
+        </w:rPr>
+        <w:t>want to load, and Spring/JPA handles creating the efficient que</w:t>
+      </w:r>
+      <w:r>
+        <w:rPr>
+          <w:bCs/>
+        </w:rPr>
+        <w:t>ry for us</w:t>
+      </w:r>
+      <w:r>
+        <w:rPr>
+          <w:bCs/>
+        </w:rPr>
+        <w:t>.</w:t>
       </w:r>
     </w:p>
     <w:p>
@@ -4237,12 +6899,28 @@
           <w:bCs/>
         </w:rPr>
       </w:pPr>
-      <w:r>
-        <w:rPr>
-          <w:bCs/>
-        </w:rPr>
-        <w:t>@NamedEntityGraph(</w:t>
-      </w:r>
+      <w:proofErr w:type="gramStart"/>
+      <w:r>
+        <w:rPr>
+          <w:bCs/>
+        </w:rPr>
+        <w:t>@</w:t>
+      </w:r>
+      <w:proofErr w:type="spellStart"/>
+      <w:r>
+        <w:rPr>
+          <w:bCs/>
+        </w:rPr>
+        <w:t>NamedEntityGraph</w:t>
+      </w:r>
+      <w:proofErr w:type="spellEnd"/>
+      <w:r>
+        <w:rPr>
+          <w:bCs/>
+        </w:rPr>
+        <w:t>(</w:t>
+      </w:r>
+      <w:proofErr w:type="gramEnd"/>
       <w:r>
         <w:rPr>
           <w:bCs/>
@@ -4261,11 +6939,47 @@
         </w:rPr>
         <w:t xml:space="preserve"> </w:t>
       </w:r>
-      <w:r>
-        <w:rPr>
-          <w:bCs/>
-        </w:rPr>
-        <w:t>attributeNodes = @NamedAttributeNode("playersList"))</w:t>
+      <w:proofErr w:type="spellStart"/>
+      <w:r>
+        <w:rPr>
+          <w:bCs/>
+        </w:rPr>
+        <w:t>attributeNodes</w:t>
+      </w:r>
+      <w:proofErr w:type="spellEnd"/>
+      <w:r>
+        <w:rPr>
+          <w:bCs/>
+        </w:rPr>
+        <w:t xml:space="preserve"> = @</w:t>
+      </w:r>
+      <w:proofErr w:type="spellStart"/>
+      <w:r>
+        <w:rPr>
+          <w:bCs/>
+        </w:rPr>
+        <w:t>NamedAttributeNode</w:t>
+      </w:r>
+      <w:proofErr w:type="spellEnd"/>
+      <w:r>
+        <w:rPr>
+          <w:bCs/>
+        </w:rPr>
+        <w:t>("</w:t>
+      </w:r>
+      <w:proofErr w:type="spellStart"/>
+      <w:r>
+        <w:rPr>
+          <w:bCs/>
+        </w:rPr>
+        <w:t>playersList</w:t>
+      </w:r>
+      <w:proofErr w:type="spellEnd"/>
+      <w:r>
+        <w:rPr>
+          <w:bCs/>
+        </w:rPr>
+        <w:t>"))</w:t>
       </w:r>
       <w:r>
         <w:rPr>
@@ -4365,7 +7079,35 @@
         <w:rPr>
           <w:bCs/>
         </w:rPr>
-        <w:t>@OneToMany(mappedBy = "team")</w:t>
+        <w:t>@</w:t>
+      </w:r>
+      <w:proofErr w:type="spellStart"/>
+      <w:r>
+        <w:rPr>
+          <w:bCs/>
+        </w:rPr>
+        <w:t>OneToMany</w:t>
+      </w:r>
+      <w:proofErr w:type="spellEnd"/>
+      <w:r>
+        <w:rPr>
+          <w:bCs/>
+        </w:rPr>
+        <w:t>(</w:t>
+      </w:r>
+      <w:proofErr w:type="spellStart"/>
+      <w:r>
+        <w:rPr>
+          <w:bCs/>
+        </w:rPr>
+        <w:t>mappedBy</w:t>
+      </w:r>
+      <w:proofErr w:type="spellEnd"/>
+      <w:r>
+        <w:rPr>
+          <w:bCs/>
+        </w:rPr>
+        <w:t xml:space="preserve"> = "team")</w:t>
       </w:r>
       <w:r>
         <w:rPr>
@@ -4384,7 +7126,21 @@
         <w:rPr>
           <w:bCs/>
         </w:rPr>
-        <w:t xml:space="preserve">private List&lt;Player&gt; playersList; </w:t>
+        <w:t xml:space="preserve">private List&lt;Player&gt; </w:t>
+      </w:r>
+      <w:proofErr w:type="spellStart"/>
+      <w:r>
+        <w:rPr>
+          <w:bCs/>
+        </w:rPr>
+        <w:t>playersList</w:t>
+      </w:r>
+      <w:proofErr w:type="spellEnd"/>
+      <w:r>
+        <w:rPr>
+          <w:bCs/>
+        </w:rPr>
+        <w:t xml:space="preserve">; </w:t>
       </w:r>
       <w:r>
         <w:rPr>
@@ -4405,24 +7161,68 @@
           <w:b/>
         </w:rPr>
       </w:pPr>
-      <w:r>
-        <w:rPr>
-          <w:b/>
-        </w:rPr>
-        <w:t>TeamRepository Interface (Apply the Graph):</w:t>
-      </w:r>
-    </w:p>
-    <w:p>
-      <w:pPr>
-        <w:rPr>
-          <w:bCs/>
-        </w:rPr>
-      </w:pPr>
-      <w:r>
-        <w:rPr>
-          <w:bCs/>
-        </w:rPr>
-        <w:t>public interface TeamRepository extends JpaRepository&lt;Team, Long&gt; {</w:t>
+      <w:proofErr w:type="spellStart"/>
+      <w:r>
+        <w:rPr>
+          <w:b/>
+        </w:rPr>
+        <w:t>TeamRepository</w:t>
+      </w:r>
+      <w:proofErr w:type="spellEnd"/>
+      <w:r>
+        <w:rPr>
+          <w:b/>
+        </w:rPr>
+        <w:t xml:space="preserve"> Interface (Apply the Graph):</w:t>
+      </w:r>
+    </w:p>
+    <w:p>
+      <w:pPr>
+        <w:rPr>
+          <w:bCs/>
+        </w:rPr>
+      </w:pPr>
+      <w:proofErr w:type="gramStart"/>
+      <w:r>
+        <w:rPr>
+          <w:bCs/>
+        </w:rPr>
+        <w:t>public</w:t>
+      </w:r>
+      <w:proofErr w:type="gramEnd"/>
+      <w:r>
+        <w:rPr>
+          <w:bCs/>
+        </w:rPr>
+        <w:t xml:space="preserve"> interface </w:t>
+      </w:r>
+      <w:proofErr w:type="spellStart"/>
+      <w:r>
+        <w:rPr>
+          <w:bCs/>
+        </w:rPr>
+        <w:t>TeamRepository</w:t>
+      </w:r>
+      <w:proofErr w:type="spellEnd"/>
+      <w:r>
+        <w:rPr>
+          <w:bCs/>
+        </w:rPr>
+        <w:t xml:space="preserve"> extends </w:t>
+      </w:r>
+      <w:proofErr w:type="spellStart"/>
+      <w:r>
+        <w:rPr>
+          <w:bCs/>
+        </w:rPr>
+        <w:t>JpaRepository</w:t>
+      </w:r>
+      <w:proofErr w:type="spellEnd"/>
+      <w:r>
+        <w:rPr>
+          <w:bCs/>
+        </w:rPr>
+        <w:t>&lt;Team, Long&gt; {</w:t>
       </w:r>
       <w:r>
         <w:rPr>
@@ -4435,19 +7235,47 @@
         <w:rPr>
           <w:bCs/>
         </w:rPr>
-        <w:t>* Applies the named EntityGraph to the find method.</w:t>
-      </w:r>
-      <w:r>
-        <w:rPr>
-          <w:bCs/>
-        </w:rPr>
-        <w:t xml:space="preserve"> </w:t>
-      </w:r>
-      <w:r>
-        <w:rPr>
-          <w:bCs/>
-        </w:rPr>
-        <w:t>This tells Spring/JPA to load the 'playersList' eagerly for this specific call.*/</w:t>
+        <w:t xml:space="preserve">* Applies the named </w:t>
+      </w:r>
+      <w:proofErr w:type="spellStart"/>
+      <w:r>
+        <w:rPr>
+          <w:bCs/>
+        </w:rPr>
+        <w:t>EntityGraph</w:t>
+      </w:r>
+      <w:proofErr w:type="spellEnd"/>
+      <w:r>
+        <w:rPr>
+          <w:bCs/>
+        </w:rPr>
+        <w:t xml:space="preserve"> to the find method.</w:t>
+      </w:r>
+      <w:r>
+        <w:rPr>
+          <w:bCs/>
+        </w:rPr>
+        <w:t xml:space="preserve"> </w:t>
+      </w:r>
+      <w:r>
+        <w:rPr>
+          <w:bCs/>
+        </w:rPr>
+        <w:t>This tells Spring/JPA to load the '</w:t>
+      </w:r>
+      <w:proofErr w:type="spellStart"/>
+      <w:r>
+        <w:rPr>
+          <w:bCs/>
+        </w:rPr>
+        <w:t>playersList</w:t>
+      </w:r>
+      <w:proofErr w:type="spellEnd"/>
+      <w:r>
+        <w:rPr>
+          <w:bCs/>
+        </w:rPr>
+        <w:t>' eagerly for this specific call.*/</w:t>
       </w:r>
     </w:p>
     <w:p>
@@ -4457,11 +7285,47 @@
           <w:bCs/>
         </w:rPr>
       </w:pPr>
-      <w:r>
-        <w:rPr>
-          <w:bCs/>
-        </w:rPr>
-        <w:t>@EntityGraph(value = "team-with-players-graph", type = EntityGraph.EntityGraphType.LOAD)</w:t>
+      <w:proofErr w:type="gramStart"/>
+      <w:r>
+        <w:rPr>
+          <w:bCs/>
+        </w:rPr>
+        <w:t>@</w:t>
+      </w:r>
+      <w:proofErr w:type="spellStart"/>
+      <w:r>
+        <w:rPr>
+          <w:bCs/>
+        </w:rPr>
+        <w:t>EntityGraph</w:t>
+      </w:r>
+      <w:proofErr w:type="spellEnd"/>
+      <w:r>
+        <w:rPr>
+          <w:bCs/>
+        </w:rPr>
+        <w:t>(</w:t>
+      </w:r>
+      <w:proofErr w:type="gramEnd"/>
+      <w:r>
+        <w:rPr>
+          <w:bCs/>
+        </w:rPr>
+        <w:t xml:space="preserve">value = "team-with-players-graph", type = </w:t>
+      </w:r>
+      <w:proofErr w:type="spellStart"/>
+      <w:r>
+        <w:rPr>
+          <w:bCs/>
+        </w:rPr>
+        <w:t>EntityGraph.EntityGraphType.LOAD</w:t>
+      </w:r>
+      <w:proofErr w:type="spellEnd"/>
+      <w:r>
+        <w:rPr>
+          <w:bCs/>
+        </w:rPr>
+        <w:t>)</w:t>
       </w:r>
       <w:r>
         <w:rPr>
@@ -4480,7 +7344,21 @@
         <w:rPr>
           <w:bCs/>
         </w:rPr>
-        <w:t>List&lt;Team&gt; findAll();</w:t>
+        <w:t xml:space="preserve">List&lt;Team&gt; </w:t>
+      </w:r>
+      <w:proofErr w:type="spellStart"/>
+      <w:r>
+        <w:rPr>
+          <w:bCs/>
+        </w:rPr>
+        <w:t>findAll</w:t>
+      </w:r>
+      <w:proofErr w:type="spellEnd"/>
+      <w:r>
+        <w:rPr>
+          <w:bCs/>
+        </w:rPr>
+        <w:t>();</w:t>
       </w:r>
     </w:p>
     <w:p>
@@ -4520,7 +7398,21 @@
           <w:b/>
         </w:rPr>
         <w:lastRenderedPageBreak/>
-        <w:t>Caching In spring Boot</w:t>
+        <w:t xml:space="preserve">Caching </w:t>
+      </w:r>
+      <w:proofErr w:type="gramStart"/>
+      <w:r>
+        <w:rPr>
+          <w:b/>
+        </w:rPr>
+        <w:t>In</w:t>
+      </w:r>
+      <w:proofErr w:type="gramEnd"/>
+      <w:r>
+        <w:rPr>
+          <w:b/>
+        </w:rPr>
+        <w:t xml:space="preserve"> spring Boot</w:t>
       </w:r>
     </w:p>
     <w:p>
@@ -4538,6 +7430,8 @@
       <w:r>
         <w:rPr>
           <w:bCs/>
+          <w:i/>
+          <w:iCs/>
         </w:rPr>
         <w:t>spring-boot-starter-cache</w:t>
       </w:r>
@@ -4545,20 +7439,84 @@
         <w:rPr>
           <w:bCs/>
         </w:rPr>
-        <w:t xml:space="preserve">” to POM.xml. After that at @EnableCaching to Spring Boot Main Class. </w:t>
-      </w:r>
-    </w:p>
-    <w:p>
-      <w:pPr>
-        <w:rPr>
-          <w:bCs/>
-        </w:rPr>
-      </w:pPr>
-      <w:r>
-        <w:rPr>
-          <w:bCs/>
-        </w:rPr>
-        <w:t>Internally Caching uses Spring AOP to implement caching. When a method annotated with @Cacheable is called, Spring AOP intercepts the call and checks cache before executing the method. The CacheManager is called to retrieve the cache associated with the cache name</w:t>
+        <w:t xml:space="preserve">” to POM.xml. </w:t>
+      </w:r>
+      <w:proofErr w:type="gramStart"/>
+      <w:r>
+        <w:rPr>
+          <w:bCs/>
+        </w:rPr>
+        <w:t>Af</w:t>
+      </w:r>
+      <w:r>
+        <w:rPr>
+          <w:bCs/>
+        </w:rPr>
+        <w:t>ter that add</w:t>
+      </w:r>
+      <w:r>
+        <w:rPr>
+          <w:bCs/>
+        </w:rPr>
+        <w:t xml:space="preserve"> </w:t>
+      </w:r>
+      <w:r>
+        <w:rPr>
+          <w:bCs/>
+          <w:i/>
+          <w:iCs/>
+        </w:rPr>
+        <w:t>@</w:t>
+      </w:r>
+      <w:proofErr w:type="spellStart"/>
+      <w:r>
+        <w:rPr>
+          <w:bCs/>
+          <w:i/>
+          <w:iCs/>
+        </w:rPr>
+        <w:t>EnableCaching</w:t>
+      </w:r>
+      <w:proofErr w:type="spellEnd"/>
+      <w:r>
+        <w:rPr>
+          <w:bCs/>
+        </w:rPr>
+        <w:t xml:space="preserve"> to Spring Boot Main Class.</w:t>
+      </w:r>
+      <w:proofErr w:type="gramEnd"/>
+      <w:r>
+        <w:rPr>
+          <w:bCs/>
+        </w:rPr>
+        <w:t xml:space="preserve"> </w:t>
+      </w:r>
+    </w:p>
+    <w:p>
+      <w:pPr>
+        <w:rPr>
+          <w:bCs/>
+        </w:rPr>
+      </w:pPr>
+      <w:r>
+        <w:rPr>
+          <w:bCs/>
+        </w:rPr>
+        <w:t xml:space="preserve">Internally Caching uses Spring AOP to implement caching. When a method annotated with @Cacheable is called, Spring AOP intercepts the call and checks cache before executing the method. The </w:t>
+      </w:r>
+      <w:proofErr w:type="spellStart"/>
+      <w:r>
+        <w:rPr>
+          <w:bCs/>
+        </w:rPr>
+        <w:t>CacheManager</w:t>
+      </w:r>
+      <w:proofErr w:type="spellEnd"/>
+      <w:r>
+        <w:rPr>
+          <w:bCs/>
+        </w:rPr>
+        <w:t xml:space="preserve"> is called to retrieve the cache associated with the cache name</w:t>
       </w:r>
       <w:r>
         <w:rPr>
@@ -4571,7 +7529,21 @@
           <w:bCs/>
         </w:rPr>
         <w:br/>
-        <w:t xml:space="preserve">Cache Hit or Miss : </w:t>
+        <w:t xml:space="preserve">Cache Hit or </w:t>
+      </w:r>
+      <w:proofErr w:type="gramStart"/>
+      <w:r>
+        <w:rPr>
+          <w:bCs/>
+        </w:rPr>
+        <w:t>Miss :</w:t>
+      </w:r>
+      <w:proofErr w:type="gramEnd"/>
+      <w:r>
+        <w:rPr>
+          <w:bCs/>
+        </w:rPr>
+        <w:t xml:space="preserve"> </w:t>
       </w:r>
       <w:r>
         <w:rPr>
@@ -4585,7 +7557,21 @@
           <w:bCs/>
         </w:rPr>
         <w:br/>
-        <w:t>Miss: If the key does not exists, the original method is executed.</w:t>
+        <w:t xml:space="preserve">Miss: If the key does not </w:t>
+      </w:r>
+      <w:proofErr w:type="gramStart"/>
+      <w:r>
+        <w:rPr>
+          <w:bCs/>
+        </w:rPr>
+        <w:t>exists</w:t>
+      </w:r>
+      <w:proofErr w:type="gramEnd"/>
+      <w:r>
+        <w:rPr>
+          <w:bCs/>
+        </w:rPr>
+        <w:t>, the original method is executed.</w:t>
       </w:r>
       <w:r>
         <w:rPr>
@@ -4605,7 +7591,21 @@
         <w:rPr>
           <w:bCs/>
         </w:rPr>
-        <w:t>For Implementing caching we have following Annotations.</w:t>
+        <w:t xml:space="preserve">For </w:t>
+      </w:r>
+      <w:proofErr w:type="gramStart"/>
+      <w:r>
+        <w:rPr>
+          <w:bCs/>
+        </w:rPr>
+        <w:t>Implementing</w:t>
+      </w:r>
+      <w:proofErr w:type="gramEnd"/>
+      <w:r>
+        <w:rPr>
+          <w:bCs/>
+        </w:rPr>
+        <w:t xml:space="preserve"> caching we have following Annotations.</w:t>
       </w:r>
     </w:p>
     <w:p>
@@ -4624,13 +7624,55 @@
         <w:rPr>
           <w:bCs/>
         </w:rPr>
-        <w:t>@EnableCaching: It is a class level annotation to enable caching in spring boot application</w:t>
-      </w:r>
-      <w:r>
-        <w:rPr>
-          <w:bCs/>
-        </w:rPr>
-        <w:t>. By default it set up CacheManager and creates in-memory cache using a concurrent hashmap.</w:t>
+        <w:t>@</w:t>
+      </w:r>
+      <w:proofErr w:type="spellStart"/>
+      <w:r>
+        <w:rPr>
+          <w:bCs/>
+        </w:rPr>
+        <w:t>EnableCaching</w:t>
+      </w:r>
+      <w:proofErr w:type="spellEnd"/>
+      <w:r>
+        <w:rPr>
+          <w:bCs/>
+        </w:rPr>
+        <w:t>: It is a class level annotation to enable caching in spring boot application</w:t>
+      </w:r>
+      <w:r>
+        <w:rPr>
+          <w:bCs/>
+        </w:rPr>
+        <w:t xml:space="preserve">. By default it set up </w:t>
+      </w:r>
+      <w:proofErr w:type="spellStart"/>
+      <w:r>
+        <w:rPr>
+          <w:bCs/>
+        </w:rPr>
+        <w:t>CacheManager</w:t>
+      </w:r>
+      <w:proofErr w:type="spellEnd"/>
+      <w:r>
+        <w:rPr>
+          <w:bCs/>
+        </w:rPr>
+        <w:t xml:space="preserve"> and creates in-memory cache using a concurrent </w:t>
+      </w:r>
+      <w:proofErr w:type="spellStart"/>
+      <w:r>
+        <w:rPr>
+          <w:bCs/>
+        </w:rPr>
+        <w:t>hashmap</w:t>
+      </w:r>
+      <w:proofErr w:type="spellEnd"/>
+      <w:r>
+        <w:rPr>
+          <w:bCs/>
+        </w:rPr>
+        <w:t>.</w:t>
       </w:r>
     </w:p>
     <w:p>
@@ -4649,7 +7691,21 @@
         <w:rPr>
           <w:bCs/>
         </w:rPr>
-        <w:t>@Cacheable: It is a method level annotation, that is used in the method whose response is to be cached.</w:t>
+        <w:t xml:space="preserve">@Cacheable: It is a method level </w:t>
+      </w:r>
+      <w:proofErr w:type="gramStart"/>
+      <w:r>
+        <w:rPr>
+          <w:bCs/>
+        </w:rPr>
+        <w:t>annotation, that</w:t>
+      </w:r>
+      <w:proofErr w:type="gramEnd"/>
+      <w:r>
+        <w:rPr>
+          <w:bCs/>
+        </w:rPr>
+        <w:t xml:space="preserve"> is used in the method whose response is to be cached.</w:t>
       </w:r>
     </w:p>
     <w:p>
@@ -4668,7 +7724,35 @@
         <w:rPr>
           <w:bCs/>
         </w:rPr>
-        <w:t>@CachePut: It is a method level annotation, that is used to update the cache after invoking the original method.</w:t>
+        <w:t>@</w:t>
+      </w:r>
+      <w:proofErr w:type="spellStart"/>
+      <w:r>
+        <w:rPr>
+          <w:bCs/>
+        </w:rPr>
+        <w:t>CachePut</w:t>
+      </w:r>
+      <w:proofErr w:type="spellEnd"/>
+      <w:r>
+        <w:rPr>
+          <w:bCs/>
+        </w:rPr>
+        <w:t xml:space="preserve">: It is a method level </w:t>
+      </w:r>
+      <w:proofErr w:type="gramStart"/>
+      <w:r>
+        <w:rPr>
+          <w:bCs/>
+        </w:rPr>
+        <w:t>annotation, that</w:t>
+      </w:r>
+      <w:proofErr w:type="gramEnd"/>
+      <w:r>
+        <w:rPr>
+          <w:bCs/>
+        </w:rPr>
+        <w:t xml:space="preserve"> is used to update the cache after invoking the original method.</w:t>
       </w:r>
     </w:p>
     <w:p>
@@ -4687,7 +7771,21 @@
         <w:rPr>
           <w:bCs/>
         </w:rPr>
-        <w:t>@CacheEvict: It is a method level annotation that is used to delete the data from the cache.</w:t>
+        <w:t>@</w:t>
+      </w:r>
+      <w:proofErr w:type="spellStart"/>
+      <w:r>
+        <w:rPr>
+          <w:bCs/>
+        </w:rPr>
+        <w:t>CacheEvict</w:t>
+      </w:r>
+      <w:proofErr w:type="spellEnd"/>
+      <w:r>
+        <w:rPr>
+          <w:bCs/>
+        </w:rPr>
+        <w:t>: It is a method level annotation that is used to delete the data from the cache.</w:t>
       </w:r>
     </w:p>
     <w:p>
@@ -4728,8 +7826,16 @@
           <w:b/>
         </w:rPr>
         <w:lastRenderedPageBreak/>
-        <w:t>What is Hibernate.</w:t>
-      </w:r>
+        <w:t xml:space="preserve">What is </w:t>
+      </w:r>
+      <w:proofErr w:type="gramStart"/>
+      <w:r>
+        <w:rPr>
+          <w:b/>
+        </w:rPr>
+        <w:t>Hibernate.</w:t>
+      </w:r>
+      <w:proofErr w:type="gramEnd"/>
       <w:r>
         <w:rPr>
           <w:b/>
@@ -4775,15 +7881,36 @@
       </w:r>
       <w:r>
         <w:br/>
-        <w:t>Hibernate implements JPA.</w:t>
-      </w:r>
-    </w:p>
-    <w:p>
-      <w:r>
-        <w:rPr>
-          <w:b/>
-        </w:rPr>
-        <w:t>How hibernate maps POJO and database tables.</w:t>
+      </w:r>
+      <w:proofErr w:type="gramStart"/>
+      <w:r>
+        <w:t>Hibernate</w:t>
+      </w:r>
+      <w:proofErr w:type="gramEnd"/>
+      <w:r>
+        <w:t xml:space="preserve"> implements JPA.</w:t>
+      </w:r>
+    </w:p>
+    <w:p>
+      <w:r>
+        <w:rPr>
+          <w:b/>
+        </w:rPr>
+        <w:t xml:space="preserve">How </w:t>
+      </w:r>
+      <w:proofErr w:type="gramStart"/>
+      <w:r>
+        <w:rPr>
+          <w:b/>
+        </w:rPr>
+        <w:t>hibernate</w:t>
+      </w:r>
+      <w:proofErr w:type="gramEnd"/>
+      <w:r>
+        <w:rPr>
+          <w:b/>
+        </w:rPr>
+        <w:t xml:space="preserve"> maps POJO and database tables.</w:t>
       </w:r>
       <w:r>
         <w:rPr>
@@ -4827,12 +7954,28 @@
           <w:b/>
         </w:rPr>
       </w:pPr>
-      <w:r>
-        <w:rPr>
-          <w:b/>
-        </w:rPr>
-        <w:t>Advantages of Hibernate over jdbc?</w:t>
-      </w:r>
+      <w:proofErr w:type="gramStart"/>
+      <w:r>
+        <w:rPr>
+          <w:b/>
+        </w:rPr>
+        <w:t xml:space="preserve">Advantages of Hibernate over </w:t>
+      </w:r>
+      <w:proofErr w:type="spellStart"/>
+      <w:r>
+        <w:rPr>
+          <w:b/>
+        </w:rPr>
+        <w:t>jdbc</w:t>
+      </w:r>
+      <w:proofErr w:type="spellEnd"/>
+      <w:r>
+        <w:rPr>
+          <w:b/>
+        </w:rPr>
+        <w:t>?</w:t>
+      </w:r>
+      <w:proofErr w:type="gramEnd"/>
     </w:p>
     <w:p>
       <w:pPr>
@@ -4842,11 +7985,19 @@
           <w:numId w:val="9"/>
         </w:numPr>
       </w:pPr>
-      <w:r>
-        <w:rPr>
-          <w:b/>
-        </w:rPr>
-        <w:t>Bolier Plate Code</w:t>
+      <w:proofErr w:type="spellStart"/>
+      <w:r>
+        <w:rPr>
+          <w:b/>
+        </w:rPr>
+        <w:t>Bolier</w:t>
+      </w:r>
+      <w:proofErr w:type="spellEnd"/>
+      <w:r>
+        <w:rPr>
+          <w:b/>
+        </w:rPr>
+        <w:t xml:space="preserve"> Plate Code</w:t>
       </w:r>
       <w:r>
         <w:t xml:space="preserve">: </w:t>
@@ -4873,7 +8024,15 @@
         <w:t xml:space="preserve">: </w:t>
       </w:r>
       <w:r>
-        <w:t>In JDBC transactions have to managed by ourselves whereas Hibernate manages transactions implicitly.</w:t>
+        <w:t xml:space="preserve">In JDBC transactions have to </w:t>
+      </w:r>
+      <w:proofErr w:type="gramStart"/>
+      <w:r>
+        <w:t>managed</w:t>
+      </w:r>
+      <w:proofErr w:type="gramEnd"/>
+      <w:r>
+        <w:t xml:space="preserve"> by ourselves whereas Hibernate manages transactions implicitly.</w:t>
       </w:r>
     </w:p>
     <w:p>
@@ -4884,8 +8043,13 @@
           <w:numId w:val="9"/>
         </w:numPr>
       </w:pPr>
-      <w:r>
-        <w:t xml:space="preserve">Hibernate Supports </w:t>
+      <w:proofErr w:type="gramStart"/>
+      <w:r>
+        <w:t>Hibernate</w:t>
+      </w:r>
+      <w:proofErr w:type="gramEnd"/>
+      <w:r>
+        <w:t xml:space="preserve"> Supports </w:t>
       </w:r>
       <w:r>
         <w:rPr>
@@ -4903,8 +8067,13 @@
           <w:b/>
         </w:rPr>
       </w:pPr>
-      <w:r>
-        <w:t xml:space="preserve">NOTE : </w:t>
+      <w:proofErr w:type="gramStart"/>
+      <w:r>
+        <w:t>NOTE :</w:t>
+      </w:r>
+      <w:proofErr w:type="gramEnd"/>
+      <w:r>
+        <w:t xml:space="preserve"> </w:t>
       </w:r>
       <w:r>
         <w:rPr>
@@ -4938,13 +8107,23 @@
         </w:rPr>
         <w:t xml:space="preserve">In Hibernate, </w:t>
       </w:r>
+      <w:proofErr w:type="spellStart"/>
       <w:r>
         <w:rPr>
           <w:bCs/>
           <w:i/>
           <w:iCs/>
         </w:rPr>
-        <w:t>SessionFactory, Session, and Transaction</w:t>
+        <w:t>SessionFactory</w:t>
+      </w:r>
+      <w:proofErr w:type="spellEnd"/>
+      <w:r>
+        <w:rPr>
+          <w:bCs/>
+          <w:i/>
+          <w:iCs/>
+        </w:rPr>
+        <w:t>, Session, and Transaction</w:t>
       </w:r>
       <w:r>
         <w:rPr>
@@ -4964,27 +8143,53 @@
           <w:bCs/>
         </w:rPr>
       </w:pPr>
-      <w:r>
-        <w:rPr>
-          <w:bCs/>
-        </w:rPr>
-        <w:t xml:space="preserve">SessionFactory </w:t>
-      </w:r>
-      <w:r>
-        <w:rPr>
-          <w:bCs/>
-        </w:rPr>
-        <w:t xml:space="preserve">:It </w:t>
-      </w:r>
-      <w:r>
-        <w:t>helps creating instance of Session.  Entire application generally has a single instance of SessionFactory.</w:t>
-      </w:r>
-      <w:r>
-        <w:rPr>
-          <w:bCs/>
-        </w:rPr>
+      <w:proofErr w:type="spellStart"/>
+      <w:proofErr w:type="gramStart"/>
+      <w:r>
+        <w:rPr>
+          <w:bCs/>
+        </w:rPr>
+        <w:t>SessionFactory</w:t>
+      </w:r>
+      <w:proofErr w:type="spellEnd"/>
+      <w:r>
+        <w:rPr>
+          <w:bCs/>
+        </w:rPr>
+        <w:t xml:space="preserve"> </w:t>
+      </w:r>
+      <w:r>
+        <w:rPr>
+          <w:bCs/>
+        </w:rPr>
+        <w:t>:It</w:t>
+      </w:r>
+      <w:proofErr w:type="gramEnd"/>
+      <w:r>
+        <w:rPr>
+          <w:bCs/>
+        </w:rPr>
+        <w:t xml:space="preserve"> </w:t>
+      </w:r>
+      <w:r>
+        <w:t xml:space="preserve">helps creating instance of Session.  Entire application generally has a single instance of </w:t>
+      </w:r>
+      <w:proofErr w:type="spellStart"/>
+      <w:r>
+        <w:t>SessionFactory</w:t>
+      </w:r>
+      <w:proofErr w:type="spellEnd"/>
+      <w:proofErr w:type="gramStart"/>
+      <w:r>
         <w:t>.</w:t>
       </w:r>
+      <w:r>
+        <w:rPr>
+          <w:bCs/>
+        </w:rPr>
+        <w:t>.</w:t>
+      </w:r>
+      <w:proofErr w:type="gramEnd"/>
     </w:p>
     <w:p>
       <w:pPr>
@@ -5036,20 +8241,69 @@
     </w:p>
     <w:p>
       <w:r>
-        <w:t>Generated Value, Transient,etc.</w:t>
-      </w:r>
-    </w:p>
-    <w:p>
-      <w:pPr>
-        <w:rPr>
-          <w:b/>
-        </w:rPr>
-      </w:pPr>
-      <w:r>
-        <w:rPr>
-          <w:b/>
-        </w:rPr>
-        <w:t>Difference between openSession() &amp; getCurrentSession()?</w:t>
+        <w:t xml:space="preserve">Generated Value, </w:t>
+      </w:r>
+      <w:proofErr w:type="spellStart"/>
+      <w:r>
+        <w:t>Transient</w:t>
+      </w:r>
+      <w:proofErr w:type="gramStart"/>
+      <w:r>
+        <w:t>,etc</w:t>
+      </w:r>
+      <w:proofErr w:type="spellEnd"/>
+      <w:proofErr w:type="gramEnd"/>
+      <w:r>
+        <w:t>.</w:t>
+      </w:r>
+    </w:p>
+    <w:p>
+      <w:pPr>
+        <w:rPr>
+          <w:b/>
+        </w:rPr>
+      </w:pPr>
+      <w:r>
+        <w:rPr>
+          <w:b/>
+        </w:rPr>
+        <w:t xml:space="preserve">Difference between </w:t>
+      </w:r>
+      <w:proofErr w:type="spellStart"/>
+      <w:proofErr w:type="gramStart"/>
+      <w:r>
+        <w:rPr>
+          <w:b/>
+        </w:rPr>
+        <w:t>openSession</w:t>
+      </w:r>
+      <w:proofErr w:type="spellEnd"/>
+      <w:r>
+        <w:rPr>
+          <w:b/>
+        </w:rPr>
+        <w:t>(</w:t>
+      </w:r>
+      <w:proofErr w:type="gramEnd"/>
+      <w:r>
+        <w:rPr>
+          <w:b/>
+        </w:rPr>
+        <w:t xml:space="preserve">) &amp; </w:t>
+      </w:r>
+      <w:proofErr w:type="spellStart"/>
+      <w:r>
+        <w:rPr>
+          <w:b/>
+        </w:rPr>
+        <w:t>getCurrentSession</w:t>
+      </w:r>
+      <w:proofErr w:type="spellEnd"/>
+      <w:r>
+        <w:rPr>
+          <w:b/>
+        </w:rPr>
+        <w:t>()?</w:t>
       </w:r>
     </w:p>
     <w:p>
@@ -5060,8 +8314,18 @@
           <w:numId w:val="13"/>
         </w:numPr>
       </w:pPr>
-      <w:r>
-        <w:t xml:space="preserve">openSession(): create </w:t>
+      <w:proofErr w:type="spellStart"/>
+      <w:proofErr w:type="gramStart"/>
+      <w:r>
+        <w:t>openSession</w:t>
+      </w:r>
+      <w:proofErr w:type="spellEnd"/>
+      <w:r>
+        <w:t>(</w:t>
+      </w:r>
+      <w:proofErr w:type="gramEnd"/>
+      <w:r>
+        <w:t xml:space="preserve">): create </w:t>
       </w:r>
       <w:r>
         <w:t>new session</w:t>
@@ -5087,8 +8351,18 @@
           <w:numId w:val="13"/>
         </w:numPr>
       </w:pPr>
-      <w:r>
-        <w:t>getCurrentSession()</w:t>
+      <w:proofErr w:type="spellStart"/>
+      <w:proofErr w:type="gramStart"/>
+      <w:r>
+        <w:t>getCurrentSession</w:t>
+      </w:r>
+      <w:proofErr w:type="spellEnd"/>
+      <w:r>
+        <w:t>(</w:t>
+      </w:r>
+      <w:proofErr w:type="gramEnd"/>
+      <w:r>
+        <w:t>)</w:t>
       </w:r>
       <w:r>
         <w:t xml:space="preserve">: </w:t>
@@ -5127,8 +8401,50 @@
         </w:rPr>
         <w:br/>
       </w:r>
-      <w:r>
-        <w:t>findAll(), findById(), getById(), saveAll(), findAllById()</w:t>
+      <w:proofErr w:type="spellStart"/>
+      <w:proofErr w:type="gramStart"/>
+      <w:r>
+        <w:t>findAll</w:t>
+      </w:r>
+      <w:proofErr w:type="spellEnd"/>
+      <w:r>
+        <w:t>(</w:t>
+      </w:r>
+      <w:proofErr w:type="gramEnd"/>
+      <w:r>
+        <w:t xml:space="preserve">), </w:t>
+      </w:r>
+      <w:proofErr w:type="spellStart"/>
+      <w:r>
+        <w:t>findById</w:t>
+      </w:r>
+      <w:proofErr w:type="spellEnd"/>
+      <w:r>
+        <w:t xml:space="preserve">(), </w:t>
+      </w:r>
+      <w:proofErr w:type="spellStart"/>
+      <w:r>
+        <w:t>getById</w:t>
+      </w:r>
+      <w:proofErr w:type="spellEnd"/>
+      <w:r>
+        <w:t xml:space="preserve">(), </w:t>
+      </w:r>
+      <w:proofErr w:type="spellStart"/>
+      <w:r>
+        <w:t>saveAll</w:t>
+      </w:r>
+      <w:proofErr w:type="spellEnd"/>
+      <w:r>
+        <w:t xml:space="preserve">(), </w:t>
+      </w:r>
+      <w:proofErr w:type="spellStart"/>
+      <w:r>
+        <w:t>findAllById</w:t>
+      </w:r>
+      <w:proofErr w:type="spellEnd"/>
+      <w:r>
+        <w:t>()</w:t>
       </w:r>
     </w:p>
     <w:p>
@@ -5150,11 +8466,19 @@
         </w:rPr>
         <w:br/>
       </w:r>
-      <w:r>
-        <w:rPr>
-          <w:bCs/>
-        </w:rPr>
-        <w:t>we use UUID’s</w:t>
+      <w:proofErr w:type="gramStart"/>
+      <w:r>
+        <w:rPr>
+          <w:bCs/>
+        </w:rPr>
+        <w:t>we</w:t>
+      </w:r>
+      <w:proofErr w:type="gramEnd"/>
+      <w:r>
+        <w:rPr>
+          <w:bCs/>
+        </w:rPr>
+        <w:t xml:space="preserve"> use UUID’s</w:t>
       </w:r>
       <w:r>
         <w:rPr>
@@ -5186,23 +8510,73 @@
         </w:rPr>
         <w:br/>
       </w:r>
-      <w:r>
-        <w:rPr>
-          <w:bCs/>
-        </w:rPr>
-        <w:t>@GeneratedValue(generator = "uuid2")</w:t>
-      </w:r>
-      <w:r>
-        <w:rPr>
-          <w:bCs/>
-        </w:rPr>
-        <w:br/>
-      </w:r>
-      <w:r>
-        <w:rPr>
-          <w:bCs/>
-        </w:rPr>
-        <w:t>@GenericGenerator(name = "uuid2", strategy = "org.hibernate.id.UUIDGenerator")</w:t>
+      <w:proofErr w:type="gramStart"/>
+      <w:r>
+        <w:rPr>
+          <w:bCs/>
+        </w:rPr>
+        <w:t>@</w:t>
+      </w:r>
+      <w:proofErr w:type="spellStart"/>
+      <w:r>
+        <w:rPr>
+          <w:bCs/>
+        </w:rPr>
+        <w:t>GeneratedValue</w:t>
+      </w:r>
+      <w:proofErr w:type="spellEnd"/>
+      <w:r>
+        <w:rPr>
+          <w:bCs/>
+        </w:rPr>
+        <w:t>(</w:t>
+      </w:r>
+      <w:proofErr w:type="gramEnd"/>
+      <w:r>
+        <w:rPr>
+          <w:bCs/>
+        </w:rPr>
+        <w:t>generator = "uuid2")</w:t>
+      </w:r>
+      <w:r>
+        <w:rPr>
+          <w:bCs/>
+        </w:rPr>
+        <w:br/>
+      </w:r>
+      <w:r>
+        <w:rPr>
+          <w:bCs/>
+        </w:rPr>
+        <w:t>@</w:t>
+      </w:r>
+      <w:proofErr w:type="spellStart"/>
+      <w:r>
+        <w:rPr>
+          <w:bCs/>
+        </w:rPr>
+        <w:t>GenericGenerator</w:t>
+      </w:r>
+      <w:proofErr w:type="spellEnd"/>
+      <w:r>
+        <w:rPr>
+          <w:bCs/>
+        </w:rPr>
+        <w:t>(name = "uuid2", strategy = "</w:t>
+      </w:r>
+      <w:proofErr w:type="spellStart"/>
+      <w:r>
+        <w:rPr>
+          <w:bCs/>
+        </w:rPr>
+        <w:t>org.hibernate.id.UUIDGenerator</w:t>
+      </w:r>
+      <w:proofErr w:type="spellEnd"/>
+      <w:r>
+        <w:rPr>
+          <w:bCs/>
+        </w:rPr>
+        <w:t>")</w:t>
       </w:r>
       <w:r>
         <w:rPr>
@@ -5233,7 +8607,21 @@
         <w:rPr>
           <w:b/>
         </w:rPr>
-        <w:t>Difference between Session get() &amp; load() method?</w:t>
+        <w:t xml:space="preserve">Difference between Session </w:t>
+      </w:r>
+      <w:proofErr w:type="gramStart"/>
+      <w:r>
+        <w:rPr>
+          <w:b/>
+        </w:rPr>
+        <w:t>get(</w:t>
+      </w:r>
+      <w:proofErr w:type="gramEnd"/>
+      <w:r>
+        <w:rPr>
+          <w:b/>
+        </w:rPr>
+        <w:t>) &amp; load() method?</w:t>
       </w:r>
     </w:p>
     <w:tbl>
@@ -5274,8 +8662,13 @@
             <w:tcW w:w="4788" w:type="dxa"/>
           </w:tcPr>
           <w:p>
+            <w:proofErr w:type="gramStart"/>
             <w:r>
-              <w:t>return null if object is not found in cache as well as on DB.</w:t>
+              <w:t>return</w:t>
+            </w:r>
+            <w:proofErr w:type="gramEnd"/>
+            <w:r>
+              <w:t xml:space="preserve"> null if object is not found in cache as well as on DB.</w:t>
             </w:r>
           </w:p>
         </w:tc>
@@ -5284,8 +8677,21 @@
             <w:tcW w:w="4788" w:type="dxa"/>
           </w:tcPr>
           <w:p>
+            <w:proofErr w:type="gramStart"/>
             <w:r>
-              <w:t>throws ObjectNotFoundException if object is not found in cache as well as on DB, but never returns null.</w:t>
+              <w:t>throws</w:t>
+            </w:r>
+            <w:proofErr w:type="gramEnd"/>
+            <w:r>
+              <w:t xml:space="preserve"> </w:t>
+            </w:r>
+            <w:proofErr w:type="spellStart"/>
+            <w:r>
+              <w:t>ObjectNotFoundException</w:t>
+            </w:r>
+            <w:proofErr w:type="spellEnd"/>
+            <w:r>
+              <w:t xml:space="preserve"> if object is not found in cache as well as on DB, but never returns null.</w:t>
             </w:r>
           </w:p>
         </w:tc>
@@ -5306,11 +8712,32 @@
             <w:tcW w:w="4788" w:type="dxa"/>
           </w:tcPr>
           <w:p>
+            <w:proofErr w:type="gramStart"/>
             <w:r>
-              <w:t>returns proxy Object and only initialize the object or hit the DB if any method other then getId() is called on persistent or entity Object. This is lazy initialization which increases performance.</w:t>
+              <w:t>returns</w:t>
+            </w:r>
+            <w:proofErr w:type="gramEnd"/>
+            <w:r>
+              <w:t xml:space="preserve"> proxy Object and only initialize the object or hit the DB if any method other then </w:t>
+            </w:r>
+            <w:proofErr w:type="spellStart"/>
+            <w:r>
+              <w:t>getId</w:t>
+            </w:r>
+            <w:proofErr w:type="spellEnd"/>
+            <w:r>
+              <w:t xml:space="preserve">() is called on persistent or entity Object. This is lazy initialization which increases </w:t>
+            </w:r>
+            <w:proofErr w:type="spellStart"/>
+            <w:r>
+              <w:t>performance.</w:t>
             </w:r>
             <w:r>
-              <w:t>i.e Lazy Loading</w:t>
+              <w:t>i.e</w:t>
+            </w:r>
+            <w:proofErr w:type="spellEnd"/>
+            <w:r>
+              <w:t xml:space="preserve"> Lazy Loading</w:t>
             </w:r>
           </w:p>
         </w:tc>
@@ -5321,8 +8748,13 @@
             <w:tcW w:w="4788" w:type="dxa"/>
           </w:tcPr>
           <w:p>
+            <w:proofErr w:type="gramStart"/>
             <w:r>
-              <w:t>should be used when we are not sure that Object exist in DB or not.</w:t>
+              <w:t>should</w:t>
+            </w:r>
+            <w:proofErr w:type="gramEnd"/>
+            <w:r>
+              <w:t xml:space="preserve"> be used when we are not sure that Object exist in DB or not.</w:t>
             </w:r>
           </w:p>
         </w:tc>
@@ -5331,8 +8763,13 @@
             <w:tcW w:w="4788" w:type="dxa"/>
           </w:tcPr>
           <w:p>
+            <w:proofErr w:type="gramStart"/>
             <w:r>
-              <w:t>should be used when we are sure that Object exist in DB.</w:t>
+              <w:t>should</w:t>
+            </w:r>
+            <w:proofErr w:type="gramEnd"/>
+            <w:r>
+              <w:t xml:space="preserve"> be used when we are sure that Object exist in DB.</w:t>
             </w:r>
           </w:p>
         </w:tc>
@@ -5405,8 +8842,13 @@
       </w:r>
       <w:r>
         <w:br/>
-        <w:t>@Table (name = "question")</w:t>
-      </w:r>
+        <w:t>@Table (name = "question"</w:t>
+      </w:r>
+      <w:proofErr w:type="gramStart"/>
+      <w:r>
+        <w:t>)</w:t>
+      </w:r>
+      <w:proofErr w:type="gramEnd"/>
       <w:r>
         <w:br/>
         <w:t>public class Question {</w:t>
@@ -5425,7 +8867,23 @@
       </w:r>
       <w:r>
         <w:tab/>
-        <w:t>@GeneratedValue(strategy = GenerationType.IDENTITY)</w:t>
+        <w:t>@</w:t>
+      </w:r>
+      <w:proofErr w:type="spellStart"/>
+      <w:r>
+        <w:t>GeneratedValue</w:t>
+      </w:r>
+      <w:proofErr w:type="spellEnd"/>
+      <w:r>
+        <w:t xml:space="preserve">(strategy = </w:t>
+      </w:r>
+      <w:proofErr w:type="spellStart"/>
+      <w:r>
+        <w:t>GenerationType.IDENTITY</w:t>
+      </w:r>
+      <w:proofErr w:type="spellEnd"/>
+      <w:r>
+        <w:t>)</w:t>
       </w:r>
       <w:r>
         <w:br/>
@@ -5433,7 +8891,15 @@
       </w:r>
       <w:r>
         <w:tab/>
-        <w:t>@Column(name = "question_id")</w:t>
+        <w:t>@Column(name = "</w:t>
+      </w:r>
+      <w:proofErr w:type="spellStart"/>
+      <w:r>
+        <w:t>question_id</w:t>
+      </w:r>
+      <w:proofErr w:type="spellEnd"/>
+      <w:r>
+        <w:t>")</w:t>
       </w:r>
       <w:r>
         <w:br/>
@@ -5441,7 +8907,15 @@
       </w:r>
       <w:r>
         <w:tab/>
-        <w:t>private Long questionId;</w:t>
+        <w:t xml:space="preserve">private Long </w:t>
+      </w:r>
+      <w:proofErr w:type="spellStart"/>
+      <w:r>
+        <w:t>questionId</w:t>
+      </w:r>
+      <w:proofErr w:type="spellEnd"/>
+      <w:r>
+        <w:t>;</w:t>
       </w:r>
     </w:p>
     <w:p>
@@ -5450,7 +8924,22 @@
       </w:r>
       <w:r>
         <w:tab/>
-        <w:t>@Column(name = "question_text")</w:t>
+      </w:r>
+      <w:proofErr w:type="gramStart"/>
+      <w:r>
+        <w:t>@Column(</w:t>
+      </w:r>
+      <w:proofErr w:type="gramEnd"/>
+      <w:r>
+        <w:t>name = "</w:t>
+      </w:r>
+      <w:proofErr w:type="spellStart"/>
+      <w:r>
+        <w:t>question_text</w:t>
+      </w:r>
+      <w:proofErr w:type="spellEnd"/>
+      <w:r>
+        <w:t>")</w:t>
       </w:r>
       <w:r>
         <w:br/>
@@ -5458,7 +8947,15 @@
       </w:r>
       <w:r>
         <w:tab/>
-        <w:t>private String questionText;</w:t>
+        <w:t xml:space="preserve">private String </w:t>
+      </w:r>
+      <w:proofErr w:type="spellStart"/>
+      <w:r>
+        <w:t>questionText</w:t>
+      </w:r>
+      <w:proofErr w:type="spellEnd"/>
+      <w:r>
+        <w:t>;</w:t>
       </w:r>
     </w:p>
     <w:p>
@@ -5468,15 +8965,43 @@
       </w:r>
       <w:r>
         <w:tab/>
-        <w:t>@OneToOne</w:t>
-      </w:r>
+        <w:t>@</w:t>
+      </w:r>
+      <w:proofErr w:type="spellStart"/>
+      <w:r>
+        <w:t>OneToOne</w:t>
+      </w:r>
+      <w:proofErr w:type="spellEnd"/>
       <w:r>
         <w:br/>
         <w:t xml:space="preserve"> </w:t>
       </w:r>
       <w:r>
         <w:tab/>
-        <w:t>@JoinColumn(name = "answer_id", unique = true)</w:t>
+      </w:r>
+      <w:proofErr w:type="gramStart"/>
+      <w:r>
+        <w:t>@</w:t>
+      </w:r>
+      <w:proofErr w:type="spellStart"/>
+      <w:r>
+        <w:t>JoinColumn</w:t>
+      </w:r>
+      <w:proofErr w:type="spellEnd"/>
+      <w:r>
+        <w:t>(</w:t>
+      </w:r>
+      <w:proofErr w:type="gramEnd"/>
+      <w:r>
+        <w:t>name = "</w:t>
+      </w:r>
+      <w:proofErr w:type="spellStart"/>
+      <w:r>
+        <w:t>answer_id</w:t>
+      </w:r>
+      <w:proofErr w:type="spellEnd"/>
+      <w:r>
+        <w:t>", unique = true)</w:t>
       </w:r>
       <w:r>
         <w:br/>
@@ -5484,7 +9009,15 @@
       </w:r>
       <w:r>
         <w:tab/>
-        <w:t>private Answer answer;</w:t>
+        <w:t xml:space="preserve">private Answer </w:t>
+      </w:r>
+      <w:proofErr w:type="spellStart"/>
+      <w:r>
+        <w:t>answer</w:t>
+      </w:r>
+      <w:proofErr w:type="spellEnd"/>
+      <w:r>
+        <w:t>;</w:t>
       </w:r>
       <w:r>
         <w:br/>
@@ -5501,8 +9034,13 @@
       </w:r>
       <w:r>
         <w:br/>
-        <w:t>@Table (name = "answer")</w:t>
-      </w:r>
+        <w:t>@Table (name = "answer"</w:t>
+      </w:r>
+      <w:proofErr w:type="gramStart"/>
+      <w:r>
+        <w:t>)</w:t>
+      </w:r>
+      <w:proofErr w:type="gramEnd"/>
       <w:r>
         <w:br/>
         <w:t>public class Answer {</w:t>
@@ -5521,7 +9059,23 @@
       </w:r>
       <w:r>
         <w:tab/>
-        <w:t>@GeneratedValue(strategy = GenerationType.IDENTITY)</w:t>
+        <w:t>@</w:t>
+      </w:r>
+      <w:proofErr w:type="spellStart"/>
+      <w:r>
+        <w:t>GeneratedValue</w:t>
+      </w:r>
+      <w:proofErr w:type="spellEnd"/>
+      <w:r>
+        <w:t xml:space="preserve">(strategy = </w:t>
+      </w:r>
+      <w:proofErr w:type="spellStart"/>
+      <w:r>
+        <w:t>GenerationType.IDENTITY</w:t>
+      </w:r>
+      <w:proofErr w:type="spellEnd"/>
+      <w:r>
+        <w:t>)</w:t>
       </w:r>
       <w:r>
         <w:br/>
@@ -5529,7 +9083,15 @@
       </w:r>
       <w:r>
         <w:tab/>
-        <w:t>@Column(name = "answer_id")</w:t>
+        <w:t>@Column(name = "</w:t>
+      </w:r>
+      <w:proofErr w:type="spellStart"/>
+      <w:r>
+        <w:t>answer_id</w:t>
+      </w:r>
+      <w:proofErr w:type="spellEnd"/>
+      <w:r>
+        <w:t>")</w:t>
       </w:r>
       <w:r>
         <w:br/>
@@ -5537,15 +9099,36 @@
       </w:r>
       <w:r>
         <w:tab/>
-        <w:t>private Long answerId;</w:t>
+        <w:t xml:space="preserve">private Long </w:t>
+      </w:r>
+      <w:proofErr w:type="spellStart"/>
+      <w:r>
+        <w:t>answerId</w:t>
+      </w:r>
+      <w:proofErr w:type="spellEnd"/>
+      <w:r>
+        <w:t>;</w:t>
       </w:r>
     </w:p>
     <w:p>
       <w:pPr>
         <w:ind w:firstLine="720"/>
       </w:pPr>
-      <w:r>
-        <w:t>@Column(name = "answer_text")</w:t>
+      <w:proofErr w:type="gramStart"/>
+      <w:r>
+        <w:t>@Column(</w:t>
+      </w:r>
+      <w:proofErr w:type="gramEnd"/>
+      <w:r>
+        <w:t>name = "</w:t>
+      </w:r>
+      <w:proofErr w:type="spellStart"/>
+      <w:r>
+        <w:t>answer_text</w:t>
+      </w:r>
+      <w:proofErr w:type="spellEnd"/>
+      <w:r>
+        <w:t>")</w:t>
       </w:r>
       <w:r>
         <w:br/>
@@ -5553,7 +9136,15 @@
       </w:r>
       <w:r>
         <w:tab/>
-        <w:t>private String answerText;</w:t>
+        <w:t xml:space="preserve">private String </w:t>
+      </w:r>
+      <w:proofErr w:type="spellStart"/>
+      <w:r>
+        <w:t>answerText</w:t>
+      </w:r>
+      <w:proofErr w:type="spellEnd"/>
+      <w:r>
+        <w:t>;</w:t>
       </w:r>
       <w:r>
         <w:br/>
@@ -5567,7 +9158,15 @@
     </w:p>
     <w:p>
       <w:r>
-        <w:t>Example of Bi-Directional OnetoOne Mapping</w:t>
+        <w:t xml:space="preserve">Example of Bi-Directional </w:t>
+      </w:r>
+      <w:proofErr w:type="spellStart"/>
+      <w:r>
+        <w:t>OnetoOne</w:t>
+      </w:r>
+      <w:proofErr w:type="spellEnd"/>
+      <w:r>
+        <w:t xml:space="preserve"> Mapping</w:t>
       </w:r>
     </w:p>
     <w:p>
@@ -5576,7 +9175,14 @@
       </w:r>
       <w:r>
         <w:br/>
-        <w:t>@Table(name = "question")</w:t>
+      </w:r>
+      <w:proofErr w:type="gramStart"/>
+      <w:r>
+        <w:t>@Table(</w:t>
+      </w:r>
+      <w:proofErr w:type="gramEnd"/>
+      <w:r>
+        <w:t>name = "question")</w:t>
       </w:r>
       <w:r>
         <w:br/>
@@ -5596,7 +9202,23 @@
       </w:r>
       <w:r>
         <w:tab/>
-        <w:t>@GeneratedValue(strategy = GenerationType.IDENTITY)</w:t>
+        <w:t>@</w:t>
+      </w:r>
+      <w:proofErr w:type="spellStart"/>
+      <w:r>
+        <w:t>GeneratedValue</w:t>
+      </w:r>
+      <w:proofErr w:type="spellEnd"/>
+      <w:r>
+        <w:t xml:space="preserve">(strategy = </w:t>
+      </w:r>
+      <w:proofErr w:type="spellStart"/>
+      <w:r>
+        <w:t>GenerationType.IDENTITY</w:t>
+      </w:r>
+      <w:proofErr w:type="spellEnd"/>
+      <w:r>
+        <w:t>)</w:t>
       </w:r>
       <w:r>
         <w:br/>
@@ -5604,7 +9226,15 @@
       </w:r>
       <w:r>
         <w:tab/>
-        <w:t>@Column(name = "question_id")</w:t>
+        <w:t>@Column(name = "</w:t>
+      </w:r>
+      <w:proofErr w:type="spellStart"/>
+      <w:r>
+        <w:t>question_id</w:t>
+      </w:r>
+      <w:proofErr w:type="spellEnd"/>
+      <w:r>
+        <w:t>")</w:t>
       </w:r>
       <w:r>
         <w:br/>
@@ -5612,7 +9242,15 @@
       </w:r>
       <w:r>
         <w:tab/>
-        <w:t>private Long questionId;</w:t>
+        <w:t xml:space="preserve">private Long </w:t>
+      </w:r>
+      <w:proofErr w:type="spellStart"/>
+      <w:r>
+        <w:t>questionId</w:t>
+      </w:r>
+      <w:proofErr w:type="spellEnd"/>
+      <w:r>
+        <w:t>;</w:t>
       </w:r>
     </w:p>
     <w:p>
@@ -5621,7 +9259,22 @@
       </w:r>
       <w:r>
         <w:tab/>
-        <w:t>@Column(name = "question_text")</w:t>
+      </w:r>
+      <w:proofErr w:type="gramStart"/>
+      <w:r>
+        <w:t>@Column(</w:t>
+      </w:r>
+      <w:proofErr w:type="gramEnd"/>
+      <w:r>
+        <w:t>name = "</w:t>
+      </w:r>
+      <w:proofErr w:type="spellStart"/>
+      <w:r>
+        <w:t>question_text</w:t>
+      </w:r>
+      <w:proofErr w:type="spellEnd"/>
+      <w:r>
+        <w:t>")</w:t>
       </w:r>
       <w:r>
         <w:br/>
@@ -5629,7 +9282,15 @@
       </w:r>
       <w:r>
         <w:tab/>
-        <w:t>private String questionText;</w:t>
+        <w:t xml:space="preserve">private String </w:t>
+      </w:r>
+      <w:proofErr w:type="spellStart"/>
+      <w:r>
+        <w:t>questionText</w:t>
+      </w:r>
+      <w:proofErr w:type="spellEnd"/>
+      <w:r>
+        <w:t>;</w:t>
       </w:r>
     </w:p>
     <w:p>
@@ -5638,15 +9299,43 @@
       </w:r>
       <w:r>
         <w:tab/>
-        <w:t>@OneToOne</w:t>
-      </w:r>
+        <w:t>@</w:t>
+      </w:r>
+      <w:proofErr w:type="spellStart"/>
+      <w:r>
+        <w:t>OneToOne</w:t>
+      </w:r>
+      <w:proofErr w:type="spellEnd"/>
       <w:r>
         <w:br/>
         <w:t xml:space="preserve"> </w:t>
       </w:r>
       <w:r>
         <w:tab/>
-        <w:t>@JoinColumn(name = "answer_id", unique = true)</w:t>
+      </w:r>
+      <w:proofErr w:type="gramStart"/>
+      <w:r>
+        <w:t>@</w:t>
+      </w:r>
+      <w:proofErr w:type="spellStart"/>
+      <w:r>
+        <w:t>JoinColumn</w:t>
+      </w:r>
+      <w:proofErr w:type="spellEnd"/>
+      <w:r>
+        <w:t>(</w:t>
+      </w:r>
+      <w:proofErr w:type="gramEnd"/>
+      <w:r>
+        <w:t>name = "</w:t>
+      </w:r>
+      <w:proofErr w:type="spellStart"/>
+      <w:r>
+        <w:t>answer_id</w:t>
+      </w:r>
+      <w:proofErr w:type="spellEnd"/>
+      <w:r>
+        <w:t>", unique = true)</w:t>
       </w:r>
       <w:r>
         <w:br/>
@@ -5654,7 +9343,15 @@
       </w:r>
       <w:r>
         <w:tab/>
-        <w:t>private Answer answer;</w:t>
+        <w:t xml:space="preserve">private Answer </w:t>
+      </w:r>
+      <w:proofErr w:type="spellStart"/>
+      <w:r>
+        <w:t>answer</w:t>
+      </w:r>
+      <w:proofErr w:type="spellEnd"/>
+      <w:r>
+        <w:t>;</w:t>
       </w:r>
     </w:p>
     <w:p>
@@ -5673,7 +9370,14 @@
       </w:r>
       <w:r>
         <w:br/>
-        <w:t>@Table(name = "answer")</w:t>
+      </w:r>
+      <w:proofErr w:type="gramStart"/>
+      <w:r>
+        <w:t>@Table(</w:t>
+      </w:r>
+      <w:proofErr w:type="gramEnd"/>
+      <w:r>
+        <w:t>name = "answer")</w:t>
       </w:r>
       <w:r>
         <w:br/>
@@ -5696,7 +9400,23 @@
       </w:r>
       <w:r>
         <w:tab/>
-        <w:t>@GeneratedValue(strategy = GenerationType.IDENTITY)</w:t>
+        <w:t>@</w:t>
+      </w:r>
+      <w:proofErr w:type="spellStart"/>
+      <w:r>
+        <w:t>GeneratedValue</w:t>
+      </w:r>
+      <w:proofErr w:type="spellEnd"/>
+      <w:r>
+        <w:t xml:space="preserve">(strategy = </w:t>
+      </w:r>
+      <w:proofErr w:type="spellStart"/>
+      <w:r>
+        <w:t>GenerationType.IDENTITY</w:t>
+      </w:r>
+      <w:proofErr w:type="spellEnd"/>
+      <w:r>
+        <w:t>)</w:t>
       </w:r>
       <w:r>
         <w:br/>
@@ -5704,7 +9424,15 @@
       </w:r>
       <w:r>
         <w:tab/>
-        <w:t>@Column(name = "answer_id")</w:t>
+        <w:t>@Column(name = "</w:t>
+      </w:r>
+      <w:proofErr w:type="spellStart"/>
+      <w:r>
+        <w:t>answer_id</w:t>
+      </w:r>
+      <w:proofErr w:type="spellEnd"/>
+      <w:r>
+        <w:t>")</w:t>
       </w:r>
       <w:r>
         <w:br/>
@@ -5712,19 +9440,48 @@
       </w:r>
       <w:r>
         <w:tab/>
-        <w:t>private Long answerId;</w:t>
+        <w:t xml:space="preserve">private Long </w:t>
+      </w:r>
+      <w:proofErr w:type="spellStart"/>
+      <w:r>
+        <w:t>answerId</w:t>
+      </w:r>
+      <w:proofErr w:type="spellEnd"/>
+      <w:r>
+        <w:t>;</w:t>
       </w:r>
     </w:p>
     <w:p>
       <w:pPr>
         <w:ind w:left="720"/>
       </w:pPr>
-      <w:r>
-        <w:t>@Column(name = "answer_text")</w:t>
-      </w:r>
-      <w:r>
-        <w:br/>
-        <w:t>private String answerText;</w:t>
+      <w:proofErr w:type="gramStart"/>
+      <w:r>
+        <w:t>@Column(</w:t>
+      </w:r>
+      <w:proofErr w:type="gramEnd"/>
+      <w:r>
+        <w:t>name = "</w:t>
+      </w:r>
+      <w:proofErr w:type="spellStart"/>
+      <w:r>
+        <w:t>answer_text</w:t>
+      </w:r>
+      <w:proofErr w:type="spellEnd"/>
+      <w:r>
+        <w:t>")</w:t>
+      </w:r>
+      <w:r>
+        <w:br/>
+        <w:t xml:space="preserve">private String </w:t>
+      </w:r>
+      <w:proofErr w:type="spellStart"/>
+      <w:r>
+        <w:t>answerText</w:t>
+      </w:r>
+      <w:proofErr w:type="spellEnd"/>
+      <w:r>
+        <w:t>;</w:t>
       </w:r>
     </w:p>
     <w:p>
@@ -5733,7 +9490,27 @@
       </w:r>
       <w:r>
         <w:tab/>
-        <w:t>@OneToOne(mappedBy = "answer")</w:t>
+      </w:r>
+      <w:proofErr w:type="gramStart"/>
+      <w:r>
+        <w:t>@</w:t>
+      </w:r>
+      <w:proofErr w:type="spellStart"/>
+      <w:r>
+        <w:t>OneToOne</w:t>
+      </w:r>
+      <w:proofErr w:type="spellEnd"/>
+      <w:r>
+        <w:t>(</w:t>
+      </w:r>
+      <w:proofErr w:type="spellStart"/>
+      <w:proofErr w:type="gramEnd"/>
+      <w:r>
+        <w:t>mappedBy</w:t>
+      </w:r>
+      <w:proofErr w:type="spellEnd"/>
+      <w:r>
+        <w:t xml:space="preserve"> = "answer")</w:t>
       </w:r>
       <w:r>
         <w:br/>
@@ -5741,7 +9518,15 @@
       </w:r>
       <w:r>
         <w:tab/>
-        <w:t>private Question question;</w:t>
+        <w:t xml:space="preserve">private Question </w:t>
+      </w:r>
+      <w:proofErr w:type="spellStart"/>
+      <w:r>
+        <w:t>question</w:t>
+      </w:r>
+      <w:proofErr w:type="spellEnd"/>
+      <w:r>
+        <w:t>;</w:t>
       </w:r>
     </w:p>
     <w:p>
@@ -5797,8 +9582,13 @@
     </w:p>
     <w:p>
       <w:r>
-        <w:t>One-to-Many &amp; Many-to-One: In this case an extra table may be created in case of bidirectional mapping. To avoid this we will use mappedBy</w:t>
-      </w:r>
+        <w:t xml:space="preserve">One-to-Many &amp; Many-to-One: In this case an extra table may be created in case of bidirectional mapping. To avoid this we will use </w:t>
+      </w:r>
+      <w:proofErr w:type="spellStart"/>
+      <w:r>
+        <w:t>mappedBy</w:t>
+      </w:r>
+      <w:proofErr w:type="spellEnd"/>
     </w:p>
     <w:p>
       <w:r>
@@ -5811,8 +9601,13 @@
       </w:r>
       <w:r>
         <w:br/>
-        <w:t>@Table (name = "question")</w:t>
-      </w:r>
+        <w:t>@Table (name = "question"</w:t>
+      </w:r>
+      <w:proofErr w:type="gramStart"/>
+      <w:r>
+        <w:t>)</w:t>
+      </w:r>
+      <w:proofErr w:type="gramEnd"/>
       <w:r>
         <w:br/>
         <w:t>public class Question {</w:t>
@@ -5831,7 +9626,23 @@
       </w:r>
       <w:r>
         <w:tab/>
-        <w:t>@GeneratedValue(strategy = GenerationType.IDENTITY)</w:t>
+        <w:t>@</w:t>
+      </w:r>
+      <w:proofErr w:type="spellStart"/>
+      <w:r>
+        <w:t>GeneratedValue</w:t>
+      </w:r>
+      <w:proofErr w:type="spellEnd"/>
+      <w:r>
+        <w:t xml:space="preserve">(strategy = </w:t>
+      </w:r>
+      <w:proofErr w:type="spellStart"/>
+      <w:r>
+        <w:t>GenerationType.IDENTITY</w:t>
+      </w:r>
+      <w:proofErr w:type="spellEnd"/>
+      <w:r>
+        <w:t>)</w:t>
       </w:r>
       <w:r>
         <w:br/>
@@ -5839,7 +9650,15 @@
       </w:r>
       <w:r>
         <w:tab/>
-        <w:t>@Column(name = "question_id")</w:t>
+        <w:t>@Column(name = "</w:t>
+      </w:r>
+      <w:proofErr w:type="spellStart"/>
+      <w:r>
+        <w:t>question_id</w:t>
+      </w:r>
+      <w:proofErr w:type="spellEnd"/>
+      <w:r>
+        <w:t>")</w:t>
       </w:r>
       <w:r>
         <w:br/>
@@ -5847,7 +9666,15 @@
       </w:r>
       <w:r>
         <w:tab/>
-        <w:t>private Long questionId;</w:t>
+        <w:t xml:space="preserve">private Long </w:t>
+      </w:r>
+      <w:proofErr w:type="spellStart"/>
+      <w:r>
+        <w:t>questionId</w:t>
+      </w:r>
+      <w:proofErr w:type="spellEnd"/>
+      <w:r>
+        <w:t>;</w:t>
       </w:r>
     </w:p>
     <w:p>
@@ -5856,7 +9683,22 @@
       </w:r>
       <w:r>
         <w:tab/>
-        <w:t>@Column(name = "question_text")</w:t>
+      </w:r>
+      <w:proofErr w:type="gramStart"/>
+      <w:r>
+        <w:t>@Column(</w:t>
+      </w:r>
+      <w:proofErr w:type="gramEnd"/>
+      <w:r>
+        <w:t>name = "</w:t>
+      </w:r>
+      <w:proofErr w:type="spellStart"/>
+      <w:r>
+        <w:t>question_text</w:t>
+      </w:r>
+      <w:proofErr w:type="spellEnd"/>
+      <w:r>
+        <w:t>")</w:t>
       </w:r>
       <w:r>
         <w:br/>
@@ -5864,7 +9706,15 @@
       </w:r>
       <w:r>
         <w:tab/>
-        <w:t>private String questionText;</w:t>
+        <w:t xml:space="preserve">private String </w:t>
+      </w:r>
+      <w:proofErr w:type="spellStart"/>
+      <w:r>
+        <w:t>questionText</w:t>
+      </w:r>
+      <w:proofErr w:type="spellEnd"/>
+      <w:r>
+        <w:t>;</w:t>
       </w:r>
     </w:p>
     <w:p>
@@ -5873,13 +9723,41 @@
       </w:r>
       <w:r>
         <w:tab/>
-        <w:t xml:space="preserve">@OneToMany(mappedBy= “question”)  </w:t>
+      </w:r>
+      <w:proofErr w:type="gramStart"/>
+      <w:r>
+        <w:t>@</w:t>
+      </w:r>
+      <w:proofErr w:type="spellStart"/>
+      <w:r>
+        <w:t>OneToMany</w:t>
+      </w:r>
+      <w:proofErr w:type="spellEnd"/>
+      <w:r>
+        <w:t>(</w:t>
+      </w:r>
+      <w:proofErr w:type="spellStart"/>
+      <w:proofErr w:type="gramEnd"/>
+      <w:r>
+        <w:t>mappedBy</w:t>
+      </w:r>
+      <w:proofErr w:type="spellEnd"/>
+      <w:r>
+        <w:t xml:space="preserve">= “question”)  </w:t>
       </w:r>
       <w:r>
         <w:sym w:font="Wingdings" w:char="F0E0"/>
       </w:r>
       <w:r>
-        <w:t xml:space="preserve"> this prevent creating extra table “question_answer”</w:t>
+        <w:t xml:space="preserve"> this prevent creating extra table “</w:t>
+      </w:r>
+      <w:proofErr w:type="spellStart"/>
+      <w:r>
+        <w:t>question_answer</w:t>
+      </w:r>
+      <w:proofErr w:type="spellEnd"/>
+      <w:r>
+        <w:t>”</w:t>
       </w:r>
       <w:r>
         <w:br/>
@@ -5904,8 +9782,13 @@
       </w:r>
       <w:r>
         <w:br/>
-        <w:t>@Table (name = "answer")</w:t>
-      </w:r>
+        <w:t>@Table (name = "answer"</w:t>
+      </w:r>
+      <w:proofErr w:type="gramStart"/>
+      <w:r>
+        <w:t>)</w:t>
+      </w:r>
+      <w:proofErr w:type="gramEnd"/>
       <w:r>
         <w:br/>
         <w:t>public class Answer {</w:t>
@@ -5927,7 +9810,23 @@
       </w:r>
       <w:r>
         <w:tab/>
-        <w:t>@GeneratedValue(strategy = GenerationType.IDENTITY)</w:t>
+        <w:t>@</w:t>
+      </w:r>
+      <w:proofErr w:type="spellStart"/>
+      <w:r>
+        <w:t>GeneratedValue</w:t>
+      </w:r>
+      <w:proofErr w:type="spellEnd"/>
+      <w:r>
+        <w:t xml:space="preserve">(strategy = </w:t>
+      </w:r>
+      <w:proofErr w:type="spellStart"/>
+      <w:r>
+        <w:t>GenerationType.IDENTITY</w:t>
+      </w:r>
+      <w:proofErr w:type="spellEnd"/>
+      <w:r>
+        <w:t>)</w:t>
       </w:r>
       <w:r>
         <w:br/>
@@ -5935,7 +9834,15 @@
       </w:r>
       <w:r>
         <w:tab/>
-        <w:t>@Column(name = "answer_id")</w:t>
+        <w:t>@Column(name = "</w:t>
+      </w:r>
+      <w:proofErr w:type="spellStart"/>
+      <w:r>
+        <w:t>answer_id</w:t>
+      </w:r>
+      <w:proofErr w:type="spellEnd"/>
+      <w:r>
+        <w:t>")</w:t>
       </w:r>
       <w:r>
         <w:br/>
@@ -5943,15 +9850,36 @@
       </w:r>
       <w:r>
         <w:tab/>
-        <w:t>private Long answerId;</w:t>
+        <w:t xml:space="preserve">private Long </w:t>
+      </w:r>
+      <w:proofErr w:type="spellStart"/>
+      <w:r>
+        <w:t>answerId</w:t>
+      </w:r>
+      <w:proofErr w:type="spellEnd"/>
+      <w:r>
+        <w:t>;</w:t>
       </w:r>
     </w:p>
     <w:p>
       <w:pPr>
         <w:ind w:firstLine="720"/>
       </w:pPr>
-      <w:r>
-        <w:t>@Column(name = "answer_text")</w:t>
+      <w:proofErr w:type="gramStart"/>
+      <w:r>
+        <w:t>@Column(</w:t>
+      </w:r>
+      <w:proofErr w:type="gramEnd"/>
+      <w:r>
+        <w:t>name = "</w:t>
+      </w:r>
+      <w:proofErr w:type="spellStart"/>
+      <w:r>
+        <w:t>answer_text</w:t>
+      </w:r>
+      <w:proofErr w:type="spellEnd"/>
+      <w:r>
+        <w:t>")</w:t>
       </w:r>
       <w:r>
         <w:br/>
@@ -5959,7 +9887,15 @@
       </w:r>
       <w:r>
         <w:tab/>
-        <w:t>private String answerText;</w:t>
+        <w:t xml:space="preserve">private String </w:t>
+      </w:r>
+      <w:proofErr w:type="spellStart"/>
+      <w:r>
+        <w:t>answerText</w:t>
+      </w:r>
+      <w:proofErr w:type="spellEnd"/>
+      <w:r>
+        <w:t>;</w:t>
       </w:r>
     </w:p>
     <w:p>
@@ -5967,21 +9903,73 @@
         <w:ind w:left="720"/>
       </w:pPr>
       <w:r>
-        <w:t>@ManyToOne</w:t>
-      </w:r>
-      <w:r>
-        <w:br/>
-        <w:t xml:space="preserve">@JoinColumn(“Question_id”) </w:t>
+        <w:t>@</w:t>
+      </w:r>
+      <w:proofErr w:type="spellStart"/>
+      <w:r>
+        <w:t>ManyToOne</w:t>
+      </w:r>
+      <w:proofErr w:type="spellEnd"/>
+      <w:r>
+        <w:br/>
+      </w:r>
+      <w:proofErr w:type="gramStart"/>
+      <w:r>
+        <w:t>@</w:t>
+      </w:r>
+      <w:proofErr w:type="spellStart"/>
+      <w:r>
+        <w:t>JoinColumn</w:t>
+      </w:r>
+      <w:proofErr w:type="spellEnd"/>
+      <w:r>
+        <w:t>(</w:t>
+      </w:r>
+      <w:proofErr w:type="gramEnd"/>
+      <w:r>
+        <w:t>“</w:t>
+      </w:r>
+      <w:proofErr w:type="spellStart"/>
+      <w:r>
+        <w:t>Question_id</w:t>
+      </w:r>
+      <w:proofErr w:type="spellEnd"/>
+      <w:r>
+        <w:t xml:space="preserve">”) </w:t>
       </w:r>
       <w:r>
         <w:sym w:font="Wingdings" w:char="F0E0"/>
       </w:r>
       <w:r>
-        <w:t xml:space="preserve"> By default it is question_question_id. It creates FK.</w:t>
-      </w:r>
-      <w:r>
-        <w:br/>
-        <w:t xml:space="preserve"> private Question question;</w:t>
+        <w:t xml:space="preserve"> By default it is </w:t>
+      </w:r>
+      <w:proofErr w:type="spellStart"/>
+      <w:r>
+        <w:t>question_question_id</w:t>
+      </w:r>
+      <w:proofErr w:type="spellEnd"/>
+      <w:r>
+        <w:t>. It creates FK.</w:t>
+      </w:r>
+      <w:r>
+        <w:br/>
+        <w:t xml:space="preserve"> </w:t>
+      </w:r>
+      <w:proofErr w:type="gramStart"/>
+      <w:r>
+        <w:t>private</w:t>
+      </w:r>
+      <w:proofErr w:type="gramEnd"/>
+      <w:r>
+        <w:t xml:space="preserve"> Question </w:t>
+      </w:r>
+      <w:proofErr w:type="spellStart"/>
+      <w:r>
+        <w:t>question</w:t>
+      </w:r>
+      <w:proofErr w:type="spellEnd"/>
+      <w:r>
+        <w:t>;</w:t>
       </w:r>
       <w:r>
         <w:br/>
@@ -5995,7 +9983,15 @@
     </w:p>
     <w:p>
       <w:r>
-        <w:t xml:space="preserve">Many-to-Many : </w:t>
+        <w:t>Many-to-</w:t>
+      </w:r>
+      <w:proofErr w:type="gramStart"/>
+      <w:r>
+        <w:t>Many :</w:t>
+      </w:r>
+      <w:proofErr w:type="gramEnd"/>
+      <w:r>
+        <w:t xml:space="preserve"> </w:t>
       </w:r>
     </w:p>
     <w:p>
@@ -6009,11 +10005,24 @@
       </w:r>
       <w:r>
         <w:br/>
-        <w:t>@Table (name = “Employee”)</w:t>
-      </w:r>
-      <w:r>
-        <w:br/>
-        <w:t>public class Emp{</w:t>
+        <w:t>@Table (name = “Employee”</w:t>
+      </w:r>
+      <w:proofErr w:type="gramStart"/>
+      <w:r>
+        <w:t>)</w:t>
+      </w:r>
+      <w:proofErr w:type="gramEnd"/>
+      <w:r>
+        <w:br/>
+        <w:t xml:space="preserve">public class </w:t>
+      </w:r>
+      <w:proofErr w:type="spellStart"/>
+      <w:r>
+        <w:t>Emp</w:t>
+      </w:r>
+      <w:proofErr w:type="spellEnd"/>
+      <w:r>
+        <w:t>{</w:t>
       </w:r>
       <w:r>
         <w:br/>
@@ -6029,7 +10038,23 @@
       </w:r>
       <w:r>
         <w:tab/>
-        <w:t>@GeneratedValue(strategy = GenerationType.IDENTITY)</w:t>
+        <w:t>@</w:t>
+      </w:r>
+      <w:proofErr w:type="spellStart"/>
+      <w:r>
+        <w:t>GeneratedValue</w:t>
+      </w:r>
+      <w:proofErr w:type="spellEnd"/>
+      <w:r>
+        <w:t xml:space="preserve">(strategy = </w:t>
+      </w:r>
+      <w:proofErr w:type="spellStart"/>
+      <w:r>
+        <w:t>GenerationType.IDENTITY</w:t>
+      </w:r>
+      <w:proofErr w:type="spellEnd"/>
+      <w:r>
+        <w:t>)</w:t>
       </w:r>
       <w:r>
         <w:br/>
@@ -6037,7 +10062,15 @@
       </w:r>
       <w:r>
         <w:tab/>
-        <w:t>private String emp_id;</w:t>
+        <w:t xml:space="preserve">private String </w:t>
+      </w:r>
+      <w:proofErr w:type="spellStart"/>
+      <w:r>
+        <w:t>emp_id</w:t>
+      </w:r>
+      <w:proofErr w:type="spellEnd"/>
+      <w:r>
+        <w:t>;</w:t>
       </w:r>
       <w:r>
         <w:br/>
@@ -6045,7 +10078,15 @@
       </w:r>
       <w:r>
         <w:tab/>
-        <w:t>private String emp_name;</w:t>
+        <w:t xml:space="preserve">private String </w:t>
+      </w:r>
+      <w:proofErr w:type="spellStart"/>
+      <w:r>
+        <w:t>emp_name</w:t>
+      </w:r>
+      <w:proofErr w:type="spellEnd"/>
+      <w:r>
+        <w:t>;</w:t>
       </w:r>
       <w:r>
         <w:br/>
@@ -6053,15 +10094,36 @@
       </w:r>
       <w:r>
         <w:tab/>
-        <w:t>@ManyToMany</w:t>
-      </w:r>
+        <w:t>@</w:t>
+      </w:r>
+      <w:proofErr w:type="spellStart"/>
+      <w:r>
+        <w:t>ManyToMany</w:t>
+      </w:r>
+      <w:proofErr w:type="spellEnd"/>
       <w:r>
         <w:br/>
         <w:t xml:space="preserve"> </w:t>
       </w:r>
       <w:r>
         <w:tab/>
-        <w:t xml:space="preserve">@JoinTable(name = “emp_project_table”, </w:t>
+        <w:t>@</w:t>
+      </w:r>
+      <w:proofErr w:type="spellStart"/>
+      <w:r>
+        <w:t>JoinTable</w:t>
+      </w:r>
+      <w:proofErr w:type="spellEnd"/>
+      <w:r>
+        <w:t>(name = “</w:t>
+      </w:r>
+      <w:proofErr w:type="spellStart"/>
+      <w:r>
+        <w:t>emp_project_table</w:t>
+      </w:r>
+      <w:proofErr w:type="spellEnd"/>
+      <w:r>
+        <w:t xml:space="preserve">”, </w:t>
       </w:r>
       <w:r>
         <w:br/>
@@ -6069,7 +10131,22 @@
       </w:r>
       <w:r>
         <w:tab/>
-        <w:t xml:space="preserve">joinColumns = {@JoinColumn(name = “Employee Id”)}, </w:t>
+      </w:r>
+      <w:proofErr w:type="spellStart"/>
+      <w:r>
+        <w:t>joinColumns</w:t>
+      </w:r>
+      <w:proofErr w:type="spellEnd"/>
+      <w:r>
+        <w:t xml:space="preserve"> = {@</w:t>
+      </w:r>
+      <w:proofErr w:type="spellStart"/>
+      <w:r>
+        <w:t>JoinColumn</w:t>
+      </w:r>
+      <w:proofErr w:type="spellEnd"/>
+      <w:r>
+        <w:t xml:space="preserve">(name = “Employee Id”)}, </w:t>
       </w:r>
       <w:r>
         <w:br/>
@@ -6077,7 +10154,22 @@
       </w:r>
       <w:r>
         <w:tab/>
-        <w:t>inverseJoinColumn =  {@JoinColumn(name = “Project Id”)})</w:t>
+      </w:r>
+      <w:proofErr w:type="spellStart"/>
+      <w:r>
+        <w:t>inverseJoinColumn</w:t>
+      </w:r>
+      <w:proofErr w:type="spellEnd"/>
+      <w:r>
+        <w:t xml:space="preserve"> =  {@</w:t>
+      </w:r>
+      <w:proofErr w:type="spellStart"/>
+      <w:r>
+        <w:t>JoinColumn</w:t>
+      </w:r>
+      <w:proofErr w:type="spellEnd"/>
+      <w:r>
+        <w:t>(name = “Project Id”)})</w:t>
       </w:r>
       <w:r>
         <w:br/>
@@ -6085,7 +10177,15 @@
       </w:r>
       <w:r>
         <w:tab/>
-        <w:t>private List&lt;Project&gt; projectList;</w:t>
+        <w:t xml:space="preserve">private List&lt;Project&gt; </w:t>
+      </w:r>
+      <w:proofErr w:type="spellStart"/>
+      <w:r>
+        <w:t>projectList</w:t>
+      </w:r>
+      <w:proofErr w:type="spellEnd"/>
+      <w:r>
+        <w:t>;</w:t>
       </w:r>
       <w:r>
         <w:br/>
@@ -6102,8 +10202,13 @@
       </w:r>
       <w:r>
         <w:br/>
-        <w:t>@Table (name = “Project”)</w:t>
-      </w:r>
+        <w:t>@Table (name = “Project”</w:t>
+      </w:r>
+      <w:proofErr w:type="gramStart"/>
+      <w:r>
+        <w:t>)</w:t>
+      </w:r>
+      <w:proofErr w:type="gramEnd"/>
       <w:r>
         <w:br/>
         <w:t>public class Project{</w:t>
@@ -6122,7 +10227,23 @@
       </w:r>
       <w:r>
         <w:tab/>
-        <w:t>@GeneratedValue(strategy = GenerationType.IDENTITY)</w:t>
+        <w:t>@</w:t>
+      </w:r>
+      <w:proofErr w:type="spellStart"/>
+      <w:r>
+        <w:t>GeneratedValue</w:t>
+      </w:r>
+      <w:proofErr w:type="spellEnd"/>
+      <w:r>
+        <w:t xml:space="preserve">(strategy = </w:t>
+      </w:r>
+      <w:proofErr w:type="spellStart"/>
+      <w:r>
+        <w:t>GenerationType.IDENTITY</w:t>
+      </w:r>
+      <w:proofErr w:type="spellEnd"/>
+      <w:r>
+        <w:t>)</w:t>
       </w:r>
       <w:r>
         <w:br/>
@@ -6130,7 +10251,15 @@
       </w:r>
       <w:r>
         <w:tab/>
-        <w:t>private String proj_id;</w:t>
+        <w:t xml:space="preserve">private String </w:t>
+      </w:r>
+      <w:proofErr w:type="spellStart"/>
+      <w:r>
+        <w:t>proj_id</w:t>
+      </w:r>
+      <w:proofErr w:type="spellEnd"/>
+      <w:r>
+        <w:t>;</w:t>
       </w:r>
       <w:r>
         <w:br/>
@@ -6138,7 +10267,15 @@
       </w:r>
       <w:r>
         <w:tab/>
-        <w:t>private String proj_name;</w:t>
+        <w:t xml:space="preserve">private String </w:t>
+      </w:r>
+      <w:proofErr w:type="spellStart"/>
+      <w:r>
+        <w:t>proj_name</w:t>
+      </w:r>
+      <w:proofErr w:type="spellEnd"/>
+      <w:r>
+        <w:t>;</w:t>
       </w:r>
       <w:r>
         <w:br/>
@@ -6146,15 +10283,36 @@
       </w:r>
       <w:r>
         <w:tab/>
-        <w:t>@ManyToMany</w:t>
-      </w:r>
+        <w:t>@</w:t>
+      </w:r>
+      <w:proofErr w:type="spellStart"/>
+      <w:r>
+        <w:t>ManyToMany</w:t>
+      </w:r>
+      <w:proofErr w:type="spellEnd"/>
       <w:r>
         <w:br/>
         <w:t xml:space="preserve"> </w:t>
       </w:r>
       <w:r>
         <w:tab/>
-        <w:t>private List&lt;Emp&gt; empList;</w:t>
+        <w:t>private List&lt;</w:t>
+      </w:r>
+      <w:proofErr w:type="spellStart"/>
+      <w:r>
+        <w:t>Emp</w:t>
+      </w:r>
+      <w:proofErr w:type="spellEnd"/>
+      <w:r>
+        <w:t xml:space="preserve">&gt; </w:t>
+      </w:r>
+      <w:proofErr w:type="spellStart"/>
+      <w:r>
+        <w:t>empList</w:t>
+      </w:r>
+      <w:proofErr w:type="spellEnd"/>
+      <w:r>
+        <w:t>;</w:t>
       </w:r>
       <w:r>
         <w:br/>
@@ -6178,8 +10336,30 @@
         <w:rPr>
           <w:b/>
         </w:rPr>
-        <w:t>In mybatis, I am trying to fetch a data using select *, but I want that only first 500 records should be fetched, but then we need to fetch the next 500 records automatically. How can we implement it ?</w:t>
-      </w:r>
+        <w:t xml:space="preserve">In </w:t>
+      </w:r>
+      <w:proofErr w:type="spellStart"/>
+      <w:r>
+        <w:rPr>
+          <w:b/>
+        </w:rPr>
+        <w:t>mybatis</w:t>
+      </w:r>
+      <w:proofErr w:type="spellEnd"/>
+      <w:r>
+        <w:rPr>
+          <w:b/>
+        </w:rPr>
+        <w:t xml:space="preserve">, I am trying to fetch a data using select *, but I want that only first 500 records should be fetched, but then we need to fetch the next 500 records automatically. How can we implement </w:t>
+      </w:r>
+      <w:proofErr w:type="gramStart"/>
+      <w:r>
+        <w:rPr>
+          <w:b/>
+        </w:rPr>
+        <w:t>it ?</w:t>
+      </w:r>
+      <w:proofErr w:type="gramEnd"/>
     </w:p>
     <w:p>
       <w:pPr>
@@ -6226,7 +10406,15 @@
         <w:br/>
       </w:r>
       <w:r>
-        <w:t>Hibernate is not aware of them, and they are not managed by Hibernate's session.</w:t>
+        <w:t xml:space="preserve">Hibernate is not aware of them, and they are not managed by </w:t>
+      </w:r>
+      <w:proofErr w:type="spellStart"/>
+      <w:r>
+        <w:t>Hibernate's</w:t>
+      </w:r>
+      <w:proofErr w:type="spellEnd"/>
+      <w:r>
+        <w:t xml:space="preserve"> session.</w:t>
       </w:r>
     </w:p>
     <w:p>
@@ -6240,8 +10428,26 @@
       </w:r>
     </w:p>
     <w:p>
-      <w:r>
-        <w:t>MyEntity entity = new MyEntity(); // Transient state</w:t>
+      <w:proofErr w:type="spellStart"/>
+      <w:r>
+        <w:t>MyEntity</w:t>
+      </w:r>
+      <w:proofErr w:type="spellEnd"/>
+      <w:r>
+        <w:t xml:space="preserve"> entity = new </w:t>
+      </w:r>
+      <w:proofErr w:type="spellStart"/>
+      <w:proofErr w:type="gramStart"/>
+      <w:r>
+        <w:t>MyEntity</w:t>
+      </w:r>
+      <w:proofErr w:type="spellEnd"/>
+      <w:r>
+        <w:t>(</w:t>
+      </w:r>
+      <w:proofErr w:type="gramEnd"/>
+      <w:r>
+        <w:t>); // Transient state</w:t>
       </w:r>
     </w:p>
     <w:p>
@@ -6265,7 +10471,15 @@
         <w:br/>
       </w:r>
       <w:r>
-        <w:t>They are typically retrieved from the database using Hibernate and are managed by Hibernate's session.</w:t>
+        <w:t xml:space="preserve">They are typically retrieved from the database using Hibernate and are managed by </w:t>
+      </w:r>
+      <w:proofErr w:type="spellStart"/>
+      <w:r>
+        <w:t>Hibernate's</w:t>
+      </w:r>
+      <w:proofErr w:type="spellEnd"/>
+      <w:r>
+        <w:t xml:space="preserve"> session.</w:t>
       </w:r>
       <w:r>
         <w:br/>
@@ -6286,8 +10500,31 @@
       </w:r>
     </w:p>
     <w:p>
-      <w:r>
-        <w:t>MyEntity entity = session.get(MyEntity.class, 1L); // Persistent state</w:t>
+      <w:proofErr w:type="spellStart"/>
+      <w:r>
+        <w:t>MyEntity</w:t>
+      </w:r>
+      <w:proofErr w:type="spellEnd"/>
+      <w:r>
+        <w:t xml:space="preserve"> entity = </w:t>
+      </w:r>
+      <w:proofErr w:type="spellStart"/>
+      <w:proofErr w:type="gramStart"/>
+      <w:r>
+        <w:t>session.get</w:t>
+      </w:r>
+      <w:proofErr w:type="spellEnd"/>
+      <w:r>
+        <w:t>(</w:t>
+      </w:r>
+      <w:proofErr w:type="spellStart"/>
+      <w:proofErr w:type="gramEnd"/>
+      <w:r>
+        <w:t>MyEntity.class</w:t>
+      </w:r>
+      <w:proofErr w:type="spellEnd"/>
+      <w:r>
+        <w:t>, 1L); // Persistent state</w:t>
       </w:r>
     </w:p>
     <w:p>
@@ -6305,7 +10542,15 @@
     </w:p>
     <w:p>
       <w:r>
-        <w:t>Objects in the Detached state were once persistent but are no longer associated with a Hibernate session.</w:t>
+        <w:t xml:space="preserve">Objects in the </w:t>
+      </w:r>
+      <w:proofErr w:type="gramStart"/>
+      <w:r>
+        <w:t>Detached</w:t>
+      </w:r>
+      <w:proofErr w:type="gramEnd"/>
+      <w:r>
+        <w:t xml:space="preserve"> state were once persistent but are no longer associated with a Hibernate session.</w:t>
       </w:r>
       <w:r>
         <w:br/>
@@ -6332,9 +10577,19 @@
       </w:r>
     </w:p>
     <w:p>
+      <w:proofErr w:type="spellStart"/>
+      <w:proofErr w:type="gramStart"/>
       <w:r>
         <w:lastRenderedPageBreak/>
-        <w:t>session.close(); // Detaches previously persistent objects</w:t>
+        <w:t>session.close</w:t>
+      </w:r>
+      <w:proofErr w:type="spellEnd"/>
+      <w:r>
+        <w:t>(</w:t>
+      </w:r>
+      <w:proofErr w:type="gramEnd"/>
+      <w:r>
+        <w:t>); // Detaches previously persistent objects</w:t>
       </w:r>
     </w:p>
     <w:p>
@@ -6361,16 +10616,23 @@
           <w:b/>
         </w:rPr>
       </w:pPr>
+      <w:proofErr w:type="gramStart"/>
       <w:r>
         <w:rPr>
           <w:b/>
         </w:rPr>
         <w:t>save</w:t>
       </w:r>
-    </w:p>
-    <w:p>
-      <w:r>
-        <w:t>save is a method defined in the Session interface in Hibernate.</w:t>
+      <w:proofErr w:type="gramEnd"/>
+    </w:p>
+    <w:p>
+      <w:proofErr w:type="gramStart"/>
+      <w:r>
+        <w:t>save</w:t>
+      </w:r>
+      <w:proofErr w:type="gramEnd"/>
+      <w:r>
+        <w:t xml:space="preserve"> is a method defined in the Session interface in Hibernate.</w:t>
       </w:r>
       <w:r>
         <w:br/>
@@ -6387,14 +10649,27 @@
       <w:r>
         <w:br/>
       </w:r>
-      <w:r>
-        <w:t>save is not guaranteed to be executed immediately; it might be delayed until the transaction is committed or until Hibernate flushes the session.</w:t>
-      </w:r>
-      <w:r>
-        <w:br/>
-      </w:r>
-      <w:r>
-        <w:t>If an entity with the same identifier already exists in the database, save will throw an exception (a NonUniqueObjectException).</w:t>
+      <w:proofErr w:type="gramStart"/>
+      <w:r>
+        <w:t>save</w:t>
+      </w:r>
+      <w:proofErr w:type="gramEnd"/>
+      <w:r>
+        <w:t xml:space="preserve"> is not guaranteed to be executed immediately; it might be delayed until the transaction is committed or until Hibernate flushes the session.</w:t>
+      </w:r>
+      <w:r>
+        <w:br/>
+      </w:r>
+      <w:r>
+        <w:t xml:space="preserve">If an entity with the same identifier already exists in the database, save will throw an exception (a </w:t>
+      </w:r>
+      <w:proofErr w:type="spellStart"/>
+      <w:r>
+        <w:t>NonUniqueObjectException</w:t>
+      </w:r>
+      <w:proofErr w:type="spellEnd"/>
+      <w:r>
+        <w:t>).</w:t>
       </w:r>
     </w:p>
     <w:p>
@@ -6403,31 +10678,77 @@
       </w:r>
     </w:p>
     <w:p>
-      <w:r>
-        <w:t>MyEntity entity = new MyEntity();</w:t>
-      </w:r>
-    </w:p>
-    <w:p>
-      <w:r>
-        <w:t>Long id = (Long) session.save(entity); // Persist and get the generated ID</w:t>
-      </w:r>
-    </w:p>
-    <w:p>
-      <w:pPr>
-        <w:rPr>
-          <w:b/>
-        </w:rPr>
-      </w:pPr>
+      <w:proofErr w:type="spellStart"/>
+      <w:r>
+        <w:t>MyEntity</w:t>
+      </w:r>
+      <w:proofErr w:type="spellEnd"/>
+      <w:r>
+        <w:t xml:space="preserve"> entity = new </w:t>
+      </w:r>
+      <w:proofErr w:type="spellStart"/>
+      <w:proofErr w:type="gramStart"/>
+      <w:r>
+        <w:t>MyEntity</w:t>
+      </w:r>
+      <w:proofErr w:type="spellEnd"/>
+      <w:r>
+        <w:t>(</w:t>
+      </w:r>
+      <w:proofErr w:type="gramEnd"/>
+      <w:r>
+        <w:t>);</w:t>
+      </w:r>
+    </w:p>
+    <w:p>
+      <w:r>
+        <w:t xml:space="preserve">Long id = (Long) </w:t>
+      </w:r>
+      <w:proofErr w:type="spellStart"/>
+      <w:proofErr w:type="gramStart"/>
+      <w:r>
+        <w:t>session.save</w:t>
+      </w:r>
+      <w:proofErr w:type="spellEnd"/>
+      <w:r>
+        <w:t>(</w:t>
+      </w:r>
+      <w:proofErr w:type="gramEnd"/>
+      <w:r>
+        <w:t>entity); // Persist and get the generated ID</w:t>
+      </w:r>
+    </w:p>
+    <w:p>
+      <w:pPr>
+        <w:rPr>
+          <w:b/>
+        </w:rPr>
+      </w:pPr>
+      <w:proofErr w:type="gramStart"/>
       <w:r>
         <w:rPr>
           <w:b/>
         </w:rPr>
         <w:t>persist</w:t>
       </w:r>
-    </w:p>
-    <w:p>
-      <w:r>
-        <w:t>persist is a method defined in the EntityManager interface in JPA (Java Persistence API). Hibernate, as a JPA implementation, supports this method as well.</w:t>
+      <w:proofErr w:type="gramEnd"/>
+    </w:p>
+    <w:p>
+      <w:proofErr w:type="gramStart"/>
+      <w:r>
+        <w:t>persist</w:t>
+      </w:r>
+      <w:proofErr w:type="gramEnd"/>
+      <w:r>
+        <w:t xml:space="preserve"> is a method defined in the </w:t>
+      </w:r>
+      <w:proofErr w:type="spellStart"/>
+      <w:r>
+        <w:t>EntityManager</w:t>
+      </w:r>
+      <w:proofErr w:type="spellEnd"/>
+      <w:r>
+        <w:t xml:space="preserve"> interface in JPA (Java Persistence API). Hibernate, as a JPA implementation, supports this method as well.</w:t>
       </w:r>
     </w:p>
     <w:p>
@@ -6442,12 +10763,25 @@
     </w:p>
     <w:p>
       <w:r>
-        <w:t>If the entity already has an identifier when persist is called, it will throw an exception (an EntityExistsException).</w:t>
-      </w:r>
-    </w:p>
-    <w:p>
-      <w:r>
-        <w:t>persist is designed for use within a managed transaction, and it ensures that the entity becomes persistent and managed by the persistence context.</w:t>
+        <w:t xml:space="preserve">If the entity already has an identifier when persist is called, it will throw an exception (an </w:t>
+      </w:r>
+      <w:proofErr w:type="spellStart"/>
+      <w:r>
+        <w:t>EntityExistsException</w:t>
+      </w:r>
+      <w:proofErr w:type="spellEnd"/>
+      <w:r>
+        <w:t>).</w:t>
+      </w:r>
+    </w:p>
+    <w:p>
+      <w:proofErr w:type="gramStart"/>
+      <w:r>
+        <w:t>persist</w:t>
+      </w:r>
+      <w:proofErr w:type="gramEnd"/>
+      <w:r>
+        <w:t xml:space="preserve"> is designed for use within a managed transaction, and it ensures that the entity becomes persistent and managed by the persistence context.</w:t>
       </w:r>
     </w:p>
     <w:p>
@@ -6456,13 +10790,41 @@
       </w:r>
     </w:p>
     <w:p>
-      <w:r>
-        <w:t>MyEntity entity = new MyEntity();</w:t>
-      </w:r>
-    </w:p>
-    <w:p>
-      <w:r>
-        <w:t>entityManager.persist(entity); // Make the entity persistent</w:t>
+      <w:proofErr w:type="spellStart"/>
+      <w:r>
+        <w:t>MyEntity</w:t>
+      </w:r>
+      <w:proofErr w:type="spellEnd"/>
+      <w:r>
+        <w:t xml:space="preserve"> entity = new </w:t>
+      </w:r>
+      <w:proofErr w:type="spellStart"/>
+      <w:proofErr w:type="gramStart"/>
+      <w:r>
+        <w:t>MyEntity</w:t>
+      </w:r>
+      <w:proofErr w:type="spellEnd"/>
+      <w:r>
+        <w:t>(</w:t>
+      </w:r>
+      <w:proofErr w:type="gramEnd"/>
+      <w:r>
+        <w:t>);</w:t>
+      </w:r>
+    </w:p>
+    <w:p>
+      <w:proofErr w:type="spellStart"/>
+      <w:proofErr w:type="gramStart"/>
+      <w:r>
+        <w:t>entityManager.persist</w:t>
+      </w:r>
+      <w:proofErr w:type="spellEnd"/>
+      <w:r>
+        <w:t>(</w:t>
+      </w:r>
+      <w:proofErr w:type="gramEnd"/>
+      <w:r>
+        <w:t>entity); // Make the entity persistent</w:t>
       </w:r>
     </w:p>
     <w:p>
@@ -6471,19 +10833,37 @@
       </w:r>
     </w:p>
     <w:p>
+      <w:proofErr w:type="gramStart"/>
       <w:r>
         <w:lastRenderedPageBreak/>
-        <w:t>save returns the generated identifier and may generate a new identifier even if one is provided.</w:t>
-      </w:r>
-    </w:p>
-    <w:p>
-      <w:r>
-        <w:t>persist does not return the identifier and expects the entity to be transient (not already having an identifier).</w:t>
-      </w:r>
-    </w:p>
-    <w:p>
-      <w:r>
-        <w:t>Both methods make the entity persistent, but the timing of when the SQL insert statement is executed can be controlled by Hibernate's flush mechanism, and both methods are typically used within a managed transaction.</w:t>
+        <w:t>save</w:t>
+      </w:r>
+      <w:proofErr w:type="gramEnd"/>
+      <w:r>
+        <w:t xml:space="preserve"> returns the generated identifier and may generate a new identifier even if one is provided.</w:t>
+      </w:r>
+    </w:p>
+    <w:p>
+      <w:proofErr w:type="gramStart"/>
+      <w:r>
+        <w:t>persist</w:t>
+      </w:r>
+      <w:proofErr w:type="gramEnd"/>
+      <w:r>
+        <w:t xml:space="preserve"> does not return the identifier and expects the entity to be transient (not already having an identifier).</w:t>
+      </w:r>
+    </w:p>
+    <w:p>
+      <w:r>
+        <w:t xml:space="preserve">Both methods make the entity persistent, but the timing of when the SQL insert statement is executed can be controlled by </w:t>
+      </w:r>
+      <w:proofErr w:type="spellStart"/>
+      <w:r>
+        <w:t>Hibernate's</w:t>
+      </w:r>
+      <w:proofErr w:type="spellEnd"/>
+      <w:r>
+        <w:t xml:space="preserve"> flush mechanism, and both methods are typically used within a managed transaction.</w:t>
       </w:r>
     </w:p>
     <w:p>
@@ -6621,29 +11001,55 @@
       </w:r>
       <w:r>
         <w:br/>
-        <w:t>Currently EHCache and infinispan provides implementation for Hibernate Second Level Cache.</w:t>
-      </w:r>
-    </w:p>
-    <w:p>
-      <w:pPr>
-        <w:rPr>
-          <w:b/>
-        </w:rPr>
-      </w:pPr>
+        <w:t xml:space="preserve">Currently </w:t>
+      </w:r>
+      <w:proofErr w:type="spellStart"/>
+      <w:r>
+        <w:t>EHCache</w:t>
+      </w:r>
+      <w:proofErr w:type="spellEnd"/>
+      <w:r>
+        <w:t xml:space="preserve"> and </w:t>
+      </w:r>
+      <w:proofErr w:type="spellStart"/>
+      <w:r>
+        <w:t>infinispan</w:t>
+      </w:r>
+      <w:proofErr w:type="spellEnd"/>
+      <w:r>
+        <w:t xml:space="preserve"> provides implementation for Hibernate Second Level Cache.</w:t>
+      </w:r>
+    </w:p>
+    <w:p>
+      <w:pPr>
+        <w:rPr>
+          <w:b/>
+        </w:rPr>
+      </w:pPr>
+      <w:proofErr w:type="gramStart"/>
       <w:r>
         <w:rPr>
           <w:b/>
         </w:rPr>
         <w:t>Query Level Caching.</w:t>
       </w:r>
-      <w:r>
-        <w:rPr>
-          <w:b/>
-        </w:rPr>
-        <w:br/>
-      </w:r>
-      <w:r>
-        <w:t>Query Level Cache should be used in conjuction with Second Level Cache.</w:t>
+      <w:proofErr w:type="gramEnd"/>
+      <w:r>
+        <w:rPr>
+          <w:b/>
+        </w:rPr>
+        <w:br/>
+      </w:r>
+      <w:r>
+        <w:t xml:space="preserve">Query Level Cache should be used in </w:t>
+      </w:r>
+      <w:proofErr w:type="spellStart"/>
+      <w:r>
+        <w:t>conjuction</w:t>
+      </w:r>
+      <w:proofErr w:type="spellEnd"/>
+      <w:r>
+        <w:t xml:space="preserve"> with Second Level Cache.</w:t>
       </w:r>
       <w:r>
         <w:rPr>
@@ -6674,7 +11080,20 @@
         <w:t>updating &amp; delete operations should propagate from one entity to associated entities that are part of a relationship.</w:t>
       </w:r>
       <w:r>
-        <w:t xml:space="preserve"> There are multiple cascadeTypes(ALL, PERSIST, MERGE, REMOVE, REFRESH, DETACH)</w:t>
+        <w:t xml:space="preserve"> There are multiple </w:t>
+      </w:r>
+      <w:proofErr w:type="spellStart"/>
+      <w:proofErr w:type="gramStart"/>
+      <w:r>
+        <w:t>cascadeTypes</w:t>
+      </w:r>
+      <w:proofErr w:type="spellEnd"/>
+      <w:r>
+        <w:t>(</w:t>
+      </w:r>
+      <w:proofErr w:type="gramEnd"/>
+      <w:r>
+        <w:t>ALL, PERSIST, MERGE, REMOVE, REFRESH, DETACH)</w:t>
       </w:r>
       <w:r>
         <w:t>.</w:t>
@@ -7686,6 +12105,119 @@
     </w:lvl>
   </w:abstractNum>
   <w:abstractNum w:abstractNumId="9">
+    <w:nsid w:val="50C01CCC"/>
+    <w:multiLevelType w:val="hybridMultilevel"/>
+    <w:tmpl w:val="EDBAB628"/>
+    <w:lvl w:ilvl="0" w:tplc="04090001">
+      <w:start w:val="1"/>
+      <w:numFmt w:val="bullet"/>
+      <w:lvlText w:val=""/>
+      <w:lvlJc w:val="left"/>
+      <w:pPr>
+        <w:ind w:left="720" w:hanging="360"/>
+      </w:pPr>
+      <w:rPr>
+        <w:rFonts w:ascii="Symbol" w:hAnsi="Symbol" w:hint="default"/>
+      </w:rPr>
+    </w:lvl>
+    <w:lvl w:ilvl="1" w:tplc="04090003" w:tentative="1">
+      <w:start w:val="1"/>
+      <w:numFmt w:val="bullet"/>
+      <w:lvlText w:val="o"/>
+      <w:lvlJc w:val="left"/>
+      <w:pPr>
+        <w:ind w:left="1440" w:hanging="360"/>
+      </w:pPr>
+      <w:rPr>
+        <w:rFonts w:ascii="Courier New" w:hAnsi="Courier New" w:cs="Courier New" w:hint="default"/>
+      </w:rPr>
+    </w:lvl>
+    <w:lvl w:ilvl="2" w:tplc="04090005" w:tentative="1">
+      <w:start w:val="1"/>
+      <w:numFmt w:val="bullet"/>
+      <w:lvlText w:val=""/>
+      <w:lvlJc w:val="left"/>
+      <w:pPr>
+        <w:ind w:left="2160" w:hanging="360"/>
+      </w:pPr>
+      <w:rPr>
+        <w:rFonts w:ascii="Wingdings" w:hAnsi="Wingdings" w:hint="default"/>
+      </w:rPr>
+    </w:lvl>
+    <w:lvl w:ilvl="3" w:tplc="04090001" w:tentative="1">
+      <w:start w:val="1"/>
+      <w:numFmt w:val="bullet"/>
+      <w:lvlText w:val=""/>
+      <w:lvlJc w:val="left"/>
+      <w:pPr>
+        <w:ind w:left="2880" w:hanging="360"/>
+      </w:pPr>
+      <w:rPr>
+        <w:rFonts w:ascii="Symbol" w:hAnsi="Symbol" w:hint="default"/>
+      </w:rPr>
+    </w:lvl>
+    <w:lvl w:ilvl="4" w:tplc="04090003" w:tentative="1">
+      <w:start w:val="1"/>
+      <w:numFmt w:val="bullet"/>
+      <w:lvlText w:val="o"/>
+      <w:lvlJc w:val="left"/>
+      <w:pPr>
+        <w:ind w:left="3600" w:hanging="360"/>
+      </w:pPr>
+      <w:rPr>
+        <w:rFonts w:ascii="Courier New" w:hAnsi="Courier New" w:cs="Courier New" w:hint="default"/>
+      </w:rPr>
+    </w:lvl>
+    <w:lvl w:ilvl="5" w:tplc="04090005" w:tentative="1">
+      <w:start w:val="1"/>
+      <w:numFmt w:val="bullet"/>
+      <w:lvlText w:val=""/>
+      <w:lvlJc w:val="left"/>
+      <w:pPr>
+        <w:ind w:left="4320" w:hanging="360"/>
+      </w:pPr>
+      <w:rPr>
+        <w:rFonts w:ascii="Wingdings" w:hAnsi="Wingdings" w:hint="default"/>
+      </w:rPr>
+    </w:lvl>
+    <w:lvl w:ilvl="6" w:tplc="04090001" w:tentative="1">
+      <w:start w:val="1"/>
+      <w:numFmt w:val="bullet"/>
+      <w:lvlText w:val=""/>
+      <w:lvlJc w:val="left"/>
+      <w:pPr>
+        <w:ind w:left="5040" w:hanging="360"/>
+      </w:pPr>
+      <w:rPr>
+        <w:rFonts w:ascii="Symbol" w:hAnsi="Symbol" w:hint="default"/>
+      </w:rPr>
+    </w:lvl>
+    <w:lvl w:ilvl="7" w:tplc="04090003" w:tentative="1">
+      <w:start w:val="1"/>
+      <w:numFmt w:val="bullet"/>
+      <w:lvlText w:val="o"/>
+      <w:lvlJc w:val="left"/>
+      <w:pPr>
+        <w:ind w:left="5760" w:hanging="360"/>
+      </w:pPr>
+      <w:rPr>
+        <w:rFonts w:ascii="Courier New" w:hAnsi="Courier New" w:cs="Courier New" w:hint="default"/>
+      </w:rPr>
+    </w:lvl>
+    <w:lvl w:ilvl="8" w:tplc="04090005" w:tentative="1">
+      <w:start w:val="1"/>
+      <w:numFmt w:val="bullet"/>
+      <w:lvlText w:val=""/>
+      <w:lvlJc w:val="left"/>
+      <w:pPr>
+        <w:ind w:left="6480" w:hanging="360"/>
+      </w:pPr>
+      <w:rPr>
+        <w:rFonts w:ascii="Wingdings" w:hAnsi="Wingdings" w:hint="default"/>
+      </w:rPr>
+    </w:lvl>
+  </w:abstractNum>
+  <w:abstractNum w:abstractNumId="10">
     <w:nsid w:val="520005EF"/>
     <w:multiLevelType w:val="hybridMultilevel"/>
     <w:tmpl w:val="8452A950"/>
@@ -7798,7 +12330,7 @@
       </w:rPr>
     </w:lvl>
   </w:abstractNum>
-  <w:abstractNum w:abstractNumId="10">
+  <w:abstractNum w:abstractNumId="11">
     <w:nsid w:val="56EC587F"/>
     <w:multiLevelType w:val="hybridMultilevel"/>
     <w:tmpl w:val="8DA6AA4E"/>
@@ -7911,7 +12443,7 @@
       </w:rPr>
     </w:lvl>
   </w:abstractNum>
-  <w:abstractNum w:abstractNumId="11">
+  <w:abstractNum w:abstractNumId="12">
     <w:nsid w:val="5D7E076F"/>
     <w:multiLevelType w:val="hybridMultilevel"/>
     <w:tmpl w:val="DFD467A2"/>
@@ -8000,7 +12532,7 @@
       </w:pPr>
     </w:lvl>
   </w:abstractNum>
-  <w:abstractNum w:abstractNumId="12">
+  <w:abstractNum w:abstractNumId="13">
     <w:nsid w:val="633F2959"/>
     <w:multiLevelType w:val="hybridMultilevel"/>
     <w:tmpl w:val="AB7C3138"/>
@@ -8090,7 +12622,7 @@
       </w:pPr>
     </w:lvl>
   </w:abstractNum>
-  <w:abstractNum w:abstractNumId="13">
+  <w:abstractNum w:abstractNumId="14">
     <w:nsid w:val="66E77F62"/>
     <w:multiLevelType w:val="hybridMultilevel"/>
     <w:tmpl w:val="85860816"/>
@@ -8179,7 +12711,7 @@
       </w:pPr>
     </w:lvl>
   </w:abstractNum>
-  <w:abstractNum w:abstractNumId="14">
+  <w:abstractNum w:abstractNumId="15">
     <w:nsid w:val="6D06584D"/>
     <w:multiLevelType w:val="hybridMultilevel"/>
     <w:tmpl w:val="CD980098"/>
@@ -8268,7 +12800,7 @@
       </w:pPr>
     </w:lvl>
   </w:abstractNum>
-  <w:abstractNum w:abstractNumId="15">
+  <w:abstractNum w:abstractNumId="16">
     <w:nsid w:val="6EDF36E0"/>
     <w:multiLevelType w:val="hybridMultilevel"/>
     <w:tmpl w:val="C04A8D8A"/>
@@ -8381,7 +12913,7 @@
       </w:rPr>
     </w:lvl>
   </w:abstractNum>
-  <w:abstractNum w:abstractNumId="16">
+  <w:abstractNum w:abstractNumId="17">
     <w:nsid w:val="78035F22"/>
     <w:multiLevelType w:val="hybridMultilevel"/>
     <w:tmpl w:val="D5C0C46A"/>
@@ -8494,7 +13026,7 @@
       </w:rPr>
     </w:lvl>
   </w:abstractNum>
-  <w:abstractNum w:abstractNumId="17">
+  <w:abstractNum w:abstractNumId="18">
     <w:nsid w:val="7B9F486E"/>
     <w:multiLevelType w:val="hybridMultilevel"/>
     <w:tmpl w:val="ECE21DB6"/>
@@ -8607,7 +13139,7 @@
       </w:rPr>
     </w:lvl>
   </w:abstractNum>
-  <w:abstractNum w:abstractNumId="18">
+  <w:abstractNum w:abstractNumId="19">
     <w:nsid w:val="7F885036"/>
     <w:multiLevelType w:val="hybridMultilevel"/>
     <w:tmpl w:val="DA5EC566"/>
@@ -8721,25 +13253,25 @@
     </w:lvl>
   </w:abstractNum>
   <w:num w:numId="1">
-    <w:abstractNumId w:val="17"/>
+    <w:abstractNumId w:val="18"/>
   </w:num>
   <w:num w:numId="2">
-    <w:abstractNumId w:val="13"/>
+    <w:abstractNumId w:val="14"/>
   </w:num>
   <w:num w:numId="3">
-    <w:abstractNumId w:val="14"/>
+    <w:abstractNumId w:val="15"/>
   </w:num>
   <w:num w:numId="4">
     <w:abstractNumId w:val="7"/>
   </w:num>
   <w:num w:numId="5">
-    <w:abstractNumId w:val="18"/>
+    <w:abstractNumId w:val="19"/>
   </w:num>
   <w:num w:numId="6">
     <w:abstractNumId w:val="6"/>
   </w:num>
   <w:num w:numId="7">
-    <w:abstractNumId w:val="16"/>
+    <w:abstractNumId w:val="17"/>
   </w:num>
   <w:num w:numId="8">
     <w:abstractNumId w:val="0"/>
@@ -8751,7 +13283,7 @@
     <w:abstractNumId w:val="2"/>
   </w:num>
   <w:num w:numId="11">
-    <w:abstractNumId w:val="10"/>
+    <w:abstractNumId w:val="11"/>
   </w:num>
   <w:num w:numId="12">
     <w:abstractNumId w:val="3"/>
@@ -8760,22 +13292,25 @@
     <w:abstractNumId w:val="8"/>
   </w:num>
   <w:num w:numId="14">
-    <w:abstractNumId w:val="11"/>
+    <w:abstractNumId w:val="12"/>
   </w:num>
   <w:num w:numId="15">
-    <w:abstractNumId w:val="9"/>
+    <w:abstractNumId w:val="10"/>
   </w:num>
   <w:num w:numId="16">
     <w:abstractNumId w:val="5"/>
   </w:num>
   <w:num w:numId="17">
-    <w:abstractNumId w:val="12"/>
+    <w:abstractNumId w:val="13"/>
   </w:num>
   <w:num w:numId="18">
     <w:abstractNumId w:val="4"/>
   </w:num>
   <w:num w:numId="19">
-    <w:abstractNumId w:val="15"/>
+    <w:abstractNumId w:val="16"/>
+  </w:num>
+  <w:num w:numId="20">
+    <w:abstractNumId w:val="9"/>
   </w:num>
 </w:numbering>
 </file>
